--- a/Docs/Rapport de projet AGL3.docx
+++ b/Docs/Rapport de projet AGL3.docx
@@ -7,18 +7,85 @@
         <w:rPr>
           <w:noProof/>
         </w:rPr>
+        <w:drawing>
+          <wp:anchor distT="0" distB="0" distL="114300" distR="114300" simplePos="0" relativeHeight="251659264" behindDoc="0" locked="0" layoutInCell="1" allowOverlap="1" wp14:anchorId="12FB8119" wp14:editId="6E3F0721">
+            <wp:simplePos x="0" y="0"/>
+            <wp:positionH relativeFrom="column">
+              <wp:posOffset>-218440</wp:posOffset>
+            </wp:positionH>
+            <wp:positionV relativeFrom="paragraph">
+              <wp:posOffset>181659</wp:posOffset>
+            </wp:positionV>
+            <wp:extent cx="2043036" cy="1378341"/>
+            <wp:effectExtent l="0" t="0" r="0" b="0"/>
+            <wp:wrapNone/>
+            <wp:docPr id="2" name="Picture 2"/>
+            <wp:cNvGraphicFramePr>
+              <a:graphicFrameLocks xmlns:a="http://schemas.openxmlformats.org/drawingml/2006/main" noChangeAspect="1"/>
+            </wp:cNvGraphicFramePr>
+            <a:graphic xmlns:a="http://schemas.openxmlformats.org/drawingml/2006/main">
+              <a:graphicData uri="http://schemas.openxmlformats.org/drawingml/2006/picture">
+                <pic:pic xmlns:pic="http://schemas.openxmlformats.org/drawingml/2006/picture">
+                  <pic:nvPicPr>
+                    <pic:cNvPr id="0" name="Picture 1"/>
+                    <pic:cNvPicPr>
+                      <a:picLocks noChangeAspect="1" noChangeArrowheads="1"/>
+                    </pic:cNvPicPr>
+                  </pic:nvPicPr>
+                  <pic:blipFill>
+                    <a:blip r:embed="rId7">
+                      <a:extLst>
+                        <a:ext uri="{28A0092B-C50C-407E-A947-70E740481C1C}">
+                          <a14:useLocalDpi xmlns:a14="http://schemas.microsoft.com/office/drawing/2010/main" val="0"/>
+                        </a:ext>
+                      </a:extLst>
+                    </a:blip>
+                    <a:srcRect/>
+                    <a:stretch>
+                      <a:fillRect/>
+                    </a:stretch>
+                  </pic:blipFill>
+                  <pic:spPr bwMode="auto">
+                    <a:xfrm>
+                      <a:off x="0" y="0"/>
+                      <a:ext cx="2043036" cy="1378341"/>
+                    </a:xfrm>
+                    <a:prstGeom prst="rect">
+                      <a:avLst/>
+                    </a:prstGeom>
+                    <a:noFill/>
+                    <a:ln>
+                      <a:noFill/>
+                    </a:ln>
+                  </pic:spPr>
+                </pic:pic>
+              </a:graphicData>
+            </a:graphic>
+            <wp14:sizeRelH relativeFrom="margin">
+              <wp14:pctWidth>0</wp14:pctWidth>
+            </wp14:sizeRelH>
+            <wp14:sizeRelV relativeFrom="margin">
+              <wp14:pctHeight>0</wp14:pctHeight>
+            </wp14:sizeRelV>
+          </wp:anchor>
+        </w:drawing>
+      </w:r>
+      <w:r>
+        <w:rPr>
+          <w:noProof/>
+        </w:rPr>
         <mc:AlternateContent>
           <mc:Choice Requires="wps">
             <w:drawing>
-              <wp:anchor distT="0" distB="0" distL="114300" distR="114300" simplePos="0" relativeHeight="251663360" behindDoc="0" locked="0" layoutInCell="1" allowOverlap="1" wp14:anchorId="28ACEC16" wp14:editId="3BF906E3">
+              <wp:anchor distT="0" distB="0" distL="114300" distR="114300" simplePos="0" relativeHeight="251663360" behindDoc="0" locked="0" layoutInCell="1" allowOverlap="1" wp14:anchorId="28ACEC16" wp14:editId="38942C1F">
                 <wp:simplePos x="0" y="0"/>
                 <wp:positionH relativeFrom="column">
-                  <wp:posOffset>-287655</wp:posOffset>
+                  <wp:posOffset>-554990</wp:posOffset>
                 </wp:positionH>
                 <wp:positionV relativeFrom="paragraph">
-                  <wp:posOffset>109441</wp:posOffset>
+                  <wp:posOffset>168226</wp:posOffset>
                 </wp:positionV>
-                <wp:extent cx="2279236" cy="405516"/>
+                <wp:extent cx="2792437" cy="405130"/>
                 <wp:effectExtent l="0" t="0" r="0" b="0"/>
                 <wp:wrapNone/>
                 <wp:docPr id="6" name="Text Box 6"/>
@@ -30,7 +97,7 @@
                       <wps:spPr>
                         <a:xfrm>
                           <a:off x="0" y="0"/>
-                          <a:ext cx="2279236" cy="405516"/>
+                          <a:ext cx="2792437" cy="405130"/>
                         </a:xfrm>
                         <a:prstGeom prst="rect">
                           <a:avLst/>
@@ -59,7 +126,16 @@
                                 <w:sz w:val="20"/>
                                 <w:szCs w:val="20"/>
                               </w:rPr>
-                              <w:t>MINISTERE DE LA COMMUNICATION ET DE L'ÉCONOMIE NUMERIQUE</w:t>
+                              <w:t xml:space="preserve">MINISTERE DE LA </w:t>
+                            </w:r>
+                            <w:r>
+                              <w:rPr>
+                                <w:b/>
+                                <w:bCs/>
+                                <w:sz w:val="20"/>
+                                <w:szCs w:val="20"/>
+                              </w:rPr>
+                              <w:t>TRANSITION NUMERIQUE ET DE LA DIGITALISATION</w:t>
                             </w:r>
                           </w:p>
                         </w:txbxContent>
@@ -88,7 +164,7 @@
                 <v:stroke joinstyle="miter"/>
                 <v:path gradientshapeok="t" o:connecttype="rect"/>
               </v:shapetype>
-              <v:shape id="Text Box 6" o:spid="_x0000_s1026" type="#_x0000_t202" style="position:absolute;margin-left:-22.65pt;margin-top:8.6pt;width:179.45pt;height:31.95pt;z-index:251663360;visibility:visible;mso-wrap-style:square;mso-width-percent:0;mso-height-percent:0;mso-wrap-distance-left:9pt;mso-wrap-distance-top:0;mso-wrap-distance-right:9pt;mso-wrap-distance-bottom:0;mso-position-horizontal:absolute;mso-position-horizontal-relative:text;mso-position-vertical:absolute;mso-position-vertical-relative:text;mso-width-percent:0;mso-height-percent:0;mso-width-relative:margin;mso-height-relative:margin;v-text-anchor:top" o:gfxdata="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" filled="f" stroked="f" strokeweight=".5pt">
+              <v:shape id="Text Box 6" o:spid="_x0000_s1026" type="#_x0000_t202" style="position:absolute;margin-left:-43.7pt;margin-top:13.25pt;width:219.9pt;height:31.9pt;z-index:251663360;visibility:visible;mso-wrap-style:square;mso-width-percent:0;mso-height-percent:0;mso-wrap-distance-left:9pt;mso-wrap-distance-top:0;mso-wrap-distance-right:9pt;mso-wrap-distance-bottom:0;mso-position-horizontal:absolute;mso-position-horizontal-relative:text;mso-position-vertical:absolute;mso-position-vertical-relative:text;mso-width-percent:0;mso-height-percent:0;mso-width-relative:margin;mso-height-relative:margin;v-text-anchor:top" o:gfxdata="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" filled="f" stroked="f" strokeweight=".5pt">
                 <v:textbox>
                   <w:txbxContent>
                     <w:p>
@@ -108,7 +184,16 @@
                           <w:sz w:val="20"/>
                           <w:szCs w:val="20"/>
                         </w:rPr>
-                        <w:t>MINISTERE DE LA COMMUNICATION ET DE L'ÉCONOMIE NUMERIQUE</w:t>
+                        <w:t xml:space="preserve">MINISTERE DE LA </w:t>
+                      </w:r>
+                      <w:r>
+                        <w:rPr>
+                          <w:b/>
+                          <w:bCs/>
+                          <w:sz w:val="20"/>
+                          <w:szCs w:val="20"/>
+                        </w:rPr>
+                        <w:t>TRANSITION NUMERIQUE ET DE LA DIGITALISATION</w:t>
                       </w:r>
                     </w:p>
                   </w:txbxContent>
@@ -148,7 +233,7 @@
                     </pic:cNvPicPr>
                   </pic:nvPicPr>
                   <pic:blipFill>
-                    <a:blip r:embed="rId7" cstate="print">
+                    <a:blip r:embed="rId8" cstate="print">
                       <a:extLst>
                         <a:ext uri="{28A0092B-C50C-407E-A947-70E740481C1C}">
                           <a14:useLocalDpi xmlns:a14="http://schemas.microsoft.com/office/drawing/2010/main" val="0"/>
@@ -187,6 +272,188 @@
       </w:r>
     </w:p>
     <w:p>
+      <w:r>
+        <w:rPr>
+          <w:noProof/>
+        </w:rPr>
+        <mc:AlternateContent>
+          <mc:Choice Requires="wps">
+            <w:drawing>
+              <wp:anchor distT="0" distB="0" distL="114300" distR="114300" simplePos="0" relativeHeight="251664384" behindDoc="0" locked="0" layoutInCell="1" allowOverlap="1" wp14:anchorId="64661829" wp14:editId="74AE7926">
+                <wp:simplePos x="0" y="0"/>
+                <wp:positionH relativeFrom="column">
+                  <wp:posOffset>273685</wp:posOffset>
+                </wp:positionH>
+                <wp:positionV relativeFrom="paragraph">
+                  <wp:posOffset>271194</wp:posOffset>
+                </wp:positionV>
+                <wp:extent cx="1075690" cy="0"/>
+                <wp:effectExtent l="0" t="19050" r="29210" b="19050"/>
+                <wp:wrapNone/>
+                <wp:docPr id="7" name="Straight Connector 7"/>
+                <wp:cNvGraphicFramePr/>
+                <a:graphic xmlns:a="http://schemas.openxmlformats.org/drawingml/2006/main">
+                  <a:graphicData uri="http://schemas.microsoft.com/office/word/2010/wordprocessingShape">
+                    <wps:wsp>
+                      <wps:cNvCnPr/>
+                      <wps:spPr>
+                        <a:xfrm>
+                          <a:off x="0" y="0"/>
+                          <a:ext cx="1075690" cy="0"/>
+                        </a:xfrm>
+                        <a:prstGeom prst="line">
+                          <a:avLst/>
+                        </a:prstGeom>
+                        <a:ln w="28575">
+                          <a:solidFill>
+                            <a:srgbClr val="0070C0"/>
+                          </a:solidFill>
+                        </a:ln>
+                      </wps:spPr>
+                      <wps:style>
+                        <a:lnRef idx="1">
+                          <a:schemeClr val="accent1"/>
+                        </a:lnRef>
+                        <a:fillRef idx="0">
+                          <a:schemeClr val="accent1"/>
+                        </a:fillRef>
+                        <a:effectRef idx="0">
+                          <a:schemeClr val="accent1"/>
+                        </a:effectRef>
+                        <a:fontRef idx="minor">
+                          <a:schemeClr val="tx1"/>
+                        </a:fontRef>
+                      </wps:style>
+                      <wps:bodyPr/>
+                    </wps:wsp>
+                  </a:graphicData>
+                </a:graphic>
+                <wp14:sizeRelH relativeFrom="margin">
+                  <wp14:pctWidth>0</wp14:pctWidth>
+                </wp14:sizeRelH>
+              </wp:anchor>
+            </w:drawing>
+          </mc:Choice>
+          <mc:Fallback>
+            <w:pict>
+              <v:line w14:anchorId="3DF73AEF" id="Straight Connector 7" o:spid="_x0000_s1026" style="position:absolute;z-index:251664384;visibility:visible;mso-wrap-style:square;mso-width-percent:0;mso-wrap-distance-left:9pt;mso-wrap-distance-top:0;mso-wrap-distance-right:9pt;mso-wrap-distance-bottom:0;mso-position-horizontal:absolute;mso-position-horizontal-relative:text;mso-position-vertical:absolute;mso-position-vertical-relative:text;mso-width-percent:0;mso-width-relative:margin" from="21.55pt,21.35pt" to="106.25pt,21.35pt" o:gfxdata="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" strokecolor="#0070c0" strokeweight="2.25pt">
+                <v:stroke joinstyle="miter"/>
+              </v:line>
+            </w:pict>
+          </mc:Fallback>
+        </mc:AlternateContent>
+      </w:r>
+      <w:r>
+        <w:rPr>
+          <w:noProof/>
+        </w:rPr>
+        <mc:AlternateContent>
+          <mc:Choice Requires="wps">
+            <w:drawing>
+              <wp:anchor distT="0" distB="0" distL="114300" distR="114300" simplePos="0" relativeHeight="251665408" behindDoc="0" locked="0" layoutInCell="1" allowOverlap="1" wp14:anchorId="5CAE180A" wp14:editId="5532BFF8">
+                <wp:simplePos x="0" y="0"/>
+                <wp:positionH relativeFrom="column">
+                  <wp:posOffset>-389255</wp:posOffset>
+                </wp:positionH>
+                <wp:positionV relativeFrom="paragraph">
+                  <wp:posOffset>718869</wp:posOffset>
+                </wp:positionV>
+                <wp:extent cx="2264410" cy="604520"/>
+                <wp:effectExtent l="0" t="0" r="0" b="5080"/>
+                <wp:wrapNone/>
+                <wp:docPr id="8" name="Text Box 8"/>
+                <wp:cNvGraphicFramePr/>
+                <a:graphic xmlns:a="http://schemas.openxmlformats.org/drawingml/2006/main">
+                  <a:graphicData uri="http://schemas.microsoft.com/office/word/2010/wordprocessingShape">
+                    <wps:wsp>
+                      <wps:cNvSpPr txBox="1"/>
+                      <wps:spPr>
+                        <a:xfrm>
+                          <a:off x="0" y="0"/>
+                          <a:ext cx="2264410" cy="604520"/>
+                        </a:xfrm>
+                        <a:prstGeom prst="rect">
+                          <a:avLst/>
+                        </a:prstGeom>
+                        <a:noFill/>
+                        <a:ln w="6350">
+                          <a:noFill/>
+                        </a:ln>
+                      </wps:spPr>
+                      <wps:txbx>
+                        <w:txbxContent>
+                          <w:p>
+                            <w:pPr>
+                              <w:jc w:val="center"/>
+                              <w:rPr>
+                                <w:b/>
+                                <w:bCs/>
+                                <w:sz w:val="20"/>
+                                <w:szCs w:val="20"/>
+                              </w:rPr>
+                            </w:pPr>
+                            <w:r>
+                              <w:rPr>
+                                <w:b/>
+                                <w:bCs/>
+                                <w:sz w:val="20"/>
+                                <w:szCs w:val="20"/>
+                              </w:rPr>
+                              <w:t>Ecole supérieure Africaine des Technologies de l’Information et de la Communication</w:t>
+                            </w:r>
+                          </w:p>
+                        </w:txbxContent>
+                      </wps:txbx>
+                      <wps:bodyPr rot="0" spcFirstLastPara="0" vertOverflow="overflow" horzOverflow="overflow" vert="horz" wrap="square" lIns="91440" tIns="45720" rIns="91440" bIns="45720" numCol="1" spcCol="0" rtlCol="0" fromWordArt="0" anchor="t" anchorCtr="0" forceAA="0" compatLnSpc="1">
+                        <a:prstTxWarp prst="textNoShape">
+                          <a:avLst/>
+                        </a:prstTxWarp>
+                        <a:noAutofit/>
+                      </wps:bodyPr>
+                    </wps:wsp>
+                  </a:graphicData>
+                </a:graphic>
+                <wp14:sizeRelH relativeFrom="margin">
+                  <wp14:pctWidth>0</wp14:pctWidth>
+                </wp14:sizeRelH>
+                <wp14:sizeRelV relativeFrom="margin">
+                  <wp14:pctHeight>0</wp14:pctHeight>
+                </wp14:sizeRelV>
+              </wp:anchor>
+            </w:drawing>
+          </mc:Choice>
+          <mc:Fallback>
+            <w:pict>
+              <v:shape w14:anchorId="5CAE180A" id="Text Box 8" o:spid="_x0000_s1027" type="#_x0000_t202" style="position:absolute;margin-left:-30.65pt;margin-top:56.6pt;width:178.3pt;height:47.6pt;z-index:251665408;visibility:visible;mso-wrap-style:square;mso-width-percent:0;mso-height-percent:0;mso-wrap-distance-left:9pt;mso-wrap-distance-top:0;mso-wrap-distance-right:9pt;mso-wrap-distance-bottom:0;mso-position-horizontal:absolute;mso-position-horizontal-relative:text;mso-position-vertical:absolute;mso-position-vertical-relative:text;mso-width-percent:0;mso-height-percent:0;mso-width-relative:margin;mso-height-relative:margin;v-text-anchor:top" o:gfxdata="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" filled="f" stroked="f" strokeweight=".5pt">
+                <v:textbox>
+                  <w:txbxContent>
+                    <w:p>
+                      <w:pPr>
+                        <w:jc w:val="center"/>
+                        <w:rPr>
+                          <w:b/>
+                          <w:bCs/>
+                          <w:sz w:val="20"/>
+                          <w:szCs w:val="20"/>
+                        </w:rPr>
+                      </w:pPr>
+                      <w:r>
+                        <w:rPr>
+                          <w:b/>
+                          <w:bCs/>
+                          <w:sz w:val="20"/>
+                          <w:szCs w:val="20"/>
+                        </w:rPr>
+                        <w:t>Ecole supérieure Africaine des Technologies de l’Information et de la Communication</w:t>
+                      </w:r>
+                    </w:p>
+                  </w:txbxContent>
+                </v:textbox>
+              </v:shape>
+            </w:pict>
+          </mc:Fallback>
+        </mc:AlternateContent>
+      </w:r>
       <w:r>
         <w:rPr>
           <w:noProof/>
@@ -276,7 +543,7 @@
           </mc:Choice>
           <mc:Fallback>
             <w:pict>
-              <v:shape w14:anchorId="13A6DCB7" id="Text Box 13" o:spid="_x0000_s1027" type="#_x0000_t202" style="position:absolute;margin-left:66.15pt;margin-top:220.7pt;width:325.65pt;height:43.5pt;z-index:251669504;visibility:visible;mso-wrap-style:square;mso-width-percent:0;mso-height-percent:0;mso-wrap-distance-left:9pt;mso-wrap-distance-top:0;mso-wrap-distance-right:9pt;mso-wrap-distance-bottom:0;mso-position-horizontal:absolute;mso-position-horizontal-relative:text;mso-position-vertical:absolute;mso-position-vertical-relative:text;mso-width-percent:0;mso-height-percent:0;mso-width-relative:margin;mso-height-relative:margin;v-text-anchor:top" o:gfxdata="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" filled="f" stroked="f" strokeweight=".5pt">
+              <v:shape w14:anchorId="13A6DCB7" id="Text Box 13" o:spid="_x0000_s1028" type="#_x0000_t202" style="position:absolute;margin-left:66.15pt;margin-top:220.7pt;width:325.65pt;height:43.5pt;z-index:251669504;visibility:visible;mso-wrap-style:square;mso-width-percent:0;mso-height-percent:0;mso-wrap-distance-left:9pt;mso-wrap-distance-top:0;mso-wrap-distance-right:9pt;mso-wrap-distance-bottom:0;mso-position-horizontal:absolute;mso-position-horizontal-relative:text;mso-position-vertical:absolute;mso-position-vertical-relative:text;mso-width-percent:0;mso-height-percent:0;mso-width-relative:margin;mso-height-relative:margin;v-text-anchor:top" o:gfxdata="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" filled="f" stroked="f" strokeweight=".5pt">
                 <v:textbox>
                   <w:txbxContent>
                     <w:p>
@@ -407,7 +674,7 @@
           </mc:Choice>
           <mc:Fallback>
             <w:pict>
-              <v:shape w14:anchorId="54F241BB" id="Text Box 17" o:spid="_x0000_s1028" type="#_x0000_t202" style="position:absolute;margin-left:-36.1pt;margin-top:522.75pt;width:183.85pt;height:98pt;z-index:251674624;visibility:visible;mso-wrap-style:square;mso-height-percent:0;mso-wrap-distance-left:9pt;mso-wrap-distance-top:0;mso-wrap-distance-right:9pt;mso-wrap-distance-bottom:0;mso-position-horizontal:absolute;mso-position-horizontal-relative:text;mso-position-vertical:absolute;mso-position-vertical-relative:text;mso-height-percent:0;mso-height-relative:margin;v-text-anchor:top" o:gfxdata="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" filled="f" stroked="f" strokeweight=".5pt">
+              <v:shape w14:anchorId="54F241BB" id="Text Box 17" o:spid="_x0000_s1029" type="#_x0000_t202" style="position:absolute;margin-left:-36.1pt;margin-top:522.75pt;width:183.85pt;height:98pt;z-index:251674624;visibility:visible;mso-wrap-style:square;mso-height-percent:0;mso-wrap-distance-left:9pt;mso-wrap-distance-top:0;mso-wrap-distance-right:9pt;mso-wrap-distance-bottom:0;mso-position-horizontal:absolute;mso-position-horizontal-relative:text;mso-position-vertical:absolute;mso-position-vertical-relative:text;mso-height-percent:0;mso-height-relative:margin;v-text-anchor:top" o:gfxdata="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" filled="f" stroked="f" strokeweight=".5pt">
                 <v:textbox>
                   <w:txbxContent>
                     <w:p>
@@ -523,7 +790,7 @@
           </mc:Choice>
           <mc:Fallback>
             <w:pict>
-              <v:shape w14:anchorId="56D60CF9" id="Text Box 18" o:spid="_x0000_s1029" type="#_x0000_t202" style="position:absolute;margin-left:-36pt;margin-top:559.6pt;width:187.75pt;height:23.8pt;z-index:251676672;visibility:visible;mso-wrap-style:square;mso-width-percent:0;mso-height-percent:0;mso-wrap-distance-left:9pt;mso-wrap-distance-top:0;mso-wrap-distance-right:9pt;mso-wrap-distance-bottom:0;mso-position-horizontal:absolute;mso-position-horizontal-relative:text;mso-position-vertical:absolute;mso-position-vertical-relative:text;mso-width-percent:0;mso-height-percent:0;mso-width-relative:margin;mso-height-relative:margin;v-text-anchor:top" o:gfxdata="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" filled="f" stroked="f" strokeweight=".5pt">
+              <v:shape w14:anchorId="56D60CF9" id="Text Box 18" o:spid="_x0000_s1030" type="#_x0000_t202" style="position:absolute;margin-left:-36pt;margin-top:559.6pt;width:187.75pt;height:23.8pt;z-index:251676672;visibility:visible;mso-wrap-style:square;mso-width-percent:0;mso-height-percent:0;mso-wrap-distance-left:9pt;mso-wrap-distance-top:0;mso-wrap-distance-right:9pt;mso-wrap-distance-bottom:0;mso-position-horizontal:absolute;mso-position-horizontal-relative:text;mso-position-vertical:absolute;mso-position-vertical-relative:text;mso-width-percent:0;mso-height-percent:0;mso-width-relative:margin;mso-height-relative:margin;v-text-anchor:top" o:gfxdata="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" filled="f" stroked="f" strokeweight=".5pt">
                 <v:textbox>
                   <w:txbxContent>
                     <w:p>
@@ -687,7 +954,7 @@
           </mc:Choice>
           <mc:Fallback>
             <w:pict>
-              <v:shape w14:anchorId="6E724DBA" id="Text Box 16" o:spid="_x0000_s1030" type="#_x0000_t202" style="position:absolute;margin-left:127.95pt;margin-top:362.7pt;width:183.9pt;height:98.05pt;z-index:251672576;visibility:visible;mso-wrap-style:square;mso-height-percent:0;mso-wrap-distance-left:9pt;mso-wrap-distance-top:0;mso-wrap-distance-right:9pt;mso-wrap-distance-bottom:0;mso-position-horizontal:absolute;mso-position-horizontal-relative:text;mso-position-vertical:absolute;mso-position-vertical-relative:text;mso-height-percent:0;mso-height-relative:margin;v-text-anchor:top" o:gfxdata="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" filled="f" stroked="f" strokeweight=".5pt">
+              <v:shape w14:anchorId="6E724DBA" id="Text Box 16" o:spid="_x0000_s1031" type="#_x0000_t202" style="position:absolute;margin-left:127.95pt;margin-top:362.7pt;width:183.9pt;height:98.05pt;z-index:251672576;visibility:visible;mso-wrap-style:square;mso-height-percent:0;mso-wrap-distance-left:9pt;mso-wrap-distance-top:0;mso-wrap-distance-right:9pt;mso-wrap-distance-bottom:0;mso-position-horizontal:absolute;mso-position-horizontal-relative:text;mso-position-vertical:absolute;mso-position-vertical-relative:text;mso-height-percent:0;mso-height-relative:margin;v-text-anchor:top" o:gfxdata="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" filled="f" stroked="f" strokeweight=".5pt">
                 <v:textbox>
                   <w:txbxContent>
                     <w:p>
@@ -790,7 +1057,7 @@
         <mc:AlternateContent>
           <mc:Choice Requires="wps">
             <w:drawing>
-              <wp:anchor distT="0" distB="0" distL="114300" distR="114300" simplePos="0" relativeHeight="251671552" behindDoc="0" locked="0" layoutInCell="1" allowOverlap="1" wp14:anchorId="7EA20146" wp14:editId="2176B014">
+              <wp:anchor distT="0" distB="0" distL="114300" distR="114300" simplePos="0" relativeHeight="251671552" behindDoc="0" locked="0" layoutInCell="1" allowOverlap="1" wp14:anchorId="7EA20146" wp14:editId="1E513029">
                 <wp:simplePos x="0" y="0"/>
                 <wp:positionH relativeFrom="column">
                   <wp:posOffset>1505585</wp:posOffset>
@@ -870,7 +1137,7 @@
           </mc:Choice>
           <mc:Fallback>
             <w:pict>
-              <v:shape w14:anchorId="7EA20146" id="Text Box 15" o:spid="_x0000_s1031" type="#_x0000_t202" style="position:absolute;margin-left:118.55pt;margin-top:616.75pt;width:218.75pt;height:62pt;z-index:251671552;visibility:visible;mso-wrap-style:square;mso-width-percent:0;mso-height-percent:0;mso-wrap-distance-left:9pt;mso-wrap-distance-top:0;mso-wrap-distance-right:9pt;mso-wrap-distance-bottom:0;mso-position-horizontal:absolute;mso-position-horizontal-relative:text;mso-position-vertical:absolute;mso-position-vertical-relative:text;mso-width-percent:0;mso-height-percent:0;mso-width-relative:margin;mso-height-relative:margin;v-text-anchor:top" o:gfxdata="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" filled="f" stroked="f" strokeweight=".5pt">
+              <v:shape w14:anchorId="7EA20146" id="Text Box 15" o:spid="_x0000_s1032" type="#_x0000_t202" style="position:absolute;margin-left:118.55pt;margin-top:616.75pt;width:218.75pt;height:62pt;z-index:251671552;visibility:visible;mso-wrap-style:square;mso-width-percent:0;mso-height-percent:0;mso-wrap-distance-left:9pt;mso-wrap-distance-top:0;mso-wrap-distance-right:9pt;mso-wrap-distance-bottom:0;mso-position-horizontal:absolute;mso-position-horizontal-relative:text;mso-position-vertical:absolute;mso-position-vertical-relative:text;mso-width-percent:0;mso-height-percent:0;mso-width-relative:margin;mso-height-relative:margin;v-text-anchor:top" o:gfxdata="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" filled="f" stroked="f" strokeweight=".5pt">
                 <v:textbox>
                   <w:txbxContent>
                     <w:p>
@@ -905,73 +1172,6 @@
             </w:pict>
           </mc:Fallback>
         </mc:AlternateContent>
-      </w:r>
-      <w:r>
-        <w:rPr>
-          <w:noProof/>
-        </w:rPr>
-        <w:drawing>
-          <wp:anchor distT="0" distB="0" distL="114300" distR="114300" simplePos="0" relativeHeight="251659264" behindDoc="0" locked="0" layoutInCell="1" allowOverlap="1" wp14:anchorId="12FB8119" wp14:editId="614DBE3D">
-            <wp:simplePos x="0" y="0"/>
-            <wp:positionH relativeFrom="column">
-              <wp:posOffset>-197485</wp:posOffset>
-            </wp:positionH>
-            <wp:positionV relativeFrom="paragraph">
-              <wp:posOffset>365235</wp:posOffset>
-            </wp:positionV>
-            <wp:extent cx="2043036" cy="1378341"/>
-            <wp:effectExtent l="0" t="0" r="0" b="0"/>
-            <wp:wrapNone/>
-            <wp:docPr id="2" name="Picture 2"/>
-            <wp:cNvGraphicFramePr>
-              <a:graphicFrameLocks xmlns:a="http://schemas.openxmlformats.org/drawingml/2006/main" noChangeAspect="1"/>
-            </wp:cNvGraphicFramePr>
-            <a:graphic xmlns:a="http://schemas.openxmlformats.org/drawingml/2006/main">
-              <a:graphicData uri="http://schemas.openxmlformats.org/drawingml/2006/picture">
-                <pic:pic xmlns:pic="http://schemas.openxmlformats.org/drawingml/2006/picture">
-                  <pic:nvPicPr>
-                    <pic:cNvPr id="0" name="Picture 1"/>
-                    <pic:cNvPicPr>
-                      <a:picLocks noChangeAspect="1" noChangeArrowheads="1"/>
-                    </pic:cNvPicPr>
-                  </pic:nvPicPr>
-                  <pic:blipFill>
-                    <a:blip r:embed="rId8">
-                      <a:extLst>
-                        <a:ext uri="{28A0092B-C50C-407E-A947-70E740481C1C}">
-                          <a14:useLocalDpi xmlns:a14="http://schemas.microsoft.com/office/drawing/2010/main" val="0"/>
-                        </a:ext>
-                      </a:extLst>
-                    </a:blip>
-                    <a:srcRect/>
-                    <a:stretch>
-                      <a:fillRect/>
-                    </a:stretch>
-                  </pic:blipFill>
-                  <pic:spPr bwMode="auto">
-                    <a:xfrm>
-                      <a:off x="0" y="0"/>
-                      <a:ext cx="2043036" cy="1378341"/>
-                    </a:xfrm>
-                    <a:prstGeom prst="rect">
-                      <a:avLst/>
-                    </a:prstGeom>
-                    <a:noFill/>
-                    <a:ln>
-                      <a:noFill/>
-                    </a:ln>
-                  </pic:spPr>
-                </pic:pic>
-              </a:graphicData>
-            </a:graphic>
-            <wp14:sizeRelH relativeFrom="margin">
-              <wp14:pctWidth>0</wp14:pctWidth>
-            </wp14:sizeRelH>
-            <wp14:sizeRelV relativeFrom="margin">
-              <wp14:pctHeight>0</wp14:pctHeight>
-            </wp14:sizeRelV>
-          </wp:anchor>
-        </w:drawing>
       </w:r>
       <w:r>
         <w:rPr>
@@ -1051,7 +1251,7 @@
           </mc:Choice>
           <mc:Fallback>
             <w:pict>
-              <v:shape w14:anchorId="6101AA0C" id="Text Box 9" o:spid="_x0000_s1032" type="#_x0000_t202" style="position:absolute;margin-left:307.85pt;margin-top:67.5pt;width:198.85pt;height:24.9pt;z-index:251666432;visibility:visible;mso-wrap-style:square;mso-width-percent:0;mso-wrap-distance-left:9pt;mso-wrap-distance-top:0;mso-wrap-distance-right:9pt;mso-wrap-distance-bottom:0;mso-position-horizontal:absolute;mso-position-horizontal-relative:text;mso-position-vertical:absolute;mso-position-vertical-relative:text;mso-width-percent:0;mso-width-relative:margin;v-text-anchor:top" o:gfxdata="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" filled="f" stroked="f" strokeweight=".5pt">
+              <v:shape w14:anchorId="6101AA0C" id="Text Box 9" o:spid="_x0000_s1033" type="#_x0000_t202" style="position:absolute;margin-left:307.85pt;margin-top:67.5pt;width:198.85pt;height:24.9pt;z-index:251666432;visibility:visible;mso-wrap-style:square;mso-width-percent:0;mso-wrap-distance-left:9pt;mso-wrap-distance-top:0;mso-wrap-distance-right:9pt;mso-wrap-distance-bottom:0;mso-position-horizontal:absolute;mso-position-horizontal-relative:text;mso-position-vertical:absolute;mso-position-vertical-relative:text;mso-width-percent:0;mso-width-relative:margin;v-text-anchor:top" o:gfxdata="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" filled="f" stroked="f" strokeweight=".5pt">
                 <v:textbox>
                   <w:txbxContent>
                     <w:p>
@@ -1088,7 +1288,7 @@
         <mc:AlternateContent>
           <mc:Choice Requires="wps">
             <w:drawing>
-              <wp:anchor distT="0" distB="0" distL="114300" distR="114300" simplePos="0" relativeHeight="251670528" behindDoc="0" locked="0" layoutInCell="1" allowOverlap="1" wp14:anchorId="6BD17DE7" wp14:editId="24FD0D48">
+              <wp:anchor distT="0" distB="0" distL="114300" distR="114300" simplePos="0" relativeHeight="251670528" behindDoc="0" locked="0" layoutInCell="1" allowOverlap="1" wp14:anchorId="6BD17DE7" wp14:editId="65BE9EC9">
                 <wp:simplePos x="0" y="0"/>
                 <wp:positionH relativeFrom="column">
                   <wp:posOffset>62230</wp:posOffset>
@@ -1194,7 +1394,7 @@
           </mc:Choice>
           <mc:Fallback>
             <w:pict>
-              <v:rect w14:anchorId="6BD17DE7" id="Rectangle 14" o:spid="_x0000_s1033" style="position:absolute;margin-left:4.9pt;margin-top:261.55pt;width:444.55pt;height:93.05pt;z-index:251670528;visibility:visible;mso-wrap-style:square;mso-width-percent:0;mso-wrap-distance-left:9pt;mso-wrap-distance-top:0;mso-wrap-distance-right:9pt;mso-wrap-distance-bottom:0;mso-position-horizontal:absolute;mso-position-horizontal-relative:text;mso-position-vertical:absolute;mso-position-vertical-relative:text;mso-width-percent:0;mso-width-relative:margin;v-text-anchor:middle" o:gfxdata="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" filled="f" strokecolor="#0070c0" strokeweight="2.25pt">
+              <v:rect w14:anchorId="6BD17DE7" id="Rectangle 14" o:spid="_x0000_s1034" style="position:absolute;margin-left:4.9pt;margin-top:261.55pt;width:444.55pt;height:93.05pt;z-index:251670528;visibility:visible;mso-wrap-style:square;mso-width-percent:0;mso-wrap-distance-left:9pt;mso-wrap-distance-top:0;mso-wrap-distance-right:9pt;mso-wrap-distance-bottom:0;mso-position-horizontal:absolute;mso-position-horizontal-relative:text;mso-position-vertical:absolute;mso-position-vertical-relative:text;mso-width-percent:0;mso-width-relative:margin;v-text-anchor:middle" o:gfxdata="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" filled="f" strokecolor="#0070c0" strokeweight="2.25pt">
                 <v:textbox>
                   <w:txbxContent>
                     <w:p>
@@ -1242,181 +1442,11 @@
         </mc:AlternateContent>
       </w:r>
       <w:r>
-        <w:rPr>
-          <w:noProof/>
-        </w:rPr>
-        <mc:AlternateContent>
-          <mc:Choice Requires="wps">
-            <w:drawing>
-              <wp:anchor distT="0" distB="0" distL="114300" distR="114300" simplePos="0" relativeHeight="251665408" behindDoc="0" locked="0" layoutInCell="1" allowOverlap="1" wp14:anchorId="5CAE180A" wp14:editId="206AB79C">
-                <wp:simplePos x="0" y="0"/>
-                <wp:positionH relativeFrom="column">
-                  <wp:posOffset>-344365</wp:posOffset>
-                </wp:positionH>
-                <wp:positionV relativeFrom="paragraph">
-                  <wp:posOffset>255270</wp:posOffset>
-                </wp:positionV>
-                <wp:extent cx="2264410" cy="604520"/>
-                <wp:effectExtent l="0" t="0" r="0" b="5080"/>
-                <wp:wrapNone/>
-                <wp:docPr id="8" name="Text Box 8"/>
-                <wp:cNvGraphicFramePr/>
-                <a:graphic xmlns:a="http://schemas.openxmlformats.org/drawingml/2006/main">
-                  <a:graphicData uri="http://schemas.microsoft.com/office/word/2010/wordprocessingShape">
-                    <wps:wsp>
-                      <wps:cNvSpPr txBox="1"/>
-                      <wps:spPr>
-                        <a:xfrm>
-                          <a:off x="0" y="0"/>
-                          <a:ext cx="2264410" cy="604520"/>
-                        </a:xfrm>
-                        <a:prstGeom prst="rect">
-                          <a:avLst/>
-                        </a:prstGeom>
-                        <a:noFill/>
-                        <a:ln w="6350">
-                          <a:noFill/>
-                        </a:ln>
-                      </wps:spPr>
-                      <wps:txbx>
-                        <w:txbxContent>
-                          <w:p>
-                            <w:pPr>
-                              <w:jc w:val="center"/>
-                              <w:rPr>
-                                <w:sz w:val="20"/>
-                                <w:szCs w:val="20"/>
-                              </w:rPr>
-                            </w:pPr>
-                            <w:r>
-                              <w:rPr>
-                                <w:sz w:val="20"/>
-                                <w:szCs w:val="20"/>
-                              </w:rPr>
-                              <w:t>Ecole supérieure Africaine des Technologies de l’Information et de la Communication</w:t>
-                            </w:r>
-                          </w:p>
-                        </w:txbxContent>
-                      </wps:txbx>
-                      <wps:bodyPr rot="0" spcFirstLastPara="0" vertOverflow="overflow" horzOverflow="overflow" vert="horz" wrap="square" lIns="91440" tIns="45720" rIns="91440" bIns="45720" numCol="1" spcCol="0" rtlCol="0" fromWordArt="0" anchor="t" anchorCtr="0" forceAA="0" compatLnSpc="1">
-                        <a:prstTxWarp prst="textNoShape">
-                          <a:avLst/>
-                        </a:prstTxWarp>
-                        <a:noAutofit/>
-                      </wps:bodyPr>
-                    </wps:wsp>
-                  </a:graphicData>
-                </a:graphic>
-                <wp14:sizeRelH relativeFrom="margin">
-                  <wp14:pctWidth>0</wp14:pctWidth>
-                </wp14:sizeRelH>
-                <wp14:sizeRelV relativeFrom="margin">
-                  <wp14:pctHeight>0</wp14:pctHeight>
-                </wp14:sizeRelV>
-              </wp:anchor>
-            </w:drawing>
-          </mc:Choice>
-          <mc:Fallback>
-            <w:pict>
-              <v:shape w14:anchorId="5CAE180A" id="Text Box 8" o:spid="_x0000_s1034" type="#_x0000_t202" style="position:absolute;margin-left:-27.1pt;margin-top:20.1pt;width:178.3pt;height:47.6pt;z-index:251665408;visibility:visible;mso-wrap-style:square;mso-width-percent:0;mso-height-percent:0;mso-wrap-distance-left:9pt;mso-wrap-distance-top:0;mso-wrap-distance-right:9pt;mso-wrap-distance-bottom:0;mso-position-horizontal:absolute;mso-position-horizontal-relative:text;mso-position-vertical:absolute;mso-position-vertical-relative:text;mso-width-percent:0;mso-height-percent:0;mso-width-relative:margin;mso-height-relative:margin;v-text-anchor:top" o:gfxdata="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" filled="f" stroked="f" strokeweight=".5pt">
-                <v:textbox>
-                  <w:txbxContent>
-                    <w:p>
-                      <w:pPr>
-                        <w:jc w:val="center"/>
-                        <w:rPr>
-                          <w:sz w:val="20"/>
-                          <w:szCs w:val="20"/>
-                        </w:rPr>
-                      </w:pPr>
-                      <w:r>
-                        <w:rPr>
-                          <w:sz w:val="20"/>
-                          <w:szCs w:val="20"/>
-                        </w:rPr>
-                        <w:t>Ecole supérieure Africaine des Technologies de l’Information et de la Communication</w:t>
-                      </w:r>
-                    </w:p>
-                  </w:txbxContent>
-                </v:textbox>
-              </v:shape>
-            </w:pict>
-          </mc:Fallback>
-        </mc:AlternateContent>
-      </w:r>
-      <w:r>
-        <w:rPr>
-          <w:noProof/>
-        </w:rPr>
-        <mc:AlternateContent>
-          <mc:Choice Requires="wps">
-            <w:drawing>
-              <wp:anchor distT="0" distB="0" distL="114300" distR="114300" simplePos="0" relativeHeight="251664384" behindDoc="0" locked="0" layoutInCell="1" allowOverlap="1" wp14:anchorId="64661829" wp14:editId="7FD16DB5">
-                <wp:simplePos x="0" y="0"/>
-                <wp:positionH relativeFrom="column">
-                  <wp:posOffset>274027</wp:posOffset>
-                </wp:positionH>
-                <wp:positionV relativeFrom="paragraph">
-                  <wp:posOffset>257175</wp:posOffset>
-                </wp:positionV>
-                <wp:extent cx="1076178" cy="0"/>
-                <wp:effectExtent l="0" t="19050" r="29210" b="19050"/>
-                <wp:wrapNone/>
-                <wp:docPr id="7" name="Straight Connector 7"/>
-                <wp:cNvGraphicFramePr/>
-                <a:graphic xmlns:a="http://schemas.openxmlformats.org/drawingml/2006/main">
-                  <a:graphicData uri="http://schemas.microsoft.com/office/word/2010/wordprocessingShape">
-                    <wps:wsp>
-                      <wps:cNvCnPr/>
-                      <wps:spPr>
-                        <a:xfrm>
-                          <a:off x="0" y="0"/>
-                          <a:ext cx="1076178" cy="0"/>
-                        </a:xfrm>
-                        <a:prstGeom prst="line">
-                          <a:avLst/>
-                        </a:prstGeom>
-                        <a:ln w="28575">
-                          <a:solidFill>
-                            <a:srgbClr val="0070C0"/>
-                          </a:solidFill>
-                        </a:ln>
-                      </wps:spPr>
-                      <wps:style>
-                        <a:lnRef idx="1">
-                          <a:schemeClr val="accent1"/>
-                        </a:lnRef>
-                        <a:fillRef idx="0">
-                          <a:schemeClr val="accent1"/>
-                        </a:fillRef>
-                        <a:effectRef idx="0">
-                          <a:schemeClr val="accent1"/>
-                        </a:effectRef>
-                        <a:fontRef idx="minor">
-                          <a:schemeClr val="tx1"/>
-                        </a:fontRef>
-                      </wps:style>
-                      <wps:bodyPr/>
-                    </wps:wsp>
-                  </a:graphicData>
-                </a:graphic>
-                <wp14:sizeRelH relativeFrom="margin">
-                  <wp14:pctWidth>0</wp14:pctWidth>
-                </wp14:sizeRelH>
-              </wp:anchor>
-            </w:drawing>
-          </mc:Choice>
-          <mc:Fallback>
-            <w:pict>
-              <v:line w14:anchorId="76D5276D" id="Straight Connector 7" o:spid="_x0000_s1026" style="position:absolute;z-index:251664384;visibility:visible;mso-wrap-style:square;mso-width-percent:0;mso-wrap-distance-left:9pt;mso-wrap-distance-top:0;mso-wrap-distance-right:9pt;mso-wrap-distance-bottom:0;mso-position-horizontal:absolute;mso-position-horizontal-relative:text;mso-position-vertical:absolute;mso-position-vertical-relative:text;mso-width-percent:0;mso-width-relative:margin" from="21.6pt,20.25pt" to="106.35pt,20.25pt" o:gfxdata="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" strokecolor="#0070c0" strokeweight="2.25pt">
-                <v:stroke joinstyle="miter"/>
-              </v:line>
-            </w:pict>
-          </mc:Fallback>
-        </mc:AlternateContent>
-      </w:r>
-      <w:r>
         <w:br w:type="page"/>
+      </w:r>
+      <w:r>
+        <w:lastRenderedPageBreak/>
+        <w:t xml:space="preserve"> </w:t>
       </w:r>
     </w:p>
     <w:p>
@@ -1436,7 +1466,6 @@
           <w:sz w:val="30"/>
           <w:szCs w:val="30"/>
         </w:rPr>
-        <w:lastRenderedPageBreak/>
         <w:t>SOMMAIRE</w:t>
       </w:r>
     </w:p>
@@ -2883,6 +2912,7 @@
           </w:tcPr>
           <w:p>
             <w:r>
+              <w:lastRenderedPageBreak/>
               <w:t>Gestion des utilisateurs</w:t>
             </w:r>
           </w:p>
@@ -5624,7 +5654,7 @@
               <w:pStyle w:val="ListParagraph"/>
               <w:numPr>
                 <w:ilvl w:val="0"/>
-                <w:numId w:val="34"/>
+                <w:numId w:val="36"/>
               </w:numPr>
               <w:jc w:val="both"/>
               <w:rPr>
@@ -5659,7 +5689,7 @@
               <w:pStyle w:val="ListParagraph"/>
               <w:numPr>
                 <w:ilvl w:val="0"/>
-                <w:numId w:val="33"/>
+                <w:numId w:val="29"/>
               </w:numPr>
               <w:jc w:val="both"/>
               <w:rPr>
@@ -5694,7 +5724,7 @@
               <w:pStyle w:val="ListParagraph"/>
               <w:numPr>
                 <w:ilvl w:val="0"/>
-                <w:numId w:val="33"/>
+                <w:numId w:val="29"/>
               </w:numPr>
               <w:jc w:val="both"/>
               <w:rPr>
@@ -5715,7 +5745,7 @@
               <w:pStyle w:val="ListParagraph"/>
               <w:numPr>
                 <w:ilvl w:val="0"/>
-                <w:numId w:val="33"/>
+                <w:numId w:val="29"/>
               </w:numPr>
               <w:jc w:val="both"/>
               <w:rPr>
@@ -5743,7 +5773,7 @@
               <w:pStyle w:val="ListParagraph"/>
               <w:numPr>
                 <w:ilvl w:val="0"/>
-                <w:numId w:val="33"/>
+                <w:numId w:val="29"/>
               </w:numPr>
               <w:jc w:val="both"/>
               <w:rPr>
@@ -5764,7 +5794,7 @@
               <w:pStyle w:val="ListParagraph"/>
               <w:numPr>
                 <w:ilvl w:val="0"/>
-                <w:numId w:val="34"/>
+                <w:numId w:val="36"/>
               </w:numPr>
               <w:jc w:val="both"/>
               <w:rPr>
@@ -5785,7 +5815,7 @@
               <w:pStyle w:val="ListParagraph"/>
               <w:numPr>
                 <w:ilvl w:val="0"/>
-                <w:numId w:val="35"/>
+                <w:numId w:val="29"/>
               </w:numPr>
               <w:jc w:val="both"/>
               <w:rPr>
@@ -5827,7 +5857,7 @@
               <w:pStyle w:val="ListParagraph"/>
               <w:numPr>
                 <w:ilvl w:val="0"/>
-                <w:numId w:val="35"/>
+                <w:numId w:val="29"/>
               </w:numPr>
               <w:jc w:val="both"/>
               <w:rPr>
@@ -5840,7 +5870,35 @@
                 <w:sz w:val="26"/>
                 <w:szCs w:val="26"/>
               </w:rPr>
-              <w:t>Puis clique sur le bouton modifier planning ;</w:t>
+              <w:t>Puis valide les</w:t>
+            </w:r>
+            <w:r>
+              <w:rPr>
+                <w:sz w:val="26"/>
+                <w:szCs w:val="26"/>
+              </w:rPr>
+              <w:t xml:space="preserve"> modif</w:t>
+            </w:r>
+            <w:r>
+              <w:rPr>
+                <w:sz w:val="26"/>
+                <w:szCs w:val="26"/>
+              </w:rPr>
+              <w:t>ications</w:t>
+            </w:r>
+            <w:r>
+              <w:rPr>
+                <w:sz w:val="26"/>
+                <w:szCs w:val="26"/>
+              </w:rPr>
+              <w:t xml:space="preserve"> </w:t>
+            </w:r>
+            <w:r>
+              <w:rPr>
+                <w:sz w:val="26"/>
+                <w:szCs w:val="26"/>
+              </w:rPr>
+              <w:t>;</w:t>
             </w:r>
           </w:p>
           <w:p>
@@ -5848,7 +5906,7 @@
               <w:pStyle w:val="ListParagraph"/>
               <w:numPr>
                 <w:ilvl w:val="0"/>
-                <w:numId w:val="35"/>
+                <w:numId w:val="29"/>
               </w:numPr>
               <w:jc w:val="both"/>
               <w:rPr>
@@ -5876,7 +5934,7 @@
               <w:pStyle w:val="ListParagraph"/>
               <w:numPr>
                 <w:ilvl w:val="0"/>
-                <w:numId w:val="35"/>
+                <w:numId w:val="29"/>
               </w:numPr>
               <w:jc w:val="both"/>
               <w:rPr>
@@ -6200,22 +6258,31 @@
           <w:szCs w:val="26"/>
         </w:rPr>
       </w:pPr>
+    </w:p>
+    <w:p>
+      <w:pPr>
+        <w:jc w:val="both"/>
+        <w:rPr>
+          <w:sz w:val="26"/>
+          <w:szCs w:val="26"/>
+        </w:rPr>
+      </w:pPr>
       <w:r>
         <w:rPr>
           <w:noProof/>
         </w:rPr>
         <w:lastRenderedPageBreak/>
         <w:drawing>
-          <wp:anchor distT="0" distB="0" distL="114300" distR="114300" simplePos="0" relativeHeight="251679744" behindDoc="0" locked="0" layoutInCell="1" allowOverlap="1" wp14:anchorId="45ED8F83" wp14:editId="3818308C">
+          <wp:anchor distT="0" distB="0" distL="114300" distR="114300" simplePos="0" relativeHeight="251679744" behindDoc="0" locked="0" layoutInCell="1" allowOverlap="1" wp14:anchorId="45ED8F83" wp14:editId="69020A9D">
             <wp:simplePos x="0" y="0"/>
             <wp:positionH relativeFrom="column">
-              <wp:posOffset>-415241</wp:posOffset>
+              <wp:posOffset>-421005</wp:posOffset>
             </wp:positionH>
             <wp:positionV relativeFrom="paragraph">
-              <wp:posOffset>-1905</wp:posOffset>
+              <wp:posOffset>-229235</wp:posOffset>
             </wp:positionV>
             <wp:extent cx="6598663" cy="3955073"/>
-            <wp:effectExtent l="19050" t="19050" r="12065" b="26670"/>
+            <wp:effectExtent l="0" t="0" r="0" b="7620"/>
             <wp:wrapNone/>
             <wp:docPr id="30" name="Picture 30"/>
             <wp:cNvGraphicFramePr>
@@ -6253,12 +6320,7 @@
                     </a:prstGeom>
                     <a:noFill/>
                     <a:ln>
-                      <a:solidFill>
-                        <a:schemeClr val="tx2">
-                          <a:lumMod val="75000"/>
-                          <a:lumOff val="25000"/>
-                        </a:schemeClr>
-                      </a:solidFill>
+                      <a:noFill/>
                     </a:ln>
                   </pic:spPr>
                 </pic:pic>
@@ -6389,12 +6451,1171 @@
         <w:tblLook w:val="04A0" w:firstRow="1" w:lastRow="0" w:firstColumn="1" w:lastColumn="0" w:noHBand="0" w:noVBand="1"/>
       </w:tblPr>
       <w:tblGrid>
+        <w:gridCol w:w="4453"/>
+        <w:gridCol w:w="4454"/>
+      </w:tblGrid>
+      <w:tr>
+        <w:trPr>
+          <w:trHeight w:val="747"/>
+        </w:trPr>
+        <w:tc>
+          <w:tcPr>
+            <w:tcW w:w="8907" w:type="dxa"/>
+            <w:gridSpan w:val="2"/>
+          </w:tcPr>
+          <w:p>
+            <w:pPr>
+              <w:jc w:val="center"/>
+              <w:rPr>
+                <w:sz w:val="26"/>
+                <w:szCs w:val="26"/>
+              </w:rPr>
+            </w:pPr>
+            <w:r>
+              <w:rPr>
+                <w:sz w:val="26"/>
+                <w:szCs w:val="26"/>
+              </w:rPr>
+              <w:t xml:space="preserve">CAS D’UTILISATION : </w:t>
+            </w:r>
+            <w:r>
+              <w:rPr>
+                <w:b/>
+                <w:bCs/>
+                <w:sz w:val="26"/>
+                <w:szCs w:val="26"/>
+              </w:rPr>
+              <w:t>Gestion des rôles et utilisateurs</w:t>
+            </w:r>
+          </w:p>
+        </w:tc>
+      </w:tr>
+      <w:tr>
+        <w:trPr>
+          <w:trHeight w:val="722"/>
+        </w:trPr>
+        <w:tc>
+          <w:tcPr>
+            <w:tcW w:w="4453" w:type="dxa"/>
+          </w:tcPr>
+          <w:p>
+            <w:pPr>
+              <w:rPr>
+                <w:sz w:val="26"/>
+                <w:szCs w:val="26"/>
+              </w:rPr>
+            </w:pPr>
+          </w:p>
+          <w:p>
+            <w:pPr>
+              <w:rPr>
+                <w:sz w:val="26"/>
+                <w:szCs w:val="26"/>
+              </w:rPr>
+            </w:pPr>
+          </w:p>
+          <w:p>
+            <w:pPr>
+              <w:rPr>
+                <w:sz w:val="26"/>
+                <w:szCs w:val="26"/>
+              </w:rPr>
+            </w:pPr>
+          </w:p>
+          <w:p>
+            <w:pPr>
+              <w:rPr>
+                <w:sz w:val="26"/>
+                <w:szCs w:val="26"/>
+              </w:rPr>
+            </w:pPr>
+            <w:r>
+              <w:rPr>
+                <w:sz w:val="26"/>
+                <w:szCs w:val="26"/>
+              </w:rPr>
+              <w:t>Description</w:t>
+            </w:r>
+          </w:p>
+        </w:tc>
+        <w:tc>
+          <w:tcPr>
+            <w:tcW w:w="4454" w:type="dxa"/>
+          </w:tcPr>
+          <w:p>
+            <w:pPr>
+              <w:rPr>
+                <w:sz w:val="26"/>
+                <w:szCs w:val="26"/>
+              </w:rPr>
+            </w:pPr>
+            <w:r>
+              <w:rPr>
+                <w:sz w:val="26"/>
+                <w:szCs w:val="26"/>
+              </w:rPr>
+              <w:t>Ce cas d’utilisation permet à l’administrateur de gérer les utilisateurs et leurs rôles au sein du système. Cela inclut l’ajout, modification et suppression de rôle ou d’un utilisateur et l’attribution de rôle à un utilisateur.</w:t>
+            </w:r>
+          </w:p>
+        </w:tc>
+      </w:tr>
+      <w:tr>
+        <w:trPr>
+          <w:trHeight w:val="747"/>
+        </w:trPr>
+        <w:tc>
+          <w:tcPr>
+            <w:tcW w:w="4453" w:type="dxa"/>
+          </w:tcPr>
+          <w:p>
+            <w:pPr>
+              <w:rPr>
+                <w:sz w:val="26"/>
+                <w:szCs w:val="26"/>
+              </w:rPr>
+            </w:pPr>
+            <w:r>
+              <w:rPr>
+                <w:sz w:val="26"/>
+                <w:szCs w:val="26"/>
+              </w:rPr>
+              <w:t>Acteur</w:t>
+            </w:r>
+          </w:p>
+        </w:tc>
+        <w:tc>
+          <w:tcPr>
+            <w:tcW w:w="4454" w:type="dxa"/>
+          </w:tcPr>
+          <w:p>
+            <w:pPr>
+              <w:rPr>
+                <w:sz w:val="26"/>
+                <w:szCs w:val="26"/>
+              </w:rPr>
+            </w:pPr>
+            <w:r>
+              <w:rPr>
+                <w:sz w:val="26"/>
+                <w:szCs w:val="26"/>
+              </w:rPr>
+              <w:t>Administrateur</w:t>
+            </w:r>
+          </w:p>
+        </w:tc>
+      </w:tr>
+      <w:tr>
+        <w:trPr>
+          <w:trHeight w:val="747"/>
+        </w:trPr>
+        <w:tc>
+          <w:tcPr>
+            <w:tcW w:w="4453" w:type="dxa"/>
+          </w:tcPr>
+          <w:p>
+            <w:pPr>
+              <w:rPr>
+                <w:sz w:val="26"/>
+                <w:szCs w:val="26"/>
+              </w:rPr>
+            </w:pPr>
+            <w:r>
+              <w:rPr>
+                <w:sz w:val="26"/>
+                <w:szCs w:val="26"/>
+              </w:rPr>
+              <w:t>Ev</w:t>
+            </w:r>
+            <w:r>
+              <w:rPr>
+                <w:sz w:val="26"/>
+                <w:szCs w:val="26"/>
+              </w:rPr>
+              <w:t>énement déclencheur</w:t>
+            </w:r>
+          </w:p>
+        </w:tc>
+        <w:tc>
+          <w:tcPr>
+            <w:tcW w:w="4454" w:type="dxa"/>
+          </w:tcPr>
+          <w:p>
+            <w:pPr>
+              <w:pStyle w:val="ListParagraph"/>
+              <w:numPr>
+                <w:ilvl w:val="0"/>
+                <w:numId w:val="29"/>
+              </w:numPr>
+              <w:rPr>
+                <w:sz w:val="26"/>
+                <w:szCs w:val="26"/>
+              </w:rPr>
+            </w:pPr>
+            <w:r>
+              <w:rPr>
+                <w:sz w:val="26"/>
+                <w:szCs w:val="26"/>
+              </w:rPr>
+              <w:t>Un clic sur les options de l’espace</w:t>
+            </w:r>
+          </w:p>
+          <w:p>
+            <w:pPr>
+              <w:pStyle w:val="ListParagraph"/>
+              <w:numPr>
+                <w:ilvl w:val="0"/>
+                <w:numId w:val="29"/>
+              </w:numPr>
+              <w:rPr>
+                <w:sz w:val="26"/>
+                <w:szCs w:val="26"/>
+              </w:rPr>
+            </w:pPr>
+            <w:r>
+              <w:rPr>
+                <w:sz w:val="26"/>
+                <w:szCs w:val="26"/>
+              </w:rPr>
+              <w:t>Une demande d’accès</w:t>
+            </w:r>
+          </w:p>
+        </w:tc>
+      </w:tr>
+      <w:tr>
+        <w:trPr>
+          <w:trHeight w:val="747"/>
+        </w:trPr>
+        <w:tc>
+          <w:tcPr>
+            <w:tcW w:w="4453" w:type="dxa"/>
+          </w:tcPr>
+          <w:p>
+            <w:pPr>
+              <w:rPr>
+                <w:sz w:val="26"/>
+                <w:szCs w:val="26"/>
+              </w:rPr>
+            </w:pPr>
+            <w:r>
+              <w:rPr>
+                <w:sz w:val="26"/>
+                <w:szCs w:val="26"/>
+              </w:rPr>
+              <w:t>Précondition</w:t>
+            </w:r>
+          </w:p>
+        </w:tc>
+        <w:tc>
+          <w:tcPr>
+            <w:tcW w:w="4454" w:type="dxa"/>
+          </w:tcPr>
+          <w:p>
+            <w:pPr>
+              <w:pStyle w:val="ListParagraph"/>
+              <w:numPr>
+                <w:ilvl w:val="0"/>
+                <w:numId w:val="29"/>
+              </w:numPr>
+              <w:rPr>
+                <w:sz w:val="26"/>
+                <w:szCs w:val="26"/>
+              </w:rPr>
+            </w:pPr>
+            <w:r>
+              <w:rPr>
+                <w:sz w:val="26"/>
+                <w:szCs w:val="26"/>
+              </w:rPr>
+              <w:t>L’</w:t>
+            </w:r>
+            <w:r>
+              <w:rPr>
+                <w:sz w:val="26"/>
+                <w:szCs w:val="26"/>
+              </w:rPr>
+              <w:t>administrateur</w:t>
+            </w:r>
+            <w:r>
+              <w:rPr>
+                <w:sz w:val="26"/>
+                <w:szCs w:val="26"/>
+              </w:rPr>
+              <w:t xml:space="preserve"> doit être connecté</w:t>
+            </w:r>
+            <w:r>
+              <w:rPr>
+                <w:sz w:val="26"/>
+                <w:szCs w:val="26"/>
+              </w:rPr>
+              <w:t> ;</w:t>
+            </w:r>
+          </w:p>
+          <w:p>
+            <w:pPr>
+              <w:pStyle w:val="ListParagraph"/>
+              <w:numPr>
+                <w:ilvl w:val="0"/>
+                <w:numId w:val="29"/>
+              </w:numPr>
+              <w:rPr>
+                <w:sz w:val="26"/>
+                <w:szCs w:val="26"/>
+              </w:rPr>
+            </w:pPr>
+            <w:r>
+              <w:rPr>
+                <w:sz w:val="26"/>
+                <w:szCs w:val="26"/>
+              </w:rPr>
+              <w:t>Les acteurs ou rôles à supprimer ou modifier doivent exister.</w:t>
+            </w:r>
+          </w:p>
+        </w:tc>
+      </w:tr>
+      <w:tr>
+        <w:trPr>
+          <w:trHeight w:val="722"/>
+        </w:trPr>
+        <w:tc>
+          <w:tcPr>
+            <w:tcW w:w="4453" w:type="dxa"/>
+          </w:tcPr>
+          <w:p>
+            <w:pPr>
+              <w:rPr>
+                <w:sz w:val="26"/>
+                <w:szCs w:val="26"/>
+              </w:rPr>
+            </w:pPr>
+            <w:r>
+              <w:rPr>
+                <w:sz w:val="26"/>
+                <w:szCs w:val="26"/>
+              </w:rPr>
+              <w:t>Scénario normal</w:t>
+            </w:r>
+          </w:p>
+        </w:tc>
+        <w:tc>
+          <w:tcPr>
+            <w:tcW w:w="4454" w:type="dxa"/>
+          </w:tcPr>
+          <w:p>
+            <w:pPr>
+              <w:rPr>
+                <w:sz w:val="26"/>
+                <w:szCs w:val="26"/>
+              </w:rPr>
+            </w:pPr>
+            <w:r>
+              <w:rPr>
+                <w:sz w:val="26"/>
+                <w:szCs w:val="26"/>
+              </w:rPr>
+              <w:t>L’administrateur s’authentifie.</w:t>
+            </w:r>
+          </w:p>
+          <w:p>
+            <w:pPr>
+              <w:pStyle w:val="ListParagraph"/>
+              <w:numPr>
+                <w:ilvl w:val="0"/>
+                <w:numId w:val="38"/>
+              </w:numPr>
+              <w:rPr>
+                <w:sz w:val="26"/>
+                <w:szCs w:val="26"/>
+              </w:rPr>
+            </w:pPr>
+            <w:r>
+              <w:rPr>
+                <w:sz w:val="26"/>
+                <w:szCs w:val="26"/>
+              </w:rPr>
+              <w:lastRenderedPageBreak/>
+              <w:t>S’il veut ajouter un rôle ou un utilisateur :</w:t>
+            </w:r>
+          </w:p>
+          <w:p>
+            <w:pPr>
+              <w:pStyle w:val="ListParagraph"/>
+              <w:numPr>
+                <w:ilvl w:val="0"/>
+                <w:numId w:val="29"/>
+              </w:numPr>
+              <w:rPr>
+                <w:sz w:val="26"/>
+                <w:szCs w:val="26"/>
+              </w:rPr>
+            </w:pPr>
+            <w:r>
+              <w:rPr>
+                <w:sz w:val="26"/>
+                <w:szCs w:val="26"/>
+              </w:rPr>
+              <w:t>Il clique sur le bouton ajouter rôle ou utilisateur</w:t>
+            </w:r>
+          </w:p>
+          <w:p>
+            <w:pPr>
+              <w:pStyle w:val="ListParagraph"/>
+              <w:numPr>
+                <w:ilvl w:val="0"/>
+                <w:numId w:val="29"/>
+              </w:numPr>
+              <w:rPr>
+                <w:sz w:val="26"/>
+                <w:szCs w:val="26"/>
+              </w:rPr>
+            </w:pPr>
+            <w:r>
+              <w:rPr>
+                <w:sz w:val="26"/>
+                <w:szCs w:val="26"/>
+              </w:rPr>
+              <w:t>Il remplit le formulaire</w:t>
+            </w:r>
+          </w:p>
+          <w:p>
+            <w:pPr>
+              <w:pStyle w:val="ListParagraph"/>
+              <w:numPr>
+                <w:ilvl w:val="0"/>
+                <w:numId w:val="29"/>
+              </w:numPr>
+              <w:rPr>
+                <w:sz w:val="26"/>
+                <w:szCs w:val="26"/>
+              </w:rPr>
+            </w:pPr>
+            <w:r>
+              <w:rPr>
+                <w:sz w:val="26"/>
+                <w:szCs w:val="26"/>
+              </w:rPr>
+              <w:t>Puis valider</w:t>
+            </w:r>
+          </w:p>
+          <w:p>
+            <w:pPr>
+              <w:pStyle w:val="ListParagraph"/>
+              <w:numPr>
+                <w:ilvl w:val="0"/>
+                <w:numId w:val="38"/>
+              </w:numPr>
+              <w:rPr>
+                <w:sz w:val="26"/>
+                <w:szCs w:val="26"/>
+              </w:rPr>
+            </w:pPr>
+            <w:r>
+              <w:rPr>
+                <w:sz w:val="26"/>
+                <w:szCs w:val="26"/>
+              </w:rPr>
+              <w:t>S’il veut modifier les informations d’un utilisateur ou un rôle :</w:t>
+            </w:r>
+          </w:p>
+          <w:p>
+            <w:pPr>
+              <w:pStyle w:val="ListParagraph"/>
+              <w:numPr>
+                <w:ilvl w:val="0"/>
+                <w:numId w:val="29"/>
+              </w:numPr>
+              <w:rPr>
+                <w:sz w:val="26"/>
+                <w:szCs w:val="26"/>
+              </w:rPr>
+            </w:pPr>
+            <w:r>
+              <w:rPr>
+                <w:sz w:val="26"/>
+                <w:szCs w:val="26"/>
+              </w:rPr>
+              <w:t>Il clique sur le bouton modifier utilisateur ou rôle</w:t>
+            </w:r>
+          </w:p>
+          <w:p>
+            <w:pPr>
+              <w:pStyle w:val="ListParagraph"/>
+              <w:numPr>
+                <w:ilvl w:val="0"/>
+                <w:numId w:val="29"/>
+              </w:numPr>
+              <w:rPr>
+                <w:sz w:val="26"/>
+                <w:szCs w:val="26"/>
+              </w:rPr>
+            </w:pPr>
+            <w:r>
+              <w:rPr>
+                <w:sz w:val="26"/>
+                <w:szCs w:val="26"/>
+              </w:rPr>
+              <w:t xml:space="preserve">Rempli le formulaire </w:t>
+            </w:r>
+          </w:p>
+          <w:p>
+            <w:pPr>
+              <w:pStyle w:val="ListParagraph"/>
+              <w:numPr>
+                <w:ilvl w:val="0"/>
+                <w:numId w:val="29"/>
+              </w:numPr>
+              <w:rPr>
+                <w:sz w:val="26"/>
+                <w:szCs w:val="26"/>
+              </w:rPr>
+            </w:pPr>
+            <w:r>
+              <w:rPr>
+                <w:sz w:val="26"/>
+                <w:szCs w:val="26"/>
+              </w:rPr>
+              <w:t>Valide les informations</w:t>
+            </w:r>
+          </w:p>
+          <w:p>
+            <w:pPr>
+              <w:pStyle w:val="ListParagraph"/>
+              <w:numPr>
+                <w:ilvl w:val="0"/>
+                <w:numId w:val="38"/>
+              </w:numPr>
+              <w:rPr>
+                <w:sz w:val="26"/>
+                <w:szCs w:val="26"/>
+              </w:rPr>
+            </w:pPr>
+            <w:r>
+              <w:rPr>
+                <w:sz w:val="26"/>
+                <w:szCs w:val="26"/>
+              </w:rPr>
+              <w:t>S’il veut modifier l’attribution de rôle à un utilisateur</w:t>
+            </w:r>
+          </w:p>
+          <w:p>
+            <w:pPr>
+              <w:pStyle w:val="ListParagraph"/>
+              <w:numPr>
+                <w:ilvl w:val="0"/>
+                <w:numId w:val="29"/>
+              </w:numPr>
+              <w:rPr>
+                <w:sz w:val="26"/>
+                <w:szCs w:val="26"/>
+              </w:rPr>
+            </w:pPr>
+            <w:r>
+              <w:rPr>
+                <w:sz w:val="26"/>
+                <w:szCs w:val="26"/>
+              </w:rPr>
+              <w:t>Il recherche et sélectionne l’utilisateur</w:t>
+            </w:r>
+          </w:p>
+          <w:p>
+            <w:pPr>
+              <w:pStyle w:val="ListParagraph"/>
+              <w:numPr>
+                <w:ilvl w:val="0"/>
+                <w:numId w:val="29"/>
+              </w:numPr>
+              <w:rPr>
+                <w:sz w:val="26"/>
+                <w:szCs w:val="26"/>
+              </w:rPr>
+            </w:pPr>
+            <w:r>
+              <w:rPr>
+                <w:sz w:val="26"/>
+                <w:szCs w:val="26"/>
+              </w:rPr>
+              <w:t>Clique sur le bouton modifier rôle utilisateur</w:t>
+            </w:r>
+          </w:p>
+          <w:p>
+            <w:pPr>
+              <w:pStyle w:val="ListParagraph"/>
+              <w:numPr>
+                <w:ilvl w:val="0"/>
+                <w:numId w:val="29"/>
+              </w:numPr>
+              <w:rPr>
+                <w:sz w:val="26"/>
+                <w:szCs w:val="26"/>
+              </w:rPr>
+            </w:pPr>
+            <w:r>
+              <w:rPr>
+                <w:sz w:val="26"/>
+                <w:szCs w:val="26"/>
+              </w:rPr>
+              <w:t>Remplit le formulaire</w:t>
+            </w:r>
+          </w:p>
+          <w:p>
+            <w:pPr>
+              <w:pStyle w:val="ListParagraph"/>
+              <w:numPr>
+                <w:ilvl w:val="0"/>
+                <w:numId w:val="29"/>
+              </w:numPr>
+              <w:rPr>
+                <w:sz w:val="26"/>
+                <w:szCs w:val="26"/>
+              </w:rPr>
+            </w:pPr>
+            <w:r>
+              <w:rPr>
+                <w:sz w:val="26"/>
+                <w:szCs w:val="26"/>
+              </w:rPr>
+              <w:t>Valide les modifications</w:t>
+            </w:r>
+          </w:p>
+        </w:tc>
+      </w:tr>
+      <w:tr>
+        <w:trPr>
+          <w:trHeight w:val="747"/>
+        </w:trPr>
+        <w:tc>
+          <w:tcPr>
+            <w:tcW w:w="4453" w:type="dxa"/>
+          </w:tcPr>
+          <w:p>
+            <w:pPr>
+              <w:rPr>
+                <w:sz w:val="26"/>
+                <w:szCs w:val="26"/>
+              </w:rPr>
+            </w:pPr>
+          </w:p>
+          <w:p>
+            <w:pPr>
+              <w:rPr>
+                <w:sz w:val="26"/>
+                <w:szCs w:val="26"/>
+              </w:rPr>
+            </w:pPr>
+            <w:r>
+              <w:rPr>
+                <w:sz w:val="26"/>
+                <w:szCs w:val="26"/>
+              </w:rPr>
+              <w:t>Scénario alternatif</w:t>
+            </w:r>
+          </w:p>
+        </w:tc>
+        <w:tc>
+          <w:tcPr>
+            <w:tcW w:w="4454" w:type="dxa"/>
+          </w:tcPr>
+          <w:p>
+            <w:pPr>
+              <w:pStyle w:val="ListParagraph"/>
+              <w:numPr>
+                <w:ilvl w:val="0"/>
+                <w:numId w:val="29"/>
+              </w:numPr>
+              <w:rPr>
+                <w:sz w:val="26"/>
+                <w:szCs w:val="26"/>
+              </w:rPr>
+            </w:pPr>
+            <w:r>
+              <w:rPr>
+                <w:sz w:val="26"/>
+                <w:szCs w:val="26"/>
+              </w:rPr>
+              <w:t>En cas d’</w:t>
+            </w:r>
+            <w:r>
+              <w:rPr>
+                <w:sz w:val="26"/>
+                <w:szCs w:val="26"/>
+              </w:rPr>
+              <w:t>é</w:t>
+            </w:r>
+            <w:r>
+              <w:rPr>
+                <w:sz w:val="26"/>
+                <w:szCs w:val="26"/>
+              </w:rPr>
+              <w:t>chec d’authentification, le système invite l’administrateur à réessayer l’authentification</w:t>
+            </w:r>
+          </w:p>
+          <w:p>
+            <w:pPr>
+              <w:pStyle w:val="ListParagraph"/>
+              <w:numPr>
+                <w:ilvl w:val="0"/>
+                <w:numId w:val="29"/>
+              </w:numPr>
+              <w:rPr>
+                <w:sz w:val="26"/>
+                <w:szCs w:val="26"/>
+              </w:rPr>
+            </w:pPr>
+            <w:r>
+              <w:rPr>
+                <w:sz w:val="26"/>
+                <w:szCs w:val="26"/>
+              </w:rPr>
+              <w:t>Lors de l’ajout d’un utilisateur ou d’un rôle, ce dernier peut exister déjà, le système notifie l’administrateur que les information</w:t>
+            </w:r>
+            <w:r>
+              <w:rPr>
+                <w:sz w:val="26"/>
+                <w:szCs w:val="26"/>
+              </w:rPr>
+              <w:t>s</w:t>
+            </w:r>
+            <w:r>
+              <w:rPr>
+                <w:sz w:val="26"/>
+                <w:szCs w:val="26"/>
+              </w:rPr>
+              <w:t xml:space="preserve"> existent déjà dans la base de données.</w:t>
+            </w:r>
+          </w:p>
+        </w:tc>
+      </w:tr>
+      <w:tr>
+        <w:trPr>
+          <w:trHeight w:val="722"/>
+        </w:trPr>
+        <w:tc>
+          <w:tcPr>
+            <w:tcW w:w="4453" w:type="dxa"/>
+          </w:tcPr>
+          <w:p>
+            <w:pPr>
+              <w:rPr>
+                <w:sz w:val="26"/>
+                <w:szCs w:val="26"/>
+              </w:rPr>
+            </w:pPr>
+            <w:r>
+              <w:rPr>
+                <w:sz w:val="26"/>
+                <w:szCs w:val="26"/>
+              </w:rPr>
+              <w:t>Postcondition</w:t>
+            </w:r>
+          </w:p>
+        </w:tc>
+        <w:tc>
+          <w:tcPr>
+            <w:tcW w:w="4454" w:type="dxa"/>
+          </w:tcPr>
+          <w:p>
+            <w:pPr>
+              <w:pStyle w:val="ListParagraph"/>
+              <w:numPr>
+                <w:ilvl w:val="0"/>
+                <w:numId w:val="29"/>
+              </w:numPr>
+              <w:rPr>
+                <w:sz w:val="26"/>
+                <w:szCs w:val="26"/>
+              </w:rPr>
+            </w:pPr>
+            <w:r>
+              <w:rPr>
+                <w:sz w:val="26"/>
+                <w:szCs w:val="26"/>
+              </w:rPr>
+              <w:t xml:space="preserve">Les modifications sont sauvegardées dans la base de données </w:t>
+            </w:r>
+          </w:p>
+          <w:p>
+            <w:pPr>
+              <w:pStyle w:val="ListParagraph"/>
+              <w:numPr>
+                <w:ilvl w:val="0"/>
+                <w:numId w:val="29"/>
+              </w:numPr>
+              <w:rPr>
+                <w:sz w:val="26"/>
+                <w:szCs w:val="26"/>
+              </w:rPr>
+            </w:pPr>
+            <w:r>
+              <w:rPr>
+                <w:sz w:val="26"/>
+                <w:szCs w:val="26"/>
+              </w:rPr>
+              <w:t xml:space="preserve">Toutes les modifications sont enregistrées </w:t>
+            </w:r>
+            <w:r>
+              <w:rPr>
+                <w:sz w:val="26"/>
+                <w:szCs w:val="26"/>
+              </w:rPr>
+              <w:t>dans le journal du système</w:t>
+            </w:r>
+          </w:p>
+        </w:tc>
+      </w:tr>
+    </w:tbl>
+    <w:p>
+      <w:pPr>
+        <w:jc w:val="both"/>
+        <w:rPr>
+          <w:sz w:val="26"/>
+          <w:szCs w:val="26"/>
+        </w:rPr>
+      </w:pPr>
+    </w:p>
+    <w:p>
+      <w:pPr>
+        <w:jc w:val="both"/>
+        <w:rPr>
+          <w:sz w:val="26"/>
+          <w:szCs w:val="26"/>
+        </w:rPr>
+      </w:pPr>
+    </w:p>
+    <w:p>
+      <w:pPr>
+        <w:jc w:val="both"/>
+        <w:rPr>
+          <w:sz w:val="26"/>
+          <w:szCs w:val="26"/>
+        </w:rPr>
+      </w:pPr>
+    </w:p>
+    <w:p>
+      <w:pPr>
+        <w:jc w:val="both"/>
+        <w:rPr>
+          <w:sz w:val="26"/>
+          <w:szCs w:val="26"/>
+        </w:rPr>
+      </w:pPr>
+    </w:p>
+    <w:p>
+      <w:pPr>
+        <w:jc w:val="both"/>
+        <w:rPr>
+          <w:sz w:val="26"/>
+          <w:szCs w:val="26"/>
+        </w:rPr>
+      </w:pPr>
+    </w:p>
+    <w:p>
+      <w:pPr>
+        <w:jc w:val="center"/>
+        <w:rPr>
+          <w:b/>
+          <w:bCs/>
+          <w:sz w:val="26"/>
+          <w:szCs w:val="26"/>
+          <w:lang w:val="en-US"/>
+        </w:rPr>
+      </w:pPr>
+      <w:r>
+        <w:rPr>
+          <w:sz w:val="26"/>
+          <w:szCs w:val="26"/>
+          <w:lang w:val="en-US"/>
+        </w:rPr>
+        <w:lastRenderedPageBreak/>
+        <w:t>CAS D’UTILISATION</w:t>
+      </w:r>
+      <w:r>
+        <w:rPr>
+          <w:sz w:val="26"/>
+          <w:szCs w:val="26"/>
+          <w:lang w:val="en-US"/>
+        </w:rPr>
+        <w:t xml:space="preserve">: </w:t>
+      </w:r>
+      <w:r>
+        <w:rPr>
+          <w:b/>
+          <w:bCs/>
+          <w:sz w:val="26"/>
+          <w:szCs w:val="26"/>
+          <w:lang w:val="en-US"/>
+        </w:rPr>
+        <w:t>Gestion des notes</w:t>
+      </w:r>
+    </w:p>
+    <w:p>
+      <w:pPr>
+        <w:rPr>
+          <w:b/>
+          <w:bCs/>
+          <w:sz w:val="26"/>
+          <w:szCs w:val="26"/>
+          <w:lang w:val="en-US"/>
+        </w:rPr>
+      </w:pPr>
+      <w:r>
+        <w:rPr>
+          <w:noProof/>
+        </w:rPr>
+        <w:drawing>
+          <wp:anchor distT="0" distB="0" distL="114300" distR="114300" simplePos="0" relativeHeight="251680768" behindDoc="0" locked="0" layoutInCell="1" allowOverlap="1" wp14:anchorId="416E8CF5" wp14:editId="75BC90BA">
+            <wp:simplePos x="0" y="0"/>
+            <wp:positionH relativeFrom="column">
+              <wp:posOffset>-226695</wp:posOffset>
+            </wp:positionH>
+            <wp:positionV relativeFrom="paragraph">
+              <wp:posOffset>314325</wp:posOffset>
+            </wp:positionV>
+            <wp:extent cx="6166800" cy="3765600"/>
+            <wp:effectExtent l="0" t="0" r="5715" b="6350"/>
+            <wp:wrapNone/>
+            <wp:docPr id="1" name="Picture 1"/>
+            <wp:cNvGraphicFramePr>
+              <a:graphicFrameLocks xmlns:a="http://schemas.openxmlformats.org/drawingml/2006/main" noChangeAspect="1"/>
+            </wp:cNvGraphicFramePr>
+            <a:graphic xmlns:a="http://schemas.openxmlformats.org/drawingml/2006/main">
+              <a:graphicData uri="http://schemas.openxmlformats.org/drawingml/2006/picture">
+                <pic:pic xmlns:pic="http://schemas.openxmlformats.org/drawingml/2006/picture">
+                  <pic:nvPicPr>
+                    <pic:cNvPr id="0" name="Picture 1"/>
+                    <pic:cNvPicPr>
+                      <a:picLocks noChangeAspect="1" noChangeArrowheads="1"/>
+                    </pic:cNvPicPr>
+                  </pic:nvPicPr>
+                  <pic:blipFill>
+                    <a:blip r:embed="rId13">
+                      <a:extLst>
+                        <a:ext uri="{28A0092B-C50C-407E-A947-70E740481C1C}">
+                          <a14:useLocalDpi xmlns:a14="http://schemas.microsoft.com/office/drawing/2010/main" val="0"/>
+                        </a:ext>
+                      </a:extLst>
+                    </a:blip>
+                    <a:srcRect/>
+                    <a:stretch>
+                      <a:fillRect/>
+                    </a:stretch>
+                  </pic:blipFill>
+                  <pic:spPr bwMode="auto">
+                    <a:xfrm>
+                      <a:off x="0" y="0"/>
+                      <a:ext cx="6166800" cy="3765600"/>
+                    </a:xfrm>
+                    <a:prstGeom prst="rect">
+                      <a:avLst/>
+                    </a:prstGeom>
+                    <a:noFill/>
+                    <a:ln>
+                      <a:noFill/>
+                    </a:ln>
+                  </pic:spPr>
+                </pic:pic>
+              </a:graphicData>
+            </a:graphic>
+            <wp14:sizeRelH relativeFrom="margin">
+              <wp14:pctWidth>0</wp14:pctWidth>
+            </wp14:sizeRelH>
+            <wp14:sizeRelV relativeFrom="margin">
+              <wp14:pctHeight>0</wp14:pctHeight>
+            </wp14:sizeRelV>
+          </wp:anchor>
+        </w:drawing>
+      </w:r>
+    </w:p>
+    <w:p>
+      <w:pPr>
+        <w:jc w:val="both"/>
+        <w:rPr>
+          <w:sz w:val="26"/>
+          <w:szCs w:val="26"/>
+          <w:lang w:val="en-US"/>
+        </w:rPr>
+      </w:pPr>
+    </w:p>
+    <w:p>
+      <w:pPr>
+        <w:jc w:val="both"/>
+        <w:rPr>
+          <w:sz w:val="26"/>
+          <w:szCs w:val="26"/>
+          <w:lang w:val="en-US"/>
+        </w:rPr>
+      </w:pPr>
+    </w:p>
+    <w:p>
+      <w:pPr>
+        <w:jc w:val="both"/>
+        <w:rPr>
+          <w:sz w:val="26"/>
+          <w:szCs w:val="26"/>
+          <w:lang w:val="en-US"/>
+        </w:rPr>
+      </w:pPr>
+    </w:p>
+    <w:p>
+      <w:pPr>
+        <w:jc w:val="both"/>
+        <w:rPr>
+          <w:sz w:val="26"/>
+          <w:szCs w:val="26"/>
+          <w:lang w:val="en-US"/>
+        </w:rPr>
+      </w:pPr>
+    </w:p>
+    <w:p>
+      <w:pPr>
+        <w:jc w:val="both"/>
+        <w:rPr>
+          <w:sz w:val="26"/>
+          <w:szCs w:val="26"/>
+          <w:lang w:val="en-US"/>
+        </w:rPr>
+      </w:pPr>
+    </w:p>
+    <w:p>
+      <w:pPr>
+        <w:jc w:val="both"/>
+        <w:rPr>
+          <w:sz w:val="26"/>
+          <w:szCs w:val="26"/>
+          <w:lang w:val="en-US"/>
+        </w:rPr>
+      </w:pPr>
+    </w:p>
+    <w:p>
+      <w:pPr>
+        <w:jc w:val="both"/>
+        <w:rPr>
+          <w:sz w:val="26"/>
+          <w:szCs w:val="26"/>
+          <w:lang w:val="en-US"/>
+        </w:rPr>
+      </w:pPr>
+    </w:p>
+    <w:p>
+      <w:pPr>
+        <w:jc w:val="both"/>
+        <w:rPr>
+          <w:sz w:val="26"/>
+          <w:szCs w:val="26"/>
+          <w:lang w:val="en-US"/>
+        </w:rPr>
+      </w:pPr>
+    </w:p>
+    <w:p>
+      <w:pPr>
+        <w:jc w:val="both"/>
+        <w:rPr>
+          <w:sz w:val="26"/>
+          <w:szCs w:val="26"/>
+          <w:lang w:val="en-US"/>
+        </w:rPr>
+      </w:pPr>
+    </w:p>
+    <w:p>
+      <w:pPr>
+        <w:jc w:val="both"/>
+        <w:rPr>
+          <w:sz w:val="26"/>
+          <w:szCs w:val="26"/>
+          <w:lang w:val="en-US"/>
+        </w:rPr>
+      </w:pPr>
+    </w:p>
+    <w:p>
+      <w:pPr>
+        <w:jc w:val="both"/>
+        <w:rPr>
+          <w:sz w:val="26"/>
+          <w:szCs w:val="26"/>
+          <w:lang w:val="en-US"/>
+        </w:rPr>
+      </w:pPr>
+    </w:p>
+    <w:p>
+      <w:pPr>
+        <w:jc w:val="both"/>
+        <w:rPr>
+          <w:sz w:val="26"/>
+          <w:szCs w:val="26"/>
+          <w:lang w:val="en-US"/>
+        </w:rPr>
+      </w:pPr>
+    </w:p>
+    <w:tbl>
+      <w:tblPr>
+        <w:tblStyle w:val="TableGrid"/>
+        <w:tblW w:w="0" w:type="auto"/>
+        <w:tblLook w:val="04A0" w:firstRow="1" w:lastRow="0" w:firstColumn="1" w:lastColumn="0" w:noHBand="0" w:noVBand="1"/>
+      </w:tblPr>
+      <w:tblGrid>
         <w:gridCol w:w="4531"/>
         <w:gridCol w:w="4531"/>
       </w:tblGrid>
       <w:tr>
         <w:tc>
           <w:tcPr>
+            <w:tcW w:w="9062" w:type="dxa"/>
+            <w:gridSpan w:val="2"/>
+          </w:tcPr>
+          <w:p>
+            <w:pPr>
+              <w:jc w:val="center"/>
+              <w:rPr>
+                <w:sz w:val="26"/>
+                <w:szCs w:val="26"/>
+              </w:rPr>
+            </w:pPr>
+            <w:r>
+              <w:rPr>
+                <w:sz w:val="26"/>
+                <w:szCs w:val="26"/>
+              </w:rPr>
+              <w:t xml:space="preserve">CAS </w:t>
+            </w:r>
+            <w:proofErr w:type="gramStart"/>
+            <w:r>
+              <w:rPr>
+                <w:sz w:val="26"/>
+                <w:szCs w:val="26"/>
+              </w:rPr>
+              <w:t>D’</w:t>
+            </w:r>
+            <w:r>
+              <w:rPr>
+                <w:sz w:val="26"/>
+                <w:szCs w:val="26"/>
+              </w:rPr>
+              <w:t>UTILISATION:</w:t>
+            </w:r>
+            <w:proofErr w:type="gramEnd"/>
+            <w:r>
+              <w:rPr>
+                <w:sz w:val="26"/>
+                <w:szCs w:val="26"/>
+              </w:rPr>
+              <w:t xml:space="preserve"> </w:t>
+            </w:r>
+            <w:r>
+              <w:rPr>
+                <w:b/>
+                <w:bCs/>
+                <w:sz w:val="26"/>
+                <w:szCs w:val="26"/>
+              </w:rPr>
+              <w:t>Gestion des notes</w:t>
+            </w:r>
+          </w:p>
+        </w:tc>
+      </w:tr>
+      <w:tr>
+        <w:trPr>
+          <w:trHeight w:val="1059"/>
+        </w:trPr>
+        <w:tc>
+          <w:tcPr>
             <w:tcW w:w="4531" w:type="dxa"/>
           </w:tcPr>
           <w:p>
@@ -6405,6 +7626,13 @@
                 <w:szCs w:val="26"/>
               </w:rPr>
             </w:pPr>
+            <w:r>
+              <w:rPr>
+                <w:sz w:val="26"/>
+                <w:szCs w:val="26"/>
+              </w:rPr>
+              <w:t>Description</w:t>
+            </w:r>
           </w:p>
         </w:tc>
         <w:tc>
@@ -6413,12 +7641,34 @@
           </w:tcPr>
           <w:p>
             <w:pPr>
-              <w:jc w:val="both"/>
               <w:rPr>
                 <w:sz w:val="26"/>
                 <w:szCs w:val="26"/>
               </w:rPr>
             </w:pPr>
+            <w:r>
+              <w:rPr>
+                <w:sz w:val="26"/>
+                <w:szCs w:val="26"/>
+              </w:rPr>
+              <w:t xml:space="preserve">Cette fonctionnalité permet au président de jury de saisir </w:t>
+            </w:r>
+            <w:proofErr w:type="gramStart"/>
+            <w:r>
+              <w:rPr>
+                <w:sz w:val="26"/>
+                <w:szCs w:val="26"/>
+              </w:rPr>
+              <w:t>les notes attribué</w:t>
+            </w:r>
+            <w:proofErr w:type="gramEnd"/>
+            <w:r>
+              <w:rPr>
+                <w:sz w:val="26"/>
+                <w:szCs w:val="26"/>
+              </w:rPr>
+              <w:t xml:space="preserve"> par tous les membres de jury auquel il appartient pour une projection qui leur ait associée.</w:t>
+            </w:r>
           </w:p>
         </w:tc>
       </w:tr>
@@ -6435,6 +7685,13 @@
                 <w:szCs w:val="26"/>
               </w:rPr>
             </w:pPr>
+            <w:r>
+              <w:rPr>
+                <w:sz w:val="26"/>
+                <w:szCs w:val="26"/>
+              </w:rPr>
+              <w:t xml:space="preserve">Acteur </w:t>
+            </w:r>
           </w:p>
         </w:tc>
         <w:tc>
@@ -6443,12 +7700,18 @@
           </w:tcPr>
           <w:p>
             <w:pPr>
-              <w:jc w:val="both"/>
               <w:rPr>
                 <w:sz w:val="26"/>
                 <w:szCs w:val="26"/>
               </w:rPr>
             </w:pPr>
+            <w:r>
+              <w:rPr>
+                <w:sz w:val="26"/>
+                <w:szCs w:val="26"/>
+              </w:rPr>
+              <w:t>Président de jury</w:t>
+            </w:r>
           </w:p>
         </w:tc>
       </w:tr>
@@ -6465,6 +7728,13 @@
                 <w:szCs w:val="26"/>
               </w:rPr>
             </w:pPr>
+            <w:r>
+              <w:rPr>
+                <w:sz w:val="26"/>
+                <w:szCs w:val="26"/>
+              </w:rPr>
+              <w:t>Evénement déclencheur</w:t>
+            </w:r>
           </w:p>
         </w:tc>
         <w:tc>
@@ -6473,7 +7743,6 @@
           </w:tcPr>
           <w:p>
             <w:pPr>
-              <w:jc w:val="both"/>
               <w:rPr>
                 <w:sz w:val="26"/>
                 <w:szCs w:val="26"/>
@@ -6503,7 +7772,6 @@
           </w:tcPr>
           <w:p>
             <w:pPr>
-              <w:jc w:val="both"/>
               <w:rPr>
                 <w:sz w:val="26"/>
                 <w:szCs w:val="26"/>
@@ -6533,7 +7801,6 @@
           </w:tcPr>
           <w:p>
             <w:pPr>
-              <w:jc w:val="both"/>
               <w:rPr>
                 <w:sz w:val="26"/>
                 <w:szCs w:val="26"/>
@@ -6563,67 +7830,6 @@
           </w:tcPr>
           <w:p>
             <w:pPr>
-              <w:jc w:val="both"/>
-              <w:rPr>
-                <w:sz w:val="26"/>
-                <w:szCs w:val="26"/>
-              </w:rPr>
-            </w:pPr>
-          </w:p>
-        </w:tc>
-      </w:tr>
-      <w:tr>
-        <w:tc>
-          <w:tcPr>
-            <w:tcW w:w="4531" w:type="dxa"/>
-          </w:tcPr>
-          <w:p>
-            <w:pPr>
-              <w:jc w:val="both"/>
-              <w:rPr>
-                <w:sz w:val="26"/>
-                <w:szCs w:val="26"/>
-              </w:rPr>
-            </w:pPr>
-          </w:p>
-        </w:tc>
-        <w:tc>
-          <w:tcPr>
-            <w:tcW w:w="4531" w:type="dxa"/>
-          </w:tcPr>
-          <w:p>
-            <w:pPr>
-              <w:jc w:val="both"/>
-              <w:rPr>
-                <w:sz w:val="26"/>
-                <w:szCs w:val="26"/>
-              </w:rPr>
-            </w:pPr>
-          </w:p>
-        </w:tc>
-      </w:tr>
-      <w:tr>
-        <w:tc>
-          <w:tcPr>
-            <w:tcW w:w="4531" w:type="dxa"/>
-          </w:tcPr>
-          <w:p>
-            <w:pPr>
-              <w:jc w:val="both"/>
-              <w:rPr>
-                <w:sz w:val="26"/>
-                <w:szCs w:val="26"/>
-              </w:rPr>
-            </w:pPr>
-          </w:p>
-        </w:tc>
-        <w:tc>
-          <w:tcPr>
-            <w:tcW w:w="4531" w:type="dxa"/>
-          </w:tcPr>
-          <w:p>
-            <w:pPr>
-              <w:jc w:val="both"/>
               <w:rPr>
                 <w:sz w:val="26"/>
                 <w:szCs w:val="26"/>
@@ -6633,6 +7839,60 @@
         </w:tc>
       </w:tr>
     </w:tbl>
+    <w:p>
+      <w:pPr>
+        <w:jc w:val="both"/>
+        <w:rPr>
+          <w:sz w:val="26"/>
+          <w:szCs w:val="26"/>
+        </w:rPr>
+      </w:pPr>
+    </w:p>
+    <w:p>
+      <w:pPr>
+        <w:jc w:val="both"/>
+        <w:rPr>
+          <w:sz w:val="26"/>
+          <w:szCs w:val="26"/>
+        </w:rPr>
+      </w:pPr>
+    </w:p>
+    <w:p>
+      <w:pPr>
+        <w:jc w:val="both"/>
+        <w:rPr>
+          <w:sz w:val="26"/>
+          <w:szCs w:val="26"/>
+        </w:rPr>
+      </w:pPr>
+    </w:p>
+    <w:p>
+      <w:pPr>
+        <w:jc w:val="both"/>
+        <w:rPr>
+          <w:sz w:val="26"/>
+          <w:szCs w:val="26"/>
+        </w:rPr>
+      </w:pPr>
+    </w:p>
+    <w:p>
+      <w:pPr>
+        <w:jc w:val="both"/>
+        <w:rPr>
+          <w:sz w:val="26"/>
+          <w:szCs w:val="26"/>
+        </w:rPr>
+      </w:pPr>
+    </w:p>
+    <w:p>
+      <w:pPr>
+        <w:jc w:val="both"/>
+        <w:rPr>
+          <w:sz w:val="26"/>
+          <w:szCs w:val="26"/>
+        </w:rPr>
+      </w:pPr>
+    </w:p>
     <w:p>
       <w:pPr>
         <w:jc w:val="both"/>
@@ -6867,7 +8127,7 @@
       </w:pPr>
     </w:p>
     <w:sectPr>
-      <w:footerReference w:type="default" r:id="rId13"/>
+      <w:footerReference w:type="default" r:id="rId14"/>
       <w:pgSz w:w="11906" w:h="16838"/>
       <w:pgMar w:top="1417" w:right="1417" w:bottom="1417" w:left="1417" w:header="708" w:footer="708" w:gutter="0"/>
       <w:pgBorders w:offsetFrom="page">
@@ -7442,6 +8702,92 @@
     </w:lvl>
   </w:abstractNum>
   <w:abstractNum w:abstractNumId="4" w15:restartNumberingAfterBreak="0">
+    <w:nsid w:val="183C68C6"/>
+    <w:multiLevelType w:val="hybridMultilevel"/>
+    <w:tmpl w:val="79E0FC56"/>
+    <w:lvl w:ilvl="0" w:tplc="FFFFFFFF">
+      <w:start w:val="1"/>
+      <w:numFmt w:val="decimal"/>
+      <w:lvlText w:val="%1."/>
+      <w:lvlJc w:val="left"/>
+      <w:pPr>
+        <w:ind w:left="720" w:hanging="360"/>
+      </w:pPr>
+    </w:lvl>
+    <w:lvl w:ilvl="1" w:tplc="FFFFFFFF" w:tentative="1">
+      <w:start w:val="1"/>
+      <w:numFmt w:val="lowerLetter"/>
+      <w:lvlText w:val="%2."/>
+      <w:lvlJc w:val="left"/>
+      <w:pPr>
+        <w:ind w:left="1440" w:hanging="360"/>
+      </w:pPr>
+    </w:lvl>
+    <w:lvl w:ilvl="2" w:tplc="FFFFFFFF" w:tentative="1">
+      <w:start w:val="1"/>
+      <w:numFmt w:val="lowerRoman"/>
+      <w:lvlText w:val="%3."/>
+      <w:lvlJc w:val="right"/>
+      <w:pPr>
+        <w:ind w:left="2160" w:hanging="180"/>
+      </w:pPr>
+    </w:lvl>
+    <w:lvl w:ilvl="3" w:tplc="FFFFFFFF" w:tentative="1">
+      <w:start w:val="1"/>
+      <w:numFmt w:val="decimal"/>
+      <w:lvlText w:val="%4."/>
+      <w:lvlJc w:val="left"/>
+      <w:pPr>
+        <w:ind w:left="2880" w:hanging="360"/>
+      </w:pPr>
+    </w:lvl>
+    <w:lvl w:ilvl="4" w:tplc="FFFFFFFF" w:tentative="1">
+      <w:start w:val="1"/>
+      <w:numFmt w:val="lowerLetter"/>
+      <w:lvlText w:val="%5."/>
+      <w:lvlJc w:val="left"/>
+      <w:pPr>
+        <w:ind w:left="3600" w:hanging="360"/>
+      </w:pPr>
+    </w:lvl>
+    <w:lvl w:ilvl="5" w:tplc="FFFFFFFF" w:tentative="1">
+      <w:start w:val="1"/>
+      <w:numFmt w:val="lowerRoman"/>
+      <w:lvlText w:val="%6."/>
+      <w:lvlJc w:val="right"/>
+      <w:pPr>
+        <w:ind w:left="4320" w:hanging="180"/>
+      </w:pPr>
+    </w:lvl>
+    <w:lvl w:ilvl="6" w:tplc="FFFFFFFF" w:tentative="1">
+      <w:start w:val="1"/>
+      <w:numFmt w:val="decimal"/>
+      <w:lvlText w:val="%7."/>
+      <w:lvlJc w:val="left"/>
+      <w:pPr>
+        <w:ind w:left="5040" w:hanging="360"/>
+      </w:pPr>
+    </w:lvl>
+    <w:lvl w:ilvl="7" w:tplc="FFFFFFFF" w:tentative="1">
+      <w:start w:val="1"/>
+      <w:numFmt w:val="lowerLetter"/>
+      <w:lvlText w:val="%8."/>
+      <w:lvlJc w:val="left"/>
+      <w:pPr>
+        <w:ind w:left="5760" w:hanging="360"/>
+      </w:pPr>
+    </w:lvl>
+    <w:lvl w:ilvl="8" w:tplc="FFFFFFFF" w:tentative="1">
+      <w:start w:val="1"/>
+      <w:numFmt w:val="lowerRoman"/>
+      <w:lvlText w:val="%9."/>
+      <w:lvlJc w:val="right"/>
+      <w:pPr>
+        <w:ind w:left="6480" w:hanging="180"/>
+      </w:pPr>
+    </w:lvl>
+  </w:abstractNum>
+  <w:abstractNum w:abstractNumId="5" w15:restartNumberingAfterBreak="0">
     <w:nsid w:val="1AD1797F"/>
     <w:multiLevelType w:val="hybridMultilevel"/>
     <w:tmpl w:val="B57832E0"/>
@@ -7554,7 +8900,7 @@
       </w:rPr>
     </w:lvl>
   </w:abstractNum>
-  <w:abstractNum w:abstractNumId="5" w15:restartNumberingAfterBreak="0">
+  <w:abstractNum w:abstractNumId="6" w15:restartNumberingAfterBreak="0">
     <w:nsid w:val="1C360065"/>
     <w:multiLevelType w:val="hybridMultilevel"/>
     <w:tmpl w:val="95A08390"/>
@@ -7640,7 +8986,7 @@
       </w:pPr>
     </w:lvl>
   </w:abstractNum>
-  <w:abstractNum w:abstractNumId="6" w15:restartNumberingAfterBreak="0">
+  <w:abstractNum w:abstractNumId="7" w15:restartNumberingAfterBreak="0">
     <w:nsid w:val="1E5E26FC"/>
     <w:multiLevelType w:val="hybridMultilevel"/>
     <w:tmpl w:val="E41EEB9E"/>
@@ -7729,7 +9075,7 @@
       </w:pPr>
     </w:lvl>
   </w:abstractNum>
-  <w:abstractNum w:abstractNumId="7" w15:restartNumberingAfterBreak="0">
+  <w:abstractNum w:abstractNumId="8" w15:restartNumberingAfterBreak="0">
     <w:nsid w:val="1FEA0F28"/>
     <w:multiLevelType w:val="hybridMultilevel"/>
     <w:tmpl w:val="B386C9F2"/>
@@ -7815,7 +9161,7 @@
       </w:pPr>
     </w:lvl>
   </w:abstractNum>
-  <w:abstractNum w:abstractNumId="8" w15:restartNumberingAfterBreak="0">
+  <w:abstractNum w:abstractNumId="9" w15:restartNumberingAfterBreak="0">
     <w:nsid w:val="27B2142E"/>
     <w:multiLevelType w:val="hybridMultilevel"/>
     <w:tmpl w:val="B8E8387A"/>
@@ -7928,7 +9274,7 @@
       </w:rPr>
     </w:lvl>
   </w:abstractNum>
-  <w:abstractNum w:abstractNumId="9" w15:restartNumberingAfterBreak="0">
+  <w:abstractNum w:abstractNumId="10" w15:restartNumberingAfterBreak="0">
     <w:nsid w:val="2C393C4D"/>
     <w:multiLevelType w:val="hybridMultilevel"/>
     <w:tmpl w:val="B120BD4E"/>
@@ -8017,7 +9363,7 @@
       </w:pPr>
     </w:lvl>
   </w:abstractNum>
-  <w:abstractNum w:abstractNumId="10" w15:restartNumberingAfterBreak="0">
+  <w:abstractNum w:abstractNumId="11" w15:restartNumberingAfterBreak="0">
     <w:nsid w:val="2F725BD6"/>
     <w:multiLevelType w:val="hybridMultilevel"/>
     <w:tmpl w:val="B386C9F2"/>
@@ -8103,7 +9449,7 @@
       </w:pPr>
     </w:lvl>
   </w:abstractNum>
-  <w:abstractNum w:abstractNumId="11" w15:restartNumberingAfterBreak="0">
+  <w:abstractNum w:abstractNumId="12" w15:restartNumberingAfterBreak="0">
     <w:nsid w:val="301A152D"/>
     <w:multiLevelType w:val="hybridMultilevel"/>
     <w:tmpl w:val="B81C8E72"/>
@@ -8189,7 +9535,7 @@
       </w:pPr>
     </w:lvl>
   </w:abstractNum>
-  <w:abstractNum w:abstractNumId="12" w15:restartNumberingAfterBreak="0">
+  <w:abstractNum w:abstractNumId="13" w15:restartNumberingAfterBreak="0">
     <w:nsid w:val="31327820"/>
     <w:multiLevelType w:val="hybridMultilevel"/>
     <w:tmpl w:val="140ECA86"/>
@@ -8275,7 +9621,7 @@
       </w:pPr>
     </w:lvl>
   </w:abstractNum>
-  <w:abstractNum w:abstractNumId="13" w15:restartNumberingAfterBreak="0">
+  <w:abstractNum w:abstractNumId="14" w15:restartNumberingAfterBreak="0">
     <w:nsid w:val="31C20A18"/>
     <w:multiLevelType w:val="hybridMultilevel"/>
     <w:tmpl w:val="DA8A69CA"/>
@@ -8361,7 +9707,7 @@
       </w:pPr>
     </w:lvl>
   </w:abstractNum>
-  <w:abstractNum w:abstractNumId="14" w15:restartNumberingAfterBreak="0">
+  <w:abstractNum w:abstractNumId="15" w15:restartNumberingAfterBreak="0">
     <w:nsid w:val="32F05D35"/>
     <w:multiLevelType w:val="hybridMultilevel"/>
     <w:tmpl w:val="B386C9F2"/>
@@ -8447,7 +9793,7 @@
       </w:pPr>
     </w:lvl>
   </w:abstractNum>
-  <w:abstractNum w:abstractNumId="15" w15:restartNumberingAfterBreak="0">
+  <w:abstractNum w:abstractNumId="16" w15:restartNumberingAfterBreak="0">
     <w:nsid w:val="33267BE8"/>
     <w:multiLevelType w:val="multilevel"/>
     <w:tmpl w:val="9F9CA956"/>
@@ -8596,7 +9942,7 @@
       </w:rPr>
     </w:lvl>
   </w:abstractNum>
-  <w:abstractNum w:abstractNumId="16" w15:restartNumberingAfterBreak="0">
+  <w:abstractNum w:abstractNumId="17" w15:restartNumberingAfterBreak="0">
     <w:nsid w:val="36214F23"/>
     <w:multiLevelType w:val="hybridMultilevel"/>
     <w:tmpl w:val="4EE869A4"/>
@@ -8709,7 +10055,7 @@
       </w:rPr>
     </w:lvl>
   </w:abstractNum>
-  <w:abstractNum w:abstractNumId="17" w15:restartNumberingAfterBreak="0">
+  <w:abstractNum w:abstractNumId="18" w15:restartNumberingAfterBreak="0">
     <w:nsid w:val="37417F82"/>
     <w:multiLevelType w:val="hybridMultilevel"/>
     <w:tmpl w:val="D6CC0F40"/>
@@ -8795,7 +10141,7 @@
       </w:pPr>
     </w:lvl>
   </w:abstractNum>
-  <w:abstractNum w:abstractNumId="18" w15:restartNumberingAfterBreak="0">
+  <w:abstractNum w:abstractNumId="19" w15:restartNumberingAfterBreak="0">
     <w:nsid w:val="38DE62A9"/>
     <w:multiLevelType w:val="hybridMultilevel"/>
     <w:tmpl w:val="5D1461CC"/>
@@ -8884,7 +10230,7 @@
       </w:pPr>
     </w:lvl>
   </w:abstractNum>
-  <w:abstractNum w:abstractNumId="19" w15:restartNumberingAfterBreak="0">
+  <w:abstractNum w:abstractNumId="20" w15:restartNumberingAfterBreak="0">
     <w:nsid w:val="3EF335F9"/>
     <w:multiLevelType w:val="hybridMultilevel"/>
     <w:tmpl w:val="C79C42E4"/>
@@ -8973,7 +10319,7 @@
       </w:pPr>
     </w:lvl>
   </w:abstractNum>
-  <w:abstractNum w:abstractNumId="20" w15:restartNumberingAfterBreak="0">
+  <w:abstractNum w:abstractNumId="21" w15:restartNumberingAfterBreak="0">
     <w:nsid w:val="41FF2685"/>
     <w:multiLevelType w:val="hybridMultilevel"/>
     <w:tmpl w:val="C79C42E4"/>
@@ -9062,7 +10408,7 @@
       </w:pPr>
     </w:lvl>
   </w:abstractNum>
-  <w:abstractNum w:abstractNumId="21" w15:restartNumberingAfterBreak="0">
+  <w:abstractNum w:abstractNumId="22" w15:restartNumberingAfterBreak="0">
     <w:nsid w:val="45BD2CF3"/>
     <w:multiLevelType w:val="hybridMultilevel"/>
     <w:tmpl w:val="443C10A4"/>
@@ -9175,7 +10521,7 @@
       </w:rPr>
     </w:lvl>
   </w:abstractNum>
-  <w:abstractNum w:abstractNumId="22" w15:restartNumberingAfterBreak="0">
+  <w:abstractNum w:abstractNumId="23" w15:restartNumberingAfterBreak="0">
     <w:nsid w:val="4FE955DC"/>
     <w:multiLevelType w:val="hybridMultilevel"/>
     <w:tmpl w:val="278CA114"/>
@@ -9288,7 +10634,96 @@
       </w:rPr>
     </w:lvl>
   </w:abstractNum>
-  <w:abstractNum w:abstractNumId="23" w15:restartNumberingAfterBreak="0">
+  <w:abstractNum w:abstractNumId="24" w15:restartNumberingAfterBreak="0">
+    <w:nsid w:val="528F767C"/>
+    <w:multiLevelType w:val="hybridMultilevel"/>
+    <w:tmpl w:val="6D642468"/>
+    <w:lvl w:ilvl="0" w:tplc="CB7A9520">
+      <w:start w:val="1"/>
+      <w:numFmt w:val="decimal"/>
+      <w:lvlText w:val="%1."/>
+      <w:lvlJc w:val="left"/>
+      <w:pPr>
+        <w:ind w:left="410" w:hanging="360"/>
+      </w:pPr>
+      <w:rPr>
+        <w:rFonts w:hint="default"/>
+      </w:rPr>
+    </w:lvl>
+    <w:lvl w:ilvl="1" w:tplc="040C0019" w:tentative="1">
+      <w:start w:val="1"/>
+      <w:numFmt w:val="lowerLetter"/>
+      <w:lvlText w:val="%2."/>
+      <w:lvlJc w:val="left"/>
+      <w:pPr>
+        <w:ind w:left="1130" w:hanging="360"/>
+      </w:pPr>
+    </w:lvl>
+    <w:lvl w:ilvl="2" w:tplc="040C001B" w:tentative="1">
+      <w:start w:val="1"/>
+      <w:numFmt w:val="lowerRoman"/>
+      <w:lvlText w:val="%3."/>
+      <w:lvlJc w:val="right"/>
+      <w:pPr>
+        <w:ind w:left="1850" w:hanging="180"/>
+      </w:pPr>
+    </w:lvl>
+    <w:lvl w:ilvl="3" w:tplc="040C000F" w:tentative="1">
+      <w:start w:val="1"/>
+      <w:numFmt w:val="decimal"/>
+      <w:lvlText w:val="%4."/>
+      <w:lvlJc w:val="left"/>
+      <w:pPr>
+        <w:ind w:left="2570" w:hanging="360"/>
+      </w:pPr>
+    </w:lvl>
+    <w:lvl w:ilvl="4" w:tplc="040C0019" w:tentative="1">
+      <w:start w:val="1"/>
+      <w:numFmt w:val="lowerLetter"/>
+      <w:lvlText w:val="%5."/>
+      <w:lvlJc w:val="left"/>
+      <w:pPr>
+        <w:ind w:left="3290" w:hanging="360"/>
+      </w:pPr>
+    </w:lvl>
+    <w:lvl w:ilvl="5" w:tplc="040C001B" w:tentative="1">
+      <w:start w:val="1"/>
+      <w:numFmt w:val="lowerRoman"/>
+      <w:lvlText w:val="%6."/>
+      <w:lvlJc w:val="right"/>
+      <w:pPr>
+        <w:ind w:left="4010" w:hanging="180"/>
+      </w:pPr>
+    </w:lvl>
+    <w:lvl w:ilvl="6" w:tplc="040C000F" w:tentative="1">
+      <w:start w:val="1"/>
+      <w:numFmt w:val="decimal"/>
+      <w:lvlText w:val="%7."/>
+      <w:lvlJc w:val="left"/>
+      <w:pPr>
+        <w:ind w:left="4730" w:hanging="360"/>
+      </w:pPr>
+    </w:lvl>
+    <w:lvl w:ilvl="7" w:tplc="040C0019" w:tentative="1">
+      <w:start w:val="1"/>
+      <w:numFmt w:val="lowerLetter"/>
+      <w:lvlText w:val="%8."/>
+      <w:lvlJc w:val="left"/>
+      <w:pPr>
+        <w:ind w:left="5450" w:hanging="360"/>
+      </w:pPr>
+    </w:lvl>
+    <w:lvl w:ilvl="8" w:tplc="040C001B" w:tentative="1">
+      <w:start w:val="1"/>
+      <w:numFmt w:val="lowerRoman"/>
+      <w:lvlText w:val="%9."/>
+      <w:lvlJc w:val="right"/>
+      <w:pPr>
+        <w:ind w:left="6170" w:hanging="180"/>
+      </w:pPr>
+    </w:lvl>
+  </w:abstractNum>
+  <w:abstractNum w:abstractNumId="25" w15:restartNumberingAfterBreak="0">
     <w:nsid w:val="52E846F7"/>
     <w:multiLevelType w:val="hybridMultilevel"/>
     <w:tmpl w:val="140ECA86"/>
@@ -9374,7 +10809,7 @@
       </w:pPr>
     </w:lvl>
   </w:abstractNum>
-  <w:abstractNum w:abstractNumId="24" w15:restartNumberingAfterBreak="0">
+  <w:abstractNum w:abstractNumId="26" w15:restartNumberingAfterBreak="0">
     <w:nsid w:val="5AF00059"/>
     <w:multiLevelType w:val="hybridMultilevel"/>
     <w:tmpl w:val="F854323E"/>
@@ -9460,10 +10895,10 @@
       </w:pPr>
     </w:lvl>
   </w:abstractNum>
-  <w:abstractNum w:abstractNumId="25" w15:restartNumberingAfterBreak="0">
+  <w:abstractNum w:abstractNumId="27" w15:restartNumberingAfterBreak="0">
     <w:nsid w:val="5DA00ECB"/>
     <w:multiLevelType w:val="hybridMultilevel"/>
-    <w:tmpl w:val="B81C8E72"/>
+    <w:tmpl w:val="79E0FC56"/>
     <w:lvl w:ilvl="0" w:tplc="040C000F">
       <w:start w:val="1"/>
       <w:numFmt w:val="decimal"/>
@@ -9546,7 +10981,7 @@
       </w:pPr>
     </w:lvl>
   </w:abstractNum>
-  <w:abstractNum w:abstractNumId="26" w15:restartNumberingAfterBreak="0">
+  <w:abstractNum w:abstractNumId="28" w15:restartNumberingAfterBreak="0">
     <w:nsid w:val="62C86E2D"/>
     <w:multiLevelType w:val="hybridMultilevel"/>
     <w:tmpl w:val="2FA2CDC4"/>
@@ -9659,7 +11094,7 @@
       </w:rPr>
     </w:lvl>
   </w:abstractNum>
-  <w:abstractNum w:abstractNumId="27" w15:restartNumberingAfterBreak="0">
+  <w:abstractNum w:abstractNumId="29" w15:restartNumberingAfterBreak="0">
     <w:nsid w:val="656C2719"/>
     <w:multiLevelType w:val="hybridMultilevel"/>
     <w:tmpl w:val="58B47AB6"/>
@@ -9745,7 +11180,7 @@
       </w:pPr>
     </w:lvl>
   </w:abstractNum>
-  <w:abstractNum w:abstractNumId="28" w15:restartNumberingAfterBreak="0">
+  <w:abstractNum w:abstractNumId="30" w15:restartNumberingAfterBreak="0">
     <w:nsid w:val="68D334B0"/>
     <w:multiLevelType w:val="multilevel"/>
     <w:tmpl w:val="5DD64F4E"/>
@@ -9890,7 +11325,7 @@
       </w:rPr>
     </w:lvl>
   </w:abstractNum>
-  <w:abstractNum w:abstractNumId="29" w15:restartNumberingAfterBreak="0">
+  <w:abstractNum w:abstractNumId="31" w15:restartNumberingAfterBreak="0">
     <w:nsid w:val="6A340D8E"/>
     <w:multiLevelType w:val="hybridMultilevel"/>
     <w:tmpl w:val="857665F2"/>
@@ -9979,7 +11414,7 @@
       </w:pPr>
     </w:lvl>
   </w:abstractNum>
-  <w:abstractNum w:abstractNumId="30" w15:restartNumberingAfterBreak="0">
+  <w:abstractNum w:abstractNumId="32" w15:restartNumberingAfterBreak="0">
     <w:nsid w:val="6C6E007F"/>
     <w:multiLevelType w:val="hybridMultilevel"/>
     <w:tmpl w:val="B386C9F2"/>
@@ -10065,7 +11500,7 @@
       </w:pPr>
     </w:lvl>
   </w:abstractNum>
-  <w:abstractNum w:abstractNumId="31" w15:restartNumberingAfterBreak="0">
+  <w:abstractNum w:abstractNumId="33" w15:restartNumberingAfterBreak="0">
     <w:nsid w:val="6DC311DD"/>
     <w:multiLevelType w:val="hybridMultilevel"/>
     <w:tmpl w:val="B6E06838"/>
@@ -10151,7 +11586,7 @@
       </w:pPr>
     </w:lvl>
   </w:abstractNum>
-  <w:abstractNum w:abstractNumId="32" w15:restartNumberingAfterBreak="0">
+  <w:abstractNum w:abstractNumId="34" w15:restartNumberingAfterBreak="0">
     <w:nsid w:val="70DA3396"/>
     <w:multiLevelType w:val="hybridMultilevel"/>
     <w:tmpl w:val="798A24BA"/>
@@ -10264,7 +11699,7 @@
       </w:rPr>
     </w:lvl>
   </w:abstractNum>
-  <w:abstractNum w:abstractNumId="33" w15:restartNumberingAfterBreak="0">
+  <w:abstractNum w:abstractNumId="35" w15:restartNumberingAfterBreak="0">
     <w:nsid w:val="75DB2488"/>
     <w:multiLevelType w:val="multilevel"/>
     <w:tmpl w:val="040C001F"/>
@@ -10350,7 +11785,96 @@
       </w:pPr>
     </w:lvl>
   </w:abstractNum>
-  <w:abstractNum w:abstractNumId="34" w15:restartNumberingAfterBreak="0">
+  <w:abstractNum w:abstractNumId="36" w15:restartNumberingAfterBreak="0">
+    <w:nsid w:val="78EC4C0B"/>
+    <w:multiLevelType w:val="hybridMultilevel"/>
+    <w:tmpl w:val="4658F766"/>
+    <w:lvl w:ilvl="0" w:tplc="040C000F">
+      <w:start w:val="1"/>
+      <w:numFmt w:val="decimal"/>
+      <w:lvlText w:val="%1."/>
+      <w:lvlJc w:val="left"/>
+      <w:pPr>
+        <w:ind w:left="720" w:hanging="360"/>
+      </w:pPr>
+      <w:rPr>
+        <w:rFonts w:hint="default"/>
+      </w:rPr>
+    </w:lvl>
+    <w:lvl w:ilvl="1" w:tplc="040C0019" w:tentative="1">
+      <w:start w:val="1"/>
+      <w:numFmt w:val="lowerLetter"/>
+      <w:lvlText w:val="%2."/>
+      <w:lvlJc w:val="left"/>
+      <w:pPr>
+        <w:ind w:left="1440" w:hanging="360"/>
+      </w:pPr>
+    </w:lvl>
+    <w:lvl w:ilvl="2" w:tplc="040C001B" w:tentative="1">
+      <w:start w:val="1"/>
+      <w:numFmt w:val="lowerRoman"/>
+      <w:lvlText w:val="%3."/>
+      <w:lvlJc w:val="right"/>
+      <w:pPr>
+        <w:ind w:left="2160" w:hanging="180"/>
+      </w:pPr>
+    </w:lvl>
+    <w:lvl w:ilvl="3" w:tplc="040C000F" w:tentative="1">
+      <w:start w:val="1"/>
+      <w:numFmt w:val="decimal"/>
+      <w:lvlText w:val="%4."/>
+      <w:lvlJc w:val="left"/>
+      <w:pPr>
+        <w:ind w:left="2880" w:hanging="360"/>
+      </w:pPr>
+    </w:lvl>
+    <w:lvl w:ilvl="4" w:tplc="040C0019" w:tentative="1">
+      <w:start w:val="1"/>
+      <w:numFmt w:val="lowerLetter"/>
+      <w:lvlText w:val="%5."/>
+      <w:lvlJc w:val="left"/>
+      <w:pPr>
+        <w:ind w:left="3600" w:hanging="360"/>
+      </w:pPr>
+    </w:lvl>
+    <w:lvl w:ilvl="5" w:tplc="040C001B" w:tentative="1">
+      <w:start w:val="1"/>
+      <w:numFmt w:val="lowerRoman"/>
+      <w:lvlText w:val="%6."/>
+      <w:lvlJc w:val="right"/>
+      <w:pPr>
+        <w:ind w:left="4320" w:hanging="180"/>
+      </w:pPr>
+    </w:lvl>
+    <w:lvl w:ilvl="6" w:tplc="040C000F" w:tentative="1">
+      <w:start w:val="1"/>
+      <w:numFmt w:val="decimal"/>
+      <w:lvlText w:val="%7."/>
+      <w:lvlJc w:val="left"/>
+      <w:pPr>
+        <w:ind w:left="5040" w:hanging="360"/>
+      </w:pPr>
+    </w:lvl>
+    <w:lvl w:ilvl="7" w:tplc="040C0019" w:tentative="1">
+      <w:start w:val="1"/>
+      <w:numFmt w:val="lowerLetter"/>
+      <w:lvlText w:val="%8."/>
+      <w:lvlJc w:val="left"/>
+      <w:pPr>
+        <w:ind w:left="5760" w:hanging="360"/>
+      </w:pPr>
+    </w:lvl>
+    <w:lvl w:ilvl="8" w:tplc="040C001B" w:tentative="1">
+      <w:start w:val="1"/>
+      <w:numFmt w:val="lowerRoman"/>
+      <w:lvlText w:val="%9."/>
+      <w:lvlJc w:val="right"/>
+      <w:pPr>
+        <w:ind w:left="6480" w:hanging="180"/>
+      </w:pPr>
+    </w:lvl>
+  </w:abstractNum>
+  <w:abstractNum w:abstractNumId="37" w15:restartNumberingAfterBreak="0">
     <w:nsid w:val="7E850375"/>
     <w:multiLevelType w:val="hybridMultilevel"/>
     <w:tmpl w:val="237A486E"/>
@@ -10440,109 +11964,118 @@
     </w:lvl>
   </w:abstractNum>
   <w:num w:numId="1" w16cid:durableId="434717407">
+    <w:abstractNumId w:val="14"/>
+  </w:num>
+  <w:num w:numId="2" w16cid:durableId="2128506219">
+    <w:abstractNumId w:val="29"/>
+  </w:num>
+  <w:num w:numId="3" w16cid:durableId="660699309">
+    <w:abstractNumId w:val="25"/>
+  </w:num>
+  <w:num w:numId="4" w16cid:durableId="962806652">
+    <w:abstractNumId w:val="6"/>
+  </w:num>
+  <w:num w:numId="5" w16cid:durableId="528841229">
+    <w:abstractNumId w:val="8"/>
+  </w:num>
+  <w:num w:numId="6" w16cid:durableId="1190533170">
+    <w:abstractNumId w:val="26"/>
+  </w:num>
+  <w:num w:numId="7" w16cid:durableId="1712000909">
+    <w:abstractNumId w:val="18"/>
+  </w:num>
+  <w:num w:numId="8" w16cid:durableId="1955556907">
+    <w:abstractNumId w:val="11"/>
+  </w:num>
+  <w:num w:numId="9" w16cid:durableId="207493210">
+    <w:abstractNumId w:val="20"/>
+  </w:num>
+  <w:num w:numId="10" w16cid:durableId="609749347">
     <w:abstractNumId w:val="13"/>
   </w:num>
-  <w:num w:numId="2" w16cid:durableId="2128506219">
-    <w:abstractNumId w:val="27"/>
-  </w:num>
-  <w:num w:numId="3" w16cid:durableId="660699309">
-    <w:abstractNumId w:val="23"/>
-  </w:num>
-  <w:num w:numId="4" w16cid:durableId="962806652">
-    <w:abstractNumId w:val="5"/>
-  </w:num>
-  <w:num w:numId="5" w16cid:durableId="528841229">
-    <w:abstractNumId w:val="7"/>
-  </w:num>
-  <w:num w:numId="6" w16cid:durableId="1190533170">
-    <w:abstractNumId w:val="24"/>
-  </w:num>
-  <w:num w:numId="7" w16cid:durableId="1712000909">
-    <w:abstractNumId w:val="17"/>
-  </w:num>
-  <w:num w:numId="8" w16cid:durableId="1955556907">
-    <w:abstractNumId w:val="10"/>
-  </w:num>
-  <w:num w:numId="9" w16cid:durableId="207493210">
-    <w:abstractNumId w:val="19"/>
-  </w:num>
-  <w:num w:numId="10" w16cid:durableId="609749347">
-    <w:abstractNumId w:val="12"/>
-  </w:num>
   <w:num w:numId="11" w16cid:durableId="1997491102">
-    <w:abstractNumId w:val="20"/>
+    <w:abstractNumId w:val="21"/>
   </w:num>
   <w:num w:numId="12" w16cid:durableId="755781864">
-    <w:abstractNumId w:val="30"/>
+    <w:abstractNumId w:val="32"/>
   </w:num>
   <w:num w:numId="13" w16cid:durableId="1354529101">
-    <w:abstractNumId w:val="6"/>
+    <w:abstractNumId w:val="7"/>
   </w:num>
   <w:num w:numId="14" w16cid:durableId="1687488065">
     <w:abstractNumId w:val="2"/>
   </w:num>
   <w:num w:numId="15" w16cid:durableId="1729769414">
-    <w:abstractNumId w:val="15"/>
+    <w:abstractNumId w:val="16"/>
   </w:num>
   <w:num w:numId="16" w16cid:durableId="104735205">
-    <w:abstractNumId w:val="28"/>
+    <w:abstractNumId w:val="30"/>
   </w:num>
   <w:num w:numId="17" w16cid:durableId="1762023649">
-    <w:abstractNumId w:val="18"/>
+    <w:abstractNumId w:val="19"/>
   </w:num>
   <w:num w:numId="18" w16cid:durableId="1016883728">
-    <w:abstractNumId w:val="29"/>
+    <w:abstractNumId w:val="31"/>
   </w:num>
   <w:num w:numId="19" w16cid:durableId="984166065">
-    <w:abstractNumId w:val="33"/>
+    <w:abstractNumId w:val="35"/>
   </w:num>
   <w:num w:numId="20" w16cid:durableId="436410690">
-    <w:abstractNumId w:val="34"/>
+    <w:abstractNumId w:val="37"/>
   </w:num>
   <w:num w:numId="21" w16cid:durableId="1620993992">
-    <w:abstractNumId w:val="9"/>
+    <w:abstractNumId w:val="10"/>
   </w:num>
   <w:num w:numId="22" w16cid:durableId="1988313032">
-    <w:abstractNumId w:val="14"/>
+    <w:abstractNumId w:val="15"/>
   </w:num>
   <w:num w:numId="23" w16cid:durableId="615059096">
     <w:abstractNumId w:val="1"/>
   </w:num>
   <w:num w:numId="24" w16cid:durableId="698899370">
-    <w:abstractNumId w:val="25"/>
+    <w:abstractNumId w:val="27"/>
   </w:num>
   <w:num w:numId="25" w16cid:durableId="32775877">
     <w:abstractNumId w:val="3"/>
   </w:num>
   <w:num w:numId="26" w16cid:durableId="1617953439">
-    <w:abstractNumId w:val="16"/>
+    <w:abstractNumId w:val="17"/>
   </w:num>
   <w:num w:numId="27" w16cid:durableId="2133548661">
-    <w:abstractNumId w:val="32"/>
+    <w:abstractNumId w:val="34"/>
   </w:num>
   <w:num w:numId="28" w16cid:durableId="253637215">
-    <w:abstractNumId w:val="4"/>
+    <w:abstractNumId w:val="5"/>
   </w:num>
   <w:num w:numId="29" w16cid:durableId="2120101813">
     <w:abstractNumId w:val="0"/>
   </w:num>
   <w:num w:numId="30" w16cid:durableId="1872960163">
-    <w:abstractNumId w:val="8"/>
+    <w:abstractNumId w:val="9"/>
   </w:num>
   <w:num w:numId="31" w16cid:durableId="763114070">
-    <w:abstractNumId w:val="21"/>
+    <w:abstractNumId w:val="22"/>
   </w:num>
   <w:num w:numId="32" w16cid:durableId="1223372411">
-    <w:abstractNumId w:val="22"/>
+    <w:abstractNumId w:val="23"/>
   </w:num>
   <w:num w:numId="33" w16cid:durableId="130900197">
-    <w:abstractNumId w:val="31"/>
+    <w:abstractNumId w:val="33"/>
   </w:num>
   <w:num w:numId="34" w16cid:durableId="1436899926">
-    <w:abstractNumId w:val="26"/>
+    <w:abstractNumId w:val="28"/>
   </w:num>
   <w:num w:numId="35" w16cid:durableId="356153600">
-    <w:abstractNumId w:val="11"/>
+    <w:abstractNumId w:val="12"/>
+  </w:num>
+  <w:num w:numId="36" w16cid:durableId="1090589636">
+    <w:abstractNumId w:val="4"/>
+  </w:num>
+  <w:num w:numId="37" w16cid:durableId="1375083919">
+    <w:abstractNumId w:val="36"/>
+  </w:num>
+  <w:num w:numId="38" w16cid:durableId="619460373">
+    <w:abstractNumId w:val="24"/>
   </w:num>
 </w:numbering>
 </file>
@@ -11150,6 +12683,7 @@
   <w:style w:type="character" w:default="1" w:styleId="DefaultParagraphFont">
     <w:name w:val="Default Paragraph Font"/>
     <w:uiPriority w:val="1"/>
+    <w:semiHidden/>
     <w:unhideWhenUsed/>
   </w:style>
   <w:style w:type="table" w:default="1" w:styleId="TableNormal">

--- a/Docs/Rapport de projet AGL3.docx
+++ b/Docs/Rapport de projet AGL3.docx
@@ -1665,7 +1665,7 @@
           <w:sz w:val="26"/>
           <w:szCs w:val="26"/>
         </w:rPr>
-        <w:t>REALISATION DE L’APPLICATION</w:t>
+        <w:t>RESULTATS DU PROJET</w:t>
       </w:r>
     </w:p>
     <w:p>
@@ -1673,7 +1673,7 @@
         <w:pStyle w:val="ListParagraph"/>
         <w:numPr>
           <w:ilvl w:val="0"/>
-          <w:numId w:val="7"/>
+          <w:numId w:val="52"/>
         </w:numPr>
         <w:rPr>
           <w:sz w:val="26"/>
@@ -1685,21 +1685,21 @@
           <w:sz w:val="26"/>
           <w:szCs w:val="26"/>
         </w:rPr>
-        <w:t>TECHNOLOGIES</w:t>
+        <w:t xml:space="preserve">MATERIELS ET </w:t>
       </w:r>
       <w:r>
         <w:rPr>
           <w:sz w:val="26"/>
           <w:szCs w:val="26"/>
         </w:rPr>
-        <w:t xml:space="preserve"> ET </w:t>
+        <w:t xml:space="preserve">OUTILS </w:t>
       </w:r>
       <w:r>
         <w:rPr>
           <w:sz w:val="26"/>
           <w:szCs w:val="26"/>
         </w:rPr>
-        <w:t xml:space="preserve">ENVIRONNEMENT DE DÉVELOPPEMENT </w:t>
+        <w:t xml:space="preserve">TECHNOLOGIQUES UTILISES </w:t>
       </w:r>
     </w:p>
     <w:p>
@@ -1707,7 +1707,7 @@
         <w:pStyle w:val="ListParagraph"/>
         <w:numPr>
           <w:ilvl w:val="0"/>
-          <w:numId w:val="7"/>
+          <w:numId w:val="52"/>
         </w:numPr>
         <w:rPr>
           <w:sz w:val="26"/>
@@ -1719,7 +1719,7 @@
           <w:sz w:val="26"/>
           <w:szCs w:val="26"/>
         </w:rPr>
-        <w:t xml:space="preserve">PRÉSENTATION DE L’APPLICATION </w:t>
+        <w:t>PRESENTATION DE L’APPLICATION</w:t>
       </w:r>
     </w:p>
     <w:p>
@@ -1727,7 +1727,7 @@
         <w:pStyle w:val="ListParagraph"/>
         <w:numPr>
           <w:ilvl w:val="0"/>
-          <w:numId w:val="7"/>
+          <w:numId w:val="5"/>
         </w:numPr>
         <w:rPr>
           <w:sz w:val="26"/>
@@ -1739,7 +1739,68 @@
           <w:sz w:val="26"/>
           <w:szCs w:val="26"/>
         </w:rPr>
-        <w:t>DISCUSSION DES RÉSULTATS</w:t>
+        <w:t>ESTIMATION BUDGETAIRE</w:t>
+      </w:r>
+      <w:r>
+        <w:rPr>
+          <w:sz w:val="26"/>
+          <w:szCs w:val="26"/>
+        </w:rPr>
+        <w:t xml:space="preserve"> </w:t>
+      </w:r>
+      <w:r>
+        <w:rPr>
+          <w:sz w:val="26"/>
+          <w:szCs w:val="26"/>
+        </w:rPr>
+        <w:t>ET</w:t>
+      </w:r>
+      <w:r>
+        <w:rPr>
+          <w:sz w:val="26"/>
+          <w:szCs w:val="26"/>
+        </w:rPr>
+        <w:t xml:space="preserve"> DISCUSSION DU PROJET</w:t>
+      </w:r>
+    </w:p>
+    <w:p>
+      <w:pPr>
+        <w:pStyle w:val="ListParagraph"/>
+        <w:numPr>
+          <w:ilvl w:val="0"/>
+          <w:numId w:val="55"/>
+        </w:numPr>
+        <w:rPr>
+          <w:sz w:val="26"/>
+          <w:szCs w:val="26"/>
+        </w:rPr>
+      </w:pPr>
+      <w:r>
+        <w:rPr>
+          <w:sz w:val="26"/>
+          <w:szCs w:val="26"/>
+        </w:rPr>
+        <w:t>ESTIMATION BUDGETAIRE</w:t>
+      </w:r>
+    </w:p>
+    <w:p>
+      <w:pPr>
+        <w:pStyle w:val="ListParagraph"/>
+        <w:numPr>
+          <w:ilvl w:val="0"/>
+          <w:numId w:val="55"/>
+        </w:numPr>
+        <w:rPr>
+          <w:sz w:val="26"/>
+          <w:szCs w:val="26"/>
+        </w:rPr>
+      </w:pPr>
+      <w:r>
+        <w:rPr>
+          <w:sz w:val="26"/>
+          <w:szCs w:val="26"/>
+        </w:rPr>
+        <w:t>DISCUSSION</w:t>
       </w:r>
     </w:p>
     <w:p>
@@ -1928,15 +1989,6 @@
     </w:p>
     <w:p>
       <w:pPr>
-        <w:jc w:val="both"/>
-        <w:rPr>
-          <w:sz w:val="28"/>
-          <w:szCs w:val="28"/>
-        </w:rPr>
-      </w:pPr>
-    </w:p>
-    <w:p>
-      <w:pPr>
         <w:pStyle w:val="ListParagraph"/>
         <w:numPr>
           <w:ilvl w:val="0"/>
@@ -1969,7 +2021,10 @@
     <w:p>
       <w:pPr>
         <w:pStyle w:val="ListParagraph"/>
-        <w:ind w:left="1080"/>
+        <w:numPr>
+          <w:ilvl w:val="1"/>
+          <w:numId w:val="9"/>
+        </w:numPr>
         <w:jc w:val="center"/>
         <w:rPr>
           <w:sz w:val="28"/>
@@ -1981,7 +2036,7 @@
           <w:sz w:val="28"/>
           <w:szCs w:val="28"/>
         </w:rPr>
-        <w:t xml:space="preserve">2.a. </w:t>
+        <w:t xml:space="preserve"> </w:t>
       </w:r>
       <w:r>
         <w:rPr>
@@ -2109,36 +2164,23 @@
     </w:p>
     <w:p>
       <w:pPr>
-        <w:jc w:val="both"/>
+        <w:pStyle w:val="ListParagraph"/>
+        <w:numPr>
+          <w:ilvl w:val="1"/>
+          <w:numId w:val="9"/>
+        </w:numPr>
+        <w:jc w:val="center"/>
         <w:rPr>
           <w:sz w:val="28"/>
           <w:szCs w:val="28"/>
         </w:rPr>
       </w:pPr>
-    </w:p>
-    <w:p>
-      <w:pPr>
+      <w:r>
         <w:rPr>
           <w:sz w:val="28"/>
           <w:szCs w:val="28"/>
         </w:rPr>
-      </w:pPr>
-    </w:p>
-    <w:p>
-      <w:pPr>
-        <w:ind w:left="720"/>
-        <w:jc w:val="center"/>
-        <w:rPr>
-          <w:sz w:val="28"/>
-          <w:szCs w:val="28"/>
-        </w:rPr>
-      </w:pPr>
-      <w:r>
-        <w:rPr>
-          <w:sz w:val="28"/>
-          <w:szCs w:val="28"/>
-        </w:rPr>
-        <w:t>2.a. Utilisateurs cibles</w:t>
+        <w:t xml:space="preserve"> Utilisateurs cibles</w:t>
       </w:r>
     </w:p>
     <w:p>
@@ -2174,7 +2216,6 @@
           <w:sz w:val="28"/>
           <w:szCs w:val="28"/>
         </w:rPr>
-        <w:lastRenderedPageBreak/>
         <w:t>Responsable des inscriptions : En charge de l'enregistrement des films et des informations sur les réalisateurs/producteurs.</w:t>
       </w:r>
     </w:p>
@@ -2235,6 +2276,7 @@
           <w:sz w:val="28"/>
           <w:szCs w:val="28"/>
         </w:rPr>
+        <w:lastRenderedPageBreak/>
         <w:t>Administrateur : Gère les utilisateurs et les rôles dans l’application.</w:t>
       </w:r>
     </w:p>
@@ -2332,8 +2374,8 @@
       <w:pPr>
         <w:pStyle w:val="ListParagraph"/>
         <w:numPr>
-          <w:ilvl w:val="0"/>
-          <w:numId w:val="21"/>
+          <w:ilvl w:val="1"/>
+          <w:numId w:val="58"/>
         </w:numPr>
         <w:jc w:val="center"/>
         <w:rPr>
@@ -2597,11 +2639,7 @@
           </w:tcPr>
           <w:p>
             <w:r>
-              <w:t xml:space="preserve">Permet au président du jury d'enregistrer les notes des </w:t>
-            </w:r>
-            <w:r>
-              <w:lastRenderedPageBreak/>
-              <w:t>membres du jury pour chaque film projeté.</w:t>
+              <w:t>Permet au président du jury d'enregistrer les notes des membres du jury pour chaque film projeté.</w:t>
             </w:r>
           </w:p>
         </w:tc>
@@ -2611,7 +2649,6 @@
           </w:tcPr>
           <w:p>
             <w:r>
-              <w:lastRenderedPageBreak/>
               <w:t>Président du jury, Membres du jury</w:t>
             </w:r>
           </w:p>
@@ -2642,11 +2679,7 @@
           </w:tcPr>
           <w:p>
             <w:r>
-              <w:t xml:space="preserve">Les notes doivent être attribuées et stockées correctement </w:t>
-            </w:r>
-            <w:r>
-              <w:lastRenderedPageBreak/>
-              <w:t>pour chaque film</w:t>
+              <w:t>Les notes doivent être attribuées et stockées correctement pour chaque film</w:t>
             </w:r>
           </w:p>
         </w:tc>
@@ -2661,7 +2694,6 @@
           </w:tcPr>
           <w:p>
             <w:r>
-              <w:lastRenderedPageBreak/>
               <w:t>Gestion des utilisateurs</w:t>
             </w:r>
           </w:p>
@@ -2672,7 +2704,11 @@
           </w:tcPr>
           <w:p>
             <w:r>
-              <w:t>Permet à l'administrateur de gérer les utilisateurs du système, y compris des rôles.</w:t>
+              <w:t xml:space="preserve">Permet à l'administrateur de gérer les utilisateurs du système, y </w:t>
+            </w:r>
+            <w:r>
+              <w:lastRenderedPageBreak/>
+              <w:t>compris des rôles.</w:t>
             </w:r>
           </w:p>
         </w:tc>
@@ -2720,7 +2756,11 @@
           </w:tcPr>
           <w:p>
             <w:r>
-              <w:t>L'utilisateur doit être ajouté au système avec le rôle correct</w:t>
+              <w:t xml:space="preserve">L'utilisateur doit être ajouté au système avec </w:t>
+            </w:r>
+            <w:r>
+              <w:lastRenderedPageBreak/>
+              <w:t>le rôle correct</w:t>
             </w:r>
           </w:p>
         </w:tc>
@@ -2866,6 +2906,131 @@
           <w:szCs w:val="26"/>
         </w:rPr>
       </w:pPr>
+      <w:r>
+        <w:rPr>
+          <w:noProof/>
+          <w:sz w:val="26"/>
+          <w:szCs w:val="26"/>
+        </w:rPr>
+        <mc:AlternateContent>
+          <mc:Choice Requires="wps">
+            <w:drawing>
+              <wp:anchor distT="0" distB="0" distL="114300" distR="114300" simplePos="0" relativeHeight="251683840" behindDoc="0" locked="0" layoutInCell="1" allowOverlap="1" wp14:anchorId="3C96C669" wp14:editId="4236785F">
+                <wp:simplePos x="0" y="0"/>
+                <wp:positionH relativeFrom="column">
+                  <wp:posOffset>844599</wp:posOffset>
+                </wp:positionH>
+                <wp:positionV relativeFrom="paragraph">
+                  <wp:posOffset>2835177</wp:posOffset>
+                </wp:positionV>
+                <wp:extent cx="3847514" cy="576776"/>
+                <wp:effectExtent l="0" t="0" r="0" b="0"/>
+                <wp:wrapNone/>
+                <wp:docPr id="1" name="Text Box 1"/>
+                <wp:cNvGraphicFramePr/>
+                <a:graphic xmlns:a="http://schemas.openxmlformats.org/drawingml/2006/main">
+                  <a:graphicData uri="http://schemas.microsoft.com/office/word/2010/wordprocessingShape">
+                    <wps:wsp>
+                      <wps:cNvSpPr txBox="1"/>
+                      <wps:spPr>
+                        <a:xfrm>
+                          <a:off x="0" y="0"/>
+                          <a:ext cx="3847514" cy="576776"/>
+                        </a:xfrm>
+                        <a:prstGeom prst="rect">
+                          <a:avLst/>
+                        </a:prstGeom>
+                        <a:noFill/>
+                        <a:ln w="6350">
+                          <a:noFill/>
+                        </a:ln>
+                      </wps:spPr>
+                      <wps:txbx>
+                        <w:txbxContent>
+                          <w:p>
+                            <w:r>
+                              <w:t>Tableau 1 : tableau des spécifications fonctionnelles</w:t>
+                            </w:r>
+                            <w:r>
+                              <w:t xml:space="preserve">  </w:t>
+                            </w:r>
+                            <w:r>
+                              <w:t>Source :</w:t>
+                            </w:r>
+                            <w:r>
+                              <w:t xml:space="preserve"> MICROSOFT</w:t>
+                            </w:r>
+                            <w:r>
+                              <w:t xml:space="preserve"> WORD</w:t>
+                            </w:r>
+                          </w:p>
+                        </w:txbxContent>
+                      </wps:txbx>
+                      <wps:bodyPr rot="0" spcFirstLastPara="0" vertOverflow="overflow" horzOverflow="overflow" vert="horz" wrap="square" lIns="91440" tIns="45720" rIns="91440" bIns="45720" numCol="1" spcCol="0" rtlCol="0" fromWordArt="0" anchor="t" anchorCtr="0" forceAA="0" compatLnSpc="1">
+                        <a:prstTxWarp prst="textNoShape">
+                          <a:avLst/>
+                        </a:prstTxWarp>
+                        <a:noAutofit/>
+                      </wps:bodyPr>
+                    </wps:wsp>
+                  </a:graphicData>
+                </a:graphic>
+                <wp14:sizeRelH relativeFrom="margin">
+                  <wp14:pctWidth>0</wp14:pctWidth>
+                </wp14:sizeRelH>
+                <wp14:sizeRelV relativeFrom="margin">
+                  <wp14:pctHeight>0</wp14:pctHeight>
+                </wp14:sizeRelV>
+              </wp:anchor>
+            </w:drawing>
+          </mc:Choice>
+          <mc:Fallback>
+            <w:pict>
+              <v:shape w14:anchorId="3C96C669" id="Text Box 1" o:spid="_x0000_s1035" type="#_x0000_t202" style="position:absolute;margin-left:66.5pt;margin-top:223.25pt;width:302.95pt;height:45.4pt;z-index:251683840;visibility:visible;mso-wrap-style:square;mso-width-percent:0;mso-height-percent:0;mso-wrap-distance-left:9pt;mso-wrap-distance-top:0;mso-wrap-distance-right:9pt;mso-wrap-distance-bottom:0;mso-position-horizontal:absolute;mso-position-horizontal-relative:text;mso-position-vertical:absolute;mso-position-vertical-relative:text;mso-width-percent:0;mso-height-percent:0;mso-width-relative:margin;mso-height-relative:margin;v-text-anchor:top" o:gfxdata="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" filled="f" stroked="f" strokeweight=".5pt">
+                <v:textbox>
+                  <w:txbxContent>
+                    <w:p>
+                      <w:r>
+                        <w:t>Tableau 1 : tableau des spécifications fonctionnelles</w:t>
+                      </w:r>
+                      <w:r>
+                        <w:t xml:space="preserve">  </w:t>
+                      </w:r>
+                      <w:r>
+                        <w:t>Source :</w:t>
+                      </w:r>
+                      <w:r>
+                        <w:t xml:space="preserve"> MICROSOFT</w:t>
+                      </w:r>
+                      <w:r>
+                        <w:t xml:space="preserve"> WORD</w:t>
+                      </w:r>
+                    </w:p>
+                  </w:txbxContent>
+                </v:textbox>
+              </v:shape>
+            </w:pict>
+          </mc:Fallback>
+        </mc:AlternateContent>
+      </w:r>
+    </w:p>
+    <w:p>
+      <w:pPr>
+        <w:rPr>
+          <w:sz w:val="26"/>
+          <w:szCs w:val="26"/>
+        </w:rPr>
+      </w:pPr>
+    </w:p>
+    <w:p>
+      <w:pPr>
+        <w:pStyle w:val="ListParagraph"/>
+        <w:ind w:left="1440"/>
+        <w:rPr>
+          <w:sz w:val="26"/>
+          <w:szCs w:val="26"/>
+        </w:rPr>
+      </w:pPr>
     </w:p>
     <w:p>
       <w:pPr>
@@ -2901,6 +3066,44 @@
         </w:rPr>
         <w:t xml:space="preserve">ANALYSE </w:t>
       </w:r>
+      <w:r>
+        <w:rPr>
+          <w:sz w:val="26"/>
+          <w:szCs w:val="26"/>
+        </w:rPr>
+        <w:t>UTILISEE</w:t>
+      </w:r>
+    </w:p>
+    <w:p>
+      <w:pPr>
+        <w:pStyle w:val="ListParagraph"/>
+        <w:ind w:left="1440"/>
+        <w:rPr>
+          <w:sz w:val="26"/>
+          <w:szCs w:val="26"/>
+        </w:rPr>
+      </w:pPr>
+    </w:p>
+    <w:p>
+      <w:pPr>
+        <w:pStyle w:val="ListParagraph"/>
+        <w:numPr>
+          <w:ilvl w:val="1"/>
+          <w:numId w:val="8"/>
+        </w:numPr>
+        <w:jc w:val="center"/>
+        <w:rPr>
+          <w:sz w:val="26"/>
+          <w:szCs w:val="26"/>
+        </w:rPr>
+      </w:pPr>
+      <w:r>
+        <w:rPr>
+          <w:sz w:val="26"/>
+          <w:szCs w:val="26"/>
+        </w:rPr>
+        <w:t>Méthode SCRUM</w:t>
+      </w:r>
     </w:p>
     <w:p>
       <w:pPr>
@@ -2915,7 +3118,7 @@
           <w:sz w:val="26"/>
           <w:szCs w:val="26"/>
         </w:rPr>
-        <w:t>La méthode d’analyse choisie est basée sur une approche orientée objet, où les différents composants du système sont modélisés en UML. Cette méthode permet de visualiser la structure du système avant sa mise en œuvre, en identifiant les relations entre les acteurs (utilisateurs, administrateurs, membres du jury) et les objets (films, projections, jury,</w:t>
+        <w:t>Dans le cadre de notre projet « Doc à Tunis », nous avons choisi d'adopter une méthode d'analyse agile qui répond aux besoins dynamiques du développement logiciel. Cette approche nous permet de travailler de manière collaborative</w:t>
       </w:r>
       <w:r>
         <w:rPr>
@@ -2929,15 +3132,304 @@
           <w:sz w:val="26"/>
           <w:szCs w:val="26"/>
         </w:rPr>
-        <w:t>planning</w:t>
+        <w:t>et de nous adapter rapidement aux changements de exigences.</w:t>
       </w:r>
       <w:r>
         <w:rPr>
           <w:sz w:val="26"/>
           <w:szCs w:val="26"/>
         </w:rPr>
-        <w:t>).</w:t>
+        <w:t xml:space="preserve"> </w:t>
       </w:r>
+      <w:r>
+        <w:rPr>
+          <w:sz w:val="26"/>
+          <w:szCs w:val="26"/>
+        </w:rPr>
+        <w:t>Parmi les différentes méthodologies agiles, nous avons opté pour Scrum, qui est reconnue pour sa structure bien définie et son efficacité dans la gestion de projets complexes. Cette méthode nous a permis d'organiser notre travail en itérations courtes, favorisant ainsi un développement rapide et itératif du produit final.</w:t>
+      </w:r>
+    </w:p>
+    <w:p>
+      <w:pPr>
+        <w:pStyle w:val="ListParagraph"/>
+        <w:numPr>
+          <w:ilvl w:val="1"/>
+          <w:numId w:val="8"/>
+        </w:numPr>
+        <w:jc w:val="center"/>
+        <w:rPr>
+          <w:sz w:val="26"/>
+          <w:szCs w:val="26"/>
+        </w:rPr>
+      </w:pPr>
+      <w:r>
+        <w:rPr>
+          <w:sz w:val="26"/>
+          <w:szCs w:val="26"/>
+        </w:rPr>
+        <w:t>Rôle de chacun des membres de l’équipe</w:t>
+      </w:r>
+    </w:p>
+    <w:p>
+      <w:pPr>
+        <w:pStyle w:val="ListParagraph"/>
+        <w:ind w:left="2160"/>
+        <w:rPr>
+          <w:sz w:val="26"/>
+          <w:szCs w:val="26"/>
+        </w:rPr>
+      </w:pPr>
+    </w:p>
+    <w:p>
+      <w:pPr>
+        <w:pStyle w:val="ListParagraph"/>
+        <w:numPr>
+          <w:ilvl w:val="0"/>
+          <w:numId w:val="65"/>
+        </w:numPr>
+        <w:jc w:val="both"/>
+        <w:rPr>
+          <w:sz w:val="26"/>
+          <w:szCs w:val="26"/>
+          <w:lang w:val="en-US"/>
+        </w:rPr>
+      </w:pPr>
+      <w:r>
+        <w:rPr>
+          <w:sz w:val="26"/>
+          <w:szCs w:val="26"/>
+          <w:lang w:val="en-US"/>
+        </w:rPr>
+        <w:t>Ange David AKRE(Scrum Master)</w:t>
+      </w:r>
+    </w:p>
+    <w:p>
+      <w:pPr>
+        <w:jc w:val="both"/>
+        <w:rPr>
+          <w:sz w:val="26"/>
+          <w:szCs w:val="26"/>
+        </w:rPr>
+      </w:pPr>
+      <w:r>
+        <w:rPr>
+          <w:sz w:val="26"/>
+          <w:szCs w:val="26"/>
+        </w:rPr>
+        <w:t>En tant que Scrum Master, A</w:t>
+      </w:r>
+      <w:r>
+        <w:rPr>
+          <w:sz w:val="26"/>
+          <w:szCs w:val="26"/>
+        </w:rPr>
+        <w:t>KRE David</w:t>
+      </w:r>
+      <w:r>
+        <w:rPr>
+          <w:sz w:val="26"/>
+          <w:szCs w:val="26"/>
+        </w:rPr>
+        <w:t xml:space="preserve"> a joué un rôle clé dans la facilitation de l’ensemble du processus Scrum. Il a veillé à ce que les principes de Scrum soient respectés, en organisant les différentes cérémonies telles que les réunions de planification, les réunions quotidiennes et les revues de sprint. De plus, il a aidé l’équipe à surmonter les obstacles rencontrés pendant le développement, en maintenant une communication ouverte et en encourageant la collaboration.</w:t>
+      </w:r>
+    </w:p>
+    <w:p>
+      <w:pPr>
+        <w:jc w:val="both"/>
+        <w:rPr>
+          <w:sz w:val="26"/>
+          <w:szCs w:val="26"/>
+        </w:rPr>
+      </w:pPr>
+    </w:p>
+    <w:p>
+      <w:pPr>
+        <w:pStyle w:val="ListParagraph"/>
+        <w:numPr>
+          <w:ilvl w:val="0"/>
+          <w:numId w:val="65"/>
+        </w:numPr>
+        <w:jc w:val="both"/>
+        <w:rPr>
+          <w:sz w:val="26"/>
+          <w:szCs w:val="26"/>
+        </w:rPr>
+      </w:pPr>
+      <w:r>
+        <w:rPr>
+          <w:sz w:val="26"/>
+          <w:szCs w:val="26"/>
+        </w:rPr>
+        <w:t>Adama NOUHO(Product Owner) </w:t>
+      </w:r>
+    </w:p>
+    <w:p>
+      <w:pPr>
+        <w:jc w:val="both"/>
+        <w:rPr>
+          <w:sz w:val="26"/>
+          <w:szCs w:val="26"/>
+        </w:rPr>
+      </w:pPr>
+      <w:r>
+        <w:rPr>
+          <w:sz w:val="26"/>
+          <w:szCs w:val="26"/>
+        </w:rPr>
+        <w:t>NOUHO Adama</w:t>
+      </w:r>
+      <w:r>
+        <w:rPr>
+          <w:sz w:val="26"/>
+          <w:szCs w:val="26"/>
+        </w:rPr>
+        <w:t xml:space="preserve"> a occupé le rôle de Product Owner, étant responsable de la définition de la vision du projet et de la gestion du Product Backlog. Il a travaillé en étroite collaboration avec les parties prenantes pour recueillir leurs besoins et leurs retours, traduisant ces informations en user stories claires et bien priorisées. Nouho a veillé à ce que l’équipe se concentre sur la création de valeur tout au long du projet.</w:t>
+      </w:r>
+    </w:p>
+    <w:p>
+      <w:pPr>
+        <w:pStyle w:val="ListParagraph"/>
+        <w:numPr>
+          <w:ilvl w:val="0"/>
+          <w:numId w:val="65"/>
+        </w:numPr>
+        <w:jc w:val="both"/>
+        <w:rPr>
+          <w:sz w:val="26"/>
+          <w:szCs w:val="26"/>
+        </w:rPr>
+      </w:pPr>
+      <w:r>
+        <w:rPr>
+          <w:sz w:val="26"/>
+          <w:szCs w:val="26"/>
+        </w:rPr>
+        <w:t>Bryan</w:t>
+      </w:r>
+      <w:r>
+        <w:rPr>
+          <w:sz w:val="26"/>
+          <w:szCs w:val="26"/>
+        </w:rPr>
+        <w:t xml:space="preserve"> KPASSOKRO</w:t>
+      </w:r>
+      <w:r>
+        <w:rPr>
+          <w:sz w:val="26"/>
+          <w:szCs w:val="26"/>
+        </w:rPr>
+        <w:t xml:space="preserve"> (Développeur) :</w:t>
+      </w:r>
+    </w:p>
+    <w:p>
+      <w:pPr>
+        <w:jc w:val="both"/>
+        <w:rPr>
+          <w:sz w:val="26"/>
+          <w:szCs w:val="26"/>
+        </w:rPr>
+      </w:pPr>
+      <w:r>
+        <w:rPr>
+          <w:sz w:val="26"/>
+          <w:szCs w:val="26"/>
+        </w:rPr>
+        <w:t xml:space="preserve"> En tant que Développeur, Bryan a été chargé de la mise en œuvre des fonctionnalités définies dans le Product Backlog. Il a participé activement aux réunions de planification des sprints, estimant les user stories et s’engageant à les réaliser dans les délais impartis. Bryan a également collaboré avec </w:t>
+      </w:r>
+      <w:r>
+        <w:rPr>
+          <w:sz w:val="26"/>
+          <w:szCs w:val="26"/>
+        </w:rPr>
+        <w:t>AKRE</w:t>
+      </w:r>
+      <w:r>
+        <w:rPr>
+          <w:sz w:val="26"/>
+          <w:szCs w:val="26"/>
+        </w:rPr>
+        <w:t xml:space="preserve"> et </w:t>
+      </w:r>
+      <w:r>
+        <w:rPr>
+          <w:sz w:val="26"/>
+          <w:szCs w:val="26"/>
+        </w:rPr>
+        <w:t>NOUHO</w:t>
+      </w:r>
+      <w:r>
+        <w:rPr>
+          <w:sz w:val="26"/>
+          <w:szCs w:val="26"/>
+        </w:rPr>
+        <w:t xml:space="preserve"> pour garantir que les objectifs du sprint étaient atteints et que le produit répondait aux critères de qualité établis.</w:t>
+      </w:r>
+    </w:p>
+    <w:p>
+      <w:pPr>
+        <w:pStyle w:val="ListParagraph"/>
+        <w:numPr>
+          <w:ilvl w:val="1"/>
+          <w:numId w:val="8"/>
+        </w:numPr>
+        <w:jc w:val="center"/>
+        <w:rPr>
+          <w:sz w:val="26"/>
+          <w:szCs w:val="26"/>
+        </w:rPr>
+      </w:pPr>
+      <w:r>
+        <w:rPr>
+          <w:sz w:val="26"/>
+          <w:szCs w:val="26"/>
+        </w:rPr>
+        <w:t>Outils</w:t>
+      </w:r>
+      <w:r>
+        <w:rPr>
+          <w:sz w:val="26"/>
+          <w:szCs w:val="26"/>
+        </w:rPr>
+        <w:t xml:space="preserve"> de gestion de projet (Pivotal tracker)</w:t>
+      </w:r>
+    </w:p>
+    <w:p>
+      <w:pPr>
+        <w:rPr>
+          <w:sz w:val="26"/>
+          <w:szCs w:val="26"/>
+        </w:rPr>
+      </w:pPr>
+      <w:r>
+        <w:rPr>
+          <w:sz w:val="26"/>
+          <w:szCs w:val="26"/>
+        </w:rPr>
+        <w:t>Pour faciliter notre gestion de projet, nous avons utilisé l'outil Pivotal Tracker</w:t>
+      </w:r>
+      <w:r>
+        <w:rPr>
+          <w:sz w:val="26"/>
+          <w:szCs w:val="26"/>
+        </w:rPr>
+        <w:t xml:space="preserve"> dans sa version gratuite</w:t>
+      </w:r>
+      <w:r>
+        <w:rPr>
+          <w:sz w:val="26"/>
+          <w:szCs w:val="26"/>
+        </w:rPr>
+        <w:t>. Cet outil a été essentiel pour suivre l'avancement du développement et organiser le travail de l’équipe. Grâce à Pivotal Tracker, nous avons pu :</w:t>
+      </w:r>
+    </w:p>
+    <w:p>
+      <w:pPr>
+        <w:jc w:val="center"/>
+        <w:rPr>
+          <w:sz w:val="26"/>
+          <w:szCs w:val="26"/>
+        </w:rPr>
+      </w:pPr>
     </w:p>
     <w:p>
       <w:pPr>
@@ -2973,17 +3465,8 @@
           <w:sz w:val="26"/>
           <w:szCs w:val="26"/>
         </w:rPr>
-        <w:t>L'étude conceptuelle dans un projet IT (Technologies de l'Information) est une étape clé qui intervient après la phase de définition des besoins. Elle vise à conceptualiser et à modéliser la solution envisagée, en s'appuyant sur les spécifications fonctionnelles et non fonctionnelles. Cette étude permet de définir l'architecture globale du système, les interactions entre les différents composants, et de vérifier la faisabilité technique du projet avant de passer à la phase de développement.</w:t>
+        <w:t>L'étude conceptuelle dans un projet IT est une étape clé qui intervient après la phase de définition des besoins. Elle vise à conceptualiser et à modéliser la solution envisagée, en s'appuyant sur les spécifications fonctionnelles et non fonctionnelles. Cette étude permet de définir l'architecture globale du système, les interactions entre les différents composants, et de vérifier la faisabilité technique du projet avant de passer à la phase de développement.</w:t>
       </w:r>
-    </w:p>
-    <w:p>
-      <w:pPr>
-        <w:jc w:val="both"/>
-        <w:rPr>
-          <w:sz w:val="26"/>
-          <w:szCs w:val="26"/>
-        </w:rPr>
-      </w:pPr>
     </w:p>
     <w:p>
       <w:pPr>
@@ -3003,7 +3486,6 @@
           <w:sz w:val="26"/>
           <w:szCs w:val="26"/>
         </w:rPr>
-        <w:lastRenderedPageBreak/>
         <w:t>CONCEPTION LOGIQUE</w:t>
       </w:r>
     </w:p>
@@ -3020,11 +3502,24 @@
           <w:sz w:val="26"/>
           <w:szCs w:val="26"/>
         </w:rPr>
-        <w:t>La conception logique est une étape essentielle dans le processus de développement d'un système informatique, et plus spécifiquement dans la conception des bases de données et des systèmes d'information. Elle intervient après l'analyse des besoins et après l'étude conceptuelle. Elle a pour objectif de traduire les modèles conceptuels (souvent issus de la modélisation UML ou d'autres techniques de modélisation) en une représentation plus technique, mais qui reste indépendante des technologies spécifiques utilisées pour l'implémentation.</w:t>
+        <w:t xml:space="preserve">La conception logique est une étape essentielle dans le processus de développement d'un système informatique, et plus spécifiquement dans la conception des bases de données et des systèmes d'information. Elle intervient après l'analyse des besoins et après l'étude conceptuelle. Elle a pour objectif de </w:t>
       </w:r>
-    </w:p>
-    <w:p>
-      <w:pPr>
+      <w:r>
+        <w:rPr>
+          <w:sz w:val="26"/>
+          <w:szCs w:val="26"/>
+        </w:rPr>
+        <w:lastRenderedPageBreak/>
+        <w:t>traduire les modèles conceptuels (souvent issus de la modélisation UML ou d'autres techniques de modélisation) en une représentation plus technique, mais qui reste indépendante des technologies spécifiques utilisées pour l'implémentation.</w:t>
+      </w:r>
+    </w:p>
+    <w:p>
+      <w:pPr>
+        <w:pStyle w:val="ListParagraph"/>
+        <w:numPr>
+          <w:ilvl w:val="0"/>
+          <w:numId w:val="49"/>
+        </w:numPr>
         <w:jc w:val="center"/>
         <w:rPr>
           <w:sz w:val="26"/>
@@ -3036,7 +3531,7 @@
           <w:sz w:val="26"/>
           <w:szCs w:val="26"/>
         </w:rPr>
-        <w:t>1.b. Diagramme de cas d’utilisation</w:t>
+        <w:t>Diagramme de cas d’utilisation</w:t>
       </w:r>
     </w:p>
     <w:p>
@@ -3064,15 +3559,15 @@
           <w:noProof/>
         </w:rPr>
         <w:drawing>
-          <wp:anchor distT="0" distB="0" distL="114300" distR="114300" simplePos="0" relativeHeight="251682816" behindDoc="0" locked="0" layoutInCell="1" allowOverlap="1" wp14:anchorId="37F51B4C" wp14:editId="3C1F5E99">
+          <wp:anchor distT="0" distB="0" distL="114300" distR="114300" simplePos="0" relativeHeight="251682816" behindDoc="0" locked="0" layoutInCell="1" allowOverlap="1" wp14:anchorId="37F51B4C" wp14:editId="7AFD9E8E">
             <wp:simplePos x="0" y="0"/>
             <wp:positionH relativeFrom="column">
-              <wp:posOffset>-189914</wp:posOffset>
+              <wp:posOffset>33655</wp:posOffset>
             </wp:positionH>
             <wp:positionV relativeFrom="paragraph">
               <wp:posOffset>318135</wp:posOffset>
             </wp:positionV>
-            <wp:extent cx="6192000" cy="4312800"/>
+            <wp:extent cx="5588000" cy="3892107"/>
             <wp:effectExtent l="0" t="0" r="0" b="0"/>
             <wp:wrapNone/>
             <wp:docPr id="12" name="Picture 12"/>
@@ -3104,7 +3599,7 @@
                   <pic:spPr bwMode="auto">
                     <a:xfrm>
                       <a:off x="0" y="0"/>
-                      <a:ext cx="6192000" cy="4312800"/>
+                      <a:ext cx="5588000" cy="3892107"/>
                     </a:xfrm>
                     <a:prstGeom prst="rect">
                       <a:avLst/>
@@ -3127,6 +3622,9 @@
         </w:drawing>
       </w:r>
       <w:r>
+        <w:t xml:space="preserve">     </w:t>
+      </w:r>
+      <w:r>
         <w:t>DIAGRAMME DE CAS D’UTILISATION GLOBAL</w:t>
       </w:r>
     </w:p>
@@ -3237,6 +3735,207 @@
           <w:szCs w:val="26"/>
         </w:rPr>
       </w:pPr>
+      <w:r>
+        <w:rPr>
+          <w:noProof/>
+          <w:sz w:val="26"/>
+          <w:szCs w:val="26"/>
+        </w:rPr>
+        <mc:AlternateContent>
+          <mc:Choice Requires="wps">
+            <w:drawing>
+              <wp:anchor distT="0" distB="0" distL="114300" distR="114300" simplePos="0" relativeHeight="251694080" behindDoc="0" locked="0" layoutInCell="1" allowOverlap="1" wp14:anchorId="54E15E5F" wp14:editId="663441CD">
+                <wp:simplePos x="0" y="0"/>
+                <wp:positionH relativeFrom="column">
+                  <wp:posOffset>888724</wp:posOffset>
+                </wp:positionH>
+                <wp:positionV relativeFrom="paragraph">
+                  <wp:posOffset>122555</wp:posOffset>
+                </wp:positionV>
+                <wp:extent cx="4271010" cy="279400"/>
+                <wp:effectExtent l="0" t="0" r="0" b="6350"/>
+                <wp:wrapNone/>
+                <wp:docPr id="21" name="Text Box 21"/>
+                <wp:cNvGraphicFramePr/>
+                <a:graphic xmlns:a="http://schemas.openxmlformats.org/drawingml/2006/main">
+                  <a:graphicData uri="http://schemas.microsoft.com/office/word/2010/wordprocessingShape">
+                    <wps:wsp>
+                      <wps:cNvSpPr txBox="1"/>
+                      <wps:spPr>
+                        <a:xfrm>
+                          <a:off x="0" y="0"/>
+                          <a:ext cx="4271010" cy="279400"/>
+                        </a:xfrm>
+                        <a:prstGeom prst="rect">
+                          <a:avLst/>
+                        </a:prstGeom>
+                        <a:noFill/>
+                        <a:ln w="6350">
+                          <a:noFill/>
+                        </a:ln>
+                      </wps:spPr>
+                      <wps:txbx>
+                        <w:txbxContent>
+                          <w:p>
+                            <w:pPr>
+                              <w:rPr>
+                                <w:sz w:val="20"/>
+                                <w:szCs w:val="20"/>
+                              </w:rPr>
+                            </w:pPr>
+                            <w:r>
+                              <w:rPr>
+                                <w:sz w:val="20"/>
+                                <w:szCs w:val="20"/>
+                              </w:rPr>
+                              <w:t>Figure 1 : diagramme de cas d’utilisation global</w:t>
+                            </w:r>
+                            <w:r>
+                              <w:rPr>
+                                <w:sz w:val="20"/>
+                                <w:szCs w:val="20"/>
+                              </w:rPr>
+                              <w:t> ;</w:t>
+                            </w:r>
+                            <w:r>
+                              <w:rPr>
+                                <w:sz w:val="20"/>
+                                <w:szCs w:val="20"/>
+                              </w:rPr>
+                              <w:t xml:space="preserve">  </w:t>
+                            </w:r>
+                            <w:r>
+                              <w:rPr>
+                                <w:sz w:val="20"/>
+                                <w:szCs w:val="20"/>
+                              </w:rPr>
+                              <w:t xml:space="preserve"> </w:t>
+                            </w:r>
+                            <w:r>
+                              <w:rPr>
+                                <w:sz w:val="20"/>
+                                <w:szCs w:val="20"/>
+                              </w:rPr>
+                              <w:t>Source : Asta</w:t>
+                            </w:r>
+                            <w:r>
+                              <w:rPr>
+                                <w:sz w:val="20"/>
+                                <w:szCs w:val="20"/>
+                              </w:rPr>
+                              <w:t>h</w:t>
+                            </w:r>
+                            <w:r>
+                              <w:rPr>
+                                <w:sz w:val="20"/>
+                                <w:szCs w:val="20"/>
+                              </w:rPr>
+                              <w:t xml:space="preserve"> </w:t>
+                            </w:r>
+                            <w:r>
+                              <w:rPr>
+                                <w:sz w:val="20"/>
+                                <w:szCs w:val="20"/>
+                              </w:rPr>
+                              <w:t>UML</w:t>
+                            </w:r>
+                          </w:p>
+                        </w:txbxContent>
+                      </wps:txbx>
+                      <wps:bodyPr rot="0" spcFirstLastPara="0" vertOverflow="overflow" horzOverflow="overflow" vert="horz" wrap="square" lIns="91440" tIns="45720" rIns="91440" bIns="45720" numCol="1" spcCol="0" rtlCol="0" fromWordArt="0" anchor="t" anchorCtr="0" forceAA="0" compatLnSpc="1">
+                        <a:prstTxWarp prst="textNoShape">
+                          <a:avLst/>
+                        </a:prstTxWarp>
+                        <a:noAutofit/>
+                      </wps:bodyPr>
+                    </wps:wsp>
+                  </a:graphicData>
+                </a:graphic>
+                <wp14:sizeRelH relativeFrom="margin">
+                  <wp14:pctWidth>0</wp14:pctWidth>
+                </wp14:sizeRelH>
+                <wp14:sizeRelV relativeFrom="margin">
+                  <wp14:pctHeight>0</wp14:pctHeight>
+                </wp14:sizeRelV>
+              </wp:anchor>
+            </w:drawing>
+          </mc:Choice>
+          <mc:Fallback>
+            <w:pict>
+              <v:shape w14:anchorId="54E15E5F" id="Text Box 21" o:spid="_x0000_s1036" type="#_x0000_t202" style="position:absolute;left:0;text-align:left;margin-left:70pt;margin-top:9.65pt;width:336.3pt;height:22pt;z-index:251694080;visibility:visible;mso-wrap-style:square;mso-width-percent:0;mso-height-percent:0;mso-wrap-distance-left:9pt;mso-wrap-distance-top:0;mso-wrap-distance-right:9pt;mso-wrap-distance-bottom:0;mso-position-horizontal:absolute;mso-position-horizontal-relative:text;mso-position-vertical:absolute;mso-position-vertical-relative:text;mso-width-percent:0;mso-height-percent:0;mso-width-relative:margin;mso-height-relative:margin;v-text-anchor:top" o:gfxdata="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" filled="f" stroked="f" strokeweight=".5pt">
+                <v:textbox>
+                  <w:txbxContent>
+                    <w:p>
+                      <w:pPr>
+                        <w:rPr>
+                          <w:sz w:val="20"/>
+                          <w:szCs w:val="20"/>
+                        </w:rPr>
+                      </w:pPr>
+                      <w:r>
+                        <w:rPr>
+                          <w:sz w:val="20"/>
+                          <w:szCs w:val="20"/>
+                        </w:rPr>
+                        <w:t>Figure 1 : diagramme de cas d’utilisation global</w:t>
+                      </w:r>
+                      <w:r>
+                        <w:rPr>
+                          <w:sz w:val="20"/>
+                          <w:szCs w:val="20"/>
+                        </w:rPr>
+                        <w:t> ;</w:t>
+                      </w:r>
+                      <w:r>
+                        <w:rPr>
+                          <w:sz w:val="20"/>
+                          <w:szCs w:val="20"/>
+                        </w:rPr>
+                        <w:t xml:space="preserve">  </w:t>
+                      </w:r>
+                      <w:r>
+                        <w:rPr>
+                          <w:sz w:val="20"/>
+                          <w:szCs w:val="20"/>
+                        </w:rPr>
+                        <w:t xml:space="preserve"> </w:t>
+                      </w:r>
+                      <w:r>
+                        <w:rPr>
+                          <w:sz w:val="20"/>
+                          <w:szCs w:val="20"/>
+                        </w:rPr>
+                        <w:t>Source : Asta</w:t>
+                      </w:r>
+                      <w:r>
+                        <w:rPr>
+                          <w:sz w:val="20"/>
+                          <w:szCs w:val="20"/>
+                        </w:rPr>
+                        <w:t>h</w:t>
+                      </w:r>
+                      <w:r>
+                        <w:rPr>
+                          <w:sz w:val="20"/>
+                          <w:szCs w:val="20"/>
+                        </w:rPr>
+                        <w:t xml:space="preserve"> </w:t>
+                      </w:r>
+                      <w:r>
+                        <w:rPr>
+                          <w:sz w:val="20"/>
+                          <w:szCs w:val="20"/>
+                        </w:rPr>
+                        <w:t>UML</w:t>
+                      </w:r>
+                    </w:p>
+                  </w:txbxContent>
+                </v:textbox>
+              </v:shape>
+            </w:pict>
+          </mc:Fallback>
+        </mc:AlternateContent>
+      </w:r>
     </w:p>
     <w:p>
       <w:pPr>
@@ -3250,6 +3949,63 @@
     <w:p>
       <w:pPr>
         <w:jc w:val="center"/>
+        <w:rPr>
+          <w:sz w:val="26"/>
+          <w:szCs w:val="26"/>
+        </w:rPr>
+      </w:pPr>
+      <w:r>
+        <w:rPr>
+          <w:sz w:val="26"/>
+          <w:szCs w:val="26"/>
+        </w:rPr>
+        <w:t>CAS D’UTILISATION : G</w:t>
+      </w:r>
+      <w:r>
+        <w:rPr>
+          <w:sz w:val="26"/>
+          <w:szCs w:val="26"/>
+        </w:rPr>
+        <w:t>estion des</w:t>
+      </w:r>
+      <w:r>
+        <w:rPr>
+          <w:sz w:val="26"/>
+          <w:szCs w:val="26"/>
+        </w:rPr>
+        <w:t xml:space="preserve"> enregistrements</w:t>
+      </w:r>
+    </w:p>
+    <w:p>
+      <w:pPr>
+        <w:jc w:val="both"/>
+        <w:rPr>
+          <w:sz w:val="26"/>
+          <w:szCs w:val="26"/>
+        </w:rPr>
+      </w:pPr>
+    </w:p>
+    <w:p>
+      <w:pPr>
+        <w:jc w:val="both"/>
+        <w:rPr>
+          <w:sz w:val="26"/>
+          <w:szCs w:val="26"/>
+        </w:rPr>
+      </w:pPr>
+    </w:p>
+    <w:p>
+      <w:pPr>
+        <w:jc w:val="both"/>
+        <w:rPr>
+          <w:sz w:val="26"/>
+          <w:szCs w:val="26"/>
+        </w:rPr>
+      </w:pPr>
+    </w:p>
+    <w:p>
+      <w:pPr>
+        <w:jc w:val="both"/>
         <w:rPr>
           <w:sz w:val="26"/>
           <w:szCs w:val="26"/>
@@ -3261,13 +4017,13 @@
         </w:rPr>
         <w:lastRenderedPageBreak/>
         <w:drawing>
-          <wp:anchor distT="0" distB="0" distL="114300" distR="114300" simplePos="0" relativeHeight="251661312" behindDoc="0" locked="0" layoutInCell="1" allowOverlap="1" wp14:anchorId="7ED06660" wp14:editId="1822646A">
+          <wp:anchor distT="0" distB="0" distL="114300" distR="114300" simplePos="0" relativeHeight="251661312" behindDoc="0" locked="0" layoutInCell="1" allowOverlap="1" wp14:anchorId="7ED06660" wp14:editId="76FB579D">
             <wp:simplePos x="0" y="0"/>
             <wp:positionH relativeFrom="column">
-              <wp:posOffset>-216926</wp:posOffset>
+              <wp:posOffset>-286385</wp:posOffset>
             </wp:positionH>
             <wp:positionV relativeFrom="paragraph">
-              <wp:posOffset>253316</wp:posOffset>
+              <wp:posOffset>-461645</wp:posOffset>
             </wp:positionV>
             <wp:extent cx="6231988" cy="3712001"/>
             <wp:effectExtent l="0" t="0" r="0" b="3175"/>
@@ -3323,81 +4079,258 @@
           </wp:anchor>
         </w:drawing>
       </w:r>
+    </w:p>
+    <w:p>
+      <w:pPr>
+        <w:jc w:val="both"/>
+        <w:rPr>
+          <w:sz w:val="26"/>
+          <w:szCs w:val="26"/>
+        </w:rPr>
+      </w:pPr>
+    </w:p>
+    <w:p>
+      <w:pPr>
+        <w:jc w:val="both"/>
+        <w:rPr>
+          <w:sz w:val="26"/>
+          <w:szCs w:val="26"/>
+        </w:rPr>
+      </w:pPr>
+    </w:p>
+    <w:p>
+      <w:pPr>
+        <w:jc w:val="center"/>
+        <w:rPr>
+          <w:sz w:val="26"/>
+          <w:szCs w:val="26"/>
+        </w:rPr>
+      </w:pPr>
+    </w:p>
+    <w:p>
+      <w:pPr>
+        <w:jc w:val="center"/>
+        <w:rPr>
+          <w:sz w:val="26"/>
+          <w:szCs w:val="26"/>
+        </w:rPr>
+      </w:pPr>
+    </w:p>
+    <w:p>
+      <w:pPr>
+        <w:jc w:val="center"/>
+        <w:rPr>
+          <w:sz w:val="26"/>
+          <w:szCs w:val="26"/>
+        </w:rPr>
+      </w:pPr>
+    </w:p>
+    <w:p>
+      <w:pPr>
+        <w:jc w:val="center"/>
+        <w:rPr>
+          <w:sz w:val="26"/>
+          <w:szCs w:val="26"/>
+        </w:rPr>
+      </w:pPr>
+    </w:p>
+    <w:p>
+      <w:pPr>
+        <w:rPr>
+          <w:sz w:val="26"/>
+          <w:szCs w:val="26"/>
+        </w:rPr>
+      </w:pPr>
+    </w:p>
+    <w:p>
+      <w:pPr>
+        <w:rPr>
+          <w:sz w:val="26"/>
+          <w:szCs w:val="26"/>
+        </w:rPr>
+      </w:pPr>
+    </w:p>
+    <w:p>
+      <w:pPr>
+        <w:jc w:val="center"/>
+        <w:rPr>
+          <w:sz w:val="26"/>
+          <w:szCs w:val="26"/>
+        </w:rPr>
+      </w:pPr>
       <w:r>
         <w:rPr>
-          <w:sz w:val="26"/>
-          <w:szCs w:val="26"/>
-        </w:rPr>
-        <w:t>CAS D’UTILISATION : G</w:t>
+          <w:noProof/>
+          <w:sz w:val="26"/>
+          <w:szCs w:val="26"/>
+        </w:rPr>
+        <mc:AlternateContent>
+          <mc:Choice Requires="wps">
+            <w:drawing>
+              <wp:anchor distT="0" distB="0" distL="114300" distR="114300" simplePos="0" relativeHeight="251696128" behindDoc="0" locked="0" layoutInCell="1" allowOverlap="1" wp14:anchorId="160CDF15" wp14:editId="6F03E126">
+                <wp:simplePos x="0" y="0"/>
+                <wp:positionH relativeFrom="column">
+                  <wp:posOffset>506974</wp:posOffset>
+                </wp:positionH>
+                <wp:positionV relativeFrom="paragraph">
+                  <wp:posOffset>23544</wp:posOffset>
+                </wp:positionV>
+                <wp:extent cx="5436577" cy="309489"/>
+                <wp:effectExtent l="0" t="0" r="0" b="0"/>
+                <wp:wrapNone/>
+                <wp:docPr id="22" name="Text Box 22"/>
+                <wp:cNvGraphicFramePr/>
+                <a:graphic xmlns:a="http://schemas.openxmlformats.org/drawingml/2006/main">
+                  <a:graphicData uri="http://schemas.microsoft.com/office/word/2010/wordprocessingShape">
+                    <wps:wsp>
+                      <wps:cNvSpPr txBox="1"/>
+                      <wps:spPr>
+                        <a:xfrm>
+                          <a:off x="0" y="0"/>
+                          <a:ext cx="5436577" cy="309489"/>
+                        </a:xfrm>
+                        <a:prstGeom prst="rect">
+                          <a:avLst/>
+                        </a:prstGeom>
+                        <a:noFill/>
+                        <a:ln w="6350">
+                          <a:noFill/>
+                        </a:ln>
+                      </wps:spPr>
+                      <wps:txbx>
+                        <w:txbxContent>
+                          <w:p>
+                            <w:pPr>
+                              <w:rPr>
+                                <w:sz w:val="20"/>
+                                <w:szCs w:val="20"/>
+                              </w:rPr>
+                            </w:pPr>
+                            <w:r>
+                              <w:rPr>
+                                <w:sz w:val="20"/>
+                                <w:szCs w:val="20"/>
+                              </w:rPr>
+                              <w:t xml:space="preserve">Figure 2 : diagramme de cas d’utilisation </w:t>
+                            </w:r>
+                            <w:r>
+                              <w:rPr>
+                                <w:sz w:val="20"/>
+                                <w:szCs w:val="20"/>
+                              </w:rPr>
+                              <w:t>de Gestion des enregistrements</w:t>
+                            </w:r>
+                            <w:r>
+                              <w:rPr>
+                                <w:sz w:val="20"/>
+                                <w:szCs w:val="20"/>
+                              </w:rPr>
+                              <w:t> ;</w:t>
+                            </w:r>
+                            <w:r>
+                              <w:rPr>
+                                <w:sz w:val="20"/>
+                                <w:szCs w:val="20"/>
+                              </w:rPr>
+                              <w:t xml:space="preserve"> </w:t>
+                            </w:r>
+                            <w:r>
+                              <w:rPr>
+                                <w:sz w:val="20"/>
+                                <w:szCs w:val="20"/>
+                              </w:rPr>
+                              <w:t xml:space="preserve">  </w:t>
+                            </w:r>
+                            <w:r>
+                              <w:rPr>
+                                <w:sz w:val="20"/>
+                                <w:szCs w:val="20"/>
+                              </w:rPr>
+                              <w:t>Source : Asta UML</w:t>
+                            </w:r>
+                          </w:p>
+                        </w:txbxContent>
+                      </wps:txbx>
+                      <wps:bodyPr rot="0" spcFirstLastPara="0" vertOverflow="overflow" horzOverflow="overflow" vert="horz" wrap="square" lIns="91440" tIns="45720" rIns="91440" bIns="45720" numCol="1" spcCol="0" rtlCol="0" fromWordArt="0" anchor="t" anchorCtr="0" forceAA="0" compatLnSpc="1">
+                        <a:prstTxWarp prst="textNoShape">
+                          <a:avLst/>
+                        </a:prstTxWarp>
+                        <a:noAutofit/>
+                      </wps:bodyPr>
+                    </wps:wsp>
+                  </a:graphicData>
+                </a:graphic>
+                <wp14:sizeRelH relativeFrom="margin">
+                  <wp14:pctWidth>0</wp14:pctWidth>
+                </wp14:sizeRelH>
+                <wp14:sizeRelV relativeFrom="margin">
+                  <wp14:pctHeight>0</wp14:pctHeight>
+                </wp14:sizeRelV>
+              </wp:anchor>
+            </w:drawing>
+          </mc:Choice>
+          <mc:Fallback>
+            <w:pict>
+              <v:shape w14:anchorId="160CDF15" id="Text Box 22" o:spid="_x0000_s1037" type="#_x0000_t202" style="position:absolute;left:0;text-align:left;margin-left:39.9pt;margin-top:1.85pt;width:428.1pt;height:24.35pt;z-index:251696128;visibility:visible;mso-wrap-style:square;mso-width-percent:0;mso-height-percent:0;mso-wrap-distance-left:9pt;mso-wrap-distance-top:0;mso-wrap-distance-right:9pt;mso-wrap-distance-bottom:0;mso-position-horizontal:absolute;mso-position-horizontal-relative:text;mso-position-vertical:absolute;mso-position-vertical-relative:text;mso-width-percent:0;mso-height-percent:0;mso-width-relative:margin;mso-height-relative:margin;v-text-anchor:top" o:gfxdata="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" filled="f" stroked="f" strokeweight=".5pt">
+                <v:textbox>
+                  <w:txbxContent>
+                    <w:p>
+                      <w:pPr>
+                        <w:rPr>
+                          <w:sz w:val="20"/>
+                          <w:szCs w:val="20"/>
+                        </w:rPr>
+                      </w:pPr>
+                      <w:r>
+                        <w:rPr>
+                          <w:sz w:val="20"/>
+                          <w:szCs w:val="20"/>
+                        </w:rPr>
+                        <w:t xml:space="preserve">Figure 2 : diagramme de cas d’utilisation </w:t>
+                      </w:r>
+                      <w:r>
+                        <w:rPr>
+                          <w:sz w:val="20"/>
+                          <w:szCs w:val="20"/>
+                        </w:rPr>
+                        <w:t>de Gestion des enregistrements</w:t>
+                      </w:r>
+                      <w:r>
+                        <w:rPr>
+                          <w:sz w:val="20"/>
+                          <w:szCs w:val="20"/>
+                        </w:rPr>
+                        <w:t> ;</w:t>
+                      </w:r>
+                      <w:r>
+                        <w:rPr>
+                          <w:sz w:val="20"/>
+                          <w:szCs w:val="20"/>
+                        </w:rPr>
+                        <w:t xml:space="preserve"> </w:t>
+                      </w:r>
+                      <w:r>
+                        <w:rPr>
+                          <w:sz w:val="20"/>
+                          <w:szCs w:val="20"/>
+                        </w:rPr>
+                        <w:t xml:space="preserve">  </w:t>
+                      </w:r>
+                      <w:r>
+                        <w:rPr>
+                          <w:sz w:val="20"/>
+                          <w:szCs w:val="20"/>
+                        </w:rPr>
+                        <w:t>Source : Asta UML</w:t>
+                      </w:r>
+                    </w:p>
+                  </w:txbxContent>
+                </v:textbox>
+              </v:shape>
+            </w:pict>
+          </mc:Fallback>
+        </mc:AlternateContent>
       </w:r>
-      <w:r>
-        <w:rPr>
-          <w:sz w:val="26"/>
-          <w:szCs w:val="26"/>
-        </w:rPr>
-        <w:t>estion des</w:t>
-      </w:r>
-      <w:r>
-        <w:rPr>
-          <w:sz w:val="26"/>
-          <w:szCs w:val="26"/>
-        </w:rPr>
-        <w:t xml:space="preserve"> enregistrements</w:t>
-      </w:r>
-    </w:p>
-    <w:p>
-      <w:pPr>
-        <w:jc w:val="both"/>
-        <w:rPr>
-          <w:sz w:val="26"/>
-          <w:szCs w:val="26"/>
-        </w:rPr>
-      </w:pPr>
-    </w:p>
-    <w:p>
-      <w:pPr>
-        <w:jc w:val="both"/>
-        <w:rPr>
-          <w:sz w:val="26"/>
-          <w:szCs w:val="26"/>
-        </w:rPr>
-      </w:pPr>
-    </w:p>
-    <w:p>
-      <w:pPr>
-        <w:jc w:val="both"/>
-        <w:rPr>
-          <w:sz w:val="26"/>
-          <w:szCs w:val="26"/>
-        </w:rPr>
-      </w:pPr>
-    </w:p>
-    <w:p>
-      <w:pPr>
-        <w:jc w:val="both"/>
-        <w:rPr>
-          <w:sz w:val="26"/>
-          <w:szCs w:val="26"/>
-        </w:rPr>
-      </w:pPr>
-    </w:p>
-    <w:p>
-      <w:pPr>
-        <w:jc w:val="both"/>
-        <w:rPr>
-          <w:sz w:val="26"/>
-          <w:szCs w:val="26"/>
-        </w:rPr>
-      </w:pPr>
-    </w:p>
-    <w:p>
-      <w:pPr>
-        <w:jc w:val="both"/>
-        <w:rPr>
-          <w:sz w:val="26"/>
-          <w:szCs w:val="26"/>
-        </w:rPr>
-      </w:pPr>
     </w:p>
     <w:p>
       <w:pPr>
@@ -3411,40 +4344,6 @@
     <w:p>
       <w:pPr>
         <w:jc w:val="center"/>
-        <w:rPr>
-          <w:sz w:val="26"/>
-          <w:szCs w:val="26"/>
-        </w:rPr>
-      </w:pPr>
-    </w:p>
-    <w:p>
-      <w:pPr>
-        <w:jc w:val="center"/>
-        <w:rPr>
-          <w:sz w:val="26"/>
-          <w:szCs w:val="26"/>
-        </w:rPr>
-      </w:pPr>
-    </w:p>
-    <w:p>
-      <w:pPr>
-        <w:jc w:val="center"/>
-        <w:rPr>
-          <w:sz w:val="26"/>
-          <w:szCs w:val="26"/>
-        </w:rPr>
-      </w:pPr>
-    </w:p>
-    <w:p>
-      <w:pPr>
-        <w:rPr>
-          <w:sz w:val="26"/>
-          <w:szCs w:val="26"/>
-        </w:rPr>
-      </w:pPr>
-    </w:p>
-    <w:p>
-      <w:pPr>
         <w:rPr>
           <w:sz w:val="26"/>
           <w:szCs w:val="26"/>
@@ -3535,9 +4434,6 @@
             <w:tcW w:w="5173" w:type="dxa"/>
           </w:tcPr>
           <w:p>
-            <w:pPr>
-              <w:jc w:val="both"/>
-            </w:pPr>
             <w:r>
               <w:t>Ce cas d'utilisation</w:t>
             </w:r>
@@ -3665,6 +4561,26 @@
               <w:t xml:space="preserve"> film » </w:t>
             </w:r>
           </w:p>
+          <w:p>
+            <w:r>
+              <w:t xml:space="preserve">- </w:t>
+            </w:r>
+            <w:r>
+              <w:t>Un clic sur le bouton « </w:t>
+            </w:r>
+            <w:r>
+              <w:t>Afficher</w:t>
+            </w:r>
+            <w:r>
+              <w:t xml:space="preserve"> </w:t>
+            </w:r>
+            <w:r>
+              <w:t>catalogue</w:t>
+            </w:r>
+            <w:r>
+              <w:t> » </w:t>
+            </w:r>
+          </w:p>
         </w:tc>
       </w:tr>
       <w:tr>
@@ -3689,9 +4605,6 @@
             <w:tcW w:w="5173" w:type="dxa"/>
           </w:tcPr>
           <w:p>
-            <w:pPr>
-              <w:jc w:val="both"/>
-            </w:pPr>
             <w:r>
               <w:t>Le responsable ou l’administrateur doit s’authentifier</w:t>
             </w:r>
@@ -3757,7 +4670,6 @@
               </w:numPr>
             </w:pPr>
             <w:r>
-              <w:lastRenderedPageBreak/>
               <w:t>Si l’option est de modifier un film :</w:t>
             </w:r>
           </w:p>
@@ -3770,6 +4682,7 @@
               </w:numPr>
             </w:pPr>
             <w:r>
+              <w:lastRenderedPageBreak/>
               <w:t>Il cherche ou sélectionne le film</w:t>
             </w:r>
           </w:p>
@@ -3985,6 +4898,115 @@
     <w:p>
       <w:pPr>
         <w:jc w:val="both"/>
+        <w:rPr>
+          <w:sz w:val="26"/>
+          <w:szCs w:val="26"/>
+        </w:rPr>
+      </w:pPr>
+      <w:r>
+        <w:rPr>
+          <w:noProof/>
+          <w:sz w:val="26"/>
+          <w:szCs w:val="26"/>
+        </w:rPr>
+        <mc:AlternateContent>
+          <mc:Choice Requires="wps">
+            <w:drawing>
+              <wp:anchor distT="0" distB="0" distL="114300" distR="114300" simplePos="0" relativeHeight="251685888" behindDoc="0" locked="0" layoutInCell="1" allowOverlap="1" wp14:anchorId="7190BABD" wp14:editId="1766FE6E">
+                <wp:simplePos x="0" y="0"/>
+                <wp:positionH relativeFrom="column">
+                  <wp:posOffset>391697</wp:posOffset>
+                </wp:positionH>
+                <wp:positionV relativeFrom="paragraph">
+                  <wp:posOffset>9525</wp:posOffset>
+                </wp:positionV>
+                <wp:extent cx="7645400" cy="317500"/>
+                <wp:effectExtent l="0" t="0" r="0" b="6350"/>
+                <wp:wrapNone/>
+                <wp:docPr id="3" name="Text Box 3"/>
+                <wp:cNvGraphicFramePr/>
+                <a:graphic xmlns:a="http://schemas.openxmlformats.org/drawingml/2006/main">
+                  <a:graphicData uri="http://schemas.microsoft.com/office/word/2010/wordprocessingShape">
+                    <wps:wsp>
+                      <wps:cNvSpPr txBox="1"/>
+                      <wps:spPr>
+                        <a:xfrm>
+                          <a:off x="0" y="0"/>
+                          <a:ext cx="7645400" cy="317500"/>
+                        </a:xfrm>
+                        <a:prstGeom prst="rect">
+                          <a:avLst/>
+                        </a:prstGeom>
+                        <a:noFill/>
+                        <a:ln w="6350">
+                          <a:noFill/>
+                        </a:ln>
+                      </wps:spPr>
+                      <wps:txbx>
+                        <w:txbxContent>
+                          <w:p>
+                            <w:pPr>
+                              <w:rPr>
+                                <w:sz w:val="20"/>
+                                <w:szCs w:val="20"/>
+                              </w:rPr>
+                            </w:pPr>
+                            <w:r>
+                              <w:rPr>
+                                <w:sz w:val="20"/>
+                                <w:szCs w:val="20"/>
+                              </w:rPr>
+                              <w:t>Tableau 2 : tableau de description textuelle du cas d’utilisation Gestion des enregistrements</w:t>
+                            </w:r>
+                          </w:p>
+                        </w:txbxContent>
+                      </wps:txbx>
+                      <wps:bodyPr rot="0" spcFirstLastPara="0" vertOverflow="overflow" horzOverflow="overflow" vert="horz" wrap="square" lIns="91440" tIns="45720" rIns="91440" bIns="45720" numCol="1" spcCol="0" rtlCol="0" fromWordArt="0" anchor="t" anchorCtr="0" forceAA="0" compatLnSpc="1">
+                        <a:prstTxWarp prst="textNoShape">
+                          <a:avLst/>
+                        </a:prstTxWarp>
+                        <a:noAutofit/>
+                      </wps:bodyPr>
+                    </wps:wsp>
+                  </a:graphicData>
+                </a:graphic>
+                <wp14:sizeRelH relativeFrom="margin">
+                  <wp14:pctWidth>0</wp14:pctWidth>
+                </wp14:sizeRelH>
+              </wp:anchor>
+            </w:drawing>
+          </mc:Choice>
+          <mc:Fallback>
+            <w:pict>
+              <v:shape w14:anchorId="7190BABD" id="Text Box 3" o:spid="_x0000_s1038" type="#_x0000_t202" style="position:absolute;left:0;text-align:left;margin-left:30.85pt;margin-top:.75pt;width:602pt;height:25pt;z-index:251685888;visibility:visible;mso-wrap-style:square;mso-width-percent:0;mso-wrap-distance-left:9pt;mso-wrap-distance-top:0;mso-wrap-distance-right:9pt;mso-wrap-distance-bottom:0;mso-position-horizontal:absolute;mso-position-horizontal-relative:text;mso-position-vertical:absolute;mso-position-vertical-relative:text;mso-width-percent:0;mso-width-relative:margin;v-text-anchor:top" o:gfxdata="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" filled="f" stroked="f" strokeweight=".5pt">
+                <v:textbox>
+                  <w:txbxContent>
+                    <w:p>
+                      <w:pPr>
+                        <w:rPr>
+                          <w:sz w:val="20"/>
+                          <w:szCs w:val="20"/>
+                        </w:rPr>
+                      </w:pPr>
+                      <w:r>
+                        <w:rPr>
+                          <w:sz w:val="20"/>
+                          <w:szCs w:val="20"/>
+                        </w:rPr>
+                        <w:t>Tableau 2 : tableau de description textuelle du cas d’utilisation Gestion des enregistrements</w:t>
+                      </w:r>
+                    </w:p>
+                  </w:txbxContent>
+                </v:textbox>
+              </v:shape>
+            </w:pict>
+          </mc:Fallback>
+        </mc:AlternateContent>
+      </w:r>
+    </w:p>
+    <w:p>
+      <w:pPr>
+        <w:jc w:val="center"/>
         <w:rPr>
           <w:sz w:val="26"/>
           <w:szCs w:val="26"/>
@@ -4176,66 +5198,224 @@
           <w:szCs w:val="26"/>
         </w:rPr>
       </w:pPr>
-    </w:p>
-    <w:p>
-      <w:pPr>
-        <w:rPr>
-          <w:sz w:val="26"/>
-          <w:szCs w:val="26"/>
-        </w:rPr>
-      </w:pPr>
-    </w:p>
-    <w:p>
-      <w:pPr>
-        <w:jc w:val="center"/>
-        <w:rPr>
-          <w:sz w:val="26"/>
-          <w:szCs w:val="26"/>
-        </w:rPr>
-      </w:pPr>
-    </w:p>
-    <w:p>
-      <w:pPr>
-        <w:jc w:val="center"/>
-        <w:rPr>
-          <w:sz w:val="26"/>
-          <w:szCs w:val="26"/>
-        </w:rPr>
-      </w:pPr>
       <w:r>
         <w:rPr>
-          <w:sz w:val="26"/>
-          <w:szCs w:val="26"/>
-        </w:rPr>
-        <w:lastRenderedPageBreak/>
-        <w:t>DESCRIPTION TEXTUELLE</w:t>
+          <w:noProof/>
+          <w:sz w:val="26"/>
+          <w:szCs w:val="26"/>
+        </w:rPr>
+        <mc:AlternateContent>
+          <mc:Choice Requires="wps">
+            <w:drawing>
+              <wp:anchor distT="0" distB="0" distL="114300" distR="114300" simplePos="0" relativeHeight="251698176" behindDoc="0" locked="0" layoutInCell="1" allowOverlap="1" wp14:anchorId="45DDB9E7" wp14:editId="3E431DC7">
+                <wp:simplePos x="0" y="0"/>
+                <wp:positionH relativeFrom="column">
+                  <wp:posOffset>232410</wp:posOffset>
+                </wp:positionH>
+                <wp:positionV relativeFrom="paragraph">
+                  <wp:posOffset>281940</wp:posOffset>
+                </wp:positionV>
+                <wp:extent cx="7645400" cy="302260"/>
+                <wp:effectExtent l="0" t="0" r="0" b="2540"/>
+                <wp:wrapNone/>
+                <wp:docPr id="23" name="Text Box 23"/>
+                <wp:cNvGraphicFramePr/>
+                <a:graphic xmlns:a="http://schemas.openxmlformats.org/drawingml/2006/main">
+                  <a:graphicData uri="http://schemas.microsoft.com/office/word/2010/wordprocessingShape">
+                    <wps:wsp>
+                      <wps:cNvSpPr txBox="1"/>
+                      <wps:spPr>
+                        <a:xfrm>
+                          <a:off x="0" y="0"/>
+                          <a:ext cx="7645400" cy="302260"/>
+                        </a:xfrm>
+                        <a:prstGeom prst="rect">
+                          <a:avLst/>
+                        </a:prstGeom>
+                        <a:noFill/>
+                        <a:ln w="6350">
+                          <a:noFill/>
+                        </a:ln>
+                      </wps:spPr>
+                      <wps:txbx>
+                        <w:txbxContent>
+                          <w:p>
+                            <w:pPr>
+                              <w:rPr>
+                                <w:sz w:val="22"/>
+                                <w:szCs w:val="22"/>
+                              </w:rPr>
+                            </w:pPr>
+                            <w:r>
+                              <w:rPr>
+                                <w:sz w:val="22"/>
+                                <w:szCs w:val="22"/>
+                              </w:rPr>
+                              <w:t xml:space="preserve">Figure </w:t>
+                            </w:r>
+                            <w:r>
+                              <w:rPr>
+                                <w:sz w:val="22"/>
+                                <w:szCs w:val="22"/>
+                              </w:rPr>
+                              <w:t>3</w:t>
+                            </w:r>
+                            <w:r>
+                              <w:rPr>
+                                <w:sz w:val="22"/>
+                                <w:szCs w:val="22"/>
+                              </w:rPr>
+                              <w:t> : diagramme de cas d’utilisation de gestion du planning</w:t>
+                            </w:r>
+                            <w:r>
+                              <w:rPr>
+                                <w:sz w:val="22"/>
+                                <w:szCs w:val="22"/>
+                              </w:rPr>
+                              <w:t xml:space="preserve"> ;   </w:t>
+                            </w:r>
+                            <w:r>
+                              <w:rPr>
+                                <w:sz w:val="22"/>
+                                <w:szCs w:val="22"/>
+                              </w:rPr>
+                              <w:t>Source : Asta</w:t>
+                            </w:r>
+                            <w:r>
+                              <w:rPr>
+                                <w:sz w:val="22"/>
+                                <w:szCs w:val="22"/>
+                              </w:rPr>
+                              <w:t>h UML</w:t>
+                            </w:r>
+                          </w:p>
+                          <w:p>
+                            <w:pPr>
+                              <w:rPr>
+                                <w:sz w:val="22"/>
+                                <w:szCs w:val="22"/>
+                              </w:rPr>
+                            </w:pPr>
+                          </w:p>
+                          <w:p>
+                            <w:pPr>
+                              <w:rPr>
+                                <w:sz w:val="22"/>
+                                <w:szCs w:val="22"/>
+                              </w:rPr>
+                            </w:pPr>
+                          </w:p>
+                        </w:txbxContent>
+                      </wps:txbx>
+                      <wps:bodyPr rot="0" spcFirstLastPara="0" vertOverflow="overflow" horzOverflow="overflow" vert="horz" wrap="square" lIns="91440" tIns="45720" rIns="91440" bIns="45720" numCol="1" spcCol="0" rtlCol="0" fromWordArt="0" anchor="t" anchorCtr="0" forceAA="0" compatLnSpc="1">
+                        <a:prstTxWarp prst="textNoShape">
+                          <a:avLst/>
+                        </a:prstTxWarp>
+                        <a:noAutofit/>
+                      </wps:bodyPr>
+                    </wps:wsp>
+                  </a:graphicData>
+                </a:graphic>
+                <wp14:sizeRelH relativeFrom="margin">
+                  <wp14:pctWidth>0</wp14:pctWidth>
+                </wp14:sizeRelH>
+                <wp14:sizeRelV relativeFrom="margin">
+                  <wp14:pctHeight>0</wp14:pctHeight>
+                </wp14:sizeRelV>
+              </wp:anchor>
+            </w:drawing>
+          </mc:Choice>
+          <mc:Fallback>
+            <w:pict>
+              <v:shape w14:anchorId="45DDB9E7" id="Text Box 23" o:spid="_x0000_s1039" type="#_x0000_t202" style="position:absolute;margin-left:18.3pt;margin-top:22.2pt;width:602pt;height:23.8pt;z-index:251698176;visibility:visible;mso-wrap-style:square;mso-width-percent:0;mso-height-percent:0;mso-wrap-distance-left:9pt;mso-wrap-distance-top:0;mso-wrap-distance-right:9pt;mso-wrap-distance-bottom:0;mso-position-horizontal:absolute;mso-position-horizontal-relative:text;mso-position-vertical:absolute;mso-position-vertical-relative:text;mso-width-percent:0;mso-height-percent:0;mso-width-relative:margin;mso-height-relative:margin;v-text-anchor:top" o:gfxdata="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" filled="f" stroked="f" strokeweight=".5pt">
+                <v:textbox>
+                  <w:txbxContent>
+                    <w:p>
+                      <w:pPr>
+                        <w:rPr>
+                          <w:sz w:val="22"/>
+                          <w:szCs w:val="22"/>
+                        </w:rPr>
+                      </w:pPr>
+                      <w:r>
+                        <w:rPr>
+                          <w:sz w:val="22"/>
+                          <w:szCs w:val="22"/>
+                        </w:rPr>
+                        <w:t xml:space="preserve">Figure </w:t>
+                      </w:r>
+                      <w:r>
+                        <w:rPr>
+                          <w:sz w:val="22"/>
+                          <w:szCs w:val="22"/>
+                        </w:rPr>
+                        <w:t>3</w:t>
+                      </w:r>
+                      <w:r>
+                        <w:rPr>
+                          <w:sz w:val="22"/>
+                          <w:szCs w:val="22"/>
+                        </w:rPr>
+                        <w:t> : diagramme de cas d’utilisation de gestion du planning</w:t>
+                      </w:r>
+                      <w:r>
+                        <w:rPr>
+                          <w:sz w:val="22"/>
+                          <w:szCs w:val="22"/>
+                        </w:rPr>
+                        <w:t xml:space="preserve"> ;   </w:t>
+                      </w:r>
+                      <w:r>
+                        <w:rPr>
+                          <w:sz w:val="22"/>
+                          <w:szCs w:val="22"/>
+                        </w:rPr>
+                        <w:t>Source : Asta</w:t>
+                      </w:r>
+                      <w:r>
+                        <w:rPr>
+                          <w:sz w:val="22"/>
+                          <w:szCs w:val="22"/>
+                        </w:rPr>
+                        <w:t>h UML</w:t>
+                      </w:r>
+                    </w:p>
+                    <w:p>
+                      <w:pPr>
+                        <w:rPr>
+                          <w:sz w:val="22"/>
+                          <w:szCs w:val="22"/>
+                        </w:rPr>
+                      </w:pPr>
+                    </w:p>
+                    <w:p>
+                      <w:pPr>
+                        <w:rPr>
+                          <w:sz w:val="22"/>
+                          <w:szCs w:val="22"/>
+                        </w:rPr>
+                      </w:pPr>
+                    </w:p>
+                  </w:txbxContent>
+                </v:textbox>
+              </v:shape>
+            </w:pict>
+          </mc:Fallback>
+        </mc:AlternateContent>
       </w:r>
-      <w:r>
-        <w:rPr>
-          <w:sz w:val="26"/>
-          <w:szCs w:val="26"/>
-        </w:rPr>
-        <w:t> : g</w:t>
-      </w:r>
-      <w:r>
-        <w:rPr>
-          <w:sz w:val="26"/>
-          <w:szCs w:val="26"/>
-        </w:rPr>
-        <w:t>estion du</w:t>
-      </w:r>
-      <w:r>
-        <w:rPr>
-          <w:sz w:val="26"/>
-          <w:szCs w:val="26"/>
-        </w:rPr>
-        <w:t xml:space="preserve"> planning</w:t>
-      </w:r>
+    </w:p>
+    <w:p>
+      <w:pPr>
+        <w:rPr>
+          <w:sz w:val="26"/>
+          <w:szCs w:val="26"/>
+        </w:rPr>
+      </w:pPr>
     </w:p>
     <w:tbl>
       <w:tblPr>
         <w:tblStyle w:val="TableGrid"/>
-        <w:tblpPr w:leftFromText="141" w:rightFromText="141" w:vertAnchor="text" w:horzAnchor="margin" w:tblpXSpec="center" w:tblpY="981"/>
+        <w:tblpPr w:leftFromText="141" w:rightFromText="141" w:vertAnchor="text" w:horzAnchor="margin" w:tblpXSpec="center" w:tblpY="519"/>
         <w:tblW w:w="10258" w:type="dxa"/>
         <w:tblLook w:val="04A0" w:firstRow="1" w:lastRow="0" w:firstColumn="1" w:lastColumn="0" w:noHBand="0" w:noVBand="1"/>
       </w:tblPr>
@@ -4257,13 +5437,8 @@
               <w:jc w:val="center"/>
             </w:pPr>
             <w:r>
-              <w:t xml:space="preserve">CAS D’UTILISATION : </w:t>
-            </w:r>
-            <w:r>
-              <w:t xml:space="preserve"> gestion du </w:t>
-            </w:r>
-            <w:r>
-              <w:t>planning</w:t>
+              <w:lastRenderedPageBreak/>
+              <w:t>CAS D’UTILISATION :  gestion du planning</w:t>
             </w:r>
           </w:p>
         </w:tc>
@@ -4418,10 +5593,7 @@
               <w:jc w:val="both"/>
             </w:pPr>
             <w:r>
-              <w:t>Les films doivent être enregistrée</w:t>
-            </w:r>
-            <w:r>
-              <w:t xml:space="preserve"> et les salles doivent être définies</w:t>
+              <w:t>Les films doivent être enregistrée et les salles doivent être définies</w:t>
             </w:r>
           </w:p>
           <w:p>
@@ -4509,13 +5681,7 @@
               </w:numPr>
             </w:pPr>
             <w:r>
-              <w:t>S’il veut d</w:t>
-            </w:r>
-            <w:r>
-              <w:t>é</w:t>
-            </w:r>
-            <w:r>
-              <w:t>finir le planning d’un film :</w:t>
+              <w:t>S’il veut définir le planning d’un film :</w:t>
             </w:r>
           </w:p>
           <w:p>
@@ -4527,13 +5693,7 @@
               </w:numPr>
             </w:pPr>
             <w:r>
-              <w:t xml:space="preserve">Il </w:t>
-            </w:r>
-            <w:r>
-              <w:t xml:space="preserve">recherche et </w:t>
-            </w:r>
-            <w:r>
-              <w:t>sélectionne le film ;</w:t>
+              <w:t>Il recherche et sélectionne le film ;</w:t>
             </w:r>
           </w:p>
           <w:p>
@@ -4557,10 +5717,7 @@
               </w:numPr>
             </w:pPr>
             <w:r>
-              <w:t>Fait entrer les informations</w:t>
-            </w:r>
-            <w:r>
-              <w:t> ;</w:t>
+              <w:t>Fait entrer les informations ;</w:t>
             </w:r>
           </w:p>
           <w:p>
@@ -4584,6 +5741,9 @@
               </w:numPr>
             </w:pPr>
             <w:r>
+              <w:t xml:space="preserve"> </w:t>
+            </w:r>
+            <w:r>
               <w:t>S’il veut modifier un planning :</w:t>
             </w:r>
           </w:p>
@@ -4596,16 +5756,7 @@
               </w:numPr>
             </w:pPr>
             <w:r>
-              <w:t xml:space="preserve">Il </w:t>
-            </w:r>
-            <w:r>
-              <w:t xml:space="preserve">recherche et </w:t>
-            </w:r>
-            <w:r>
-              <w:t>sélectionne le film</w:t>
-            </w:r>
-            <w:r>
-              <w:t> ;</w:t>
+              <w:t>Il recherche et sélectionne le film ;</w:t>
             </w:r>
           </w:p>
           <w:p>
@@ -4629,10 +5780,7 @@
               </w:numPr>
             </w:pPr>
             <w:r>
-              <w:t>Fait entrer les informations</w:t>
-            </w:r>
-            <w:r>
-              <w:t> ;</w:t>
+              <w:t>Fait entrer les informations ;</w:t>
             </w:r>
           </w:p>
           <w:p>
@@ -4690,10 +5838,7 @@
               <w:jc w:val="both"/>
             </w:pPr>
             <w:r>
-              <w:t>Si le film recherché n’existe pas dans la base de données, le système alerte l’utilisateur</w:t>
-            </w:r>
-            <w:r>
-              <w:t xml:space="preserve"> ;</w:t>
+              <w:t>Si le film recherché n’existe pas dans la base de données, le système alerte l’utilisateur ;</w:t>
             </w:r>
           </w:p>
           <w:p>
@@ -4755,7 +5900,6 @@
               <w:jc w:val="both"/>
             </w:pPr>
             <w:r>
-              <w:lastRenderedPageBreak/>
               <w:t>Postcondition</w:t>
             </w:r>
           </w:p>
@@ -4769,10 +5913,7 @@
               <w:jc w:val="both"/>
             </w:pPr>
             <w:r>
-              <w:t>Le planning de projection est créé, publié et prêt à être consult</w:t>
-            </w:r>
-            <w:r>
-              <w:t>é</w:t>
+              <w:t>Le planning de projection est créé, publié et prêt à être consulté</w:t>
             </w:r>
           </w:p>
         </w:tc>
@@ -4780,12 +5921,219 @@
     </w:tbl>
     <w:p>
       <w:pPr>
+        <w:jc w:val="center"/>
+        <w:rPr>
+          <w:sz w:val="26"/>
+          <w:szCs w:val="26"/>
+        </w:rPr>
+      </w:pPr>
+      <w:r>
+        <w:rPr>
+          <w:sz w:val="26"/>
+          <w:szCs w:val="26"/>
+        </w:rPr>
+        <w:t>DESCRIPTION TEXTUELLE</w:t>
+      </w:r>
+      <w:r>
+        <w:rPr>
+          <w:sz w:val="26"/>
+          <w:szCs w:val="26"/>
+        </w:rPr>
+        <w:t xml:space="preserve"> : </w:t>
+      </w:r>
+      <w:bookmarkStart w:id="0" w:name="_Hlk180486896"/>
+      <w:r>
+        <w:rPr>
+          <w:sz w:val="26"/>
+          <w:szCs w:val="26"/>
+        </w:rPr>
+        <w:t>g</w:t>
+      </w:r>
+      <w:r>
+        <w:rPr>
+          <w:sz w:val="26"/>
+          <w:szCs w:val="26"/>
+        </w:rPr>
+        <w:t>estion du</w:t>
+      </w:r>
+      <w:r>
+        <w:rPr>
+          <w:sz w:val="26"/>
+          <w:szCs w:val="26"/>
+        </w:rPr>
+        <w:t xml:space="preserve"> planning</w:t>
+      </w:r>
+      <w:bookmarkEnd w:id="0"/>
+    </w:p>
+    <w:p>
+      <w:pPr>
         <w:jc w:val="both"/>
         <w:rPr>
           <w:sz w:val="26"/>
           <w:szCs w:val="26"/>
         </w:rPr>
       </w:pPr>
+      <w:r>
+        <w:rPr>
+          <w:noProof/>
+          <w:sz w:val="26"/>
+          <w:szCs w:val="26"/>
+        </w:rPr>
+        <mc:AlternateContent>
+          <mc:Choice Requires="wps">
+            <w:drawing>
+              <wp:anchor distT="0" distB="0" distL="114300" distR="114300" simplePos="0" relativeHeight="251704320" behindDoc="0" locked="0" layoutInCell="1" allowOverlap="1" wp14:anchorId="68B8B924" wp14:editId="46C6A63E">
+                <wp:simplePos x="0" y="0"/>
+                <wp:positionH relativeFrom="column">
+                  <wp:posOffset>-621941</wp:posOffset>
+                </wp:positionH>
+                <wp:positionV relativeFrom="paragraph">
+                  <wp:posOffset>8139430</wp:posOffset>
+                </wp:positionV>
+                <wp:extent cx="6885056" cy="500932"/>
+                <wp:effectExtent l="0" t="0" r="0" b="0"/>
+                <wp:wrapNone/>
+                <wp:docPr id="5" name="Text Box 5"/>
+                <wp:cNvGraphicFramePr/>
+                <a:graphic xmlns:a="http://schemas.openxmlformats.org/drawingml/2006/main">
+                  <a:graphicData uri="http://schemas.microsoft.com/office/word/2010/wordprocessingShape">
+                    <wps:wsp>
+                      <wps:cNvSpPr txBox="1"/>
+                      <wps:spPr>
+                        <a:xfrm>
+                          <a:off x="0" y="0"/>
+                          <a:ext cx="6885056" cy="500932"/>
+                        </a:xfrm>
+                        <a:prstGeom prst="rect">
+                          <a:avLst/>
+                        </a:prstGeom>
+                        <a:noFill/>
+                        <a:ln w="6350">
+                          <a:noFill/>
+                        </a:ln>
+                      </wps:spPr>
+                      <wps:txbx>
+                        <w:txbxContent>
+                          <w:p>
+                            <w:pPr>
+                              <w:jc w:val="center"/>
+                              <w:rPr>
+                                <w:sz w:val="20"/>
+                                <w:szCs w:val="20"/>
+                              </w:rPr>
+                            </w:pPr>
+                            <w:r>
+                              <w:rPr>
+                                <w:sz w:val="20"/>
+                                <w:szCs w:val="20"/>
+                              </w:rPr>
+                              <w:t>Tableau 3 : tableau de description textuelle du cas d’utilisation Gestion du planning</w:t>
+                            </w:r>
+                            <w:r>
+                              <w:rPr>
+                                <w:sz w:val="20"/>
+                                <w:szCs w:val="20"/>
+                              </w:rPr>
+                              <w:t xml:space="preserve"> ; </w:t>
+                            </w:r>
+                            <w:r>
+                              <w:rPr>
+                                <w:sz w:val="20"/>
+                                <w:szCs w:val="20"/>
+                              </w:rPr>
+                              <w:t xml:space="preserve"> </w:t>
+                            </w:r>
+                            <w:r>
+                              <w:rPr>
+                                <w:sz w:val="20"/>
+                                <w:szCs w:val="20"/>
+                              </w:rPr>
+                              <w:t xml:space="preserve"> </w:t>
+                            </w:r>
+                            <w:r>
+                              <w:rPr>
+                                <w:sz w:val="20"/>
+                                <w:szCs w:val="20"/>
+                              </w:rPr>
+                              <w:t>Source : MICROSOFT WORD</w:t>
+                            </w:r>
+                          </w:p>
+                        </w:txbxContent>
+                      </wps:txbx>
+                      <wps:bodyPr rot="0" spcFirstLastPara="0" vertOverflow="overflow" horzOverflow="overflow" vert="horz" wrap="square" lIns="91440" tIns="45720" rIns="91440" bIns="45720" numCol="1" spcCol="0" rtlCol="0" fromWordArt="0" anchor="t" anchorCtr="0" forceAA="0" compatLnSpc="1">
+                        <a:prstTxWarp prst="textNoShape">
+                          <a:avLst/>
+                        </a:prstTxWarp>
+                        <a:noAutofit/>
+                      </wps:bodyPr>
+                    </wps:wsp>
+                  </a:graphicData>
+                </a:graphic>
+                <wp14:sizeRelH relativeFrom="margin">
+                  <wp14:pctWidth>0</wp14:pctWidth>
+                </wp14:sizeRelH>
+                <wp14:sizeRelV relativeFrom="margin">
+                  <wp14:pctHeight>0</wp14:pctHeight>
+                </wp14:sizeRelV>
+              </wp:anchor>
+            </w:drawing>
+          </mc:Choice>
+          <mc:Fallback>
+            <w:pict>
+              <v:shape w14:anchorId="68B8B924" id="Text Box 5" o:spid="_x0000_s1040" type="#_x0000_t202" style="position:absolute;left:0;text-align:left;margin-left:-48.95pt;margin-top:640.9pt;width:542.15pt;height:39.45pt;z-index:251704320;visibility:visible;mso-wrap-style:square;mso-width-percent:0;mso-height-percent:0;mso-wrap-distance-left:9pt;mso-wrap-distance-top:0;mso-wrap-distance-right:9pt;mso-wrap-distance-bottom:0;mso-position-horizontal:absolute;mso-position-horizontal-relative:text;mso-position-vertical:absolute;mso-position-vertical-relative:text;mso-width-percent:0;mso-height-percent:0;mso-width-relative:margin;mso-height-relative:margin;v-text-anchor:top" o:gfxdata="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" filled="f" stroked="f" strokeweight=".5pt">
+                <v:textbox>
+                  <w:txbxContent>
+                    <w:p>
+                      <w:pPr>
+                        <w:jc w:val="center"/>
+                        <w:rPr>
+                          <w:sz w:val="20"/>
+                          <w:szCs w:val="20"/>
+                        </w:rPr>
+                      </w:pPr>
+                      <w:r>
+                        <w:rPr>
+                          <w:sz w:val="20"/>
+                          <w:szCs w:val="20"/>
+                        </w:rPr>
+                        <w:t>Tableau 3 : tableau de description textuelle du cas d’utilisation Gestion du planning</w:t>
+                      </w:r>
+                      <w:r>
+                        <w:rPr>
+                          <w:sz w:val="20"/>
+                          <w:szCs w:val="20"/>
+                        </w:rPr>
+                        <w:t xml:space="preserve"> ; </w:t>
+                      </w:r>
+                      <w:r>
+                        <w:rPr>
+                          <w:sz w:val="20"/>
+                          <w:szCs w:val="20"/>
+                        </w:rPr>
+                        <w:t xml:space="preserve"> </w:t>
+                      </w:r>
+                      <w:r>
+                        <w:rPr>
+                          <w:sz w:val="20"/>
+                          <w:szCs w:val="20"/>
+                        </w:rPr>
+                        <w:t xml:space="preserve"> </w:t>
+                      </w:r>
+                      <w:r>
+                        <w:rPr>
+                          <w:sz w:val="20"/>
+                          <w:szCs w:val="20"/>
+                        </w:rPr>
+                        <w:t>Source : MICROSOFT WORD</w:t>
+                      </w:r>
+                    </w:p>
+                  </w:txbxContent>
+                </v:textbox>
+              </v:shape>
+            </w:pict>
+          </mc:Fallback>
+        </mc:AlternateContent>
+      </w:r>
     </w:p>
     <w:p>
       <w:pPr>
@@ -5002,6 +6350,239 @@
           <w:szCs w:val="26"/>
         </w:rPr>
       </w:pPr>
+      <w:r>
+        <w:rPr>
+          <w:noProof/>
+          <w:sz w:val="26"/>
+          <w:szCs w:val="26"/>
+        </w:rPr>
+        <mc:AlternateContent>
+          <mc:Choice Requires="wps">
+            <w:drawing>
+              <wp:anchor distT="0" distB="0" distL="114300" distR="114300" simplePos="0" relativeHeight="251700224" behindDoc="0" locked="0" layoutInCell="1" allowOverlap="1" wp14:anchorId="504C5708" wp14:editId="2977051D">
+                <wp:simplePos x="0" y="0"/>
+                <wp:positionH relativeFrom="column">
+                  <wp:posOffset>354026</wp:posOffset>
+                </wp:positionH>
+                <wp:positionV relativeFrom="paragraph">
+                  <wp:posOffset>221615</wp:posOffset>
+                </wp:positionV>
+                <wp:extent cx="5212301" cy="230588"/>
+                <wp:effectExtent l="0" t="0" r="0" b="0"/>
+                <wp:wrapNone/>
+                <wp:docPr id="24" name="Text Box 24"/>
+                <wp:cNvGraphicFramePr/>
+                <a:graphic xmlns:a="http://schemas.openxmlformats.org/drawingml/2006/main">
+                  <a:graphicData uri="http://schemas.microsoft.com/office/word/2010/wordprocessingShape">
+                    <wps:wsp>
+                      <wps:cNvSpPr txBox="1"/>
+                      <wps:spPr>
+                        <a:xfrm>
+                          <a:off x="0" y="0"/>
+                          <a:ext cx="5212301" cy="230588"/>
+                        </a:xfrm>
+                        <a:prstGeom prst="rect">
+                          <a:avLst/>
+                        </a:prstGeom>
+                        <a:noFill/>
+                        <a:ln w="6350">
+                          <a:noFill/>
+                        </a:ln>
+                      </wps:spPr>
+                      <wps:txbx>
+                        <w:txbxContent>
+                          <w:p>
+                            <w:pPr>
+                              <w:rPr>
+                                <w:sz w:val="20"/>
+                                <w:szCs w:val="20"/>
+                              </w:rPr>
+                            </w:pPr>
+                            <w:r>
+                              <w:rPr>
+                                <w:sz w:val="20"/>
+                                <w:szCs w:val="20"/>
+                              </w:rPr>
+                              <w:t xml:space="preserve">Figure </w:t>
+                            </w:r>
+                            <w:r>
+                              <w:rPr>
+                                <w:sz w:val="20"/>
+                                <w:szCs w:val="20"/>
+                              </w:rPr>
+                              <w:t xml:space="preserve">4 </w:t>
+                            </w:r>
+                            <w:r>
+                              <w:rPr>
+                                <w:sz w:val="20"/>
+                                <w:szCs w:val="20"/>
+                              </w:rPr>
+                              <w:t>: diagramme de cas d’utilisation de gestion du planning</w:t>
+                            </w:r>
+                            <w:r>
+                              <w:rPr>
+                                <w:sz w:val="20"/>
+                                <w:szCs w:val="20"/>
+                              </w:rPr>
+                              <w:t xml:space="preserve"> ; </w:t>
+                            </w:r>
+                            <w:r>
+                              <w:rPr>
+                                <w:sz w:val="20"/>
+                                <w:szCs w:val="20"/>
+                              </w:rPr>
+                              <w:t xml:space="preserve"> </w:t>
+                            </w:r>
+                            <w:r>
+                              <w:rPr>
+                                <w:sz w:val="20"/>
+                                <w:szCs w:val="20"/>
+                              </w:rPr>
+                              <w:t xml:space="preserve"> </w:t>
+                            </w:r>
+                            <w:r>
+                              <w:rPr>
+                                <w:sz w:val="20"/>
+                                <w:szCs w:val="20"/>
+                              </w:rPr>
+                              <w:t>Source : Astah UML</w:t>
+                            </w:r>
+                          </w:p>
+                          <w:p>
+                            <w:pPr>
+                              <w:rPr>
+                                <w:sz w:val="20"/>
+                                <w:szCs w:val="20"/>
+                              </w:rPr>
+                            </w:pPr>
+                          </w:p>
+                          <w:p>
+                            <w:pPr>
+                              <w:rPr>
+                                <w:sz w:val="20"/>
+                                <w:szCs w:val="20"/>
+                              </w:rPr>
+                            </w:pPr>
+                            <w:r>
+                              <w:rPr>
+                                <w:sz w:val="20"/>
+                                <w:szCs w:val="20"/>
+                              </w:rPr>
+                              <w:t>s</w:t>
+                            </w:r>
+                          </w:p>
+                        </w:txbxContent>
+                      </wps:txbx>
+                      <wps:bodyPr rot="0" spcFirstLastPara="0" vertOverflow="overflow" horzOverflow="overflow" vert="horz" wrap="square" lIns="91440" tIns="45720" rIns="91440" bIns="45720" numCol="1" spcCol="0" rtlCol="0" fromWordArt="0" anchor="t" anchorCtr="0" forceAA="0" compatLnSpc="1">
+                        <a:prstTxWarp prst="textNoShape">
+                          <a:avLst/>
+                        </a:prstTxWarp>
+                        <a:noAutofit/>
+                      </wps:bodyPr>
+                    </wps:wsp>
+                  </a:graphicData>
+                </a:graphic>
+                <wp14:sizeRelH relativeFrom="margin">
+                  <wp14:pctWidth>0</wp14:pctWidth>
+                </wp14:sizeRelH>
+                <wp14:sizeRelV relativeFrom="margin">
+                  <wp14:pctHeight>0</wp14:pctHeight>
+                </wp14:sizeRelV>
+              </wp:anchor>
+            </w:drawing>
+          </mc:Choice>
+          <mc:Fallback>
+            <w:pict>
+              <v:shape w14:anchorId="504C5708" id="Text Box 24" o:spid="_x0000_s1041" type="#_x0000_t202" style="position:absolute;left:0;text-align:left;margin-left:27.9pt;margin-top:17.45pt;width:410.4pt;height:18.15pt;z-index:251700224;visibility:visible;mso-wrap-style:square;mso-width-percent:0;mso-height-percent:0;mso-wrap-distance-left:9pt;mso-wrap-distance-top:0;mso-wrap-distance-right:9pt;mso-wrap-distance-bottom:0;mso-position-horizontal:absolute;mso-position-horizontal-relative:text;mso-position-vertical:absolute;mso-position-vertical-relative:text;mso-width-percent:0;mso-height-percent:0;mso-width-relative:margin;mso-height-relative:margin;v-text-anchor:top" o:gfxdata="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" filled="f" stroked="f" strokeweight=".5pt">
+                <v:textbox>
+                  <w:txbxContent>
+                    <w:p>
+                      <w:pPr>
+                        <w:rPr>
+                          <w:sz w:val="20"/>
+                          <w:szCs w:val="20"/>
+                        </w:rPr>
+                      </w:pPr>
+                      <w:r>
+                        <w:rPr>
+                          <w:sz w:val="20"/>
+                          <w:szCs w:val="20"/>
+                        </w:rPr>
+                        <w:t xml:space="preserve">Figure </w:t>
+                      </w:r>
+                      <w:r>
+                        <w:rPr>
+                          <w:sz w:val="20"/>
+                          <w:szCs w:val="20"/>
+                        </w:rPr>
+                        <w:t xml:space="preserve">4 </w:t>
+                      </w:r>
+                      <w:r>
+                        <w:rPr>
+                          <w:sz w:val="20"/>
+                          <w:szCs w:val="20"/>
+                        </w:rPr>
+                        <w:t>: diagramme de cas d’utilisation de gestion du planning</w:t>
+                      </w:r>
+                      <w:r>
+                        <w:rPr>
+                          <w:sz w:val="20"/>
+                          <w:szCs w:val="20"/>
+                        </w:rPr>
+                        <w:t xml:space="preserve"> ; </w:t>
+                      </w:r>
+                      <w:r>
+                        <w:rPr>
+                          <w:sz w:val="20"/>
+                          <w:szCs w:val="20"/>
+                        </w:rPr>
+                        <w:t xml:space="preserve"> </w:t>
+                      </w:r>
+                      <w:r>
+                        <w:rPr>
+                          <w:sz w:val="20"/>
+                          <w:szCs w:val="20"/>
+                        </w:rPr>
+                        <w:t xml:space="preserve"> </w:t>
+                      </w:r>
+                      <w:r>
+                        <w:rPr>
+                          <w:sz w:val="20"/>
+                          <w:szCs w:val="20"/>
+                        </w:rPr>
+                        <w:t>Source : Astah UML</w:t>
+                      </w:r>
+                    </w:p>
+                    <w:p>
+                      <w:pPr>
+                        <w:rPr>
+                          <w:sz w:val="20"/>
+                          <w:szCs w:val="20"/>
+                        </w:rPr>
+                      </w:pPr>
+                    </w:p>
+                    <w:p>
+                      <w:pPr>
+                        <w:rPr>
+                          <w:sz w:val="20"/>
+                          <w:szCs w:val="20"/>
+                        </w:rPr>
+                      </w:pPr>
+                      <w:r>
+                        <w:rPr>
+                          <w:sz w:val="20"/>
+                          <w:szCs w:val="20"/>
+                        </w:rPr>
+                        <w:t>s</w:t>
+                      </w:r>
+                    </w:p>
+                  </w:txbxContent>
+                </v:textbox>
+              </v:shape>
+            </w:pict>
+          </mc:Fallback>
+        </mc:AlternateContent>
+      </w:r>
     </w:p>
     <w:p>
       <w:pPr>
@@ -5129,7 +6710,6 @@
           </w:tcPr>
           <w:p>
             <w:r>
-              <w:lastRenderedPageBreak/>
               <w:t>Acteurs</w:t>
             </w:r>
           </w:p>
@@ -5210,6 +6790,7 @@
               <w:jc w:val="both"/>
             </w:pPr>
             <w:r>
+              <w:lastRenderedPageBreak/>
               <w:t>Précondition</w:t>
             </w:r>
           </w:p>
@@ -5590,6 +7171,148 @@
           <w:szCs w:val="26"/>
         </w:rPr>
       </w:pPr>
+      <w:r>
+        <w:rPr>
+          <w:noProof/>
+          <w:sz w:val="26"/>
+          <w:szCs w:val="26"/>
+        </w:rPr>
+        <mc:AlternateContent>
+          <mc:Choice Requires="wps">
+            <w:drawing>
+              <wp:anchor distT="0" distB="0" distL="114300" distR="114300" simplePos="0" relativeHeight="251689984" behindDoc="0" locked="0" layoutInCell="1" allowOverlap="1" wp14:anchorId="313E29F0" wp14:editId="197D4DE3">
+                <wp:simplePos x="0" y="0"/>
+                <wp:positionH relativeFrom="column">
+                  <wp:posOffset>-240030</wp:posOffset>
+                </wp:positionH>
+                <wp:positionV relativeFrom="paragraph">
+                  <wp:posOffset>20651</wp:posOffset>
+                </wp:positionV>
+                <wp:extent cx="6165850" cy="317500"/>
+                <wp:effectExtent l="0" t="0" r="0" b="6350"/>
+                <wp:wrapNone/>
+                <wp:docPr id="19" name="Text Box 19"/>
+                <wp:cNvGraphicFramePr/>
+                <a:graphic xmlns:a="http://schemas.openxmlformats.org/drawingml/2006/main">
+                  <a:graphicData uri="http://schemas.microsoft.com/office/word/2010/wordprocessingShape">
+                    <wps:wsp>
+                      <wps:cNvSpPr txBox="1"/>
+                      <wps:spPr>
+                        <a:xfrm>
+                          <a:off x="0" y="0"/>
+                          <a:ext cx="6165850" cy="317500"/>
+                        </a:xfrm>
+                        <a:prstGeom prst="rect">
+                          <a:avLst/>
+                        </a:prstGeom>
+                        <a:noFill/>
+                        <a:ln w="6350">
+                          <a:noFill/>
+                        </a:ln>
+                      </wps:spPr>
+                      <wps:txbx>
+                        <w:txbxContent>
+                          <w:p>
+                            <w:pPr>
+                              <w:rPr>
+                                <w:sz w:val="20"/>
+                                <w:szCs w:val="20"/>
+                              </w:rPr>
+                            </w:pPr>
+                            <w:r>
+                              <w:rPr>
+                                <w:sz w:val="20"/>
+                                <w:szCs w:val="20"/>
+                              </w:rPr>
+                              <w:t xml:space="preserve">Tableau 4 : tableau de description textuelle </w:t>
+                            </w:r>
+                            <w:r>
+                              <w:rPr>
+                                <w:sz w:val="20"/>
+                                <w:szCs w:val="20"/>
+                              </w:rPr>
+                              <w:t xml:space="preserve">de </w:t>
+                            </w:r>
+                            <w:r>
+                              <w:rPr>
+                                <w:sz w:val="20"/>
+                                <w:szCs w:val="20"/>
+                              </w:rPr>
+                              <w:t>Gestion des rôles et utilisateurs</w:t>
+                            </w:r>
+                            <w:r>
+                              <w:rPr>
+                                <w:sz w:val="20"/>
+                                <w:szCs w:val="20"/>
+                              </w:rPr>
+                              <w:t> ; source : MICROSOFT WORD</w:t>
+                            </w:r>
+                          </w:p>
+                        </w:txbxContent>
+                      </wps:txbx>
+                      <wps:bodyPr rot="0" spcFirstLastPara="0" vertOverflow="overflow" horzOverflow="overflow" vert="horz" wrap="square" lIns="91440" tIns="45720" rIns="91440" bIns="45720" numCol="1" spcCol="0" rtlCol="0" fromWordArt="0" anchor="t" anchorCtr="0" forceAA="0" compatLnSpc="1">
+                        <a:prstTxWarp prst="textNoShape">
+                          <a:avLst/>
+                        </a:prstTxWarp>
+                        <a:noAutofit/>
+                      </wps:bodyPr>
+                    </wps:wsp>
+                  </a:graphicData>
+                </a:graphic>
+                <wp14:sizeRelH relativeFrom="margin">
+                  <wp14:pctWidth>0</wp14:pctWidth>
+                </wp14:sizeRelH>
+              </wp:anchor>
+            </w:drawing>
+          </mc:Choice>
+          <mc:Fallback>
+            <w:pict>
+              <v:shape w14:anchorId="313E29F0" id="Text Box 19" o:spid="_x0000_s1042" type="#_x0000_t202" style="position:absolute;left:0;text-align:left;margin-left:-18.9pt;margin-top:1.65pt;width:485.5pt;height:25pt;z-index:251689984;visibility:visible;mso-wrap-style:square;mso-width-percent:0;mso-wrap-distance-left:9pt;mso-wrap-distance-top:0;mso-wrap-distance-right:9pt;mso-wrap-distance-bottom:0;mso-position-horizontal:absolute;mso-position-horizontal-relative:text;mso-position-vertical:absolute;mso-position-vertical-relative:text;mso-width-percent:0;mso-width-relative:margin;v-text-anchor:top" o:gfxdata="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" filled="f" stroked="f" strokeweight=".5pt">
+                <v:textbox>
+                  <w:txbxContent>
+                    <w:p>
+                      <w:pPr>
+                        <w:rPr>
+                          <w:sz w:val="20"/>
+                          <w:szCs w:val="20"/>
+                        </w:rPr>
+                      </w:pPr>
+                      <w:r>
+                        <w:rPr>
+                          <w:sz w:val="20"/>
+                          <w:szCs w:val="20"/>
+                        </w:rPr>
+                        <w:t xml:space="preserve">Tableau 4 : tableau de description textuelle </w:t>
+                      </w:r>
+                      <w:r>
+                        <w:rPr>
+                          <w:sz w:val="20"/>
+                          <w:szCs w:val="20"/>
+                        </w:rPr>
+                        <w:t xml:space="preserve">de </w:t>
+                      </w:r>
+                      <w:r>
+                        <w:rPr>
+                          <w:sz w:val="20"/>
+                          <w:szCs w:val="20"/>
+                        </w:rPr>
+                        <w:t>Gestion des rôles et utilisateurs</w:t>
+                      </w:r>
+                      <w:r>
+                        <w:rPr>
+                          <w:sz w:val="20"/>
+                          <w:szCs w:val="20"/>
+                        </w:rPr>
+                        <w:t> ; source : MICROSOFT WORD</w:t>
+                      </w:r>
+                    </w:p>
+                  </w:txbxContent>
+                </v:textbox>
+              </v:shape>
+            </w:pict>
+          </mc:Fallback>
+        </mc:AlternateContent>
+      </w:r>
     </w:p>
     <w:p>
       <w:pPr>
@@ -5602,33 +7325,6 @@
     </w:p>
     <w:p>
       <w:pPr>
-        <w:jc w:val="both"/>
-        <w:rPr>
-          <w:sz w:val="26"/>
-          <w:szCs w:val="26"/>
-        </w:rPr>
-      </w:pPr>
-    </w:p>
-    <w:p>
-      <w:pPr>
-        <w:jc w:val="both"/>
-        <w:rPr>
-          <w:sz w:val="26"/>
-          <w:szCs w:val="26"/>
-        </w:rPr>
-      </w:pPr>
-    </w:p>
-    <w:p>
-      <w:pPr>
-        <w:jc w:val="both"/>
-        <w:rPr>
-          <w:sz w:val="26"/>
-          <w:szCs w:val="26"/>
-        </w:rPr>
-      </w:pPr>
-    </w:p>
-    <w:p>
-      <w:pPr>
         <w:jc w:val="center"/>
         <w:rPr>
           <w:sz w:val="26"/>
@@ -5640,7 +7336,6 @@
           <w:sz w:val="26"/>
           <w:szCs w:val="26"/>
         </w:rPr>
-        <w:lastRenderedPageBreak/>
         <w:t>CAS D’UTILISATION : Gestion des note</w:t>
       </w:r>
       <w:r>
@@ -5659,18 +7354,64 @@
           <w:szCs w:val="26"/>
         </w:rPr>
       </w:pPr>
+    </w:p>
+    <w:p>
+      <w:pPr>
+        <w:jc w:val="both"/>
+        <w:rPr>
+          <w:sz w:val="26"/>
+          <w:szCs w:val="26"/>
+        </w:rPr>
+      </w:pPr>
+    </w:p>
+    <w:p>
+      <w:pPr>
+        <w:jc w:val="both"/>
+        <w:rPr>
+          <w:sz w:val="26"/>
+          <w:szCs w:val="26"/>
+        </w:rPr>
+      </w:pPr>
+    </w:p>
+    <w:p>
+      <w:pPr>
+        <w:jc w:val="both"/>
+        <w:rPr>
+          <w:sz w:val="26"/>
+          <w:szCs w:val="26"/>
+        </w:rPr>
+      </w:pPr>
+    </w:p>
+    <w:p>
+      <w:pPr>
+        <w:jc w:val="both"/>
+        <w:rPr>
+          <w:sz w:val="26"/>
+          <w:szCs w:val="26"/>
+        </w:rPr>
+      </w:pPr>
+    </w:p>
+    <w:p>
+      <w:pPr>
+        <w:jc w:val="both"/>
+        <w:rPr>
+          <w:sz w:val="26"/>
+          <w:szCs w:val="26"/>
+        </w:rPr>
+      </w:pPr>
       <w:r>
         <w:rPr>
           <w:noProof/>
         </w:rPr>
+        <w:lastRenderedPageBreak/>
         <w:drawing>
-          <wp:anchor distT="0" distB="0" distL="114300" distR="114300" simplePos="0" relativeHeight="251681792" behindDoc="0" locked="0" layoutInCell="1" allowOverlap="1" wp14:anchorId="19BFFFC5" wp14:editId="575865EF">
+          <wp:anchor distT="0" distB="0" distL="114300" distR="114300" simplePos="0" relativeHeight="251681792" behindDoc="0" locked="0" layoutInCell="1" allowOverlap="1" wp14:anchorId="19BFFFC5" wp14:editId="06EFFD0F">
             <wp:simplePos x="0" y="0"/>
             <wp:positionH relativeFrom="column">
-              <wp:posOffset>-239395</wp:posOffset>
+              <wp:posOffset>-270814</wp:posOffset>
             </wp:positionH>
             <wp:positionV relativeFrom="paragraph">
-              <wp:posOffset>341630</wp:posOffset>
+              <wp:posOffset>-122555</wp:posOffset>
             </wp:positionV>
             <wp:extent cx="6270707" cy="3829050"/>
             <wp:effectExtent l="0" t="0" r="0" b="0"/>
@@ -5825,28 +7566,230 @@
           <w:szCs w:val="26"/>
         </w:rPr>
       </w:pPr>
-    </w:p>
-    <w:p>
-      <w:pPr>
-        <w:jc w:val="both"/>
-        <w:rPr>
-          <w:sz w:val="26"/>
-          <w:szCs w:val="26"/>
-        </w:rPr>
-      </w:pPr>
-    </w:p>
-    <w:p>
-      <w:pPr>
-        <w:jc w:val="both"/>
-        <w:rPr>
-          <w:sz w:val="26"/>
-          <w:szCs w:val="26"/>
-        </w:rPr>
-      </w:pPr>
-    </w:p>
-    <w:p>
-      <w:pPr>
-        <w:jc w:val="both"/>
+      <w:r>
+        <w:rPr>
+          <w:noProof/>
+          <w:sz w:val="26"/>
+          <w:szCs w:val="26"/>
+        </w:rPr>
+        <mc:AlternateContent>
+          <mc:Choice Requires="wps">
+            <w:drawing>
+              <wp:anchor distT="0" distB="0" distL="114300" distR="114300" simplePos="0" relativeHeight="251702272" behindDoc="0" locked="0" layoutInCell="1" allowOverlap="1" wp14:anchorId="124F4089" wp14:editId="0193A896">
+                <wp:simplePos x="0" y="0"/>
+                <wp:positionH relativeFrom="column">
+                  <wp:posOffset>451678</wp:posOffset>
+                </wp:positionH>
+                <wp:positionV relativeFrom="paragraph">
+                  <wp:posOffset>9802</wp:posOffset>
+                </wp:positionV>
+                <wp:extent cx="4885718" cy="373711"/>
+                <wp:effectExtent l="0" t="0" r="0" b="7620"/>
+                <wp:wrapNone/>
+                <wp:docPr id="25" name="Text Box 25"/>
+                <wp:cNvGraphicFramePr/>
+                <a:graphic xmlns:a="http://schemas.openxmlformats.org/drawingml/2006/main">
+                  <a:graphicData uri="http://schemas.microsoft.com/office/word/2010/wordprocessingShape">
+                    <wps:wsp>
+                      <wps:cNvSpPr txBox="1"/>
+                      <wps:spPr>
+                        <a:xfrm>
+                          <a:off x="0" y="0"/>
+                          <a:ext cx="4885718" cy="373711"/>
+                        </a:xfrm>
+                        <a:prstGeom prst="rect">
+                          <a:avLst/>
+                        </a:prstGeom>
+                        <a:noFill/>
+                        <a:ln w="6350">
+                          <a:noFill/>
+                        </a:ln>
+                      </wps:spPr>
+                      <wps:txbx>
+                        <w:txbxContent>
+                          <w:p>
+                            <w:pPr>
+                              <w:rPr>
+                                <w:sz w:val="20"/>
+                                <w:szCs w:val="20"/>
+                              </w:rPr>
+                            </w:pPr>
+                            <w:r>
+                              <w:rPr>
+                                <w:sz w:val="20"/>
+                                <w:szCs w:val="20"/>
+                              </w:rPr>
+                              <w:t xml:space="preserve">Figure </w:t>
+                            </w:r>
+                            <w:r>
+                              <w:rPr>
+                                <w:sz w:val="20"/>
+                                <w:szCs w:val="20"/>
+                              </w:rPr>
+                              <w:t>5</w:t>
+                            </w:r>
+                            <w:r>
+                              <w:rPr>
+                                <w:sz w:val="20"/>
+                                <w:szCs w:val="20"/>
+                              </w:rPr>
+                              <w:t> : diagramme de cas d’utilisation de Gestion des notes</w:t>
+                            </w:r>
+                            <w:r>
+                              <w:rPr>
+                                <w:sz w:val="20"/>
+                                <w:szCs w:val="20"/>
+                              </w:rPr>
+                              <w:t xml:space="preserve"> ;   </w:t>
+                            </w:r>
+                            <w:r>
+                              <w:rPr>
+                                <w:sz w:val="20"/>
+                                <w:szCs w:val="20"/>
+                              </w:rPr>
+                              <w:t>Source : Astah UML</w:t>
+                            </w:r>
+                          </w:p>
+                          <w:p>
+                            <w:pPr>
+                              <w:rPr>
+                                <w:sz w:val="20"/>
+                                <w:szCs w:val="20"/>
+                              </w:rPr>
+                            </w:pPr>
+                          </w:p>
+                          <w:p>
+                            <w:pPr>
+                              <w:rPr>
+                                <w:sz w:val="20"/>
+                                <w:szCs w:val="20"/>
+                              </w:rPr>
+                            </w:pPr>
+                          </w:p>
+                          <w:p>
+                            <w:pPr>
+                              <w:rPr>
+                                <w:sz w:val="20"/>
+                                <w:szCs w:val="20"/>
+                              </w:rPr>
+                            </w:pPr>
+                            <w:r>
+                              <w:rPr>
+                                <w:sz w:val="20"/>
+                                <w:szCs w:val="20"/>
+                              </w:rPr>
+                              <w:t>s</w:t>
+                            </w:r>
+                          </w:p>
+                        </w:txbxContent>
+                      </wps:txbx>
+                      <wps:bodyPr rot="0" spcFirstLastPara="0" vertOverflow="overflow" horzOverflow="overflow" vert="horz" wrap="square" lIns="91440" tIns="45720" rIns="91440" bIns="45720" numCol="1" spcCol="0" rtlCol="0" fromWordArt="0" anchor="t" anchorCtr="0" forceAA="0" compatLnSpc="1">
+                        <a:prstTxWarp prst="textNoShape">
+                          <a:avLst/>
+                        </a:prstTxWarp>
+                        <a:noAutofit/>
+                      </wps:bodyPr>
+                    </wps:wsp>
+                  </a:graphicData>
+                </a:graphic>
+                <wp14:sizeRelH relativeFrom="margin">
+                  <wp14:pctWidth>0</wp14:pctWidth>
+                </wp14:sizeRelH>
+                <wp14:sizeRelV relativeFrom="margin">
+                  <wp14:pctHeight>0</wp14:pctHeight>
+                </wp14:sizeRelV>
+              </wp:anchor>
+            </w:drawing>
+          </mc:Choice>
+          <mc:Fallback>
+            <w:pict>
+              <v:shape w14:anchorId="124F4089" id="Text Box 25" o:spid="_x0000_s1043" type="#_x0000_t202" style="position:absolute;left:0;text-align:left;margin-left:35.55pt;margin-top:.75pt;width:384.7pt;height:29.45pt;z-index:251702272;visibility:visible;mso-wrap-style:square;mso-width-percent:0;mso-height-percent:0;mso-wrap-distance-left:9pt;mso-wrap-distance-top:0;mso-wrap-distance-right:9pt;mso-wrap-distance-bottom:0;mso-position-horizontal:absolute;mso-position-horizontal-relative:text;mso-position-vertical:absolute;mso-position-vertical-relative:text;mso-width-percent:0;mso-height-percent:0;mso-width-relative:margin;mso-height-relative:margin;v-text-anchor:top" o:gfxdata="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" filled="f" stroked="f" strokeweight=".5pt">
+                <v:textbox>
+                  <w:txbxContent>
+                    <w:p>
+                      <w:pPr>
+                        <w:rPr>
+                          <w:sz w:val="20"/>
+                          <w:szCs w:val="20"/>
+                        </w:rPr>
+                      </w:pPr>
+                      <w:r>
+                        <w:rPr>
+                          <w:sz w:val="20"/>
+                          <w:szCs w:val="20"/>
+                        </w:rPr>
+                        <w:t xml:space="preserve">Figure </w:t>
+                      </w:r>
+                      <w:r>
+                        <w:rPr>
+                          <w:sz w:val="20"/>
+                          <w:szCs w:val="20"/>
+                        </w:rPr>
+                        <w:t>5</w:t>
+                      </w:r>
+                      <w:r>
+                        <w:rPr>
+                          <w:sz w:val="20"/>
+                          <w:szCs w:val="20"/>
+                        </w:rPr>
+                        <w:t> : diagramme de cas d’utilisation de Gestion des notes</w:t>
+                      </w:r>
+                      <w:r>
+                        <w:rPr>
+                          <w:sz w:val="20"/>
+                          <w:szCs w:val="20"/>
+                        </w:rPr>
+                        <w:t xml:space="preserve"> ;   </w:t>
+                      </w:r>
+                      <w:r>
+                        <w:rPr>
+                          <w:sz w:val="20"/>
+                          <w:szCs w:val="20"/>
+                        </w:rPr>
+                        <w:t>Source : Astah UML</w:t>
+                      </w:r>
+                    </w:p>
+                    <w:p>
+                      <w:pPr>
+                        <w:rPr>
+                          <w:sz w:val="20"/>
+                          <w:szCs w:val="20"/>
+                        </w:rPr>
+                      </w:pPr>
+                    </w:p>
+                    <w:p>
+                      <w:pPr>
+                        <w:rPr>
+                          <w:sz w:val="20"/>
+                          <w:szCs w:val="20"/>
+                        </w:rPr>
+                      </w:pPr>
+                    </w:p>
+                    <w:p>
+                      <w:pPr>
+                        <w:rPr>
+                          <w:sz w:val="20"/>
+                          <w:szCs w:val="20"/>
+                        </w:rPr>
+                      </w:pPr>
+                      <w:r>
+                        <w:rPr>
+                          <w:sz w:val="20"/>
+                          <w:szCs w:val="20"/>
+                        </w:rPr>
+                        <w:t>s</w:t>
+                      </w:r>
+                    </w:p>
+                  </w:txbxContent>
+                </v:textbox>
+              </v:shape>
+            </w:pict>
+          </mc:Fallback>
+        </mc:AlternateContent>
+      </w:r>
+    </w:p>
+    <w:p>
+      <w:pPr>
         <w:rPr>
           <w:sz w:val="26"/>
           <w:szCs w:val="26"/>
@@ -6038,7 +7981,6 @@
               </w:numPr>
             </w:pPr>
             <w:r>
-              <w:lastRenderedPageBreak/>
               <w:t>Les membres de jury sont ordonnés dans la base de données par Jury</w:t>
             </w:r>
           </w:p>
@@ -6078,7 +8020,6 @@
               <w:jc w:val="both"/>
             </w:pPr>
             <w:r>
-              <w:lastRenderedPageBreak/>
               <w:t>Scénario normal</w:t>
             </w:r>
           </w:p>
@@ -6120,6 +8061,7 @@
               </w:numPr>
             </w:pPr>
             <w:r>
+              <w:lastRenderedPageBreak/>
               <w:t>Choisi la projection pour laquelle il veut faire la saisie ;</w:t>
             </w:r>
           </w:p>
@@ -6246,6 +8188,7 @@
               <w:jc w:val="both"/>
             </w:pPr>
             <w:r>
+              <w:lastRenderedPageBreak/>
               <w:t>Scénario alternatif</w:t>
             </w:r>
           </w:p>
@@ -6312,6 +8255,136 @@
           </w:tcPr>
           <w:p>
             <w:r>
+              <w:rPr>
+                <w:noProof/>
+                <w:sz w:val="26"/>
+                <w:szCs w:val="26"/>
+              </w:rPr>
+              <mc:AlternateContent>
+                <mc:Choice Requires="wps">
+                  <w:drawing>
+                    <wp:anchor distT="0" distB="0" distL="114300" distR="114300" simplePos="0" relativeHeight="251692032" behindDoc="0" locked="0" layoutInCell="1" allowOverlap="1" wp14:anchorId="7A62FA31" wp14:editId="74EC4014">
+                      <wp:simplePos x="0" y="0"/>
+                      <wp:positionH relativeFrom="column">
+                        <wp:posOffset>-3063240</wp:posOffset>
+                      </wp:positionH>
+                      <wp:positionV relativeFrom="paragraph">
+                        <wp:posOffset>395605</wp:posOffset>
+                      </wp:positionV>
+                      <wp:extent cx="7645400" cy="317500"/>
+                      <wp:effectExtent l="0" t="0" r="0" b="6350"/>
+                      <wp:wrapNone/>
+                      <wp:docPr id="20" name="Text Box 20"/>
+                      <wp:cNvGraphicFramePr/>
+                      <a:graphic xmlns:a="http://schemas.openxmlformats.org/drawingml/2006/main">
+                        <a:graphicData uri="http://schemas.microsoft.com/office/word/2010/wordprocessingShape">
+                          <wps:wsp>
+                            <wps:cNvSpPr txBox="1"/>
+                            <wps:spPr>
+                              <a:xfrm>
+                                <a:off x="0" y="0"/>
+                                <a:ext cx="7645400" cy="317500"/>
+                              </a:xfrm>
+                              <a:prstGeom prst="rect">
+                                <a:avLst/>
+                              </a:prstGeom>
+                              <a:solidFill>
+                                <a:schemeClr val="lt1"/>
+                              </a:solidFill>
+                              <a:ln w="6350">
+                                <a:noFill/>
+                              </a:ln>
+                            </wps:spPr>
+                            <wps:txbx>
+                              <w:txbxContent>
+                                <w:p>
+                                  <w:pPr>
+                                    <w:rPr>
+                                      <w:sz w:val="22"/>
+                                      <w:szCs w:val="22"/>
+                                    </w:rPr>
+                                  </w:pPr>
+                                  <w:r>
+                                    <w:rPr>
+                                      <w:sz w:val="22"/>
+                                      <w:szCs w:val="22"/>
+                                    </w:rPr>
+                                    <w:t>Tableau</w:t>
+                                  </w:r>
+                                  <w:r>
+                                    <w:rPr>
+                                      <w:sz w:val="22"/>
+                                      <w:szCs w:val="22"/>
+                                    </w:rPr>
+                                    <w:t xml:space="preserve"> 5</w:t>
+                                  </w:r>
+                                  <w:r>
+                                    <w:rPr>
+                                      <w:sz w:val="22"/>
+                                      <w:szCs w:val="22"/>
+                                    </w:rPr>
+                                    <w:t> : tableau de description textuelle du cas d’utilisation Gestion des notes</w:t>
+                                  </w:r>
+                                </w:p>
+                              </w:txbxContent>
+                            </wps:txbx>
+                            <wps:bodyPr rot="0" spcFirstLastPara="0" vertOverflow="overflow" horzOverflow="overflow" vert="horz" wrap="square" lIns="91440" tIns="45720" rIns="91440" bIns="45720" numCol="1" spcCol="0" rtlCol="0" fromWordArt="0" anchor="t" anchorCtr="0" forceAA="0" compatLnSpc="1">
+                              <a:prstTxWarp prst="textNoShape">
+                                <a:avLst/>
+                              </a:prstTxWarp>
+                              <a:noAutofit/>
+                            </wps:bodyPr>
+                          </wps:wsp>
+                        </a:graphicData>
+                      </a:graphic>
+                      <wp14:sizeRelH relativeFrom="margin">
+                        <wp14:pctWidth>0</wp14:pctWidth>
+                      </wp14:sizeRelH>
+                    </wp:anchor>
+                  </w:drawing>
+                </mc:Choice>
+                <mc:Fallback>
+                  <w:pict>
+                    <v:shape w14:anchorId="7A62FA31" id="Text Box 20" o:spid="_x0000_s1044" type="#_x0000_t202" style="position:absolute;margin-left:-241.2pt;margin-top:31.15pt;width:602pt;height:25pt;z-index:251692032;visibility:visible;mso-wrap-style:square;mso-width-percent:0;mso-wrap-distance-left:9pt;mso-wrap-distance-top:0;mso-wrap-distance-right:9pt;mso-wrap-distance-bottom:0;mso-position-horizontal:absolute;mso-position-horizontal-relative:text;mso-position-vertical:absolute;mso-position-vertical-relative:text;mso-width-percent:0;mso-width-relative:margin;v-text-anchor:top" o:gfxdata="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" fillcolor="white [3201]" stroked="f" strokeweight=".5pt">
+                      <v:textbox>
+                        <w:txbxContent>
+                          <w:p>
+                            <w:pPr>
+                              <w:rPr>
+                                <w:sz w:val="22"/>
+                                <w:szCs w:val="22"/>
+                              </w:rPr>
+                            </w:pPr>
+                            <w:r>
+                              <w:rPr>
+                                <w:sz w:val="22"/>
+                                <w:szCs w:val="22"/>
+                              </w:rPr>
+                              <w:t>Tableau</w:t>
+                            </w:r>
+                            <w:r>
+                              <w:rPr>
+                                <w:sz w:val="22"/>
+                                <w:szCs w:val="22"/>
+                              </w:rPr>
+                              <w:t xml:space="preserve"> 5</w:t>
+                            </w:r>
+                            <w:r>
+                              <w:rPr>
+                                <w:sz w:val="22"/>
+                                <w:szCs w:val="22"/>
+                              </w:rPr>
+                              <w:t> : tableau de description textuelle du cas d’utilisation Gestion des notes</w:t>
+                            </w:r>
+                          </w:p>
+                        </w:txbxContent>
+                      </v:textbox>
+                    </v:shape>
+                  </w:pict>
+                </mc:Fallback>
+              </mc:AlternateContent>
+            </w:r>
+            <w:r>
               <w:t>Les notes attribué</w:t>
             </w:r>
             <w:r>
@@ -6344,6 +8417,448 @@
     </w:p>
     <w:p>
       <w:pPr>
+        <w:pStyle w:val="ListParagraph"/>
+        <w:numPr>
+          <w:ilvl w:val="0"/>
+          <w:numId w:val="44"/>
+        </w:numPr>
+        <w:jc w:val="center"/>
+        <w:rPr>
+          <w:sz w:val="26"/>
+          <w:szCs w:val="26"/>
+        </w:rPr>
+      </w:pPr>
+      <w:r>
+        <w:rPr>
+          <w:sz w:val="26"/>
+          <w:szCs w:val="26"/>
+        </w:rPr>
+        <w:t>Diagramme de classe</w:t>
+      </w:r>
+    </w:p>
+    <w:p>
+      <w:pPr>
+        <w:pStyle w:val="ListParagraph"/>
+        <w:numPr>
+          <w:ilvl w:val="0"/>
+          <w:numId w:val="51"/>
+        </w:numPr>
+        <w:jc w:val="center"/>
+        <w:rPr>
+          <w:sz w:val="26"/>
+          <w:szCs w:val="26"/>
+        </w:rPr>
+      </w:pPr>
+      <w:r>
+        <w:rPr>
+          <w:sz w:val="26"/>
+          <w:szCs w:val="26"/>
+        </w:rPr>
+        <w:t>Règles de gestions</w:t>
+      </w:r>
+    </w:p>
+    <w:p>
+      <w:pPr>
+        <w:pStyle w:val="ListParagraph"/>
+        <w:rPr>
+          <w:sz w:val="26"/>
+          <w:szCs w:val="26"/>
+        </w:rPr>
+      </w:pPr>
+    </w:p>
+    <w:p>
+      <w:pPr>
+        <w:pStyle w:val="ListParagraph"/>
+        <w:rPr>
+          <w:sz w:val="26"/>
+          <w:szCs w:val="26"/>
+        </w:rPr>
+      </w:pPr>
+    </w:p>
+    <w:p>
+      <w:pPr>
+        <w:pStyle w:val="ListParagraph"/>
+        <w:rPr>
+          <w:sz w:val="26"/>
+          <w:szCs w:val="26"/>
+        </w:rPr>
+      </w:pPr>
+    </w:p>
+    <w:p>
+      <w:pPr>
+        <w:pStyle w:val="ListParagraph"/>
+        <w:rPr>
+          <w:sz w:val="26"/>
+          <w:szCs w:val="26"/>
+        </w:rPr>
+      </w:pPr>
+    </w:p>
+    <w:p>
+      <w:pPr>
+        <w:pStyle w:val="ListParagraph"/>
+        <w:rPr>
+          <w:sz w:val="26"/>
+          <w:szCs w:val="26"/>
+        </w:rPr>
+      </w:pPr>
+    </w:p>
+    <w:p>
+      <w:pPr>
+        <w:pStyle w:val="ListParagraph"/>
+        <w:rPr>
+          <w:sz w:val="26"/>
+          <w:szCs w:val="26"/>
+        </w:rPr>
+      </w:pPr>
+    </w:p>
+    <w:p>
+      <w:pPr>
+        <w:pStyle w:val="ListParagraph"/>
+        <w:rPr>
+          <w:sz w:val="26"/>
+          <w:szCs w:val="26"/>
+        </w:rPr>
+      </w:pPr>
+    </w:p>
+    <w:p>
+      <w:pPr>
+        <w:pStyle w:val="ListParagraph"/>
+        <w:rPr>
+          <w:sz w:val="26"/>
+          <w:szCs w:val="26"/>
+        </w:rPr>
+      </w:pPr>
+    </w:p>
+    <w:p>
+      <w:pPr>
+        <w:pStyle w:val="ListParagraph"/>
+        <w:rPr>
+          <w:sz w:val="26"/>
+          <w:szCs w:val="26"/>
+        </w:rPr>
+      </w:pPr>
+    </w:p>
+    <w:p>
+      <w:pPr>
+        <w:pStyle w:val="ListParagraph"/>
+        <w:rPr>
+          <w:sz w:val="26"/>
+          <w:szCs w:val="26"/>
+        </w:rPr>
+      </w:pPr>
+    </w:p>
+    <w:p>
+      <w:pPr>
+        <w:pStyle w:val="ListParagraph"/>
+        <w:rPr>
+          <w:sz w:val="26"/>
+          <w:szCs w:val="26"/>
+        </w:rPr>
+      </w:pPr>
+    </w:p>
+    <w:p>
+      <w:pPr>
+        <w:pStyle w:val="ListParagraph"/>
+        <w:rPr>
+          <w:sz w:val="26"/>
+          <w:szCs w:val="26"/>
+        </w:rPr>
+      </w:pPr>
+    </w:p>
+    <w:p>
+      <w:pPr>
+        <w:pStyle w:val="ListParagraph"/>
+        <w:rPr>
+          <w:sz w:val="26"/>
+          <w:szCs w:val="26"/>
+        </w:rPr>
+      </w:pPr>
+    </w:p>
+    <w:p>
+      <w:pPr>
+        <w:pStyle w:val="ListParagraph"/>
+        <w:rPr>
+          <w:sz w:val="26"/>
+          <w:szCs w:val="26"/>
+        </w:rPr>
+      </w:pPr>
+    </w:p>
+    <w:p>
+      <w:pPr>
+        <w:pStyle w:val="ListParagraph"/>
+        <w:rPr>
+          <w:sz w:val="26"/>
+          <w:szCs w:val="26"/>
+        </w:rPr>
+      </w:pPr>
+    </w:p>
+    <w:p>
+      <w:pPr>
+        <w:pStyle w:val="ListParagraph"/>
+        <w:rPr>
+          <w:sz w:val="26"/>
+          <w:szCs w:val="26"/>
+        </w:rPr>
+      </w:pPr>
+    </w:p>
+    <w:p>
+      <w:pPr>
+        <w:pStyle w:val="ListParagraph"/>
+        <w:rPr>
+          <w:sz w:val="26"/>
+          <w:szCs w:val="26"/>
+        </w:rPr>
+      </w:pPr>
+    </w:p>
+    <w:p>
+      <w:pPr>
+        <w:pStyle w:val="ListParagraph"/>
+        <w:rPr>
+          <w:sz w:val="26"/>
+          <w:szCs w:val="26"/>
+        </w:rPr>
+      </w:pPr>
+    </w:p>
+    <w:p>
+      <w:pPr>
+        <w:pStyle w:val="ListParagraph"/>
+        <w:rPr>
+          <w:sz w:val="26"/>
+          <w:szCs w:val="26"/>
+        </w:rPr>
+      </w:pPr>
+    </w:p>
+    <w:p>
+      <w:pPr>
+        <w:pStyle w:val="ListParagraph"/>
+        <w:rPr>
+          <w:sz w:val="26"/>
+          <w:szCs w:val="26"/>
+        </w:rPr>
+      </w:pPr>
+    </w:p>
+    <w:p>
+      <w:pPr>
+        <w:pStyle w:val="ListParagraph"/>
+        <w:rPr>
+          <w:sz w:val="26"/>
+          <w:szCs w:val="26"/>
+        </w:rPr>
+      </w:pPr>
+    </w:p>
+    <w:p>
+      <w:pPr>
+        <w:pStyle w:val="ListParagraph"/>
+        <w:rPr>
+          <w:sz w:val="26"/>
+          <w:szCs w:val="26"/>
+        </w:rPr>
+      </w:pPr>
+    </w:p>
+    <w:p>
+      <w:pPr>
+        <w:pStyle w:val="ListParagraph"/>
+        <w:rPr>
+          <w:sz w:val="26"/>
+          <w:szCs w:val="26"/>
+        </w:rPr>
+      </w:pPr>
+    </w:p>
+    <w:p>
+      <w:pPr>
+        <w:pStyle w:val="ListParagraph"/>
+        <w:rPr>
+          <w:sz w:val="26"/>
+          <w:szCs w:val="26"/>
+        </w:rPr>
+      </w:pPr>
+    </w:p>
+    <w:p>
+      <w:pPr>
+        <w:pStyle w:val="ListParagraph"/>
+        <w:rPr>
+          <w:sz w:val="26"/>
+          <w:szCs w:val="26"/>
+        </w:rPr>
+      </w:pPr>
+    </w:p>
+    <w:p>
+      <w:pPr>
+        <w:pStyle w:val="ListParagraph"/>
+        <w:rPr>
+          <w:sz w:val="26"/>
+          <w:szCs w:val="26"/>
+        </w:rPr>
+      </w:pPr>
+    </w:p>
+    <w:p>
+      <w:pPr>
+        <w:pStyle w:val="ListParagraph"/>
+        <w:rPr>
+          <w:sz w:val="26"/>
+          <w:szCs w:val="26"/>
+        </w:rPr>
+      </w:pPr>
+    </w:p>
+    <w:p>
+      <w:pPr>
+        <w:pStyle w:val="ListParagraph"/>
+        <w:rPr>
+          <w:sz w:val="26"/>
+          <w:szCs w:val="26"/>
+        </w:rPr>
+      </w:pPr>
+    </w:p>
+    <w:p>
+      <w:pPr>
+        <w:pStyle w:val="ListParagraph"/>
+        <w:rPr>
+          <w:sz w:val="26"/>
+          <w:szCs w:val="26"/>
+        </w:rPr>
+      </w:pPr>
+    </w:p>
+    <w:p>
+      <w:pPr>
+        <w:pStyle w:val="ListParagraph"/>
+        <w:rPr>
+          <w:sz w:val="26"/>
+          <w:szCs w:val="26"/>
+        </w:rPr>
+      </w:pPr>
+    </w:p>
+    <w:p>
+      <w:pPr>
+        <w:pStyle w:val="ListParagraph"/>
+        <w:rPr>
+          <w:sz w:val="26"/>
+          <w:szCs w:val="26"/>
+        </w:rPr>
+      </w:pPr>
+    </w:p>
+    <w:p>
+      <w:pPr>
+        <w:pStyle w:val="ListParagraph"/>
+        <w:rPr>
+          <w:sz w:val="26"/>
+          <w:szCs w:val="26"/>
+        </w:rPr>
+      </w:pPr>
+    </w:p>
+    <w:p>
+      <w:pPr>
+        <w:rPr>
+          <w:sz w:val="26"/>
+          <w:szCs w:val="26"/>
+        </w:rPr>
+      </w:pPr>
+    </w:p>
+    <w:p>
+      <w:pPr>
+        <w:pStyle w:val="ListParagraph"/>
+        <w:numPr>
+          <w:ilvl w:val="0"/>
+          <w:numId w:val="51"/>
+        </w:numPr>
+        <w:jc w:val="center"/>
+        <w:rPr>
+          <w:sz w:val="26"/>
+          <w:szCs w:val="26"/>
+        </w:rPr>
+      </w:pPr>
+      <w:r>
+        <w:rPr>
+          <w:noProof/>
+        </w:rPr>
+        <w:drawing>
+          <wp:anchor distT="0" distB="0" distL="114300" distR="114300" simplePos="0" relativeHeight="251705344" behindDoc="0" locked="0" layoutInCell="1" allowOverlap="1" wp14:anchorId="4B9CC737" wp14:editId="3D4E2C13">
+            <wp:simplePos x="0" y="0"/>
+            <wp:positionH relativeFrom="column">
+              <wp:posOffset>-252730</wp:posOffset>
+            </wp:positionH>
+            <wp:positionV relativeFrom="paragraph">
+              <wp:posOffset>247112</wp:posOffset>
+            </wp:positionV>
+            <wp:extent cx="6331332" cy="3193366"/>
+            <wp:effectExtent l="0" t="0" r="0" b="7620"/>
+            <wp:wrapNone/>
+            <wp:docPr id="29" name="Picture 29"/>
+            <wp:cNvGraphicFramePr>
+              <a:graphicFrameLocks xmlns:a="http://schemas.openxmlformats.org/drawingml/2006/main" noChangeAspect="1"/>
+            </wp:cNvGraphicFramePr>
+            <a:graphic xmlns:a="http://schemas.openxmlformats.org/drawingml/2006/main">
+              <a:graphicData uri="http://schemas.openxmlformats.org/drawingml/2006/picture">
+                <pic:pic xmlns:pic="http://schemas.openxmlformats.org/drawingml/2006/picture">
+                  <pic:nvPicPr>
+                    <pic:cNvPr id="0" name="Picture 5"/>
+                    <pic:cNvPicPr>
+                      <a:picLocks noChangeAspect="1" noChangeArrowheads="1"/>
+                    </pic:cNvPicPr>
+                  </pic:nvPicPr>
+                  <pic:blipFill>
+                    <a:blip r:embed="rId14" cstate="print">
+                      <a:extLst>
+                        <a:ext uri="{28A0092B-C50C-407E-A947-70E740481C1C}">
+                          <a14:useLocalDpi xmlns:a14="http://schemas.microsoft.com/office/drawing/2010/main" val="0"/>
+                        </a:ext>
+                      </a:extLst>
+                    </a:blip>
+                    <a:srcRect/>
+                    <a:stretch>
+                      <a:fillRect/>
+                    </a:stretch>
+                  </pic:blipFill>
+                  <pic:spPr bwMode="auto">
+                    <a:xfrm>
+                      <a:off x="0" y="0"/>
+                      <a:ext cx="6331332" cy="3193366"/>
+                    </a:xfrm>
+                    <a:prstGeom prst="rect">
+                      <a:avLst/>
+                    </a:prstGeom>
+                    <a:noFill/>
+                    <a:ln>
+                      <a:noFill/>
+                    </a:ln>
+                  </pic:spPr>
+                </pic:pic>
+              </a:graphicData>
+            </a:graphic>
+            <wp14:sizeRelH relativeFrom="margin">
+              <wp14:pctWidth>0</wp14:pctWidth>
+            </wp14:sizeRelH>
+            <wp14:sizeRelV relativeFrom="margin">
+              <wp14:pctHeight>0</wp14:pctHeight>
+            </wp14:sizeRelV>
+          </wp:anchor>
+        </w:drawing>
+      </w:r>
+      <w:r>
+        <w:rPr>
+          <w:sz w:val="26"/>
+          <w:szCs w:val="26"/>
+        </w:rPr>
+        <w:t>Diagramme de classe</w:t>
+      </w:r>
+    </w:p>
+    <w:p>
+      <w:pPr>
+        <w:rPr>
+          <w:sz w:val="26"/>
+          <w:szCs w:val="26"/>
+        </w:rPr>
+      </w:pPr>
+    </w:p>
+    <w:p>
+      <w:pPr>
+        <w:rPr>
+          <w:sz w:val="26"/>
+          <w:szCs w:val="26"/>
+        </w:rPr>
+      </w:pPr>
+    </w:p>
+    <w:p>
+      <w:pPr>
         <w:jc w:val="both"/>
         <w:rPr>
           <w:sz w:val="26"/>
@@ -6395,6 +8910,189 @@
           <w:szCs w:val="26"/>
         </w:rPr>
       </w:pPr>
+    </w:p>
+    <w:p>
+      <w:pPr>
+        <w:jc w:val="both"/>
+        <w:rPr>
+          <w:sz w:val="26"/>
+          <w:szCs w:val="26"/>
+        </w:rPr>
+      </w:pPr>
+    </w:p>
+    <w:p>
+      <w:pPr>
+        <w:jc w:val="both"/>
+        <w:rPr>
+          <w:sz w:val="26"/>
+          <w:szCs w:val="26"/>
+        </w:rPr>
+      </w:pPr>
+      <w:r>
+        <w:rPr>
+          <w:noProof/>
+          <w:sz w:val="26"/>
+          <w:szCs w:val="26"/>
+        </w:rPr>
+        <mc:AlternateContent>
+          <mc:Choice Requires="wps">
+            <w:drawing>
+              <wp:anchor distT="0" distB="0" distL="114300" distR="114300" simplePos="0" relativeHeight="251707392" behindDoc="0" locked="0" layoutInCell="1" allowOverlap="1" wp14:anchorId="5BBC8C61" wp14:editId="0DFCD368">
+                <wp:simplePos x="0" y="0"/>
+                <wp:positionH relativeFrom="column">
+                  <wp:posOffset>671342</wp:posOffset>
+                </wp:positionH>
+                <wp:positionV relativeFrom="paragraph">
+                  <wp:posOffset>84455</wp:posOffset>
+                </wp:positionV>
+                <wp:extent cx="4381695" cy="373711"/>
+                <wp:effectExtent l="0" t="0" r="0" b="7620"/>
+                <wp:wrapNone/>
+                <wp:docPr id="31" name="Text Box 31"/>
+                <wp:cNvGraphicFramePr/>
+                <a:graphic xmlns:a="http://schemas.openxmlformats.org/drawingml/2006/main">
+                  <a:graphicData uri="http://schemas.microsoft.com/office/word/2010/wordprocessingShape">
+                    <wps:wsp>
+                      <wps:cNvSpPr txBox="1"/>
+                      <wps:spPr>
+                        <a:xfrm>
+                          <a:off x="0" y="0"/>
+                          <a:ext cx="4381695" cy="373711"/>
+                        </a:xfrm>
+                        <a:prstGeom prst="rect">
+                          <a:avLst/>
+                        </a:prstGeom>
+                        <a:noFill/>
+                        <a:ln w="6350">
+                          <a:noFill/>
+                        </a:ln>
+                      </wps:spPr>
+                      <wps:txbx>
+                        <w:txbxContent>
+                          <w:p>
+                            <w:pPr>
+                              <w:rPr>
+                                <w:sz w:val="26"/>
+                                <w:szCs w:val="26"/>
+                              </w:rPr>
+                            </w:pPr>
+                            <w:r>
+                              <w:rPr>
+                                <w:sz w:val="26"/>
+                                <w:szCs w:val="26"/>
+                              </w:rPr>
+                              <w:t>Figure 6 : diagramme de classes ;   Source : Astah UML</w:t>
+                            </w:r>
+                          </w:p>
+                          <w:p>
+                            <w:pPr>
+                              <w:rPr>
+                                <w:sz w:val="20"/>
+                                <w:szCs w:val="20"/>
+                              </w:rPr>
+                            </w:pPr>
+                          </w:p>
+                          <w:p>
+                            <w:pPr>
+                              <w:rPr>
+                                <w:sz w:val="20"/>
+                                <w:szCs w:val="20"/>
+                              </w:rPr>
+                            </w:pPr>
+                          </w:p>
+                          <w:p>
+                            <w:pPr>
+                              <w:rPr>
+                                <w:sz w:val="20"/>
+                                <w:szCs w:val="20"/>
+                              </w:rPr>
+                            </w:pPr>
+                            <w:r>
+                              <w:rPr>
+                                <w:sz w:val="20"/>
+                                <w:szCs w:val="20"/>
+                              </w:rPr>
+                              <w:t>s</w:t>
+                            </w:r>
+                          </w:p>
+                        </w:txbxContent>
+                      </wps:txbx>
+                      <wps:bodyPr rot="0" spcFirstLastPara="0" vertOverflow="overflow" horzOverflow="overflow" vert="horz" wrap="square" lIns="91440" tIns="45720" rIns="91440" bIns="45720" numCol="1" spcCol="0" rtlCol="0" fromWordArt="0" anchor="t" anchorCtr="0" forceAA="0" compatLnSpc="1">
+                        <a:prstTxWarp prst="textNoShape">
+                          <a:avLst/>
+                        </a:prstTxWarp>
+                        <a:noAutofit/>
+                      </wps:bodyPr>
+                    </wps:wsp>
+                  </a:graphicData>
+                </a:graphic>
+                <wp14:sizeRelH relativeFrom="margin">
+                  <wp14:pctWidth>0</wp14:pctWidth>
+                </wp14:sizeRelH>
+                <wp14:sizeRelV relativeFrom="margin">
+                  <wp14:pctHeight>0</wp14:pctHeight>
+                </wp14:sizeRelV>
+              </wp:anchor>
+            </w:drawing>
+          </mc:Choice>
+          <mc:Fallback>
+            <w:pict>
+              <v:shape w14:anchorId="5BBC8C61" id="Text Box 31" o:spid="_x0000_s1045" type="#_x0000_t202" style="position:absolute;left:0;text-align:left;margin-left:52.85pt;margin-top:6.65pt;width:345pt;height:29.45pt;z-index:251707392;visibility:visible;mso-wrap-style:square;mso-width-percent:0;mso-height-percent:0;mso-wrap-distance-left:9pt;mso-wrap-distance-top:0;mso-wrap-distance-right:9pt;mso-wrap-distance-bottom:0;mso-position-horizontal:absolute;mso-position-horizontal-relative:text;mso-position-vertical:absolute;mso-position-vertical-relative:text;mso-width-percent:0;mso-height-percent:0;mso-width-relative:margin;mso-height-relative:margin;v-text-anchor:top" o:gfxdata="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" filled="f" stroked="f" strokeweight=".5pt">
+                <v:textbox>
+                  <w:txbxContent>
+                    <w:p>
+                      <w:pPr>
+                        <w:rPr>
+                          <w:sz w:val="26"/>
+                          <w:szCs w:val="26"/>
+                        </w:rPr>
+                      </w:pPr>
+                      <w:r>
+                        <w:rPr>
+                          <w:sz w:val="26"/>
+                          <w:szCs w:val="26"/>
+                        </w:rPr>
+                        <w:t>Figure 6 : diagramme de classes ;   Source : Astah UML</w:t>
+                      </w:r>
+                    </w:p>
+                    <w:p>
+                      <w:pPr>
+                        <w:rPr>
+                          <w:sz w:val="20"/>
+                          <w:szCs w:val="20"/>
+                        </w:rPr>
+                      </w:pPr>
+                    </w:p>
+                    <w:p>
+                      <w:pPr>
+                        <w:rPr>
+                          <w:sz w:val="20"/>
+                          <w:szCs w:val="20"/>
+                        </w:rPr>
+                      </w:pPr>
+                    </w:p>
+                    <w:p>
+                      <w:pPr>
+                        <w:rPr>
+                          <w:sz w:val="20"/>
+                          <w:szCs w:val="20"/>
+                        </w:rPr>
+                      </w:pPr>
+                      <w:r>
+                        <w:rPr>
+                          <w:sz w:val="20"/>
+                          <w:szCs w:val="20"/>
+                        </w:rPr>
+                        <w:t>s</w:t>
+                      </w:r>
+                    </w:p>
+                  </w:txbxContent>
+                </v:textbox>
+              </v:shape>
+            </w:pict>
+          </mc:Fallback>
+        </mc:AlternateContent>
+      </w:r>
     </w:p>
     <w:p>
       <w:pPr>
@@ -6544,7 +9242,7 @@
       </w:pPr>
     </w:p>
     <w:sectPr>
-      <w:footerReference w:type="default" r:id="rId14"/>
+      <w:footerReference w:type="default" r:id="rId15"/>
       <w:pgSz w:w="11906" w:h="16838"/>
       <w:pgMar w:top="1417" w:right="1417" w:bottom="1417" w:left="1417" w:header="708" w:footer="708" w:gutter="0"/>
       <w:pgBorders w:offsetFrom="page">
@@ -6917,6 +9615,544 @@
     </w:lvl>
   </w:abstractNum>
   <w:abstractNum w:abstractNumId="2" w15:restartNumberingAfterBreak="0">
+    <w:nsid w:val="05577BFA"/>
+    <w:multiLevelType w:val="hybridMultilevel"/>
+    <w:tmpl w:val="E61AF204"/>
+    <w:lvl w:ilvl="0" w:tplc="040C000F">
+      <w:start w:val="1"/>
+      <w:numFmt w:val="decimal"/>
+      <w:lvlText w:val="%1."/>
+      <w:lvlJc w:val="left"/>
+      <w:pPr>
+        <w:ind w:left="1440" w:hanging="360"/>
+      </w:pPr>
+    </w:lvl>
+    <w:lvl w:ilvl="1" w:tplc="040C0019" w:tentative="1">
+      <w:start w:val="1"/>
+      <w:numFmt w:val="lowerLetter"/>
+      <w:lvlText w:val="%2."/>
+      <w:lvlJc w:val="left"/>
+      <w:pPr>
+        <w:ind w:left="2160" w:hanging="360"/>
+      </w:pPr>
+    </w:lvl>
+    <w:lvl w:ilvl="2" w:tplc="040C001B" w:tentative="1">
+      <w:start w:val="1"/>
+      <w:numFmt w:val="lowerRoman"/>
+      <w:lvlText w:val="%3."/>
+      <w:lvlJc w:val="right"/>
+      <w:pPr>
+        <w:ind w:left="2880" w:hanging="180"/>
+      </w:pPr>
+    </w:lvl>
+    <w:lvl w:ilvl="3" w:tplc="040C000F" w:tentative="1">
+      <w:start w:val="1"/>
+      <w:numFmt w:val="decimal"/>
+      <w:lvlText w:val="%4."/>
+      <w:lvlJc w:val="left"/>
+      <w:pPr>
+        <w:ind w:left="3600" w:hanging="360"/>
+      </w:pPr>
+    </w:lvl>
+    <w:lvl w:ilvl="4" w:tplc="040C0019" w:tentative="1">
+      <w:start w:val="1"/>
+      <w:numFmt w:val="lowerLetter"/>
+      <w:lvlText w:val="%5."/>
+      <w:lvlJc w:val="left"/>
+      <w:pPr>
+        <w:ind w:left="4320" w:hanging="360"/>
+      </w:pPr>
+    </w:lvl>
+    <w:lvl w:ilvl="5" w:tplc="040C001B" w:tentative="1">
+      <w:start w:val="1"/>
+      <w:numFmt w:val="lowerRoman"/>
+      <w:lvlText w:val="%6."/>
+      <w:lvlJc w:val="right"/>
+      <w:pPr>
+        <w:ind w:left="5040" w:hanging="180"/>
+      </w:pPr>
+    </w:lvl>
+    <w:lvl w:ilvl="6" w:tplc="040C000F" w:tentative="1">
+      <w:start w:val="1"/>
+      <w:numFmt w:val="decimal"/>
+      <w:lvlText w:val="%7."/>
+      <w:lvlJc w:val="left"/>
+      <w:pPr>
+        <w:ind w:left="5760" w:hanging="360"/>
+      </w:pPr>
+    </w:lvl>
+    <w:lvl w:ilvl="7" w:tplc="040C0019" w:tentative="1">
+      <w:start w:val="1"/>
+      <w:numFmt w:val="lowerLetter"/>
+      <w:lvlText w:val="%8."/>
+      <w:lvlJc w:val="left"/>
+      <w:pPr>
+        <w:ind w:left="6480" w:hanging="360"/>
+      </w:pPr>
+    </w:lvl>
+    <w:lvl w:ilvl="8" w:tplc="040C001B" w:tentative="1">
+      <w:start w:val="1"/>
+      <w:numFmt w:val="lowerRoman"/>
+      <w:lvlText w:val="%9."/>
+      <w:lvlJc w:val="right"/>
+      <w:pPr>
+        <w:ind w:left="7200" w:hanging="180"/>
+      </w:pPr>
+    </w:lvl>
+  </w:abstractNum>
+  <w:abstractNum w:abstractNumId="3" w15:restartNumberingAfterBreak="0">
+    <w:nsid w:val="09484A6D"/>
+    <w:multiLevelType w:val="hybridMultilevel"/>
+    <w:tmpl w:val="BF1E5D16"/>
+    <w:lvl w:ilvl="0" w:tplc="5676641C">
+      <w:start w:val="1"/>
+      <w:numFmt w:val="bullet"/>
+      <w:lvlText w:val=""/>
+      <w:lvlJc w:val="left"/>
+      <w:pPr>
+        <w:ind w:left="720" w:hanging="360"/>
+      </w:pPr>
+      <w:rPr>
+        <w:rFonts w:ascii="Symbol" w:hAnsi="Symbol" w:hint="default"/>
+      </w:rPr>
+    </w:lvl>
+    <w:lvl w:ilvl="1" w:tplc="040C0003" w:tentative="1">
+      <w:start w:val="1"/>
+      <w:numFmt w:val="bullet"/>
+      <w:lvlText w:val="o"/>
+      <w:lvlJc w:val="left"/>
+      <w:pPr>
+        <w:ind w:left="1440" w:hanging="360"/>
+      </w:pPr>
+      <w:rPr>
+        <w:rFonts w:ascii="Courier New" w:hAnsi="Courier New" w:cs="Courier New" w:hint="default"/>
+      </w:rPr>
+    </w:lvl>
+    <w:lvl w:ilvl="2" w:tplc="040C0005" w:tentative="1">
+      <w:start w:val="1"/>
+      <w:numFmt w:val="bullet"/>
+      <w:lvlText w:val=""/>
+      <w:lvlJc w:val="left"/>
+      <w:pPr>
+        <w:ind w:left="2160" w:hanging="360"/>
+      </w:pPr>
+      <w:rPr>
+        <w:rFonts w:ascii="Wingdings" w:hAnsi="Wingdings" w:hint="default"/>
+      </w:rPr>
+    </w:lvl>
+    <w:lvl w:ilvl="3" w:tplc="040C0001" w:tentative="1">
+      <w:start w:val="1"/>
+      <w:numFmt w:val="bullet"/>
+      <w:lvlText w:val=""/>
+      <w:lvlJc w:val="left"/>
+      <w:pPr>
+        <w:ind w:left="2880" w:hanging="360"/>
+      </w:pPr>
+      <w:rPr>
+        <w:rFonts w:ascii="Symbol" w:hAnsi="Symbol" w:hint="default"/>
+      </w:rPr>
+    </w:lvl>
+    <w:lvl w:ilvl="4" w:tplc="040C0003" w:tentative="1">
+      <w:start w:val="1"/>
+      <w:numFmt w:val="bullet"/>
+      <w:lvlText w:val="o"/>
+      <w:lvlJc w:val="left"/>
+      <w:pPr>
+        <w:ind w:left="3600" w:hanging="360"/>
+      </w:pPr>
+      <w:rPr>
+        <w:rFonts w:ascii="Courier New" w:hAnsi="Courier New" w:cs="Courier New" w:hint="default"/>
+      </w:rPr>
+    </w:lvl>
+    <w:lvl w:ilvl="5" w:tplc="040C0005" w:tentative="1">
+      <w:start w:val="1"/>
+      <w:numFmt w:val="bullet"/>
+      <w:lvlText w:val=""/>
+      <w:lvlJc w:val="left"/>
+      <w:pPr>
+        <w:ind w:left="4320" w:hanging="360"/>
+      </w:pPr>
+      <w:rPr>
+        <w:rFonts w:ascii="Wingdings" w:hAnsi="Wingdings" w:hint="default"/>
+      </w:rPr>
+    </w:lvl>
+    <w:lvl w:ilvl="6" w:tplc="040C0001" w:tentative="1">
+      <w:start w:val="1"/>
+      <w:numFmt w:val="bullet"/>
+      <w:lvlText w:val=""/>
+      <w:lvlJc w:val="left"/>
+      <w:pPr>
+        <w:ind w:left="5040" w:hanging="360"/>
+      </w:pPr>
+      <w:rPr>
+        <w:rFonts w:ascii="Symbol" w:hAnsi="Symbol" w:hint="default"/>
+      </w:rPr>
+    </w:lvl>
+    <w:lvl w:ilvl="7" w:tplc="040C0003" w:tentative="1">
+      <w:start w:val="1"/>
+      <w:numFmt w:val="bullet"/>
+      <w:lvlText w:val="o"/>
+      <w:lvlJc w:val="left"/>
+      <w:pPr>
+        <w:ind w:left="5760" w:hanging="360"/>
+      </w:pPr>
+      <w:rPr>
+        <w:rFonts w:ascii="Courier New" w:hAnsi="Courier New" w:cs="Courier New" w:hint="default"/>
+      </w:rPr>
+    </w:lvl>
+    <w:lvl w:ilvl="8" w:tplc="040C0005" w:tentative="1">
+      <w:start w:val="1"/>
+      <w:numFmt w:val="bullet"/>
+      <w:lvlText w:val=""/>
+      <w:lvlJc w:val="left"/>
+      <w:pPr>
+        <w:ind w:left="6480" w:hanging="360"/>
+      </w:pPr>
+      <w:rPr>
+        <w:rFonts w:ascii="Wingdings" w:hAnsi="Wingdings" w:hint="default"/>
+      </w:rPr>
+    </w:lvl>
+  </w:abstractNum>
+  <w:abstractNum w:abstractNumId="4" w15:restartNumberingAfterBreak="0">
+    <w:nsid w:val="09D016CE"/>
+    <w:multiLevelType w:val="hybridMultilevel"/>
+    <w:tmpl w:val="0666D3AE"/>
+    <w:lvl w:ilvl="0" w:tplc="5676641C">
+      <w:start w:val="1"/>
+      <w:numFmt w:val="bullet"/>
+      <w:lvlText w:val=""/>
+      <w:lvlJc w:val="left"/>
+      <w:pPr>
+        <w:ind w:left="720" w:hanging="360"/>
+      </w:pPr>
+      <w:rPr>
+        <w:rFonts w:ascii="Symbol" w:hAnsi="Symbol" w:hint="default"/>
+      </w:rPr>
+    </w:lvl>
+    <w:lvl w:ilvl="1" w:tplc="040C0003" w:tentative="1">
+      <w:start w:val="1"/>
+      <w:numFmt w:val="bullet"/>
+      <w:lvlText w:val="o"/>
+      <w:lvlJc w:val="left"/>
+      <w:pPr>
+        <w:ind w:left="1440" w:hanging="360"/>
+      </w:pPr>
+      <w:rPr>
+        <w:rFonts w:ascii="Courier New" w:hAnsi="Courier New" w:cs="Courier New" w:hint="default"/>
+      </w:rPr>
+    </w:lvl>
+    <w:lvl w:ilvl="2" w:tplc="040C0005" w:tentative="1">
+      <w:start w:val="1"/>
+      <w:numFmt w:val="bullet"/>
+      <w:lvlText w:val=""/>
+      <w:lvlJc w:val="left"/>
+      <w:pPr>
+        <w:ind w:left="2160" w:hanging="360"/>
+      </w:pPr>
+      <w:rPr>
+        <w:rFonts w:ascii="Wingdings" w:hAnsi="Wingdings" w:hint="default"/>
+      </w:rPr>
+    </w:lvl>
+    <w:lvl w:ilvl="3" w:tplc="040C0001" w:tentative="1">
+      <w:start w:val="1"/>
+      <w:numFmt w:val="bullet"/>
+      <w:lvlText w:val=""/>
+      <w:lvlJc w:val="left"/>
+      <w:pPr>
+        <w:ind w:left="2880" w:hanging="360"/>
+      </w:pPr>
+      <w:rPr>
+        <w:rFonts w:ascii="Symbol" w:hAnsi="Symbol" w:hint="default"/>
+      </w:rPr>
+    </w:lvl>
+    <w:lvl w:ilvl="4" w:tplc="040C0003" w:tentative="1">
+      <w:start w:val="1"/>
+      <w:numFmt w:val="bullet"/>
+      <w:lvlText w:val="o"/>
+      <w:lvlJc w:val="left"/>
+      <w:pPr>
+        <w:ind w:left="3600" w:hanging="360"/>
+      </w:pPr>
+      <w:rPr>
+        <w:rFonts w:ascii="Courier New" w:hAnsi="Courier New" w:cs="Courier New" w:hint="default"/>
+      </w:rPr>
+    </w:lvl>
+    <w:lvl w:ilvl="5" w:tplc="040C0005" w:tentative="1">
+      <w:start w:val="1"/>
+      <w:numFmt w:val="bullet"/>
+      <w:lvlText w:val=""/>
+      <w:lvlJc w:val="left"/>
+      <w:pPr>
+        <w:ind w:left="4320" w:hanging="360"/>
+      </w:pPr>
+      <w:rPr>
+        <w:rFonts w:ascii="Wingdings" w:hAnsi="Wingdings" w:hint="default"/>
+      </w:rPr>
+    </w:lvl>
+    <w:lvl w:ilvl="6" w:tplc="040C0001" w:tentative="1">
+      <w:start w:val="1"/>
+      <w:numFmt w:val="bullet"/>
+      <w:lvlText w:val=""/>
+      <w:lvlJc w:val="left"/>
+      <w:pPr>
+        <w:ind w:left="5040" w:hanging="360"/>
+      </w:pPr>
+      <w:rPr>
+        <w:rFonts w:ascii="Symbol" w:hAnsi="Symbol" w:hint="default"/>
+      </w:rPr>
+    </w:lvl>
+    <w:lvl w:ilvl="7" w:tplc="040C0003" w:tentative="1">
+      <w:start w:val="1"/>
+      <w:numFmt w:val="bullet"/>
+      <w:lvlText w:val="o"/>
+      <w:lvlJc w:val="left"/>
+      <w:pPr>
+        <w:ind w:left="5760" w:hanging="360"/>
+      </w:pPr>
+      <w:rPr>
+        <w:rFonts w:ascii="Courier New" w:hAnsi="Courier New" w:cs="Courier New" w:hint="default"/>
+      </w:rPr>
+    </w:lvl>
+    <w:lvl w:ilvl="8" w:tplc="040C0005" w:tentative="1">
+      <w:start w:val="1"/>
+      <w:numFmt w:val="bullet"/>
+      <w:lvlText w:val=""/>
+      <w:lvlJc w:val="left"/>
+      <w:pPr>
+        <w:ind w:left="6480" w:hanging="360"/>
+      </w:pPr>
+      <w:rPr>
+        <w:rFonts w:ascii="Wingdings" w:hAnsi="Wingdings" w:hint="default"/>
+      </w:rPr>
+    </w:lvl>
+  </w:abstractNum>
+  <w:abstractNum w:abstractNumId="5" w15:restartNumberingAfterBreak="0">
+    <w:nsid w:val="0FEB5654"/>
+    <w:multiLevelType w:val="multilevel"/>
+    <w:tmpl w:val="496C3636"/>
+    <w:lvl w:ilvl="0">
+      <w:start w:val="1"/>
+      <w:numFmt w:val="decimal"/>
+      <w:lvlText w:val="%1"/>
+      <w:lvlJc w:val="left"/>
+      <w:pPr>
+        <w:ind w:left="360" w:hanging="360"/>
+      </w:pPr>
+      <w:rPr>
+        <w:rFonts w:hint="default"/>
+      </w:rPr>
+    </w:lvl>
+    <w:lvl w:ilvl="1">
+      <w:start w:val="1"/>
+      <w:numFmt w:val="decimal"/>
+      <w:lvlText w:val="%1.%2"/>
+      <w:lvlJc w:val="left"/>
+      <w:pPr>
+        <w:ind w:left="360" w:hanging="360"/>
+      </w:pPr>
+      <w:rPr>
+        <w:rFonts w:hint="default"/>
+      </w:rPr>
+    </w:lvl>
+    <w:lvl w:ilvl="2">
+      <w:start w:val="1"/>
+      <w:numFmt w:val="decimal"/>
+      <w:lvlText w:val="%1.%2.%3"/>
+      <w:lvlJc w:val="left"/>
+      <w:pPr>
+        <w:ind w:left="720" w:hanging="720"/>
+      </w:pPr>
+      <w:rPr>
+        <w:rFonts w:hint="default"/>
+      </w:rPr>
+    </w:lvl>
+    <w:lvl w:ilvl="3">
+      <w:start w:val="1"/>
+      <w:numFmt w:val="decimal"/>
+      <w:lvlText w:val="%1.%2.%3.%4"/>
+      <w:lvlJc w:val="left"/>
+      <w:pPr>
+        <w:ind w:left="1080" w:hanging="1080"/>
+      </w:pPr>
+      <w:rPr>
+        <w:rFonts w:hint="default"/>
+      </w:rPr>
+    </w:lvl>
+    <w:lvl w:ilvl="4">
+      <w:start w:val="1"/>
+      <w:numFmt w:val="decimal"/>
+      <w:lvlText w:val="%1.%2.%3.%4.%5"/>
+      <w:lvlJc w:val="left"/>
+      <w:pPr>
+        <w:ind w:left="1080" w:hanging="1080"/>
+      </w:pPr>
+      <w:rPr>
+        <w:rFonts w:hint="default"/>
+      </w:rPr>
+    </w:lvl>
+    <w:lvl w:ilvl="5">
+      <w:start w:val="1"/>
+      <w:numFmt w:val="decimal"/>
+      <w:lvlText w:val="%1.%2.%3.%4.%5.%6"/>
+      <w:lvlJc w:val="left"/>
+      <w:pPr>
+        <w:ind w:left="1440" w:hanging="1440"/>
+      </w:pPr>
+      <w:rPr>
+        <w:rFonts w:hint="default"/>
+      </w:rPr>
+    </w:lvl>
+    <w:lvl w:ilvl="6">
+      <w:start w:val="1"/>
+      <w:numFmt w:val="decimal"/>
+      <w:lvlText w:val="%1.%2.%3.%4.%5.%6.%7"/>
+      <w:lvlJc w:val="left"/>
+      <w:pPr>
+        <w:ind w:left="1440" w:hanging="1440"/>
+      </w:pPr>
+      <w:rPr>
+        <w:rFonts w:hint="default"/>
+      </w:rPr>
+    </w:lvl>
+    <w:lvl w:ilvl="7">
+      <w:start w:val="1"/>
+      <w:numFmt w:val="decimal"/>
+      <w:lvlText w:val="%1.%2.%3.%4.%5.%6.%7.%8"/>
+      <w:lvlJc w:val="left"/>
+      <w:pPr>
+        <w:ind w:left="1800" w:hanging="1800"/>
+      </w:pPr>
+      <w:rPr>
+        <w:rFonts w:hint="default"/>
+      </w:rPr>
+    </w:lvl>
+    <w:lvl w:ilvl="8">
+      <w:start w:val="1"/>
+      <w:numFmt w:val="decimal"/>
+      <w:lvlText w:val="%1.%2.%3.%4.%5.%6.%7.%8.%9"/>
+      <w:lvlJc w:val="left"/>
+      <w:pPr>
+        <w:ind w:left="2160" w:hanging="2160"/>
+      </w:pPr>
+      <w:rPr>
+        <w:rFonts w:hint="default"/>
+      </w:rPr>
+    </w:lvl>
+  </w:abstractNum>
+  <w:abstractNum w:abstractNumId="6" w15:restartNumberingAfterBreak="0">
+    <w:nsid w:val="10E023DD"/>
+    <w:multiLevelType w:val="multilevel"/>
+    <w:tmpl w:val="1BFE1F52"/>
+    <w:lvl w:ilvl="0">
+      <w:start w:val="1"/>
+      <w:numFmt w:val="decimal"/>
+      <w:lvlText w:val="%1."/>
+      <w:lvlJc w:val="left"/>
+      <w:pPr>
+        <w:ind w:left="420" w:hanging="420"/>
+      </w:pPr>
+      <w:rPr>
+        <w:rFonts w:hint="default"/>
+      </w:rPr>
+    </w:lvl>
+    <w:lvl w:ilvl="1">
+      <w:start w:val="1"/>
+      <w:numFmt w:val="decimal"/>
+      <w:lvlText w:val="%1.%2."/>
+      <w:lvlJc w:val="left"/>
+      <w:pPr>
+        <w:ind w:left="720" w:hanging="720"/>
+      </w:pPr>
+      <w:rPr>
+        <w:rFonts w:hint="default"/>
+      </w:rPr>
+    </w:lvl>
+    <w:lvl w:ilvl="2">
+      <w:start w:val="1"/>
+      <w:numFmt w:val="decimal"/>
+      <w:lvlText w:val="%1.%2.%3."/>
+      <w:lvlJc w:val="left"/>
+      <w:pPr>
+        <w:ind w:left="720" w:hanging="720"/>
+      </w:pPr>
+      <w:rPr>
+        <w:rFonts w:hint="default"/>
+      </w:rPr>
+    </w:lvl>
+    <w:lvl w:ilvl="3">
+      <w:start w:val="1"/>
+      <w:numFmt w:val="decimal"/>
+      <w:lvlText w:val="%1.%2.%3.%4."/>
+      <w:lvlJc w:val="left"/>
+      <w:pPr>
+        <w:ind w:left="1080" w:hanging="1080"/>
+      </w:pPr>
+      <w:rPr>
+        <w:rFonts w:hint="default"/>
+      </w:rPr>
+    </w:lvl>
+    <w:lvl w:ilvl="4">
+      <w:start w:val="1"/>
+      <w:numFmt w:val="decimal"/>
+      <w:lvlText w:val="%1.%2.%3.%4.%5."/>
+      <w:lvlJc w:val="left"/>
+      <w:pPr>
+        <w:ind w:left="1080" w:hanging="1080"/>
+      </w:pPr>
+      <w:rPr>
+        <w:rFonts w:hint="default"/>
+      </w:rPr>
+    </w:lvl>
+    <w:lvl w:ilvl="5">
+      <w:start w:val="1"/>
+      <w:numFmt w:val="decimal"/>
+      <w:lvlText w:val="%1.%2.%3.%4.%5.%6."/>
+      <w:lvlJc w:val="left"/>
+      <w:pPr>
+        <w:ind w:left="1440" w:hanging="1440"/>
+      </w:pPr>
+      <w:rPr>
+        <w:rFonts w:hint="default"/>
+      </w:rPr>
+    </w:lvl>
+    <w:lvl w:ilvl="6">
+      <w:start w:val="1"/>
+      <w:numFmt w:val="decimal"/>
+      <w:lvlText w:val="%1.%2.%3.%4.%5.%6.%7."/>
+      <w:lvlJc w:val="left"/>
+      <w:pPr>
+        <w:ind w:left="1800" w:hanging="1800"/>
+      </w:pPr>
+      <w:rPr>
+        <w:rFonts w:hint="default"/>
+      </w:rPr>
+    </w:lvl>
+    <w:lvl w:ilvl="7">
+      <w:start w:val="1"/>
+      <w:numFmt w:val="decimal"/>
+      <w:lvlText w:val="%1.%2.%3.%4.%5.%6.%7.%8."/>
+      <w:lvlJc w:val="left"/>
+      <w:pPr>
+        <w:ind w:left="1800" w:hanging="1800"/>
+      </w:pPr>
+      <w:rPr>
+        <w:rFonts w:hint="default"/>
+      </w:rPr>
+    </w:lvl>
+    <w:lvl w:ilvl="8">
+      <w:start w:val="1"/>
+      <w:numFmt w:val="decimal"/>
+      <w:lvlText w:val="%1.%2.%3.%4.%5.%6.%7.%8.%9."/>
+      <w:lvlJc w:val="left"/>
+      <w:pPr>
+        <w:ind w:left="2160" w:hanging="2160"/>
+      </w:pPr>
+      <w:rPr>
+        <w:rFonts w:hint="default"/>
+      </w:rPr>
+    </w:lvl>
+  </w:abstractNum>
+  <w:abstractNum w:abstractNumId="7" w15:restartNumberingAfterBreak="0">
     <w:nsid w:val="11E9582E"/>
     <w:multiLevelType w:val="hybridMultilevel"/>
     <w:tmpl w:val="B8CAD366"/>
@@ -7002,7 +10238,7 @@
       </w:pPr>
     </w:lvl>
   </w:abstractNum>
-  <w:abstractNum w:abstractNumId="3" w15:restartNumberingAfterBreak="0">
+  <w:abstractNum w:abstractNumId="8" w15:restartNumberingAfterBreak="0">
     <w:nsid w:val="14F40BD1"/>
     <w:multiLevelType w:val="hybridMultilevel"/>
     <w:tmpl w:val="0732529A"/>
@@ -7091,7 +10327,7 @@
       </w:pPr>
     </w:lvl>
   </w:abstractNum>
-  <w:abstractNum w:abstractNumId="4" w15:restartNumberingAfterBreak="0">
+  <w:abstractNum w:abstractNumId="9" w15:restartNumberingAfterBreak="0">
     <w:nsid w:val="164339C5"/>
     <w:multiLevelType w:val="hybridMultilevel"/>
     <w:tmpl w:val="D1E26474"/>
@@ -7204,7 +10440,7 @@
       </w:rPr>
     </w:lvl>
   </w:abstractNum>
-  <w:abstractNum w:abstractNumId="5" w15:restartNumberingAfterBreak="0">
+  <w:abstractNum w:abstractNumId="10" w15:restartNumberingAfterBreak="0">
     <w:nsid w:val="17DA2AB0"/>
     <w:multiLevelType w:val="hybridMultilevel"/>
     <w:tmpl w:val="1D3CFA88"/>
@@ -7293,10 +10529,10 @@
       </w:pPr>
     </w:lvl>
   </w:abstractNum>
-  <w:abstractNum w:abstractNumId="6" w15:restartNumberingAfterBreak="0">
+  <w:abstractNum w:abstractNumId="11" w15:restartNumberingAfterBreak="0">
     <w:nsid w:val="1AB97414"/>
     <w:multiLevelType w:val="hybridMultilevel"/>
-    <w:tmpl w:val="A7889E1E"/>
+    <w:tmpl w:val="75A83212"/>
     <w:lvl w:ilvl="0" w:tplc="FFFFFFFF">
       <w:start w:val="1"/>
       <w:numFmt w:val="decimal"/>
@@ -7379,7 +10615,7 @@
       </w:pPr>
     </w:lvl>
   </w:abstractNum>
-  <w:abstractNum w:abstractNumId="7" w15:restartNumberingAfterBreak="0">
+  <w:abstractNum w:abstractNumId="12" w15:restartNumberingAfterBreak="0">
     <w:nsid w:val="1AD1797F"/>
     <w:multiLevelType w:val="hybridMultilevel"/>
     <w:tmpl w:val="B57832E0"/>
@@ -7492,7 +10728,7 @@
       </w:rPr>
     </w:lvl>
   </w:abstractNum>
-  <w:abstractNum w:abstractNumId="8" w15:restartNumberingAfterBreak="0">
+  <w:abstractNum w:abstractNumId="13" w15:restartNumberingAfterBreak="0">
     <w:nsid w:val="1C360065"/>
     <w:multiLevelType w:val="hybridMultilevel"/>
     <w:tmpl w:val="95A08390"/>
@@ -7578,7 +10814,120 @@
       </w:pPr>
     </w:lvl>
   </w:abstractNum>
-  <w:abstractNum w:abstractNumId="9" w15:restartNumberingAfterBreak="0">
+  <w:abstractNum w:abstractNumId="14" w15:restartNumberingAfterBreak="0">
+    <w:nsid w:val="1E08536B"/>
+    <w:multiLevelType w:val="hybridMultilevel"/>
+    <w:tmpl w:val="F566E3A6"/>
+    <w:lvl w:ilvl="0" w:tplc="040C000B">
+      <w:start w:val="1"/>
+      <w:numFmt w:val="bullet"/>
+      <w:lvlText w:val=""/>
+      <w:lvlJc w:val="left"/>
+      <w:pPr>
+        <w:ind w:left="720" w:hanging="360"/>
+      </w:pPr>
+      <w:rPr>
+        <w:rFonts w:ascii="Wingdings" w:hAnsi="Wingdings" w:hint="default"/>
+      </w:rPr>
+    </w:lvl>
+    <w:lvl w:ilvl="1" w:tplc="040C0003" w:tentative="1">
+      <w:start w:val="1"/>
+      <w:numFmt w:val="bullet"/>
+      <w:lvlText w:val="o"/>
+      <w:lvlJc w:val="left"/>
+      <w:pPr>
+        <w:ind w:left="1440" w:hanging="360"/>
+      </w:pPr>
+      <w:rPr>
+        <w:rFonts w:ascii="Courier New" w:hAnsi="Courier New" w:cs="Courier New" w:hint="default"/>
+      </w:rPr>
+    </w:lvl>
+    <w:lvl w:ilvl="2" w:tplc="040C0005" w:tentative="1">
+      <w:start w:val="1"/>
+      <w:numFmt w:val="bullet"/>
+      <w:lvlText w:val=""/>
+      <w:lvlJc w:val="left"/>
+      <w:pPr>
+        <w:ind w:left="2160" w:hanging="360"/>
+      </w:pPr>
+      <w:rPr>
+        <w:rFonts w:ascii="Wingdings" w:hAnsi="Wingdings" w:hint="default"/>
+      </w:rPr>
+    </w:lvl>
+    <w:lvl w:ilvl="3" w:tplc="040C0001" w:tentative="1">
+      <w:start w:val="1"/>
+      <w:numFmt w:val="bullet"/>
+      <w:lvlText w:val=""/>
+      <w:lvlJc w:val="left"/>
+      <w:pPr>
+        <w:ind w:left="2880" w:hanging="360"/>
+      </w:pPr>
+      <w:rPr>
+        <w:rFonts w:ascii="Symbol" w:hAnsi="Symbol" w:hint="default"/>
+      </w:rPr>
+    </w:lvl>
+    <w:lvl w:ilvl="4" w:tplc="040C0003" w:tentative="1">
+      <w:start w:val="1"/>
+      <w:numFmt w:val="bullet"/>
+      <w:lvlText w:val="o"/>
+      <w:lvlJc w:val="left"/>
+      <w:pPr>
+        <w:ind w:left="3600" w:hanging="360"/>
+      </w:pPr>
+      <w:rPr>
+        <w:rFonts w:ascii="Courier New" w:hAnsi="Courier New" w:cs="Courier New" w:hint="default"/>
+      </w:rPr>
+    </w:lvl>
+    <w:lvl w:ilvl="5" w:tplc="040C0005" w:tentative="1">
+      <w:start w:val="1"/>
+      <w:numFmt w:val="bullet"/>
+      <w:lvlText w:val=""/>
+      <w:lvlJc w:val="left"/>
+      <w:pPr>
+        <w:ind w:left="4320" w:hanging="360"/>
+      </w:pPr>
+      <w:rPr>
+        <w:rFonts w:ascii="Wingdings" w:hAnsi="Wingdings" w:hint="default"/>
+      </w:rPr>
+    </w:lvl>
+    <w:lvl w:ilvl="6" w:tplc="040C0001" w:tentative="1">
+      <w:start w:val="1"/>
+      <w:numFmt w:val="bullet"/>
+      <w:lvlText w:val=""/>
+      <w:lvlJc w:val="left"/>
+      <w:pPr>
+        <w:ind w:left="5040" w:hanging="360"/>
+      </w:pPr>
+      <w:rPr>
+        <w:rFonts w:ascii="Symbol" w:hAnsi="Symbol" w:hint="default"/>
+      </w:rPr>
+    </w:lvl>
+    <w:lvl w:ilvl="7" w:tplc="040C0003" w:tentative="1">
+      <w:start w:val="1"/>
+      <w:numFmt w:val="bullet"/>
+      <w:lvlText w:val="o"/>
+      <w:lvlJc w:val="left"/>
+      <w:pPr>
+        <w:ind w:left="5760" w:hanging="360"/>
+      </w:pPr>
+      <w:rPr>
+        <w:rFonts w:ascii="Courier New" w:hAnsi="Courier New" w:cs="Courier New" w:hint="default"/>
+      </w:rPr>
+    </w:lvl>
+    <w:lvl w:ilvl="8" w:tplc="040C0005" w:tentative="1">
+      <w:start w:val="1"/>
+      <w:numFmt w:val="bullet"/>
+      <w:lvlText w:val=""/>
+      <w:lvlJc w:val="left"/>
+      <w:pPr>
+        <w:ind w:left="6480" w:hanging="360"/>
+      </w:pPr>
+      <w:rPr>
+        <w:rFonts w:ascii="Wingdings" w:hAnsi="Wingdings" w:hint="default"/>
+      </w:rPr>
+    </w:lvl>
+  </w:abstractNum>
+  <w:abstractNum w:abstractNumId="15" w15:restartNumberingAfterBreak="0">
     <w:nsid w:val="1E5E26FC"/>
     <w:multiLevelType w:val="hybridMultilevel"/>
     <w:tmpl w:val="E41EEB9E"/>
@@ -7667,7 +11016,7 @@
       </w:pPr>
     </w:lvl>
   </w:abstractNum>
-  <w:abstractNum w:abstractNumId="10" w15:restartNumberingAfterBreak="0">
+  <w:abstractNum w:abstractNumId="16" w15:restartNumberingAfterBreak="0">
     <w:nsid w:val="1E6C5E0F"/>
     <w:multiLevelType w:val="hybridMultilevel"/>
     <w:tmpl w:val="0ECCEA30"/>
@@ -7753,7 +11102,7 @@
       </w:pPr>
     </w:lvl>
   </w:abstractNum>
-  <w:abstractNum w:abstractNumId="11" w15:restartNumberingAfterBreak="0">
+  <w:abstractNum w:abstractNumId="17" w15:restartNumberingAfterBreak="0">
     <w:nsid w:val="1FEA0F28"/>
     <w:multiLevelType w:val="hybridMultilevel"/>
     <w:tmpl w:val="B386C9F2"/>
@@ -7839,7 +11188,7 @@
       </w:pPr>
     </w:lvl>
   </w:abstractNum>
-  <w:abstractNum w:abstractNumId="12" w15:restartNumberingAfterBreak="0">
+  <w:abstractNum w:abstractNumId="18" w15:restartNumberingAfterBreak="0">
     <w:nsid w:val="27B2142E"/>
     <w:multiLevelType w:val="hybridMultilevel"/>
     <w:tmpl w:val="B8E8387A"/>
@@ -7952,11 +11301,11 @@
       </w:rPr>
     </w:lvl>
   </w:abstractNum>
-  <w:abstractNum w:abstractNumId="13" w15:restartNumberingAfterBreak="0">
+  <w:abstractNum w:abstractNumId="19" w15:restartNumberingAfterBreak="0">
     <w:nsid w:val="2C393C4D"/>
     <w:multiLevelType w:val="hybridMultilevel"/>
-    <w:tmpl w:val="B120BD4E"/>
-    <w:lvl w:ilvl="0" w:tplc="6096B2B8">
+    <w:tmpl w:val="4EC09170"/>
+    <w:lvl w:ilvl="0" w:tplc="040C0019">
       <w:start w:val="1"/>
       <w:numFmt w:val="lowerLetter"/>
       <w:lvlText w:val="%1."/>
@@ -8041,7 +11390,7 @@
       </w:pPr>
     </w:lvl>
   </w:abstractNum>
-  <w:abstractNum w:abstractNumId="14" w15:restartNumberingAfterBreak="0">
+  <w:abstractNum w:abstractNumId="20" w15:restartNumberingAfterBreak="0">
     <w:nsid w:val="2F4770C7"/>
     <w:multiLevelType w:val="hybridMultilevel"/>
     <w:tmpl w:val="B2502A4A"/>
@@ -8127,11 +11476,11 @@
       </w:pPr>
     </w:lvl>
   </w:abstractNum>
-  <w:abstractNum w:abstractNumId="15" w15:restartNumberingAfterBreak="0">
+  <w:abstractNum w:abstractNumId="21" w15:restartNumberingAfterBreak="0">
     <w:nsid w:val="2F725BD6"/>
-    <w:multiLevelType w:val="hybridMultilevel"/>
-    <w:tmpl w:val="B386C9F2"/>
-    <w:lvl w:ilvl="0" w:tplc="FFFFFFFF">
+    <w:multiLevelType w:val="multilevel"/>
+    <w:tmpl w:val="AD0C3B74"/>
+    <w:lvl w:ilvl="0">
       <w:start w:val="1"/>
       <w:numFmt w:val="upperRoman"/>
       <w:lvlText w:val="%1."/>
@@ -8140,80 +11489,112 @@
         <w:ind w:left="720" w:hanging="360"/>
       </w:pPr>
     </w:lvl>
-    <w:lvl w:ilvl="1" w:tplc="FFFFFFFF" w:tentative="1">
-      <w:start w:val="1"/>
-      <w:numFmt w:val="lowerLetter"/>
-      <w:lvlText w:val="%2."/>
-      <w:lvlJc w:val="left"/>
-      <w:pPr>
-        <w:ind w:left="1440" w:hanging="360"/>
-      </w:pPr>
-    </w:lvl>
-    <w:lvl w:ilvl="2" w:tplc="FFFFFFFF" w:tentative="1">
-      <w:start w:val="1"/>
-      <w:numFmt w:val="lowerRoman"/>
-      <w:lvlText w:val="%3."/>
-      <w:lvlJc w:val="right"/>
-      <w:pPr>
-        <w:ind w:left="2160" w:hanging="180"/>
-      </w:pPr>
-    </w:lvl>
-    <w:lvl w:ilvl="3" w:tplc="FFFFFFFF" w:tentative="1">
+    <w:lvl w:ilvl="1">
       <w:start w:val="1"/>
       <w:numFmt w:val="decimal"/>
-      <w:lvlText w:val="%4."/>
-      <w:lvlJc w:val="left"/>
-      <w:pPr>
-        <w:ind w:left="2880" w:hanging="360"/>
-      </w:pPr>
-    </w:lvl>
-    <w:lvl w:ilvl="4" w:tplc="FFFFFFFF" w:tentative="1">
-      <w:start w:val="1"/>
-      <w:numFmt w:val="lowerLetter"/>
-      <w:lvlText w:val="%5."/>
-      <w:lvlJc w:val="left"/>
-      <w:pPr>
-        <w:ind w:left="3600" w:hanging="360"/>
-      </w:pPr>
-    </w:lvl>
-    <w:lvl w:ilvl="5" w:tplc="FFFFFFFF" w:tentative="1">
-      <w:start w:val="1"/>
-      <w:numFmt w:val="lowerRoman"/>
-      <w:lvlText w:val="%6."/>
-      <w:lvlJc w:val="right"/>
-      <w:pPr>
-        <w:ind w:left="4320" w:hanging="180"/>
-      </w:pPr>
-    </w:lvl>
-    <w:lvl w:ilvl="6" w:tplc="FFFFFFFF" w:tentative="1">
+      <w:isLgl/>
+      <w:lvlText w:val="%1.%2."/>
+      <w:lvlJc w:val="left"/>
+      <w:pPr>
+        <w:ind w:left="1996" w:hanging="720"/>
+      </w:pPr>
+      <w:rPr>
+        <w:rFonts w:hint="default"/>
+      </w:rPr>
+    </w:lvl>
+    <w:lvl w:ilvl="2">
       <w:start w:val="1"/>
       <w:numFmt w:val="decimal"/>
-      <w:lvlText w:val="%7."/>
-      <w:lvlJc w:val="left"/>
-      <w:pPr>
-        <w:ind w:left="5040" w:hanging="360"/>
-      </w:pPr>
-    </w:lvl>
-    <w:lvl w:ilvl="7" w:tplc="FFFFFFFF" w:tentative="1">
-      <w:start w:val="1"/>
-      <w:numFmt w:val="lowerLetter"/>
-      <w:lvlText w:val="%8."/>
-      <w:lvlJc w:val="left"/>
-      <w:pPr>
-        <w:ind w:left="5760" w:hanging="360"/>
-      </w:pPr>
-    </w:lvl>
-    <w:lvl w:ilvl="8" w:tplc="FFFFFFFF" w:tentative="1">
-      <w:start w:val="1"/>
-      <w:numFmt w:val="lowerRoman"/>
-      <w:lvlText w:val="%9."/>
-      <w:lvlJc w:val="right"/>
-      <w:pPr>
-        <w:ind w:left="6480" w:hanging="180"/>
-      </w:pPr>
+      <w:isLgl/>
+      <w:lvlText w:val="%1.%2.%3."/>
+      <w:lvlJc w:val="left"/>
+      <w:pPr>
+        <w:ind w:left="3240" w:hanging="720"/>
+      </w:pPr>
+      <w:rPr>
+        <w:rFonts w:hint="default"/>
+      </w:rPr>
+    </w:lvl>
+    <w:lvl w:ilvl="3">
+      <w:start w:val="1"/>
+      <w:numFmt w:val="decimal"/>
+      <w:isLgl/>
+      <w:lvlText w:val="%1.%2.%3.%4."/>
+      <w:lvlJc w:val="left"/>
+      <w:pPr>
+        <w:ind w:left="4680" w:hanging="1080"/>
+      </w:pPr>
+      <w:rPr>
+        <w:rFonts w:hint="default"/>
+      </w:rPr>
+    </w:lvl>
+    <w:lvl w:ilvl="4">
+      <w:start w:val="1"/>
+      <w:numFmt w:val="decimal"/>
+      <w:isLgl/>
+      <w:lvlText w:val="%1.%2.%3.%4.%5."/>
+      <w:lvlJc w:val="left"/>
+      <w:pPr>
+        <w:ind w:left="5760" w:hanging="1080"/>
+      </w:pPr>
+      <w:rPr>
+        <w:rFonts w:hint="default"/>
+      </w:rPr>
+    </w:lvl>
+    <w:lvl w:ilvl="5">
+      <w:start w:val="1"/>
+      <w:numFmt w:val="decimal"/>
+      <w:isLgl/>
+      <w:lvlText w:val="%1.%2.%3.%4.%5.%6."/>
+      <w:lvlJc w:val="left"/>
+      <w:pPr>
+        <w:ind w:left="7200" w:hanging="1440"/>
+      </w:pPr>
+      <w:rPr>
+        <w:rFonts w:hint="default"/>
+      </w:rPr>
+    </w:lvl>
+    <w:lvl w:ilvl="6">
+      <w:start w:val="1"/>
+      <w:numFmt w:val="decimal"/>
+      <w:isLgl/>
+      <w:lvlText w:val="%1.%2.%3.%4.%5.%6.%7."/>
+      <w:lvlJc w:val="left"/>
+      <w:pPr>
+        <w:ind w:left="8640" w:hanging="1800"/>
+      </w:pPr>
+      <w:rPr>
+        <w:rFonts w:hint="default"/>
+      </w:rPr>
+    </w:lvl>
+    <w:lvl w:ilvl="7">
+      <w:start w:val="1"/>
+      <w:numFmt w:val="decimal"/>
+      <w:isLgl/>
+      <w:lvlText w:val="%1.%2.%3.%4.%5.%6.%7.%8."/>
+      <w:lvlJc w:val="left"/>
+      <w:pPr>
+        <w:ind w:left="9720" w:hanging="1800"/>
+      </w:pPr>
+      <w:rPr>
+        <w:rFonts w:hint="default"/>
+      </w:rPr>
+    </w:lvl>
+    <w:lvl w:ilvl="8">
+      <w:start w:val="1"/>
+      <w:numFmt w:val="decimal"/>
+      <w:isLgl/>
+      <w:lvlText w:val="%1.%2.%3.%4.%5.%6.%7.%8.%9."/>
+      <w:lvlJc w:val="left"/>
+      <w:pPr>
+        <w:ind w:left="11160" w:hanging="2160"/>
+      </w:pPr>
+      <w:rPr>
+        <w:rFonts w:hint="default"/>
+      </w:rPr>
     </w:lvl>
   </w:abstractNum>
-  <w:abstractNum w:abstractNumId="16" w15:restartNumberingAfterBreak="0">
+  <w:abstractNum w:abstractNumId="22" w15:restartNumberingAfterBreak="0">
     <w:nsid w:val="301A152D"/>
     <w:multiLevelType w:val="hybridMultilevel"/>
     <w:tmpl w:val="B81C8E72"/>
@@ -8299,7 +11680,7 @@
       </w:pPr>
     </w:lvl>
   </w:abstractNum>
-  <w:abstractNum w:abstractNumId="17" w15:restartNumberingAfterBreak="0">
+  <w:abstractNum w:abstractNumId="23" w15:restartNumberingAfterBreak="0">
     <w:nsid w:val="307669D4"/>
     <w:multiLevelType w:val="hybridMultilevel"/>
     <w:tmpl w:val="BD2E2B78"/>
@@ -8385,7 +11766,7 @@
       </w:pPr>
     </w:lvl>
   </w:abstractNum>
-  <w:abstractNum w:abstractNumId="18" w15:restartNumberingAfterBreak="0">
+  <w:abstractNum w:abstractNumId="24" w15:restartNumberingAfterBreak="0">
     <w:nsid w:val="31327820"/>
     <w:multiLevelType w:val="hybridMultilevel"/>
     <w:tmpl w:val="140ECA86"/>
@@ -8471,7 +11852,7 @@
       </w:pPr>
     </w:lvl>
   </w:abstractNum>
-  <w:abstractNum w:abstractNumId="19" w15:restartNumberingAfterBreak="0">
+  <w:abstractNum w:abstractNumId="25" w15:restartNumberingAfterBreak="0">
     <w:nsid w:val="31C20A18"/>
     <w:multiLevelType w:val="hybridMultilevel"/>
     <w:tmpl w:val="DA8A69CA"/>
@@ -8557,7 +11938,7 @@
       </w:pPr>
     </w:lvl>
   </w:abstractNum>
-  <w:abstractNum w:abstractNumId="20" w15:restartNumberingAfterBreak="0">
+  <w:abstractNum w:abstractNumId="26" w15:restartNumberingAfterBreak="0">
     <w:nsid w:val="32F05D35"/>
     <w:multiLevelType w:val="hybridMultilevel"/>
     <w:tmpl w:val="B386C9F2"/>
@@ -8643,7 +12024,7 @@
       </w:pPr>
     </w:lvl>
   </w:abstractNum>
-  <w:abstractNum w:abstractNumId="21" w15:restartNumberingAfterBreak="0">
+  <w:abstractNum w:abstractNumId="27" w15:restartNumberingAfterBreak="0">
     <w:nsid w:val="33267BE8"/>
     <w:multiLevelType w:val="multilevel"/>
     <w:tmpl w:val="9F9CA956"/>
@@ -8792,7 +12173,7 @@
       </w:rPr>
     </w:lvl>
   </w:abstractNum>
-  <w:abstractNum w:abstractNumId="22" w15:restartNumberingAfterBreak="0">
+  <w:abstractNum w:abstractNumId="28" w15:restartNumberingAfterBreak="0">
     <w:nsid w:val="36214F23"/>
     <w:multiLevelType w:val="hybridMultilevel"/>
     <w:tmpl w:val="4EE869A4"/>
@@ -8905,7 +12286,7 @@
       </w:rPr>
     </w:lvl>
   </w:abstractNum>
-  <w:abstractNum w:abstractNumId="23" w15:restartNumberingAfterBreak="0">
+  <w:abstractNum w:abstractNumId="29" w15:restartNumberingAfterBreak="0">
     <w:nsid w:val="37417F82"/>
     <w:multiLevelType w:val="hybridMultilevel"/>
     <w:tmpl w:val="D6CC0F40"/>
@@ -8991,7 +12372,7 @@
       </w:pPr>
     </w:lvl>
   </w:abstractNum>
-  <w:abstractNum w:abstractNumId="24" w15:restartNumberingAfterBreak="0">
+  <w:abstractNum w:abstractNumId="30" w15:restartNumberingAfterBreak="0">
     <w:nsid w:val="38DE62A9"/>
     <w:multiLevelType w:val="hybridMultilevel"/>
     <w:tmpl w:val="5D1461CC"/>
@@ -9080,11 +12461,124 @@
       </w:pPr>
     </w:lvl>
   </w:abstractNum>
-  <w:abstractNum w:abstractNumId="25" w15:restartNumberingAfterBreak="0">
+  <w:abstractNum w:abstractNumId="31" w15:restartNumberingAfterBreak="0">
+    <w:nsid w:val="3B4D4A40"/>
+    <w:multiLevelType w:val="hybridMultilevel"/>
+    <w:tmpl w:val="86CE17F2"/>
+    <w:lvl w:ilvl="0" w:tplc="5676641C">
+      <w:start w:val="1"/>
+      <w:numFmt w:val="bullet"/>
+      <w:lvlText w:val=""/>
+      <w:lvlJc w:val="left"/>
+      <w:pPr>
+        <w:ind w:left="1650" w:hanging="360"/>
+      </w:pPr>
+      <w:rPr>
+        <w:rFonts w:ascii="Symbol" w:hAnsi="Symbol" w:hint="default"/>
+      </w:rPr>
+    </w:lvl>
+    <w:lvl w:ilvl="1" w:tplc="040C0003" w:tentative="1">
+      <w:start w:val="1"/>
+      <w:numFmt w:val="bullet"/>
+      <w:lvlText w:val="o"/>
+      <w:lvlJc w:val="left"/>
+      <w:pPr>
+        <w:ind w:left="2370" w:hanging="360"/>
+      </w:pPr>
+      <w:rPr>
+        <w:rFonts w:ascii="Courier New" w:hAnsi="Courier New" w:cs="Courier New" w:hint="default"/>
+      </w:rPr>
+    </w:lvl>
+    <w:lvl w:ilvl="2" w:tplc="040C0005" w:tentative="1">
+      <w:start w:val="1"/>
+      <w:numFmt w:val="bullet"/>
+      <w:lvlText w:val=""/>
+      <w:lvlJc w:val="left"/>
+      <w:pPr>
+        <w:ind w:left="3090" w:hanging="360"/>
+      </w:pPr>
+      <w:rPr>
+        <w:rFonts w:ascii="Wingdings" w:hAnsi="Wingdings" w:hint="default"/>
+      </w:rPr>
+    </w:lvl>
+    <w:lvl w:ilvl="3" w:tplc="040C0001" w:tentative="1">
+      <w:start w:val="1"/>
+      <w:numFmt w:val="bullet"/>
+      <w:lvlText w:val=""/>
+      <w:lvlJc w:val="left"/>
+      <w:pPr>
+        <w:ind w:left="3810" w:hanging="360"/>
+      </w:pPr>
+      <w:rPr>
+        <w:rFonts w:ascii="Symbol" w:hAnsi="Symbol" w:hint="default"/>
+      </w:rPr>
+    </w:lvl>
+    <w:lvl w:ilvl="4" w:tplc="040C0003" w:tentative="1">
+      <w:start w:val="1"/>
+      <w:numFmt w:val="bullet"/>
+      <w:lvlText w:val="o"/>
+      <w:lvlJc w:val="left"/>
+      <w:pPr>
+        <w:ind w:left="4530" w:hanging="360"/>
+      </w:pPr>
+      <w:rPr>
+        <w:rFonts w:ascii="Courier New" w:hAnsi="Courier New" w:cs="Courier New" w:hint="default"/>
+      </w:rPr>
+    </w:lvl>
+    <w:lvl w:ilvl="5" w:tplc="040C0005" w:tentative="1">
+      <w:start w:val="1"/>
+      <w:numFmt w:val="bullet"/>
+      <w:lvlText w:val=""/>
+      <w:lvlJc w:val="left"/>
+      <w:pPr>
+        <w:ind w:left="5250" w:hanging="360"/>
+      </w:pPr>
+      <w:rPr>
+        <w:rFonts w:ascii="Wingdings" w:hAnsi="Wingdings" w:hint="default"/>
+      </w:rPr>
+    </w:lvl>
+    <w:lvl w:ilvl="6" w:tplc="040C0001" w:tentative="1">
+      <w:start w:val="1"/>
+      <w:numFmt w:val="bullet"/>
+      <w:lvlText w:val=""/>
+      <w:lvlJc w:val="left"/>
+      <w:pPr>
+        <w:ind w:left="5970" w:hanging="360"/>
+      </w:pPr>
+      <w:rPr>
+        <w:rFonts w:ascii="Symbol" w:hAnsi="Symbol" w:hint="default"/>
+      </w:rPr>
+    </w:lvl>
+    <w:lvl w:ilvl="7" w:tplc="040C0003" w:tentative="1">
+      <w:start w:val="1"/>
+      <w:numFmt w:val="bullet"/>
+      <w:lvlText w:val="o"/>
+      <w:lvlJc w:val="left"/>
+      <w:pPr>
+        <w:ind w:left="6690" w:hanging="360"/>
+      </w:pPr>
+      <w:rPr>
+        <w:rFonts w:ascii="Courier New" w:hAnsi="Courier New" w:cs="Courier New" w:hint="default"/>
+      </w:rPr>
+    </w:lvl>
+    <w:lvl w:ilvl="8" w:tplc="040C0005" w:tentative="1">
+      <w:start w:val="1"/>
+      <w:numFmt w:val="bullet"/>
+      <w:lvlText w:val=""/>
+      <w:lvlJc w:val="left"/>
+      <w:pPr>
+        <w:ind w:left="7410" w:hanging="360"/>
+      </w:pPr>
+      <w:rPr>
+        <w:rFonts w:ascii="Wingdings" w:hAnsi="Wingdings" w:hint="default"/>
+      </w:rPr>
+    </w:lvl>
+  </w:abstractNum>
+  <w:abstractNum w:abstractNumId="32" w15:restartNumberingAfterBreak="0">
     <w:nsid w:val="3EF335F9"/>
-    <w:multiLevelType w:val="hybridMultilevel"/>
-    <w:tmpl w:val="C79C42E4"/>
-    <w:lvl w:ilvl="0" w:tplc="DBC6C0D2">
+    <w:multiLevelType w:val="multilevel"/>
+    <w:tmpl w:val="243C675E"/>
+    <w:lvl w:ilvl="0">
       <w:start w:val="1"/>
       <w:numFmt w:val="decimal"/>
       <w:lvlText w:val="%1."/>
@@ -9096,13 +12590,134 @@
         <w:rFonts w:hint="default"/>
       </w:rPr>
     </w:lvl>
+    <w:lvl w:ilvl="1">
+      <w:start w:val="1"/>
+      <w:numFmt w:val="decimal"/>
+      <w:isLgl/>
+      <w:lvlText w:val="%1.%2."/>
+      <w:lvlJc w:val="left"/>
+      <w:pPr>
+        <w:ind w:left="1800" w:hanging="720"/>
+      </w:pPr>
+      <w:rPr>
+        <w:rFonts w:hint="default"/>
+      </w:rPr>
+    </w:lvl>
+    <w:lvl w:ilvl="2">
+      <w:start w:val="1"/>
+      <w:numFmt w:val="decimal"/>
+      <w:isLgl/>
+      <w:lvlText w:val="%1.%2.%3."/>
+      <w:lvlJc w:val="left"/>
+      <w:pPr>
+        <w:ind w:left="2160" w:hanging="720"/>
+      </w:pPr>
+      <w:rPr>
+        <w:rFonts w:hint="default"/>
+      </w:rPr>
+    </w:lvl>
+    <w:lvl w:ilvl="3">
+      <w:start w:val="1"/>
+      <w:numFmt w:val="decimal"/>
+      <w:isLgl/>
+      <w:lvlText w:val="%1.%2.%3.%4."/>
+      <w:lvlJc w:val="left"/>
+      <w:pPr>
+        <w:ind w:left="2880" w:hanging="1080"/>
+      </w:pPr>
+      <w:rPr>
+        <w:rFonts w:hint="default"/>
+      </w:rPr>
+    </w:lvl>
+    <w:lvl w:ilvl="4">
+      <w:start w:val="1"/>
+      <w:numFmt w:val="decimal"/>
+      <w:isLgl/>
+      <w:lvlText w:val="%1.%2.%3.%4.%5."/>
+      <w:lvlJc w:val="left"/>
+      <w:pPr>
+        <w:ind w:left="3600" w:hanging="1440"/>
+      </w:pPr>
+      <w:rPr>
+        <w:rFonts w:hint="default"/>
+      </w:rPr>
+    </w:lvl>
+    <w:lvl w:ilvl="5">
+      <w:start w:val="1"/>
+      <w:numFmt w:val="decimal"/>
+      <w:isLgl/>
+      <w:lvlText w:val="%1.%2.%3.%4.%5.%6."/>
+      <w:lvlJc w:val="left"/>
+      <w:pPr>
+        <w:ind w:left="3960" w:hanging="1440"/>
+      </w:pPr>
+      <w:rPr>
+        <w:rFonts w:hint="default"/>
+      </w:rPr>
+    </w:lvl>
+    <w:lvl w:ilvl="6">
+      <w:start w:val="1"/>
+      <w:numFmt w:val="decimal"/>
+      <w:isLgl/>
+      <w:lvlText w:val="%1.%2.%3.%4.%5.%6.%7."/>
+      <w:lvlJc w:val="left"/>
+      <w:pPr>
+        <w:ind w:left="4680" w:hanging="1800"/>
+      </w:pPr>
+      <w:rPr>
+        <w:rFonts w:hint="default"/>
+      </w:rPr>
+    </w:lvl>
+    <w:lvl w:ilvl="7">
+      <w:start w:val="1"/>
+      <w:numFmt w:val="decimal"/>
+      <w:isLgl/>
+      <w:lvlText w:val="%1.%2.%3.%4.%5.%6.%7.%8."/>
+      <w:lvlJc w:val="left"/>
+      <w:pPr>
+        <w:ind w:left="5400" w:hanging="2160"/>
+      </w:pPr>
+      <w:rPr>
+        <w:rFonts w:hint="default"/>
+      </w:rPr>
+    </w:lvl>
+    <w:lvl w:ilvl="8">
+      <w:start w:val="1"/>
+      <w:numFmt w:val="decimal"/>
+      <w:isLgl/>
+      <w:lvlText w:val="%1.%2.%3.%4.%5.%6.%7.%8.%9."/>
+      <w:lvlJc w:val="left"/>
+      <w:pPr>
+        <w:ind w:left="5760" w:hanging="2160"/>
+      </w:pPr>
+      <w:rPr>
+        <w:rFonts w:hint="default"/>
+      </w:rPr>
+    </w:lvl>
+  </w:abstractNum>
+  <w:abstractNum w:abstractNumId="33" w15:restartNumberingAfterBreak="0">
+    <w:nsid w:val="408C07CE"/>
+    <w:multiLevelType w:val="hybridMultilevel"/>
+    <w:tmpl w:val="24740282"/>
+    <w:lvl w:ilvl="0" w:tplc="FFFFFFFF">
+      <w:start w:val="1"/>
+      <w:numFmt w:val="lowerLetter"/>
+      <w:lvlText w:val="%1."/>
+      <w:lvlJc w:val="left"/>
+      <w:pPr>
+        <w:ind w:left="2160" w:hanging="360"/>
+      </w:pPr>
+      <w:rPr>
+        <w:rFonts w:hint="default"/>
+      </w:rPr>
+    </w:lvl>
     <w:lvl w:ilvl="1" w:tplc="040C0019" w:tentative="1">
       <w:start w:val="1"/>
       <w:numFmt w:val="lowerLetter"/>
       <w:lvlText w:val="%2."/>
       <w:lvlJc w:val="left"/>
       <w:pPr>
-        <w:ind w:left="1800" w:hanging="360"/>
+        <w:ind w:left="1440" w:hanging="360"/>
       </w:pPr>
     </w:lvl>
     <w:lvl w:ilvl="2" w:tplc="040C001B" w:tentative="1">
@@ -9111,7 +12726,7 @@
       <w:lvlText w:val="%3."/>
       <w:lvlJc w:val="right"/>
       <w:pPr>
-        <w:ind w:left="2520" w:hanging="180"/>
+        <w:ind w:left="2160" w:hanging="180"/>
       </w:pPr>
     </w:lvl>
     <w:lvl w:ilvl="3" w:tplc="040C000F" w:tentative="1">
@@ -9120,7 +12735,7 @@
       <w:lvlText w:val="%4."/>
       <w:lvlJc w:val="left"/>
       <w:pPr>
-        <w:ind w:left="3240" w:hanging="360"/>
+        <w:ind w:left="2880" w:hanging="360"/>
       </w:pPr>
     </w:lvl>
     <w:lvl w:ilvl="4" w:tplc="040C0019" w:tentative="1">
@@ -9129,7 +12744,7 @@
       <w:lvlText w:val="%5."/>
       <w:lvlJc w:val="left"/>
       <w:pPr>
-        <w:ind w:left="3960" w:hanging="360"/>
+        <w:ind w:left="3600" w:hanging="360"/>
       </w:pPr>
     </w:lvl>
     <w:lvl w:ilvl="5" w:tplc="040C001B" w:tentative="1">
@@ -9138,7 +12753,7 @@
       <w:lvlText w:val="%6."/>
       <w:lvlJc w:val="right"/>
       <w:pPr>
-        <w:ind w:left="4680" w:hanging="180"/>
+        <w:ind w:left="4320" w:hanging="180"/>
       </w:pPr>
     </w:lvl>
     <w:lvl w:ilvl="6" w:tplc="040C000F" w:tentative="1">
@@ -9147,7 +12762,7 @@
       <w:lvlText w:val="%7."/>
       <w:lvlJc w:val="left"/>
       <w:pPr>
-        <w:ind w:left="5400" w:hanging="360"/>
+        <w:ind w:left="5040" w:hanging="360"/>
       </w:pPr>
     </w:lvl>
     <w:lvl w:ilvl="7" w:tplc="040C0019" w:tentative="1">
@@ -9156,7 +12771,7 @@
       <w:lvlText w:val="%8."/>
       <w:lvlJc w:val="left"/>
       <w:pPr>
-        <w:ind w:left="6120" w:hanging="360"/>
+        <w:ind w:left="5760" w:hanging="360"/>
       </w:pPr>
     </w:lvl>
     <w:lvl w:ilvl="8" w:tplc="040C001B" w:tentative="1">
@@ -9165,11 +12780,11 @@
       <w:lvlText w:val="%9."/>
       <w:lvlJc w:val="right"/>
       <w:pPr>
-        <w:ind w:left="6840" w:hanging="180"/>
+        <w:ind w:left="6480" w:hanging="180"/>
       </w:pPr>
     </w:lvl>
   </w:abstractNum>
-  <w:abstractNum w:abstractNumId="26" w15:restartNumberingAfterBreak="0">
+  <w:abstractNum w:abstractNumId="34" w15:restartNumberingAfterBreak="0">
     <w:nsid w:val="41FF2685"/>
     <w:multiLevelType w:val="hybridMultilevel"/>
     <w:tmpl w:val="C79C42E4"/>
@@ -9258,7 +12873,7 @@
       </w:pPr>
     </w:lvl>
   </w:abstractNum>
-  <w:abstractNum w:abstractNumId="27" w15:restartNumberingAfterBreak="0">
+  <w:abstractNum w:abstractNumId="35" w15:restartNumberingAfterBreak="0">
     <w:nsid w:val="45BD2CF3"/>
     <w:multiLevelType w:val="hybridMultilevel"/>
     <w:tmpl w:val="443C10A4"/>
@@ -9371,7 +12986,7 @@
       </w:rPr>
     </w:lvl>
   </w:abstractNum>
-  <w:abstractNum w:abstractNumId="28" w15:restartNumberingAfterBreak="0">
+  <w:abstractNum w:abstractNumId="36" w15:restartNumberingAfterBreak="0">
     <w:nsid w:val="47C80C2D"/>
     <w:multiLevelType w:val="hybridMultilevel"/>
     <w:tmpl w:val="F7A61C50"/>
@@ -9457,7 +13072,120 @@
       </w:pPr>
     </w:lvl>
   </w:abstractNum>
-  <w:abstractNum w:abstractNumId="29" w15:restartNumberingAfterBreak="0">
+  <w:abstractNum w:abstractNumId="37" w15:restartNumberingAfterBreak="0">
+    <w:nsid w:val="4A38040B"/>
+    <w:multiLevelType w:val="hybridMultilevel"/>
+    <w:tmpl w:val="A9FA52F8"/>
+    <w:lvl w:ilvl="0" w:tplc="040C0001">
+      <w:start w:val="1"/>
+      <w:numFmt w:val="bullet"/>
+      <w:lvlText w:val=""/>
+      <w:lvlJc w:val="left"/>
+      <w:pPr>
+        <w:ind w:left="720" w:hanging="360"/>
+      </w:pPr>
+      <w:rPr>
+        <w:rFonts w:ascii="Symbol" w:hAnsi="Symbol" w:hint="default"/>
+      </w:rPr>
+    </w:lvl>
+    <w:lvl w:ilvl="1" w:tplc="040C0003" w:tentative="1">
+      <w:start w:val="1"/>
+      <w:numFmt w:val="bullet"/>
+      <w:lvlText w:val="o"/>
+      <w:lvlJc w:val="left"/>
+      <w:pPr>
+        <w:ind w:left="1440" w:hanging="360"/>
+      </w:pPr>
+      <w:rPr>
+        <w:rFonts w:ascii="Courier New" w:hAnsi="Courier New" w:cs="Courier New" w:hint="default"/>
+      </w:rPr>
+    </w:lvl>
+    <w:lvl w:ilvl="2" w:tplc="040C0005" w:tentative="1">
+      <w:start w:val="1"/>
+      <w:numFmt w:val="bullet"/>
+      <w:lvlText w:val=""/>
+      <w:lvlJc w:val="left"/>
+      <w:pPr>
+        <w:ind w:left="2160" w:hanging="360"/>
+      </w:pPr>
+      <w:rPr>
+        <w:rFonts w:ascii="Wingdings" w:hAnsi="Wingdings" w:hint="default"/>
+      </w:rPr>
+    </w:lvl>
+    <w:lvl w:ilvl="3" w:tplc="040C0001" w:tentative="1">
+      <w:start w:val="1"/>
+      <w:numFmt w:val="bullet"/>
+      <w:lvlText w:val=""/>
+      <w:lvlJc w:val="left"/>
+      <w:pPr>
+        <w:ind w:left="2880" w:hanging="360"/>
+      </w:pPr>
+      <w:rPr>
+        <w:rFonts w:ascii="Symbol" w:hAnsi="Symbol" w:hint="default"/>
+      </w:rPr>
+    </w:lvl>
+    <w:lvl w:ilvl="4" w:tplc="040C0003" w:tentative="1">
+      <w:start w:val="1"/>
+      <w:numFmt w:val="bullet"/>
+      <w:lvlText w:val="o"/>
+      <w:lvlJc w:val="left"/>
+      <w:pPr>
+        <w:ind w:left="3600" w:hanging="360"/>
+      </w:pPr>
+      <w:rPr>
+        <w:rFonts w:ascii="Courier New" w:hAnsi="Courier New" w:cs="Courier New" w:hint="default"/>
+      </w:rPr>
+    </w:lvl>
+    <w:lvl w:ilvl="5" w:tplc="040C0005" w:tentative="1">
+      <w:start w:val="1"/>
+      <w:numFmt w:val="bullet"/>
+      <w:lvlText w:val=""/>
+      <w:lvlJc w:val="left"/>
+      <w:pPr>
+        <w:ind w:left="4320" w:hanging="360"/>
+      </w:pPr>
+      <w:rPr>
+        <w:rFonts w:ascii="Wingdings" w:hAnsi="Wingdings" w:hint="default"/>
+      </w:rPr>
+    </w:lvl>
+    <w:lvl w:ilvl="6" w:tplc="040C0001" w:tentative="1">
+      <w:start w:val="1"/>
+      <w:numFmt w:val="bullet"/>
+      <w:lvlText w:val=""/>
+      <w:lvlJc w:val="left"/>
+      <w:pPr>
+        <w:ind w:left="5040" w:hanging="360"/>
+      </w:pPr>
+      <w:rPr>
+        <w:rFonts w:ascii="Symbol" w:hAnsi="Symbol" w:hint="default"/>
+      </w:rPr>
+    </w:lvl>
+    <w:lvl w:ilvl="7" w:tplc="040C0003" w:tentative="1">
+      <w:start w:val="1"/>
+      <w:numFmt w:val="bullet"/>
+      <w:lvlText w:val="o"/>
+      <w:lvlJc w:val="left"/>
+      <w:pPr>
+        <w:ind w:left="5760" w:hanging="360"/>
+      </w:pPr>
+      <w:rPr>
+        <w:rFonts w:ascii="Courier New" w:hAnsi="Courier New" w:cs="Courier New" w:hint="default"/>
+      </w:rPr>
+    </w:lvl>
+    <w:lvl w:ilvl="8" w:tplc="040C0005" w:tentative="1">
+      <w:start w:val="1"/>
+      <w:numFmt w:val="bullet"/>
+      <w:lvlText w:val=""/>
+      <w:lvlJc w:val="left"/>
+      <w:pPr>
+        <w:ind w:left="6480" w:hanging="360"/>
+      </w:pPr>
+      <w:rPr>
+        <w:rFonts w:ascii="Wingdings" w:hAnsi="Wingdings" w:hint="default"/>
+      </w:rPr>
+    </w:lvl>
+  </w:abstractNum>
+  <w:abstractNum w:abstractNumId="38" w15:restartNumberingAfterBreak="0">
     <w:nsid w:val="4FE955DC"/>
     <w:multiLevelType w:val="hybridMultilevel"/>
     <w:tmpl w:val="278CA114"/>
@@ -9570,7 +13298,7 @@
       </w:rPr>
     </w:lvl>
   </w:abstractNum>
-  <w:abstractNum w:abstractNumId="30" w15:restartNumberingAfterBreak="0">
+  <w:abstractNum w:abstractNumId="39" w15:restartNumberingAfterBreak="0">
     <w:nsid w:val="52E846F7"/>
     <w:multiLevelType w:val="hybridMultilevel"/>
     <w:tmpl w:val="140ECA86"/>
@@ -9656,7 +13384,7 @@
       </w:pPr>
     </w:lvl>
   </w:abstractNum>
-  <w:abstractNum w:abstractNumId="31" w15:restartNumberingAfterBreak="0">
+  <w:abstractNum w:abstractNumId="40" w15:restartNumberingAfterBreak="0">
     <w:nsid w:val="5AF00059"/>
     <w:multiLevelType w:val="hybridMultilevel"/>
     <w:tmpl w:val="F854323E"/>
@@ -9742,7 +13470,7 @@
       </w:pPr>
     </w:lvl>
   </w:abstractNum>
-  <w:abstractNum w:abstractNumId="32" w15:restartNumberingAfterBreak="0">
+  <w:abstractNum w:abstractNumId="41" w15:restartNumberingAfterBreak="0">
     <w:nsid w:val="5DA00ECB"/>
     <w:multiLevelType w:val="hybridMultilevel"/>
     <w:tmpl w:val="28BE7D4E"/>
@@ -9828,7 +13556,319 @@
       </w:pPr>
     </w:lvl>
   </w:abstractNum>
-  <w:abstractNum w:abstractNumId="33" w15:restartNumberingAfterBreak="0">
+  <w:abstractNum w:abstractNumId="42" w15:restartNumberingAfterBreak="0">
+    <w:nsid w:val="5EEF3527"/>
+    <w:multiLevelType w:val="hybridMultilevel"/>
+    <w:tmpl w:val="339E825C"/>
+    <w:lvl w:ilvl="0" w:tplc="E59E9290">
+      <w:start w:val="2"/>
+      <w:numFmt w:val="bullet"/>
+      <w:lvlText w:val="-"/>
+      <w:lvlJc w:val="left"/>
+      <w:pPr>
+        <w:ind w:left="720" w:hanging="360"/>
+      </w:pPr>
+      <w:rPr>
+        <w:rFonts w:ascii="Aptos" w:eastAsiaTheme="minorHAnsi" w:hAnsi="Aptos" w:cstheme="minorBidi" w:hint="default"/>
+      </w:rPr>
+    </w:lvl>
+    <w:lvl w:ilvl="1" w:tplc="040C0003" w:tentative="1">
+      <w:start w:val="1"/>
+      <w:numFmt w:val="bullet"/>
+      <w:lvlText w:val="o"/>
+      <w:lvlJc w:val="left"/>
+      <w:pPr>
+        <w:ind w:left="1440" w:hanging="360"/>
+      </w:pPr>
+      <w:rPr>
+        <w:rFonts w:ascii="Courier New" w:hAnsi="Courier New" w:cs="Courier New" w:hint="default"/>
+      </w:rPr>
+    </w:lvl>
+    <w:lvl w:ilvl="2" w:tplc="040C0005" w:tentative="1">
+      <w:start w:val="1"/>
+      <w:numFmt w:val="bullet"/>
+      <w:lvlText w:val=""/>
+      <w:lvlJc w:val="left"/>
+      <w:pPr>
+        <w:ind w:left="2160" w:hanging="360"/>
+      </w:pPr>
+      <w:rPr>
+        <w:rFonts w:ascii="Wingdings" w:hAnsi="Wingdings" w:hint="default"/>
+      </w:rPr>
+    </w:lvl>
+    <w:lvl w:ilvl="3" w:tplc="040C0001" w:tentative="1">
+      <w:start w:val="1"/>
+      <w:numFmt w:val="bullet"/>
+      <w:lvlText w:val=""/>
+      <w:lvlJc w:val="left"/>
+      <w:pPr>
+        <w:ind w:left="2880" w:hanging="360"/>
+      </w:pPr>
+      <w:rPr>
+        <w:rFonts w:ascii="Symbol" w:hAnsi="Symbol" w:hint="default"/>
+      </w:rPr>
+    </w:lvl>
+    <w:lvl w:ilvl="4" w:tplc="040C0003" w:tentative="1">
+      <w:start w:val="1"/>
+      <w:numFmt w:val="bullet"/>
+      <w:lvlText w:val="o"/>
+      <w:lvlJc w:val="left"/>
+      <w:pPr>
+        <w:ind w:left="3600" w:hanging="360"/>
+      </w:pPr>
+      <w:rPr>
+        <w:rFonts w:ascii="Courier New" w:hAnsi="Courier New" w:cs="Courier New" w:hint="default"/>
+      </w:rPr>
+    </w:lvl>
+    <w:lvl w:ilvl="5" w:tplc="040C0005" w:tentative="1">
+      <w:start w:val="1"/>
+      <w:numFmt w:val="bullet"/>
+      <w:lvlText w:val=""/>
+      <w:lvlJc w:val="left"/>
+      <w:pPr>
+        <w:ind w:left="4320" w:hanging="360"/>
+      </w:pPr>
+      <w:rPr>
+        <w:rFonts w:ascii="Wingdings" w:hAnsi="Wingdings" w:hint="default"/>
+      </w:rPr>
+    </w:lvl>
+    <w:lvl w:ilvl="6" w:tplc="040C0001" w:tentative="1">
+      <w:start w:val="1"/>
+      <w:numFmt w:val="bullet"/>
+      <w:lvlText w:val=""/>
+      <w:lvlJc w:val="left"/>
+      <w:pPr>
+        <w:ind w:left="5040" w:hanging="360"/>
+      </w:pPr>
+      <w:rPr>
+        <w:rFonts w:ascii="Symbol" w:hAnsi="Symbol" w:hint="default"/>
+      </w:rPr>
+    </w:lvl>
+    <w:lvl w:ilvl="7" w:tplc="040C0003" w:tentative="1">
+      <w:start w:val="1"/>
+      <w:numFmt w:val="bullet"/>
+      <w:lvlText w:val="o"/>
+      <w:lvlJc w:val="left"/>
+      <w:pPr>
+        <w:ind w:left="5760" w:hanging="360"/>
+      </w:pPr>
+      <w:rPr>
+        <w:rFonts w:ascii="Courier New" w:hAnsi="Courier New" w:cs="Courier New" w:hint="default"/>
+      </w:rPr>
+    </w:lvl>
+    <w:lvl w:ilvl="8" w:tplc="040C0005" w:tentative="1">
+      <w:start w:val="1"/>
+      <w:numFmt w:val="bullet"/>
+      <w:lvlText w:val=""/>
+      <w:lvlJc w:val="left"/>
+      <w:pPr>
+        <w:ind w:left="6480" w:hanging="360"/>
+      </w:pPr>
+      <w:rPr>
+        <w:rFonts w:ascii="Wingdings" w:hAnsi="Wingdings" w:hint="default"/>
+      </w:rPr>
+    </w:lvl>
+  </w:abstractNum>
+  <w:abstractNum w:abstractNumId="43" w15:restartNumberingAfterBreak="0">
+    <w:nsid w:val="60C70623"/>
+    <w:multiLevelType w:val="multilevel"/>
+    <w:tmpl w:val="040C001D"/>
+    <w:lvl w:ilvl="0">
+      <w:start w:val="1"/>
+      <w:numFmt w:val="decimal"/>
+      <w:lvlText w:val="%1)"/>
+      <w:lvlJc w:val="left"/>
+      <w:pPr>
+        <w:ind w:left="360" w:hanging="360"/>
+      </w:pPr>
+    </w:lvl>
+    <w:lvl w:ilvl="1">
+      <w:start w:val="1"/>
+      <w:numFmt w:val="lowerLetter"/>
+      <w:lvlText w:val="%2)"/>
+      <w:lvlJc w:val="left"/>
+      <w:pPr>
+        <w:ind w:left="720" w:hanging="360"/>
+      </w:pPr>
+    </w:lvl>
+    <w:lvl w:ilvl="2">
+      <w:start w:val="1"/>
+      <w:numFmt w:val="lowerRoman"/>
+      <w:lvlText w:val="%3)"/>
+      <w:lvlJc w:val="left"/>
+      <w:pPr>
+        <w:ind w:left="1080" w:hanging="360"/>
+      </w:pPr>
+    </w:lvl>
+    <w:lvl w:ilvl="3">
+      <w:start w:val="1"/>
+      <w:numFmt w:val="decimal"/>
+      <w:lvlText w:val="(%4)"/>
+      <w:lvlJc w:val="left"/>
+      <w:pPr>
+        <w:ind w:left="1440" w:hanging="360"/>
+      </w:pPr>
+    </w:lvl>
+    <w:lvl w:ilvl="4">
+      <w:start w:val="1"/>
+      <w:numFmt w:val="lowerLetter"/>
+      <w:lvlText w:val="(%5)"/>
+      <w:lvlJc w:val="left"/>
+      <w:pPr>
+        <w:ind w:left="1800" w:hanging="360"/>
+      </w:pPr>
+    </w:lvl>
+    <w:lvl w:ilvl="5">
+      <w:start w:val="1"/>
+      <w:numFmt w:val="lowerRoman"/>
+      <w:lvlText w:val="(%6)"/>
+      <w:lvlJc w:val="left"/>
+      <w:pPr>
+        <w:ind w:left="2160" w:hanging="360"/>
+      </w:pPr>
+    </w:lvl>
+    <w:lvl w:ilvl="6">
+      <w:start w:val="1"/>
+      <w:numFmt w:val="decimal"/>
+      <w:lvlText w:val="%7."/>
+      <w:lvlJc w:val="left"/>
+      <w:pPr>
+        <w:ind w:left="2520" w:hanging="360"/>
+      </w:pPr>
+    </w:lvl>
+    <w:lvl w:ilvl="7">
+      <w:start w:val="1"/>
+      <w:numFmt w:val="lowerLetter"/>
+      <w:lvlText w:val="%8."/>
+      <w:lvlJc w:val="left"/>
+      <w:pPr>
+        <w:ind w:left="2880" w:hanging="360"/>
+      </w:pPr>
+    </w:lvl>
+    <w:lvl w:ilvl="8">
+      <w:start w:val="1"/>
+      <w:numFmt w:val="lowerRoman"/>
+      <w:lvlText w:val="%9."/>
+      <w:lvlJc w:val="left"/>
+      <w:pPr>
+        <w:ind w:left="3240" w:hanging="360"/>
+      </w:pPr>
+    </w:lvl>
+  </w:abstractNum>
+  <w:abstractNum w:abstractNumId="44" w15:restartNumberingAfterBreak="0">
+    <w:nsid w:val="628C6454"/>
+    <w:multiLevelType w:val="multilevel"/>
+    <w:tmpl w:val="4B64A426"/>
+    <w:lvl w:ilvl="0">
+      <w:start w:val="1"/>
+      <w:numFmt w:val="decimal"/>
+      <w:lvlText w:val="%1"/>
+      <w:lvlJc w:val="left"/>
+      <w:pPr>
+        <w:ind w:left="360" w:hanging="360"/>
+      </w:pPr>
+      <w:rPr>
+        <w:rFonts w:hint="default"/>
+      </w:rPr>
+    </w:lvl>
+    <w:lvl w:ilvl="1">
+      <w:start w:val="1"/>
+      <w:numFmt w:val="decimal"/>
+      <w:lvlText w:val="%1.%2"/>
+      <w:lvlJc w:val="left"/>
+      <w:pPr>
+        <w:ind w:left="360" w:hanging="360"/>
+      </w:pPr>
+      <w:rPr>
+        <w:rFonts w:hint="default"/>
+      </w:rPr>
+    </w:lvl>
+    <w:lvl w:ilvl="2">
+      <w:start w:val="1"/>
+      <w:numFmt w:val="decimal"/>
+      <w:lvlText w:val="%1.%2.%3"/>
+      <w:lvlJc w:val="left"/>
+      <w:pPr>
+        <w:ind w:left="720" w:hanging="720"/>
+      </w:pPr>
+      <w:rPr>
+        <w:rFonts w:hint="default"/>
+      </w:rPr>
+    </w:lvl>
+    <w:lvl w:ilvl="3">
+      <w:start w:val="1"/>
+      <w:numFmt w:val="decimal"/>
+      <w:lvlText w:val="%1.%2.%3.%4"/>
+      <w:lvlJc w:val="left"/>
+      <w:pPr>
+        <w:ind w:left="1080" w:hanging="1080"/>
+      </w:pPr>
+      <w:rPr>
+        <w:rFonts w:hint="default"/>
+      </w:rPr>
+    </w:lvl>
+    <w:lvl w:ilvl="4">
+      <w:start w:val="1"/>
+      <w:numFmt w:val="decimal"/>
+      <w:lvlText w:val="%1.%2.%3.%4.%5"/>
+      <w:lvlJc w:val="left"/>
+      <w:pPr>
+        <w:ind w:left="1080" w:hanging="1080"/>
+      </w:pPr>
+      <w:rPr>
+        <w:rFonts w:hint="default"/>
+      </w:rPr>
+    </w:lvl>
+    <w:lvl w:ilvl="5">
+      <w:start w:val="1"/>
+      <w:numFmt w:val="decimal"/>
+      <w:lvlText w:val="%1.%2.%3.%4.%5.%6"/>
+      <w:lvlJc w:val="left"/>
+      <w:pPr>
+        <w:ind w:left="1440" w:hanging="1440"/>
+      </w:pPr>
+      <w:rPr>
+        <w:rFonts w:hint="default"/>
+      </w:rPr>
+    </w:lvl>
+    <w:lvl w:ilvl="6">
+      <w:start w:val="1"/>
+      <w:numFmt w:val="decimal"/>
+      <w:lvlText w:val="%1.%2.%3.%4.%5.%6.%7"/>
+      <w:lvlJc w:val="left"/>
+      <w:pPr>
+        <w:ind w:left="1440" w:hanging="1440"/>
+      </w:pPr>
+      <w:rPr>
+        <w:rFonts w:hint="default"/>
+      </w:rPr>
+    </w:lvl>
+    <w:lvl w:ilvl="7">
+      <w:start w:val="1"/>
+      <w:numFmt w:val="decimal"/>
+      <w:lvlText w:val="%1.%2.%3.%4.%5.%6.%7.%8"/>
+      <w:lvlJc w:val="left"/>
+      <w:pPr>
+        <w:ind w:left="1800" w:hanging="1800"/>
+      </w:pPr>
+      <w:rPr>
+        <w:rFonts w:hint="default"/>
+      </w:rPr>
+    </w:lvl>
+    <w:lvl w:ilvl="8">
+      <w:start w:val="1"/>
+      <w:numFmt w:val="decimal"/>
+      <w:lvlText w:val="%1.%2.%3.%4.%5.%6.%7.%8.%9"/>
+      <w:lvlJc w:val="left"/>
+      <w:pPr>
+        <w:ind w:left="2160" w:hanging="2160"/>
+      </w:pPr>
+      <w:rPr>
+        <w:rFonts w:hint="default"/>
+      </w:rPr>
+    </w:lvl>
+  </w:abstractNum>
+  <w:abstractNum w:abstractNumId="45" w15:restartNumberingAfterBreak="0">
     <w:nsid w:val="62C86E2D"/>
     <w:multiLevelType w:val="hybridMultilevel"/>
     <w:tmpl w:val="A0A453AA"/>
@@ -9941,7 +13981,7 @@
       </w:rPr>
     </w:lvl>
   </w:abstractNum>
-  <w:abstractNum w:abstractNumId="34" w15:restartNumberingAfterBreak="0">
+  <w:abstractNum w:abstractNumId="46" w15:restartNumberingAfterBreak="0">
     <w:nsid w:val="639460B0"/>
     <w:multiLevelType w:val="hybridMultilevel"/>
     <w:tmpl w:val="D8F02D58"/>
@@ -10027,7 +14067,96 @@
       </w:pPr>
     </w:lvl>
   </w:abstractNum>
-  <w:abstractNum w:abstractNumId="35" w15:restartNumberingAfterBreak="0">
+  <w:abstractNum w:abstractNumId="47" w15:restartNumberingAfterBreak="0">
+    <w:nsid w:val="63F15901"/>
+    <w:multiLevelType w:val="hybridMultilevel"/>
+    <w:tmpl w:val="1DD8432C"/>
+    <w:lvl w:ilvl="0" w:tplc="A146A824">
+      <w:start w:val="1"/>
+      <w:numFmt w:val="decimal"/>
+      <w:lvlText w:val="%1."/>
+      <w:lvlJc w:val="left"/>
+      <w:pPr>
+        <w:ind w:left="1080" w:hanging="360"/>
+      </w:pPr>
+      <w:rPr>
+        <w:rFonts w:hint="default"/>
+      </w:rPr>
+    </w:lvl>
+    <w:lvl w:ilvl="1" w:tplc="040C0019" w:tentative="1">
+      <w:start w:val="1"/>
+      <w:numFmt w:val="lowerLetter"/>
+      <w:lvlText w:val="%2."/>
+      <w:lvlJc w:val="left"/>
+      <w:pPr>
+        <w:ind w:left="1800" w:hanging="360"/>
+      </w:pPr>
+    </w:lvl>
+    <w:lvl w:ilvl="2" w:tplc="040C001B" w:tentative="1">
+      <w:start w:val="1"/>
+      <w:numFmt w:val="lowerRoman"/>
+      <w:lvlText w:val="%3."/>
+      <w:lvlJc w:val="right"/>
+      <w:pPr>
+        <w:ind w:left="2520" w:hanging="180"/>
+      </w:pPr>
+    </w:lvl>
+    <w:lvl w:ilvl="3" w:tplc="040C000F" w:tentative="1">
+      <w:start w:val="1"/>
+      <w:numFmt w:val="decimal"/>
+      <w:lvlText w:val="%4."/>
+      <w:lvlJc w:val="left"/>
+      <w:pPr>
+        <w:ind w:left="3240" w:hanging="360"/>
+      </w:pPr>
+    </w:lvl>
+    <w:lvl w:ilvl="4" w:tplc="040C0019" w:tentative="1">
+      <w:start w:val="1"/>
+      <w:numFmt w:val="lowerLetter"/>
+      <w:lvlText w:val="%5."/>
+      <w:lvlJc w:val="left"/>
+      <w:pPr>
+        <w:ind w:left="3960" w:hanging="360"/>
+      </w:pPr>
+    </w:lvl>
+    <w:lvl w:ilvl="5" w:tplc="040C001B" w:tentative="1">
+      <w:start w:val="1"/>
+      <w:numFmt w:val="lowerRoman"/>
+      <w:lvlText w:val="%6."/>
+      <w:lvlJc w:val="right"/>
+      <w:pPr>
+        <w:ind w:left="4680" w:hanging="180"/>
+      </w:pPr>
+    </w:lvl>
+    <w:lvl w:ilvl="6" w:tplc="040C000F" w:tentative="1">
+      <w:start w:val="1"/>
+      <w:numFmt w:val="decimal"/>
+      <w:lvlText w:val="%7."/>
+      <w:lvlJc w:val="left"/>
+      <w:pPr>
+        <w:ind w:left="5400" w:hanging="360"/>
+      </w:pPr>
+    </w:lvl>
+    <w:lvl w:ilvl="7" w:tplc="040C0019" w:tentative="1">
+      <w:start w:val="1"/>
+      <w:numFmt w:val="lowerLetter"/>
+      <w:lvlText w:val="%8."/>
+      <w:lvlJc w:val="left"/>
+      <w:pPr>
+        <w:ind w:left="6120" w:hanging="360"/>
+      </w:pPr>
+    </w:lvl>
+    <w:lvl w:ilvl="8" w:tplc="040C001B" w:tentative="1">
+      <w:start w:val="1"/>
+      <w:numFmt w:val="lowerRoman"/>
+      <w:lvlText w:val="%9."/>
+      <w:lvlJc w:val="right"/>
+      <w:pPr>
+        <w:ind w:left="6840" w:hanging="180"/>
+      </w:pPr>
+    </w:lvl>
+  </w:abstractNum>
+  <w:abstractNum w:abstractNumId="48" w15:restartNumberingAfterBreak="0">
     <w:nsid w:val="656C2719"/>
     <w:multiLevelType w:val="hybridMultilevel"/>
     <w:tmpl w:val="58B47AB6"/>
@@ -10113,7 +14242,7 @@
       </w:pPr>
     </w:lvl>
   </w:abstractNum>
-  <w:abstractNum w:abstractNumId="36" w15:restartNumberingAfterBreak="0">
+  <w:abstractNum w:abstractNumId="49" w15:restartNumberingAfterBreak="0">
     <w:nsid w:val="66A10BDC"/>
     <w:multiLevelType w:val="hybridMultilevel"/>
     <w:tmpl w:val="28BE7D4E"/>
@@ -10199,7 +14328,7 @@
       </w:pPr>
     </w:lvl>
   </w:abstractNum>
-  <w:abstractNum w:abstractNumId="37" w15:restartNumberingAfterBreak="0">
+  <w:abstractNum w:abstractNumId="50" w15:restartNumberingAfterBreak="0">
     <w:nsid w:val="68D334B0"/>
     <w:multiLevelType w:val="multilevel"/>
     <w:tmpl w:val="5DD64F4E"/>
@@ -10344,7 +14473,7 @@
       </w:rPr>
     </w:lvl>
   </w:abstractNum>
-  <w:abstractNum w:abstractNumId="38" w15:restartNumberingAfterBreak="0">
+  <w:abstractNum w:abstractNumId="51" w15:restartNumberingAfterBreak="0">
     <w:nsid w:val="6A340D8E"/>
     <w:multiLevelType w:val="hybridMultilevel"/>
     <w:tmpl w:val="857665F2"/>
@@ -10433,7 +14562,7 @@
       </w:pPr>
     </w:lvl>
   </w:abstractNum>
-  <w:abstractNum w:abstractNumId="39" w15:restartNumberingAfterBreak="0">
+  <w:abstractNum w:abstractNumId="52" w15:restartNumberingAfterBreak="0">
     <w:nsid w:val="6A7979CF"/>
     <w:multiLevelType w:val="hybridMultilevel"/>
     <w:tmpl w:val="BA68D816"/>
@@ -10519,7 +14648,7 @@
       </w:pPr>
     </w:lvl>
   </w:abstractNum>
-  <w:abstractNum w:abstractNumId="40" w15:restartNumberingAfterBreak="0">
+  <w:abstractNum w:abstractNumId="53" w15:restartNumberingAfterBreak="0">
     <w:nsid w:val="6C6E007F"/>
     <w:multiLevelType w:val="hybridMultilevel"/>
     <w:tmpl w:val="B386C9F2"/>
@@ -10605,7 +14734,7 @@
       </w:pPr>
     </w:lvl>
   </w:abstractNum>
-  <w:abstractNum w:abstractNumId="41" w15:restartNumberingAfterBreak="0">
+  <w:abstractNum w:abstractNumId="54" w15:restartNumberingAfterBreak="0">
     <w:nsid w:val="6DC311DD"/>
     <w:multiLevelType w:val="hybridMultilevel"/>
     <w:tmpl w:val="B6E06838"/>
@@ -10691,7 +14820,7 @@
       </w:pPr>
     </w:lvl>
   </w:abstractNum>
-  <w:abstractNum w:abstractNumId="42" w15:restartNumberingAfterBreak="0">
+  <w:abstractNum w:abstractNumId="55" w15:restartNumberingAfterBreak="0">
     <w:nsid w:val="6F154A1C"/>
     <w:multiLevelType w:val="hybridMultilevel"/>
     <w:tmpl w:val="B2306E68"/>
@@ -10777,7 +14906,7 @@
       </w:pPr>
     </w:lvl>
   </w:abstractNum>
-  <w:abstractNum w:abstractNumId="43" w15:restartNumberingAfterBreak="0">
+  <w:abstractNum w:abstractNumId="56" w15:restartNumberingAfterBreak="0">
     <w:nsid w:val="70DA3396"/>
     <w:multiLevelType w:val="hybridMultilevel"/>
     <w:tmpl w:val="798A24BA"/>
@@ -10890,7 +15019,7 @@
       </w:rPr>
     </w:lvl>
   </w:abstractNum>
-  <w:abstractNum w:abstractNumId="44" w15:restartNumberingAfterBreak="0">
+  <w:abstractNum w:abstractNumId="57" w15:restartNumberingAfterBreak="0">
     <w:nsid w:val="70DC7768"/>
     <w:multiLevelType w:val="hybridMultilevel"/>
     <w:tmpl w:val="A5D45E94"/>
@@ -10979,7 +15108,185 @@
       </w:pPr>
     </w:lvl>
   </w:abstractNum>
-  <w:abstractNum w:abstractNumId="45" w15:restartNumberingAfterBreak="0">
+  <w:abstractNum w:abstractNumId="58" w15:restartNumberingAfterBreak="0">
+    <w:nsid w:val="71DB27B7"/>
+    <w:multiLevelType w:val="hybridMultilevel"/>
+    <w:tmpl w:val="C552825C"/>
+    <w:lvl w:ilvl="0" w:tplc="89D29F7C">
+      <w:start w:val="1"/>
+      <w:numFmt w:val="decimal"/>
+      <w:lvlText w:val="%1."/>
+      <w:lvlJc w:val="left"/>
+      <w:pPr>
+        <w:ind w:left="1450" w:hanging="360"/>
+      </w:pPr>
+      <w:rPr>
+        <w:rFonts w:hint="default"/>
+      </w:rPr>
+    </w:lvl>
+    <w:lvl w:ilvl="1" w:tplc="040C0019" w:tentative="1">
+      <w:start w:val="1"/>
+      <w:numFmt w:val="lowerLetter"/>
+      <w:lvlText w:val="%2."/>
+      <w:lvlJc w:val="left"/>
+      <w:pPr>
+        <w:ind w:left="2170" w:hanging="360"/>
+      </w:pPr>
+    </w:lvl>
+    <w:lvl w:ilvl="2" w:tplc="040C001B" w:tentative="1">
+      <w:start w:val="1"/>
+      <w:numFmt w:val="lowerRoman"/>
+      <w:lvlText w:val="%3."/>
+      <w:lvlJc w:val="right"/>
+      <w:pPr>
+        <w:ind w:left="2890" w:hanging="180"/>
+      </w:pPr>
+    </w:lvl>
+    <w:lvl w:ilvl="3" w:tplc="040C000F" w:tentative="1">
+      <w:start w:val="1"/>
+      <w:numFmt w:val="decimal"/>
+      <w:lvlText w:val="%4."/>
+      <w:lvlJc w:val="left"/>
+      <w:pPr>
+        <w:ind w:left="3610" w:hanging="360"/>
+      </w:pPr>
+    </w:lvl>
+    <w:lvl w:ilvl="4" w:tplc="040C0019" w:tentative="1">
+      <w:start w:val="1"/>
+      <w:numFmt w:val="lowerLetter"/>
+      <w:lvlText w:val="%5."/>
+      <w:lvlJc w:val="left"/>
+      <w:pPr>
+        <w:ind w:left="4330" w:hanging="360"/>
+      </w:pPr>
+    </w:lvl>
+    <w:lvl w:ilvl="5" w:tplc="040C001B" w:tentative="1">
+      <w:start w:val="1"/>
+      <w:numFmt w:val="lowerRoman"/>
+      <w:lvlText w:val="%6."/>
+      <w:lvlJc w:val="right"/>
+      <w:pPr>
+        <w:ind w:left="5050" w:hanging="180"/>
+      </w:pPr>
+    </w:lvl>
+    <w:lvl w:ilvl="6" w:tplc="040C000F" w:tentative="1">
+      <w:start w:val="1"/>
+      <w:numFmt w:val="decimal"/>
+      <w:lvlText w:val="%7."/>
+      <w:lvlJc w:val="left"/>
+      <w:pPr>
+        <w:ind w:left="5770" w:hanging="360"/>
+      </w:pPr>
+    </w:lvl>
+    <w:lvl w:ilvl="7" w:tplc="040C0019" w:tentative="1">
+      <w:start w:val="1"/>
+      <w:numFmt w:val="lowerLetter"/>
+      <w:lvlText w:val="%8."/>
+      <w:lvlJc w:val="left"/>
+      <w:pPr>
+        <w:ind w:left="6490" w:hanging="360"/>
+      </w:pPr>
+    </w:lvl>
+    <w:lvl w:ilvl="8" w:tplc="040C001B" w:tentative="1">
+      <w:start w:val="1"/>
+      <w:numFmt w:val="lowerRoman"/>
+      <w:lvlText w:val="%9."/>
+      <w:lvlJc w:val="right"/>
+      <w:pPr>
+        <w:ind w:left="7210" w:hanging="180"/>
+      </w:pPr>
+    </w:lvl>
+  </w:abstractNum>
+  <w:abstractNum w:abstractNumId="59" w15:restartNumberingAfterBreak="0">
+    <w:nsid w:val="72C82C12"/>
+    <w:multiLevelType w:val="hybridMultilevel"/>
+    <w:tmpl w:val="B7D87ECC"/>
+    <w:lvl w:ilvl="0" w:tplc="6096B2B8">
+      <w:start w:val="1"/>
+      <w:numFmt w:val="lowerLetter"/>
+      <w:lvlText w:val="%1."/>
+      <w:lvlJc w:val="left"/>
+      <w:pPr>
+        <w:ind w:left="720" w:hanging="360"/>
+      </w:pPr>
+      <w:rPr>
+        <w:rFonts w:hint="default"/>
+      </w:rPr>
+    </w:lvl>
+    <w:lvl w:ilvl="1" w:tplc="040C0019" w:tentative="1">
+      <w:start w:val="1"/>
+      <w:numFmt w:val="lowerLetter"/>
+      <w:lvlText w:val="%2."/>
+      <w:lvlJc w:val="left"/>
+      <w:pPr>
+        <w:ind w:left="1440" w:hanging="360"/>
+      </w:pPr>
+    </w:lvl>
+    <w:lvl w:ilvl="2" w:tplc="040C001B" w:tentative="1">
+      <w:start w:val="1"/>
+      <w:numFmt w:val="lowerRoman"/>
+      <w:lvlText w:val="%3."/>
+      <w:lvlJc w:val="right"/>
+      <w:pPr>
+        <w:ind w:left="2160" w:hanging="180"/>
+      </w:pPr>
+    </w:lvl>
+    <w:lvl w:ilvl="3" w:tplc="040C000F" w:tentative="1">
+      <w:start w:val="1"/>
+      <w:numFmt w:val="decimal"/>
+      <w:lvlText w:val="%4."/>
+      <w:lvlJc w:val="left"/>
+      <w:pPr>
+        <w:ind w:left="2880" w:hanging="360"/>
+      </w:pPr>
+    </w:lvl>
+    <w:lvl w:ilvl="4" w:tplc="040C0019" w:tentative="1">
+      <w:start w:val="1"/>
+      <w:numFmt w:val="lowerLetter"/>
+      <w:lvlText w:val="%5."/>
+      <w:lvlJc w:val="left"/>
+      <w:pPr>
+        <w:ind w:left="3600" w:hanging="360"/>
+      </w:pPr>
+    </w:lvl>
+    <w:lvl w:ilvl="5" w:tplc="040C001B" w:tentative="1">
+      <w:start w:val="1"/>
+      <w:numFmt w:val="lowerRoman"/>
+      <w:lvlText w:val="%6."/>
+      <w:lvlJc w:val="right"/>
+      <w:pPr>
+        <w:ind w:left="4320" w:hanging="180"/>
+      </w:pPr>
+    </w:lvl>
+    <w:lvl w:ilvl="6" w:tplc="040C000F" w:tentative="1">
+      <w:start w:val="1"/>
+      <w:numFmt w:val="decimal"/>
+      <w:lvlText w:val="%7."/>
+      <w:lvlJc w:val="left"/>
+      <w:pPr>
+        <w:ind w:left="5040" w:hanging="360"/>
+      </w:pPr>
+    </w:lvl>
+    <w:lvl w:ilvl="7" w:tplc="040C0019" w:tentative="1">
+      <w:start w:val="1"/>
+      <w:numFmt w:val="lowerLetter"/>
+      <w:lvlText w:val="%8."/>
+      <w:lvlJc w:val="left"/>
+      <w:pPr>
+        <w:ind w:left="5760" w:hanging="360"/>
+      </w:pPr>
+    </w:lvl>
+    <w:lvl w:ilvl="8" w:tplc="040C001B" w:tentative="1">
+      <w:start w:val="1"/>
+      <w:numFmt w:val="lowerRoman"/>
+      <w:lvlText w:val="%9."/>
+      <w:lvlJc w:val="right"/>
+      <w:pPr>
+        <w:ind w:left="6480" w:hanging="180"/>
+      </w:pPr>
+    </w:lvl>
+  </w:abstractNum>
+  <w:abstractNum w:abstractNumId="60" w15:restartNumberingAfterBreak="0">
     <w:nsid w:val="75DB2488"/>
     <w:multiLevelType w:val="multilevel"/>
     <w:tmpl w:val="040C001F"/>
@@ -11065,7 +15372,303 @@
       </w:pPr>
     </w:lvl>
   </w:abstractNum>
-  <w:abstractNum w:abstractNumId="46" w15:restartNumberingAfterBreak="0">
+  <w:abstractNum w:abstractNumId="61" w15:restartNumberingAfterBreak="0">
+    <w:nsid w:val="7CAE047E"/>
+    <w:multiLevelType w:val="hybridMultilevel"/>
+    <w:tmpl w:val="3BD83572"/>
+    <w:lvl w:ilvl="0" w:tplc="CA9422E4">
+      <w:start w:val="1"/>
+      <w:numFmt w:val="bullet"/>
+      <w:lvlText w:val=""/>
+      <w:lvlJc w:val="left"/>
+      <w:pPr>
+        <w:ind w:left="1340" w:hanging="360"/>
+      </w:pPr>
+      <w:rPr>
+        <w:rFonts w:ascii="Symbol" w:hAnsi="Symbol" w:hint="default"/>
+        <w:b w:val="0"/>
+        <w:bCs/>
+        <w:i w:val="0"/>
+        <w:iCs w:val="0"/>
+        <w:u w:val="none"/>
+      </w:rPr>
+    </w:lvl>
+    <w:lvl w:ilvl="1" w:tplc="040C0003" w:tentative="1">
+      <w:start w:val="1"/>
+      <w:numFmt w:val="bullet"/>
+      <w:lvlText w:val="o"/>
+      <w:lvlJc w:val="left"/>
+      <w:pPr>
+        <w:ind w:left="2060" w:hanging="360"/>
+      </w:pPr>
+      <w:rPr>
+        <w:rFonts w:ascii="Courier New" w:hAnsi="Courier New" w:cs="Courier New" w:hint="default"/>
+      </w:rPr>
+    </w:lvl>
+    <w:lvl w:ilvl="2" w:tplc="040C0005" w:tentative="1">
+      <w:start w:val="1"/>
+      <w:numFmt w:val="bullet"/>
+      <w:lvlText w:val=""/>
+      <w:lvlJc w:val="left"/>
+      <w:pPr>
+        <w:ind w:left="2780" w:hanging="360"/>
+      </w:pPr>
+      <w:rPr>
+        <w:rFonts w:ascii="Wingdings" w:hAnsi="Wingdings" w:hint="default"/>
+      </w:rPr>
+    </w:lvl>
+    <w:lvl w:ilvl="3" w:tplc="040C0001" w:tentative="1">
+      <w:start w:val="1"/>
+      <w:numFmt w:val="bullet"/>
+      <w:lvlText w:val=""/>
+      <w:lvlJc w:val="left"/>
+      <w:pPr>
+        <w:ind w:left="3500" w:hanging="360"/>
+      </w:pPr>
+      <w:rPr>
+        <w:rFonts w:ascii="Symbol" w:hAnsi="Symbol" w:hint="default"/>
+      </w:rPr>
+    </w:lvl>
+    <w:lvl w:ilvl="4" w:tplc="040C0003" w:tentative="1">
+      <w:start w:val="1"/>
+      <w:numFmt w:val="bullet"/>
+      <w:lvlText w:val="o"/>
+      <w:lvlJc w:val="left"/>
+      <w:pPr>
+        <w:ind w:left="4220" w:hanging="360"/>
+      </w:pPr>
+      <w:rPr>
+        <w:rFonts w:ascii="Courier New" w:hAnsi="Courier New" w:cs="Courier New" w:hint="default"/>
+      </w:rPr>
+    </w:lvl>
+    <w:lvl w:ilvl="5" w:tplc="040C0005" w:tentative="1">
+      <w:start w:val="1"/>
+      <w:numFmt w:val="bullet"/>
+      <w:lvlText w:val=""/>
+      <w:lvlJc w:val="left"/>
+      <w:pPr>
+        <w:ind w:left="4940" w:hanging="360"/>
+      </w:pPr>
+      <w:rPr>
+        <w:rFonts w:ascii="Wingdings" w:hAnsi="Wingdings" w:hint="default"/>
+      </w:rPr>
+    </w:lvl>
+    <w:lvl w:ilvl="6" w:tplc="040C0001" w:tentative="1">
+      <w:start w:val="1"/>
+      <w:numFmt w:val="bullet"/>
+      <w:lvlText w:val=""/>
+      <w:lvlJc w:val="left"/>
+      <w:pPr>
+        <w:ind w:left="5660" w:hanging="360"/>
+      </w:pPr>
+      <w:rPr>
+        <w:rFonts w:ascii="Symbol" w:hAnsi="Symbol" w:hint="default"/>
+      </w:rPr>
+    </w:lvl>
+    <w:lvl w:ilvl="7" w:tplc="040C0003" w:tentative="1">
+      <w:start w:val="1"/>
+      <w:numFmt w:val="bullet"/>
+      <w:lvlText w:val="o"/>
+      <w:lvlJc w:val="left"/>
+      <w:pPr>
+        <w:ind w:left="6380" w:hanging="360"/>
+      </w:pPr>
+      <w:rPr>
+        <w:rFonts w:ascii="Courier New" w:hAnsi="Courier New" w:cs="Courier New" w:hint="default"/>
+      </w:rPr>
+    </w:lvl>
+    <w:lvl w:ilvl="8" w:tplc="040C0005" w:tentative="1">
+      <w:start w:val="1"/>
+      <w:numFmt w:val="bullet"/>
+      <w:lvlText w:val=""/>
+      <w:lvlJc w:val="left"/>
+      <w:pPr>
+        <w:ind w:left="7100" w:hanging="360"/>
+      </w:pPr>
+      <w:rPr>
+        <w:rFonts w:ascii="Wingdings" w:hAnsi="Wingdings" w:hint="default"/>
+      </w:rPr>
+    </w:lvl>
+  </w:abstractNum>
+  <w:abstractNum w:abstractNumId="62" w15:restartNumberingAfterBreak="0">
+    <w:nsid w:val="7D7B3AEA"/>
+    <w:multiLevelType w:val="hybridMultilevel"/>
+    <w:tmpl w:val="DF124498"/>
+    <w:lvl w:ilvl="0" w:tplc="040C000F">
+      <w:start w:val="1"/>
+      <w:numFmt w:val="decimal"/>
+      <w:lvlText w:val="%1."/>
+      <w:lvlJc w:val="left"/>
+      <w:pPr>
+        <w:ind w:left="720" w:hanging="360"/>
+      </w:pPr>
+      <w:rPr>
+        <w:rFonts w:hint="default"/>
+      </w:rPr>
+    </w:lvl>
+    <w:lvl w:ilvl="1" w:tplc="040C0019" w:tentative="1">
+      <w:start w:val="1"/>
+      <w:numFmt w:val="lowerLetter"/>
+      <w:lvlText w:val="%2."/>
+      <w:lvlJc w:val="left"/>
+      <w:pPr>
+        <w:ind w:left="1440" w:hanging="360"/>
+      </w:pPr>
+    </w:lvl>
+    <w:lvl w:ilvl="2" w:tplc="040C001B" w:tentative="1">
+      <w:start w:val="1"/>
+      <w:numFmt w:val="lowerRoman"/>
+      <w:lvlText w:val="%3."/>
+      <w:lvlJc w:val="right"/>
+      <w:pPr>
+        <w:ind w:left="2160" w:hanging="180"/>
+      </w:pPr>
+    </w:lvl>
+    <w:lvl w:ilvl="3" w:tplc="040C000F" w:tentative="1">
+      <w:start w:val="1"/>
+      <w:numFmt w:val="decimal"/>
+      <w:lvlText w:val="%4."/>
+      <w:lvlJc w:val="left"/>
+      <w:pPr>
+        <w:ind w:left="2880" w:hanging="360"/>
+      </w:pPr>
+    </w:lvl>
+    <w:lvl w:ilvl="4" w:tplc="040C0019" w:tentative="1">
+      <w:start w:val="1"/>
+      <w:numFmt w:val="lowerLetter"/>
+      <w:lvlText w:val="%5."/>
+      <w:lvlJc w:val="left"/>
+      <w:pPr>
+        <w:ind w:left="3600" w:hanging="360"/>
+      </w:pPr>
+    </w:lvl>
+    <w:lvl w:ilvl="5" w:tplc="040C001B" w:tentative="1">
+      <w:start w:val="1"/>
+      <w:numFmt w:val="lowerRoman"/>
+      <w:lvlText w:val="%6."/>
+      <w:lvlJc w:val="right"/>
+      <w:pPr>
+        <w:ind w:left="4320" w:hanging="180"/>
+      </w:pPr>
+    </w:lvl>
+    <w:lvl w:ilvl="6" w:tplc="040C000F" w:tentative="1">
+      <w:start w:val="1"/>
+      <w:numFmt w:val="decimal"/>
+      <w:lvlText w:val="%7."/>
+      <w:lvlJc w:val="left"/>
+      <w:pPr>
+        <w:ind w:left="5040" w:hanging="360"/>
+      </w:pPr>
+    </w:lvl>
+    <w:lvl w:ilvl="7" w:tplc="040C0019" w:tentative="1">
+      <w:start w:val="1"/>
+      <w:numFmt w:val="lowerLetter"/>
+      <w:lvlText w:val="%8."/>
+      <w:lvlJc w:val="left"/>
+      <w:pPr>
+        <w:ind w:left="5760" w:hanging="360"/>
+      </w:pPr>
+    </w:lvl>
+    <w:lvl w:ilvl="8" w:tplc="040C001B" w:tentative="1">
+      <w:start w:val="1"/>
+      <w:numFmt w:val="lowerRoman"/>
+      <w:lvlText w:val="%9."/>
+      <w:lvlJc w:val="right"/>
+      <w:pPr>
+        <w:ind w:left="6480" w:hanging="180"/>
+      </w:pPr>
+    </w:lvl>
+  </w:abstractNum>
+  <w:abstractNum w:abstractNumId="63" w15:restartNumberingAfterBreak="0">
+    <w:nsid w:val="7E6B13BB"/>
+    <w:multiLevelType w:val="hybridMultilevel"/>
+    <w:tmpl w:val="4EC09170"/>
+    <w:lvl w:ilvl="0" w:tplc="FFFFFFFF">
+      <w:start w:val="1"/>
+      <w:numFmt w:val="lowerLetter"/>
+      <w:lvlText w:val="%1."/>
+      <w:lvlJc w:val="left"/>
+      <w:pPr>
+        <w:ind w:left="2160" w:hanging="360"/>
+      </w:pPr>
+      <w:rPr>
+        <w:rFonts w:hint="default"/>
+      </w:rPr>
+    </w:lvl>
+    <w:lvl w:ilvl="1" w:tplc="FFFFFFFF" w:tentative="1">
+      <w:start w:val="1"/>
+      <w:numFmt w:val="lowerLetter"/>
+      <w:lvlText w:val="%2."/>
+      <w:lvlJc w:val="left"/>
+      <w:pPr>
+        <w:ind w:left="2880" w:hanging="360"/>
+      </w:pPr>
+    </w:lvl>
+    <w:lvl w:ilvl="2" w:tplc="FFFFFFFF" w:tentative="1">
+      <w:start w:val="1"/>
+      <w:numFmt w:val="lowerRoman"/>
+      <w:lvlText w:val="%3."/>
+      <w:lvlJc w:val="right"/>
+      <w:pPr>
+        <w:ind w:left="3600" w:hanging="180"/>
+      </w:pPr>
+    </w:lvl>
+    <w:lvl w:ilvl="3" w:tplc="FFFFFFFF" w:tentative="1">
+      <w:start w:val="1"/>
+      <w:numFmt w:val="decimal"/>
+      <w:lvlText w:val="%4."/>
+      <w:lvlJc w:val="left"/>
+      <w:pPr>
+        <w:ind w:left="4320" w:hanging="360"/>
+      </w:pPr>
+    </w:lvl>
+    <w:lvl w:ilvl="4" w:tplc="FFFFFFFF" w:tentative="1">
+      <w:start w:val="1"/>
+      <w:numFmt w:val="lowerLetter"/>
+      <w:lvlText w:val="%5."/>
+      <w:lvlJc w:val="left"/>
+      <w:pPr>
+        <w:ind w:left="5040" w:hanging="360"/>
+      </w:pPr>
+    </w:lvl>
+    <w:lvl w:ilvl="5" w:tplc="FFFFFFFF" w:tentative="1">
+      <w:start w:val="1"/>
+      <w:numFmt w:val="lowerRoman"/>
+      <w:lvlText w:val="%6."/>
+      <w:lvlJc w:val="right"/>
+      <w:pPr>
+        <w:ind w:left="5760" w:hanging="180"/>
+      </w:pPr>
+    </w:lvl>
+    <w:lvl w:ilvl="6" w:tplc="FFFFFFFF" w:tentative="1">
+      <w:start w:val="1"/>
+      <w:numFmt w:val="decimal"/>
+      <w:lvlText w:val="%7."/>
+      <w:lvlJc w:val="left"/>
+      <w:pPr>
+        <w:ind w:left="6480" w:hanging="360"/>
+      </w:pPr>
+    </w:lvl>
+    <w:lvl w:ilvl="7" w:tplc="FFFFFFFF" w:tentative="1">
+      <w:start w:val="1"/>
+      <w:numFmt w:val="lowerLetter"/>
+      <w:lvlText w:val="%8."/>
+      <w:lvlJc w:val="left"/>
+      <w:pPr>
+        <w:ind w:left="7200" w:hanging="360"/>
+      </w:pPr>
+    </w:lvl>
+    <w:lvl w:ilvl="8" w:tplc="FFFFFFFF" w:tentative="1">
+      <w:start w:val="1"/>
+      <w:numFmt w:val="lowerRoman"/>
+      <w:lvlText w:val="%9."/>
+      <w:lvlJc w:val="right"/>
+      <w:pPr>
+        <w:ind w:left="7920" w:hanging="180"/>
+      </w:pPr>
+    </w:lvl>
+  </w:abstractNum>
+  <w:abstractNum w:abstractNumId="64" w15:restartNumberingAfterBreak="0">
     <w:nsid w:val="7E850375"/>
     <w:multiLevelType w:val="hybridMultilevel"/>
     <w:tmpl w:val="237A486E"/>
@@ -11155,145 +15758,199 @@
     </w:lvl>
   </w:abstractNum>
   <w:num w:numId="1" w16cid:durableId="434717407">
+    <w:abstractNumId w:val="25"/>
+  </w:num>
+  <w:num w:numId="2" w16cid:durableId="2128506219">
+    <w:abstractNumId w:val="48"/>
+  </w:num>
+  <w:num w:numId="3" w16cid:durableId="660699309">
+    <w:abstractNumId w:val="39"/>
+  </w:num>
+  <w:num w:numId="4" w16cid:durableId="962806652">
+    <w:abstractNumId w:val="13"/>
+  </w:num>
+  <w:num w:numId="5" w16cid:durableId="528841229">
+    <w:abstractNumId w:val="17"/>
+  </w:num>
+  <w:num w:numId="6" w16cid:durableId="1190533170">
+    <w:abstractNumId w:val="40"/>
+  </w:num>
+  <w:num w:numId="7" w16cid:durableId="1712000909">
+    <w:abstractNumId w:val="29"/>
+  </w:num>
+  <w:num w:numId="8" w16cid:durableId="1955556907">
+    <w:abstractNumId w:val="21"/>
+  </w:num>
+  <w:num w:numId="9" w16cid:durableId="207493210">
+    <w:abstractNumId w:val="32"/>
+  </w:num>
+  <w:num w:numId="10" w16cid:durableId="609749347">
+    <w:abstractNumId w:val="24"/>
+  </w:num>
+  <w:num w:numId="11" w16cid:durableId="1997491102">
+    <w:abstractNumId w:val="34"/>
+  </w:num>
+  <w:num w:numId="12" w16cid:durableId="755781864">
+    <w:abstractNumId w:val="53"/>
+  </w:num>
+  <w:num w:numId="13" w16cid:durableId="1354529101">
+    <w:abstractNumId w:val="15"/>
+  </w:num>
+  <w:num w:numId="14" w16cid:durableId="1687488065">
+    <w:abstractNumId w:val="8"/>
+  </w:num>
+  <w:num w:numId="15" w16cid:durableId="1729769414">
+    <w:abstractNumId w:val="27"/>
+  </w:num>
+  <w:num w:numId="16" w16cid:durableId="104735205">
+    <w:abstractNumId w:val="50"/>
+  </w:num>
+  <w:num w:numId="17" w16cid:durableId="1762023649">
+    <w:abstractNumId w:val="30"/>
+  </w:num>
+  <w:num w:numId="18" w16cid:durableId="1016883728">
+    <w:abstractNumId w:val="51"/>
+  </w:num>
+  <w:num w:numId="19" w16cid:durableId="984166065">
+    <w:abstractNumId w:val="60"/>
+  </w:num>
+  <w:num w:numId="20" w16cid:durableId="436410690">
+    <w:abstractNumId w:val="64"/>
+  </w:num>
+  <w:num w:numId="21" w16cid:durableId="1620993992">
     <w:abstractNumId w:val="19"/>
   </w:num>
-  <w:num w:numId="2" w16cid:durableId="2128506219">
-    <w:abstractNumId w:val="35"/>
-  </w:num>
-  <w:num w:numId="3" w16cid:durableId="660699309">
-    <w:abstractNumId w:val="30"/>
-  </w:num>
-  <w:num w:numId="4" w16cid:durableId="962806652">
-    <w:abstractNumId w:val="8"/>
-  </w:num>
-  <w:num w:numId="5" w16cid:durableId="528841229">
-    <w:abstractNumId w:val="11"/>
-  </w:num>
-  <w:num w:numId="6" w16cid:durableId="1190533170">
-    <w:abstractNumId w:val="31"/>
-  </w:num>
-  <w:num w:numId="7" w16cid:durableId="1712000909">
-    <w:abstractNumId w:val="23"/>
-  </w:num>
-  <w:num w:numId="8" w16cid:durableId="1955556907">
-    <w:abstractNumId w:val="15"/>
-  </w:num>
-  <w:num w:numId="9" w16cid:durableId="207493210">
-    <w:abstractNumId w:val="25"/>
-  </w:num>
-  <w:num w:numId="10" w16cid:durableId="609749347">
-    <w:abstractNumId w:val="18"/>
-  </w:num>
-  <w:num w:numId="11" w16cid:durableId="1997491102">
+  <w:num w:numId="22" w16cid:durableId="1988313032">
     <w:abstractNumId w:val="26"/>
   </w:num>
-  <w:num w:numId="12" w16cid:durableId="755781864">
-    <w:abstractNumId w:val="40"/>
+  <w:num w:numId="23" w16cid:durableId="615059096">
+    <w:abstractNumId w:val="7"/>
   </w:num>
-  <w:num w:numId="13" w16cid:durableId="1354529101">
+  <w:num w:numId="24" w16cid:durableId="698899370">
+    <w:abstractNumId w:val="41"/>
+  </w:num>
+  <w:num w:numId="25" w16cid:durableId="32775877">
     <w:abstractNumId w:val="9"/>
   </w:num>
-  <w:num w:numId="14" w16cid:durableId="1687488065">
-    <w:abstractNumId w:val="3"/>
-  </w:num>
-  <w:num w:numId="15" w16cid:durableId="1729769414">
-    <w:abstractNumId w:val="21"/>
-  </w:num>
-  <w:num w:numId="16" w16cid:durableId="104735205">
-    <w:abstractNumId w:val="37"/>
-  </w:num>
-  <w:num w:numId="17" w16cid:durableId="1762023649">
-    <w:abstractNumId w:val="24"/>
-  </w:num>
-  <w:num w:numId="18" w16cid:durableId="1016883728">
-    <w:abstractNumId w:val="38"/>
-  </w:num>
-  <w:num w:numId="19" w16cid:durableId="984166065">
-    <w:abstractNumId w:val="45"/>
-  </w:num>
-  <w:num w:numId="20" w16cid:durableId="436410690">
-    <w:abstractNumId w:val="46"/>
-  </w:num>
-  <w:num w:numId="21" w16cid:durableId="1620993992">
-    <w:abstractNumId w:val="13"/>
-  </w:num>
-  <w:num w:numId="22" w16cid:durableId="1988313032">
-    <w:abstractNumId w:val="20"/>
-  </w:num>
-  <w:num w:numId="23" w16cid:durableId="615059096">
-    <w:abstractNumId w:val="2"/>
-  </w:num>
-  <w:num w:numId="24" w16cid:durableId="698899370">
-    <w:abstractNumId w:val="32"/>
-  </w:num>
-  <w:num w:numId="25" w16cid:durableId="32775877">
-    <w:abstractNumId w:val="4"/>
-  </w:num>
   <w:num w:numId="26" w16cid:durableId="1617953439">
-    <w:abstractNumId w:val="22"/>
+    <w:abstractNumId w:val="28"/>
   </w:num>
   <w:num w:numId="27" w16cid:durableId="2133548661">
-    <w:abstractNumId w:val="43"/>
+    <w:abstractNumId w:val="56"/>
   </w:num>
   <w:num w:numId="28" w16cid:durableId="253637215">
-    <w:abstractNumId w:val="7"/>
+    <w:abstractNumId w:val="12"/>
   </w:num>
   <w:num w:numId="29" w16cid:durableId="2120101813">
     <w:abstractNumId w:val="1"/>
   </w:num>
   <w:num w:numId="30" w16cid:durableId="1872960163">
-    <w:abstractNumId w:val="12"/>
+    <w:abstractNumId w:val="18"/>
   </w:num>
   <w:num w:numId="31" w16cid:durableId="763114070">
-    <w:abstractNumId w:val="27"/>
+    <w:abstractNumId w:val="35"/>
   </w:num>
   <w:num w:numId="32" w16cid:durableId="1223372411">
-    <w:abstractNumId w:val="29"/>
+    <w:abstractNumId w:val="38"/>
   </w:num>
   <w:num w:numId="33" w16cid:durableId="130900197">
-    <w:abstractNumId w:val="41"/>
+    <w:abstractNumId w:val="54"/>
   </w:num>
   <w:num w:numId="34" w16cid:durableId="1436899926">
-    <w:abstractNumId w:val="33"/>
+    <w:abstractNumId w:val="45"/>
   </w:num>
   <w:num w:numId="35" w16cid:durableId="356153600">
+    <w:abstractNumId w:val="22"/>
+  </w:num>
+  <w:num w:numId="36" w16cid:durableId="1715038730">
+    <w:abstractNumId w:val="57"/>
+  </w:num>
+  <w:num w:numId="37" w16cid:durableId="489367800">
+    <w:abstractNumId w:val="55"/>
+  </w:num>
+  <w:num w:numId="38" w16cid:durableId="1500461548">
+    <w:abstractNumId w:val="36"/>
+  </w:num>
+  <w:num w:numId="39" w16cid:durableId="1061365779">
     <w:abstractNumId w:val="16"/>
   </w:num>
-  <w:num w:numId="36" w16cid:durableId="1715038730">
-    <w:abstractNumId w:val="44"/>
-  </w:num>
-  <w:num w:numId="37" w16cid:durableId="489367800">
-    <w:abstractNumId w:val="42"/>
-  </w:num>
-  <w:num w:numId="38" w16cid:durableId="1500461548">
-    <w:abstractNumId w:val="28"/>
-  </w:num>
-  <w:num w:numId="39" w16cid:durableId="1061365779">
-    <w:abstractNumId w:val="10"/>
-  </w:num>
   <w:num w:numId="40" w16cid:durableId="1125081371">
-    <w:abstractNumId w:val="17"/>
+    <w:abstractNumId w:val="23"/>
   </w:num>
   <w:num w:numId="41" w16cid:durableId="864755829">
-    <w:abstractNumId w:val="39"/>
+    <w:abstractNumId w:val="52"/>
   </w:num>
   <w:num w:numId="42" w16cid:durableId="1652715570">
     <w:abstractNumId w:val="0"/>
   </w:num>
   <w:num w:numId="43" w16cid:durableId="1512447815">
+    <w:abstractNumId w:val="20"/>
+  </w:num>
+  <w:num w:numId="44" w16cid:durableId="1916015164">
+    <w:abstractNumId w:val="11"/>
+  </w:num>
+  <w:num w:numId="45" w16cid:durableId="471024837">
+    <w:abstractNumId w:val="49"/>
+  </w:num>
+  <w:num w:numId="46" w16cid:durableId="2085493264">
+    <w:abstractNumId w:val="46"/>
+  </w:num>
+  <w:num w:numId="47" w16cid:durableId="1497573425">
+    <w:abstractNumId w:val="10"/>
+  </w:num>
+  <w:num w:numId="48" w16cid:durableId="2086877296">
+    <w:abstractNumId w:val="43"/>
+  </w:num>
+  <w:num w:numId="49" w16cid:durableId="472869415">
+    <w:abstractNumId w:val="63"/>
+  </w:num>
+  <w:num w:numId="50" w16cid:durableId="289288753">
+    <w:abstractNumId w:val="33"/>
+  </w:num>
+  <w:num w:numId="51" w16cid:durableId="1535776254">
+    <w:abstractNumId w:val="59"/>
+  </w:num>
+  <w:num w:numId="52" w16cid:durableId="1427967953">
+    <w:abstractNumId w:val="2"/>
+  </w:num>
+  <w:num w:numId="53" w16cid:durableId="1984314753">
+    <w:abstractNumId w:val="47"/>
+  </w:num>
+  <w:num w:numId="54" w16cid:durableId="1197742764">
+    <w:abstractNumId w:val="62"/>
+  </w:num>
+  <w:num w:numId="55" w16cid:durableId="1281575308">
+    <w:abstractNumId w:val="58"/>
+  </w:num>
+  <w:num w:numId="56" w16cid:durableId="305866363">
+    <w:abstractNumId w:val="5"/>
+  </w:num>
+  <w:num w:numId="57" w16cid:durableId="1625232950">
+    <w:abstractNumId w:val="44"/>
+  </w:num>
+  <w:num w:numId="58" w16cid:durableId="151264169">
+    <w:abstractNumId w:val="6"/>
+  </w:num>
+  <w:num w:numId="59" w16cid:durableId="1435204503">
     <w:abstractNumId w:val="14"/>
   </w:num>
-  <w:num w:numId="44" w16cid:durableId="1916015164">
-    <w:abstractNumId w:val="6"/>
+  <w:num w:numId="60" w16cid:durableId="937953413">
+    <w:abstractNumId w:val="61"/>
   </w:num>
-  <w:num w:numId="45" w16cid:durableId="471024837">
-    <w:abstractNumId w:val="36"/>
+  <w:num w:numId="61" w16cid:durableId="1772772931">
+    <w:abstractNumId w:val="3"/>
   </w:num>
-  <w:num w:numId="46" w16cid:durableId="2085493264">
-    <w:abstractNumId w:val="34"/>
+  <w:num w:numId="62" w16cid:durableId="595820298">
+    <w:abstractNumId w:val="42"/>
   </w:num>
-  <w:num w:numId="47" w16cid:durableId="1497573425">
-    <w:abstractNumId w:val="5"/>
+  <w:num w:numId="63" w16cid:durableId="269826918">
+    <w:abstractNumId w:val="4"/>
+  </w:num>
+  <w:num w:numId="64" w16cid:durableId="551313649">
+    <w:abstractNumId w:val="31"/>
+  </w:num>
+  <w:num w:numId="65" w16cid:durableId="915044401">
+    <w:abstractNumId w:val="37"/>
   </w:num>
 </w:numbering>
 </file>
@@ -11901,7 +16558,6 @@
   <w:style w:type="character" w:default="1" w:styleId="DefaultParagraphFont">
     <w:name w:val="Default Paragraph Font"/>
     <w:uiPriority w:val="1"/>
-    <w:semiHidden/>
     <w:unhideWhenUsed/>
   </w:style>
   <w:style w:type="table" w:default="1" w:styleId="TableNormal">

--- a/Docs/Rapport de projet AGL3.docx
+++ b/Docs/Rapport de projet AGL3.docx
@@ -267,6 +267,445 @@
         <mc:AlternateContent>
           <mc:Choice Requires="wps">
             <w:drawing>
+              <wp:anchor distT="0" distB="0" distL="114300" distR="114300" simplePos="0" relativeHeight="251671552" behindDoc="0" locked="0" layoutInCell="1" allowOverlap="1" wp14:anchorId="7EA20146" wp14:editId="3E6CD60B">
+                <wp:simplePos x="0" y="0"/>
+                <wp:positionH relativeFrom="column">
+                  <wp:posOffset>1438437</wp:posOffset>
+                </wp:positionH>
+                <wp:positionV relativeFrom="paragraph">
+                  <wp:posOffset>7831455</wp:posOffset>
+                </wp:positionV>
+                <wp:extent cx="3168502" cy="787400"/>
+                <wp:effectExtent l="0" t="0" r="0" b="0"/>
+                <wp:wrapNone/>
+                <wp:docPr id="15" name="Text Box 15"/>
+                <wp:cNvGraphicFramePr/>
+                <a:graphic xmlns:a="http://schemas.openxmlformats.org/drawingml/2006/main">
+                  <a:graphicData uri="http://schemas.microsoft.com/office/word/2010/wordprocessingShape">
+                    <wps:wsp>
+                      <wps:cNvSpPr txBox="1"/>
+                      <wps:spPr>
+                        <a:xfrm>
+                          <a:off x="0" y="0"/>
+                          <a:ext cx="3168502" cy="787400"/>
+                        </a:xfrm>
+                        <a:prstGeom prst="rect">
+                          <a:avLst/>
+                        </a:prstGeom>
+                        <a:noFill/>
+                        <a:ln w="6350">
+                          <a:noFill/>
+                        </a:ln>
+                      </wps:spPr>
+                      <wps:txbx>
+                        <w:txbxContent>
+                          <w:p>
+                            <w:pPr>
+                              <w:spacing w:line="240" w:lineRule="auto"/>
+                              <w:jc w:val="center"/>
+                              <w:rPr>
+                                <w:sz w:val="26"/>
+                                <w:szCs w:val="26"/>
+                              </w:rPr>
+                            </w:pPr>
+                            <w:r>
+                              <w:rPr>
+                                <w:sz w:val="26"/>
+                                <w:szCs w:val="26"/>
+                              </w:rPr>
+                              <w:t>Période de réalisation</w:t>
+                            </w:r>
+                          </w:p>
+                          <w:p>
+                            <w:pPr>
+                              <w:spacing w:line="240" w:lineRule="auto"/>
+                              <w:jc w:val="center"/>
+                              <w:rPr>
+                                <w:b/>
+                                <w:bCs/>
+                                <w:sz w:val="26"/>
+                                <w:szCs w:val="26"/>
+                              </w:rPr>
+                            </w:pPr>
+                            <w:r>
+                              <w:rPr>
+                                <w:b/>
+                                <w:bCs/>
+                                <w:sz w:val="26"/>
+                                <w:szCs w:val="26"/>
+                              </w:rPr>
+                              <w:t>Du 10 Septembre au 22 Octobre 2024</w:t>
+                            </w:r>
+                          </w:p>
+                        </w:txbxContent>
+                      </wps:txbx>
+                      <wps:bodyPr rot="0" spcFirstLastPara="0" vertOverflow="overflow" horzOverflow="overflow" vert="horz" wrap="square" lIns="91440" tIns="45720" rIns="91440" bIns="45720" numCol="1" spcCol="0" rtlCol="0" fromWordArt="0" anchor="t" anchorCtr="0" forceAA="0" compatLnSpc="1">
+                        <a:prstTxWarp prst="textNoShape">
+                          <a:avLst/>
+                        </a:prstTxWarp>
+                        <a:noAutofit/>
+                      </wps:bodyPr>
+                    </wps:wsp>
+                  </a:graphicData>
+                </a:graphic>
+                <wp14:sizeRelH relativeFrom="margin">
+                  <wp14:pctWidth>0</wp14:pctWidth>
+                </wp14:sizeRelH>
+                <wp14:sizeRelV relativeFrom="margin">
+                  <wp14:pctHeight>0</wp14:pctHeight>
+                </wp14:sizeRelV>
+              </wp:anchor>
+            </w:drawing>
+          </mc:Choice>
+          <mc:Fallback>
+            <w:pict>
+              <v:shape w14:anchorId="7EA20146" id="Text Box 15" o:spid="_x0000_s1027" type="#_x0000_t202" style="position:absolute;margin-left:113.25pt;margin-top:616.65pt;width:249.5pt;height:62pt;z-index:251671552;visibility:visible;mso-wrap-style:square;mso-width-percent:0;mso-height-percent:0;mso-wrap-distance-left:9pt;mso-wrap-distance-top:0;mso-wrap-distance-right:9pt;mso-wrap-distance-bottom:0;mso-position-horizontal:absolute;mso-position-horizontal-relative:text;mso-position-vertical:absolute;mso-position-vertical-relative:text;mso-width-percent:0;mso-height-percent:0;mso-width-relative:margin;mso-height-relative:margin;v-text-anchor:top" o:gfxdata="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" filled="f" stroked="f" strokeweight=".5pt">
+                <v:textbox>
+                  <w:txbxContent>
+                    <w:p>
+                      <w:pPr>
+                        <w:spacing w:line="240" w:lineRule="auto"/>
+                        <w:jc w:val="center"/>
+                        <w:rPr>
+                          <w:sz w:val="26"/>
+                          <w:szCs w:val="26"/>
+                        </w:rPr>
+                      </w:pPr>
+                      <w:r>
+                        <w:rPr>
+                          <w:sz w:val="26"/>
+                          <w:szCs w:val="26"/>
+                        </w:rPr>
+                        <w:t>Période de réalisation</w:t>
+                      </w:r>
+                    </w:p>
+                    <w:p>
+                      <w:pPr>
+                        <w:spacing w:line="240" w:lineRule="auto"/>
+                        <w:jc w:val="center"/>
+                        <w:rPr>
+                          <w:b/>
+                          <w:bCs/>
+                          <w:sz w:val="26"/>
+                          <w:szCs w:val="26"/>
+                        </w:rPr>
+                      </w:pPr>
+                      <w:r>
+                        <w:rPr>
+                          <w:b/>
+                          <w:bCs/>
+                          <w:sz w:val="26"/>
+                          <w:szCs w:val="26"/>
+                        </w:rPr>
+                        <w:t>Du 10 Septembre au 22 Octobre 2024</w:t>
+                      </w:r>
+                    </w:p>
+                  </w:txbxContent>
+                </v:textbox>
+              </v:shape>
+            </w:pict>
+          </mc:Fallback>
+        </mc:AlternateContent>
+      </w:r>
+      <w:r>
+        <w:rPr>
+          <w:noProof/>
+        </w:rPr>
+        <mc:AlternateContent>
+          <mc:Choice Requires="wps">
+            <w:drawing>
+              <wp:anchor distT="0" distB="0" distL="114300" distR="114300" simplePos="0" relativeHeight="251672576" behindDoc="0" locked="0" layoutInCell="1" allowOverlap="1" wp14:anchorId="6E724DBA" wp14:editId="0487BC05">
+                <wp:simplePos x="0" y="0"/>
+                <wp:positionH relativeFrom="column">
+                  <wp:posOffset>1620121</wp:posOffset>
+                </wp:positionH>
+                <wp:positionV relativeFrom="paragraph">
+                  <wp:posOffset>4609982</wp:posOffset>
+                </wp:positionV>
+                <wp:extent cx="2334895" cy="1488558"/>
+                <wp:effectExtent l="0" t="0" r="0" b="0"/>
+                <wp:wrapNone/>
+                <wp:docPr id="16" name="Text Box 16"/>
+                <wp:cNvGraphicFramePr/>
+                <a:graphic xmlns:a="http://schemas.openxmlformats.org/drawingml/2006/main">
+                  <a:graphicData uri="http://schemas.microsoft.com/office/word/2010/wordprocessingShape">
+                    <wps:wsp>
+                      <wps:cNvSpPr txBox="1"/>
+                      <wps:spPr>
+                        <a:xfrm>
+                          <a:off x="0" y="0"/>
+                          <a:ext cx="2334895" cy="1488558"/>
+                        </a:xfrm>
+                        <a:prstGeom prst="rect">
+                          <a:avLst/>
+                        </a:prstGeom>
+                        <a:noFill/>
+                        <a:ln w="6350">
+                          <a:noFill/>
+                        </a:ln>
+                      </wps:spPr>
+                      <wps:txbx>
+                        <w:txbxContent>
+                          <w:p>
+                            <w:pPr>
+                              <w:jc w:val="center"/>
+                              <w:rPr>
+                                <w:sz w:val="26"/>
+                                <w:szCs w:val="26"/>
+                              </w:rPr>
+                            </w:pPr>
+                            <w:r>
+                              <w:rPr>
+                                <w:sz w:val="26"/>
+                                <w:szCs w:val="26"/>
+                              </w:rPr>
+                              <w:t>Réalisé et présenté par :</w:t>
+                            </w:r>
+                          </w:p>
+                          <w:p>
+                            <w:pPr>
+                              <w:jc w:val="center"/>
+                              <w:rPr>
+                                <w:b/>
+                                <w:bCs/>
+                                <w:sz w:val="26"/>
+                                <w:szCs w:val="26"/>
+                              </w:rPr>
+                            </w:pPr>
+                            <w:r>
+                              <w:rPr>
+                                <w:b/>
+                                <w:bCs/>
+                                <w:sz w:val="26"/>
+                                <w:szCs w:val="26"/>
+                              </w:rPr>
+                              <w:t>AKRE Ange David</w:t>
+                            </w:r>
+                          </w:p>
+                          <w:p>
+                            <w:pPr>
+                              <w:jc w:val="center"/>
+                              <w:rPr>
+                                <w:b/>
+                                <w:bCs/>
+                                <w:sz w:val="26"/>
+                                <w:szCs w:val="26"/>
+                                <w:lang w:val="en-US"/>
+                              </w:rPr>
+                            </w:pPr>
+                            <w:r>
+                              <w:rPr>
+                                <w:b/>
+                                <w:bCs/>
+                                <w:sz w:val="26"/>
+                                <w:szCs w:val="26"/>
+                                <w:lang w:val="en-US"/>
+                              </w:rPr>
+                              <w:t>KPASSOKRO</w:t>
+                            </w:r>
+                            <w:r>
+                              <w:rPr>
+                                <w:b/>
+                                <w:bCs/>
+                                <w:sz w:val="26"/>
+                                <w:szCs w:val="26"/>
+                                <w:lang w:val="en-US"/>
+                              </w:rPr>
+                              <w:t xml:space="preserve"> Bryan</w:t>
+                            </w:r>
+                          </w:p>
+                          <w:p>
+                            <w:pPr>
+                              <w:jc w:val="center"/>
+                              <w:rPr>
+                                <w:b/>
+                                <w:bCs/>
+                                <w:sz w:val="26"/>
+                                <w:szCs w:val="26"/>
+                                <w:lang w:val="en-US"/>
+                              </w:rPr>
+                            </w:pPr>
+                            <w:r>
+                              <w:rPr>
+                                <w:b/>
+                                <w:bCs/>
+                                <w:sz w:val="26"/>
+                                <w:szCs w:val="26"/>
+                                <w:lang w:val="en-US"/>
+                              </w:rPr>
+                              <w:t xml:space="preserve">NOUHO Adama </w:t>
+                            </w:r>
+                            <w:proofErr w:type="spellStart"/>
+                            <w:r>
+                              <w:rPr>
+                                <w:b/>
+                                <w:bCs/>
+                                <w:sz w:val="26"/>
+                                <w:szCs w:val="26"/>
+                                <w:lang w:val="en-US"/>
+                              </w:rPr>
+                              <w:t>Kouakou</w:t>
+                            </w:r>
+                            <w:proofErr w:type="spellEnd"/>
+                          </w:p>
+                          <w:p>
+                            <w:pPr>
+                              <w:jc w:val="center"/>
+                              <w:rPr>
+                                <w:sz w:val="26"/>
+                                <w:szCs w:val="26"/>
+                                <w:lang w:val="en-US"/>
+                              </w:rPr>
+                            </w:pPr>
+                          </w:p>
+                        </w:txbxContent>
+                      </wps:txbx>
+                      <wps:bodyPr rot="0" spcFirstLastPara="0" vertOverflow="overflow" horzOverflow="overflow" vert="horz" wrap="square" lIns="91440" tIns="45720" rIns="91440" bIns="45720" numCol="1" spcCol="0" rtlCol="0" fromWordArt="0" anchor="t" anchorCtr="0" forceAA="0" compatLnSpc="1">
+                        <a:prstTxWarp prst="textNoShape">
+                          <a:avLst/>
+                        </a:prstTxWarp>
+                        <a:noAutofit/>
+                      </wps:bodyPr>
+                    </wps:wsp>
+                  </a:graphicData>
+                </a:graphic>
+                <wp14:sizeRelV relativeFrom="margin">
+                  <wp14:pctHeight>0</wp14:pctHeight>
+                </wp14:sizeRelV>
+              </wp:anchor>
+            </w:drawing>
+          </mc:Choice>
+          <mc:Fallback>
+            <w:pict>
+              <v:shape w14:anchorId="6E724DBA" id="Text Box 16" o:spid="_x0000_s1028" type="#_x0000_t202" style="position:absolute;margin-left:127.55pt;margin-top:363pt;width:183.85pt;height:117.2pt;z-index:251672576;visibility:visible;mso-wrap-style:square;mso-height-percent:0;mso-wrap-distance-left:9pt;mso-wrap-distance-top:0;mso-wrap-distance-right:9pt;mso-wrap-distance-bottom:0;mso-position-horizontal:absolute;mso-position-horizontal-relative:text;mso-position-vertical:absolute;mso-position-vertical-relative:text;mso-height-percent:0;mso-height-relative:margin;v-text-anchor:top" o:gfxdata="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" filled="f" stroked="f" strokeweight=".5pt">
+                <v:textbox>
+                  <w:txbxContent>
+                    <w:p>
+                      <w:pPr>
+                        <w:jc w:val="center"/>
+                        <w:rPr>
+                          <w:sz w:val="26"/>
+                          <w:szCs w:val="26"/>
+                        </w:rPr>
+                      </w:pPr>
+                      <w:r>
+                        <w:rPr>
+                          <w:sz w:val="26"/>
+                          <w:szCs w:val="26"/>
+                        </w:rPr>
+                        <w:t>Réalisé et présenté par :</w:t>
+                      </w:r>
+                    </w:p>
+                    <w:p>
+                      <w:pPr>
+                        <w:jc w:val="center"/>
+                        <w:rPr>
+                          <w:b/>
+                          <w:bCs/>
+                          <w:sz w:val="26"/>
+                          <w:szCs w:val="26"/>
+                        </w:rPr>
+                      </w:pPr>
+                      <w:r>
+                        <w:rPr>
+                          <w:b/>
+                          <w:bCs/>
+                          <w:sz w:val="26"/>
+                          <w:szCs w:val="26"/>
+                        </w:rPr>
+                        <w:t>AKRE Ange David</w:t>
+                      </w:r>
+                    </w:p>
+                    <w:p>
+                      <w:pPr>
+                        <w:jc w:val="center"/>
+                        <w:rPr>
+                          <w:b/>
+                          <w:bCs/>
+                          <w:sz w:val="26"/>
+                          <w:szCs w:val="26"/>
+                          <w:lang w:val="en-US"/>
+                        </w:rPr>
+                      </w:pPr>
+                      <w:r>
+                        <w:rPr>
+                          <w:b/>
+                          <w:bCs/>
+                          <w:sz w:val="26"/>
+                          <w:szCs w:val="26"/>
+                          <w:lang w:val="en-US"/>
+                        </w:rPr>
+                        <w:t>KPASSOKRO</w:t>
+                      </w:r>
+                      <w:r>
+                        <w:rPr>
+                          <w:b/>
+                          <w:bCs/>
+                          <w:sz w:val="26"/>
+                          <w:szCs w:val="26"/>
+                          <w:lang w:val="en-US"/>
+                        </w:rPr>
+                        <w:t xml:space="preserve"> Bryan</w:t>
+                      </w:r>
+                    </w:p>
+                    <w:p>
+                      <w:pPr>
+                        <w:jc w:val="center"/>
+                        <w:rPr>
+                          <w:b/>
+                          <w:bCs/>
+                          <w:sz w:val="26"/>
+                          <w:szCs w:val="26"/>
+                          <w:lang w:val="en-US"/>
+                        </w:rPr>
+                      </w:pPr>
+                      <w:r>
+                        <w:rPr>
+                          <w:b/>
+                          <w:bCs/>
+                          <w:sz w:val="26"/>
+                          <w:szCs w:val="26"/>
+                          <w:lang w:val="en-US"/>
+                        </w:rPr>
+                        <w:t xml:space="preserve">NOUHO Adama </w:t>
+                      </w:r>
+                      <w:proofErr w:type="spellStart"/>
+                      <w:r>
+                        <w:rPr>
+                          <w:b/>
+                          <w:bCs/>
+                          <w:sz w:val="26"/>
+                          <w:szCs w:val="26"/>
+                          <w:lang w:val="en-US"/>
+                        </w:rPr>
+                        <w:t>Kouakou</w:t>
+                      </w:r>
+                      <w:proofErr w:type="spellEnd"/>
+                    </w:p>
+                    <w:p>
+                      <w:pPr>
+                        <w:jc w:val="center"/>
+                        <w:rPr>
+                          <w:sz w:val="26"/>
+                          <w:szCs w:val="26"/>
+                          <w:lang w:val="en-US"/>
+                        </w:rPr>
+                      </w:pPr>
+                    </w:p>
+                  </w:txbxContent>
+                </v:textbox>
+              </v:shape>
+            </w:pict>
+          </mc:Fallback>
+        </mc:AlternateContent>
+      </w:r>
+      <w:r>
+        <w:rPr>
+          <w:noProof/>
+        </w:rPr>
+        <mc:AlternateContent>
+          <mc:Choice Requires="wps">
+            <w:drawing>
               <wp:anchor distT="0" distB="0" distL="114300" distR="114300" simplePos="0" relativeHeight="251665408" behindDoc="0" locked="0" layoutInCell="1" allowOverlap="1" wp14:anchorId="5CAE180A" wp14:editId="33D6D15B">
                 <wp:simplePos x="0" y="0"/>
                 <wp:positionH relativeFrom="column">
@@ -337,7 +776,7 @@
           </mc:Choice>
           <mc:Fallback>
             <w:pict>
-              <v:shape w14:anchorId="5CAE180A" id="Text Box 8" o:spid="_x0000_s1027" type="#_x0000_t202" style="position:absolute;margin-left:-19.6pt;margin-top:58.6pt;width:178.3pt;height:47.6pt;z-index:251665408;visibility:visible;mso-wrap-style:square;mso-width-percent:0;mso-height-percent:0;mso-wrap-distance-left:9pt;mso-wrap-distance-top:0;mso-wrap-distance-right:9pt;mso-wrap-distance-bottom:0;mso-position-horizontal:absolute;mso-position-horizontal-relative:text;mso-position-vertical:absolute;mso-position-vertical-relative:text;mso-width-percent:0;mso-height-percent:0;mso-width-relative:margin;mso-height-relative:margin;v-text-anchor:top" o:gfxdata="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" filled="f" stroked="f" strokeweight=".5pt">
+              <v:shape w14:anchorId="5CAE180A" id="Text Box 8" o:spid="_x0000_s1029" type="#_x0000_t202" style="position:absolute;margin-left:-19.6pt;margin-top:58.6pt;width:178.3pt;height:47.6pt;z-index:251665408;visibility:visible;mso-wrap-style:square;mso-width-percent:0;mso-height-percent:0;mso-wrap-distance-left:9pt;mso-wrap-distance-top:0;mso-wrap-distance-right:9pt;mso-wrap-distance-bottom:0;mso-position-horizontal:absolute;mso-position-horizontal-relative:text;mso-position-vertical:absolute;mso-position-vertical-relative:text;mso-width-percent:0;mso-height-percent:0;mso-width-relative:margin;mso-height-relative:margin;v-text-anchor:top" o:gfxdata="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" filled="f" stroked="f" strokeweight=".5pt">
                 <v:textbox>
                   <w:txbxContent>
                     <w:p>
@@ -547,7 +986,7 @@
           </mc:Choice>
           <mc:Fallback>
             <w:pict>
-              <v:rect w14:anchorId="6BD17DE7" id="Rectangle 14" o:spid="_x0000_s1028" style="position:absolute;margin-left:3.6pt;margin-top:261.5pt;width:444.5pt;height:93pt;z-index:251670528;visibility:visible;mso-wrap-style:square;mso-width-percent:0;mso-wrap-distance-left:9pt;mso-wrap-distance-top:0;mso-wrap-distance-right:9pt;mso-wrap-distance-bottom:0;mso-position-horizontal:absolute;mso-position-horizontal-relative:text;mso-position-vertical:absolute;mso-position-vertical-relative:text;mso-width-percent:0;mso-width-relative:margin;v-text-anchor:middle" o:gfxdata="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" filled="f" strokecolor="#0070c0" strokeweight="2.25pt">
+              <v:rect w14:anchorId="6BD17DE7" id="Rectangle 14" o:spid="_x0000_s1030" style="position:absolute;margin-left:3.6pt;margin-top:261.5pt;width:444.5pt;height:93pt;z-index:251670528;visibility:visible;mso-wrap-style:square;mso-width-percent:0;mso-wrap-distance-left:9pt;mso-wrap-distance-top:0;mso-wrap-distance-right:9pt;mso-wrap-distance-bottom:0;mso-position-horizontal:absolute;mso-position-horizontal-relative:text;mso-position-vertical:absolute;mso-position-vertical-relative:text;mso-width-percent:0;mso-width-relative:margin;v-text-anchor:middle" o:gfxdata="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" filled="f" strokecolor="#0070c0" strokeweight="2.25pt">
                 <v:textbox>
                   <w:txbxContent>
                     <w:p>
@@ -683,7 +1122,7 @@
           </mc:Choice>
           <mc:Fallback>
             <w:pict>
-              <v:shape w14:anchorId="13A6DCB7" id="Text Box 13" o:spid="_x0000_s1029" type="#_x0000_t202" style="position:absolute;margin-left:66.15pt;margin-top:220.7pt;width:325.65pt;height:43.5pt;z-index:251669504;visibility:visible;mso-wrap-style:square;mso-width-percent:0;mso-height-percent:0;mso-wrap-distance-left:9pt;mso-wrap-distance-top:0;mso-wrap-distance-right:9pt;mso-wrap-distance-bottom:0;mso-position-horizontal:absolute;mso-position-horizontal-relative:text;mso-position-vertical:absolute;mso-position-vertical-relative:text;mso-width-percent:0;mso-height-percent:0;mso-width-relative:margin;mso-height-relative:margin;v-text-anchor:top" o:gfxdata="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" filled="f" stroked="f" strokeweight=".5pt">
+              <v:shape w14:anchorId="13A6DCB7" id="Text Box 13" o:spid="_x0000_s1031" type="#_x0000_t202" style="position:absolute;margin-left:66.15pt;margin-top:220.7pt;width:325.65pt;height:43.5pt;z-index:251669504;visibility:visible;mso-wrap-style:square;mso-width-percent:0;mso-height-percent:0;mso-wrap-distance-left:9pt;mso-wrap-distance-top:0;mso-wrap-distance-right:9pt;mso-wrap-distance-bottom:0;mso-position-horizontal:absolute;mso-position-horizontal-relative:text;mso-position-vertical:absolute;mso-position-vertical-relative:text;mso-width-percent:0;mso-height-percent:0;mso-width-relative:margin;mso-height-relative:margin;v-text-anchor:top" o:gfxdata="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" filled="f" stroked="f" strokeweight=".5pt">
                 <v:textbox>
                   <w:txbxContent>
                     <w:p>
@@ -763,41 +1202,33 @@
                           <w:p>
                             <w:pPr>
                               <w:jc w:val="center"/>
+                              <w:rPr>
+                                <w:sz w:val="26"/>
+                                <w:szCs w:val="26"/>
+                              </w:rPr>
                             </w:pPr>
                             <w:r>
-                              <w:t>Encadrant académique</w:t>
-                            </w:r>
-                            <w:r>
-                              <w:t> :</w:t>
-                            </w:r>
-                            <w:r>
-                              <w:t xml:space="preserve">                  </w:t>
+                              <w:rPr>
+                                <w:sz w:val="26"/>
+                                <w:szCs w:val="26"/>
+                              </w:rPr>
+                              <w:t xml:space="preserve">Encadrant académique :                  </w:t>
                             </w:r>
                             <w:r>
                               <w:rPr>
                                 <w:b/>
                                 <w:bCs/>
+                                <w:sz w:val="26"/>
+                                <w:szCs w:val="26"/>
                               </w:rPr>
-                              <w:t>Dr N’</w:t>
+                              <w:t>Dr N’DRIN Hugues</w:t>
                             </w:r>
                             <w:r>
                               <w:rPr>
                                 <w:b/>
                                 <w:bCs/>
-                              </w:rPr>
-                              <w:t xml:space="preserve">DRIN </w:t>
-                            </w:r>
-                            <w:r>
-                              <w:rPr>
-                                <w:b/>
-                                <w:bCs/>
-                              </w:rPr>
-                              <w:t>Hugues</w:t>
-                            </w:r>
-                            <w:r>
-                              <w:rPr>
-                                <w:b/>
-                                <w:bCs/>
+                                <w:sz w:val="26"/>
+                                <w:szCs w:val="26"/>
                               </w:rPr>
                               <w:t xml:space="preserve"> Auguste</w:t>
                             </w:r>
@@ -821,47 +1252,39 @@
           </mc:Choice>
           <mc:Fallback>
             <w:pict>
-              <v:shape w14:anchorId="54F241BB" id="Text Box 17" o:spid="_x0000_s1030" type="#_x0000_t202" style="position:absolute;margin-left:-36.1pt;margin-top:522.75pt;width:183.85pt;height:98pt;z-index:251674624;visibility:visible;mso-wrap-style:square;mso-height-percent:0;mso-wrap-distance-left:9pt;mso-wrap-distance-top:0;mso-wrap-distance-right:9pt;mso-wrap-distance-bottom:0;mso-position-horizontal:absolute;mso-position-horizontal-relative:text;mso-position-vertical:absolute;mso-position-vertical-relative:text;mso-height-percent:0;mso-height-relative:margin;v-text-anchor:top" o:gfxdata="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" filled="f" stroked="f" strokeweight=".5pt">
+              <v:shape w14:anchorId="54F241BB" id="Text Box 17" o:spid="_x0000_s1032" type="#_x0000_t202" style="position:absolute;margin-left:-36.1pt;margin-top:522.75pt;width:183.85pt;height:98pt;z-index:251674624;visibility:visible;mso-wrap-style:square;mso-height-percent:0;mso-wrap-distance-left:9pt;mso-wrap-distance-top:0;mso-wrap-distance-right:9pt;mso-wrap-distance-bottom:0;mso-position-horizontal:absolute;mso-position-horizontal-relative:text;mso-position-vertical:absolute;mso-position-vertical-relative:text;mso-height-percent:0;mso-height-relative:margin;v-text-anchor:top" o:gfxdata="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" filled="f" stroked="f" strokeweight=".5pt">
                 <v:textbox>
                   <w:txbxContent>
                     <w:p>
                       <w:pPr>
                         <w:jc w:val="center"/>
+                        <w:rPr>
+                          <w:sz w:val="26"/>
+                          <w:szCs w:val="26"/>
+                        </w:rPr>
                       </w:pPr>
                       <w:r>
-                        <w:t>Encadrant académique</w:t>
-                      </w:r>
-                      <w:r>
-                        <w:t> :</w:t>
-                      </w:r>
-                      <w:r>
-                        <w:t xml:space="preserve">                  </w:t>
+                        <w:rPr>
+                          <w:sz w:val="26"/>
+                          <w:szCs w:val="26"/>
+                        </w:rPr>
+                        <w:t xml:space="preserve">Encadrant académique :                  </w:t>
                       </w:r>
                       <w:r>
                         <w:rPr>
                           <w:b/>
                           <w:bCs/>
+                          <w:sz w:val="26"/>
+                          <w:szCs w:val="26"/>
                         </w:rPr>
-                        <w:t>Dr N’</w:t>
+                        <w:t>Dr N’DRIN Hugues</w:t>
                       </w:r>
                       <w:r>
                         <w:rPr>
                           <w:b/>
                           <w:bCs/>
-                        </w:rPr>
-                        <w:t xml:space="preserve">DRIN </w:t>
-                      </w:r>
-                      <w:r>
-                        <w:rPr>
-                          <w:b/>
-                          <w:bCs/>
-                        </w:rPr>
-                        <w:t>Hugues</w:t>
-                      </w:r>
-                      <w:r>
-                        <w:rPr>
-                          <w:b/>
-                          <w:bCs/>
+                          <w:sz w:val="26"/>
+                          <w:szCs w:val="26"/>
                         </w:rPr>
                         <w:t xml:space="preserve"> Auguste</w:t>
                       </w:r>
@@ -880,7 +1303,7 @@
         <mc:AlternateContent>
           <mc:Choice Requires="wps">
             <w:drawing>
-              <wp:anchor distT="0" distB="0" distL="114300" distR="114300" simplePos="0" relativeHeight="251676672" behindDoc="0" locked="0" layoutInCell="1" allowOverlap="1" wp14:anchorId="56D60CF9" wp14:editId="28D6D3BA">
+              <wp:anchor distT="0" distB="0" distL="114300" distR="114300" simplePos="0" relativeHeight="251676672" behindDoc="0" locked="0" layoutInCell="1" allowOverlap="1" wp14:anchorId="56D60CF9" wp14:editId="2F9DFCCE">
                 <wp:simplePos x="0" y="0"/>
                 <wp:positionH relativeFrom="column">
                   <wp:posOffset>-457200</wp:posOffset>
@@ -944,7 +1367,7 @@
           </mc:Choice>
           <mc:Fallback>
             <w:pict>
-              <v:shape w14:anchorId="56D60CF9" id="Text Box 18" o:spid="_x0000_s1031" type="#_x0000_t202" style="position:absolute;margin-left:-36pt;margin-top:559.6pt;width:187.75pt;height:23.8pt;z-index:251676672;visibility:visible;mso-wrap-style:square;mso-width-percent:0;mso-height-percent:0;mso-wrap-distance-left:9pt;mso-wrap-distance-top:0;mso-wrap-distance-right:9pt;mso-wrap-distance-bottom:0;mso-position-horizontal:absolute;mso-position-horizontal-relative:text;mso-position-vertical:absolute;mso-position-vertical-relative:text;mso-width-percent:0;mso-height-percent:0;mso-width-relative:margin;mso-height-relative:margin;v-text-anchor:top" o:gfxdata="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" filled="f" stroked="f" strokeweight=".5pt">
+              <v:shape w14:anchorId="56D60CF9" id="Text Box 18" o:spid="_x0000_s1033" type="#_x0000_t202" style="position:absolute;margin-left:-36pt;margin-top:559.6pt;width:187.75pt;height:23.8pt;z-index:251676672;visibility:visible;mso-wrap-style:square;mso-width-percent:0;mso-height-percent:0;mso-wrap-distance-left:9pt;mso-wrap-distance-top:0;mso-wrap-distance-right:9pt;mso-wrap-distance-bottom:0;mso-position-horizontal:absolute;mso-position-horizontal-relative:text;mso-position-vertical:absolute;mso-position-vertical-relative:text;mso-width-percent:0;mso-height-percent:0;mso-width-relative:margin;mso-height-relative:margin;v-text-anchor:top" o:gfxdata="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" filled="f" stroked="f" strokeweight=".5pt">
                 <v:textbox>
                   <w:txbxContent>
                     <w:p>
@@ -955,369 +1378,6 @@
                       </w:pPr>
                       <w:r>
                         <w:t>Enseignant-Chercheur à l’ESATIC</w:t>
-                      </w:r>
-                    </w:p>
-                  </w:txbxContent>
-                </v:textbox>
-              </v:shape>
-            </w:pict>
-          </mc:Fallback>
-        </mc:AlternateContent>
-      </w:r>
-      <w:r>
-        <w:rPr>
-          <w:noProof/>
-        </w:rPr>
-        <mc:AlternateContent>
-          <mc:Choice Requires="wps">
-            <w:drawing>
-              <wp:anchor distT="0" distB="0" distL="114300" distR="114300" simplePos="0" relativeHeight="251672576" behindDoc="0" locked="0" layoutInCell="1" allowOverlap="1" wp14:anchorId="6E724DBA" wp14:editId="21F3CFC6">
-                <wp:simplePos x="0" y="0"/>
-                <wp:positionH relativeFrom="column">
-                  <wp:posOffset>1624965</wp:posOffset>
-                </wp:positionH>
-                <wp:positionV relativeFrom="paragraph">
-                  <wp:posOffset>4606290</wp:posOffset>
-                </wp:positionV>
-                <wp:extent cx="2335237" cy="1244991"/>
-                <wp:effectExtent l="0" t="0" r="0" b="0"/>
-                <wp:wrapNone/>
-                <wp:docPr id="16" name="Text Box 16"/>
-                <wp:cNvGraphicFramePr/>
-                <a:graphic xmlns:a="http://schemas.openxmlformats.org/drawingml/2006/main">
-                  <a:graphicData uri="http://schemas.microsoft.com/office/word/2010/wordprocessingShape">
-                    <wps:wsp>
-                      <wps:cNvSpPr txBox="1"/>
-                      <wps:spPr>
-                        <a:xfrm>
-                          <a:off x="0" y="0"/>
-                          <a:ext cx="2335237" cy="1244991"/>
-                        </a:xfrm>
-                        <a:prstGeom prst="rect">
-                          <a:avLst/>
-                        </a:prstGeom>
-                        <a:noFill/>
-                        <a:ln w="6350">
-                          <a:noFill/>
-                        </a:ln>
-                      </wps:spPr>
-                      <wps:txbx>
-                        <w:txbxContent>
-                          <w:p>
-                            <w:pPr>
-                              <w:jc w:val="center"/>
-                            </w:pPr>
-                            <w:r>
-                              <w:t>Réalisé et présenté par :</w:t>
-                            </w:r>
-                          </w:p>
-                          <w:p>
-                            <w:pPr>
-                              <w:jc w:val="center"/>
-                              <w:rPr>
-                                <w:b/>
-                                <w:bCs/>
-                              </w:rPr>
-                            </w:pPr>
-                            <w:r>
-                              <w:rPr>
-                                <w:b/>
-                                <w:bCs/>
-                              </w:rPr>
-                              <w:t>AKRE Ange David</w:t>
-                            </w:r>
-                          </w:p>
-                          <w:p>
-                            <w:pPr>
-                              <w:jc w:val="center"/>
-                              <w:rPr>
-                                <w:b/>
-                                <w:bCs/>
-                                <w:lang w:val="en-US"/>
-                              </w:rPr>
-                            </w:pPr>
-                            <w:r>
-                              <w:rPr>
-                                <w:b/>
-                                <w:bCs/>
-                                <w:lang w:val="en-US"/>
-                              </w:rPr>
-                              <w:t>KPASSOKRO</w:t>
-                            </w:r>
-                            <w:r>
-                              <w:rPr>
-                                <w:b/>
-                                <w:bCs/>
-                                <w:lang w:val="en-US"/>
-                              </w:rPr>
-                              <w:t xml:space="preserve"> Bryan</w:t>
-                            </w:r>
-                          </w:p>
-                          <w:p>
-                            <w:pPr>
-                              <w:jc w:val="center"/>
-                              <w:rPr>
-                                <w:b/>
-                                <w:bCs/>
-                                <w:lang w:val="en-US"/>
-                              </w:rPr>
-                            </w:pPr>
-                            <w:r>
-                              <w:rPr>
-                                <w:b/>
-                                <w:bCs/>
-                                <w:lang w:val="en-US"/>
-                              </w:rPr>
-                              <w:t xml:space="preserve">NOUHO Adama </w:t>
-                            </w:r>
-                            <w:proofErr w:type="spellStart"/>
-                            <w:r>
-                              <w:rPr>
-                                <w:b/>
-                                <w:bCs/>
-                                <w:lang w:val="en-US"/>
-                              </w:rPr>
-                              <w:t>Kouakou</w:t>
-                            </w:r>
-                            <w:proofErr w:type="spellEnd"/>
-                          </w:p>
-                          <w:p>
-                            <w:pPr>
-                              <w:jc w:val="center"/>
-                              <w:rPr>
-                                <w:lang w:val="en-US"/>
-                              </w:rPr>
-                            </w:pPr>
-                          </w:p>
-                        </w:txbxContent>
-                      </wps:txbx>
-                      <wps:bodyPr rot="0" spcFirstLastPara="0" vertOverflow="overflow" horzOverflow="overflow" vert="horz" wrap="square" lIns="91440" tIns="45720" rIns="91440" bIns="45720" numCol="1" spcCol="0" rtlCol="0" fromWordArt="0" anchor="t" anchorCtr="0" forceAA="0" compatLnSpc="1">
-                        <a:prstTxWarp prst="textNoShape">
-                          <a:avLst/>
-                        </a:prstTxWarp>
-                        <a:noAutofit/>
-                      </wps:bodyPr>
-                    </wps:wsp>
-                  </a:graphicData>
-                </a:graphic>
-                <wp14:sizeRelV relativeFrom="margin">
-                  <wp14:pctHeight>0</wp14:pctHeight>
-                </wp14:sizeRelV>
-              </wp:anchor>
-            </w:drawing>
-          </mc:Choice>
-          <mc:Fallback>
-            <w:pict>
-              <v:shape w14:anchorId="6E724DBA" id="Text Box 16" o:spid="_x0000_s1032" type="#_x0000_t202" style="position:absolute;margin-left:127.95pt;margin-top:362.7pt;width:183.9pt;height:98.05pt;z-index:251672576;visibility:visible;mso-wrap-style:square;mso-height-percent:0;mso-wrap-distance-left:9pt;mso-wrap-distance-top:0;mso-wrap-distance-right:9pt;mso-wrap-distance-bottom:0;mso-position-horizontal:absolute;mso-position-horizontal-relative:text;mso-position-vertical:absolute;mso-position-vertical-relative:text;mso-height-percent:0;mso-height-relative:margin;v-text-anchor:top" o:gfxdata="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" filled="f" stroked="f" strokeweight=".5pt">
-                <v:textbox>
-                  <w:txbxContent>
-                    <w:p>
-                      <w:pPr>
-                        <w:jc w:val="center"/>
-                      </w:pPr>
-                      <w:r>
-                        <w:t>Réalisé et présenté par :</w:t>
-                      </w:r>
-                    </w:p>
-                    <w:p>
-                      <w:pPr>
-                        <w:jc w:val="center"/>
-                        <w:rPr>
-                          <w:b/>
-                          <w:bCs/>
-                        </w:rPr>
-                      </w:pPr>
-                      <w:r>
-                        <w:rPr>
-                          <w:b/>
-                          <w:bCs/>
-                        </w:rPr>
-                        <w:t>AKRE Ange David</w:t>
-                      </w:r>
-                    </w:p>
-                    <w:p>
-                      <w:pPr>
-                        <w:jc w:val="center"/>
-                        <w:rPr>
-                          <w:b/>
-                          <w:bCs/>
-                          <w:lang w:val="en-US"/>
-                        </w:rPr>
-                      </w:pPr>
-                      <w:r>
-                        <w:rPr>
-                          <w:b/>
-                          <w:bCs/>
-                          <w:lang w:val="en-US"/>
-                        </w:rPr>
-                        <w:t>KPASSOKRO</w:t>
-                      </w:r>
-                      <w:r>
-                        <w:rPr>
-                          <w:b/>
-                          <w:bCs/>
-                          <w:lang w:val="en-US"/>
-                        </w:rPr>
-                        <w:t xml:space="preserve"> Bryan</w:t>
-                      </w:r>
-                    </w:p>
-                    <w:p>
-                      <w:pPr>
-                        <w:jc w:val="center"/>
-                        <w:rPr>
-                          <w:b/>
-                          <w:bCs/>
-                          <w:lang w:val="en-US"/>
-                        </w:rPr>
-                      </w:pPr>
-                      <w:r>
-                        <w:rPr>
-                          <w:b/>
-                          <w:bCs/>
-                          <w:lang w:val="en-US"/>
-                        </w:rPr>
-                        <w:t xml:space="preserve">NOUHO Adama </w:t>
-                      </w:r>
-                      <w:proofErr w:type="spellStart"/>
-                      <w:r>
-                        <w:rPr>
-                          <w:b/>
-                          <w:bCs/>
-                          <w:lang w:val="en-US"/>
-                        </w:rPr>
-                        <w:t>Kouakou</w:t>
-                      </w:r>
-                      <w:proofErr w:type="spellEnd"/>
-                    </w:p>
-                    <w:p>
-                      <w:pPr>
-                        <w:jc w:val="center"/>
-                        <w:rPr>
-                          <w:lang w:val="en-US"/>
-                        </w:rPr>
-                      </w:pPr>
-                    </w:p>
-                  </w:txbxContent>
-                </v:textbox>
-              </v:shape>
-            </w:pict>
-          </mc:Fallback>
-        </mc:AlternateContent>
-      </w:r>
-      <w:r>
-        <w:rPr>
-          <w:noProof/>
-        </w:rPr>
-        <mc:AlternateContent>
-          <mc:Choice Requires="wps">
-            <w:drawing>
-              <wp:anchor distT="0" distB="0" distL="114300" distR="114300" simplePos="0" relativeHeight="251671552" behindDoc="0" locked="0" layoutInCell="1" allowOverlap="1" wp14:anchorId="7EA20146" wp14:editId="0FBFD17B">
-                <wp:simplePos x="0" y="0"/>
-                <wp:positionH relativeFrom="column">
-                  <wp:posOffset>1505585</wp:posOffset>
-                </wp:positionH>
-                <wp:positionV relativeFrom="paragraph">
-                  <wp:posOffset>7832725</wp:posOffset>
-                </wp:positionV>
-                <wp:extent cx="2778125" cy="787400"/>
-                <wp:effectExtent l="0" t="0" r="0" b="0"/>
-                <wp:wrapNone/>
-                <wp:docPr id="15" name="Text Box 15"/>
-                <wp:cNvGraphicFramePr/>
-                <a:graphic xmlns:a="http://schemas.openxmlformats.org/drawingml/2006/main">
-                  <a:graphicData uri="http://schemas.microsoft.com/office/word/2010/wordprocessingShape">
-                    <wps:wsp>
-                      <wps:cNvSpPr txBox="1"/>
-                      <wps:spPr>
-                        <a:xfrm>
-                          <a:off x="0" y="0"/>
-                          <a:ext cx="2778125" cy="787400"/>
-                        </a:xfrm>
-                        <a:prstGeom prst="rect">
-                          <a:avLst/>
-                        </a:prstGeom>
-                        <a:noFill/>
-                        <a:ln w="6350">
-                          <a:noFill/>
-                        </a:ln>
-                      </wps:spPr>
-                      <wps:txbx>
-                        <w:txbxContent>
-                          <w:p>
-                            <w:pPr>
-                              <w:spacing w:line="240" w:lineRule="auto"/>
-                              <w:jc w:val="center"/>
-                            </w:pPr>
-                            <w:r>
-                              <w:t>Période de réalisation</w:t>
-                            </w:r>
-                          </w:p>
-                          <w:p>
-                            <w:pPr>
-                              <w:spacing w:line="240" w:lineRule="auto"/>
-                              <w:jc w:val="center"/>
-                              <w:rPr>
-                                <w:b/>
-                                <w:bCs/>
-                              </w:rPr>
-                            </w:pPr>
-                            <w:r>
-                              <w:rPr>
-                                <w:b/>
-                                <w:bCs/>
-                              </w:rPr>
-                              <w:t>Du 10 Septembre au 22 Octobre 2024</w:t>
-                            </w:r>
-                          </w:p>
-                        </w:txbxContent>
-                      </wps:txbx>
-                      <wps:bodyPr rot="0" spcFirstLastPara="0" vertOverflow="overflow" horzOverflow="overflow" vert="horz" wrap="square" lIns="91440" tIns="45720" rIns="91440" bIns="45720" numCol="1" spcCol="0" rtlCol="0" fromWordArt="0" anchor="t" anchorCtr="0" forceAA="0" compatLnSpc="1">
-                        <a:prstTxWarp prst="textNoShape">
-                          <a:avLst/>
-                        </a:prstTxWarp>
-                        <a:noAutofit/>
-                      </wps:bodyPr>
-                    </wps:wsp>
-                  </a:graphicData>
-                </a:graphic>
-                <wp14:sizeRelH relativeFrom="margin">
-                  <wp14:pctWidth>0</wp14:pctWidth>
-                </wp14:sizeRelH>
-                <wp14:sizeRelV relativeFrom="margin">
-                  <wp14:pctHeight>0</wp14:pctHeight>
-                </wp14:sizeRelV>
-              </wp:anchor>
-            </w:drawing>
-          </mc:Choice>
-          <mc:Fallback>
-            <w:pict>
-              <v:shape w14:anchorId="7EA20146" id="Text Box 15" o:spid="_x0000_s1033" type="#_x0000_t202" style="position:absolute;margin-left:118.55pt;margin-top:616.75pt;width:218.75pt;height:62pt;z-index:251671552;visibility:visible;mso-wrap-style:square;mso-width-percent:0;mso-height-percent:0;mso-wrap-distance-left:9pt;mso-wrap-distance-top:0;mso-wrap-distance-right:9pt;mso-wrap-distance-bottom:0;mso-position-horizontal:absolute;mso-position-horizontal-relative:text;mso-position-vertical:absolute;mso-position-vertical-relative:text;mso-width-percent:0;mso-height-percent:0;mso-width-relative:margin;mso-height-relative:margin;v-text-anchor:top" o:gfxdata="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" filled="f" stroked="f" strokeweight=".5pt">
-                <v:textbox>
-                  <w:txbxContent>
-                    <w:p>
-                      <w:pPr>
-                        <w:spacing w:line="240" w:lineRule="auto"/>
-                        <w:jc w:val="center"/>
-                      </w:pPr>
-                      <w:r>
-                        <w:t>Période de réalisation</w:t>
-                      </w:r>
-                    </w:p>
-                    <w:p>
-                      <w:pPr>
-                        <w:spacing w:line="240" w:lineRule="auto"/>
-                        <w:jc w:val="center"/>
-                        <w:rPr>
-                          <w:b/>
-                          <w:bCs/>
-                        </w:rPr>
-                      </w:pPr>
-                      <w:r>
-                        <w:rPr>
-                          <w:b/>
-                          <w:bCs/>
-                        </w:rPr>
-                        <w:t>Du 10 Septembre au 22 Octobre 2024</w:t>
                       </w:r>
                     </w:p>
                   </w:txbxContent>
@@ -1460,8 +1520,8 @@
       <w:pPr>
         <w:jc w:val="center"/>
         <w:rPr>
-          <w:sz w:val="30"/>
-          <w:szCs w:val="30"/>
+          <w:sz w:val="26"/>
+          <w:szCs w:val="26"/>
         </w:rPr>
       </w:pPr>
     </w:p>
@@ -1745,21 +1805,7 @@
           <w:sz w:val="26"/>
           <w:szCs w:val="26"/>
         </w:rPr>
-        <w:t>ESTIMATION BUDGETAIRE</w:t>
-      </w:r>
-      <w:r>
-        <w:rPr>
-          <w:sz w:val="26"/>
-          <w:szCs w:val="26"/>
-        </w:rPr>
-        <w:t xml:space="preserve"> </w:t>
-      </w:r>
-      <w:r>
-        <w:rPr>
-          <w:sz w:val="26"/>
-          <w:szCs w:val="26"/>
-        </w:rPr>
-        <w:t>ET DISCUSSION DU PROJET</w:t>
+        <w:t>ESTIMATION BUDGETAIRE ET DISCUSSION DU PROJET</w:t>
       </w:r>
     </w:p>
     <w:p>
@@ -1871,28 +1917,28 @@
       <w:pPr>
         <w:jc w:val="both"/>
         <w:rPr>
-          <w:sz w:val="26"/>
-          <w:szCs w:val="26"/>
+          <w:sz w:val="28"/>
+          <w:szCs w:val="28"/>
         </w:rPr>
       </w:pPr>
       <w:r>
         <w:rPr>
-          <w:sz w:val="26"/>
-          <w:szCs w:val="26"/>
+          <w:sz w:val="28"/>
+          <w:szCs w:val="28"/>
         </w:rPr>
         <w:t xml:space="preserve">Le cinéma documentaire joue un rôle essentiel dans le développement culturel et social, offrant un moyen puissant de sensibiliser le public à des enjeux sociaux, politiques et environnementaux. En Tunisie, le festival "Doc à Tunis" est un événement majeur qui met en avant ce genre cinématographique, en réunissant des réalisateurs, producteurs, critiques, et un public passionné. Dans le cadre de notre formation en génie logiciel, nous avons reçu comme mission de concevoir et développer un </w:t>
       </w:r>
       <w:r>
         <w:rPr>
-          <w:sz w:val="26"/>
-          <w:szCs w:val="26"/>
+          <w:sz w:val="28"/>
+          <w:szCs w:val="28"/>
         </w:rPr>
         <w:t>système</w:t>
       </w:r>
       <w:r>
         <w:rPr>
-          <w:sz w:val="26"/>
-          <w:szCs w:val="26"/>
+          <w:sz w:val="28"/>
+          <w:szCs w:val="28"/>
         </w:rPr>
         <w:t xml:space="preserve"> qui répond aux besoins du festival "Doc à Tunis" et facilite son organisation. Cette démarche soulève plusieurs questions : Comment organiser efficacement les données des films, des projections et des membres du jury ? Quelles fonctionnalités l’application doit-elle offrir pour une gestion optimale ? Comment garantir une interface simple et intuitive pour les utilisateurs ? Pour répondre à ces interrogations, ce rapport présente une étude préalable, suivie d’une modélisation conceptuelle et technique, pour aboutir à la conception d'une application adaptée aux besoins du festival.</w:t>
       </w:r>
@@ -1930,14 +1976,14 @@
         </w:numPr>
         <w:jc w:val="center"/>
         <w:rPr>
-          <w:sz w:val="26"/>
-          <w:szCs w:val="26"/>
+          <w:sz w:val="28"/>
+          <w:szCs w:val="28"/>
         </w:rPr>
       </w:pPr>
       <w:r>
         <w:rPr>
-          <w:sz w:val="26"/>
-          <w:szCs w:val="26"/>
+          <w:sz w:val="28"/>
+          <w:szCs w:val="28"/>
         </w:rPr>
         <w:lastRenderedPageBreak/>
         <w:t>ETUDE PREALABLE</w:t>
@@ -1947,8 +1993,8 @@
       <w:pPr>
         <w:pStyle w:val="ListParagraph"/>
         <w:rPr>
-          <w:sz w:val="26"/>
-          <w:szCs w:val="26"/>
+          <w:sz w:val="28"/>
+          <w:szCs w:val="28"/>
         </w:rPr>
       </w:pPr>
     </w:p>
@@ -1961,14 +2007,14 @@
         </w:numPr>
         <w:jc w:val="center"/>
         <w:rPr>
-          <w:sz w:val="26"/>
-          <w:szCs w:val="26"/>
+          <w:sz w:val="28"/>
+          <w:szCs w:val="28"/>
         </w:rPr>
       </w:pPr>
       <w:r>
         <w:rPr>
-          <w:sz w:val="26"/>
-          <w:szCs w:val="26"/>
+          <w:sz w:val="28"/>
+          <w:szCs w:val="28"/>
         </w:rPr>
         <w:t>PRESENTATION DU PROJET</w:t>
       </w:r>
@@ -1977,8 +2023,8 @@
       <w:pPr>
         <w:jc w:val="both"/>
         <w:rPr>
-          <w:sz w:val="26"/>
-          <w:szCs w:val="26"/>
+          <w:sz w:val="28"/>
+          <w:szCs w:val="28"/>
         </w:rPr>
       </w:pPr>
       <w:r>
@@ -2327,14 +2373,14 @@
         </w:numPr>
         <w:jc w:val="center"/>
         <w:rPr>
-          <w:sz w:val="26"/>
-          <w:szCs w:val="26"/>
+          <w:sz w:val="28"/>
+          <w:szCs w:val="28"/>
         </w:rPr>
       </w:pPr>
       <w:r>
         <w:rPr>
-          <w:sz w:val="26"/>
-          <w:szCs w:val="26"/>
+          <w:sz w:val="28"/>
+          <w:szCs w:val="28"/>
         </w:rPr>
         <w:t>CAHIER DE CHARGE ET METHODE D’ANALYSE</w:t>
       </w:r>
@@ -2343,8 +2389,8 @@
       <w:pPr>
         <w:pStyle w:val="ListParagraph"/>
         <w:rPr>
-          <w:sz w:val="26"/>
-          <w:szCs w:val="26"/>
+          <w:sz w:val="28"/>
+          <w:szCs w:val="28"/>
         </w:rPr>
       </w:pPr>
     </w:p>
@@ -2357,14 +2403,14 @@
         </w:numPr>
         <w:jc w:val="center"/>
         <w:rPr>
-          <w:sz w:val="26"/>
-          <w:szCs w:val="26"/>
+          <w:sz w:val="28"/>
+          <w:szCs w:val="28"/>
         </w:rPr>
       </w:pPr>
       <w:r>
         <w:rPr>
-          <w:sz w:val="26"/>
-          <w:szCs w:val="26"/>
+          <w:sz w:val="28"/>
+          <w:szCs w:val="28"/>
         </w:rPr>
         <w:t>PRESENTATION DU CAHIER DE CHARGE</w:t>
       </w:r>
@@ -2374,8 +2420,8 @@
         <w:pStyle w:val="ListParagraph"/>
         <w:ind w:left="1440"/>
         <w:rPr>
-          <w:sz w:val="26"/>
-          <w:szCs w:val="26"/>
+          <w:sz w:val="28"/>
+          <w:szCs w:val="28"/>
         </w:rPr>
       </w:pPr>
     </w:p>
@@ -2388,14 +2434,14 @@
         </w:numPr>
         <w:jc w:val="center"/>
         <w:rPr>
-          <w:sz w:val="26"/>
-          <w:szCs w:val="26"/>
+          <w:sz w:val="28"/>
+          <w:szCs w:val="28"/>
         </w:rPr>
       </w:pPr>
       <w:r>
         <w:rPr>
-          <w:sz w:val="26"/>
-          <w:szCs w:val="26"/>
+          <w:sz w:val="28"/>
+          <w:szCs w:val="28"/>
         </w:rPr>
         <w:t>Spécification fonctionnelle</w:t>
       </w:r>
@@ -2695,11 +2741,11 @@
           </w:tcPr>
           <w:p>
             <w:r>
-              <w:t xml:space="preserve">Permet à l'administrateur de gérer les utilisateurs du système, y </w:t>
+              <w:t xml:space="preserve">Permet à l'administrateur de gérer les utilisateurs du </w:t>
             </w:r>
             <w:r>
               <w:lastRenderedPageBreak/>
-              <w:t>compris des rôles.</w:t>
+              <w:t>système, y compris des rôles.</w:t>
             </w:r>
           </w:p>
         </w:tc>
@@ -2727,7 +2773,11 @@
           </w:tcPr>
           <w:p>
             <w:r>
-              <w:t>Nom, prénom, rôle (responsable, jury, spectateur)</w:t>
+              <w:t xml:space="preserve">Nom, prénom, rôle (responsable, </w:t>
+            </w:r>
+            <w:r>
+              <w:lastRenderedPageBreak/>
+              <w:t>jury, spectateur)</w:t>
             </w:r>
           </w:p>
         </w:tc>
@@ -2737,7 +2787,12 @@
           </w:tcPr>
           <w:p>
             <w:r>
-              <w:t xml:space="preserve">Utilisateur ajouté à la base de données ou modifié </w:t>
+              <w:lastRenderedPageBreak/>
+              <w:t xml:space="preserve">Utilisateur ajouté à la base de </w:t>
+            </w:r>
+            <w:r>
+              <w:lastRenderedPageBreak/>
+              <w:t xml:space="preserve">données ou modifié </w:t>
             </w:r>
           </w:p>
         </w:tc>
@@ -2747,6 +2802,7 @@
           </w:tcPr>
           <w:p>
             <w:r>
+              <w:lastRenderedPageBreak/>
               <w:t xml:space="preserve">L'utilisateur doit être ajouté au système avec </w:t>
             </w:r>
             <w:r>
@@ -2907,13 +2963,13 @@
         <mc:AlternateContent>
           <mc:Choice Requires="wps">
             <w:drawing>
-              <wp:anchor distT="0" distB="0" distL="114300" distR="114300" simplePos="0" relativeHeight="251683840" behindDoc="0" locked="0" layoutInCell="1" allowOverlap="1" wp14:anchorId="3C96C669" wp14:editId="0CD2E12C">
+              <wp:anchor distT="0" distB="0" distL="114300" distR="114300" simplePos="0" relativeHeight="251683840" behindDoc="0" locked="0" layoutInCell="1" allowOverlap="1" wp14:anchorId="3C96C669" wp14:editId="1357263C">
                 <wp:simplePos x="0" y="0"/>
                 <wp:positionH relativeFrom="column">
-                  <wp:posOffset>-427659</wp:posOffset>
+                  <wp:posOffset>-427355</wp:posOffset>
                 </wp:positionH>
                 <wp:positionV relativeFrom="paragraph">
-                  <wp:posOffset>2874397</wp:posOffset>
+                  <wp:posOffset>2967686</wp:posOffset>
                 </wp:positionV>
                 <wp:extent cx="3847514" cy="576776"/>
                 <wp:effectExtent l="0" t="0" r="0" b="0"/>
@@ -2953,7 +3009,16 @@
                                 <w:iCs/>
                                 <w:color w:val="156082" w:themeColor="accent1"/>
                               </w:rPr>
-                              <w:t>Tableau 1 : tableau des spécifications fonctionnelles</w:t>
+                              <w:t xml:space="preserve">Tableau 1 : tableau des spécifications </w:t>
+                            </w:r>
+                            <w:proofErr w:type="gramStart"/>
+                            <w:r>
+                              <w:rPr>
+                                <w:i/>
+                                <w:iCs/>
+                                <w:color w:val="156082" w:themeColor="accent1"/>
+                              </w:rPr>
+                              <w:t>fonctionnelles</w:t>
                             </w:r>
                             <w:r>
                               <w:rPr>
@@ -2969,7 +3034,16 @@
                                 <w:iCs/>
                                 <w:color w:val="156082" w:themeColor="accent1"/>
                               </w:rPr>
-                              <w:t>Source :</w:t>
+                              <w:t>Source</w:t>
+                            </w:r>
+                            <w:proofErr w:type="gramEnd"/>
+                            <w:r>
+                              <w:rPr>
+                                <w:i/>
+                                <w:iCs/>
+                                <w:color w:val="156082" w:themeColor="accent1"/>
+                              </w:rPr>
+                              <w:t> :</w:t>
                             </w:r>
                             <w:r>
                               <w:rPr>
@@ -3010,7 +3084,7 @@
           </mc:Choice>
           <mc:Fallback>
             <w:pict>
-              <v:shape w14:anchorId="3C96C669" id="Text Box 1" o:spid="_x0000_s1035" type="#_x0000_t202" style="position:absolute;margin-left:-33.65pt;margin-top:226.35pt;width:302.95pt;height:45.4pt;z-index:251683840;visibility:visible;mso-wrap-style:square;mso-width-percent:0;mso-height-percent:0;mso-wrap-distance-left:9pt;mso-wrap-distance-top:0;mso-wrap-distance-right:9pt;mso-wrap-distance-bottom:0;mso-position-horizontal:absolute;mso-position-horizontal-relative:text;mso-position-vertical:absolute;mso-position-vertical-relative:text;mso-width-percent:0;mso-height-percent:0;mso-width-relative:margin;mso-height-relative:margin;v-text-anchor:top" o:gfxdata="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" filled="f" stroked="f" strokeweight=".5pt">
+              <v:shape w14:anchorId="3C96C669" id="Text Box 1" o:spid="_x0000_s1035" type="#_x0000_t202" style="position:absolute;margin-left:-33.65pt;margin-top:233.7pt;width:302.95pt;height:45.4pt;z-index:251683840;visibility:visible;mso-wrap-style:square;mso-width-percent:0;mso-height-percent:0;mso-wrap-distance-left:9pt;mso-wrap-distance-top:0;mso-wrap-distance-right:9pt;mso-wrap-distance-bottom:0;mso-position-horizontal:absolute;mso-position-horizontal-relative:text;mso-position-vertical:absolute;mso-position-vertical-relative:text;mso-width-percent:0;mso-height-percent:0;mso-width-relative:margin;mso-height-relative:margin;v-text-anchor:top" o:gfxdata="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" filled="f" stroked="f" strokeweight=".5pt">
                 <v:textbox>
                   <w:txbxContent>
                     <w:p>
@@ -3027,7 +3101,16 @@
                           <w:iCs/>
                           <w:color w:val="156082" w:themeColor="accent1"/>
                         </w:rPr>
-                        <w:t>Tableau 1 : tableau des spécifications fonctionnelles</w:t>
+                        <w:t xml:space="preserve">Tableau 1 : tableau des spécifications </w:t>
+                      </w:r>
+                      <w:proofErr w:type="gramStart"/>
+                      <w:r>
+                        <w:rPr>
+                          <w:i/>
+                          <w:iCs/>
+                          <w:color w:val="156082" w:themeColor="accent1"/>
+                        </w:rPr>
+                        <w:t>fonctionnelles</w:t>
                       </w:r>
                       <w:r>
                         <w:rPr>
@@ -3043,7 +3126,16 @@
                           <w:iCs/>
                           <w:color w:val="156082" w:themeColor="accent1"/>
                         </w:rPr>
-                        <w:t>Source :</w:t>
+                        <w:t>Source</w:t>
+                      </w:r>
+                      <w:proofErr w:type="gramEnd"/>
+                      <w:r>
+                        <w:rPr>
+                          <w:i/>
+                          <w:iCs/>
+                          <w:color w:val="156082" w:themeColor="accent1"/>
+                        </w:rPr>
+                        <w:t> :</w:t>
                       </w:r>
                       <w:r>
                         <w:rPr>
@@ -3097,35 +3189,35 @@
         </w:numPr>
         <w:jc w:val="center"/>
         <w:rPr>
-          <w:sz w:val="26"/>
-          <w:szCs w:val="26"/>
+          <w:sz w:val="28"/>
+          <w:szCs w:val="28"/>
         </w:rPr>
       </w:pPr>
       <w:r>
         <w:rPr>
-          <w:sz w:val="26"/>
-          <w:szCs w:val="26"/>
+          <w:sz w:val="28"/>
+          <w:szCs w:val="28"/>
         </w:rPr>
         <w:t xml:space="preserve">METHODE </w:t>
       </w:r>
       <w:r>
         <w:rPr>
-          <w:sz w:val="26"/>
-          <w:szCs w:val="26"/>
+          <w:sz w:val="28"/>
+          <w:szCs w:val="28"/>
         </w:rPr>
         <w:t>D’</w:t>
       </w:r>
       <w:r>
         <w:rPr>
-          <w:sz w:val="26"/>
-          <w:szCs w:val="26"/>
+          <w:sz w:val="28"/>
+          <w:szCs w:val="28"/>
         </w:rPr>
         <w:t xml:space="preserve">ANALYSE </w:t>
       </w:r>
       <w:r>
         <w:rPr>
-          <w:sz w:val="26"/>
-          <w:szCs w:val="26"/>
+          <w:sz w:val="28"/>
+          <w:szCs w:val="28"/>
         </w:rPr>
         <w:t>UTILISEE</w:t>
       </w:r>
@@ -3135,8 +3227,8 @@
         <w:pStyle w:val="ListParagraph"/>
         <w:ind w:left="1440"/>
         <w:rPr>
-          <w:sz w:val="26"/>
-          <w:szCs w:val="26"/>
+          <w:sz w:val="28"/>
+          <w:szCs w:val="28"/>
         </w:rPr>
       </w:pPr>
     </w:p>
@@ -3149,14 +3241,14 @@
         </w:numPr>
         <w:jc w:val="center"/>
         <w:rPr>
-          <w:sz w:val="26"/>
-          <w:szCs w:val="26"/>
+          <w:sz w:val="28"/>
+          <w:szCs w:val="28"/>
         </w:rPr>
       </w:pPr>
       <w:r>
         <w:rPr>
-          <w:sz w:val="26"/>
-          <w:szCs w:val="26"/>
+          <w:sz w:val="28"/>
+          <w:szCs w:val="28"/>
         </w:rPr>
         <w:t>Méthode SCRUM</w:t>
       </w:r>
@@ -3165,52 +3257,24 @@
       <w:pPr>
         <w:jc w:val="both"/>
         <w:rPr>
-          <w:sz w:val="26"/>
-          <w:szCs w:val="26"/>
+          <w:sz w:val="28"/>
+          <w:szCs w:val="28"/>
         </w:rPr>
       </w:pPr>
       <w:r>
         <w:rPr>
-          <w:sz w:val="26"/>
-          <w:szCs w:val="26"/>
-        </w:rPr>
-        <w:t>Dans le cadre de notre projet « Doc à Tunis », nous avons choisi d'adopter une méthode d'analyse agile qui répond aux besoins dynamiques du développement logiciel. Cette approche nous permet de travailler de manière collaborative</w:t>
+          <w:sz w:val="28"/>
+          <w:szCs w:val="28"/>
+        </w:rPr>
+        <w:t>Dans le cadre de notre projet « Doc à Tunis », nous avons choisi d'adopter une méthode d'analyse agile qui répond aux besoins dynamiques du développement logiciel. Cette approche nous permet de travailler de manière collaborative et de nous adapter rapidement aux changements de exigences. Parmi les différentes méthodologies agiles, nous avons opté pour Scrum, qui est reconnue pour sa structure bien définie et son efficacité dans la gestion de projets complexes. Cette méthode nous a permis d'organiser notre travail en itérations courtes, favorisant ainsi un développement rapide et itératif du produit final.</w:t>
       </w:r>
-      <w:r>
-        <w:rPr>
-          <w:sz w:val="26"/>
-          <w:szCs w:val="26"/>
-        </w:rPr>
-        <w:t xml:space="preserve"> </w:t>
-      </w:r>
-      <w:r>
-        <w:rPr>
-          <w:sz w:val="26"/>
-          <w:szCs w:val="26"/>
-        </w:rPr>
-        <w:t>et de nous adapter rapidement aux changements de exigences.</w:t>
-      </w:r>
-      <w:r>
-        <w:rPr>
-          <w:sz w:val="26"/>
-          <w:szCs w:val="26"/>
-        </w:rPr>
-        <w:t xml:space="preserve"> </w:t>
-      </w:r>
-      <w:r>
-        <w:rPr>
-          <w:sz w:val="26"/>
-          <w:szCs w:val="26"/>
-        </w:rPr>
-        <w:t>Parmi les différentes méthodologies agiles, nous avons opté pour Scrum, qui est reconnue pour sa structure bien définie et son efficacité dans la gestion de projets complexes. Cette méthode nous a permis d'organiser notre travail en itérations courtes, favorisant ainsi un développement rapide et itératif du produit final.</w:t>
-      </w:r>
     </w:p>
     <w:p>
       <w:pPr>
         <w:jc w:val="both"/>
         <w:rPr>
-          <w:sz w:val="26"/>
-          <w:szCs w:val="26"/>
+          <w:sz w:val="28"/>
+          <w:szCs w:val="28"/>
         </w:rPr>
       </w:pPr>
     </w:p>
@@ -3223,14 +3287,14 @@
         </w:numPr>
         <w:jc w:val="center"/>
         <w:rPr>
-          <w:sz w:val="26"/>
-          <w:szCs w:val="26"/>
+          <w:sz w:val="28"/>
+          <w:szCs w:val="28"/>
         </w:rPr>
       </w:pPr>
       <w:r>
         <w:rPr>
-          <w:sz w:val="26"/>
-          <w:szCs w:val="26"/>
+          <w:sz w:val="28"/>
+          <w:szCs w:val="28"/>
         </w:rPr>
         <w:t>Rôle de chacun des membres de l’équipe</w:t>
       </w:r>
@@ -3240,8 +3304,8 @@
         <w:pStyle w:val="ListParagraph"/>
         <w:ind w:left="2160"/>
         <w:rPr>
-          <w:sz w:val="26"/>
-          <w:szCs w:val="26"/>
+          <w:sz w:val="28"/>
+          <w:szCs w:val="28"/>
         </w:rPr>
       </w:pPr>
     </w:p>
@@ -3254,56 +3318,60 @@
         </w:numPr>
         <w:jc w:val="both"/>
         <w:rPr>
-          <w:sz w:val="26"/>
-          <w:szCs w:val="26"/>
+          <w:sz w:val="28"/>
+          <w:szCs w:val="28"/>
           <w:lang w:val="en-US"/>
         </w:rPr>
       </w:pPr>
       <w:r>
         <w:rPr>
-          <w:sz w:val="26"/>
-          <w:szCs w:val="26"/>
+          <w:sz w:val="28"/>
+          <w:szCs w:val="28"/>
           <w:lang w:val="en-US"/>
         </w:rPr>
-        <w:t>Ange David AKRE(Scrum Master)</w:t>
+        <w:t xml:space="preserve">Ange David </w:t>
       </w:r>
+      <w:proofErr w:type="gramStart"/>
+      <w:r>
+        <w:rPr>
+          <w:sz w:val="28"/>
+          <w:szCs w:val="28"/>
+          <w:lang w:val="en-US"/>
+        </w:rPr>
+        <w:t>AKRE(</w:t>
+      </w:r>
+      <w:proofErr w:type="gramEnd"/>
+      <w:r>
+        <w:rPr>
+          <w:sz w:val="28"/>
+          <w:szCs w:val="28"/>
+          <w:lang w:val="en-US"/>
+        </w:rPr>
+        <w:t>Scrum Master)</w:t>
+      </w:r>
     </w:p>
     <w:p>
       <w:pPr>
         <w:jc w:val="both"/>
         <w:rPr>
-          <w:sz w:val="26"/>
-          <w:szCs w:val="26"/>
+          <w:sz w:val="28"/>
+          <w:szCs w:val="28"/>
         </w:rPr>
       </w:pPr>
       <w:r>
         <w:rPr>
-          <w:sz w:val="26"/>
-          <w:szCs w:val="26"/>
-        </w:rPr>
-        <w:t>En tant que Scrum Master, A</w:t>
+          <w:sz w:val="28"/>
+          <w:szCs w:val="28"/>
+        </w:rPr>
+        <w:t xml:space="preserve">En tant que Scrum Master, AKRE David a joué un rôle clé dans la facilitation de l’ensemble du processus Scrum. Il a veillé à ce que les principes de </w:t>
       </w:r>
       <w:r>
         <w:rPr>
-          <w:sz w:val="26"/>
-          <w:szCs w:val="26"/>
-        </w:rPr>
-        <w:t>KRE David</w:t>
-      </w:r>
-      <w:r>
-        <w:rPr>
-          <w:sz w:val="26"/>
-          <w:szCs w:val="26"/>
-        </w:rPr>
-        <w:t xml:space="preserve"> a joué un rôle clé dans la facilitation de l’ensemble du processus Scrum. Il a veillé à ce que les principes de Scrum soient respectés, en organisant les différentes cérémonies telles que les réunions de planification, les réunions quotidiennes et les revues de sprint. De plus, il a aidé </w:t>
-      </w:r>
-      <w:r>
-        <w:rPr>
-          <w:sz w:val="26"/>
-          <w:szCs w:val="26"/>
+          <w:sz w:val="28"/>
+          <w:szCs w:val="28"/>
         </w:rPr>
         <w:lastRenderedPageBreak/>
-        <w:t>l’équipe à surmonter les obstacles rencontrés pendant le développement, en maintenant une communication ouverte et en encourageant la collaboration.</w:t>
+        <w:t>Scrum soient respectés, en organisant les différentes cérémonies telles que les réunions de planification, les réunions quotidiennes et les revues de sprint. De plus, il a aidé l’équipe à surmonter les obstacles rencontrés pendant le développement, en maintenant une communication ouverte et en encourageant la collaboration.</w:t>
       </w:r>
     </w:p>
     <w:p>
@@ -3315,30 +3383,46 @@
         </w:numPr>
         <w:jc w:val="both"/>
         <w:rPr>
-          <w:sz w:val="26"/>
-          <w:szCs w:val="26"/>
+          <w:sz w:val="28"/>
+          <w:szCs w:val="28"/>
         </w:rPr>
       </w:pPr>
       <w:r>
         <w:rPr>
-          <w:sz w:val="26"/>
-          <w:szCs w:val="26"/>
-        </w:rPr>
-        <w:t xml:space="preserve">Adama NOUHO(Product </w:t>
+          <w:sz w:val="28"/>
+          <w:szCs w:val="28"/>
+        </w:rPr>
+        <w:t xml:space="preserve">Adama </w:t>
+      </w:r>
+      <w:proofErr w:type="gramStart"/>
+      <w:r>
+        <w:rPr>
+          <w:sz w:val="28"/>
+          <w:szCs w:val="28"/>
+        </w:rPr>
+        <w:t>NOUHO(</w:t>
+      </w:r>
+      <w:proofErr w:type="gramEnd"/>
+      <w:r>
+        <w:rPr>
+          <w:sz w:val="28"/>
+          <w:szCs w:val="28"/>
+        </w:rPr>
+        <w:t xml:space="preserve">Product </w:t>
       </w:r>
       <w:proofErr w:type="spellStart"/>
       <w:r>
         <w:rPr>
-          <w:sz w:val="26"/>
-          <w:szCs w:val="26"/>
+          <w:sz w:val="28"/>
+          <w:szCs w:val="28"/>
         </w:rPr>
         <w:t>Owner</w:t>
       </w:r>
       <w:proofErr w:type="spellEnd"/>
       <w:r>
         <w:rPr>
-          <w:sz w:val="26"/>
-          <w:szCs w:val="26"/>
+          <w:sz w:val="28"/>
+          <w:szCs w:val="28"/>
         </w:rPr>
         <w:t>) </w:t>
       </w:r>
@@ -3347,69 +3431,62 @@
       <w:pPr>
         <w:jc w:val="both"/>
         <w:rPr>
-          <w:sz w:val="26"/>
-          <w:szCs w:val="26"/>
+          <w:sz w:val="28"/>
+          <w:szCs w:val="28"/>
         </w:rPr>
       </w:pPr>
       <w:r>
         <w:rPr>
-          <w:sz w:val="26"/>
-          <w:szCs w:val="26"/>
-        </w:rPr>
-        <w:t>NOUHO Adama</w:t>
-      </w:r>
-      <w:r>
-        <w:rPr>
-          <w:sz w:val="26"/>
-          <w:szCs w:val="26"/>
-        </w:rPr>
-        <w:t xml:space="preserve"> a occupé le rôle de Product </w:t>
+          <w:sz w:val="28"/>
+          <w:szCs w:val="28"/>
+        </w:rPr>
+        <w:t xml:space="preserve">NOUHO Adama a occupé le rôle de Product </w:t>
       </w:r>
       <w:proofErr w:type="spellStart"/>
       <w:r>
         <w:rPr>
-          <w:sz w:val="26"/>
-          <w:szCs w:val="26"/>
+          <w:sz w:val="28"/>
+          <w:szCs w:val="28"/>
         </w:rPr>
         <w:t>Owner</w:t>
       </w:r>
       <w:proofErr w:type="spellEnd"/>
       <w:r>
         <w:rPr>
-          <w:sz w:val="26"/>
-          <w:szCs w:val="26"/>
+          <w:sz w:val="28"/>
+          <w:szCs w:val="28"/>
         </w:rPr>
         <w:t xml:space="preserve">, étant responsable de la définition de la vision du projet et de la gestion du Product </w:t>
       </w:r>
       <w:proofErr w:type="spellStart"/>
       <w:r>
         <w:rPr>
-          <w:sz w:val="26"/>
-          <w:szCs w:val="26"/>
+          <w:sz w:val="28"/>
+          <w:szCs w:val="28"/>
         </w:rPr>
         <w:t>Backlog</w:t>
       </w:r>
       <w:proofErr w:type="spellEnd"/>
       <w:r>
         <w:rPr>
-          <w:sz w:val="26"/>
-          <w:szCs w:val="26"/>
+          <w:sz w:val="28"/>
+          <w:szCs w:val="28"/>
         </w:rPr>
         <w:t xml:space="preserve">. Il a travaillé en étroite collaboration avec les parties prenantes pour recueillir leurs besoins et leurs retours, traduisant ces informations en user stories claires et bien priorisées. </w:t>
       </w:r>
       <w:proofErr w:type="spellStart"/>
       <w:r>
         <w:rPr>
-          <w:sz w:val="26"/>
-          <w:szCs w:val="26"/>
+          <w:sz w:val="28"/>
+          <w:szCs w:val="28"/>
         </w:rPr>
         <w:t>Nouho</w:t>
       </w:r>
       <w:proofErr w:type="spellEnd"/>
       <w:r>
         <w:rPr>
-          <w:sz w:val="26"/>
-          <w:szCs w:val="26"/>
+          <w:sz w:val="28"/>
+          <w:szCs w:val="28"/>
         </w:rPr>
         <w:t xml:space="preserve"> a veillé à ce que l’équipe se concentre sur la création de valeur tout au long du projet.</w:t>
       </w:r>
@@ -3423,14 +3500,14 @@
         </w:numPr>
         <w:jc w:val="both"/>
         <w:rPr>
-          <w:sz w:val="26"/>
-          <w:szCs w:val="26"/>
+          <w:sz w:val="28"/>
+          <w:szCs w:val="28"/>
         </w:rPr>
       </w:pPr>
       <w:r>
         <w:rPr>
-          <w:sz w:val="26"/>
-          <w:szCs w:val="26"/>
+          <w:sz w:val="28"/>
+          <w:szCs w:val="28"/>
         </w:rPr>
         <w:t>Bryan KPASSOKRO (Développeur) :</w:t>
       </w:r>
@@ -3439,58 +3516,58 @@
       <w:pPr>
         <w:jc w:val="both"/>
         <w:rPr>
-          <w:sz w:val="26"/>
-          <w:szCs w:val="26"/>
+          <w:sz w:val="28"/>
+          <w:szCs w:val="28"/>
         </w:rPr>
       </w:pPr>
       <w:r>
         <w:rPr>
-          <w:sz w:val="26"/>
-          <w:szCs w:val="26"/>
+          <w:sz w:val="28"/>
+          <w:szCs w:val="28"/>
         </w:rPr>
         <w:t xml:space="preserve"> En tant que Développeur, Bryan a été chargé de la mise en œuvre des fonctionnalités définies dans le Product </w:t>
       </w:r>
       <w:proofErr w:type="spellStart"/>
       <w:r>
         <w:rPr>
-          <w:sz w:val="26"/>
-          <w:szCs w:val="26"/>
+          <w:sz w:val="28"/>
+          <w:szCs w:val="28"/>
         </w:rPr>
         <w:t>Backlog</w:t>
       </w:r>
       <w:proofErr w:type="spellEnd"/>
       <w:r>
         <w:rPr>
-          <w:sz w:val="26"/>
-          <w:szCs w:val="26"/>
+          <w:sz w:val="28"/>
+          <w:szCs w:val="28"/>
         </w:rPr>
         <w:t xml:space="preserve">. Il a participé activement aux réunions de planification des sprints, estimant les user stories et s’engageant à les réaliser dans les délais impartis. Bryan a également collaboré avec </w:t>
       </w:r>
       <w:r>
         <w:rPr>
-          <w:sz w:val="26"/>
-          <w:szCs w:val="26"/>
+          <w:sz w:val="28"/>
+          <w:szCs w:val="28"/>
         </w:rPr>
         <w:t>AKRE</w:t>
       </w:r>
       <w:r>
         <w:rPr>
-          <w:sz w:val="26"/>
-          <w:szCs w:val="26"/>
+          <w:sz w:val="28"/>
+          <w:szCs w:val="28"/>
         </w:rPr>
         <w:t xml:space="preserve"> et </w:t>
       </w:r>
       <w:r>
         <w:rPr>
-          <w:sz w:val="26"/>
-          <w:szCs w:val="26"/>
+          <w:sz w:val="28"/>
+          <w:szCs w:val="28"/>
         </w:rPr>
         <w:t>NOUHO</w:t>
       </w:r>
       <w:r>
         <w:rPr>
-          <w:sz w:val="26"/>
-          <w:szCs w:val="26"/>
+          <w:sz w:val="28"/>
+          <w:szCs w:val="28"/>
         </w:rPr>
         <w:t xml:space="preserve"> pour garantir que les objectifs du sprint étaient atteints et que le produit répondait aux critères de qualité établis.</w:t>
       </w:r>
@@ -3504,21 +3581,21 @@
         </w:numPr>
         <w:jc w:val="center"/>
         <w:rPr>
-          <w:sz w:val="26"/>
-          <w:szCs w:val="26"/>
+          <w:sz w:val="28"/>
+          <w:szCs w:val="28"/>
         </w:rPr>
       </w:pPr>
       <w:r>
         <w:rPr>
-          <w:sz w:val="26"/>
-          <w:szCs w:val="26"/>
+          <w:sz w:val="28"/>
+          <w:szCs w:val="28"/>
         </w:rPr>
         <w:t>Outils</w:t>
       </w:r>
       <w:r>
         <w:rPr>
-          <w:sz w:val="26"/>
-          <w:szCs w:val="26"/>
+          <w:sz w:val="28"/>
+          <w:szCs w:val="28"/>
         </w:rPr>
         <w:t xml:space="preserve"> de gestion de projet (Pivotal tracker)</w:t>
       </w:r>
@@ -3526,135 +3603,649 @@
     <w:p>
       <w:pPr>
         <w:rPr>
-          <w:sz w:val="26"/>
-          <w:szCs w:val="26"/>
+          <w:sz w:val="28"/>
+          <w:szCs w:val="28"/>
         </w:rPr>
       </w:pPr>
       <w:r>
         <w:rPr>
-          <w:sz w:val="26"/>
-          <w:szCs w:val="26"/>
-        </w:rPr>
-        <w:t>Pour faciliter notre gestion de projet, nous avons utilisé l'outil Pivotal Tracker</w:t>
+          <w:sz w:val="28"/>
+          <w:szCs w:val="28"/>
+        </w:rPr>
+        <w:t xml:space="preserve">Pour faciliter notre gestion de projet, nous avons utilisé l'outil Pivotal Tracker dans sa version gratuite. Cet outil a été essentiel pour suivre l'avancement du développement et organiser le travail de l’équipe. </w:t>
+      </w:r>
+    </w:p>
+    <w:p>
+      <w:pPr>
+        <w:jc w:val="center"/>
+        <w:rPr>
+          <w:sz w:val="28"/>
+          <w:szCs w:val="28"/>
+        </w:rPr>
+      </w:pPr>
+    </w:p>
+    <w:p>
+      <w:pPr>
+        <w:jc w:val="center"/>
+        <w:rPr>
+          <w:sz w:val="28"/>
+          <w:szCs w:val="28"/>
+        </w:rPr>
+      </w:pPr>
+    </w:p>
+    <w:p>
+      <w:pPr>
+        <w:jc w:val="center"/>
+        <w:rPr>
+          <w:sz w:val="28"/>
+          <w:szCs w:val="28"/>
+        </w:rPr>
+      </w:pPr>
+    </w:p>
+    <w:p>
+      <w:pPr>
+        <w:jc w:val="center"/>
+        <w:rPr>
+          <w:sz w:val="28"/>
+          <w:szCs w:val="28"/>
+        </w:rPr>
+      </w:pPr>
+    </w:p>
+    <w:p>
+      <w:pPr>
+        <w:jc w:val="center"/>
+        <w:rPr>
+          <w:sz w:val="28"/>
+          <w:szCs w:val="28"/>
+        </w:rPr>
+      </w:pPr>
+    </w:p>
+    <w:p>
+      <w:pPr>
+        <w:jc w:val="center"/>
+        <w:rPr>
+          <w:sz w:val="28"/>
+          <w:szCs w:val="28"/>
+        </w:rPr>
+      </w:pPr>
+    </w:p>
+    <w:p>
+      <w:pPr>
+        <w:tabs>
+          <w:tab w:val="left" w:pos="939"/>
+        </w:tabs>
+        <w:rPr>
+          <w:sz w:val="28"/>
+          <w:szCs w:val="28"/>
+        </w:rPr>
+      </w:pPr>
+      <w:r>
+        <w:rPr>
+          <w:sz w:val="28"/>
+          <w:szCs w:val="28"/>
+        </w:rPr>
+        <w:lastRenderedPageBreak/>
+        <w:tab/>
       </w:r>
       <w:r>
         <w:rPr>
-          <w:sz w:val="26"/>
-          <w:szCs w:val="26"/>
-        </w:rPr>
-        <w:t xml:space="preserve"> dans sa version gratuite</w:t>
+          <w:noProof/>
+        </w:rPr>
+        <w:drawing>
+          <wp:inline distT="0" distB="0" distL="0" distR="0" wp14:anchorId="618085FC" wp14:editId="0EB9E2CC">
+            <wp:extent cx="5760720" cy="2981325"/>
+            <wp:effectExtent l="0" t="0" r="0" b="9525"/>
+            <wp:docPr id="32" name="Picture 32"/>
+            <wp:cNvGraphicFramePr>
+              <a:graphicFrameLocks xmlns:a="http://schemas.openxmlformats.org/drawingml/2006/main" noChangeAspect="1"/>
+            </wp:cNvGraphicFramePr>
+            <a:graphic xmlns:a="http://schemas.openxmlformats.org/drawingml/2006/main">
+              <a:graphicData uri="http://schemas.openxmlformats.org/drawingml/2006/picture">
+                <pic:pic xmlns:pic="http://schemas.openxmlformats.org/drawingml/2006/picture">
+                  <pic:nvPicPr>
+                    <pic:cNvPr id="0" name="Picture 6"/>
+                    <pic:cNvPicPr>
+                      <a:picLocks noChangeAspect="1" noChangeArrowheads="1"/>
+                    </pic:cNvPicPr>
+                  </pic:nvPicPr>
+                  <pic:blipFill>
+                    <a:blip r:embed="rId10" cstate="print">
+                      <a:extLst>
+                        <a:ext uri="{28A0092B-C50C-407E-A947-70E740481C1C}">
+                          <a14:useLocalDpi xmlns:a14="http://schemas.microsoft.com/office/drawing/2010/main" val="0"/>
+                        </a:ext>
+                      </a:extLst>
+                    </a:blip>
+                    <a:srcRect/>
+                    <a:stretch>
+                      <a:fillRect/>
+                    </a:stretch>
+                  </pic:blipFill>
+                  <pic:spPr bwMode="auto">
+                    <a:xfrm>
+                      <a:off x="0" y="0"/>
+                      <a:ext cx="5760720" cy="2981325"/>
+                    </a:xfrm>
+                    <a:prstGeom prst="rect">
+                      <a:avLst/>
+                    </a:prstGeom>
+                    <a:noFill/>
+                    <a:ln>
+                      <a:noFill/>
+                    </a:ln>
+                  </pic:spPr>
+                </pic:pic>
+              </a:graphicData>
+            </a:graphic>
+          </wp:inline>
+        </w:drawing>
+      </w:r>
+    </w:p>
+    <w:p>
+      <w:pPr>
+        <w:rPr>
+          <w:i/>
+          <w:iCs/>
+          <w:color w:val="156082" w:themeColor="accent1"/>
+        </w:rPr>
+      </w:pPr>
+      <w:r>
+        <w:rPr>
+          <w:i/>
+          <w:iCs/>
+          <w:color w:val="156082" w:themeColor="accent1"/>
+        </w:rPr>
+        <w:t xml:space="preserve">Figure 1 : figure de la vue générale du projet </w:t>
+      </w:r>
+    </w:p>
+    <w:p>
+      <w:pPr>
+        <w:rPr>
+          <w:i/>
+          <w:iCs/>
+          <w:color w:val="156082" w:themeColor="accent1"/>
+        </w:rPr>
+      </w:pPr>
+      <w:r>
+        <w:rPr>
+          <w:i/>
+          <w:iCs/>
+          <w:color w:val="156082" w:themeColor="accent1"/>
+        </w:rPr>
+        <w:t>Source : Pivotal Tracker</w:t>
+      </w:r>
+    </w:p>
+    <w:p>
+      <w:pPr>
+        <w:rPr>
+          <w:color w:val="156082" w:themeColor="accent1"/>
+        </w:rPr>
+      </w:pPr>
+    </w:p>
+    <w:p>
+      <w:pPr>
+        <w:rPr>
+          <w:color w:val="156082" w:themeColor="accent1"/>
+        </w:rPr>
+      </w:pPr>
+      <w:r>
+        <w:rPr>
+          <w:noProof/>
+        </w:rPr>
+        <w:drawing>
+          <wp:inline distT="0" distB="0" distL="0" distR="0" wp14:anchorId="06C56CB5" wp14:editId="45A24CFD">
+            <wp:extent cx="5760720" cy="1087755"/>
+            <wp:effectExtent l="0" t="0" r="0" b="0"/>
+            <wp:docPr id="33" name="Picture 33"/>
+            <wp:cNvGraphicFramePr>
+              <a:graphicFrameLocks xmlns:a="http://schemas.openxmlformats.org/drawingml/2006/main" noChangeAspect="1"/>
+            </wp:cNvGraphicFramePr>
+            <a:graphic xmlns:a="http://schemas.openxmlformats.org/drawingml/2006/main">
+              <a:graphicData uri="http://schemas.openxmlformats.org/drawingml/2006/picture">
+                <pic:pic xmlns:pic="http://schemas.openxmlformats.org/drawingml/2006/picture">
+                  <pic:nvPicPr>
+                    <pic:cNvPr id="0" name="Picture 8"/>
+                    <pic:cNvPicPr>
+                      <a:picLocks noChangeAspect="1" noChangeArrowheads="1"/>
+                    </pic:cNvPicPr>
+                  </pic:nvPicPr>
+                  <pic:blipFill>
+                    <a:blip r:embed="rId11">
+                      <a:extLst>
+                        <a:ext uri="{28A0092B-C50C-407E-A947-70E740481C1C}">
+                          <a14:useLocalDpi xmlns:a14="http://schemas.microsoft.com/office/drawing/2010/main" val="0"/>
+                        </a:ext>
+                      </a:extLst>
+                    </a:blip>
+                    <a:srcRect/>
+                    <a:stretch>
+                      <a:fillRect/>
+                    </a:stretch>
+                  </pic:blipFill>
+                  <pic:spPr bwMode="auto">
+                    <a:xfrm>
+                      <a:off x="0" y="0"/>
+                      <a:ext cx="5760720" cy="1087755"/>
+                    </a:xfrm>
+                    <a:prstGeom prst="rect">
+                      <a:avLst/>
+                    </a:prstGeom>
+                    <a:noFill/>
+                    <a:ln>
+                      <a:noFill/>
+                    </a:ln>
+                  </pic:spPr>
+                </pic:pic>
+              </a:graphicData>
+            </a:graphic>
+          </wp:inline>
+        </w:drawing>
+      </w:r>
+    </w:p>
+    <w:p>
+      <w:pPr>
+        <w:rPr>
+          <w:i/>
+          <w:iCs/>
+          <w:color w:val="156082" w:themeColor="accent1"/>
+        </w:rPr>
+      </w:pPr>
+      <w:proofErr w:type="spellStart"/>
+      <w:r>
+        <w:rPr>
+          <w:i/>
+          <w:iCs/>
+          <w:color w:val="156082" w:themeColor="accent1"/>
+        </w:rPr>
+        <w:t>Figuer</w:t>
+      </w:r>
+      <w:proofErr w:type="spellEnd"/>
+      <w:r>
+        <w:rPr>
+          <w:i/>
+          <w:iCs/>
+          <w:color w:val="156082" w:themeColor="accent1"/>
+        </w:rPr>
+        <w:t xml:space="preserve"> 2 : figure du rapport des itérations</w:t>
+      </w:r>
+    </w:p>
+    <w:p>
+      <w:pPr>
+        <w:rPr>
+          <w:i/>
+          <w:iCs/>
+          <w:color w:val="156082" w:themeColor="accent1"/>
+        </w:rPr>
+      </w:pPr>
+      <w:r>
+        <w:rPr>
+          <w:i/>
+          <w:iCs/>
+          <w:color w:val="156082" w:themeColor="accent1"/>
+        </w:rPr>
+        <w:t>Source : Pivotal Tracker</w:t>
+      </w:r>
+    </w:p>
+    <w:p>
+      <w:pPr>
+        <w:rPr>
+          <w:color w:val="156082" w:themeColor="accent1"/>
+          <w:sz w:val="28"/>
+          <w:szCs w:val="28"/>
+        </w:rPr>
+      </w:pPr>
+      <w:r>
+        <w:rPr>
+          <w:noProof/>
+        </w:rPr>
+        <w:lastRenderedPageBreak/>
+        <w:drawing>
+          <wp:inline distT="0" distB="0" distL="0" distR="0" wp14:anchorId="41536EE0" wp14:editId="134AEA2A">
+            <wp:extent cx="5760720" cy="3300730"/>
+            <wp:effectExtent l="0" t="0" r="0" b="0"/>
+            <wp:docPr id="34" name="Picture 34"/>
+            <wp:cNvGraphicFramePr>
+              <a:graphicFrameLocks xmlns:a="http://schemas.openxmlformats.org/drawingml/2006/main" noChangeAspect="1"/>
+            </wp:cNvGraphicFramePr>
+            <a:graphic xmlns:a="http://schemas.openxmlformats.org/drawingml/2006/main">
+              <a:graphicData uri="http://schemas.openxmlformats.org/drawingml/2006/picture">
+                <pic:pic xmlns:pic="http://schemas.openxmlformats.org/drawingml/2006/picture">
+                  <pic:nvPicPr>
+                    <pic:cNvPr id="0" name="Picture 10"/>
+                    <pic:cNvPicPr>
+                      <a:picLocks noChangeAspect="1" noChangeArrowheads="1"/>
+                    </pic:cNvPicPr>
+                  </pic:nvPicPr>
+                  <pic:blipFill>
+                    <a:blip r:embed="rId12">
+                      <a:extLst>
+                        <a:ext uri="{28A0092B-C50C-407E-A947-70E740481C1C}">
+                          <a14:useLocalDpi xmlns:a14="http://schemas.microsoft.com/office/drawing/2010/main" val="0"/>
+                        </a:ext>
+                      </a:extLst>
+                    </a:blip>
+                    <a:srcRect/>
+                    <a:stretch>
+                      <a:fillRect/>
+                    </a:stretch>
+                  </pic:blipFill>
+                  <pic:spPr bwMode="auto">
+                    <a:xfrm>
+                      <a:off x="0" y="0"/>
+                      <a:ext cx="5760720" cy="3300730"/>
+                    </a:xfrm>
+                    <a:prstGeom prst="rect">
+                      <a:avLst/>
+                    </a:prstGeom>
+                    <a:noFill/>
+                    <a:ln>
+                      <a:noFill/>
+                    </a:ln>
+                  </pic:spPr>
+                </pic:pic>
+              </a:graphicData>
+            </a:graphic>
+          </wp:inline>
+        </w:drawing>
+      </w:r>
+    </w:p>
+    <w:p>
+      <w:pPr>
+        <w:tabs>
+          <w:tab w:val="left" w:pos="1948"/>
+        </w:tabs>
+        <w:rPr>
+          <w:b/>
+          <w:bCs/>
+          <w:color w:val="000000" w:themeColor="text1"/>
+        </w:rPr>
+      </w:pPr>
+      <w:r>
+        <w:rPr>
+          <w:b/>
+          <w:bCs/>
+          <w:color w:val="000000" w:themeColor="text1"/>
+        </w:rPr>
+        <w:t xml:space="preserve">Légende : </w:t>
+      </w:r>
+    </w:p>
+    <w:p>
+      <w:pPr>
+        <w:tabs>
+          <w:tab w:val="left" w:pos="1948"/>
+        </w:tabs>
+        <w:rPr>
+          <w:color w:val="000000" w:themeColor="text1"/>
+        </w:rPr>
+      </w:pPr>
+      <w:proofErr w:type="gramStart"/>
+      <w:r>
+        <w:rPr>
+          <w:color w:val="000000" w:themeColor="text1"/>
+        </w:rPr>
+        <w:t>ADA:</w:t>
+      </w:r>
+      <w:proofErr w:type="gramEnd"/>
+      <w:r>
+        <w:rPr>
+          <w:color w:val="000000" w:themeColor="text1"/>
+        </w:rPr>
+        <w:t xml:space="preserve"> AKRE Ange David            NA: NOUHO Adama              KP: KPASSOKRO</w:t>
+      </w:r>
+    </w:p>
+    <w:p>
+      <w:pPr>
+        <w:tabs>
+          <w:tab w:val="left" w:pos="1948"/>
+        </w:tabs>
+        <w:rPr>
+          <w:i/>
+          <w:iCs/>
+          <w:color w:val="156082" w:themeColor="accent1"/>
+        </w:rPr>
+      </w:pPr>
+      <w:r>
+        <w:rPr>
+          <w:i/>
+          <w:iCs/>
+          <w:color w:val="156082" w:themeColor="accent1"/>
+        </w:rPr>
+        <w:t>Figure 3 : liste des tâches du projet</w:t>
+      </w:r>
+    </w:p>
+    <w:p>
+      <w:pPr>
+        <w:tabs>
+          <w:tab w:val="left" w:pos="1948"/>
+        </w:tabs>
+        <w:rPr>
+          <w:i/>
+          <w:iCs/>
+          <w:color w:val="156082" w:themeColor="accent1"/>
+        </w:rPr>
+      </w:pPr>
+      <w:r>
+        <w:rPr>
+          <w:i/>
+          <w:iCs/>
+          <w:color w:val="156082" w:themeColor="accent1"/>
+        </w:rPr>
+        <w:t>Source : Pivotal Tracker</w:t>
+      </w:r>
+    </w:p>
+    <w:p>
+      <w:pPr>
+        <w:tabs>
+          <w:tab w:val="left" w:pos="1948"/>
+        </w:tabs>
+        <w:rPr>
+          <w:i/>
+          <w:iCs/>
+          <w:color w:val="156082" w:themeColor="accent1"/>
+        </w:rPr>
+      </w:pPr>
+    </w:p>
+    <w:p>
+      <w:pPr>
+        <w:rPr>
+          <w:sz w:val="28"/>
+          <w:szCs w:val="28"/>
+        </w:rPr>
+      </w:pPr>
+      <w:r>
+        <w:rPr>
+          <w:noProof/>
+        </w:rPr>
+        <mc:AlternateContent>
+          <mc:Choice Requires="wps">
+            <w:drawing>
+              <wp:anchor distT="0" distB="0" distL="114300" distR="114300" simplePos="0" relativeHeight="251710464" behindDoc="0" locked="0" layoutInCell="1" allowOverlap="1" wp14:anchorId="1B589897" wp14:editId="5B432524">
+                <wp:simplePos x="0" y="0"/>
+                <wp:positionH relativeFrom="column">
+                  <wp:posOffset>-1298</wp:posOffset>
+                </wp:positionH>
+                <wp:positionV relativeFrom="paragraph">
+                  <wp:posOffset>3099849</wp:posOffset>
+                </wp:positionV>
+                <wp:extent cx="5923722" cy="628153"/>
+                <wp:effectExtent l="0" t="0" r="0" b="635"/>
+                <wp:wrapNone/>
+                <wp:docPr id="39" name="Text Box 39"/>
+                <wp:cNvGraphicFramePr/>
+                <a:graphic xmlns:a="http://schemas.openxmlformats.org/drawingml/2006/main">
+                  <a:graphicData uri="http://schemas.microsoft.com/office/word/2010/wordprocessingShape">
+                    <wps:wsp>
+                      <wps:cNvSpPr txBox="1"/>
+                      <wps:spPr>
+                        <a:xfrm>
+                          <a:off x="0" y="0"/>
+                          <a:ext cx="5923722" cy="628153"/>
+                        </a:xfrm>
+                        <a:prstGeom prst="rect">
+                          <a:avLst/>
+                        </a:prstGeom>
+                        <a:noFill/>
+                        <a:ln w="6350">
+                          <a:noFill/>
+                        </a:ln>
+                      </wps:spPr>
+                      <wps:txbx>
+                        <w:txbxContent>
+                          <w:p>
+                            <w:pPr>
+                              <w:rPr>
+                                <w:i/>
+                                <w:iCs/>
+                                <w:color w:val="156082" w:themeColor="accent1"/>
+                              </w:rPr>
+                            </w:pPr>
+                            <w:r>
+                              <w:rPr>
+                                <w:i/>
+                                <w:iCs/>
+                                <w:color w:val="156082" w:themeColor="accent1"/>
+                              </w:rPr>
+                              <w:t>Figure 4 : historique des tâches</w:t>
+                            </w:r>
+                          </w:p>
+                          <w:p>
+                            <w:pPr>
+                              <w:rPr>
+                                <w:i/>
+                                <w:iCs/>
+                                <w:color w:val="156082" w:themeColor="accent1"/>
+                              </w:rPr>
+                            </w:pPr>
+                            <w:r>
+                              <w:rPr>
+                                <w:i/>
+                                <w:iCs/>
+                                <w:color w:val="156082" w:themeColor="accent1"/>
+                              </w:rPr>
+                              <w:t>Source : Pivotal Tracker</w:t>
+                            </w:r>
+                          </w:p>
+                        </w:txbxContent>
+                      </wps:txbx>
+                      <wps:bodyPr rot="0" spcFirstLastPara="0" vertOverflow="overflow" horzOverflow="overflow" vert="horz" wrap="square" lIns="91440" tIns="45720" rIns="91440" bIns="45720" numCol="1" spcCol="0" rtlCol="0" fromWordArt="0" anchor="t" anchorCtr="0" forceAA="0" compatLnSpc="1">
+                        <a:prstTxWarp prst="textNoShape">
+                          <a:avLst/>
+                        </a:prstTxWarp>
+                        <a:noAutofit/>
+                      </wps:bodyPr>
+                    </wps:wsp>
+                  </a:graphicData>
+                </a:graphic>
+                <wp14:sizeRelV relativeFrom="margin">
+                  <wp14:pctHeight>0</wp14:pctHeight>
+                </wp14:sizeRelV>
+              </wp:anchor>
+            </w:drawing>
+          </mc:Choice>
+          <mc:Fallback>
+            <w:pict>
+              <v:shape w14:anchorId="1B589897" id="Text Box 39" o:spid="_x0000_s1036" type="#_x0000_t202" style="position:absolute;margin-left:-.1pt;margin-top:244.1pt;width:466.45pt;height:49.45pt;z-index:251710464;visibility:visible;mso-wrap-style:square;mso-height-percent:0;mso-wrap-distance-left:9pt;mso-wrap-distance-top:0;mso-wrap-distance-right:9pt;mso-wrap-distance-bottom:0;mso-position-horizontal:absolute;mso-position-horizontal-relative:text;mso-position-vertical:absolute;mso-position-vertical-relative:text;mso-height-percent:0;mso-height-relative:margin;v-text-anchor:top" o:gfxdata="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" filled="f" stroked="f" strokeweight=".5pt">
+                <v:textbox>
+                  <w:txbxContent>
+                    <w:p>
+                      <w:pPr>
+                        <w:rPr>
+                          <w:i/>
+                          <w:iCs/>
+                          <w:color w:val="156082" w:themeColor="accent1"/>
+                        </w:rPr>
+                      </w:pPr>
+                      <w:r>
+                        <w:rPr>
+                          <w:i/>
+                          <w:iCs/>
+                          <w:color w:val="156082" w:themeColor="accent1"/>
+                        </w:rPr>
+                        <w:t>Figure 4 : historique des tâches</w:t>
+                      </w:r>
+                    </w:p>
+                    <w:p>
+                      <w:pPr>
+                        <w:rPr>
+                          <w:i/>
+                          <w:iCs/>
+                          <w:color w:val="156082" w:themeColor="accent1"/>
+                        </w:rPr>
+                      </w:pPr>
+                      <w:r>
+                        <w:rPr>
+                          <w:i/>
+                          <w:iCs/>
+                          <w:color w:val="156082" w:themeColor="accent1"/>
+                        </w:rPr>
+                        <w:t>Source : Pivotal Tracker</w:t>
+                      </w:r>
+                    </w:p>
+                  </w:txbxContent>
+                </v:textbox>
+              </v:shape>
+            </w:pict>
+          </mc:Fallback>
+        </mc:AlternateContent>
       </w:r>
       <w:r>
         <w:rPr>
-          <w:sz w:val="26"/>
-          <w:szCs w:val="26"/>
-        </w:rPr>
-        <w:t xml:space="preserve">. Cet outil a été essentiel pour suivre l'avancement du développement et organiser le travail de l’équipe. </w:t>
+          <w:noProof/>
+        </w:rPr>
+        <w:drawing>
+          <wp:inline distT="0" distB="0" distL="0" distR="0" wp14:anchorId="1104BE88" wp14:editId="09FAD85F">
+            <wp:extent cx="5760720" cy="3012440"/>
+            <wp:effectExtent l="0" t="0" r="0" b="0"/>
+            <wp:docPr id="38" name="Picture 38"/>
+            <wp:cNvGraphicFramePr>
+              <a:graphicFrameLocks xmlns:a="http://schemas.openxmlformats.org/drawingml/2006/main" noChangeAspect="1"/>
+            </wp:cNvGraphicFramePr>
+            <a:graphic xmlns:a="http://schemas.openxmlformats.org/drawingml/2006/main">
+              <a:graphicData uri="http://schemas.openxmlformats.org/drawingml/2006/picture">
+                <pic:pic xmlns:pic="http://schemas.openxmlformats.org/drawingml/2006/picture">
+                  <pic:nvPicPr>
+                    <pic:cNvPr id="0" name="Picture 27"/>
+                    <pic:cNvPicPr>
+                      <a:picLocks noChangeAspect="1" noChangeArrowheads="1"/>
+                    </pic:cNvPicPr>
+                  </pic:nvPicPr>
+                  <pic:blipFill>
+                    <a:blip r:embed="rId13" cstate="print">
+                      <a:extLst>
+                        <a:ext uri="{28A0092B-C50C-407E-A947-70E740481C1C}">
+                          <a14:useLocalDpi xmlns:a14="http://schemas.microsoft.com/office/drawing/2010/main" val="0"/>
+                        </a:ext>
+                      </a:extLst>
+                    </a:blip>
+                    <a:srcRect/>
+                    <a:stretch>
+                      <a:fillRect/>
+                    </a:stretch>
+                  </pic:blipFill>
+                  <pic:spPr bwMode="auto">
+                    <a:xfrm>
+                      <a:off x="0" y="0"/>
+                      <a:ext cx="5760720" cy="3012440"/>
+                    </a:xfrm>
+                    <a:prstGeom prst="rect">
+                      <a:avLst/>
+                    </a:prstGeom>
+                    <a:noFill/>
+                    <a:ln>
+                      <a:noFill/>
+                    </a:ln>
+                  </pic:spPr>
+                </pic:pic>
+              </a:graphicData>
+            </a:graphic>
+          </wp:inline>
+        </w:drawing>
       </w:r>
-    </w:p>
-    <w:p>
-      <w:pPr>
-        <w:jc w:val="center"/>
-        <w:rPr>
-          <w:sz w:val="26"/>
-          <w:szCs w:val="26"/>
-        </w:rPr>
-      </w:pPr>
-    </w:p>
-    <w:p>
-      <w:pPr>
-        <w:jc w:val="center"/>
-        <w:rPr>
-          <w:sz w:val="26"/>
-          <w:szCs w:val="26"/>
-        </w:rPr>
-      </w:pPr>
-    </w:p>
-    <w:p>
-      <w:pPr>
-        <w:jc w:val="center"/>
-        <w:rPr>
-          <w:sz w:val="26"/>
-          <w:szCs w:val="26"/>
-        </w:rPr>
-      </w:pPr>
-    </w:p>
-    <w:p>
-      <w:pPr>
-        <w:jc w:val="center"/>
-        <w:rPr>
-          <w:sz w:val="26"/>
-          <w:szCs w:val="26"/>
-        </w:rPr>
-      </w:pPr>
-    </w:p>
-    <w:p>
-      <w:pPr>
-        <w:jc w:val="center"/>
-        <w:rPr>
-          <w:sz w:val="26"/>
-          <w:szCs w:val="26"/>
-        </w:rPr>
-      </w:pPr>
-    </w:p>
-    <w:p>
-      <w:pPr>
-        <w:jc w:val="center"/>
-        <w:rPr>
-          <w:sz w:val="26"/>
-          <w:szCs w:val="26"/>
-        </w:rPr>
-      </w:pPr>
-    </w:p>
-    <w:p>
-      <w:pPr>
-        <w:jc w:val="center"/>
-        <w:rPr>
-          <w:sz w:val="26"/>
-          <w:szCs w:val="26"/>
-        </w:rPr>
-      </w:pPr>
-    </w:p>
-    <w:p>
-      <w:pPr>
-        <w:jc w:val="center"/>
-        <w:rPr>
-          <w:sz w:val="26"/>
-          <w:szCs w:val="26"/>
-        </w:rPr>
-      </w:pPr>
-    </w:p>
-    <w:p>
-      <w:pPr>
-        <w:jc w:val="center"/>
-        <w:rPr>
-          <w:sz w:val="26"/>
-          <w:szCs w:val="26"/>
-        </w:rPr>
-      </w:pPr>
-    </w:p>
-    <w:p>
-      <w:pPr>
-        <w:jc w:val="center"/>
-        <w:rPr>
-          <w:sz w:val="26"/>
-          <w:szCs w:val="26"/>
-        </w:rPr>
-      </w:pPr>
-    </w:p>
-    <w:p>
-      <w:pPr>
-        <w:rPr>
-          <w:sz w:val="26"/>
-          <w:szCs w:val="26"/>
-        </w:rPr>
-      </w:pPr>
       <w:r>
         <w:rPr>
-          <w:sz w:val="26"/>
-          <w:szCs w:val="26"/>
-        </w:rPr>
-        <w:lastRenderedPageBreak/>
+          <w:sz w:val="28"/>
+          <w:szCs w:val="28"/>
+        </w:rPr>
         <w:br w:type="page"/>
       </w:r>
     </w:p>
@@ -3667,14 +4258,14 @@
         </w:numPr>
         <w:jc w:val="center"/>
         <w:rPr>
-          <w:sz w:val="26"/>
-          <w:szCs w:val="26"/>
+          <w:sz w:val="28"/>
+          <w:szCs w:val="28"/>
         </w:rPr>
       </w:pPr>
       <w:r>
         <w:rPr>
-          <w:sz w:val="26"/>
-          <w:szCs w:val="26"/>
+          <w:sz w:val="28"/>
+          <w:szCs w:val="28"/>
         </w:rPr>
         <w:lastRenderedPageBreak/>
         <w:t>ETUDE CONCEPTUELLE</w:t>
@@ -3684,14 +4275,14 @@
       <w:pPr>
         <w:jc w:val="both"/>
         <w:rPr>
-          <w:sz w:val="26"/>
-          <w:szCs w:val="26"/>
+          <w:sz w:val="28"/>
+          <w:szCs w:val="28"/>
         </w:rPr>
       </w:pPr>
       <w:r>
         <w:rPr>
-          <w:sz w:val="26"/>
-          <w:szCs w:val="26"/>
+          <w:sz w:val="28"/>
+          <w:szCs w:val="28"/>
         </w:rPr>
         <w:t>L'étude conceptuelle dans un projet IT est une étape clé qui intervient après la phase de définition des besoins. Elle vise à conceptualiser et à modéliser la solution envisagée, en s'appuyant sur les spécifications fonctionnelles et non fonctionnelles. Cette étude permet de définir l'architecture globale du système, les interactions entre les différents composants, et de vérifier la faisabilité technique du projet avant de passer à la phase de développement.</w:t>
       </w:r>
@@ -3705,14 +4296,14 @@
         </w:numPr>
         <w:jc w:val="center"/>
         <w:rPr>
-          <w:sz w:val="26"/>
-          <w:szCs w:val="26"/>
+          <w:sz w:val="28"/>
+          <w:szCs w:val="28"/>
         </w:rPr>
       </w:pPr>
       <w:r>
         <w:rPr>
-          <w:sz w:val="26"/>
-          <w:szCs w:val="26"/>
+          <w:sz w:val="28"/>
+          <w:szCs w:val="28"/>
         </w:rPr>
         <w:t>CONCEPTION LOGIQUE</w:t>
       </w:r>
@@ -3721,14 +4312,14 @@
       <w:pPr>
         <w:jc w:val="both"/>
         <w:rPr>
-          <w:sz w:val="26"/>
-          <w:szCs w:val="26"/>
+          <w:sz w:val="28"/>
+          <w:szCs w:val="28"/>
         </w:rPr>
       </w:pPr>
       <w:r>
         <w:rPr>
-          <w:sz w:val="26"/>
-          <w:szCs w:val="26"/>
+          <w:sz w:val="28"/>
+          <w:szCs w:val="28"/>
         </w:rPr>
         <w:t>La conception logique est une étape essentielle dans le processus de développement d'un système informatique, et plus spécifiquement dans la conception des bases de données et des systèmes d'information. Elle intervient après l'analyse des besoins et après l'étude conceptuelle. Elle a pour objectif de traduire les modèles conceptuels (souvent issus de la modélisation UML ou d'autres techniques de modélisation) en une représentation plus technique, mais qui reste indépendante des technologies spécifiques utilisées pour l'implémentation.</w:t>
       </w:r>
@@ -3742,14 +4333,14 @@
         </w:numPr>
         <w:jc w:val="center"/>
         <w:rPr>
-          <w:sz w:val="26"/>
-          <w:szCs w:val="26"/>
+          <w:sz w:val="28"/>
+          <w:szCs w:val="28"/>
         </w:rPr>
       </w:pPr>
       <w:r>
         <w:rPr>
-          <w:sz w:val="26"/>
-          <w:szCs w:val="26"/>
+          <w:sz w:val="28"/>
+          <w:szCs w:val="28"/>
         </w:rPr>
         <w:t>Diagramme de cas d’utilisation</w:t>
       </w:r>
@@ -3758,14 +4349,14 @@
       <w:pPr>
         <w:jc w:val="both"/>
         <w:rPr>
-          <w:sz w:val="26"/>
-          <w:szCs w:val="26"/>
+          <w:sz w:val="28"/>
+          <w:szCs w:val="28"/>
         </w:rPr>
       </w:pPr>
       <w:r>
         <w:rPr>
-          <w:sz w:val="26"/>
-          <w:szCs w:val="26"/>
+          <w:sz w:val="28"/>
+          <w:szCs w:val="28"/>
         </w:rPr>
         <w:t>Un use case (ou cas d'utilisation) est une description formelle de la manière dont un utilisateur (ou un autre système) interagit avec un système ou une application pour accomplir un objectif spécifique. Il est utilisé dans l'analyse et la conception de systèmes pour capturer les exigences fonctionnelles du système en décrivant les interactions entre un "acteur" (généralement un utilisateur ou un autre système) et le système lui-même.</w:t>
       </w:r>
@@ -3774,8 +4365,8 @@
       <w:pPr>
         <w:jc w:val="both"/>
         <w:rPr>
-          <w:sz w:val="26"/>
-          <w:szCs w:val="26"/>
+          <w:sz w:val="28"/>
+          <w:szCs w:val="28"/>
         </w:rPr>
       </w:pPr>
     </w:p>
@@ -3787,8 +4378,16 @@
           <w:numId w:val="23"/>
         </w:numPr>
         <w:jc w:val="center"/>
+        <w:rPr>
+          <w:sz w:val="28"/>
+          <w:szCs w:val="28"/>
+        </w:rPr>
       </w:pPr>
       <w:r>
+        <w:rPr>
+          <w:sz w:val="28"/>
+          <w:szCs w:val="28"/>
+        </w:rPr>
         <w:t>DIAGRAMME DE CAS D’UTILISATION GLOBAL</w:t>
       </w:r>
     </w:p>
@@ -3796,6 +4395,32 @@
       <w:pPr>
         <w:jc w:val="both"/>
         <w:rPr>
+          <w:sz w:val="28"/>
+          <w:szCs w:val="28"/>
+        </w:rPr>
+      </w:pPr>
+      <w:r>
+        <w:rPr>
+          <w:sz w:val="28"/>
+          <w:szCs w:val="28"/>
+        </w:rPr>
+        <w:t>Les cas d’utilisations constituent un moyen de recueillir et de décrire les besoins des acteurs du système. Un cas d’utilisation permet de décrire l’interaction entre les acteurs (utilisateurs des différents cas) et le système.</w:t>
+      </w:r>
+      <w:r>
+        <w:t xml:space="preserve"> </w:t>
+      </w:r>
+      <w:r>
+        <w:rPr>
+          <w:sz w:val="28"/>
+          <w:szCs w:val="28"/>
+        </w:rPr>
+        <w:t>Aussi la description de l’interaction est réalisée suivant le point de vue de l’utilisateur.</w:t>
+      </w:r>
+    </w:p>
+    <w:p>
+      <w:pPr>
+        <w:jc w:val="both"/>
+        <w:rPr>
           <w:sz w:val="26"/>
           <w:szCs w:val="26"/>
         </w:rPr>
@@ -3809,64 +4434,19 @@
           <w:szCs w:val="26"/>
         </w:rPr>
       </w:pPr>
-    </w:p>
-    <w:p>
-      <w:pPr>
-        <w:jc w:val="both"/>
-        <w:rPr>
-          <w:sz w:val="26"/>
-          <w:szCs w:val="26"/>
-        </w:rPr>
-      </w:pPr>
-    </w:p>
-    <w:p>
-      <w:pPr>
-        <w:jc w:val="both"/>
-        <w:rPr>
-          <w:sz w:val="26"/>
-          <w:szCs w:val="26"/>
-        </w:rPr>
-      </w:pPr>
-    </w:p>
-    <w:p>
-      <w:pPr>
-        <w:jc w:val="both"/>
-        <w:rPr>
-          <w:sz w:val="26"/>
-          <w:szCs w:val="26"/>
-        </w:rPr>
-      </w:pPr>
-    </w:p>
-    <w:p>
-      <w:pPr>
-        <w:jc w:val="both"/>
-        <w:rPr>
-          <w:sz w:val="26"/>
-          <w:szCs w:val="26"/>
-        </w:rPr>
-      </w:pPr>
-    </w:p>
-    <w:p>
-      <w:pPr>
-        <w:jc w:val="both"/>
-        <w:rPr>
-          <w:sz w:val="26"/>
-          <w:szCs w:val="26"/>
-        </w:rPr>
-      </w:pPr>
       <w:r>
         <w:rPr>
           <w:noProof/>
         </w:rPr>
         <w:lastRenderedPageBreak/>
         <w:drawing>
-          <wp:anchor distT="0" distB="0" distL="114300" distR="114300" simplePos="0" relativeHeight="251682816" behindDoc="0" locked="0" layoutInCell="1" allowOverlap="1" wp14:anchorId="37F51B4C" wp14:editId="5E9B0F3F">
+          <wp:anchor distT="0" distB="0" distL="114300" distR="114300" simplePos="0" relativeHeight="251682816" behindDoc="0" locked="0" layoutInCell="1" allowOverlap="1" wp14:anchorId="37F51B4C" wp14:editId="4DF9FA0E">
             <wp:simplePos x="0" y="0"/>
             <wp:positionH relativeFrom="column">
-              <wp:posOffset>109634</wp:posOffset>
+              <wp:posOffset>109220</wp:posOffset>
             </wp:positionH>
             <wp:positionV relativeFrom="paragraph">
-              <wp:posOffset>-160655</wp:posOffset>
+              <wp:posOffset>-214989</wp:posOffset>
             </wp:positionV>
             <wp:extent cx="5559541" cy="3872286"/>
             <wp:effectExtent l="0" t="0" r="3175" b="0"/>
@@ -3885,7 +4465,7 @@
                     </pic:cNvPicPr>
                   </pic:nvPicPr>
                   <pic:blipFill>
-                    <a:blip r:embed="rId10" cstate="print">
+                    <a:blip r:embed="rId14" cstate="print">
                       <a:extLst>
                         <a:ext uri="{28A0092B-C50C-407E-A947-70E740481C1C}">
                           <a14:useLocalDpi xmlns:a14="http://schemas.microsoft.com/office/drawing/2010/main" val="0"/>
@@ -3934,7 +4514,7 @@
     </w:p>
     <w:p>
       <w:pPr>
-        <w:jc w:val="center"/>
+        <w:jc w:val="both"/>
         <w:rPr>
           <w:sz w:val="26"/>
           <w:szCs w:val="26"/>
@@ -3943,16 +4523,7 @@
     </w:p>
     <w:p>
       <w:pPr>
-        <w:jc w:val="both"/>
-        <w:rPr>
-          <w:sz w:val="26"/>
-          <w:szCs w:val="26"/>
-        </w:rPr>
-      </w:pPr>
-    </w:p>
-    <w:p>
-      <w:pPr>
-        <w:jc w:val="both"/>
+        <w:jc w:val="center"/>
         <w:rPr>
           <w:sz w:val="26"/>
           <w:szCs w:val="26"/>
@@ -4030,13 +4601,13 @@
         <mc:AlternateContent>
           <mc:Choice Requires="wps">
             <w:drawing>
-              <wp:anchor distT="0" distB="0" distL="114300" distR="114300" simplePos="0" relativeHeight="251694080" behindDoc="0" locked="0" layoutInCell="1" allowOverlap="1" wp14:anchorId="54E15E5F" wp14:editId="0579DC74">
+              <wp:anchor distT="0" distB="0" distL="114300" distR="114300" simplePos="0" relativeHeight="251694080" behindDoc="0" locked="0" layoutInCell="1" allowOverlap="1" wp14:anchorId="54E15E5F" wp14:editId="2577D0E1">
                 <wp:simplePos x="0" y="0"/>
                 <wp:positionH relativeFrom="column">
-                  <wp:posOffset>-35118</wp:posOffset>
+                  <wp:posOffset>-34925</wp:posOffset>
                 </wp:positionH>
                 <wp:positionV relativeFrom="paragraph">
-                  <wp:posOffset>75565</wp:posOffset>
+                  <wp:posOffset>245193</wp:posOffset>
                 </wp:positionV>
                 <wp:extent cx="4271010" cy="588010"/>
                 <wp:effectExtent l="0" t="0" r="0" b="2540"/>
@@ -4160,7 +4731,7 @@
           </mc:Choice>
           <mc:Fallback>
             <w:pict>
-              <v:shape w14:anchorId="54E15E5F" id="Text Box 21" o:spid="_x0000_s1036" type="#_x0000_t202" style="position:absolute;left:0;text-align:left;margin-left:-2.75pt;margin-top:5.95pt;width:336.3pt;height:46.3pt;z-index:251694080;visibility:visible;mso-wrap-style:square;mso-width-percent:0;mso-height-percent:0;mso-wrap-distance-left:9pt;mso-wrap-distance-top:0;mso-wrap-distance-right:9pt;mso-wrap-distance-bottom:0;mso-position-horizontal:absolute;mso-position-horizontal-relative:text;mso-position-vertical:absolute;mso-position-vertical-relative:text;mso-width-percent:0;mso-height-percent:0;mso-width-relative:margin;mso-height-relative:margin;v-text-anchor:top" o:gfxdata="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" filled="f" stroked="f" strokeweight=".5pt">
+              <v:shape w14:anchorId="54E15E5F" id="Text Box 21" o:spid="_x0000_s1037" type="#_x0000_t202" style="position:absolute;left:0;text-align:left;margin-left:-2.75pt;margin-top:19.3pt;width:336.3pt;height:46.3pt;z-index:251694080;visibility:visible;mso-wrap-style:square;mso-width-percent:0;mso-height-percent:0;mso-wrap-distance-left:9pt;mso-wrap-distance-top:0;mso-wrap-distance-right:9pt;mso-wrap-distance-bottom:0;mso-position-horizontal:absolute;mso-position-horizontal-relative:text;mso-position-vertical:absolute;mso-position-vertical-relative:text;mso-width-percent:0;mso-height-percent:0;mso-width-relative:margin;mso-height-relative:margin;v-text-anchor:top" o:gfxdata="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" filled="f" stroked="f" strokeweight=".5pt">
                 <v:textbox>
                   <w:txbxContent>
                     <w:p>
@@ -4249,7 +4820,7 @@
     </w:p>
     <w:p>
       <w:pPr>
-        <w:jc w:val="center"/>
+        <w:jc w:val="both"/>
         <w:rPr>
           <w:sz w:val="26"/>
           <w:szCs w:val="26"/>
@@ -4258,7 +4829,6 @@
     </w:p>
     <w:p>
       <w:pPr>
-        <w:jc w:val="center"/>
         <w:rPr>
           <w:sz w:val="26"/>
           <w:szCs w:val="26"/>
@@ -4267,10 +4837,15 @@
     </w:p>
     <w:p>
       <w:pPr>
+        <w:pStyle w:val="ListParagraph"/>
+        <w:numPr>
+          <w:ilvl w:val="2"/>
+          <w:numId w:val="23"/>
+        </w:numPr>
         <w:jc w:val="center"/>
         <w:rPr>
-          <w:sz w:val="26"/>
-          <w:szCs w:val="26"/>
+          <w:sz w:val="28"/>
+          <w:szCs w:val="28"/>
         </w:rPr>
       </w:pPr>
       <w:r>
@@ -4278,7 +4853,7 @@
           <w:noProof/>
         </w:rPr>
         <w:drawing>
-          <wp:anchor distT="0" distB="0" distL="114300" distR="114300" simplePos="0" relativeHeight="251661312" behindDoc="0" locked="0" layoutInCell="1" allowOverlap="1" wp14:anchorId="7ED06660" wp14:editId="3DBCB0DB">
+          <wp:anchor distT="0" distB="0" distL="114300" distR="114300" simplePos="0" relativeHeight="251661312" behindDoc="0" locked="0" layoutInCell="1" allowOverlap="1" wp14:anchorId="7ED06660" wp14:editId="2429E602">
             <wp:simplePos x="0" y="0"/>
             <wp:positionH relativeFrom="column">
               <wp:posOffset>-286385</wp:posOffset>
@@ -4303,7 +4878,7 @@
                     </pic:cNvPicPr>
                   </pic:nvPicPr>
                   <pic:blipFill>
-                    <a:blip r:embed="rId11">
+                    <a:blip r:embed="rId15">
                       <a:extLst>
                         <a:ext uri="{28A0092B-C50C-407E-A947-70E740481C1C}">
                           <a14:useLocalDpi xmlns:a14="http://schemas.microsoft.com/office/drawing/2010/main" val="0"/>
@@ -4342,22 +4917,22 @@
       </w:r>
       <w:r>
         <w:rPr>
-          <w:sz w:val="26"/>
-          <w:szCs w:val="26"/>
+          <w:sz w:val="28"/>
+          <w:szCs w:val="28"/>
         </w:rPr>
         <w:t>CAS D’UTILISATION : G</w:t>
       </w:r>
       <w:r>
         <w:rPr>
-          <w:sz w:val="26"/>
-          <w:szCs w:val="26"/>
+          <w:sz w:val="28"/>
+          <w:szCs w:val="28"/>
         </w:rPr>
         <w:t>estion des</w:t>
       </w:r>
       <w:r>
         <w:rPr>
-          <w:sz w:val="26"/>
-          <w:szCs w:val="26"/>
+          <w:sz w:val="28"/>
+          <w:szCs w:val="28"/>
         </w:rPr>
         <w:t xml:space="preserve"> enregistrements</w:t>
       </w:r>
@@ -4468,7 +5043,7 @@
         <mc:AlternateContent>
           <mc:Choice Requires="wps">
             <w:drawing>
-              <wp:anchor distT="0" distB="0" distL="114300" distR="114300" simplePos="0" relativeHeight="251696128" behindDoc="0" locked="0" layoutInCell="1" allowOverlap="1" wp14:anchorId="160CDF15" wp14:editId="23664FBF">
+              <wp:anchor distT="0" distB="0" distL="114300" distR="114300" simplePos="0" relativeHeight="251696128" behindDoc="0" locked="0" layoutInCell="1" allowOverlap="1" wp14:anchorId="160CDF15" wp14:editId="779F91FC">
                 <wp:simplePos x="0" y="0"/>
                 <wp:positionH relativeFrom="column">
                   <wp:posOffset>-107536</wp:posOffset>
@@ -4590,7 +5165,7 @@
           </mc:Choice>
           <mc:Fallback>
             <w:pict>
-              <v:shape w14:anchorId="160CDF15" id="Text Box 22" o:spid="_x0000_s1037" type="#_x0000_t202" style="position:absolute;margin-left:-8.45pt;margin-top:16.55pt;width:448.3pt;height:50.7pt;z-index:251696128;visibility:visible;mso-wrap-style:square;mso-width-percent:0;mso-height-percent:0;mso-wrap-distance-left:9pt;mso-wrap-distance-top:0;mso-wrap-distance-right:9pt;mso-wrap-distance-bottom:0;mso-position-horizontal:absolute;mso-position-horizontal-relative:text;mso-position-vertical:absolute;mso-position-vertical-relative:text;mso-width-percent:0;mso-height-percent:0;mso-width-relative:margin;mso-height-relative:margin;v-text-anchor:top" o:gfxdata="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" filled="f" stroked="f" strokeweight=".5pt">
+              <v:shape w14:anchorId="160CDF15" id="Text Box 22" o:spid="_x0000_s1038" type="#_x0000_t202" style="position:absolute;margin-left:-8.45pt;margin-top:16.55pt;width:448.3pt;height:50.7pt;z-index:251696128;visibility:visible;mso-wrap-style:square;mso-width-percent:0;mso-height-percent:0;mso-wrap-distance-left:9pt;mso-wrap-distance-top:0;mso-wrap-distance-right:9pt;mso-wrap-distance-bottom:0;mso-position-horizontal:absolute;mso-position-horizontal-relative:text;mso-position-vertical:absolute;mso-position-vertical-relative:text;mso-width-percent:0;mso-height-percent:0;mso-width-relative:margin;mso-height-relative:margin;v-text-anchor:top" o:gfxdata="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" filled="f" stroked="f" strokeweight=".5pt">
                 <v:textbox>
                   <w:txbxContent>
                     <w:p>
@@ -4680,23 +5255,29 @@
     </w:p>
     <w:p>
       <w:pPr>
+        <w:pStyle w:val="ListParagraph"/>
+        <w:numPr>
+          <w:ilvl w:val="2"/>
+          <w:numId w:val="23"/>
+        </w:numPr>
         <w:jc w:val="center"/>
         <w:rPr>
-          <w:sz w:val="26"/>
-          <w:szCs w:val="26"/>
+          <w:sz w:val="28"/>
+          <w:szCs w:val="28"/>
         </w:rPr>
       </w:pPr>
       <w:r>
         <w:rPr>
-          <w:sz w:val="26"/>
-          <w:szCs w:val="26"/>
-        </w:rPr>
+          <w:sz w:val="28"/>
+          <w:szCs w:val="28"/>
+        </w:rPr>
+        <w:lastRenderedPageBreak/>
         <w:t>DESCRIPTION TEXTUELLE</w:t>
       </w:r>
       <w:r>
         <w:rPr>
-          <w:sz w:val="26"/>
-          <w:szCs w:val="26"/>
+          <w:sz w:val="28"/>
+          <w:szCs w:val="28"/>
         </w:rPr>
         <w:t> : Gestion des enregistrements</w:t>
       </w:r>
@@ -5131,12 +5712,21 @@
                 <w:szCs w:val="26"/>
               </w:rPr>
             </w:pPr>
-            <w:r>
-              <w:rPr>
-                <w:sz w:val="26"/>
-                <w:szCs w:val="26"/>
-              </w:rPr>
-              <w:t>il remplit les champ et valide.</w:t>
+            <w:proofErr w:type="gramStart"/>
+            <w:r>
+              <w:rPr>
+                <w:sz w:val="26"/>
+                <w:szCs w:val="26"/>
+              </w:rPr>
+              <w:t>il</w:t>
+            </w:r>
+            <w:proofErr w:type="gramEnd"/>
+            <w:r>
+              <w:rPr>
+                <w:sz w:val="26"/>
+                <w:szCs w:val="26"/>
+              </w:rPr>
+              <w:t xml:space="preserve"> remplit les champ et valide.</w:t>
             </w:r>
           </w:p>
           <w:p>
@@ -5617,7 +6207,7 @@
           </mc:Choice>
           <mc:Fallback>
             <w:pict>
-              <v:shape w14:anchorId="7190BABD" id="Text Box 3" o:spid="_x0000_s1038" type="#_x0000_t202" style="position:absolute;left:0;text-align:left;margin-left:-25.5pt;margin-top:1.25pt;width:511.85pt;height:54.45pt;z-index:251685888;visibility:visible;mso-wrap-style:square;mso-width-percent:0;mso-height-percent:0;mso-wrap-distance-left:9pt;mso-wrap-distance-top:0;mso-wrap-distance-right:9pt;mso-wrap-distance-bottom:0;mso-position-horizontal:absolute;mso-position-horizontal-relative:text;mso-position-vertical:absolute;mso-position-vertical-relative:text;mso-width-percent:0;mso-height-percent:0;mso-width-relative:margin;mso-height-relative:margin;v-text-anchor:top" o:gfxdata="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" filled="f" stroked="f" strokeweight=".5pt">
+              <v:shape w14:anchorId="7190BABD" id="Text Box 3" o:spid="_x0000_s1039" type="#_x0000_t202" style="position:absolute;left:0;text-align:left;margin-left:-25.5pt;margin-top:1.25pt;width:511.85pt;height:54.45pt;z-index:251685888;visibility:visible;mso-wrap-style:square;mso-width-percent:0;mso-height-percent:0;mso-wrap-distance-left:9pt;mso-wrap-distance-top:0;mso-wrap-distance-right:9pt;mso-wrap-distance-bottom:0;mso-position-horizontal:absolute;mso-position-horizontal-relative:text;mso-position-vertical:absolute;mso-position-vertical-relative:text;mso-width-percent:0;mso-height-percent:0;mso-width-relative:margin;mso-height-relative:margin;v-text-anchor:top" o:gfxdata="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" filled="f" stroked="f" strokeweight=".5pt">
                 <v:textbox>
                   <w:txbxContent>
                     <w:p>
@@ -5682,6 +6272,11 @@
     </w:p>
     <w:p>
       <w:pPr>
+        <w:pStyle w:val="ListParagraph"/>
+        <w:numPr>
+          <w:ilvl w:val="2"/>
+          <w:numId w:val="23"/>
+        </w:numPr>
         <w:jc w:val="center"/>
         <w:rPr>
           <w:sz w:val="26"/>
@@ -5693,7 +6288,7 @@
           <w:noProof/>
         </w:rPr>
         <w:drawing>
-          <wp:anchor distT="0" distB="0" distL="114300" distR="114300" simplePos="0" relativeHeight="251678720" behindDoc="0" locked="0" layoutInCell="1" allowOverlap="1" wp14:anchorId="0592AEFB" wp14:editId="5B3B189B">
+          <wp:anchor distT="0" distB="0" distL="114300" distR="114300" simplePos="0" relativeHeight="251678720" behindDoc="0" locked="0" layoutInCell="1" allowOverlap="1" wp14:anchorId="0592AEFB" wp14:editId="72134491">
             <wp:simplePos x="0" y="0"/>
             <wp:positionH relativeFrom="column">
               <wp:posOffset>-307009</wp:posOffset>
@@ -5718,7 +6313,7 @@
                     </pic:cNvPicPr>
                   </pic:nvPicPr>
                   <pic:blipFill>
-                    <a:blip r:embed="rId12">
+                    <a:blip r:embed="rId16">
                       <a:extLst>
                         <a:ext uri="{28A0092B-C50C-407E-A947-70E740481C1C}">
                           <a14:useLocalDpi xmlns:a14="http://schemas.microsoft.com/office/drawing/2010/main" val="0"/>
@@ -6007,7 +6602,7 @@
                                 <w:sz w:val="22"/>
                                 <w:szCs w:val="22"/>
                               </w:rPr>
-                              <w:t>Source : A</w:t>
+                              <w:t xml:space="preserve">Source : </w:t>
                             </w:r>
                             <w:proofErr w:type="spellStart"/>
                             <w:r>
@@ -6018,7 +6613,7 @@
                                 <w:sz w:val="22"/>
                                 <w:szCs w:val="22"/>
                               </w:rPr>
-                              <w:t>sta</w:t>
+                              <w:t>Asta</w:t>
                             </w:r>
                             <w:r>
                               <w:rPr>
@@ -6086,7 +6681,7 @@
           </mc:Choice>
           <mc:Fallback>
             <w:pict>
-              <v:shape w14:anchorId="45DDB9E7" id="Text Box 23" o:spid="_x0000_s1039" type="#_x0000_t202" style="position:absolute;margin-left:-18.95pt;margin-top:12.1pt;width:368.45pt;height:55.1pt;z-index:251698176;visibility:visible;mso-wrap-style:square;mso-width-percent:0;mso-height-percent:0;mso-wrap-distance-left:9pt;mso-wrap-distance-top:0;mso-wrap-distance-right:9pt;mso-wrap-distance-bottom:0;mso-position-horizontal:absolute;mso-position-horizontal-relative:text;mso-position-vertical:absolute;mso-position-vertical-relative:text;mso-width-percent:0;mso-height-percent:0;mso-width-relative:margin;mso-height-relative:margin;v-text-anchor:top" o:gfxdata="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" filled="f" stroked="f" strokeweight=".5pt">
+              <v:shape w14:anchorId="45DDB9E7" id="Text Box 23" o:spid="_x0000_s1040" type="#_x0000_t202" style="position:absolute;margin-left:-18.95pt;margin-top:12.1pt;width:368.45pt;height:55.1pt;z-index:251698176;visibility:visible;mso-wrap-style:square;mso-width-percent:0;mso-height-percent:0;mso-wrap-distance-left:9pt;mso-wrap-distance-top:0;mso-wrap-distance-right:9pt;mso-wrap-distance-bottom:0;mso-position-horizontal:absolute;mso-position-horizontal-relative:text;mso-position-vertical:absolute;mso-position-vertical-relative:text;mso-width-percent:0;mso-height-percent:0;mso-width-relative:margin;mso-height-relative:margin;v-text-anchor:top" o:gfxdata="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" filled="f" stroked="f" strokeweight=".5pt">
                 <v:textbox>
                   <w:txbxContent>
                     <w:p>
@@ -6158,7 +6753,7 @@
                           <w:sz w:val="22"/>
                           <w:szCs w:val="22"/>
                         </w:rPr>
-                        <w:t>Source : A</w:t>
+                        <w:t xml:space="preserve">Source : </w:t>
                       </w:r>
                       <w:proofErr w:type="spellStart"/>
                       <w:r>
@@ -6169,7 +6764,7 @@
                           <w:sz w:val="22"/>
                           <w:szCs w:val="22"/>
                         </w:rPr>
-                        <w:t>sta</w:t>
+                        <w:t>Asta</w:t>
                       </w:r>
                       <w:r>
                         <w:rPr>
@@ -6254,6 +6849,11 @@
     </w:p>
     <w:p>
       <w:pPr>
+        <w:pStyle w:val="ListParagraph"/>
+        <w:numPr>
+          <w:ilvl w:val="2"/>
+          <w:numId w:val="23"/>
+        </w:numPr>
         <w:jc w:val="center"/>
         <w:rPr>
           <w:sz w:val="26"/>
@@ -7098,13 +7698,13 @@
         <mc:AlternateContent>
           <mc:Choice Requires="wps">
             <w:drawing>
-              <wp:anchor distT="0" distB="0" distL="114300" distR="114300" simplePos="0" relativeHeight="251704320" behindDoc="0" locked="0" layoutInCell="1" allowOverlap="1" wp14:anchorId="68B8B924" wp14:editId="075AA786">
+              <wp:anchor distT="0" distB="0" distL="114300" distR="114300" simplePos="0" relativeHeight="251704320" behindDoc="0" locked="0" layoutInCell="1" allowOverlap="1" wp14:anchorId="68B8B924" wp14:editId="251D25E3">
                 <wp:simplePos x="0" y="0"/>
                 <wp:positionH relativeFrom="column">
-                  <wp:posOffset>-446654</wp:posOffset>
+                  <wp:posOffset>-446405</wp:posOffset>
                 </wp:positionH>
                 <wp:positionV relativeFrom="paragraph">
-                  <wp:posOffset>531992</wp:posOffset>
+                  <wp:posOffset>547066</wp:posOffset>
                 </wp:positionV>
                 <wp:extent cx="6885056" cy="675861"/>
                 <wp:effectExtent l="0" t="0" r="0" b="0"/>
@@ -7186,7 +7786,7 @@
           </mc:Choice>
           <mc:Fallback>
             <w:pict>
-              <v:shape w14:anchorId="68B8B924" id="Text Box 5" o:spid="_x0000_s1040" type="#_x0000_t202" style="position:absolute;left:0;text-align:left;margin-left:-35.15pt;margin-top:41.9pt;width:542.15pt;height:53.2pt;z-index:251704320;visibility:visible;mso-wrap-style:square;mso-width-percent:0;mso-height-percent:0;mso-wrap-distance-left:9pt;mso-wrap-distance-top:0;mso-wrap-distance-right:9pt;mso-wrap-distance-bottom:0;mso-position-horizontal:absolute;mso-position-horizontal-relative:text;mso-position-vertical:absolute;mso-position-vertical-relative:text;mso-width-percent:0;mso-height-percent:0;mso-width-relative:margin;mso-height-relative:margin;v-text-anchor:top" o:gfxdata="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" filled="f" stroked="f" strokeweight=".5pt">
+              <v:shape w14:anchorId="68B8B924" id="Text Box 5" o:spid="_x0000_s1041" type="#_x0000_t202" style="position:absolute;left:0;text-align:left;margin-left:-35.15pt;margin-top:43.1pt;width:542.15pt;height:53.2pt;z-index:251704320;visibility:visible;mso-wrap-style:square;mso-width-percent:0;mso-height-percent:0;mso-wrap-distance-left:9pt;mso-wrap-distance-top:0;mso-wrap-distance-right:9pt;mso-wrap-distance-bottom:0;mso-position-horizontal:absolute;mso-position-horizontal-relative:text;mso-position-vertical:absolute;mso-position-vertical-relative:text;mso-width-percent:0;mso-height-percent:0;mso-width-relative:margin;mso-height-relative:margin;v-text-anchor:top" o:gfxdata="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" filled="f" stroked="f" strokeweight=".5pt">
                 <v:textbox>
                   <w:txbxContent>
                     <w:p>
@@ -7244,17 +7844,22 @@
       <w:pPr>
         <w:jc w:val="both"/>
         <w:rPr>
-          <w:sz w:val="26"/>
-          <w:szCs w:val="26"/>
-        </w:rPr>
-      </w:pPr>
-    </w:p>
-    <w:p>
-      <w:pPr>
+          <w:sz w:val="28"/>
+          <w:szCs w:val="28"/>
+        </w:rPr>
+      </w:pPr>
+    </w:p>
+    <w:p>
+      <w:pPr>
+        <w:pStyle w:val="ListParagraph"/>
+        <w:numPr>
+          <w:ilvl w:val="2"/>
+          <w:numId w:val="23"/>
+        </w:numPr>
         <w:jc w:val="center"/>
         <w:rPr>
-          <w:sz w:val="26"/>
-          <w:szCs w:val="26"/>
+          <w:sz w:val="28"/>
+          <w:szCs w:val="28"/>
         </w:rPr>
       </w:pPr>
       <w:r>
@@ -7287,7 +7892,7 @@
                     </pic:cNvPicPr>
                   </pic:nvPicPr>
                   <pic:blipFill>
-                    <a:blip r:embed="rId13" cstate="print">
+                    <a:blip r:embed="rId17" cstate="print">
                       <a:extLst>
                         <a:ext uri="{28A0092B-C50C-407E-A947-70E740481C1C}">
                           <a14:useLocalDpi xmlns:a14="http://schemas.microsoft.com/office/drawing/2010/main" val="0"/>
@@ -7326,15 +7931,15 @@
       </w:r>
       <w:r>
         <w:rPr>
-          <w:sz w:val="26"/>
-          <w:szCs w:val="26"/>
+          <w:sz w:val="28"/>
+          <w:szCs w:val="28"/>
         </w:rPr>
         <w:t xml:space="preserve">CAS D’UTILISATION : </w:t>
       </w:r>
       <w:r>
         <w:rPr>
-          <w:sz w:val="26"/>
-          <w:szCs w:val="26"/>
+          <w:sz w:val="28"/>
+          <w:szCs w:val="28"/>
         </w:rPr>
         <w:t>Gestion des rôles et utilisateurs</w:t>
       </w:r>
@@ -7581,6 +8186,7 @@
                                 <w:color w:val="156082" w:themeColor="accent1"/>
                               </w:rPr>
                             </w:pPr>
+                            <w:proofErr w:type="gramStart"/>
                             <w:r>
                               <w:rPr>
                                 <w:i/>
@@ -7589,6 +8195,7 @@
                               </w:rPr>
                               <w:t>s</w:t>
                             </w:r>
+                            <w:proofErr w:type="gramEnd"/>
                           </w:p>
                         </w:txbxContent>
                       </wps:txbx>
@@ -7612,7 +8219,7 @@
           </mc:Choice>
           <mc:Fallback>
             <w:pict>
-              <v:shape w14:anchorId="504C5708" id="Text Box 24" o:spid="_x0000_s1041" type="#_x0000_t202" style="position:absolute;left:0;text-align:left;margin-left:-35.2pt;margin-top:27.1pt;width:410.4pt;height:52.6pt;z-index:251700224;visibility:visible;mso-wrap-style:square;mso-width-percent:0;mso-height-percent:0;mso-wrap-distance-left:9pt;mso-wrap-distance-top:0;mso-wrap-distance-right:9pt;mso-wrap-distance-bottom:0;mso-position-horizontal:absolute;mso-position-horizontal-relative:text;mso-position-vertical:absolute;mso-position-vertical-relative:text;mso-width-percent:0;mso-height-percent:0;mso-width-relative:margin;mso-height-relative:margin;v-text-anchor:top" o:gfxdata="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" filled="f" stroked="f" strokeweight=".5pt">
+              <v:shape w14:anchorId="504C5708" id="Text Box 24" o:spid="_x0000_s1042" type="#_x0000_t202" style="position:absolute;left:0;text-align:left;margin-left:-35.2pt;margin-top:27.1pt;width:410.4pt;height:52.6pt;z-index:251700224;visibility:visible;mso-wrap-style:square;mso-width-percent:0;mso-height-percent:0;mso-wrap-distance-left:9pt;mso-wrap-distance-top:0;mso-wrap-distance-right:9pt;mso-wrap-distance-bottom:0;mso-position-horizontal:absolute;mso-position-horizontal-relative:text;mso-position-vertical:absolute;mso-position-vertical-relative:text;mso-width-percent:0;mso-height-percent:0;mso-width-relative:margin;mso-height-relative:margin;v-text-anchor:top" o:gfxdata="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" filled="f" stroked="f" strokeweight=".5pt">
                 <v:textbox>
                   <w:txbxContent>
                     <w:p>
@@ -7700,6 +8307,7 @@
                           <w:color w:val="156082" w:themeColor="accent1"/>
                         </w:rPr>
                       </w:pPr>
+                      <w:proofErr w:type="gramStart"/>
                       <w:r>
                         <w:rPr>
                           <w:i/>
@@ -7708,6 +8316,7 @@
                         </w:rPr>
                         <w:t>s</w:t>
                       </w:r>
+                      <w:proofErr w:type="gramEnd"/>
                     </w:p>
                   </w:txbxContent>
                 </v:textbox>
@@ -7791,18 +8400,22 @@
     </w:p>
     <w:p>
       <w:pPr>
+        <w:pStyle w:val="ListParagraph"/>
+        <w:numPr>
+          <w:ilvl w:val="2"/>
+          <w:numId w:val="23"/>
+        </w:numPr>
         <w:jc w:val="center"/>
         <w:rPr>
-          <w:sz w:val="26"/>
-          <w:szCs w:val="26"/>
+          <w:sz w:val="28"/>
+          <w:szCs w:val="28"/>
         </w:rPr>
       </w:pPr>
       <w:r>
         <w:rPr>
-          <w:sz w:val="26"/>
-          <w:szCs w:val="26"/>
-        </w:rPr>
-        <w:lastRenderedPageBreak/>
+          <w:sz w:val="28"/>
+          <w:szCs w:val="28"/>
+        </w:rPr>
         <w:t>DESCRIPTION TEXTUELLE : Gestion des rôles et utilisateurs</w:t>
       </w:r>
     </w:p>
@@ -8571,6 +9184,7 @@
                 <w:sz w:val="26"/>
                 <w:szCs w:val="26"/>
               </w:rPr>
+              <w:lastRenderedPageBreak/>
               <w:t>Scénario alternatif</w:t>
             </w:r>
           </w:p>
@@ -8596,15 +9210,7 @@
                 <w:sz w:val="26"/>
                 <w:szCs w:val="26"/>
               </w:rPr>
-              <w:t xml:space="preserve">Echec au niveau de l’authentification : dans ce cas, le système notifie l’utilisateur que </w:t>
-            </w:r>
-            <w:r>
-              <w:rPr>
-                <w:sz w:val="26"/>
-                <w:szCs w:val="26"/>
-              </w:rPr>
-              <w:lastRenderedPageBreak/>
-              <w:t>l’authentification a échouée et il est invité à réessayer.</w:t>
+              <w:t>Echec au niveau de l’authentification : dans ce cas, le système notifie l’utilisateur que l’authentification a échouée et il est invité à réessayer.</w:t>
             </w:r>
           </w:p>
         </w:tc>
@@ -8630,7 +9236,6 @@
                 <w:sz w:val="26"/>
                 <w:szCs w:val="26"/>
               </w:rPr>
-              <w:lastRenderedPageBreak/>
               <w:t>Postcondition</w:t>
             </w:r>
           </w:p>
@@ -8841,7 +9446,7 @@
           </mc:Choice>
           <mc:Fallback>
             <w:pict>
-              <v:shape w14:anchorId="313E29F0" id="Text Box 19" o:spid="_x0000_s1042" type="#_x0000_t202" style="position:absolute;left:0;text-align:left;margin-left:-35.8pt;margin-top:1.9pt;width:485.5pt;height:54.45pt;z-index:251689984;visibility:visible;mso-wrap-style:square;mso-width-percent:0;mso-height-percent:0;mso-wrap-distance-left:9pt;mso-wrap-distance-top:0;mso-wrap-distance-right:9pt;mso-wrap-distance-bottom:0;mso-position-horizontal:absolute;mso-position-horizontal-relative:text;mso-position-vertical:absolute;mso-position-vertical-relative:text;mso-width-percent:0;mso-height-percent:0;mso-width-relative:margin;mso-height-relative:margin;v-text-anchor:top" o:gfxdata="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" filled="f" stroked="f" strokeweight=".5pt">
+              <v:shape w14:anchorId="313E29F0" id="Text Box 19" o:spid="_x0000_s1043" type="#_x0000_t202" style="position:absolute;left:0;text-align:left;margin-left:-35.8pt;margin-top:1.9pt;width:485.5pt;height:54.45pt;z-index:251689984;visibility:visible;mso-wrap-style:square;mso-width-percent:0;mso-height-percent:0;mso-wrap-distance-left:9pt;mso-wrap-distance-top:0;mso-wrap-distance-right:9pt;mso-wrap-distance-bottom:0;mso-position-horizontal:absolute;mso-position-horizontal-relative:text;mso-position-vertical:absolute;mso-position-vertical-relative:text;mso-width-percent:0;mso-height-percent:0;mso-width-relative:margin;mso-height-relative:margin;v-text-anchor:top" o:gfxdata="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" filled="f" stroked="f" strokeweight=".5pt">
                 <v:textbox>
                   <w:txbxContent>
                     <w:p>
@@ -8946,23 +9551,28 @@
     </w:p>
     <w:p>
       <w:pPr>
+        <w:pStyle w:val="ListParagraph"/>
+        <w:numPr>
+          <w:ilvl w:val="2"/>
+          <w:numId w:val="23"/>
+        </w:numPr>
         <w:jc w:val="center"/>
         <w:rPr>
-          <w:sz w:val="26"/>
-          <w:szCs w:val="26"/>
+          <w:sz w:val="28"/>
+          <w:szCs w:val="28"/>
         </w:rPr>
       </w:pPr>
       <w:r>
         <w:rPr>
-          <w:sz w:val="26"/>
-          <w:szCs w:val="26"/>
+          <w:sz w:val="28"/>
+          <w:szCs w:val="28"/>
         </w:rPr>
         <w:t>CAS D’UTILISATION : Gestion des note</w:t>
       </w:r>
       <w:r>
         <w:rPr>
-          <w:sz w:val="26"/>
-          <w:szCs w:val="26"/>
+          <w:sz w:val="28"/>
+          <w:szCs w:val="28"/>
         </w:rPr>
         <w:t>s</w:t>
       </w:r>
@@ -9005,7 +9615,7 @@
                     </pic:cNvPicPr>
                   </pic:nvPicPr>
                   <pic:blipFill>
-                    <a:blip r:embed="rId14">
+                    <a:blip r:embed="rId18">
                       <a:extLst>
                         <a:ext uri="{28A0092B-C50C-407E-A947-70E740481C1C}">
                           <a14:useLocalDpi xmlns:a14="http://schemas.microsoft.com/office/drawing/2010/main" val="0"/>
@@ -9237,7 +9847,7 @@
                                 <w:iCs/>
                                 <w:color w:val="156082" w:themeColor="accent1"/>
                               </w:rPr>
-                              <w:t>Source : A</w:t>
+                              <w:t xml:space="preserve">Source : </w:t>
                             </w:r>
                             <w:proofErr w:type="spellStart"/>
                             <w:r>
@@ -9246,7 +9856,7 @@
                                 <w:iCs/>
                                 <w:color w:val="156082" w:themeColor="accent1"/>
                               </w:rPr>
-                              <w:t>stah</w:t>
+                              <w:t>Astah</w:t>
                             </w:r>
                             <w:proofErr w:type="spellEnd"/>
                             <w:r>
@@ -9284,6 +9894,7 @@
                                 <w:color w:val="156082" w:themeColor="accent1"/>
                               </w:rPr>
                             </w:pPr>
+                            <w:proofErr w:type="gramStart"/>
                             <w:r>
                               <w:rPr>
                                 <w:i/>
@@ -9292,6 +9903,7 @@
                               </w:rPr>
                               <w:t>s</w:t>
                             </w:r>
+                            <w:proofErr w:type="gramEnd"/>
                           </w:p>
                         </w:txbxContent>
                       </wps:txbx>
@@ -9315,7 +9927,7 @@
           </mc:Choice>
           <mc:Fallback>
             <w:pict>
-              <v:shape w14:anchorId="124F4089" id="Text Box 25" o:spid="_x0000_s1043" type="#_x0000_t202" style="position:absolute;left:0;text-align:left;margin-left:-21.4pt;margin-top:10.55pt;width:384.7pt;height:51.35pt;z-index:251702272;visibility:visible;mso-wrap-style:square;mso-width-percent:0;mso-height-percent:0;mso-wrap-distance-left:9pt;mso-wrap-distance-top:0;mso-wrap-distance-right:9pt;mso-wrap-distance-bottom:0;mso-position-horizontal:absolute;mso-position-horizontal-relative:text;mso-position-vertical:absolute;mso-position-vertical-relative:text;mso-width-percent:0;mso-height-percent:0;mso-width-relative:margin;mso-height-relative:margin;v-text-anchor:top" o:gfxdata="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" filled="f" stroked="f" strokeweight=".5pt">
+              <v:shape w14:anchorId="124F4089" id="Text Box 25" o:spid="_x0000_s1044" type="#_x0000_t202" style="position:absolute;left:0;text-align:left;margin-left:-21.4pt;margin-top:10.55pt;width:384.7pt;height:51.35pt;z-index:251702272;visibility:visible;mso-wrap-style:square;mso-width-percent:0;mso-height-percent:0;mso-wrap-distance-left:9pt;mso-wrap-distance-top:0;mso-wrap-distance-right:9pt;mso-wrap-distance-bottom:0;mso-position-horizontal:absolute;mso-position-horizontal-relative:text;mso-position-vertical:absolute;mso-position-vertical-relative:text;mso-width-percent:0;mso-height-percent:0;mso-width-relative:margin;mso-height-relative:margin;v-text-anchor:top" o:gfxdata="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" filled="f" stroked="f" strokeweight=".5pt">
                 <v:textbox>
                   <w:txbxContent>
                     <w:p>
@@ -9373,7 +9985,7 @@
                           <w:iCs/>
                           <w:color w:val="156082" w:themeColor="accent1"/>
                         </w:rPr>
-                        <w:t>Source : A</w:t>
+                        <w:t xml:space="preserve">Source : </w:t>
                       </w:r>
                       <w:proofErr w:type="spellStart"/>
                       <w:r>
@@ -9382,7 +9994,7 @@
                           <w:iCs/>
                           <w:color w:val="156082" w:themeColor="accent1"/>
                         </w:rPr>
-                        <w:t>stah</w:t>
+                        <w:t>Astah</w:t>
                       </w:r>
                       <w:proofErr w:type="spellEnd"/>
                       <w:r>
@@ -9420,6 +10032,7 @@
                           <w:color w:val="156082" w:themeColor="accent1"/>
                         </w:rPr>
                       </w:pPr>
+                      <w:proofErr w:type="gramStart"/>
                       <w:r>
                         <w:rPr>
                           <w:i/>
@@ -9428,6 +10041,7 @@
                         </w:rPr>
                         <w:t>s</w:t>
                       </w:r>
+                      <w:proofErr w:type="gramEnd"/>
                     </w:p>
                   </w:txbxContent>
                 </v:textbox>
@@ -9456,6 +10070,11 @@
     </w:p>
     <w:p>
       <w:pPr>
+        <w:pStyle w:val="ListParagraph"/>
+        <w:numPr>
+          <w:ilvl w:val="2"/>
+          <w:numId w:val="23"/>
+        </w:numPr>
         <w:jc w:val="center"/>
         <w:rPr>
           <w:sz w:val="26"/>
@@ -9521,7 +10140,6 @@
                 <w:sz w:val="26"/>
                 <w:szCs w:val="26"/>
               </w:rPr>
-              <w:lastRenderedPageBreak/>
               <w:t>CAS D’UTILISATION : Gestion des notes</w:t>
             </w:r>
           </w:p>
@@ -9793,12 +10411,21 @@
               </w:rPr>
               <w:t xml:space="preserve">e </w:t>
             </w:r>
-            <w:r>
-              <w:rPr>
-                <w:sz w:val="26"/>
-                <w:szCs w:val="26"/>
-              </w:rPr>
-              <w:t>( état de la projection : terminé</w:t>
+            <w:proofErr w:type="gramStart"/>
+            <w:r>
+              <w:rPr>
+                <w:sz w:val="26"/>
+                <w:szCs w:val="26"/>
+              </w:rPr>
+              <w:t>( état</w:t>
+            </w:r>
+            <w:proofErr w:type="gramEnd"/>
+            <w:r>
+              <w:rPr>
+                <w:sz w:val="26"/>
+                <w:szCs w:val="26"/>
+              </w:rPr>
+              <w:t xml:space="preserve"> de la projection : terminé</w:t>
             </w:r>
             <w:r>
               <w:rPr>
@@ -10124,6 +10751,7 @@
                 <w:sz w:val="26"/>
                 <w:szCs w:val="26"/>
               </w:rPr>
+              <w:lastRenderedPageBreak/>
               <w:t>Scénario alternatif</w:t>
             </w:r>
           </w:p>
@@ -10169,7 +10797,6 @@
                 <w:sz w:val="26"/>
                 <w:szCs w:val="26"/>
               </w:rPr>
-              <w:lastRenderedPageBreak/>
               <w:t>La note entrée est supérieur</w:t>
             </w:r>
             <w:r>
@@ -10224,7 +10851,6 @@
                 <w:sz w:val="26"/>
                 <w:szCs w:val="26"/>
               </w:rPr>
-              <w:lastRenderedPageBreak/>
               <w:t>Postcondition</w:t>
             </w:r>
           </w:p>
@@ -10358,7 +10984,7 @@
           </mc:Choice>
           <mc:Fallback>
             <w:pict>
-              <v:shape w14:anchorId="7A62FA31" id="Text Box 20" o:spid="_x0000_s1044" type="#_x0000_t202" style="position:absolute;left:0;text-align:left;margin-left:-28.6pt;margin-top:1.15pt;width:602pt;height:46.3pt;z-index:251692032;visibility:visible;mso-wrap-style:square;mso-width-percent:0;mso-height-percent:0;mso-wrap-distance-left:9pt;mso-wrap-distance-top:0;mso-wrap-distance-right:9pt;mso-wrap-distance-bottom:0;mso-position-horizontal:absolute;mso-position-horizontal-relative:text;mso-position-vertical:absolute;mso-position-vertical-relative:text;mso-width-percent:0;mso-height-percent:0;mso-width-relative:margin;mso-height-relative:margin;v-text-anchor:top" o:gfxdata="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" fillcolor="white [3201]" stroked="f" strokeweight=".5pt">
+              <v:shape w14:anchorId="7A62FA31" id="Text Box 20" o:spid="_x0000_s1045" type="#_x0000_t202" style="position:absolute;left:0;text-align:left;margin-left:-28.6pt;margin-top:1.15pt;width:602pt;height:46.3pt;z-index:251692032;visibility:visible;mso-wrap-style:square;mso-width-percent:0;mso-height-percent:0;mso-wrap-distance-left:9pt;mso-wrap-distance-top:0;mso-wrap-distance-right:9pt;mso-wrap-distance-bottom:0;mso-position-horizontal:absolute;mso-position-horizontal-relative:text;mso-position-vertical:absolute;mso-position-vertical-relative:text;mso-width-percent:0;mso-height-percent:0;mso-width-relative:margin;mso-height-relative:margin;v-text-anchor:top" o:gfxdata="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" fillcolor="white [3201]" stroked="f" strokeweight=".5pt">
                 <v:textbox>
                   <w:txbxContent>
                     <w:p>
@@ -10437,14 +11063,14 @@
         </w:numPr>
         <w:jc w:val="center"/>
         <w:rPr>
-          <w:sz w:val="26"/>
-          <w:szCs w:val="26"/>
+          <w:sz w:val="28"/>
+          <w:szCs w:val="28"/>
         </w:rPr>
       </w:pPr>
       <w:r>
         <w:rPr>
-          <w:sz w:val="26"/>
-          <w:szCs w:val="26"/>
+          <w:sz w:val="28"/>
+          <w:szCs w:val="28"/>
         </w:rPr>
         <w:t>Diagramme de classe</w:t>
       </w:r>
@@ -10453,8 +11079,8 @@
       <w:pPr>
         <w:pStyle w:val="ListParagraph"/>
         <w:rPr>
-          <w:sz w:val="26"/>
-          <w:szCs w:val="26"/>
+          <w:sz w:val="28"/>
+          <w:szCs w:val="28"/>
         </w:rPr>
       </w:pPr>
     </w:p>
@@ -10467,14 +11093,14 @@
         </w:numPr>
         <w:jc w:val="center"/>
         <w:rPr>
-          <w:sz w:val="26"/>
-          <w:szCs w:val="26"/>
+          <w:sz w:val="28"/>
+          <w:szCs w:val="28"/>
         </w:rPr>
       </w:pPr>
       <w:r>
         <w:rPr>
-          <w:sz w:val="26"/>
-          <w:szCs w:val="26"/>
+          <w:sz w:val="28"/>
+          <w:szCs w:val="28"/>
         </w:rPr>
         <w:t>Règles de gestions</w:t>
       </w:r>
@@ -10496,12 +11122,6 @@
         <w:gridCol w:w="5970"/>
       </w:tblGrid>
       <w:tr>
-        <w:tblPrEx>
-          <w:tblCellMar>
-            <w:top w:w="0" w:type="dxa"/>
-            <w:bottom w:w="0" w:type="dxa"/>
-          </w:tblCellMar>
-        </w:tblPrEx>
         <w:trPr>
           <w:trHeight w:val="556"/>
         </w:trPr>
@@ -10567,7 +11187,23 @@
                 <w:sz w:val="26"/>
                 <w:szCs w:val="26"/>
               </w:rPr>
-              <w:t>N° relation ( Rn )</w:t>
+              <w:t xml:space="preserve">N° relation </w:t>
+            </w:r>
+            <w:proofErr w:type="gramStart"/>
+            <w:r>
+              <w:rPr>
+                <w:sz w:val="26"/>
+                <w:szCs w:val="26"/>
+              </w:rPr>
+              <w:t>( Rn</w:t>
+            </w:r>
+            <w:proofErr w:type="gramEnd"/>
+            <w:r>
+              <w:rPr>
+                <w:sz w:val="26"/>
+                <w:szCs w:val="26"/>
+              </w:rPr>
+              <w:t xml:space="preserve"> )</w:t>
             </w:r>
           </w:p>
         </w:tc>
@@ -10607,12 +11243,6 @@
         </w:tc>
       </w:tr>
       <w:tr>
-        <w:tblPrEx>
-          <w:tblCellMar>
-            <w:top w:w="0" w:type="dxa"/>
-            <w:bottom w:w="0" w:type="dxa"/>
-          </w:tblCellMar>
-        </w:tblPrEx>
         <w:trPr>
           <w:trHeight w:val="568"/>
         </w:trPr>
@@ -10715,12 +11345,6 @@
         </w:tc>
       </w:tr>
       <w:tr>
-        <w:tblPrEx>
-          <w:tblCellMar>
-            <w:top w:w="0" w:type="dxa"/>
-            <w:bottom w:w="0" w:type="dxa"/>
-          </w:tblCellMar>
-        </w:tblPrEx>
         <w:trPr>
           <w:trHeight w:val="568"/>
         </w:trPr>
@@ -10823,12 +11447,6 @@
         </w:tc>
       </w:tr>
       <w:tr>
-        <w:tblPrEx>
-          <w:tblCellMar>
-            <w:top w:w="0" w:type="dxa"/>
-            <w:bottom w:w="0" w:type="dxa"/>
-          </w:tblCellMar>
-        </w:tblPrEx>
         <w:trPr>
           <w:trHeight w:val="291"/>
         </w:trPr>
@@ -10931,12 +11549,6 @@
         </w:tc>
       </w:tr>
       <w:tr>
-        <w:tblPrEx>
-          <w:tblCellMar>
-            <w:top w:w="0" w:type="dxa"/>
-            <w:bottom w:w="0" w:type="dxa"/>
-          </w:tblCellMar>
-        </w:tblPrEx>
         <w:trPr>
           <w:trHeight w:val="405"/>
         </w:trPr>
@@ -11055,12 +11667,6 @@
         </w:tc>
       </w:tr>
       <w:tr>
-        <w:tblPrEx>
-          <w:tblCellMar>
-            <w:top w:w="0" w:type="dxa"/>
-            <w:bottom w:w="0" w:type="dxa"/>
-          </w:tblCellMar>
-        </w:tblPrEx>
         <w:trPr>
           <w:trHeight w:val="568"/>
         </w:trPr>
@@ -11163,12 +11769,6 @@
         </w:tc>
       </w:tr>
       <w:tr>
-        <w:tblPrEx>
-          <w:tblCellMar>
-            <w:top w:w="0" w:type="dxa"/>
-            <w:bottom w:w="0" w:type="dxa"/>
-          </w:tblCellMar>
-        </w:tblPrEx>
         <w:trPr>
           <w:trHeight w:val="291"/>
         </w:trPr>
@@ -11271,12 +11871,6 @@
         </w:tc>
       </w:tr>
       <w:tr>
-        <w:tblPrEx>
-          <w:tblCellMar>
-            <w:top w:w="0" w:type="dxa"/>
-            <w:bottom w:w="0" w:type="dxa"/>
-          </w:tblCellMar>
-        </w:tblPrEx>
         <w:trPr>
           <w:trHeight w:val="532"/>
         </w:trPr>
@@ -11379,12 +11973,6 @@
         </w:tc>
       </w:tr>
       <w:tr>
-        <w:tblPrEx>
-          <w:tblCellMar>
-            <w:top w:w="0" w:type="dxa"/>
-            <w:bottom w:w="0" w:type="dxa"/>
-          </w:tblCellMar>
-        </w:tblPrEx>
         <w:trPr>
           <w:trHeight w:val="291"/>
         </w:trPr>
@@ -11487,12 +12075,6 @@
         </w:tc>
       </w:tr>
       <w:tr>
-        <w:tblPrEx>
-          <w:tblCellMar>
-            <w:top w:w="0" w:type="dxa"/>
-            <w:bottom w:w="0" w:type="dxa"/>
-          </w:tblCellMar>
-        </w:tblPrEx>
         <w:trPr>
           <w:trHeight w:val="291"/>
         </w:trPr>
@@ -11595,12 +12177,6 @@
         </w:tc>
       </w:tr>
       <w:tr>
-        <w:tblPrEx>
-          <w:tblCellMar>
-            <w:top w:w="0" w:type="dxa"/>
-            <w:bottom w:w="0" w:type="dxa"/>
-          </w:tblCellMar>
-        </w:tblPrEx>
         <w:trPr>
           <w:trHeight w:val="277"/>
         </w:trPr>
@@ -11703,12 +12279,6 @@
         </w:tc>
       </w:tr>
       <w:tr>
-        <w:tblPrEx>
-          <w:tblCellMar>
-            <w:top w:w="0" w:type="dxa"/>
-            <w:bottom w:w="0" w:type="dxa"/>
-          </w:tblCellMar>
-        </w:tblPrEx>
         <w:trPr>
           <w:trHeight w:val="291"/>
         </w:trPr>
@@ -11818,12 +12388,6 @@
         </w:tc>
       </w:tr>
       <w:tr>
-        <w:tblPrEx>
-          <w:tblCellMar>
-            <w:top w:w="0" w:type="dxa"/>
-            <w:bottom w:w="0" w:type="dxa"/>
-          </w:tblCellMar>
-        </w:tblPrEx>
         <w:trPr>
           <w:trHeight w:val="291"/>
         </w:trPr>
@@ -11926,12 +12490,6 @@
         </w:tc>
       </w:tr>
       <w:tr>
-        <w:tblPrEx>
-          <w:tblCellMar>
-            <w:top w:w="0" w:type="dxa"/>
-            <w:bottom w:w="0" w:type="dxa"/>
-          </w:tblCellMar>
-        </w:tblPrEx>
         <w:trPr>
           <w:trHeight w:val="291"/>
         </w:trPr>
@@ -12034,12 +12592,6 @@
         </w:tc>
       </w:tr>
       <w:tr>
-        <w:tblPrEx>
-          <w:tblCellMar>
-            <w:top w:w="0" w:type="dxa"/>
-            <w:bottom w:w="0" w:type="dxa"/>
-          </w:tblCellMar>
-        </w:tblPrEx>
         <w:trPr>
           <w:trHeight w:val="291"/>
         </w:trPr>
@@ -12142,12 +12694,6 @@
         </w:tc>
       </w:tr>
       <w:tr>
-        <w:tblPrEx>
-          <w:tblCellMar>
-            <w:top w:w="0" w:type="dxa"/>
-            <w:bottom w:w="0" w:type="dxa"/>
-          </w:tblCellMar>
-        </w:tblPrEx>
         <w:trPr>
           <w:trHeight w:val="291"/>
         </w:trPr>
@@ -12250,12 +12796,6 @@
         </w:tc>
       </w:tr>
       <w:tr>
-        <w:tblPrEx>
-          <w:tblCellMar>
-            <w:top w:w="0" w:type="dxa"/>
-            <w:bottom w:w="0" w:type="dxa"/>
-          </w:tblCellMar>
-        </w:tblPrEx>
         <w:trPr>
           <w:trHeight w:val="277"/>
         </w:trPr>
@@ -12352,18 +12892,20 @@
                 <w:sz w:val="26"/>
                 <w:szCs w:val="26"/>
               </w:rPr>
-              <w:t>Une projection est notée par un et un seul membre du jury</w:t>
+              <w:t xml:space="preserve">Une projection est notée par un et un seul membre du </w:t>
+            </w:r>
+            <w:r>
+              <w:rPr>
+                <w:sz w:val="26"/>
+                <w:szCs w:val="26"/>
+              </w:rPr>
+              <w:lastRenderedPageBreak/>
+              <w:t>jury</w:t>
             </w:r>
           </w:p>
         </w:tc>
       </w:tr>
       <w:tr>
-        <w:tblPrEx>
-          <w:tblCellMar>
-            <w:top w:w="0" w:type="dxa"/>
-            <w:bottom w:w="0" w:type="dxa"/>
-          </w:tblCellMar>
-        </w:tblPrEx>
         <w:trPr>
           <w:trHeight w:val="291"/>
         </w:trPr>
@@ -12395,6 +12937,7 @@
                 <w:sz w:val="26"/>
                 <w:szCs w:val="26"/>
               </w:rPr>
+              <w:lastRenderedPageBreak/>
               <w:t>Film</w:t>
             </w:r>
           </w:p>
@@ -12466,12 +13009,6 @@
         </w:tc>
       </w:tr>
       <w:tr>
-        <w:tblPrEx>
-          <w:tblCellMar>
-            <w:top w:w="0" w:type="dxa"/>
-            <w:bottom w:w="0" w:type="dxa"/>
-          </w:tblCellMar>
-        </w:tblPrEx>
         <w:trPr>
           <w:trHeight w:val="556"/>
         </w:trPr>
@@ -12503,7 +13040,6 @@
                 <w:sz w:val="26"/>
                 <w:szCs w:val="26"/>
               </w:rPr>
-              <w:lastRenderedPageBreak/>
               <w:t>Membre de jury</w:t>
             </w:r>
           </w:p>
@@ -12575,12 +13111,6 @@
         </w:tc>
       </w:tr>
       <w:tr>
-        <w:tblPrEx>
-          <w:tblCellMar>
-            <w:top w:w="0" w:type="dxa"/>
-            <w:bottom w:w="0" w:type="dxa"/>
-          </w:tblCellMar>
-        </w:tblPrEx>
         <w:trPr>
           <w:trHeight w:val="291"/>
         </w:trPr>
@@ -12683,12 +13213,6 @@
         </w:tc>
       </w:tr>
       <w:tr>
-        <w:tblPrEx>
-          <w:tblCellMar>
-            <w:top w:w="0" w:type="dxa"/>
-            <w:bottom w:w="0" w:type="dxa"/>
-          </w:tblCellMar>
-        </w:tblPrEx>
         <w:trPr>
           <w:trHeight w:val="291"/>
         </w:trPr>
@@ -12791,12 +13315,6 @@
         </w:tc>
       </w:tr>
       <w:tr>
-        <w:tblPrEx>
-          <w:tblCellMar>
-            <w:top w:w="0" w:type="dxa"/>
-            <w:bottom w:w="0" w:type="dxa"/>
-          </w:tblCellMar>
-        </w:tblPrEx>
         <w:trPr>
           <w:trHeight w:val="277"/>
         </w:trPr>
@@ -12899,12 +13417,6 @@
         </w:tc>
       </w:tr>
       <w:tr>
-        <w:tblPrEx>
-          <w:tblCellMar>
-            <w:top w:w="0" w:type="dxa"/>
-            <w:bottom w:w="0" w:type="dxa"/>
-          </w:tblCellMar>
-        </w:tblPrEx>
         <w:trPr>
           <w:trHeight w:val="291"/>
         </w:trPr>
@@ -13021,12 +13533,6 @@
         </w:tc>
       </w:tr>
       <w:tr>
-        <w:tblPrEx>
-          <w:tblCellMar>
-            <w:top w:w="0" w:type="dxa"/>
-            <w:bottom w:w="0" w:type="dxa"/>
-          </w:tblCellMar>
-        </w:tblPrEx>
         <w:trPr>
           <w:trHeight w:val="291"/>
         </w:trPr>
@@ -13129,12 +13635,6 @@
         </w:tc>
       </w:tr>
       <w:tr>
-        <w:tblPrEx>
-          <w:tblCellMar>
-            <w:top w:w="0" w:type="dxa"/>
-            <w:bottom w:w="0" w:type="dxa"/>
-          </w:tblCellMar>
-        </w:tblPrEx>
         <w:trPr>
           <w:trHeight w:val="291"/>
         </w:trPr>
@@ -13237,12 +13737,6 @@
         </w:tc>
       </w:tr>
       <w:tr>
-        <w:tblPrEx>
-          <w:tblCellMar>
-            <w:top w:w="0" w:type="dxa"/>
-            <w:bottom w:w="0" w:type="dxa"/>
-          </w:tblCellMar>
-        </w:tblPrEx>
         <w:trPr>
           <w:trHeight w:val="291"/>
         </w:trPr>
@@ -13345,12 +13839,6 @@
         </w:tc>
       </w:tr>
       <w:tr>
-        <w:tblPrEx>
-          <w:tblCellMar>
-            <w:top w:w="0" w:type="dxa"/>
-            <w:bottom w:w="0" w:type="dxa"/>
-          </w:tblCellMar>
-        </w:tblPrEx>
         <w:trPr>
           <w:trHeight w:val="277"/>
         </w:trPr>
@@ -13469,13 +13957,13 @@
         <mc:AlternateContent>
           <mc:Choice Requires="wps">
             <w:drawing>
-              <wp:anchor distT="0" distB="0" distL="114300" distR="114300" simplePos="0" relativeHeight="251709440" behindDoc="0" locked="0" layoutInCell="1" allowOverlap="1" wp14:anchorId="703AD37D" wp14:editId="031E02C3">
+              <wp:anchor distT="0" distB="0" distL="114300" distR="114300" simplePos="0" relativeHeight="251709440" behindDoc="0" locked="0" layoutInCell="1" allowOverlap="1" wp14:anchorId="703AD37D" wp14:editId="5A0DE2CD">
                 <wp:simplePos x="0" y="0"/>
                 <wp:positionH relativeFrom="column">
-                  <wp:posOffset>-421226</wp:posOffset>
+                  <wp:posOffset>-421005</wp:posOffset>
                 </wp:positionH>
                 <wp:positionV relativeFrom="paragraph">
-                  <wp:posOffset>2601375</wp:posOffset>
+                  <wp:posOffset>3062136</wp:posOffset>
                 </wp:positionV>
                 <wp:extent cx="6551295" cy="651510"/>
                 <wp:effectExtent l="0" t="0" r="0" b="0"/>
@@ -13593,6 +14081,7 @@
                                 <w:color w:val="156082" w:themeColor="accent1"/>
                               </w:rPr>
                             </w:pPr>
+                            <w:proofErr w:type="gramStart"/>
                             <w:r>
                               <w:rPr>
                                 <w:i/>
@@ -13601,6 +14090,7 @@
                               </w:rPr>
                               <w:t>s</w:t>
                             </w:r>
+                            <w:proofErr w:type="gramEnd"/>
                           </w:p>
                         </w:txbxContent>
                       </wps:txbx>
@@ -13624,7 +14114,7 @@
           </mc:Choice>
           <mc:Fallback>
             <w:pict>
-              <v:shape w14:anchorId="703AD37D" id="Text Box 26" o:spid="_x0000_s1045" type="#_x0000_t202" style="position:absolute;margin-left:-33.15pt;margin-top:204.85pt;width:515.85pt;height:51.3pt;z-index:251709440;visibility:visible;mso-wrap-style:square;mso-width-percent:0;mso-height-percent:0;mso-wrap-distance-left:9pt;mso-wrap-distance-top:0;mso-wrap-distance-right:9pt;mso-wrap-distance-bottom:0;mso-position-horizontal:absolute;mso-position-horizontal-relative:text;mso-position-vertical:absolute;mso-position-vertical-relative:text;mso-width-percent:0;mso-height-percent:0;mso-width-relative:margin;mso-height-relative:margin;v-text-anchor:top" o:gfxdata="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" filled="f" stroked="f" strokeweight=".5pt">
+              <v:shape w14:anchorId="703AD37D" id="Text Box 26" o:spid="_x0000_s1046" type="#_x0000_t202" style="position:absolute;margin-left:-33.15pt;margin-top:241.1pt;width:515.85pt;height:51.3pt;z-index:251709440;visibility:visible;mso-wrap-style:square;mso-width-percent:0;mso-height-percent:0;mso-wrap-distance-left:9pt;mso-wrap-distance-top:0;mso-wrap-distance-right:9pt;mso-wrap-distance-bottom:0;mso-position-horizontal:absolute;mso-position-horizontal-relative:text;mso-position-vertical:absolute;mso-position-vertical-relative:text;mso-width-percent:0;mso-height-percent:0;mso-width-relative:margin;mso-height-relative:margin;v-text-anchor:top" o:gfxdata="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" filled="f" stroked="f" strokeweight=".5pt">
                 <v:textbox>
                   <w:txbxContent>
                     <w:p>
@@ -13719,6 +14209,7 @@
                           <w:color w:val="156082" w:themeColor="accent1"/>
                         </w:rPr>
                       </w:pPr>
+                      <w:proofErr w:type="gramStart"/>
                       <w:r>
                         <w:rPr>
                           <w:i/>
@@ -13727,6 +14218,7 @@
                         </w:rPr>
                         <w:t>s</w:t>
                       </w:r>
+                      <w:proofErr w:type="gramEnd"/>
                     </w:p>
                   </w:txbxContent>
                 </v:textbox>
@@ -13746,9 +14238,10 @@
     </w:p>
     <w:p>
       <w:pPr>
-        <w:rPr>
-          <w:sz w:val="26"/>
-          <w:szCs w:val="26"/>
+        <w:pStyle w:val="ListParagraph"/>
+        <w:rPr>
+          <w:sz w:val="28"/>
+          <w:szCs w:val="28"/>
         </w:rPr>
       </w:pPr>
     </w:p>
@@ -13761,25 +14254,27 @@
         </w:numPr>
         <w:jc w:val="center"/>
         <w:rPr>
-          <w:sz w:val="26"/>
-          <w:szCs w:val="26"/>
+          <w:sz w:val="28"/>
+          <w:szCs w:val="28"/>
         </w:rPr>
       </w:pPr>
       <w:r>
         <w:rPr>
           <w:noProof/>
+          <w:sz w:val="28"/>
+          <w:szCs w:val="28"/>
         </w:rPr>
         <w:drawing>
-          <wp:anchor distT="0" distB="0" distL="114300" distR="114300" simplePos="0" relativeHeight="251705344" behindDoc="0" locked="0" layoutInCell="1" allowOverlap="1" wp14:anchorId="4B9CC737" wp14:editId="0CA38ACE">
+          <wp:anchor distT="0" distB="0" distL="114300" distR="114300" simplePos="0" relativeHeight="251705344" behindDoc="0" locked="0" layoutInCell="1" allowOverlap="1" wp14:anchorId="4B9CC737" wp14:editId="760381EC">
             <wp:simplePos x="0" y="0"/>
             <wp:positionH relativeFrom="column">
-              <wp:posOffset>-422717</wp:posOffset>
+              <wp:posOffset>-484505</wp:posOffset>
             </wp:positionH>
             <wp:positionV relativeFrom="paragraph">
-              <wp:posOffset>231940</wp:posOffset>
+              <wp:posOffset>407478</wp:posOffset>
             </wp:positionV>
-            <wp:extent cx="6614206" cy="4397071"/>
-            <wp:effectExtent l="0" t="0" r="0" b="3810"/>
+            <wp:extent cx="6717323" cy="4037160"/>
+            <wp:effectExtent l="0" t="0" r="7620" b="1905"/>
             <wp:wrapNone/>
             <wp:docPr id="29" name="Picture 29"/>
             <wp:cNvGraphicFramePr>
@@ -13795,7 +14290,7 @@
                     </pic:cNvPicPr>
                   </pic:nvPicPr>
                   <pic:blipFill>
-                    <a:blip r:embed="rId15" cstate="print">
+                    <a:blip r:embed="rId19" cstate="print">
                       <a:extLst>
                         <a:ext uri="{28A0092B-C50C-407E-A947-70E740481C1C}">
                           <a14:useLocalDpi xmlns:a14="http://schemas.microsoft.com/office/drawing/2010/main" val="0"/>
@@ -13810,7 +14305,7 @@
                   <pic:spPr bwMode="auto">
                     <a:xfrm>
                       <a:off x="0" y="0"/>
-                      <a:ext cx="6618131" cy="4399680"/>
+                      <a:ext cx="6717323" cy="4037160"/>
                     </a:xfrm>
                     <a:prstGeom prst="rect">
                       <a:avLst/>
@@ -13834,38 +14329,29 @@
       </w:r>
       <w:r>
         <w:rPr>
-          <w:sz w:val="26"/>
-          <w:szCs w:val="26"/>
+          <w:sz w:val="28"/>
+          <w:szCs w:val="28"/>
         </w:rPr>
         <w:t>Diagramme de classe</w:t>
       </w:r>
       <w:r>
         <w:rPr>
+          <w:sz w:val="28"/>
+          <w:szCs w:val="28"/>
+        </w:rPr>
+        <w:t xml:space="preserve"> du système</w:t>
+      </w:r>
+    </w:p>
+    <w:p>
+      <w:pPr>
+        <w:rPr>
           <w:sz w:val="26"/>
           <w:szCs w:val="26"/>
         </w:rPr>
-        <w:t xml:space="preserve"> du système</w:t>
-      </w:r>
-    </w:p>
-    <w:p>
-      <w:pPr>
-        <w:rPr>
-          <w:sz w:val="26"/>
-          <w:szCs w:val="26"/>
-        </w:rPr>
-      </w:pPr>
-    </w:p>
-    <w:p>
-      <w:pPr>
-        <w:rPr>
-          <w:sz w:val="26"/>
-          <w:szCs w:val="26"/>
-        </w:rPr>
-      </w:pPr>
-    </w:p>
-    <w:p>
-      <w:pPr>
-        <w:jc w:val="both"/>
+      </w:pPr>
+    </w:p>
+    <w:p>
+      <w:pPr>
         <w:rPr>
           <w:sz w:val="26"/>
           <w:szCs w:val="26"/>
@@ -13970,15 +14456,15 @@
         <mc:AlternateContent>
           <mc:Choice Requires="wps">
             <w:drawing>
-              <wp:anchor distT="0" distB="0" distL="114300" distR="114300" simplePos="0" relativeHeight="251707392" behindDoc="0" locked="0" layoutInCell="1" allowOverlap="1" wp14:anchorId="5BBC8C61" wp14:editId="3FCCC8E0">
+              <wp:anchor distT="0" distB="0" distL="114300" distR="114300" simplePos="0" relativeHeight="251712512" behindDoc="0" locked="0" layoutInCell="1" allowOverlap="1" wp14:anchorId="055E3932" wp14:editId="4A03F2C7">
                 <wp:simplePos x="0" y="0"/>
                 <wp:positionH relativeFrom="column">
-                  <wp:posOffset>-318770</wp:posOffset>
+                  <wp:posOffset>-357505</wp:posOffset>
                 </wp:positionH>
                 <wp:positionV relativeFrom="paragraph">
-                  <wp:posOffset>275204</wp:posOffset>
+                  <wp:posOffset>397510</wp:posOffset>
                 </wp:positionV>
-                <wp:extent cx="6551875" cy="652007"/>
+                <wp:extent cx="6551295" cy="651510"/>
                 <wp:effectExtent l="0" t="0" r="0" b="0"/>
                 <wp:wrapNone/>
                 <wp:docPr id="31" name="Text Box 31"/>
@@ -13990,7 +14476,7 @@
                       <wps:spPr>
                         <a:xfrm>
                           <a:off x="0" y="0"/>
-                          <a:ext cx="6551875" cy="652007"/>
+                          <a:ext cx="6551295" cy="651510"/>
                         </a:xfrm>
                         <a:prstGeom prst="rect">
                           <a:avLst/>
@@ -14057,7 +14543,25 @@
                                 <w:iCs/>
                                 <w:color w:val="156082" w:themeColor="accent1"/>
                               </w:rPr>
-                              <w:t>Source : Astah UML</w:t>
+                              <w:t xml:space="preserve">Source : </w:t>
+                            </w:r>
+                            <w:proofErr w:type="spellStart"/>
+                            <w:r>
+                              <w:rPr>
+                                <w:i/>
+                                <w:iCs/>
+                                <w:color w:val="156082" w:themeColor="accent1"/>
+                              </w:rPr>
+                              <w:t>Astah</w:t>
+                            </w:r>
+                            <w:proofErr w:type="spellEnd"/>
+                            <w:r>
+                              <w:rPr>
+                                <w:i/>
+                                <w:iCs/>
+                                <w:color w:val="156082" w:themeColor="accent1"/>
+                              </w:rPr>
+                              <w:t xml:space="preserve"> UML</w:t>
                             </w:r>
                           </w:p>
                           <w:p>
@@ -14086,6 +14590,7 @@
                                 <w:color w:val="156082" w:themeColor="accent1"/>
                               </w:rPr>
                             </w:pPr>
+                            <w:proofErr w:type="gramStart"/>
                             <w:r>
                               <w:rPr>
                                 <w:i/>
@@ -14094,6 +14599,7 @@
                               </w:rPr>
                               <w:t>s</w:t>
                             </w:r>
+                            <w:proofErr w:type="gramEnd"/>
                           </w:p>
                         </w:txbxContent>
                       </wps:txbx>
@@ -14117,7 +14623,7 @@
           </mc:Choice>
           <mc:Fallback>
             <w:pict>
-              <v:shape w14:anchorId="5BBC8C61" id="Text Box 31" o:spid="_x0000_s1046" type="#_x0000_t202" style="position:absolute;left:0;text-align:left;margin-left:-25.1pt;margin-top:21.65pt;width:515.9pt;height:51.35pt;z-index:251707392;visibility:visible;mso-wrap-style:square;mso-width-percent:0;mso-height-percent:0;mso-wrap-distance-left:9pt;mso-wrap-distance-top:0;mso-wrap-distance-right:9pt;mso-wrap-distance-bottom:0;mso-position-horizontal:absolute;mso-position-horizontal-relative:text;mso-position-vertical:absolute;mso-position-vertical-relative:text;mso-width-percent:0;mso-height-percent:0;mso-width-relative:margin;mso-height-relative:margin;v-text-anchor:top" o:gfxdata="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" filled="f" stroked="f" strokeweight=".5pt">
+              <v:shape w14:anchorId="055E3932" id="Text Box 31" o:spid="_x0000_s1047" type="#_x0000_t202" style="position:absolute;left:0;text-align:left;margin-left:-28.15pt;margin-top:31.3pt;width:515.85pt;height:51.3pt;z-index:251712512;visibility:visible;mso-wrap-style:square;mso-width-percent:0;mso-height-percent:0;mso-wrap-distance-left:9pt;mso-wrap-distance-top:0;mso-wrap-distance-right:9pt;mso-wrap-distance-bottom:0;mso-position-horizontal:absolute;mso-position-horizontal-relative:text;mso-position-vertical:absolute;mso-position-vertical-relative:text;mso-width-percent:0;mso-height-percent:0;mso-width-relative:margin;mso-height-relative:margin;v-text-anchor:top" o:gfxdata="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" filled="f" stroked="f" strokeweight=".5pt">
                 <v:textbox>
                   <w:txbxContent>
                     <w:p>
@@ -14175,7 +14681,25 @@
                           <w:iCs/>
                           <w:color w:val="156082" w:themeColor="accent1"/>
                         </w:rPr>
-                        <w:t>Source : Astah UML</w:t>
+                        <w:t xml:space="preserve">Source : </w:t>
+                      </w:r>
+                      <w:proofErr w:type="spellStart"/>
+                      <w:r>
+                        <w:rPr>
+                          <w:i/>
+                          <w:iCs/>
+                          <w:color w:val="156082" w:themeColor="accent1"/>
+                        </w:rPr>
+                        <w:t>Astah</w:t>
+                      </w:r>
+                      <w:proofErr w:type="spellEnd"/>
+                      <w:r>
+                        <w:rPr>
+                          <w:i/>
+                          <w:iCs/>
+                          <w:color w:val="156082" w:themeColor="accent1"/>
+                        </w:rPr>
+                        <w:t xml:space="preserve"> UML</w:t>
                       </w:r>
                     </w:p>
                     <w:p>
@@ -14204,6 +14728,7 @@
                           <w:color w:val="156082" w:themeColor="accent1"/>
                         </w:rPr>
                       </w:pPr>
+                      <w:proofErr w:type="gramStart"/>
                       <w:r>
                         <w:rPr>
                           <w:i/>
@@ -14211,6 +14736,258 @@
                           <w:color w:val="156082" w:themeColor="accent1"/>
                         </w:rPr>
                         <w:t>s</w:t>
+                      </w:r>
+                      <w:proofErr w:type="gramEnd"/>
+                    </w:p>
+                  </w:txbxContent>
+                </v:textbox>
+              </v:shape>
+            </w:pict>
+          </mc:Fallback>
+        </mc:AlternateContent>
+      </w:r>
+    </w:p>
+    <w:p>
+      <w:pPr>
+        <w:jc w:val="both"/>
+        <w:rPr>
+          <w:sz w:val="26"/>
+          <w:szCs w:val="26"/>
+        </w:rPr>
+      </w:pPr>
+    </w:p>
+    <w:p>
+      <w:pPr>
+        <w:jc w:val="both"/>
+        <w:rPr>
+          <w:sz w:val="26"/>
+          <w:szCs w:val="26"/>
+        </w:rPr>
+      </w:pPr>
+    </w:p>
+    <w:p>
+      <w:pPr>
+        <w:pStyle w:val="ListParagraph"/>
+        <w:numPr>
+          <w:ilvl w:val="1"/>
+          <w:numId w:val="23"/>
+        </w:numPr>
+        <w:jc w:val="center"/>
+        <w:rPr>
+          <w:sz w:val="28"/>
+          <w:szCs w:val="28"/>
+        </w:rPr>
+      </w:pPr>
+      <w:r>
+        <w:rPr>
+          <w:noProof/>
+          <w:sz w:val="28"/>
+          <w:szCs w:val="28"/>
+        </w:rPr>
+        <w:drawing>
+          <wp:anchor distT="0" distB="0" distL="114300" distR="114300" simplePos="0" relativeHeight="251721728" behindDoc="0" locked="0" layoutInCell="1" allowOverlap="1" wp14:anchorId="228781C9" wp14:editId="4375FA6E">
+            <wp:simplePos x="0" y="0"/>
+            <wp:positionH relativeFrom="column">
+              <wp:posOffset>-519967</wp:posOffset>
+            </wp:positionH>
+            <wp:positionV relativeFrom="paragraph">
+              <wp:posOffset>394432</wp:posOffset>
+            </wp:positionV>
+            <wp:extent cx="6937855" cy="4149969"/>
+            <wp:effectExtent l="0" t="0" r="0" b="3175"/>
+            <wp:wrapNone/>
+            <wp:docPr id="50" name="Picture 50"/>
+            <wp:cNvGraphicFramePr>
+              <a:graphicFrameLocks xmlns:a="http://schemas.openxmlformats.org/drawingml/2006/main" noChangeAspect="1"/>
+            </wp:cNvGraphicFramePr>
+            <a:graphic xmlns:a="http://schemas.openxmlformats.org/drawingml/2006/main">
+              <a:graphicData uri="http://schemas.openxmlformats.org/drawingml/2006/picture">
+                <pic:pic xmlns:pic="http://schemas.openxmlformats.org/drawingml/2006/picture">
+                  <pic:nvPicPr>
+                    <pic:cNvPr id="0" name="Picture 27"/>
+                    <pic:cNvPicPr>
+                      <a:picLocks noChangeAspect="1" noChangeArrowheads="1"/>
+                    </pic:cNvPicPr>
+                  </pic:nvPicPr>
+                  <pic:blipFill>
+                    <a:blip r:embed="rId20">
+                      <a:extLst>
+                        <a:ext uri="{28A0092B-C50C-407E-A947-70E740481C1C}">
+                          <a14:useLocalDpi xmlns:a14="http://schemas.microsoft.com/office/drawing/2010/main" val="0"/>
+                        </a:ext>
+                      </a:extLst>
+                    </a:blip>
+                    <a:srcRect/>
+                    <a:stretch>
+                      <a:fillRect/>
+                    </a:stretch>
+                  </pic:blipFill>
+                  <pic:spPr bwMode="auto">
+                    <a:xfrm>
+                      <a:off x="0" y="0"/>
+                      <a:ext cx="6951954" cy="4158402"/>
+                    </a:xfrm>
+                    <a:prstGeom prst="rect">
+                      <a:avLst/>
+                    </a:prstGeom>
+                    <a:noFill/>
+                    <a:ln>
+                      <a:noFill/>
+                    </a:ln>
+                  </pic:spPr>
+                </pic:pic>
+              </a:graphicData>
+            </a:graphic>
+            <wp14:sizeRelH relativeFrom="margin">
+              <wp14:pctWidth>0</wp14:pctWidth>
+            </wp14:sizeRelH>
+            <wp14:sizeRelV relativeFrom="margin">
+              <wp14:pctHeight>0</wp14:pctHeight>
+            </wp14:sizeRelV>
+          </wp:anchor>
+        </w:drawing>
+      </w:r>
+      <w:r>
+        <w:rPr>
+          <w:sz w:val="28"/>
+          <w:szCs w:val="28"/>
+        </w:rPr>
+        <w:t>Structure de la base de données</w:t>
+      </w:r>
+    </w:p>
+    <w:p>
+      <w:pPr>
+        <w:rPr>
+          <w:sz w:val="26"/>
+          <w:szCs w:val="26"/>
+        </w:rPr>
+      </w:pPr>
+      <w:r>
+        <w:rPr>
+          <w:noProof/>
+          <w:sz w:val="26"/>
+          <w:szCs w:val="26"/>
+        </w:rPr>
+        <mc:AlternateContent>
+          <mc:Choice Requires="wps">
+            <w:drawing>
+              <wp:anchor distT="0" distB="0" distL="114300" distR="114300" simplePos="0" relativeHeight="251722752" behindDoc="0" locked="0" layoutInCell="1" allowOverlap="1" wp14:anchorId="40D0A57F" wp14:editId="73CDAFD3">
+                <wp:simplePos x="0" y="0"/>
+                <wp:positionH relativeFrom="column">
+                  <wp:posOffset>-322922</wp:posOffset>
+                </wp:positionH>
+                <wp:positionV relativeFrom="paragraph">
+                  <wp:posOffset>4173464</wp:posOffset>
+                </wp:positionV>
+                <wp:extent cx="6372665" cy="576775"/>
+                <wp:effectExtent l="0" t="0" r="0" b="0"/>
+                <wp:wrapNone/>
+                <wp:docPr id="51" name="Text Box 51"/>
+                <wp:cNvGraphicFramePr/>
+                <a:graphic xmlns:a="http://schemas.openxmlformats.org/drawingml/2006/main">
+                  <a:graphicData uri="http://schemas.microsoft.com/office/word/2010/wordprocessingShape">
+                    <wps:wsp>
+                      <wps:cNvSpPr txBox="1"/>
+                      <wps:spPr>
+                        <a:xfrm>
+                          <a:off x="0" y="0"/>
+                          <a:ext cx="6372665" cy="576775"/>
+                        </a:xfrm>
+                        <a:prstGeom prst="rect">
+                          <a:avLst/>
+                        </a:prstGeom>
+                        <a:noFill/>
+                        <a:ln w="6350">
+                          <a:noFill/>
+                        </a:ln>
+                      </wps:spPr>
+                      <wps:txbx>
+                        <w:txbxContent>
+                          <w:p>
+                            <w:pPr>
+                              <w:rPr>
+                                <w:i/>
+                                <w:iCs/>
+                                <w:color w:val="156082" w:themeColor="accent1"/>
+                              </w:rPr>
+                            </w:pPr>
+                            <w:r>
+                              <w:rPr>
+                                <w:i/>
+                                <w:iCs/>
+                                <w:color w:val="156082" w:themeColor="accent1"/>
+                              </w:rPr>
+                              <w:t>Figure n : modèle entité-association du système de gestion du festival de film documentaire</w:t>
+                            </w:r>
+                          </w:p>
+                          <w:p>
+                            <w:pPr>
+                              <w:rPr>
+                                <w:i/>
+                                <w:iCs/>
+                                <w:color w:val="156082" w:themeColor="accent1"/>
+                              </w:rPr>
+                            </w:pPr>
+                            <w:r>
+                              <w:rPr>
+                                <w:i/>
+                                <w:iCs/>
+                                <w:color w:val="156082" w:themeColor="accent1"/>
+                              </w:rPr>
+                              <w:t>Source : Analyse SI</w:t>
+                            </w:r>
+                          </w:p>
+                        </w:txbxContent>
+                      </wps:txbx>
+                      <wps:bodyPr rot="0" spcFirstLastPara="0" vertOverflow="overflow" horzOverflow="overflow" vert="horz" wrap="square" lIns="91440" tIns="45720" rIns="91440" bIns="45720" numCol="1" spcCol="0" rtlCol="0" fromWordArt="0" anchor="t" anchorCtr="0" forceAA="0" compatLnSpc="1">
+                        <a:prstTxWarp prst="textNoShape">
+                          <a:avLst/>
+                        </a:prstTxWarp>
+                        <a:noAutofit/>
+                      </wps:bodyPr>
+                    </wps:wsp>
+                  </a:graphicData>
+                </a:graphic>
+              </wp:anchor>
+            </w:drawing>
+          </mc:Choice>
+          <mc:Fallback>
+            <w:pict>
+              <v:shape w14:anchorId="40D0A57F" id="Text Box 51" o:spid="_x0000_s1048" type="#_x0000_t202" style="position:absolute;margin-left:-25.45pt;margin-top:328.6pt;width:501.8pt;height:45.4pt;z-index:251722752;visibility:visible;mso-wrap-style:square;mso-wrap-distance-left:9pt;mso-wrap-distance-top:0;mso-wrap-distance-right:9pt;mso-wrap-distance-bottom:0;mso-position-horizontal:absolute;mso-position-horizontal-relative:text;mso-position-vertical:absolute;mso-position-vertical-relative:text;v-text-anchor:top" o:gfxdata="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" filled="f" stroked="f" strokeweight=".5pt">
+                <v:textbox>
+                  <w:txbxContent>
+                    <w:p>
+                      <w:pPr>
+                        <w:rPr>
+                          <w:i/>
+                          <w:iCs/>
+                          <w:color w:val="156082" w:themeColor="accent1"/>
+                        </w:rPr>
+                      </w:pPr>
+                      <w:r>
+                        <w:rPr>
+                          <w:i/>
+                          <w:iCs/>
+                          <w:color w:val="156082" w:themeColor="accent1"/>
+                        </w:rPr>
+                        <w:t>Figure n : modèle entité-association du système de gestion du festival de film documentaire</w:t>
+                      </w:r>
+                    </w:p>
+                    <w:p>
+                      <w:pPr>
+                        <w:rPr>
+                          <w:i/>
+                          <w:iCs/>
+                          <w:color w:val="156082" w:themeColor="accent1"/>
+                        </w:rPr>
+                      </w:pPr>
+                      <w:r>
+                        <w:rPr>
+                          <w:i/>
+                          <w:iCs/>
+                          <w:color w:val="156082" w:themeColor="accent1"/>
+                        </w:rPr>
+                        <w:t>Source : Analyse SI</w:t>
                       </w:r>
                     </w:p>
                   </w:txbxContent>
@@ -14220,24 +14997,35 @@
           </mc:Fallback>
         </mc:AlternateContent>
       </w:r>
-    </w:p>
-    <w:p>
-      <w:pPr>
-        <w:jc w:val="both"/>
+      <w:r>
         <w:rPr>
           <w:sz w:val="26"/>
           <w:szCs w:val="26"/>
         </w:rPr>
-      </w:pPr>
-    </w:p>
-    <w:p>
-      <w:pPr>
-        <w:jc w:val="both"/>
-        <w:rPr>
-          <w:sz w:val="26"/>
-          <w:szCs w:val="26"/>
-        </w:rPr>
-      </w:pPr>
+        <w:br w:type="page"/>
+      </w:r>
+    </w:p>
+    <w:p>
+      <w:pPr>
+        <w:pStyle w:val="ListParagraph"/>
+        <w:numPr>
+          <w:ilvl w:val="1"/>
+          <w:numId w:val="23"/>
+        </w:numPr>
+        <w:jc w:val="center"/>
+        <w:rPr>
+          <w:sz w:val="28"/>
+          <w:szCs w:val="28"/>
+        </w:rPr>
+      </w:pPr>
+      <w:r>
+        <w:rPr>
+          <w:sz w:val="28"/>
+          <w:szCs w:val="28"/>
+        </w:rPr>
+        <w:lastRenderedPageBreak/>
+        <w:t>Diagramme de séquence</w:t>
+      </w:r>
     </w:p>
     <w:p>
       <w:pPr>
@@ -14248,18 +15036,108 @@
         </w:numPr>
         <w:jc w:val="center"/>
         <w:rPr>
+          <w:sz w:val="28"/>
+          <w:szCs w:val="28"/>
+        </w:rPr>
+      </w:pPr>
+      <w:r>
+        <w:rPr>
+          <w:sz w:val="28"/>
+          <w:szCs w:val="28"/>
+        </w:rPr>
+        <w:t>Diagramme de séquence de la gestion de</w:t>
+      </w:r>
+      <w:r>
+        <w:rPr>
+          <w:sz w:val="28"/>
+          <w:szCs w:val="28"/>
+        </w:rPr>
+        <w:t>s films</w:t>
+      </w:r>
+    </w:p>
+    <w:p>
+      <w:pPr>
+        <w:rPr>
           <w:sz w:val="26"/>
           <w:szCs w:val="26"/>
         </w:rPr>
       </w:pPr>
       <w:r>
         <w:rPr>
+          <w:noProof/>
+        </w:rPr>
+        <w:drawing>
+          <wp:anchor distT="0" distB="0" distL="114300" distR="114300" simplePos="0" relativeHeight="251714560" behindDoc="0" locked="0" layoutInCell="1" allowOverlap="1" wp14:anchorId="7434D4D5" wp14:editId="545550B8">
+            <wp:simplePos x="0" y="0"/>
+            <wp:positionH relativeFrom="column">
+              <wp:posOffset>708749</wp:posOffset>
+            </wp:positionH>
+            <wp:positionV relativeFrom="paragraph">
+              <wp:posOffset>93980</wp:posOffset>
+            </wp:positionV>
+            <wp:extent cx="4450465" cy="3234471"/>
+            <wp:effectExtent l="0" t="0" r="7620" b="4445"/>
+            <wp:wrapNone/>
+            <wp:docPr id="28" name="Picture 28"/>
+            <wp:cNvGraphicFramePr>
+              <a:graphicFrameLocks xmlns:a="http://schemas.openxmlformats.org/drawingml/2006/main" noChangeAspect="1"/>
+            </wp:cNvGraphicFramePr>
+            <a:graphic xmlns:a="http://schemas.openxmlformats.org/drawingml/2006/main">
+              <a:graphicData uri="http://schemas.openxmlformats.org/drawingml/2006/picture">
+                <pic:pic xmlns:pic="http://schemas.openxmlformats.org/drawingml/2006/picture">
+                  <pic:nvPicPr>
+                    <pic:cNvPr id="0" name="Picture 1"/>
+                    <pic:cNvPicPr>
+                      <a:picLocks noChangeAspect="1" noChangeArrowheads="1"/>
+                    </pic:cNvPicPr>
+                  </pic:nvPicPr>
+                  <pic:blipFill>
+                    <a:blip r:embed="rId21">
+                      <a:extLst>
+                        <a:ext uri="{28A0092B-C50C-407E-A947-70E740481C1C}">
+                          <a14:useLocalDpi xmlns:a14="http://schemas.microsoft.com/office/drawing/2010/main" val="0"/>
+                        </a:ext>
+                      </a:extLst>
+                    </a:blip>
+                    <a:srcRect/>
+                    <a:stretch>
+                      <a:fillRect/>
+                    </a:stretch>
+                  </pic:blipFill>
+                  <pic:spPr bwMode="auto">
+                    <a:xfrm>
+                      <a:off x="0" y="0"/>
+                      <a:ext cx="4450465" cy="3234471"/>
+                    </a:xfrm>
+                    <a:prstGeom prst="rect">
+                      <a:avLst/>
+                    </a:prstGeom>
+                    <a:noFill/>
+                    <a:ln>
+                      <a:noFill/>
+                    </a:ln>
+                  </pic:spPr>
+                </pic:pic>
+              </a:graphicData>
+            </a:graphic>
+            <wp14:sizeRelH relativeFrom="margin">
+              <wp14:pctWidth>0</wp14:pctWidth>
+            </wp14:sizeRelH>
+            <wp14:sizeRelV relativeFrom="margin">
+              <wp14:pctHeight>0</wp14:pctHeight>
+            </wp14:sizeRelV>
+          </wp:anchor>
+        </w:drawing>
+      </w:r>
+    </w:p>
+    <w:p>
+      <w:pPr>
+        <w:jc w:val="both"/>
+        <w:rPr>
           <w:sz w:val="26"/>
           <w:szCs w:val="26"/>
         </w:rPr>
-        <w:lastRenderedPageBreak/>
-        <w:t>Diagramme de séquence</w:t>
-      </w:r>
+      </w:pPr>
     </w:p>
     <w:p>
       <w:pPr>
@@ -14337,10 +15215,1091 @@
       <w:pPr>
         <w:jc w:val="both"/>
         <w:rPr>
+          <w:i/>
+          <w:iCs/>
+          <w:color w:val="156082" w:themeColor="accent1"/>
+        </w:rPr>
+      </w:pPr>
+      <w:r>
+        <w:rPr>
+          <w:i/>
+          <w:iCs/>
+          <w:color w:val="156082" w:themeColor="accent1"/>
+        </w:rPr>
+        <w:t xml:space="preserve">Figure n : Diagramme de séquence de gestion </w:t>
+      </w:r>
+      <w:r>
+        <w:rPr>
+          <w:i/>
+          <w:iCs/>
+          <w:color w:val="156082" w:themeColor="accent1"/>
+        </w:rPr>
+        <w:t>des enregistrements</w:t>
+      </w:r>
+    </w:p>
+    <w:p>
+      <w:pPr>
+        <w:jc w:val="both"/>
+        <w:rPr>
+          <w:i/>
+          <w:iCs/>
+          <w:color w:val="156082" w:themeColor="accent1"/>
+        </w:rPr>
+      </w:pPr>
+      <w:r>
+        <w:rPr>
+          <w:i/>
+          <w:iCs/>
+          <w:color w:val="156082" w:themeColor="accent1"/>
+        </w:rPr>
+        <w:t xml:space="preserve">Source : </w:t>
+      </w:r>
+      <w:proofErr w:type="spellStart"/>
+      <w:r>
+        <w:rPr>
+          <w:i/>
+          <w:iCs/>
+          <w:color w:val="156082" w:themeColor="accent1"/>
+        </w:rPr>
+        <w:t>Astah</w:t>
+      </w:r>
+      <w:proofErr w:type="spellEnd"/>
+      <w:r>
+        <w:rPr>
+          <w:i/>
+          <w:iCs/>
+          <w:color w:val="156082" w:themeColor="accent1"/>
+        </w:rPr>
+        <w:t xml:space="preserve"> UML</w:t>
+      </w:r>
+    </w:p>
+    <w:p>
+      <w:pPr>
+        <w:pStyle w:val="ListParagraph"/>
+        <w:rPr>
+          <w:sz w:val="28"/>
+          <w:szCs w:val="28"/>
+        </w:rPr>
+      </w:pPr>
+    </w:p>
+    <w:p>
+      <w:pPr>
+        <w:pStyle w:val="ListParagraph"/>
+        <w:numPr>
+          <w:ilvl w:val="2"/>
+          <w:numId w:val="23"/>
+        </w:numPr>
+        <w:jc w:val="center"/>
+        <w:rPr>
+          <w:sz w:val="28"/>
+          <w:szCs w:val="28"/>
+        </w:rPr>
+      </w:pPr>
+      <w:r>
+        <w:rPr>
+          <w:noProof/>
+          <w:sz w:val="28"/>
+          <w:szCs w:val="28"/>
+        </w:rPr>
+        <w:drawing>
+          <wp:anchor distT="0" distB="0" distL="114300" distR="114300" simplePos="0" relativeHeight="251720704" behindDoc="0" locked="0" layoutInCell="1" allowOverlap="1" wp14:anchorId="7CDDEBF3" wp14:editId="7950337D">
+            <wp:simplePos x="0" y="0"/>
+            <wp:positionH relativeFrom="column">
+              <wp:posOffset>540868</wp:posOffset>
+            </wp:positionH>
+            <wp:positionV relativeFrom="paragraph">
+              <wp:posOffset>313216</wp:posOffset>
+            </wp:positionV>
+            <wp:extent cx="4527108" cy="2928395"/>
+            <wp:effectExtent l="0" t="0" r="6985" b="5715"/>
+            <wp:wrapNone/>
+            <wp:docPr id="48" name="Picture 48"/>
+            <wp:cNvGraphicFramePr>
+              <a:graphicFrameLocks xmlns:a="http://schemas.openxmlformats.org/drawingml/2006/main" noChangeAspect="1"/>
+            </wp:cNvGraphicFramePr>
+            <a:graphic xmlns:a="http://schemas.openxmlformats.org/drawingml/2006/main">
+              <a:graphicData uri="http://schemas.openxmlformats.org/drawingml/2006/picture">
+                <pic:pic xmlns:pic="http://schemas.openxmlformats.org/drawingml/2006/picture">
+                  <pic:nvPicPr>
+                    <pic:cNvPr id="0" name="Picture 20"/>
+                    <pic:cNvPicPr>
+                      <a:picLocks noChangeAspect="1" noChangeArrowheads="1"/>
+                    </pic:cNvPicPr>
+                  </pic:nvPicPr>
+                  <pic:blipFill>
+                    <a:blip r:embed="rId22">
+                      <a:extLst>
+                        <a:ext uri="{28A0092B-C50C-407E-A947-70E740481C1C}">
+                          <a14:useLocalDpi xmlns:a14="http://schemas.microsoft.com/office/drawing/2010/main" val="0"/>
+                        </a:ext>
+                      </a:extLst>
+                    </a:blip>
+                    <a:srcRect/>
+                    <a:stretch>
+                      <a:fillRect/>
+                    </a:stretch>
+                  </pic:blipFill>
+                  <pic:spPr bwMode="auto">
+                    <a:xfrm>
+                      <a:off x="0" y="0"/>
+                      <a:ext cx="4527108" cy="2928395"/>
+                    </a:xfrm>
+                    <a:prstGeom prst="rect">
+                      <a:avLst/>
+                    </a:prstGeom>
+                    <a:noFill/>
+                    <a:ln>
+                      <a:noFill/>
+                    </a:ln>
+                  </pic:spPr>
+                </pic:pic>
+              </a:graphicData>
+            </a:graphic>
+            <wp14:sizeRelH relativeFrom="margin">
+              <wp14:pctWidth>0</wp14:pctWidth>
+            </wp14:sizeRelH>
+            <wp14:sizeRelV relativeFrom="margin">
+              <wp14:pctHeight>0</wp14:pctHeight>
+            </wp14:sizeRelV>
+          </wp:anchor>
+        </w:drawing>
+      </w:r>
+      <w:r>
+        <w:rPr>
+          <w:sz w:val="28"/>
+          <w:szCs w:val="28"/>
+        </w:rPr>
+        <w:t>Diagramme de séquence de la gestion de planning</w:t>
+      </w:r>
+    </w:p>
+    <w:p>
+      <w:pPr>
+        <w:jc w:val="both"/>
+        <w:rPr>
           <w:sz w:val="26"/>
           <w:szCs w:val="26"/>
         </w:rPr>
       </w:pPr>
+      <w:r>
+        <w:rPr>
+          <w:noProof/>
+        </w:rPr>
+        <mc:AlternateContent>
+          <mc:Choice Requires="wps">
+            <w:drawing>
+              <wp:anchor distT="0" distB="0" distL="114300" distR="114300" simplePos="0" relativeHeight="251728896" behindDoc="0" locked="0" layoutInCell="1" allowOverlap="1" wp14:anchorId="1CCC02B7" wp14:editId="2E23D4AB">
+                <wp:simplePos x="0" y="0"/>
+                <wp:positionH relativeFrom="column">
+                  <wp:posOffset>3081396</wp:posOffset>
+                </wp:positionH>
+                <wp:positionV relativeFrom="paragraph">
+                  <wp:posOffset>228613</wp:posOffset>
+                </wp:positionV>
+                <wp:extent cx="261258" cy="52252"/>
+                <wp:effectExtent l="0" t="0" r="5715" b="5080"/>
+                <wp:wrapNone/>
+                <wp:docPr id="56" name="Rectangle 56"/>
+                <wp:cNvGraphicFramePr/>
+                <a:graphic xmlns:a="http://schemas.openxmlformats.org/drawingml/2006/main">
+                  <a:graphicData uri="http://schemas.microsoft.com/office/word/2010/wordprocessingShape">
+                    <wps:wsp>
+                      <wps:cNvSpPr/>
+                      <wps:spPr>
+                        <a:xfrm>
+                          <a:off x="0" y="0"/>
+                          <a:ext cx="261258" cy="52252"/>
+                        </a:xfrm>
+                        <a:prstGeom prst="rect">
+                          <a:avLst/>
+                        </a:prstGeom>
+                        <a:solidFill>
+                          <a:schemeClr val="bg1"/>
+                        </a:solidFill>
+                        <a:ln>
+                          <a:noFill/>
+                        </a:ln>
+                      </wps:spPr>
+                      <wps:style>
+                        <a:lnRef idx="2">
+                          <a:schemeClr val="accent1">
+                            <a:shade val="15000"/>
+                          </a:schemeClr>
+                        </a:lnRef>
+                        <a:fillRef idx="1">
+                          <a:schemeClr val="accent1"/>
+                        </a:fillRef>
+                        <a:effectRef idx="0">
+                          <a:schemeClr val="accent1"/>
+                        </a:effectRef>
+                        <a:fontRef idx="minor">
+                          <a:schemeClr val="lt1"/>
+                        </a:fontRef>
+                      </wps:style>
+                      <wps:bodyPr rot="0" spcFirstLastPara="0" vertOverflow="overflow" horzOverflow="overflow" vert="horz" wrap="square" lIns="91440" tIns="45720" rIns="91440" bIns="45720" numCol="1" spcCol="0" rtlCol="0" fromWordArt="0" anchor="ctr" anchorCtr="0" forceAA="0" compatLnSpc="1">
+                        <a:prstTxWarp prst="textNoShape">
+                          <a:avLst/>
+                        </a:prstTxWarp>
+                        <a:noAutofit/>
+                      </wps:bodyPr>
+                    </wps:wsp>
+                  </a:graphicData>
+                </a:graphic>
+              </wp:anchor>
+            </w:drawing>
+          </mc:Choice>
+          <mc:Fallback>
+            <w:pict>
+              <v:rect w14:anchorId="3E498F79" id="Rectangle 56" o:spid="_x0000_s1026" style="position:absolute;margin-left:242.65pt;margin-top:18pt;width:20.55pt;height:4.1pt;z-index:251728896;visibility:visible;mso-wrap-style:square;mso-wrap-distance-left:9pt;mso-wrap-distance-top:0;mso-wrap-distance-right:9pt;mso-wrap-distance-bottom:0;mso-position-horizontal:absolute;mso-position-horizontal-relative:text;mso-position-vertical:absolute;mso-position-vertical-relative:text;v-text-anchor:middle" o:gfxdata="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" fillcolor="white [3212]" stroked="f" strokeweight="1pt"/>
+            </w:pict>
+          </mc:Fallback>
+        </mc:AlternateContent>
+      </w:r>
+      <w:r>
+        <w:rPr>
+          <w:noProof/>
+        </w:rPr>
+        <mc:AlternateContent>
+          <mc:Choice Requires="wps">
+            <w:drawing>
+              <wp:anchor distT="0" distB="0" distL="114300" distR="114300" simplePos="0" relativeHeight="251726848" behindDoc="0" locked="0" layoutInCell="1" allowOverlap="1" wp14:anchorId="32E04CA5" wp14:editId="2FA26AC8">
+                <wp:simplePos x="0" y="0"/>
+                <wp:positionH relativeFrom="column">
+                  <wp:posOffset>2795127</wp:posOffset>
+                </wp:positionH>
+                <wp:positionV relativeFrom="paragraph">
+                  <wp:posOffset>229805</wp:posOffset>
+                </wp:positionV>
+                <wp:extent cx="261258" cy="52252"/>
+                <wp:effectExtent l="0" t="0" r="5715" b="5080"/>
+                <wp:wrapNone/>
+                <wp:docPr id="55" name="Rectangle 55"/>
+                <wp:cNvGraphicFramePr/>
+                <a:graphic xmlns:a="http://schemas.openxmlformats.org/drawingml/2006/main">
+                  <a:graphicData uri="http://schemas.microsoft.com/office/word/2010/wordprocessingShape">
+                    <wps:wsp>
+                      <wps:cNvSpPr/>
+                      <wps:spPr>
+                        <a:xfrm>
+                          <a:off x="0" y="0"/>
+                          <a:ext cx="261258" cy="52252"/>
+                        </a:xfrm>
+                        <a:prstGeom prst="rect">
+                          <a:avLst/>
+                        </a:prstGeom>
+                        <a:solidFill>
+                          <a:schemeClr val="bg1"/>
+                        </a:solidFill>
+                        <a:ln>
+                          <a:noFill/>
+                        </a:ln>
+                      </wps:spPr>
+                      <wps:style>
+                        <a:lnRef idx="2">
+                          <a:schemeClr val="accent1">
+                            <a:shade val="15000"/>
+                          </a:schemeClr>
+                        </a:lnRef>
+                        <a:fillRef idx="1">
+                          <a:schemeClr val="accent1"/>
+                        </a:fillRef>
+                        <a:effectRef idx="0">
+                          <a:schemeClr val="accent1"/>
+                        </a:effectRef>
+                        <a:fontRef idx="minor">
+                          <a:schemeClr val="lt1"/>
+                        </a:fontRef>
+                      </wps:style>
+                      <wps:bodyPr rot="0" spcFirstLastPara="0" vertOverflow="overflow" horzOverflow="overflow" vert="horz" wrap="square" lIns="91440" tIns="45720" rIns="91440" bIns="45720" numCol="1" spcCol="0" rtlCol="0" fromWordArt="0" anchor="ctr" anchorCtr="0" forceAA="0" compatLnSpc="1">
+                        <a:prstTxWarp prst="textNoShape">
+                          <a:avLst/>
+                        </a:prstTxWarp>
+                        <a:noAutofit/>
+                      </wps:bodyPr>
+                    </wps:wsp>
+                  </a:graphicData>
+                </a:graphic>
+              </wp:anchor>
+            </w:drawing>
+          </mc:Choice>
+          <mc:Fallback>
+            <w:pict>
+              <v:rect w14:anchorId="4E8115D0" id="Rectangle 55" o:spid="_x0000_s1026" style="position:absolute;margin-left:220.1pt;margin-top:18.1pt;width:20.55pt;height:4.1pt;z-index:251726848;visibility:visible;mso-wrap-style:square;mso-wrap-distance-left:9pt;mso-wrap-distance-top:0;mso-wrap-distance-right:9pt;mso-wrap-distance-bottom:0;mso-position-horizontal:absolute;mso-position-horizontal-relative:text;mso-position-vertical:absolute;mso-position-vertical-relative:text;v-text-anchor:middle" o:gfxdata="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" fillcolor="white [3212]" stroked="f" strokeweight="1pt"/>
+            </w:pict>
+          </mc:Fallback>
+        </mc:AlternateContent>
+      </w:r>
+      <w:r>
+        <w:rPr>
+          <w:noProof/>
+        </w:rPr>
+        <mc:AlternateContent>
+          <mc:Choice Requires="wps">
+            <w:drawing>
+              <wp:anchor distT="0" distB="0" distL="114300" distR="114300" simplePos="0" relativeHeight="251718656" behindDoc="0" locked="0" layoutInCell="1" allowOverlap="1" wp14:anchorId="6D0BE27D" wp14:editId="1C05B19B">
+                <wp:simplePos x="0" y="0"/>
+                <wp:positionH relativeFrom="column">
+                  <wp:posOffset>152204</wp:posOffset>
+                </wp:positionH>
+                <wp:positionV relativeFrom="paragraph">
+                  <wp:posOffset>2992951</wp:posOffset>
+                </wp:positionV>
+                <wp:extent cx="5677382" cy="599898"/>
+                <wp:effectExtent l="0" t="0" r="0" b="0"/>
+                <wp:wrapNone/>
+                <wp:docPr id="44" name="Text Box 44"/>
+                <wp:cNvGraphicFramePr/>
+                <a:graphic xmlns:a="http://schemas.openxmlformats.org/drawingml/2006/main">
+                  <a:graphicData uri="http://schemas.microsoft.com/office/word/2010/wordprocessingShape">
+                    <wps:wsp>
+                      <wps:cNvSpPr txBox="1"/>
+                      <wps:spPr>
+                        <a:xfrm>
+                          <a:off x="0" y="0"/>
+                          <a:ext cx="5677382" cy="599898"/>
+                        </a:xfrm>
+                        <a:prstGeom prst="rect">
+                          <a:avLst/>
+                        </a:prstGeom>
+                        <a:noFill/>
+                        <a:ln w="6350">
+                          <a:noFill/>
+                        </a:ln>
+                      </wps:spPr>
+                      <wps:txbx>
+                        <w:txbxContent>
+                          <w:p>
+                            <w:pPr>
+                              <w:jc w:val="both"/>
+                              <w:rPr>
+                                <w:i/>
+                                <w:iCs/>
+                                <w:color w:val="156082" w:themeColor="accent1"/>
+                              </w:rPr>
+                            </w:pPr>
+                            <w:r>
+                              <w:rPr>
+                                <w:i/>
+                                <w:iCs/>
+                                <w:color w:val="156082" w:themeColor="accent1"/>
+                              </w:rPr>
+                              <w:t>Figure n : Diagramme de séquence de la gestion de planning</w:t>
+                            </w:r>
+                          </w:p>
+                          <w:p>
+                            <w:pPr>
+                              <w:jc w:val="both"/>
+                              <w:rPr>
+                                <w:i/>
+                                <w:iCs/>
+                                <w:color w:val="156082" w:themeColor="accent1"/>
+                              </w:rPr>
+                            </w:pPr>
+                            <w:r>
+                              <w:rPr>
+                                <w:i/>
+                                <w:iCs/>
+                                <w:color w:val="156082" w:themeColor="accent1"/>
+                              </w:rPr>
+                              <w:t xml:space="preserve">Source : </w:t>
+                            </w:r>
+                            <w:proofErr w:type="spellStart"/>
+                            <w:r>
+                              <w:rPr>
+                                <w:i/>
+                                <w:iCs/>
+                                <w:color w:val="156082" w:themeColor="accent1"/>
+                              </w:rPr>
+                              <w:t>Astah</w:t>
+                            </w:r>
+                            <w:proofErr w:type="spellEnd"/>
+                            <w:r>
+                              <w:rPr>
+                                <w:i/>
+                                <w:iCs/>
+                                <w:color w:val="156082" w:themeColor="accent1"/>
+                              </w:rPr>
+                              <w:t xml:space="preserve"> UML</w:t>
+                            </w:r>
+                          </w:p>
+                          <w:p>
+                            <w:pPr>
+                              <w:rPr>
+                                <w:i/>
+                                <w:iCs/>
+                                <w:color w:val="156082" w:themeColor="accent1"/>
+                              </w:rPr>
+                            </w:pPr>
+                          </w:p>
+                        </w:txbxContent>
+                      </wps:txbx>
+                      <wps:bodyPr rot="0" spcFirstLastPara="0" vertOverflow="overflow" horzOverflow="overflow" vert="horz" wrap="square" lIns="91440" tIns="45720" rIns="91440" bIns="45720" numCol="1" spcCol="0" rtlCol="0" fromWordArt="0" anchor="t" anchorCtr="0" forceAA="0" compatLnSpc="1">
+                        <a:prstTxWarp prst="textNoShape">
+                          <a:avLst/>
+                        </a:prstTxWarp>
+                        <a:noAutofit/>
+                      </wps:bodyPr>
+                    </wps:wsp>
+                  </a:graphicData>
+                </a:graphic>
+              </wp:anchor>
+            </w:drawing>
+          </mc:Choice>
+          <mc:Fallback>
+            <w:pict>
+              <v:shape w14:anchorId="6D0BE27D" id="Text Box 44" o:spid="_x0000_s1049" type="#_x0000_t202" style="position:absolute;left:0;text-align:left;margin-left:12pt;margin-top:235.65pt;width:447.05pt;height:47.25pt;z-index:251718656;visibility:visible;mso-wrap-style:square;mso-wrap-distance-left:9pt;mso-wrap-distance-top:0;mso-wrap-distance-right:9pt;mso-wrap-distance-bottom:0;mso-position-horizontal:absolute;mso-position-horizontal-relative:text;mso-position-vertical:absolute;mso-position-vertical-relative:text;v-text-anchor:top" o:gfxdata="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" filled="f" stroked="f" strokeweight=".5pt">
+                <v:textbox>
+                  <w:txbxContent>
+                    <w:p>
+                      <w:pPr>
+                        <w:jc w:val="both"/>
+                        <w:rPr>
+                          <w:i/>
+                          <w:iCs/>
+                          <w:color w:val="156082" w:themeColor="accent1"/>
+                        </w:rPr>
+                      </w:pPr>
+                      <w:r>
+                        <w:rPr>
+                          <w:i/>
+                          <w:iCs/>
+                          <w:color w:val="156082" w:themeColor="accent1"/>
+                        </w:rPr>
+                        <w:t>Figure n : Diagramme de séquence de la gestion de planning</w:t>
+                      </w:r>
+                    </w:p>
+                    <w:p>
+                      <w:pPr>
+                        <w:jc w:val="both"/>
+                        <w:rPr>
+                          <w:i/>
+                          <w:iCs/>
+                          <w:color w:val="156082" w:themeColor="accent1"/>
+                        </w:rPr>
+                      </w:pPr>
+                      <w:r>
+                        <w:rPr>
+                          <w:i/>
+                          <w:iCs/>
+                          <w:color w:val="156082" w:themeColor="accent1"/>
+                        </w:rPr>
+                        <w:t xml:space="preserve">Source : </w:t>
+                      </w:r>
+                      <w:proofErr w:type="spellStart"/>
+                      <w:r>
+                        <w:rPr>
+                          <w:i/>
+                          <w:iCs/>
+                          <w:color w:val="156082" w:themeColor="accent1"/>
+                        </w:rPr>
+                        <w:t>Astah</w:t>
+                      </w:r>
+                      <w:proofErr w:type="spellEnd"/>
+                      <w:r>
+                        <w:rPr>
+                          <w:i/>
+                          <w:iCs/>
+                          <w:color w:val="156082" w:themeColor="accent1"/>
+                        </w:rPr>
+                        <w:t xml:space="preserve"> UML</w:t>
+                      </w:r>
+                    </w:p>
+                    <w:p>
+                      <w:pPr>
+                        <w:rPr>
+                          <w:i/>
+                          <w:iCs/>
+                          <w:color w:val="156082" w:themeColor="accent1"/>
+                        </w:rPr>
+                      </w:pPr>
+                    </w:p>
+                  </w:txbxContent>
+                </v:textbox>
+              </v:shape>
+            </w:pict>
+          </mc:Fallback>
+        </mc:AlternateContent>
+      </w:r>
+    </w:p>
+    <w:p>
+      <w:pPr>
+        <w:jc w:val="both"/>
+        <w:rPr>
+          <w:i/>
+          <w:iCs/>
+          <w:color w:val="156082" w:themeColor="accent1"/>
+        </w:rPr>
+      </w:pPr>
+      <w:r>
+        <w:rPr>
+          <w:noProof/>
+        </w:rPr>
+        <mc:AlternateContent>
+          <mc:Choice Requires="wps">
+            <w:drawing>
+              <wp:anchor distT="0" distB="0" distL="114300" distR="114300" simplePos="0" relativeHeight="251725824" behindDoc="0" locked="0" layoutInCell="1" allowOverlap="1" wp14:anchorId="0A7303AB" wp14:editId="3A145CA1">
+                <wp:simplePos x="0" y="0"/>
+                <wp:positionH relativeFrom="column">
+                  <wp:posOffset>4193670</wp:posOffset>
+                </wp:positionH>
+                <wp:positionV relativeFrom="paragraph">
+                  <wp:posOffset>424193</wp:posOffset>
+                </wp:positionV>
+                <wp:extent cx="231399" cy="100771"/>
+                <wp:effectExtent l="0" t="0" r="0" b="0"/>
+                <wp:wrapNone/>
+                <wp:docPr id="54" name="Rectangle 54"/>
+                <wp:cNvGraphicFramePr/>
+                <a:graphic xmlns:a="http://schemas.openxmlformats.org/drawingml/2006/main">
+                  <a:graphicData uri="http://schemas.microsoft.com/office/word/2010/wordprocessingShape">
+                    <wps:wsp>
+                      <wps:cNvSpPr/>
+                      <wps:spPr>
+                        <a:xfrm>
+                          <a:off x="0" y="0"/>
+                          <a:ext cx="231399" cy="100771"/>
+                        </a:xfrm>
+                        <a:prstGeom prst="rect">
+                          <a:avLst/>
+                        </a:prstGeom>
+                        <a:solidFill>
+                          <a:schemeClr val="bg1"/>
+                        </a:solidFill>
+                        <a:ln>
+                          <a:noFill/>
+                        </a:ln>
+                      </wps:spPr>
+                      <wps:style>
+                        <a:lnRef idx="2">
+                          <a:schemeClr val="accent1">
+                            <a:shade val="15000"/>
+                          </a:schemeClr>
+                        </a:lnRef>
+                        <a:fillRef idx="1">
+                          <a:schemeClr val="accent1"/>
+                        </a:fillRef>
+                        <a:effectRef idx="0">
+                          <a:schemeClr val="accent1"/>
+                        </a:effectRef>
+                        <a:fontRef idx="minor">
+                          <a:schemeClr val="lt1"/>
+                        </a:fontRef>
+                      </wps:style>
+                      <wps:bodyPr rot="0" spcFirstLastPara="0" vertOverflow="overflow" horzOverflow="overflow" vert="horz" wrap="square" lIns="91440" tIns="45720" rIns="91440" bIns="45720" numCol="1" spcCol="0" rtlCol="0" fromWordArt="0" anchor="ctr" anchorCtr="0" forceAA="0" compatLnSpc="1">
+                        <a:prstTxWarp prst="textNoShape">
+                          <a:avLst/>
+                        </a:prstTxWarp>
+                        <a:noAutofit/>
+                      </wps:bodyPr>
+                    </wps:wsp>
+                  </a:graphicData>
+                </a:graphic>
+              </wp:anchor>
+            </w:drawing>
+          </mc:Choice>
+          <mc:Fallback>
+            <w:pict>
+              <v:rect w14:anchorId="2F9CF0CA" id="Rectangle 54" o:spid="_x0000_s1026" style="position:absolute;margin-left:330.2pt;margin-top:33.4pt;width:18.2pt;height:7.95pt;z-index:251725824;visibility:visible;mso-wrap-style:square;mso-wrap-distance-left:9pt;mso-wrap-distance-top:0;mso-wrap-distance-right:9pt;mso-wrap-distance-bottom:0;mso-position-horizontal:absolute;mso-position-horizontal-relative:text;mso-position-vertical:absolute;mso-position-vertical-relative:text;v-text-anchor:middle" o:gfxdata="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" fillcolor="white [3212]" stroked="f" strokeweight="1pt"/>
+            </w:pict>
+          </mc:Fallback>
+        </mc:AlternateContent>
+      </w:r>
+      <w:r>
+        <w:rPr>
+          <w:noProof/>
+        </w:rPr>
+        <mc:AlternateContent>
+          <mc:Choice Requires="wps">
+            <w:drawing>
+              <wp:anchor distT="0" distB="0" distL="114300" distR="114300" simplePos="0" relativeHeight="251723776" behindDoc="0" locked="0" layoutInCell="1" allowOverlap="1" wp14:anchorId="569DC0F3" wp14:editId="584E474B">
+                <wp:simplePos x="0" y="0"/>
+                <wp:positionH relativeFrom="column">
+                  <wp:posOffset>3925998</wp:posOffset>
+                </wp:positionH>
+                <wp:positionV relativeFrom="paragraph">
+                  <wp:posOffset>425152</wp:posOffset>
+                </wp:positionV>
+                <wp:extent cx="231399" cy="100771"/>
+                <wp:effectExtent l="0" t="0" r="0" b="0"/>
+                <wp:wrapNone/>
+                <wp:docPr id="53" name="Rectangle 53"/>
+                <wp:cNvGraphicFramePr/>
+                <a:graphic xmlns:a="http://schemas.openxmlformats.org/drawingml/2006/main">
+                  <a:graphicData uri="http://schemas.microsoft.com/office/word/2010/wordprocessingShape">
+                    <wps:wsp>
+                      <wps:cNvSpPr/>
+                      <wps:spPr>
+                        <a:xfrm>
+                          <a:off x="0" y="0"/>
+                          <a:ext cx="231399" cy="100771"/>
+                        </a:xfrm>
+                        <a:prstGeom prst="rect">
+                          <a:avLst/>
+                        </a:prstGeom>
+                        <a:solidFill>
+                          <a:schemeClr val="bg1"/>
+                        </a:solidFill>
+                        <a:ln>
+                          <a:noFill/>
+                        </a:ln>
+                      </wps:spPr>
+                      <wps:style>
+                        <a:lnRef idx="2">
+                          <a:schemeClr val="accent1">
+                            <a:shade val="15000"/>
+                          </a:schemeClr>
+                        </a:lnRef>
+                        <a:fillRef idx="1">
+                          <a:schemeClr val="accent1"/>
+                        </a:fillRef>
+                        <a:effectRef idx="0">
+                          <a:schemeClr val="accent1"/>
+                        </a:effectRef>
+                        <a:fontRef idx="minor">
+                          <a:schemeClr val="lt1"/>
+                        </a:fontRef>
+                      </wps:style>
+                      <wps:bodyPr rot="0" spcFirstLastPara="0" vertOverflow="overflow" horzOverflow="overflow" vert="horz" wrap="square" lIns="91440" tIns="45720" rIns="91440" bIns="45720" numCol="1" spcCol="0" rtlCol="0" fromWordArt="0" anchor="ctr" anchorCtr="0" forceAA="0" compatLnSpc="1">
+                        <a:prstTxWarp prst="textNoShape">
+                          <a:avLst/>
+                        </a:prstTxWarp>
+                        <a:noAutofit/>
+                      </wps:bodyPr>
+                    </wps:wsp>
+                  </a:graphicData>
+                </a:graphic>
+              </wp:anchor>
+            </w:drawing>
+          </mc:Choice>
+          <mc:Fallback>
+            <w:pict>
+              <v:rect w14:anchorId="5DB94A69" id="Rectangle 53" o:spid="_x0000_s1026" style="position:absolute;margin-left:309.15pt;margin-top:33.5pt;width:18.2pt;height:7.95pt;z-index:251723776;visibility:visible;mso-wrap-style:square;mso-wrap-distance-left:9pt;mso-wrap-distance-top:0;mso-wrap-distance-right:9pt;mso-wrap-distance-bottom:0;mso-position-horizontal:absolute;mso-position-horizontal-relative:text;mso-position-vertical:absolute;mso-position-vertical-relative:text;v-text-anchor:middle" o:gfxdata="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" fillcolor="white [3212]" stroked="f" strokeweight="1pt"/>
+            </w:pict>
+          </mc:Fallback>
+        </mc:AlternateContent>
+      </w:r>
+    </w:p>
+    <w:p>
+      <w:pPr>
+        <w:jc w:val="both"/>
+        <w:rPr>
+          <w:i/>
+          <w:iCs/>
+          <w:color w:val="156082" w:themeColor="accent1"/>
+        </w:rPr>
+      </w:pPr>
+    </w:p>
+    <w:p>
+      <w:pPr>
+        <w:jc w:val="both"/>
+        <w:rPr>
+          <w:i/>
+          <w:iCs/>
+          <w:color w:val="156082" w:themeColor="accent1"/>
+        </w:rPr>
+      </w:pPr>
+    </w:p>
+    <w:p>
+      <w:pPr>
+        <w:jc w:val="both"/>
+        <w:rPr>
+          <w:i/>
+          <w:iCs/>
+          <w:color w:val="156082" w:themeColor="accent1"/>
+        </w:rPr>
+      </w:pPr>
+    </w:p>
+    <w:p>
+      <w:pPr>
+        <w:jc w:val="both"/>
+        <w:rPr>
+          <w:i/>
+          <w:iCs/>
+          <w:color w:val="156082" w:themeColor="accent1"/>
+        </w:rPr>
+      </w:pPr>
+    </w:p>
+    <w:p>
+      <w:pPr>
+        <w:jc w:val="both"/>
+        <w:rPr>
+          <w:i/>
+          <w:iCs/>
+          <w:color w:val="156082" w:themeColor="accent1"/>
+        </w:rPr>
+      </w:pPr>
+    </w:p>
+    <w:p>
+      <w:pPr>
+        <w:jc w:val="both"/>
+        <w:rPr>
+          <w:i/>
+          <w:iCs/>
+          <w:color w:val="156082" w:themeColor="accent1"/>
+        </w:rPr>
+      </w:pPr>
+    </w:p>
+    <w:p>
+      <w:pPr>
+        <w:jc w:val="both"/>
+        <w:rPr>
+          <w:i/>
+          <w:iCs/>
+          <w:color w:val="156082" w:themeColor="accent1"/>
+        </w:rPr>
+      </w:pPr>
+    </w:p>
+    <w:p>
+      <w:pPr>
+        <w:jc w:val="both"/>
+        <w:rPr>
+          <w:i/>
+          <w:iCs/>
+          <w:color w:val="156082" w:themeColor="accent1"/>
+        </w:rPr>
+      </w:pPr>
+    </w:p>
+    <w:p>
+      <w:pPr>
+        <w:jc w:val="both"/>
+        <w:rPr>
+          <w:i/>
+          <w:iCs/>
+          <w:color w:val="156082" w:themeColor="accent1"/>
+        </w:rPr>
+      </w:pPr>
+    </w:p>
+    <w:p>
+      <w:pPr>
+        <w:jc w:val="both"/>
+        <w:rPr>
+          <w:i/>
+          <w:iCs/>
+          <w:color w:val="156082" w:themeColor="accent1"/>
+        </w:rPr>
+      </w:pPr>
+    </w:p>
+    <w:p>
+      <w:pPr>
+        <w:pStyle w:val="ListParagraph"/>
+        <w:numPr>
+          <w:ilvl w:val="2"/>
+          <w:numId w:val="23"/>
+        </w:numPr>
+        <w:jc w:val="center"/>
+        <w:rPr>
+          <w:i/>
+          <w:iCs/>
+          <w:color w:val="156082" w:themeColor="accent1"/>
+          <w:sz w:val="28"/>
+          <w:szCs w:val="28"/>
+        </w:rPr>
+      </w:pPr>
+      <w:r>
+        <w:rPr>
+          <w:noProof/>
+        </w:rPr>
+        <w:drawing>
+          <wp:anchor distT="0" distB="0" distL="114300" distR="114300" simplePos="0" relativeHeight="251729920" behindDoc="0" locked="0" layoutInCell="1" allowOverlap="1" wp14:anchorId="009F2D0C" wp14:editId="7FB9BD75">
+            <wp:simplePos x="0" y="0"/>
+            <wp:positionH relativeFrom="column">
+              <wp:posOffset>-49253</wp:posOffset>
+            </wp:positionH>
+            <wp:positionV relativeFrom="paragraph">
+              <wp:posOffset>316533</wp:posOffset>
+            </wp:positionV>
+            <wp:extent cx="5759450" cy="5702300"/>
+            <wp:effectExtent l="0" t="0" r="0" b="0"/>
+            <wp:wrapNone/>
+            <wp:docPr id="52" name="Picture 52"/>
+            <wp:cNvGraphicFramePr>
+              <a:graphicFrameLocks xmlns:a="http://schemas.openxmlformats.org/drawingml/2006/main" noChangeAspect="1"/>
+            </wp:cNvGraphicFramePr>
+            <a:graphic xmlns:a="http://schemas.openxmlformats.org/drawingml/2006/main">
+              <a:graphicData uri="http://schemas.openxmlformats.org/drawingml/2006/picture">
+                <pic:pic xmlns:pic="http://schemas.openxmlformats.org/drawingml/2006/picture">
+                  <pic:nvPicPr>
+                    <pic:cNvPr id="0" name="Picture 29"/>
+                    <pic:cNvPicPr>
+                      <a:picLocks noChangeAspect="1" noChangeArrowheads="1"/>
+                    </pic:cNvPicPr>
+                  </pic:nvPicPr>
+                  <pic:blipFill>
+                    <a:blip r:embed="rId23">
+                      <a:extLst>
+                        <a:ext uri="{28A0092B-C50C-407E-A947-70E740481C1C}">
+                          <a14:useLocalDpi xmlns:a14="http://schemas.microsoft.com/office/drawing/2010/main" val="0"/>
+                        </a:ext>
+                      </a:extLst>
+                    </a:blip>
+                    <a:srcRect/>
+                    <a:stretch>
+                      <a:fillRect/>
+                    </a:stretch>
+                  </pic:blipFill>
+                  <pic:spPr bwMode="auto">
+                    <a:xfrm>
+                      <a:off x="0" y="0"/>
+                      <a:ext cx="5759450" cy="5702300"/>
+                    </a:xfrm>
+                    <a:prstGeom prst="rect">
+                      <a:avLst/>
+                    </a:prstGeom>
+                    <a:noFill/>
+                    <a:ln>
+                      <a:noFill/>
+                    </a:ln>
+                  </pic:spPr>
+                </pic:pic>
+              </a:graphicData>
+            </a:graphic>
+            <wp14:sizeRelH relativeFrom="margin">
+              <wp14:pctWidth>0</wp14:pctWidth>
+            </wp14:sizeRelH>
+            <wp14:sizeRelV relativeFrom="margin">
+              <wp14:pctHeight>0</wp14:pctHeight>
+            </wp14:sizeRelV>
+          </wp:anchor>
+        </w:drawing>
+      </w:r>
+      <w:r>
+        <w:rPr>
+          <w:sz w:val="28"/>
+          <w:szCs w:val="28"/>
+        </w:rPr>
+        <w:t>Diagramme de séquence de la gestion des rôles et utilisateurs</w:t>
+      </w:r>
+    </w:p>
+    <w:p>
+      <w:pPr>
+        <w:jc w:val="both"/>
+        <w:rPr>
+          <w:color w:val="156082" w:themeColor="accent1"/>
+        </w:rPr>
+      </w:pPr>
+    </w:p>
+    <w:p>
+      <w:pPr>
+        <w:jc w:val="both"/>
+        <w:rPr>
+          <w:color w:val="156082" w:themeColor="accent1"/>
+        </w:rPr>
+      </w:pPr>
+    </w:p>
+    <w:p>
+      <w:pPr>
+        <w:jc w:val="both"/>
+        <w:rPr>
+          <w:color w:val="156082" w:themeColor="accent1"/>
+        </w:rPr>
+      </w:pPr>
+    </w:p>
+    <w:p>
+      <w:pPr>
+        <w:jc w:val="both"/>
+        <w:rPr>
+          <w:color w:val="156082" w:themeColor="accent1"/>
+        </w:rPr>
+      </w:pPr>
+    </w:p>
+    <w:p>
+      <w:pPr>
+        <w:jc w:val="both"/>
+        <w:rPr>
+          <w:color w:val="156082" w:themeColor="accent1"/>
+        </w:rPr>
+      </w:pPr>
+    </w:p>
+    <w:p>
+      <w:pPr>
+        <w:jc w:val="both"/>
+        <w:rPr>
+          <w:color w:val="156082" w:themeColor="accent1"/>
+        </w:rPr>
+      </w:pPr>
+    </w:p>
+    <w:p>
+      <w:pPr>
+        <w:jc w:val="both"/>
+        <w:rPr>
+          <w:i/>
+          <w:iCs/>
+          <w:color w:val="156082" w:themeColor="accent1"/>
+        </w:rPr>
+      </w:pPr>
+    </w:p>
+    <w:p>
+      <w:pPr>
+        <w:jc w:val="both"/>
+        <w:rPr>
+          <w:i/>
+          <w:iCs/>
+          <w:color w:val="156082" w:themeColor="accent1"/>
+        </w:rPr>
+      </w:pPr>
+    </w:p>
+    <w:p>
+      <w:pPr>
+        <w:jc w:val="both"/>
+        <w:rPr>
+          <w:i/>
+          <w:iCs/>
+          <w:color w:val="156082" w:themeColor="accent1"/>
+        </w:rPr>
+      </w:pPr>
+    </w:p>
+    <w:p>
+      <w:pPr>
+        <w:jc w:val="both"/>
+        <w:rPr>
+          <w:i/>
+          <w:iCs/>
+          <w:color w:val="156082" w:themeColor="accent1"/>
+        </w:rPr>
+      </w:pPr>
+    </w:p>
+    <w:p>
+      <w:pPr>
+        <w:jc w:val="both"/>
+        <w:rPr>
+          <w:i/>
+          <w:iCs/>
+          <w:color w:val="156082" w:themeColor="accent1"/>
+        </w:rPr>
+      </w:pPr>
+    </w:p>
+    <w:p>
+      <w:pPr>
+        <w:jc w:val="both"/>
+        <w:rPr>
+          <w:i/>
+          <w:iCs/>
+          <w:color w:val="156082" w:themeColor="accent1"/>
+        </w:rPr>
+      </w:pPr>
+    </w:p>
+    <w:p>
+      <w:pPr>
+        <w:jc w:val="both"/>
+        <w:rPr>
+          <w:i/>
+          <w:iCs/>
+          <w:color w:val="156082" w:themeColor="accent1"/>
+        </w:rPr>
+      </w:pPr>
+    </w:p>
+    <w:p>
+      <w:pPr>
+        <w:jc w:val="both"/>
+        <w:rPr>
+          <w:i/>
+          <w:iCs/>
+          <w:color w:val="156082" w:themeColor="accent1"/>
+        </w:rPr>
+      </w:pPr>
+    </w:p>
+    <w:p>
+      <w:pPr>
+        <w:jc w:val="both"/>
+        <w:rPr>
+          <w:i/>
+          <w:iCs/>
+          <w:color w:val="156082" w:themeColor="accent1"/>
+        </w:rPr>
+      </w:pPr>
+    </w:p>
+    <w:p>
+      <w:pPr>
+        <w:jc w:val="both"/>
+        <w:rPr>
+          <w:i/>
+          <w:iCs/>
+          <w:color w:val="156082" w:themeColor="accent1"/>
+        </w:rPr>
+      </w:pPr>
+    </w:p>
+    <w:p>
+      <w:pPr>
+        <w:jc w:val="both"/>
+        <w:rPr>
+          <w:i/>
+          <w:iCs/>
+          <w:color w:val="156082" w:themeColor="accent1"/>
+        </w:rPr>
+      </w:pPr>
+    </w:p>
+    <w:p>
+      <w:pPr>
+        <w:jc w:val="both"/>
+        <w:rPr>
+          <w:i/>
+          <w:iCs/>
+          <w:color w:val="156082" w:themeColor="accent1"/>
+        </w:rPr>
+      </w:pPr>
+    </w:p>
+    <w:p>
+      <w:pPr>
+        <w:jc w:val="both"/>
+        <w:rPr>
+          <w:i/>
+          <w:iCs/>
+          <w:color w:val="156082" w:themeColor="accent1"/>
+        </w:rPr>
+      </w:pPr>
+    </w:p>
+    <w:p>
+      <w:pPr>
+        <w:jc w:val="both"/>
+        <w:rPr>
+          <w:i/>
+          <w:iCs/>
+          <w:color w:val="156082" w:themeColor="accent1"/>
+        </w:rPr>
+      </w:pPr>
+      <w:r>
+        <w:rPr>
+          <w:i/>
+          <w:iCs/>
+          <w:color w:val="156082" w:themeColor="accent1"/>
+        </w:rPr>
+        <w:t>Figure n : diagramme de séquence de la gestion des rôles et utilisateurs</w:t>
+      </w:r>
+    </w:p>
+    <w:p>
+      <w:pPr>
+        <w:jc w:val="both"/>
+        <w:rPr>
+          <w:i/>
+          <w:iCs/>
+          <w:color w:val="156082" w:themeColor="accent1"/>
+        </w:rPr>
+      </w:pPr>
+      <w:r>
+        <w:rPr>
+          <w:i/>
+          <w:iCs/>
+          <w:color w:val="156082" w:themeColor="accent1"/>
+        </w:rPr>
+        <w:t xml:space="preserve">Source : </w:t>
+      </w:r>
+      <w:proofErr w:type="spellStart"/>
+      <w:r>
+        <w:rPr>
+          <w:i/>
+          <w:iCs/>
+          <w:color w:val="156082" w:themeColor="accent1"/>
+        </w:rPr>
+        <w:t>Astah</w:t>
+      </w:r>
+      <w:proofErr w:type="spellEnd"/>
+      <w:r>
+        <w:rPr>
+          <w:i/>
+          <w:iCs/>
+          <w:color w:val="156082" w:themeColor="accent1"/>
+        </w:rPr>
+        <w:t xml:space="preserve"> UML</w:t>
+      </w:r>
     </w:p>
     <w:p>
       <w:pPr>
@@ -14389,6 +16348,103 @@
     </w:p>
     <w:p>
       <w:pPr>
+        <w:pStyle w:val="ListParagraph"/>
+        <w:numPr>
+          <w:ilvl w:val="2"/>
+          <w:numId w:val="23"/>
+        </w:numPr>
+        <w:jc w:val="center"/>
+        <w:rPr>
+          <w:sz w:val="28"/>
+          <w:szCs w:val="28"/>
+        </w:rPr>
+      </w:pPr>
+      <w:r>
+        <w:rPr>
+          <w:noProof/>
+          <w:sz w:val="28"/>
+          <w:szCs w:val="28"/>
+        </w:rPr>
+        <w:drawing>
+          <wp:anchor distT="0" distB="0" distL="114300" distR="114300" simplePos="0" relativeHeight="251719680" behindDoc="0" locked="0" layoutInCell="1" allowOverlap="1" wp14:anchorId="2CE3255D" wp14:editId="4DAC06A9">
+            <wp:simplePos x="0" y="0"/>
+            <wp:positionH relativeFrom="column">
+              <wp:posOffset>920694</wp:posOffset>
+            </wp:positionH>
+            <wp:positionV relativeFrom="paragraph">
+              <wp:posOffset>268605</wp:posOffset>
+            </wp:positionV>
+            <wp:extent cx="4587370" cy="4285753"/>
+            <wp:effectExtent l="0" t="0" r="3810" b="635"/>
+            <wp:wrapNone/>
+            <wp:docPr id="47" name="Picture 47"/>
+            <wp:cNvGraphicFramePr>
+              <a:graphicFrameLocks xmlns:a="http://schemas.openxmlformats.org/drawingml/2006/main" noChangeAspect="1"/>
+            </wp:cNvGraphicFramePr>
+            <a:graphic xmlns:a="http://schemas.openxmlformats.org/drawingml/2006/main">
+              <a:graphicData uri="http://schemas.openxmlformats.org/drawingml/2006/picture">
+                <pic:pic xmlns:pic="http://schemas.openxmlformats.org/drawingml/2006/picture">
+                  <pic:nvPicPr>
+                    <pic:cNvPr id="0" name="Picture 18"/>
+                    <pic:cNvPicPr>
+                      <a:picLocks noChangeAspect="1" noChangeArrowheads="1"/>
+                    </pic:cNvPicPr>
+                  </pic:nvPicPr>
+                  <pic:blipFill>
+                    <a:blip r:embed="rId24">
+                      <a:extLst>
+                        <a:ext uri="{28A0092B-C50C-407E-A947-70E740481C1C}">
+                          <a14:useLocalDpi xmlns:a14="http://schemas.microsoft.com/office/drawing/2010/main" val="0"/>
+                        </a:ext>
+                      </a:extLst>
+                    </a:blip>
+                    <a:srcRect/>
+                    <a:stretch>
+                      <a:fillRect/>
+                    </a:stretch>
+                  </pic:blipFill>
+                  <pic:spPr bwMode="auto">
+                    <a:xfrm>
+                      <a:off x="0" y="0"/>
+                      <a:ext cx="4587370" cy="4285753"/>
+                    </a:xfrm>
+                    <a:prstGeom prst="rect">
+                      <a:avLst/>
+                    </a:prstGeom>
+                    <a:noFill/>
+                    <a:ln>
+                      <a:noFill/>
+                    </a:ln>
+                  </pic:spPr>
+                </pic:pic>
+              </a:graphicData>
+            </a:graphic>
+            <wp14:sizeRelH relativeFrom="margin">
+              <wp14:pctWidth>0</wp14:pctWidth>
+            </wp14:sizeRelH>
+            <wp14:sizeRelV relativeFrom="margin">
+              <wp14:pctHeight>0</wp14:pctHeight>
+            </wp14:sizeRelV>
+          </wp:anchor>
+        </w:drawing>
+      </w:r>
+      <w:r>
+        <w:rPr>
+          <w:sz w:val="28"/>
+          <w:szCs w:val="28"/>
+        </w:rPr>
+        <w:t>Diagramme de gestion d</w:t>
+      </w:r>
+      <w:r>
+        <w:rPr>
+          <w:sz w:val="28"/>
+          <w:szCs w:val="28"/>
+        </w:rPr>
+        <w:t>es notes</w:t>
+      </w:r>
+    </w:p>
+    <w:p>
+      <w:pPr>
         <w:jc w:val="both"/>
         <w:rPr>
           <w:sz w:val="26"/>
@@ -14398,7 +16454,6 @@
     </w:p>
     <w:p>
       <w:pPr>
-        <w:jc w:val="both"/>
         <w:rPr>
           <w:sz w:val="26"/>
           <w:szCs w:val="26"/>
@@ -14489,6 +16544,296 @@
     <w:p>
       <w:pPr>
         <w:jc w:val="both"/>
+        <w:rPr>
+          <w:i/>
+          <w:iCs/>
+          <w:color w:val="156082" w:themeColor="accent1"/>
+          <w:sz w:val="26"/>
+          <w:szCs w:val="26"/>
+        </w:rPr>
+      </w:pPr>
+    </w:p>
+    <w:p>
+      <w:pPr>
+        <w:jc w:val="both"/>
+        <w:rPr>
+          <w:i/>
+          <w:iCs/>
+          <w:color w:val="156082" w:themeColor="accent1"/>
+          <w:sz w:val="26"/>
+          <w:szCs w:val="26"/>
+        </w:rPr>
+      </w:pPr>
+    </w:p>
+    <w:p>
+      <w:pPr>
+        <w:jc w:val="both"/>
+        <w:rPr>
+          <w:i/>
+          <w:iCs/>
+          <w:color w:val="156082" w:themeColor="accent1"/>
+          <w:sz w:val="26"/>
+          <w:szCs w:val="26"/>
+        </w:rPr>
+      </w:pPr>
+      <w:r>
+        <w:rPr>
+          <w:i/>
+          <w:iCs/>
+          <w:color w:val="156082" w:themeColor="accent1"/>
+          <w:sz w:val="26"/>
+          <w:szCs w:val="26"/>
+        </w:rPr>
+        <w:t xml:space="preserve">Figure n : diagramme de séquence de la gestion des </w:t>
+      </w:r>
+      <w:r>
+        <w:rPr>
+          <w:i/>
+          <w:iCs/>
+          <w:color w:val="156082" w:themeColor="accent1"/>
+          <w:sz w:val="26"/>
+          <w:szCs w:val="26"/>
+        </w:rPr>
+        <w:t>notes</w:t>
+      </w:r>
+    </w:p>
+    <w:p>
+      <w:pPr>
+        <w:jc w:val="both"/>
+        <w:rPr>
+          <w:i/>
+          <w:iCs/>
+          <w:color w:val="156082" w:themeColor="accent1"/>
+          <w:sz w:val="26"/>
+          <w:szCs w:val="26"/>
+        </w:rPr>
+      </w:pPr>
+      <w:r>
+        <w:rPr>
+          <w:i/>
+          <w:iCs/>
+          <w:color w:val="156082" w:themeColor="accent1"/>
+          <w:sz w:val="26"/>
+          <w:szCs w:val="26"/>
+        </w:rPr>
+        <w:t xml:space="preserve">Source : </w:t>
+      </w:r>
+      <w:proofErr w:type="spellStart"/>
+      <w:r>
+        <w:rPr>
+          <w:i/>
+          <w:iCs/>
+          <w:color w:val="156082" w:themeColor="accent1"/>
+          <w:sz w:val="26"/>
+          <w:szCs w:val="26"/>
+        </w:rPr>
+        <w:t>Astah</w:t>
+      </w:r>
+      <w:proofErr w:type="spellEnd"/>
+      <w:r>
+        <w:rPr>
+          <w:i/>
+          <w:iCs/>
+          <w:color w:val="156082" w:themeColor="accent1"/>
+          <w:sz w:val="26"/>
+          <w:szCs w:val="26"/>
+        </w:rPr>
+        <w:t xml:space="preserve"> UML</w:t>
+      </w:r>
+    </w:p>
+    <w:p>
+      <w:pPr>
+        <w:jc w:val="both"/>
+        <w:rPr>
+          <w:sz w:val="26"/>
+          <w:szCs w:val="26"/>
+        </w:rPr>
+      </w:pPr>
+    </w:p>
+    <w:p>
+      <w:pPr>
+        <w:pStyle w:val="ListParagraph"/>
+        <w:numPr>
+          <w:ilvl w:val="1"/>
+          <w:numId w:val="42"/>
+        </w:numPr>
+        <w:jc w:val="center"/>
+        <w:rPr>
+          <w:sz w:val="28"/>
+          <w:szCs w:val="28"/>
+        </w:rPr>
+      </w:pPr>
+      <w:r>
+        <w:rPr>
+          <w:sz w:val="28"/>
+          <w:szCs w:val="28"/>
+        </w:rPr>
+        <w:t>Diagramme de composant</w:t>
+      </w:r>
+    </w:p>
+    <w:p>
+      <w:pPr>
+        <w:jc w:val="both"/>
+        <w:rPr>
+          <w:sz w:val="26"/>
+          <w:szCs w:val="26"/>
+        </w:rPr>
+      </w:pPr>
+      <w:r>
+        <w:rPr>
+          <w:sz w:val="28"/>
+          <w:szCs w:val="28"/>
+        </w:rPr>
+        <w:t>Un diagramme de composants est un diagramme structurel qui représente l’architecture d’un système ou d’une application logicielle en mettant en évidence les composants principaux et leurs relations. Il fournit une vue d’ensemble statique de la structure logicielle, facilitant l’analyse, la conception, et la documentation de l’architecture. En visualisant les interactions entre les différents composants, il permet de mieux comprendre comment le système fonctionne dans son ensemble et comment chaque élément contribue aux fonctionnalités globales.</w:t>
+      </w:r>
+      <w:r>
+        <w:rPr>
+          <w:sz w:val="26"/>
+          <w:szCs w:val="26"/>
+        </w:rPr>
+        <w:br w:type="page"/>
+      </w:r>
+    </w:p>
+    <w:p>
+      <w:pPr>
+        <w:pStyle w:val="ListParagraph"/>
+        <w:ind w:left="-294"/>
+        <w:rPr>
+          <w:sz w:val="26"/>
+          <w:szCs w:val="26"/>
+        </w:rPr>
+      </w:pPr>
+    </w:p>
+    <w:p>
+      <w:pPr>
+        <w:rPr>
+          <w:sz w:val="26"/>
+          <w:szCs w:val="26"/>
+        </w:rPr>
+      </w:pPr>
+    </w:p>
+    <w:p>
+      <w:pPr>
+        <w:rPr>
+          <w:sz w:val="26"/>
+          <w:szCs w:val="26"/>
+        </w:rPr>
+      </w:pPr>
+    </w:p>
+    <w:p>
+      <w:pPr>
+        <w:rPr>
+          <w:sz w:val="26"/>
+          <w:szCs w:val="26"/>
+        </w:rPr>
+      </w:pPr>
+    </w:p>
+    <w:p>
+      <w:pPr>
+        <w:rPr>
+          <w:sz w:val="26"/>
+          <w:szCs w:val="26"/>
+        </w:rPr>
+      </w:pPr>
+    </w:p>
+    <w:p>
+      <w:pPr>
+        <w:rPr>
+          <w:sz w:val="26"/>
+          <w:szCs w:val="26"/>
+        </w:rPr>
+      </w:pPr>
+    </w:p>
+    <w:p>
+      <w:pPr>
+        <w:rPr>
+          <w:sz w:val="26"/>
+          <w:szCs w:val="26"/>
+        </w:rPr>
+      </w:pPr>
+    </w:p>
+    <w:p>
+      <w:pPr>
+        <w:rPr>
+          <w:sz w:val="26"/>
+          <w:szCs w:val="26"/>
+        </w:rPr>
+      </w:pPr>
+    </w:p>
+    <w:p>
+      <w:pPr>
+        <w:rPr>
+          <w:sz w:val="26"/>
+          <w:szCs w:val="26"/>
+        </w:rPr>
+      </w:pPr>
+    </w:p>
+    <w:p>
+      <w:pPr>
+        <w:rPr>
+          <w:sz w:val="26"/>
+          <w:szCs w:val="26"/>
+        </w:rPr>
+      </w:pPr>
+    </w:p>
+    <w:p>
+      <w:pPr>
+        <w:rPr>
+          <w:sz w:val="26"/>
+          <w:szCs w:val="26"/>
+        </w:rPr>
+      </w:pPr>
+    </w:p>
+    <w:p>
+      <w:pPr>
+        <w:rPr>
+          <w:sz w:val="26"/>
+          <w:szCs w:val="26"/>
+        </w:rPr>
+      </w:pPr>
+    </w:p>
+    <w:p>
+      <w:pPr>
+        <w:rPr>
+          <w:sz w:val="26"/>
+          <w:szCs w:val="26"/>
+        </w:rPr>
+      </w:pPr>
+    </w:p>
+    <w:p>
+      <w:pPr>
+        <w:rPr>
+          <w:sz w:val="26"/>
+          <w:szCs w:val="26"/>
+        </w:rPr>
+      </w:pPr>
+    </w:p>
+    <w:p>
+      <w:pPr>
+        <w:rPr>
+          <w:sz w:val="26"/>
+          <w:szCs w:val="26"/>
+        </w:rPr>
+      </w:pPr>
+    </w:p>
+    <w:p>
+      <w:pPr>
+        <w:rPr>
+          <w:sz w:val="26"/>
+          <w:szCs w:val="26"/>
+        </w:rPr>
+      </w:pPr>
+    </w:p>
+    <w:p>
+      <w:pPr>
+        <w:rPr>
+          <w:sz w:val="26"/>
+          <w:szCs w:val="26"/>
+        </w:rPr>
+      </w:pPr>
+    </w:p>
+    <w:p>
+      <w:pPr>
         <w:rPr>
           <w:sz w:val="26"/>
           <w:szCs w:val="26"/>
@@ -14543,7 +16888,14 @@
           <w:sz w:val="26"/>
           <w:szCs w:val="26"/>
         </w:rPr>
-        <w:t xml:space="preserve"> entre composants du système, la base de données, et les technologies qui seront utilisées pour garantir la performance et la sécurité du système. La conception physique assure également la mise en place d'une architecture modulaire pour faciliter les futures évolutions.</w:t>
+        <w:t xml:space="preserve"> entre composants du système, la base de données, et les technologies qui seront utilisées </w:t>
+      </w:r>
+      <w:r>
+        <w:rPr>
+          <w:sz w:val="26"/>
+          <w:szCs w:val="26"/>
+        </w:rPr>
+        <w:t>… pour savoir comment ils sont déployés et interconnectés, mais aussi comment les utilisateurs accèdent au système à travers eux. En UML, le diagramme de déploiement est celui utilisé qui sert à présenter l’architecture physique d’un système. La distribution des composants sur le matériel est affichée. Chaque ressource étant matérialisée par un nœud, le diagramme de déploiement précise comment les composants sont répartis sur les nœuds et quelles sont les connexions entre les composants ou les nœuds</w:t>
       </w:r>
     </w:p>
     <w:p>
@@ -14555,19 +16907,3165 @@
           <w:szCs w:val="26"/>
         </w:rPr>
       </w:pPr>
-    </w:p>
-    <w:p>
-      <w:pPr>
-        <w:rPr>
+      <w:r>
+        <w:rPr>
+          <w:noProof/>
           <w:sz w:val="26"/>
           <w:szCs w:val="26"/>
         </w:rPr>
-      </w:pPr>
-      <w:r>
+        <w:lastRenderedPageBreak/>
+        <mc:AlternateContent>
+          <mc:Choice Requires="wps">
+            <w:drawing>
+              <wp:anchor distT="0" distB="0" distL="114300" distR="114300" simplePos="0" relativeHeight="251779072" behindDoc="0" locked="0" layoutInCell="1" allowOverlap="1" wp14:anchorId="210D9B60" wp14:editId="13D35E88">
+                <wp:simplePos x="0" y="0"/>
+                <wp:positionH relativeFrom="column">
+                  <wp:posOffset>2194951</wp:posOffset>
+                </wp:positionH>
+                <wp:positionV relativeFrom="paragraph">
+                  <wp:posOffset>307633</wp:posOffset>
+                </wp:positionV>
+                <wp:extent cx="1307465" cy="1392555"/>
+                <wp:effectExtent l="0" t="0" r="26035" b="17145"/>
+                <wp:wrapNone/>
+                <wp:docPr id="97" name="Cube 97"/>
+                <wp:cNvGraphicFramePr/>
+                <a:graphic xmlns:a="http://schemas.openxmlformats.org/drawingml/2006/main">
+                  <a:graphicData uri="http://schemas.microsoft.com/office/word/2010/wordprocessingShape">
+                    <wps:wsp>
+                      <wps:cNvSpPr/>
+                      <wps:spPr>
+                        <a:xfrm>
+                          <a:off x="0" y="0"/>
+                          <a:ext cx="1307465" cy="1392555"/>
+                        </a:xfrm>
+                        <a:prstGeom prst="cube">
+                          <a:avLst>
+                            <a:gd name="adj" fmla="val 7096"/>
+                          </a:avLst>
+                        </a:prstGeom>
+                        <a:solidFill>
+                          <a:schemeClr val="bg1"/>
+                        </a:solidFill>
+                        <a:ln>
+                          <a:solidFill>
+                            <a:schemeClr val="tx1"/>
+                          </a:solidFill>
+                        </a:ln>
+                      </wps:spPr>
+                      <wps:style>
+                        <a:lnRef idx="2">
+                          <a:schemeClr val="accent1">
+                            <a:shade val="15000"/>
+                          </a:schemeClr>
+                        </a:lnRef>
+                        <a:fillRef idx="1">
+                          <a:schemeClr val="accent1"/>
+                        </a:fillRef>
+                        <a:effectRef idx="0">
+                          <a:schemeClr val="accent1"/>
+                        </a:effectRef>
+                        <a:fontRef idx="minor">
+                          <a:schemeClr val="lt1"/>
+                        </a:fontRef>
+                      </wps:style>
+                      <wps:txbx>
+                        <w:txbxContent>
+                          <w:p/>
+                        </w:txbxContent>
+                      </wps:txbx>
+                      <wps:bodyPr rot="0" spcFirstLastPara="0" vertOverflow="overflow" horzOverflow="overflow" vert="horz" wrap="square" lIns="91440" tIns="45720" rIns="91440" bIns="45720" numCol="1" spcCol="0" rtlCol="0" fromWordArt="0" anchor="ctr" anchorCtr="0" forceAA="0" compatLnSpc="1">
+                        <a:prstTxWarp prst="textNoShape">
+                          <a:avLst/>
+                        </a:prstTxWarp>
+                        <a:noAutofit/>
+                      </wps:bodyPr>
+                    </wps:wsp>
+                  </a:graphicData>
+                </a:graphic>
+                <wp14:sizeRelH relativeFrom="margin">
+                  <wp14:pctWidth>0</wp14:pctWidth>
+                </wp14:sizeRelH>
+                <wp14:sizeRelV relativeFrom="margin">
+                  <wp14:pctHeight>0</wp14:pctHeight>
+                </wp14:sizeRelV>
+              </wp:anchor>
+            </w:drawing>
+          </mc:Choice>
+          <mc:Fallback>
+            <w:pict>
+              <v:shapetype w14:anchorId="210D9B60" id="_x0000_t16" coordsize="21600,21600" o:spt="16" adj="5400" path="m@0,l0@0,,21600@1,21600,21600@2,21600,xem0@0nfl@1@0,21600,em@1@0nfl@1,21600e">
+                <v:stroke joinstyle="miter"/>
+                <v:formulas>
+                  <v:f eqn="val #0"/>
+                  <v:f eqn="sum width 0 #0"/>
+                  <v:f eqn="sum height 0 #0"/>
+                  <v:f eqn="mid height #0"/>
+                  <v:f eqn="prod @1 1 2"/>
+                  <v:f eqn="prod @2 1 2"/>
+                  <v:f eqn="mid width #0"/>
+                </v:formulas>
+                <v:path o:extrusionok="f" gradientshapeok="t" limo="10800,10800" o:connecttype="custom" o:connectlocs="@6,0;@4,@0;0,@3;@4,21600;@1,@3;21600,@5" o:connectangles="270,270,180,90,0,0" textboxrect="0,@0,@1,21600"/>
+                <v:handles>
+                  <v:h position="topLeft,#0" switch="" yrange="0,21600"/>
+                </v:handles>
+                <o:complex v:ext="view"/>
+              </v:shapetype>
+              <v:shape id="Cube 97" o:spid="_x0000_s1050" type="#_x0000_t16" style="position:absolute;left:0;text-align:left;margin-left:172.85pt;margin-top:24.2pt;width:102.95pt;height:109.65pt;z-index:251779072;visibility:visible;mso-wrap-style:square;mso-width-percent:0;mso-height-percent:0;mso-wrap-distance-left:9pt;mso-wrap-distance-top:0;mso-wrap-distance-right:9pt;mso-wrap-distance-bottom:0;mso-position-horizontal:absolute;mso-position-horizontal-relative:text;mso-position-vertical:absolute;mso-position-vertical-relative:text;mso-width-percent:0;mso-height-percent:0;mso-width-relative:margin;mso-height-relative:margin;v-text-anchor:middle" o:gfxdata="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" adj="1533" fillcolor="white [3212]" strokecolor="black [3213]" strokeweight="1pt">
+                <v:textbox>
+                  <w:txbxContent>
+                    <w:p/>
+                  </w:txbxContent>
+                </v:textbox>
+              </v:shape>
+            </w:pict>
+          </mc:Fallback>
+        </mc:AlternateContent>
+      </w:r>
+    </w:p>
+    <w:p>
+      <w:pPr>
+        <w:ind w:left="360"/>
+        <w:jc w:val="center"/>
         <w:rPr>
           <w:sz w:val="26"/>
           <w:szCs w:val="26"/>
         </w:rPr>
+      </w:pPr>
+      <w:r>
+        <w:rPr>
+          <w:noProof/>
+          <w:sz w:val="26"/>
+          <w:szCs w:val="26"/>
+        </w:rPr>
+        <mc:AlternateContent>
+          <mc:Choice Requires="wps">
+            <w:drawing>
+              <wp:anchor distT="0" distB="0" distL="114300" distR="114300" simplePos="0" relativeHeight="251780096" behindDoc="0" locked="0" layoutInCell="1" allowOverlap="1" wp14:anchorId="3366AC63" wp14:editId="460D5B47">
+                <wp:simplePos x="0" y="0"/>
+                <wp:positionH relativeFrom="column">
+                  <wp:posOffset>2449732</wp:posOffset>
+                </wp:positionH>
+                <wp:positionV relativeFrom="paragraph">
+                  <wp:posOffset>295519</wp:posOffset>
+                </wp:positionV>
+                <wp:extent cx="776177" cy="350874"/>
+                <wp:effectExtent l="0" t="0" r="0" b="0"/>
+                <wp:wrapNone/>
+                <wp:docPr id="98" name="Text Box 98"/>
+                <wp:cNvGraphicFramePr/>
+                <a:graphic xmlns:a="http://schemas.openxmlformats.org/drawingml/2006/main">
+                  <a:graphicData uri="http://schemas.microsoft.com/office/word/2010/wordprocessingShape">
+                    <wps:wsp>
+                      <wps:cNvSpPr txBox="1"/>
+                      <wps:spPr>
+                        <a:xfrm>
+                          <a:off x="0" y="0"/>
+                          <a:ext cx="776177" cy="350874"/>
+                        </a:xfrm>
+                        <a:prstGeom prst="rect">
+                          <a:avLst/>
+                        </a:prstGeom>
+                        <a:noFill/>
+                        <a:ln w="6350">
+                          <a:noFill/>
+                        </a:ln>
+                      </wps:spPr>
+                      <wps:txbx>
+                        <w:txbxContent>
+                          <w:p>
+                            <w:pPr>
+                              <w:rPr>
+                                <w:sz w:val="28"/>
+                                <w:szCs w:val="28"/>
+                              </w:rPr>
+                            </w:pPr>
+                            <w:r>
+                              <w:rPr>
+                                <w:sz w:val="28"/>
+                                <w:szCs w:val="28"/>
+                              </w:rPr>
+                              <w:t>Noeud</w:t>
+                            </w:r>
+                          </w:p>
+                        </w:txbxContent>
+                      </wps:txbx>
+                      <wps:bodyPr rot="0" spcFirstLastPara="0" vertOverflow="overflow" horzOverflow="overflow" vert="horz" wrap="square" lIns="91440" tIns="45720" rIns="91440" bIns="45720" numCol="1" spcCol="0" rtlCol="0" fromWordArt="0" anchor="t" anchorCtr="0" forceAA="0" compatLnSpc="1">
+                        <a:prstTxWarp prst="textNoShape">
+                          <a:avLst/>
+                        </a:prstTxWarp>
+                        <a:noAutofit/>
+                      </wps:bodyPr>
+                    </wps:wsp>
+                  </a:graphicData>
+                </a:graphic>
+                <wp14:sizeRelH relativeFrom="margin">
+                  <wp14:pctWidth>0</wp14:pctWidth>
+                </wp14:sizeRelH>
+                <wp14:sizeRelV relativeFrom="margin">
+                  <wp14:pctHeight>0</wp14:pctHeight>
+                </wp14:sizeRelV>
+              </wp:anchor>
+            </w:drawing>
+          </mc:Choice>
+          <mc:Fallback>
+            <w:pict>
+              <v:shape w14:anchorId="3366AC63" id="Text Box 98" o:spid="_x0000_s1051" type="#_x0000_t202" style="position:absolute;left:0;text-align:left;margin-left:192.9pt;margin-top:23.25pt;width:61.1pt;height:27.65pt;z-index:251780096;visibility:visible;mso-wrap-style:square;mso-width-percent:0;mso-height-percent:0;mso-wrap-distance-left:9pt;mso-wrap-distance-top:0;mso-wrap-distance-right:9pt;mso-wrap-distance-bottom:0;mso-position-horizontal:absolute;mso-position-horizontal-relative:text;mso-position-vertical:absolute;mso-position-vertical-relative:text;mso-width-percent:0;mso-height-percent:0;mso-width-relative:margin;mso-height-relative:margin;v-text-anchor:top" o:gfxdata="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" filled="f" stroked="f" strokeweight=".5pt">
+                <v:textbox>
+                  <w:txbxContent>
+                    <w:p>
+                      <w:pPr>
+                        <w:rPr>
+                          <w:sz w:val="28"/>
+                          <w:szCs w:val="28"/>
+                        </w:rPr>
+                      </w:pPr>
+                      <w:r>
+                        <w:rPr>
+                          <w:sz w:val="28"/>
+                          <w:szCs w:val="28"/>
+                        </w:rPr>
+                        <w:t>Noeud</w:t>
+                      </w:r>
+                    </w:p>
+                  </w:txbxContent>
+                </v:textbox>
+              </v:shape>
+            </w:pict>
+          </mc:Fallback>
+        </mc:AlternateContent>
+      </w:r>
+    </w:p>
+    <w:p>
+      <w:pPr>
+        <w:ind w:left="360"/>
+        <w:jc w:val="center"/>
+        <w:rPr>
+          <w:sz w:val="26"/>
+          <w:szCs w:val="26"/>
+        </w:rPr>
+      </w:pPr>
+    </w:p>
+    <w:p>
+      <w:pPr>
+        <w:ind w:left="360"/>
+        <w:jc w:val="center"/>
+        <w:rPr>
+          <w:sz w:val="26"/>
+          <w:szCs w:val="26"/>
+        </w:rPr>
+      </w:pPr>
+    </w:p>
+    <w:p>
+      <w:pPr>
+        <w:ind w:left="360"/>
+        <w:jc w:val="center"/>
+        <w:rPr>
+          <w:sz w:val="26"/>
+          <w:szCs w:val="26"/>
+        </w:rPr>
+      </w:pPr>
+    </w:p>
+    <w:p>
+      <w:pPr>
+        <w:ind w:left="360"/>
+        <w:jc w:val="center"/>
+        <w:rPr>
+          <w:sz w:val="26"/>
+          <w:szCs w:val="26"/>
+        </w:rPr>
+      </w:pPr>
+    </w:p>
+    <w:p>
+      <w:pPr>
+        <w:ind w:left="360"/>
+        <w:jc w:val="center"/>
+        <w:rPr>
+          <w:sz w:val="26"/>
+          <w:szCs w:val="26"/>
+        </w:rPr>
+      </w:pPr>
+    </w:p>
+    <w:p>
+      <w:pPr>
+        <w:ind w:left="360"/>
+        <w:jc w:val="center"/>
+        <w:rPr>
+          <w:sz w:val="26"/>
+          <w:szCs w:val="26"/>
+        </w:rPr>
+      </w:pPr>
+    </w:p>
+    <w:p>
+      <w:pPr>
+        <w:rPr>
+          <w:sz w:val="26"/>
+          <w:szCs w:val="26"/>
+        </w:rPr>
+      </w:pPr>
+      <w:r>
+        <w:rPr>
+          <w:noProof/>
+          <w:sz w:val="26"/>
+          <w:szCs w:val="26"/>
+        </w:rPr>
+        <mc:AlternateContent>
+          <mc:Choice Requires="wps">
+            <w:drawing>
+              <wp:anchor distT="0" distB="0" distL="114300" distR="114300" simplePos="0" relativeHeight="251749376" behindDoc="0" locked="0" layoutInCell="1" allowOverlap="1" wp14:anchorId="55761ED3" wp14:editId="139DE4A0">
+                <wp:simplePos x="0" y="0"/>
+                <wp:positionH relativeFrom="column">
+                  <wp:posOffset>17780</wp:posOffset>
+                </wp:positionH>
+                <wp:positionV relativeFrom="paragraph">
+                  <wp:posOffset>1489782</wp:posOffset>
+                </wp:positionV>
+                <wp:extent cx="953135" cy="238125"/>
+                <wp:effectExtent l="0" t="0" r="0" b="0"/>
+                <wp:wrapNone/>
+                <wp:docPr id="75" name="Text Box 75"/>
+                <wp:cNvGraphicFramePr/>
+                <a:graphic xmlns:a="http://schemas.openxmlformats.org/drawingml/2006/main">
+                  <a:graphicData uri="http://schemas.microsoft.com/office/word/2010/wordprocessingShape">
+                    <wps:wsp>
+                      <wps:cNvSpPr txBox="1"/>
+                      <wps:spPr>
+                        <a:xfrm>
+                          <a:off x="0" y="0"/>
+                          <a:ext cx="953135" cy="238125"/>
+                        </a:xfrm>
+                        <a:prstGeom prst="rect">
+                          <a:avLst/>
+                        </a:prstGeom>
+                        <a:noFill/>
+                        <a:ln w="6350">
+                          <a:noFill/>
+                        </a:ln>
+                      </wps:spPr>
+                      <wps:txbx>
+                        <w:txbxContent>
+                          <w:p>
+                            <w:pPr>
+                              <w:rPr>
+                                <w:sz w:val="16"/>
+                                <w:szCs w:val="16"/>
+                              </w:rPr>
+                            </w:pPr>
+                            <w:r>
+                              <w:rPr>
+                                <w:sz w:val="16"/>
+                                <w:szCs w:val="16"/>
+                              </w:rPr>
+                              <w:t>Navigateur web</w:t>
+                            </w:r>
+                          </w:p>
+                        </w:txbxContent>
+                      </wps:txbx>
+                      <wps:bodyPr rot="0" spcFirstLastPara="0" vertOverflow="overflow" horzOverflow="overflow" vert="horz" wrap="square" lIns="91440" tIns="45720" rIns="91440" bIns="45720" numCol="1" spcCol="0" rtlCol="0" fromWordArt="0" anchor="t" anchorCtr="0" forceAA="0" compatLnSpc="1">
+                        <a:prstTxWarp prst="textNoShape">
+                          <a:avLst/>
+                        </a:prstTxWarp>
+                        <a:noAutofit/>
+                      </wps:bodyPr>
+                    </wps:wsp>
+                  </a:graphicData>
+                </a:graphic>
+                <wp14:sizeRelH relativeFrom="margin">
+                  <wp14:pctWidth>0</wp14:pctWidth>
+                </wp14:sizeRelH>
+                <wp14:sizeRelV relativeFrom="margin">
+                  <wp14:pctHeight>0</wp14:pctHeight>
+                </wp14:sizeRelV>
+              </wp:anchor>
+            </w:drawing>
+          </mc:Choice>
+          <mc:Fallback>
+            <w:pict>
+              <v:shape w14:anchorId="55761ED3" id="Text Box 75" o:spid="_x0000_s1052" type="#_x0000_t202" style="position:absolute;margin-left:1.4pt;margin-top:117.3pt;width:75.05pt;height:18.75pt;z-index:251749376;visibility:visible;mso-wrap-style:square;mso-width-percent:0;mso-height-percent:0;mso-wrap-distance-left:9pt;mso-wrap-distance-top:0;mso-wrap-distance-right:9pt;mso-wrap-distance-bottom:0;mso-position-horizontal:absolute;mso-position-horizontal-relative:text;mso-position-vertical:absolute;mso-position-vertical-relative:text;mso-width-percent:0;mso-height-percent:0;mso-width-relative:margin;mso-height-relative:margin;v-text-anchor:top" o:gfxdata="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" filled="f" stroked="f" strokeweight=".5pt">
+                <v:textbox>
+                  <w:txbxContent>
+                    <w:p>
+                      <w:pPr>
+                        <w:rPr>
+                          <w:sz w:val="16"/>
+                          <w:szCs w:val="16"/>
+                        </w:rPr>
+                      </w:pPr>
+                      <w:r>
+                        <w:rPr>
+                          <w:sz w:val="16"/>
+                          <w:szCs w:val="16"/>
+                        </w:rPr>
+                        <w:t>Navigateur web</w:t>
+                      </w:r>
+                    </w:p>
+                  </w:txbxContent>
+                </v:textbox>
+              </v:shape>
+            </w:pict>
+          </mc:Fallback>
+        </mc:AlternateContent>
+      </w:r>
+      <w:r>
+        <w:rPr>
+          <w:noProof/>
+          <w:sz w:val="26"/>
+          <w:szCs w:val="26"/>
+        </w:rPr>
+        <mc:AlternateContent>
+          <mc:Choice Requires="wps">
+            <w:drawing>
+              <wp:anchor distT="0" distB="0" distL="114300" distR="114300" simplePos="0" relativeHeight="251753472" behindDoc="0" locked="0" layoutInCell="1" allowOverlap="1" wp14:anchorId="7FAA5B8F" wp14:editId="1AAD45B7">
+                <wp:simplePos x="0" y="0"/>
+                <wp:positionH relativeFrom="column">
+                  <wp:posOffset>19685</wp:posOffset>
+                </wp:positionH>
+                <wp:positionV relativeFrom="paragraph">
+                  <wp:posOffset>3430342</wp:posOffset>
+                </wp:positionV>
+                <wp:extent cx="953135" cy="238125"/>
+                <wp:effectExtent l="0" t="0" r="0" b="0"/>
+                <wp:wrapNone/>
+                <wp:docPr id="77" name="Text Box 77"/>
+                <wp:cNvGraphicFramePr/>
+                <a:graphic xmlns:a="http://schemas.openxmlformats.org/drawingml/2006/main">
+                  <a:graphicData uri="http://schemas.microsoft.com/office/word/2010/wordprocessingShape">
+                    <wps:wsp>
+                      <wps:cNvSpPr txBox="1"/>
+                      <wps:spPr>
+                        <a:xfrm>
+                          <a:off x="0" y="0"/>
+                          <a:ext cx="953135" cy="238125"/>
+                        </a:xfrm>
+                        <a:prstGeom prst="rect">
+                          <a:avLst/>
+                        </a:prstGeom>
+                        <a:noFill/>
+                        <a:ln w="6350">
+                          <a:noFill/>
+                        </a:ln>
+                      </wps:spPr>
+                      <wps:txbx>
+                        <w:txbxContent>
+                          <w:p>
+                            <w:pPr>
+                              <w:rPr>
+                                <w:sz w:val="16"/>
+                                <w:szCs w:val="16"/>
+                              </w:rPr>
+                            </w:pPr>
+                            <w:r>
+                              <w:rPr>
+                                <w:sz w:val="16"/>
+                                <w:szCs w:val="16"/>
+                              </w:rPr>
+                              <w:t>Navigateur web</w:t>
+                            </w:r>
+                          </w:p>
+                        </w:txbxContent>
+                      </wps:txbx>
+                      <wps:bodyPr rot="0" spcFirstLastPara="0" vertOverflow="overflow" horzOverflow="overflow" vert="horz" wrap="square" lIns="91440" tIns="45720" rIns="91440" bIns="45720" numCol="1" spcCol="0" rtlCol="0" fromWordArt="0" anchor="t" anchorCtr="0" forceAA="0" compatLnSpc="1">
+                        <a:prstTxWarp prst="textNoShape">
+                          <a:avLst/>
+                        </a:prstTxWarp>
+                        <a:noAutofit/>
+                      </wps:bodyPr>
+                    </wps:wsp>
+                  </a:graphicData>
+                </a:graphic>
+                <wp14:sizeRelH relativeFrom="margin">
+                  <wp14:pctWidth>0</wp14:pctWidth>
+                </wp14:sizeRelH>
+                <wp14:sizeRelV relativeFrom="margin">
+                  <wp14:pctHeight>0</wp14:pctHeight>
+                </wp14:sizeRelV>
+              </wp:anchor>
+            </w:drawing>
+          </mc:Choice>
+          <mc:Fallback>
+            <w:pict>
+              <v:shape w14:anchorId="7FAA5B8F" id="Text Box 77" o:spid="_x0000_s1053" type="#_x0000_t202" style="position:absolute;margin-left:1.55pt;margin-top:270.1pt;width:75.05pt;height:18.75pt;z-index:251753472;visibility:visible;mso-wrap-style:square;mso-width-percent:0;mso-height-percent:0;mso-wrap-distance-left:9pt;mso-wrap-distance-top:0;mso-wrap-distance-right:9pt;mso-wrap-distance-bottom:0;mso-position-horizontal:absolute;mso-position-horizontal-relative:text;mso-position-vertical:absolute;mso-position-vertical-relative:text;mso-width-percent:0;mso-height-percent:0;mso-width-relative:margin;mso-height-relative:margin;v-text-anchor:top" o:gfxdata="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" filled="f" stroked="f" strokeweight=".5pt">
+                <v:textbox>
+                  <w:txbxContent>
+                    <w:p>
+                      <w:pPr>
+                        <w:rPr>
+                          <w:sz w:val="16"/>
+                          <w:szCs w:val="16"/>
+                        </w:rPr>
+                      </w:pPr>
+                      <w:r>
+                        <w:rPr>
+                          <w:sz w:val="16"/>
+                          <w:szCs w:val="16"/>
+                        </w:rPr>
+                        <w:t>Navigateur web</w:t>
+                      </w:r>
+                    </w:p>
+                  </w:txbxContent>
+                </v:textbox>
+              </v:shape>
+            </w:pict>
+          </mc:Fallback>
+        </mc:AlternateContent>
+      </w:r>
+      <w:r>
+        <w:rPr>
+          <w:noProof/>
+          <w:sz w:val="26"/>
+          <w:szCs w:val="26"/>
+        </w:rPr>
+        <mc:AlternateContent>
+          <mc:Choice Requires="wps">
+            <w:drawing>
+              <wp:anchor distT="0" distB="0" distL="114300" distR="114300" simplePos="0" relativeHeight="251760640" behindDoc="0" locked="0" layoutInCell="1" allowOverlap="1" wp14:anchorId="68852229" wp14:editId="17526B0F">
+                <wp:simplePos x="0" y="0"/>
+                <wp:positionH relativeFrom="column">
+                  <wp:posOffset>2528570</wp:posOffset>
+                </wp:positionH>
+                <wp:positionV relativeFrom="paragraph">
+                  <wp:posOffset>2568012</wp:posOffset>
+                </wp:positionV>
+                <wp:extent cx="554990" cy="238125"/>
+                <wp:effectExtent l="0" t="0" r="0" b="0"/>
+                <wp:wrapNone/>
+                <wp:docPr id="82" name="Text Box 82"/>
+                <wp:cNvGraphicFramePr/>
+                <a:graphic xmlns:a="http://schemas.openxmlformats.org/drawingml/2006/main">
+                  <a:graphicData uri="http://schemas.microsoft.com/office/word/2010/wordprocessingShape">
+                    <wps:wsp>
+                      <wps:cNvSpPr txBox="1"/>
+                      <wps:spPr>
+                        <a:xfrm>
+                          <a:off x="0" y="0"/>
+                          <a:ext cx="554990" cy="238125"/>
+                        </a:xfrm>
+                        <a:prstGeom prst="rect">
+                          <a:avLst/>
+                        </a:prstGeom>
+                        <a:noFill/>
+                        <a:ln w="6350">
+                          <a:noFill/>
+                        </a:ln>
+                      </wps:spPr>
+                      <wps:txbx>
+                        <w:txbxContent>
+                          <w:p>
+                            <w:pPr>
+                              <w:rPr>
+                                <w:sz w:val="16"/>
+                                <w:szCs w:val="16"/>
+                              </w:rPr>
+                            </w:pPr>
+                            <w:r>
+                              <w:rPr>
+                                <w:sz w:val="16"/>
+                                <w:szCs w:val="16"/>
+                              </w:rPr>
+                              <w:t>Django</w:t>
+                            </w:r>
+                          </w:p>
+                        </w:txbxContent>
+                      </wps:txbx>
+                      <wps:bodyPr rot="0" spcFirstLastPara="0" vertOverflow="overflow" horzOverflow="overflow" vert="horz" wrap="square" lIns="91440" tIns="45720" rIns="91440" bIns="45720" numCol="1" spcCol="0" rtlCol="0" fromWordArt="0" anchor="t" anchorCtr="0" forceAA="0" compatLnSpc="1">
+                        <a:prstTxWarp prst="textNoShape">
+                          <a:avLst/>
+                        </a:prstTxWarp>
+                        <a:noAutofit/>
+                      </wps:bodyPr>
+                    </wps:wsp>
+                  </a:graphicData>
+                </a:graphic>
+                <wp14:sizeRelH relativeFrom="margin">
+                  <wp14:pctWidth>0</wp14:pctWidth>
+                </wp14:sizeRelH>
+                <wp14:sizeRelV relativeFrom="margin">
+                  <wp14:pctHeight>0</wp14:pctHeight>
+                </wp14:sizeRelV>
+              </wp:anchor>
+            </w:drawing>
+          </mc:Choice>
+          <mc:Fallback>
+            <w:pict>
+              <v:shape w14:anchorId="68852229" id="Text Box 82" o:spid="_x0000_s1054" type="#_x0000_t202" style="position:absolute;margin-left:199.1pt;margin-top:202.2pt;width:43.7pt;height:18.75pt;z-index:251760640;visibility:visible;mso-wrap-style:square;mso-width-percent:0;mso-height-percent:0;mso-wrap-distance-left:9pt;mso-wrap-distance-top:0;mso-wrap-distance-right:9pt;mso-wrap-distance-bottom:0;mso-position-horizontal:absolute;mso-position-horizontal-relative:text;mso-position-vertical:absolute;mso-position-vertical-relative:text;mso-width-percent:0;mso-height-percent:0;mso-width-relative:margin;mso-height-relative:margin;v-text-anchor:top" o:gfxdata="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" filled="f" stroked="f" strokeweight=".5pt">
+                <v:textbox>
+                  <w:txbxContent>
+                    <w:p>
+                      <w:pPr>
+                        <w:rPr>
+                          <w:sz w:val="16"/>
+                          <w:szCs w:val="16"/>
+                        </w:rPr>
+                      </w:pPr>
+                      <w:r>
+                        <w:rPr>
+                          <w:sz w:val="16"/>
+                          <w:szCs w:val="16"/>
+                        </w:rPr>
+                        <w:t>Django</w:t>
+                      </w:r>
+                    </w:p>
+                  </w:txbxContent>
+                </v:textbox>
+              </v:shape>
+            </w:pict>
+          </mc:Fallback>
+        </mc:AlternateContent>
+      </w:r>
+      <w:r>
+        <w:rPr>
+          <w:noProof/>
+          <w:sz w:val="26"/>
+          <w:szCs w:val="26"/>
+        </w:rPr>
+        <mc:AlternateContent>
+          <mc:Choice Requires="wps">
+            <w:drawing>
+              <wp:anchor distT="0" distB="0" distL="114300" distR="114300" simplePos="0" relativeHeight="251730944" behindDoc="0" locked="0" layoutInCell="1" allowOverlap="1" wp14:anchorId="408B3E35" wp14:editId="141550BB">
+                <wp:simplePos x="0" y="0"/>
+                <wp:positionH relativeFrom="column">
+                  <wp:posOffset>-217805</wp:posOffset>
+                </wp:positionH>
+                <wp:positionV relativeFrom="paragraph">
+                  <wp:posOffset>879475</wp:posOffset>
+                </wp:positionV>
+                <wp:extent cx="1284605" cy="1501140"/>
+                <wp:effectExtent l="0" t="0" r="10795" b="22860"/>
+                <wp:wrapNone/>
+                <wp:docPr id="60" name="Cube 60"/>
+                <wp:cNvGraphicFramePr/>
+                <a:graphic xmlns:a="http://schemas.openxmlformats.org/drawingml/2006/main">
+                  <a:graphicData uri="http://schemas.microsoft.com/office/word/2010/wordprocessingShape">
+                    <wps:wsp>
+                      <wps:cNvSpPr/>
+                      <wps:spPr>
+                        <a:xfrm>
+                          <a:off x="0" y="0"/>
+                          <a:ext cx="1284605" cy="1501140"/>
+                        </a:xfrm>
+                        <a:prstGeom prst="cube">
+                          <a:avLst>
+                            <a:gd name="adj" fmla="val 6547"/>
+                          </a:avLst>
+                        </a:prstGeom>
+                        <a:solidFill>
+                          <a:schemeClr val="bg1"/>
+                        </a:solidFill>
+                      </wps:spPr>
+                      <wps:style>
+                        <a:lnRef idx="2">
+                          <a:schemeClr val="accent1">
+                            <a:shade val="15000"/>
+                          </a:schemeClr>
+                        </a:lnRef>
+                        <a:fillRef idx="1">
+                          <a:schemeClr val="accent1"/>
+                        </a:fillRef>
+                        <a:effectRef idx="0">
+                          <a:schemeClr val="accent1"/>
+                        </a:effectRef>
+                        <a:fontRef idx="minor">
+                          <a:schemeClr val="lt1"/>
+                        </a:fontRef>
+                      </wps:style>
+                      <wps:txbx>
+                        <w:txbxContent>
+                          <w:p/>
+                        </w:txbxContent>
+                      </wps:txbx>
+                      <wps:bodyPr rot="0" spcFirstLastPara="0" vertOverflow="overflow" horzOverflow="overflow" vert="horz" wrap="square" lIns="91440" tIns="45720" rIns="91440" bIns="45720" numCol="1" spcCol="0" rtlCol="0" fromWordArt="0" anchor="ctr" anchorCtr="0" forceAA="0" compatLnSpc="1">
+                        <a:prstTxWarp prst="textNoShape">
+                          <a:avLst/>
+                        </a:prstTxWarp>
+                        <a:noAutofit/>
+                      </wps:bodyPr>
+                    </wps:wsp>
+                  </a:graphicData>
+                </a:graphic>
+                <wp14:sizeRelH relativeFrom="margin">
+                  <wp14:pctWidth>0</wp14:pctWidth>
+                </wp14:sizeRelH>
+                <wp14:sizeRelV relativeFrom="margin">
+                  <wp14:pctHeight>0</wp14:pctHeight>
+                </wp14:sizeRelV>
+              </wp:anchor>
+            </w:drawing>
+          </mc:Choice>
+          <mc:Fallback>
+            <w:pict>
+              <v:shape w14:anchorId="408B3E35" id="Cube 60" o:spid="_x0000_s1055" type="#_x0000_t16" style="position:absolute;margin-left:-17.15pt;margin-top:69.25pt;width:101.15pt;height:118.2pt;z-index:251730944;visibility:visible;mso-wrap-style:square;mso-width-percent:0;mso-height-percent:0;mso-wrap-distance-left:9pt;mso-wrap-distance-top:0;mso-wrap-distance-right:9pt;mso-wrap-distance-bottom:0;mso-position-horizontal:absolute;mso-position-horizontal-relative:text;mso-position-vertical:absolute;mso-position-vertical-relative:text;mso-width-percent:0;mso-height-percent:0;mso-width-relative:margin;mso-height-relative:margin;v-text-anchor:middle" o:gfxdata="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" adj="1414" fillcolor="white [3212]" strokecolor="#030e13 [484]" strokeweight="1pt">
+                <v:textbox>
+                  <w:txbxContent>
+                    <w:p/>
+                  </w:txbxContent>
+                </v:textbox>
+              </v:shape>
+            </w:pict>
+          </mc:Fallback>
+        </mc:AlternateContent>
+      </w:r>
+      <w:r>
+        <w:rPr>
+          <w:noProof/>
+          <w:sz w:val="26"/>
+          <w:szCs w:val="26"/>
+        </w:rPr>
+        <mc:AlternateContent>
+          <mc:Choice Requires="wps">
+            <w:drawing>
+              <wp:anchor distT="0" distB="0" distL="114300" distR="114300" simplePos="0" relativeHeight="251747328" behindDoc="0" locked="0" layoutInCell="1" allowOverlap="1" wp14:anchorId="4CE2FF57" wp14:editId="69CA61C2">
+                <wp:simplePos x="0" y="0"/>
+                <wp:positionH relativeFrom="column">
+                  <wp:posOffset>-216535</wp:posOffset>
+                </wp:positionH>
+                <wp:positionV relativeFrom="paragraph">
+                  <wp:posOffset>955040</wp:posOffset>
+                </wp:positionV>
+                <wp:extent cx="1231900" cy="278130"/>
+                <wp:effectExtent l="0" t="0" r="0" b="7620"/>
+                <wp:wrapNone/>
+                <wp:docPr id="74" name="Text Box 74"/>
+                <wp:cNvGraphicFramePr/>
+                <a:graphic xmlns:a="http://schemas.openxmlformats.org/drawingml/2006/main">
+                  <a:graphicData uri="http://schemas.microsoft.com/office/word/2010/wordprocessingShape">
+                    <wps:wsp>
+                      <wps:cNvSpPr txBox="1"/>
+                      <wps:spPr>
+                        <a:xfrm>
+                          <a:off x="0" y="0"/>
+                          <a:ext cx="1231900" cy="278130"/>
+                        </a:xfrm>
+                        <a:prstGeom prst="rect">
+                          <a:avLst/>
+                        </a:prstGeom>
+                        <a:noFill/>
+                        <a:ln w="6350">
+                          <a:noFill/>
+                        </a:ln>
+                      </wps:spPr>
+                      <wps:txbx>
+                        <w:txbxContent>
+                          <w:p>
+                            <w:pPr>
+                              <w:rPr>
+                                <w:sz w:val="20"/>
+                                <w:szCs w:val="20"/>
+                              </w:rPr>
+                            </w:pPr>
+                            <w:r>
+                              <w:rPr>
+                                <w:sz w:val="20"/>
+                                <w:szCs w:val="20"/>
+                              </w:rPr>
+                              <w:t>PC gestionnaires</w:t>
+                            </w:r>
+                          </w:p>
+                        </w:txbxContent>
+                      </wps:txbx>
+                      <wps:bodyPr rot="0" spcFirstLastPara="0" vertOverflow="overflow" horzOverflow="overflow" vert="horz" wrap="square" lIns="91440" tIns="45720" rIns="91440" bIns="45720" numCol="1" spcCol="0" rtlCol="0" fromWordArt="0" anchor="t" anchorCtr="0" forceAA="0" compatLnSpc="1">
+                        <a:prstTxWarp prst="textNoShape">
+                          <a:avLst/>
+                        </a:prstTxWarp>
+                        <a:noAutofit/>
+                      </wps:bodyPr>
+                    </wps:wsp>
+                  </a:graphicData>
+                </a:graphic>
+                <wp14:sizeRelH relativeFrom="margin">
+                  <wp14:pctWidth>0</wp14:pctWidth>
+                </wp14:sizeRelH>
+                <wp14:sizeRelV relativeFrom="margin">
+                  <wp14:pctHeight>0</wp14:pctHeight>
+                </wp14:sizeRelV>
+              </wp:anchor>
+            </w:drawing>
+          </mc:Choice>
+          <mc:Fallback>
+            <w:pict>
+              <v:shape w14:anchorId="4CE2FF57" id="Text Box 74" o:spid="_x0000_s1056" type="#_x0000_t202" style="position:absolute;margin-left:-17.05pt;margin-top:75.2pt;width:97pt;height:21.9pt;z-index:251747328;visibility:visible;mso-wrap-style:square;mso-width-percent:0;mso-height-percent:0;mso-wrap-distance-left:9pt;mso-wrap-distance-top:0;mso-wrap-distance-right:9pt;mso-wrap-distance-bottom:0;mso-position-horizontal:absolute;mso-position-horizontal-relative:text;mso-position-vertical:absolute;mso-position-vertical-relative:text;mso-width-percent:0;mso-height-percent:0;mso-width-relative:margin;mso-height-relative:margin;v-text-anchor:top" o:gfxdata="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" filled="f" stroked="f" strokeweight=".5pt">
+                <v:textbox>
+                  <w:txbxContent>
+                    <w:p>
+                      <w:pPr>
+                        <w:rPr>
+                          <w:sz w:val="20"/>
+                          <w:szCs w:val="20"/>
+                        </w:rPr>
+                      </w:pPr>
+                      <w:r>
+                        <w:rPr>
+                          <w:sz w:val="20"/>
+                          <w:szCs w:val="20"/>
+                        </w:rPr>
+                        <w:t>PC gestionnaires</w:t>
+                      </w:r>
+                    </w:p>
+                  </w:txbxContent>
+                </v:textbox>
+              </v:shape>
+            </w:pict>
+          </mc:Fallback>
+        </mc:AlternateContent>
+      </w:r>
+      <w:r>
+        <w:rPr>
+          <w:noProof/>
+          <w:sz w:val="28"/>
+          <w:szCs w:val="28"/>
+        </w:rPr>
+        <mc:AlternateContent>
+          <mc:Choice Requires="wps">
+            <w:drawing>
+              <wp:anchor distT="0" distB="0" distL="114300" distR="114300" simplePos="0" relativeHeight="251738112" behindDoc="0" locked="0" layoutInCell="1" allowOverlap="1" wp14:anchorId="19C8DC8C" wp14:editId="594C93AE">
+                <wp:simplePos x="0" y="0"/>
+                <wp:positionH relativeFrom="column">
+                  <wp:posOffset>-15240</wp:posOffset>
+                </wp:positionH>
+                <wp:positionV relativeFrom="paragraph">
+                  <wp:posOffset>1475105</wp:posOffset>
+                </wp:positionV>
+                <wp:extent cx="902335" cy="393065"/>
+                <wp:effectExtent l="57150" t="57150" r="69215" b="83185"/>
+                <wp:wrapNone/>
+                <wp:docPr id="68" name="Rectangle 68"/>
+                <wp:cNvGraphicFramePr/>
+                <a:graphic xmlns:a="http://schemas.openxmlformats.org/drawingml/2006/main">
+                  <a:graphicData uri="http://schemas.microsoft.com/office/word/2010/wordprocessingShape">
+                    <wps:wsp>
+                      <wps:cNvSpPr/>
+                      <wps:spPr>
+                        <a:xfrm>
+                          <a:off x="0" y="0"/>
+                          <a:ext cx="902335" cy="393065"/>
+                        </a:xfrm>
+                        <a:prstGeom prst="rect">
+                          <a:avLst/>
+                        </a:prstGeom>
+                        <a:solidFill>
+                          <a:schemeClr val="bg1"/>
+                        </a:solidFill>
+                        <a:effectLst>
+                          <a:outerShdw blurRad="50800" dir="4980000" sx="99000" sy="99000" algn="tl" rotWithShape="0">
+                            <a:prstClr val="black">
+                              <a:alpha val="41000"/>
+                            </a:prstClr>
+                          </a:outerShdw>
+                        </a:effectLst>
+                      </wps:spPr>
+                      <wps:style>
+                        <a:lnRef idx="2">
+                          <a:schemeClr val="accent1">
+                            <a:shade val="15000"/>
+                          </a:schemeClr>
+                        </a:lnRef>
+                        <a:fillRef idx="1">
+                          <a:schemeClr val="accent1"/>
+                        </a:fillRef>
+                        <a:effectRef idx="0">
+                          <a:schemeClr val="accent1"/>
+                        </a:effectRef>
+                        <a:fontRef idx="minor">
+                          <a:schemeClr val="lt1"/>
+                        </a:fontRef>
+                      </wps:style>
+                      <wps:txbx>
+                        <w:txbxContent>
+                          <w:p>
+                            <w:pPr>
+                              <w:jc w:val="center"/>
+                            </w:pPr>
+                            <w:r>
+                              <w:t xml:space="preserve"> </w:t>
+                            </w:r>
+                          </w:p>
+                        </w:txbxContent>
+                      </wps:txbx>
+                      <wps:bodyPr rot="0" spcFirstLastPara="0" vertOverflow="overflow" horzOverflow="overflow" vert="horz" wrap="square" lIns="91440" tIns="45720" rIns="91440" bIns="45720" numCol="1" spcCol="0" rtlCol="0" fromWordArt="0" anchor="ctr" anchorCtr="0" forceAA="0" compatLnSpc="1">
+                        <a:prstTxWarp prst="textNoShape">
+                          <a:avLst/>
+                        </a:prstTxWarp>
+                        <a:noAutofit/>
+                      </wps:bodyPr>
+                    </wps:wsp>
+                  </a:graphicData>
+                </a:graphic>
+                <wp14:sizeRelH relativeFrom="margin">
+                  <wp14:pctWidth>0</wp14:pctWidth>
+                </wp14:sizeRelH>
+                <wp14:sizeRelV relativeFrom="margin">
+                  <wp14:pctHeight>0</wp14:pctHeight>
+                </wp14:sizeRelV>
+              </wp:anchor>
+            </w:drawing>
+          </mc:Choice>
+          <mc:Fallback>
+            <w:pict>
+              <v:rect w14:anchorId="19C8DC8C" id="Rectangle 68" o:spid="_x0000_s1057" style="position:absolute;margin-left:-1.2pt;margin-top:116.15pt;width:71.05pt;height:30.95pt;z-index:251738112;visibility:visible;mso-wrap-style:square;mso-width-percent:0;mso-height-percent:0;mso-wrap-distance-left:9pt;mso-wrap-distance-top:0;mso-wrap-distance-right:9pt;mso-wrap-distance-bottom:0;mso-position-horizontal:absolute;mso-position-horizontal-relative:text;mso-position-vertical:absolute;mso-position-vertical-relative:text;mso-width-percent:0;mso-height-percent:0;mso-width-relative:margin;mso-height-relative:margin;v-text-anchor:middle" o:gfxdata="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" fillcolor="white [3212]" strokecolor="#030e13 [484]" strokeweight="1pt">
+                <v:shadow on="t" type="perspective" color="black" opacity="26869f" origin="-.5,-.5" offset="0,0" matrix="64881f,,,64881f"/>
+                <v:textbox>
+                  <w:txbxContent>
+                    <w:p>
+                      <w:pPr>
+                        <w:jc w:val="center"/>
+                      </w:pPr>
+                      <w:r>
+                        <w:t xml:space="preserve"> </w:t>
+                      </w:r>
+                    </w:p>
+                  </w:txbxContent>
+                </v:textbox>
+              </v:rect>
+            </w:pict>
+          </mc:Fallback>
+        </mc:AlternateContent>
+      </w:r>
+      <w:r>
+        <w:rPr>
+          <w:noProof/>
+          <w:sz w:val="28"/>
+          <w:szCs w:val="28"/>
+        </w:rPr>
+        <mc:AlternateContent>
+          <mc:Choice Requires="wps">
+            <w:drawing>
+              <wp:anchor distT="0" distB="0" distL="114300" distR="114300" simplePos="0" relativeHeight="251740160" behindDoc="0" locked="0" layoutInCell="1" allowOverlap="1" wp14:anchorId="2BF1C9FB" wp14:editId="3D394659">
+                <wp:simplePos x="0" y="0"/>
+                <wp:positionH relativeFrom="column">
+                  <wp:posOffset>-144780</wp:posOffset>
+                </wp:positionH>
+                <wp:positionV relativeFrom="paragraph">
+                  <wp:posOffset>1529080</wp:posOffset>
+                </wp:positionV>
+                <wp:extent cx="205105" cy="100330"/>
+                <wp:effectExtent l="0" t="0" r="23495" b="13970"/>
+                <wp:wrapNone/>
+                <wp:docPr id="69" name="Rectangle 69"/>
+                <wp:cNvGraphicFramePr/>
+                <a:graphic xmlns:a="http://schemas.openxmlformats.org/drawingml/2006/main">
+                  <a:graphicData uri="http://schemas.microsoft.com/office/word/2010/wordprocessingShape">
+                    <wps:wsp>
+                      <wps:cNvSpPr/>
+                      <wps:spPr>
+                        <a:xfrm>
+                          <a:off x="0" y="0"/>
+                          <a:ext cx="205105" cy="100330"/>
+                        </a:xfrm>
+                        <a:prstGeom prst="rect">
+                          <a:avLst/>
+                        </a:prstGeom>
+                        <a:solidFill>
+                          <a:schemeClr val="bg1"/>
+                        </a:solidFill>
+                      </wps:spPr>
+                      <wps:style>
+                        <a:lnRef idx="2">
+                          <a:schemeClr val="accent1">
+                            <a:shade val="15000"/>
+                          </a:schemeClr>
+                        </a:lnRef>
+                        <a:fillRef idx="1">
+                          <a:schemeClr val="accent1"/>
+                        </a:fillRef>
+                        <a:effectRef idx="0">
+                          <a:schemeClr val="accent1"/>
+                        </a:effectRef>
+                        <a:fontRef idx="minor">
+                          <a:schemeClr val="lt1"/>
+                        </a:fontRef>
+                      </wps:style>
+                      <wps:bodyPr rot="0" spcFirstLastPara="0" vertOverflow="overflow" horzOverflow="overflow" vert="horz" wrap="square" lIns="91440" tIns="45720" rIns="91440" bIns="45720" numCol="1" spcCol="0" rtlCol="0" fromWordArt="0" anchor="ctr" anchorCtr="0" forceAA="0" compatLnSpc="1">
+                        <a:prstTxWarp prst="textNoShape">
+                          <a:avLst/>
+                        </a:prstTxWarp>
+                        <a:noAutofit/>
+                      </wps:bodyPr>
+                    </wps:wsp>
+                  </a:graphicData>
+                </a:graphic>
+                <wp14:sizeRelH relativeFrom="margin">
+                  <wp14:pctWidth>0</wp14:pctWidth>
+                </wp14:sizeRelH>
+                <wp14:sizeRelV relativeFrom="margin">
+                  <wp14:pctHeight>0</wp14:pctHeight>
+                </wp14:sizeRelV>
+              </wp:anchor>
+            </w:drawing>
+          </mc:Choice>
+          <mc:Fallback>
+            <w:pict>
+              <v:rect w14:anchorId="760A5740" id="Rectangle 69" o:spid="_x0000_s1026" style="position:absolute;margin-left:-11.4pt;margin-top:120.4pt;width:16.15pt;height:7.9pt;z-index:251740160;visibility:visible;mso-wrap-style:square;mso-width-percent:0;mso-height-percent:0;mso-wrap-distance-left:9pt;mso-wrap-distance-top:0;mso-wrap-distance-right:9pt;mso-wrap-distance-bottom:0;mso-position-horizontal:absolute;mso-position-horizontal-relative:text;mso-position-vertical:absolute;mso-position-vertical-relative:text;mso-width-percent:0;mso-height-percent:0;mso-width-relative:margin;mso-height-relative:margin;v-text-anchor:middle" o:gfxdata="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" fillcolor="white [3212]" strokecolor="#030e13 [484]" strokeweight="1pt"/>
+            </w:pict>
+          </mc:Fallback>
+        </mc:AlternateContent>
+      </w:r>
+      <w:r>
+        <w:rPr>
+          <w:noProof/>
+          <w:sz w:val="26"/>
+          <w:szCs w:val="26"/>
+        </w:rPr>
+        <mc:AlternateContent>
+          <mc:Choice Requires="wps">
+            <w:drawing>
+              <wp:anchor distT="0" distB="0" distL="114300" distR="114300" simplePos="0" relativeHeight="251776000" behindDoc="0" locked="0" layoutInCell="1" allowOverlap="1" wp14:anchorId="3E46012D" wp14:editId="505DE579">
+                <wp:simplePos x="0" y="0"/>
+                <wp:positionH relativeFrom="column">
+                  <wp:posOffset>1270635</wp:posOffset>
+                </wp:positionH>
+                <wp:positionV relativeFrom="paragraph">
+                  <wp:posOffset>3029585</wp:posOffset>
+                </wp:positionV>
+                <wp:extent cx="699770" cy="266065"/>
+                <wp:effectExtent l="0" t="0" r="0" b="635"/>
+                <wp:wrapNone/>
+                <wp:docPr id="95" name="Text Box 95"/>
+                <wp:cNvGraphicFramePr/>
+                <a:graphic xmlns:a="http://schemas.openxmlformats.org/drawingml/2006/main">
+                  <a:graphicData uri="http://schemas.microsoft.com/office/word/2010/wordprocessingShape">
+                    <wps:wsp>
+                      <wps:cNvSpPr txBox="1"/>
+                      <wps:spPr>
+                        <a:xfrm>
+                          <a:off x="0" y="0"/>
+                          <a:ext cx="699770" cy="266065"/>
+                        </a:xfrm>
+                        <a:prstGeom prst="rect">
+                          <a:avLst/>
+                        </a:prstGeom>
+                        <a:noFill/>
+                        <a:ln w="6350">
+                          <a:noFill/>
+                        </a:ln>
+                      </wps:spPr>
+                      <wps:txbx>
+                        <w:txbxContent>
+                          <w:p>
+                            <w:pPr>
+                              <w:rPr>
+                                <w:sz w:val="18"/>
+                                <w:szCs w:val="18"/>
+                              </w:rPr>
+                            </w:pPr>
+                            <w:r>
+                              <w:rPr>
+                                <w:sz w:val="18"/>
+                                <w:szCs w:val="18"/>
+                              </w:rPr>
+                              <w:t>+</w:t>
+                            </w:r>
+                            <w:r>
+                              <w:rPr>
+                                <w:sz w:val="18"/>
+                                <w:szCs w:val="18"/>
+                              </w:rPr>
+                              <w:t>HTTPS</w:t>
+                            </w:r>
+                          </w:p>
+                        </w:txbxContent>
+                      </wps:txbx>
+                      <wps:bodyPr rot="0" spcFirstLastPara="0" vertOverflow="overflow" horzOverflow="overflow" vert="horz" wrap="square" lIns="91440" tIns="45720" rIns="91440" bIns="45720" numCol="1" spcCol="0" rtlCol="0" fromWordArt="0" anchor="t" anchorCtr="0" forceAA="0" compatLnSpc="1">
+                        <a:prstTxWarp prst="textNoShape">
+                          <a:avLst/>
+                        </a:prstTxWarp>
+                        <a:noAutofit/>
+                      </wps:bodyPr>
+                    </wps:wsp>
+                  </a:graphicData>
+                </a:graphic>
+                <wp14:sizeRelH relativeFrom="margin">
+                  <wp14:pctWidth>0</wp14:pctWidth>
+                </wp14:sizeRelH>
+                <wp14:sizeRelV relativeFrom="margin">
+                  <wp14:pctHeight>0</wp14:pctHeight>
+                </wp14:sizeRelV>
+              </wp:anchor>
+            </w:drawing>
+          </mc:Choice>
+          <mc:Fallback>
+            <w:pict>
+              <v:shape w14:anchorId="3E46012D" id="Text Box 95" o:spid="_x0000_s1058" type="#_x0000_t202" style="position:absolute;margin-left:100.05pt;margin-top:238.55pt;width:55.1pt;height:20.95pt;z-index:251776000;visibility:visible;mso-wrap-style:square;mso-width-percent:0;mso-height-percent:0;mso-wrap-distance-left:9pt;mso-wrap-distance-top:0;mso-wrap-distance-right:9pt;mso-wrap-distance-bottom:0;mso-position-horizontal:absolute;mso-position-horizontal-relative:text;mso-position-vertical:absolute;mso-position-vertical-relative:text;mso-width-percent:0;mso-height-percent:0;mso-width-relative:margin;mso-height-relative:margin;v-text-anchor:top" o:gfxdata="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" filled="f" stroked="f" strokeweight=".5pt">
+                <v:textbox>
+                  <w:txbxContent>
+                    <w:p>
+                      <w:pPr>
+                        <w:rPr>
+                          <w:sz w:val="18"/>
+                          <w:szCs w:val="18"/>
+                        </w:rPr>
+                      </w:pPr>
+                      <w:r>
+                        <w:rPr>
+                          <w:sz w:val="18"/>
+                          <w:szCs w:val="18"/>
+                        </w:rPr>
+                        <w:t>+</w:t>
+                      </w:r>
+                      <w:r>
+                        <w:rPr>
+                          <w:sz w:val="18"/>
+                          <w:szCs w:val="18"/>
+                        </w:rPr>
+                        <w:t>HTTPS</w:t>
+                      </w:r>
+                    </w:p>
+                  </w:txbxContent>
+                </v:textbox>
+              </v:shape>
+            </w:pict>
+          </mc:Fallback>
+        </mc:AlternateContent>
+      </w:r>
+      <w:r>
+        <w:rPr>
+          <w:noProof/>
+          <w:sz w:val="26"/>
+          <w:szCs w:val="26"/>
+        </w:rPr>
+        <mc:AlternateContent>
+          <mc:Choice Requires="wps">
+            <w:drawing>
+              <wp:anchor distT="0" distB="0" distL="114300" distR="114300" simplePos="0" relativeHeight="251773952" behindDoc="0" locked="0" layoutInCell="1" allowOverlap="1" wp14:anchorId="670D592A" wp14:editId="2A22014B">
+                <wp:simplePos x="0" y="0"/>
+                <wp:positionH relativeFrom="column">
+                  <wp:posOffset>1268730</wp:posOffset>
+                </wp:positionH>
+                <wp:positionV relativeFrom="paragraph">
+                  <wp:posOffset>1788160</wp:posOffset>
+                </wp:positionV>
+                <wp:extent cx="699770" cy="266065"/>
+                <wp:effectExtent l="0" t="0" r="0" b="635"/>
+                <wp:wrapNone/>
+                <wp:docPr id="94" name="Text Box 94"/>
+                <wp:cNvGraphicFramePr/>
+                <a:graphic xmlns:a="http://schemas.openxmlformats.org/drawingml/2006/main">
+                  <a:graphicData uri="http://schemas.microsoft.com/office/word/2010/wordprocessingShape">
+                    <wps:wsp>
+                      <wps:cNvSpPr txBox="1"/>
+                      <wps:spPr>
+                        <a:xfrm>
+                          <a:off x="0" y="0"/>
+                          <a:ext cx="699770" cy="266065"/>
+                        </a:xfrm>
+                        <a:prstGeom prst="rect">
+                          <a:avLst/>
+                        </a:prstGeom>
+                        <a:noFill/>
+                        <a:ln w="6350">
+                          <a:noFill/>
+                        </a:ln>
+                      </wps:spPr>
+                      <wps:txbx>
+                        <w:txbxContent>
+                          <w:p>
+                            <w:pPr>
+                              <w:rPr>
+                                <w:sz w:val="18"/>
+                                <w:szCs w:val="18"/>
+                              </w:rPr>
+                            </w:pPr>
+                            <w:r>
+                              <w:rPr>
+                                <w:sz w:val="18"/>
+                                <w:szCs w:val="18"/>
+                              </w:rPr>
+                              <w:t>+</w:t>
+                            </w:r>
+                            <w:r>
+                              <w:rPr>
+                                <w:sz w:val="18"/>
+                                <w:szCs w:val="18"/>
+                              </w:rPr>
+                              <w:t>HTTPS</w:t>
+                            </w:r>
+                          </w:p>
+                        </w:txbxContent>
+                      </wps:txbx>
+                      <wps:bodyPr rot="0" spcFirstLastPara="0" vertOverflow="overflow" horzOverflow="overflow" vert="horz" wrap="square" lIns="91440" tIns="45720" rIns="91440" bIns="45720" numCol="1" spcCol="0" rtlCol="0" fromWordArt="0" anchor="t" anchorCtr="0" forceAA="0" compatLnSpc="1">
+                        <a:prstTxWarp prst="textNoShape">
+                          <a:avLst/>
+                        </a:prstTxWarp>
+                        <a:noAutofit/>
+                      </wps:bodyPr>
+                    </wps:wsp>
+                  </a:graphicData>
+                </a:graphic>
+                <wp14:sizeRelH relativeFrom="margin">
+                  <wp14:pctWidth>0</wp14:pctWidth>
+                </wp14:sizeRelH>
+                <wp14:sizeRelV relativeFrom="margin">
+                  <wp14:pctHeight>0</wp14:pctHeight>
+                </wp14:sizeRelV>
+              </wp:anchor>
+            </w:drawing>
+          </mc:Choice>
+          <mc:Fallback>
+            <w:pict>
+              <v:shape w14:anchorId="670D592A" id="Text Box 94" o:spid="_x0000_s1059" type="#_x0000_t202" style="position:absolute;margin-left:99.9pt;margin-top:140.8pt;width:55.1pt;height:20.95pt;z-index:251773952;visibility:visible;mso-wrap-style:square;mso-width-percent:0;mso-height-percent:0;mso-wrap-distance-left:9pt;mso-wrap-distance-top:0;mso-wrap-distance-right:9pt;mso-wrap-distance-bottom:0;mso-position-horizontal:absolute;mso-position-horizontal-relative:text;mso-position-vertical:absolute;mso-position-vertical-relative:text;mso-width-percent:0;mso-height-percent:0;mso-width-relative:margin;mso-height-relative:margin;v-text-anchor:top" o:gfxdata="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" filled="f" stroked="f" strokeweight=".5pt">
+                <v:textbox>
+                  <w:txbxContent>
+                    <w:p>
+                      <w:pPr>
+                        <w:rPr>
+                          <w:sz w:val="18"/>
+                          <w:szCs w:val="18"/>
+                        </w:rPr>
+                      </w:pPr>
+                      <w:r>
+                        <w:rPr>
+                          <w:sz w:val="18"/>
+                          <w:szCs w:val="18"/>
+                        </w:rPr>
+                        <w:t>+</w:t>
+                      </w:r>
+                      <w:r>
+                        <w:rPr>
+                          <w:sz w:val="18"/>
+                          <w:szCs w:val="18"/>
+                        </w:rPr>
+                        <w:t>HTTPS</w:t>
+                      </w:r>
+                    </w:p>
+                  </w:txbxContent>
+                </v:textbox>
+              </v:shape>
+            </w:pict>
+          </mc:Fallback>
+        </mc:AlternateContent>
+      </w:r>
+      <w:r>
+        <w:rPr>
+          <w:noProof/>
+          <w:sz w:val="26"/>
+          <w:szCs w:val="26"/>
+        </w:rPr>
+        <mc:AlternateContent>
+          <mc:Choice Requires="wps">
+            <w:drawing>
+              <wp:anchor distT="0" distB="0" distL="114300" distR="114300" simplePos="0" relativeHeight="251772928" behindDoc="0" locked="0" layoutInCell="1" allowOverlap="1" wp14:anchorId="417E9C67" wp14:editId="19B7B769">
+                <wp:simplePos x="0" y="0"/>
+                <wp:positionH relativeFrom="column">
+                  <wp:posOffset>3253740</wp:posOffset>
+                </wp:positionH>
+                <wp:positionV relativeFrom="paragraph">
+                  <wp:posOffset>2670810</wp:posOffset>
+                </wp:positionV>
+                <wp:extent cx="1591310" cy="95885"/>
+                <wp:effectExtent l="0" t="0" r="66040" b="94615"/>
+                <wp:wrapNone/>
+                <wp:docPr id="93" name="Straight Arrow Connector 93"/>
+                <wp:cNvGraphicFramePr/>
+                <a:graphic xmlns:a="http://schemas.openxmlformats.org/drawingml/2006/main">
+                  <a:graphicData uri="http://schemas.microsoft.com/office/word/2010/wordprocessingShape">
+                    <wps:wsp>
+                      <wps:cNvCnPr/>
+                      <wps:spPr>
+                        <a:xfrm>
+                          <a:off x="0" y="0"/>
+                          <a:ext cx="1591310" cy="95885"/>
+                        </a:xfrm>
+                        <a:prstGeom prst="straightConnector1">
+                          <a:avLst/>
+                        </a:prstGeom>
+                        <a:ln>
+                          <a:solidFill>
+                            <a:schemeClr val="tx1"/>
+                          </a:solidFill>
+                          <a:prstDash val="lgDash"/>
+                          <a:tailEnd type="triangle"/>
+                        </a:ln>
+                      </wps:spPr>
+                      <wps:style>
+                        <a:lnRef idx="1">
+                          <a:schemeClr val="accent1"/>
+                        </a:lnRef>
+                        <a:fillRef idx="0">
+                          <a:schemeClr val="accent1"/>
+                        </a:fillRef>
+                        <a:effectRef idx="0">
+                          <a:schemeClr val="accent1"/>
+                        </a:effectRef>
+                        <a:fontRef idx="minor">
+                          <a:schemeClr val="tx1"/>
+                        </a:fontRef>
+                      </wps:style>
+                      <wps:bodyPr/>
+                    </wps:wsp>
+                  </a:graphicData>
+                </a:graphic>
+                <wp14:sizeRelH relativeFrom="margin">
+                  <wp14:pctWidth>0</wp14:pctWidth>
+                </wp14:sizeRelH>
+                <wp14:sizeRelV relativeFrom="margin">
+                  <wp14:pctHeight>0</wp14:pctHeight>
+                </wp14:sizeRelV>
+              </wp:anchor>
+            </w:drawing>
+          </mc:Choice>
+          <mc:Fallback>
+            <w:pict>
+              <v:shapetype w14:anchorId="2E37D9F0" id="_x0000_t32" coordsize="21600,21600" o:spt="32" o:oned="t" path="m,l21600,21600e" filled="f">
+                <v:path arrowok="t" fillok="f" o:connecttype="none"/>
+                <o:lock v:ext="edit" shapetype="t"/>
+              </v:shapetype>
+              <v:shape id="Straight Arrow Connector 93" o:spid="_x0000_s1026" type="#_x0000_t32" style="position:absolute;margin-left:256.2pt;margin-top:210.3pt;width:125.3pt;height:7.55pt;z-index:251772928;visibility:visible;mso-wrap-style:square;mso-width-percent:0;mso-height-percent:0;mso-wrap-distance-left:9pt;mso-wrap-distance-top:0;mso-wrap-distance-right:9pt;mso-wrap-distance-bottom:0;mso-position-horizontal:absolute;mso-position-horizontal-relative:text;mso-position-vertical:absolute;mso-position-vertical-relative:text;mso-width-percent:0;mso-height-percent:0;mso-width-relative:margin;mso-height-relative:margin" o:gfxdata="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" strokecolor="black [3213]" strokeweight=".5pt">
+                <v:stroke dashstyle="longDash" endarrow="block" joinstyle="miter"/>
+              </v:shape>
+            </w:pict>
+          </mc:Fallback>
+        </mc:AlternateContent>
+      </w:r>
+      <w:r>
+        <w:rPr>
+          <w:noProof/>
+          <w:sz w:val="26"/>
+          <w:szCs w:val="26"/>
+        </w:rPr>
+        <mc:AlternateContent>
+          <mc:Choice Requires="wps">
+            <w:drawing>
+              <wp:anchor distT="0" distB="0" distL="114300" distR="114300" simplePos="0" relativeHeight="251770880" behindDoc="0" locked="0" layoutInCell="1" allowOverlap="1" wp14:anchorId="25C413A6" wp14:editId="34E6EA4F">
+                <wp:simplePos x="0" y="0"/>
+                <wp:positionH relativeFrom="column">
+                  <wp:posOffset>921385</wp:posOffset>
+                </wp:positionH>
+                <wp:positionV relativeFrom="paragraph">
+                  <wp:posOffset>2864485</wp:posOffset>
+                </wp:positionV>
+                <wp:extent cx="1428750" cy="746125"/>
+                <wp:effectExtent l="0" t="38100" r="57150" b="34925"/>
+                <wp:wrapNone/>
+                <wp:docPr id="92" name="Straight Arrow Connector 92"/>
+                <wp:cNvGraphicFramePr/>
+                <a:graphic xmlns:a="http://schemas.openxmlformats.org/drawingml/2006/main">
+                  <a:graphicData uri="http://schemas.microsoft.com/office/word/2010/wordprocessingShape">
+                    <wps:wsp>
+                      <wps:cNvCnPr/>
+                      <wps:spPr>
+                        <a:xfrm flipV="1">
+                          <a:off x="0" y="0"/>
+                          <a:ext cx="1428750" cy="746125"/>
+                        </a:xfrm>
+                        <a:prstGeom prst="straightConnector1">
+                          <a:avLst/>
+                        </a:prstGeom>
+                        <a:ln>
+                          <a:solidFill>
+                            <a:schemeClr val="tx1"/>
+                          </a:solidFill>
+                          <a:prstDash val="lgDash"/>
+                          <a:tailEnd type="triangle"/>
+                        </a:ln>
+                      </wps:spPr>
+                      <wps:style>
+                        <a:lnRef idx="1">
+                          <a:schemeClr val="accent1"/>
+                        </a:lnRef>
+                        <a:fillRef idx="0">
+                          <a:schemeClr val="accent1"/>
+                        </a:fillRef>
+                        <a:effectRef idx="0">
+                          <a:schemeClr val="accent1"/>
+                        </a:effectRef>
+                        <a:fontRef idx="minor">
+                          <a:schemeClr val="tx1"/>
+                        </a:fontRef>
+                      </wps:style>
+                      <wps:bodyPr/>
+                    </wps:wsp>
+                  </a:graphicData>
+                </a:graphic>
+                <wp14:sizeRelH relativeFrom="margin">
+                  <wp14:pctWidth>0</wp14:pctWidth>
+                </wp14:sizeRelH>
+                <wp14:sizeRelV relativeFrom="margin">
+                  <wp14:pctHeight>0</wp14:pctHeight>
+                </wp14:sizeRelV>
+              </wp:anchor>
+            </w:drawing>
+          </mc:Choice>
+          <mc:Fallback>
+            <w:pict>
+              <v:shape w14:anchorId="5C869CC3" id="Straight Arrow Connector 92" o:spid="_x0000_s1026" type="#_x0000_t32" style="position:absolute;margin-left:72.55pt;margin-top:225.55pt;width:112.5pt;height:58.75pt;flip:y;z-index:251770880;visibility:visible;mso-wrap-style:square;mso-width-percent:0;mso-height-percent:0;mso-wrap-distance-left:9pt;mso-wrap-distance-top:0;mso-wrap-distance-right:9pt;mso-wrap-distance-bottom:0;mso-position-horizontal:absolute;mso-position-horizontal-relative:text;mso-position-vertical:absolute;mso-position-vertical-relative:text;mso-width-percent:0;mso-height-percent:0;mso-width-relative:margin;mso-height-relative:margin" o:gfxdata="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" strokecolor="black [3213]" strokeweight=".5pt">
+                <v:stroke dashstyle="longDash" endarrow="block" joinstyle="miter"/>
+              </v:shape>
+            </w:pict>
+          </mc:Fallback>
+        </mc:AlternateContent>
+      </w:r>
+      <w:r>
+        <w:rPr>
+          <w:noProof/>
+          <w:sz w:val="26"/>
+          <w:szCs w:val="26"/>
+        </w:rPr>
+        <mc:AlternateContent>
+          <mc:Choice Requires="wps">
+            <w:drawing>
+              <wp:anchor distT="0" distB="0" distL="114300" distR="114300" simplePos="0" relativeHeight="251768832" behindDoc="0" locked="0" layoutInCell="1" allowOverlap="1" wp14:anchorId="3C287E55" wp14:editId="45E31D46">
+                <wp:simplePos x="0" y="0"/>
+                <wp:positionH relativeFrom="column">
+                  <wp:posOffset>885190</wp:posOffset>
+                </wp:positionH>
+                <wp:positionV relativeFrom="paragraph">
+                  <wp:posOffset>1712595</wp:posOffset>
+                </wp:positionV>
+                <wp:extent cx="1464945" cy="815975"/>
+                <wp:effectExtent l="0" t="0" r="78105" b="60325"/>
+                <wp:wrapNone/>
+                <wp:docPr id="91" name="Straight Arrow Connector 91"/>
+                <wp:cNvGraphicFramePr/>
+                <a:graphic xmlns:a="http://schemas.openxmlformats.org/drawingml/2006/main">
+                  <a:graphicData uri="http://schemas.microsoft.com/office/word/2010/wordprocessingShape">
+                    <wps:wsp>
+                      <wps:cNvCnPr/>
+                      <wps:spPr>
+                        <a:xfrm>
+                          <a:off x="0" y="0"/>
+                          <a:ext cx="1464945" cy="815975"/>
+                        </a:xfrm>
+                        <a:prstGeom prst="straightConnector1">
+                          <a:avLst/>
+                        </a:prstGeom>
+                        <a:ln>
+                          <a:solidFill>
+                            <a:schemeClr val="tx1"/>
+                          </a:solidFill>
+                          <a:prstDash val="lgDash"/>
+                          <a:tailEnd type="triangle"/>
+                        </a:ln>
+                      </wps:spPr>
+                      <wps:style>
+                        <a:lnRef idx="1">
+                          <a:schemeClr val="accent1"/>
+                        </a:lnRef>
+                        <a:fillRef idx="0">
+                          <a:schemeClr val="accent1"/>
+                        </a:fillRef>
+                        <a:effectRef idx="0">
+                          <a:schemeClr val="accent1"/>
+                        </a:effectRef>
+                        <a:fontRef idx="minor">
+                          <a:schemeClr val="tx1"/>
+                        </a:fontRef>
+                      </wps:style>
+                      <wps:bodyPr/>
+                    </wps:wsp>
+                  </a:graphicData>
+                </a:graphic>
+                <wp14:sizeRelH relativeFrom="margin">
+                  <wp14:pctWidth>0</wp14:pctWidth>
+                </wp14:sizeRelH>
+                <wp14:sizeRelV relativeFrom="margin">
+                  <wp14:pctHeight>0</wp14:pctHeight>
+                </wp14:sizeRelV>
+              </wp:anchor>
+            </w:drawing>
+          </mc:Choice>
+          <mc:Fallback>
+            <w:pict>
+              <v:shape w14:anchorId="27156D0A" id="Straight Arrow Connector 91" o:spid="_x0000_s1026" type="#_x0000_t32" style="position:absolute;margin-left:69.7pt;margin-top:134.85pt;width:115.35pt;height:64.25pt;z-index:251768832;visibility:visible;mso-wrap-style:square;mso-width-percent:0;mso-height-percent:0;mso-wrap-distance-left:9pt;mso-wrap-distance-top:0;mso-wrap-distance-right:9pt;mso-wrap-distance-bottom:0;mso-position-horizontal:absolute;mso-position-horizontal-relative:text;mso-position-vertical:absolute;mso-position-vertical-relative:text;mso-width-percent:0;mso-height-percent:0;mso-width-relative:margin;mso-height-relative:margin" o:gfxdata="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" strokecolor="black [3213]" strokeweight=".5pt">
+                <v:stroke dashstyle="longDash" endarrow="block" joinstyle="miter"/>
+              </v:shape>
+            </w:pict>
+          </mc:Fallback>
+        </mc:AlternateContent>
+      </w:r>
+      <w:r>
+        <w:rPr>
+          <w:noProof/>
+          <w:sz w:val="26"/>
+          <w:szCs w:val="26"/>
+        </w:rPr>
+        <mc:AlternateContent>
+          <mc:Choice Requires="wps">
+            <w:drawing>
+              <wp:anchor distT="0" distB="0" distL="114300" distR="114300" simplePos="0" relativeHeight="251767808" behindDoc="0" locked="0" layoutInCell="1" allowOverlap="1" wp14:anchorId="2821984C" wp14:editId="19A40F13">
+                <wp:simplePos x="0" y="0"/>
+                <wp:positionH relativeFrom="column">
+                  <wp:posOffset>4845050</wp:posOffset>
+                </wp:positionH>
+                <wp:positionV relativeFrom="paragraph">
+                  <wp:posOffset>1926590</wp:posOffset>
+                </wp:positionV>
+                <wp:extent cx="1217295" cy="422275"/>
+                <wp:effectExtent l="0" t="0" r="0" b="0"/>
+                <wp:wrapNone/>
+                <wp:docPr id="90" name="Text Box 90"/>
+                <wp:cNvGraphicFramePr/>
+                <a:graphic xmlns:a="http://schemas.openxmlformats.org/drawingml/2006/main">
+                  <a:graphicData uri="http://schemas.microsoft.com/office/word/2010/wordprocessingShape">
+                    <wps:wsp>
+                      <wps:cNvSpPr txBox="1"/>
+                      <wps:spPr>
+                        <a:xfrm>
+                          <a:off x="0" y="0"/>
+                          <a:ext cx="1217295" cy="422275"/>
+                        </a:xfrm>
+                        <a:prstGeom prst="rect">
+                          <a:avLst/>
+                        </a:prstGeom>
+                        <a:noFill/>
+                        <a:ln w="6350">
+                          <a:noFill/>
+                        </a:ln>
+                      </wps:spPr>
+                      <wps:txbx>
+                        <w:txbxContent>
+                          <w:p>
+                            <w:pPr>
+                              <w:jc w:val="center"/>
+                              <w:rPr>
+                                <w:sz w:val="20"/>
+                                <w:szCs w:val="20"/>
+                              </w:rPr>
+                            </w:pPr>
+                            <w:r>
+                              <w:rPr>
+                                <w:sz w:val="20"/>
+                                <w:szCs w:val="20"/>
+                              </w:rPr>
+                              <w:t>Serveur de base de données</w:t>
+                            </w:r>
+                          </w:p>
+                        </w:txbxContent>
+                      </wps:txbx>
+                      <wps:bodyPr rot="0" spcFirstLastPara="0" vertOverflow="overflow" horzOverflow="overflow" vert="horz" wrap="square" lIns="91440" tIns="45720" rIns="91440" bIns="45720" numCol="1" spcCol="0" rtlCol="0" fromWordArt="0" anchor="t" anchorCtr="0" forceAA="0" compatLnSpc="1">
+                        <a:prstTxWarp prst="textNoShape">
+                          <a:avLst/>
+                        </a:prstTxWarp>
+                        <a:noAutofit/>
+                      </wps:bodyPr>
+                    </wps:wsp>
+                  </a:graphicData>
+                </a:graphic>
+                <wp14:sizeRelH relativeFrom="margin">
+                  <wp14:pctWidth>0</wp14:pctWidth>
+                </wp14:sizeRelH>
+                <wp14:sizeRelV relativeFrom="margin">
+                  <wp14:pctHeight>0</wp14:pctHeight>
+                </wp14:sizeRelV>
+              </wp:anchor>
+            </w:drawing>
+          </mc:Choice>
+          <mc:Fallback>
+            <w:pict>
+              <v:shape w14:anchorId="2821984C" id="Text Box 90" o:spid="_x0000_s1060" type="#_x0000_t202" style="position:absolute;margin-left:381.5pt;margin-top:151.7pt;width:95.85pt;height:33.25pt;z-index:251767808;visibility:visible;mso-wrap-style:square;mso-width-percent:0;mso-height-percent:0;mso-wrap-distance-left:9pt;mso-wrap-distance-top:0;mso-wrap-distance-right:9pt;mso-wrap-distance-bottom:0;mso-position-horizontal:absolute;mso-position-horizontal-relative:text;mso-position-vertical:absolute;mso-position-vertical-relative:text;mso-width-percent:0;mso-height-percent:0;mso-width-relative:margin;mso-height-relative:margin;v-text-anchor:top" o:gfxdata="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" filled="f" stroked="f" strokeweight=".5pt">
+                <v:textbox>
+                  <w:txbxContent>
+                    <w:p>
+                      <w:pPr>
+                        <w:jc w:val="center"/>
+                        <w:rPr>
+                          <w:sz w:val="20"/>
+                          <w:szCs w:val="20"/>
+                        </w:rPr>
+                      </w:pPr>
+                      <w:r>
+                        <w:rPr>
+                          <w:sz w:val="20"/>
+                          <w:szCs w:val="20"/>
+                        </w:rPr>
+                        <w:t>Serveur de base de données</w:t>
+                      </w:r>
+                    </w:p>
+                  </w:txbxContent>
+                </v:textbox>
+              </v:shape>
+            </w:pict>
+          </mc:Fallback>
+        </mc:AlternateContent>
+      </w:r>
+      <w:r>
+        <w:rPr>
+          <w:noProof/>
+          <w:sz w:val="28"/>
+          <w:szCs w:val="28"/>
+        </w:rPr>
+        <mc:AlternateContent>
+          <mc:Choice Requires="wps">
+            <w:drawing>
+              <wp:anchor distT="0" distB="0" distL="114300" distR="114300" simplePos="0" relativeHeight="251764736" behindDoc="0" locked="0" layoutInCell="1" allowOverlap="1" wp14:anchorId="73BB398E" wp14:editId="60BEFAB0">
+                <wp:simplePos x="0" y="0"/>
+                <wp:positionH relativeFrom="column">
+                  <wp:posOffset>4881880</wp:posOffset>
+                </wp:positionH>
+                <wp:positionV relativeFrom="paragraph">
+                  <wp:posOffset>2814320</wp:posOffset>
+                </wp:positionV>
+                <wp:extent cx="225425" cy="100330"/>
+                <wp:effectExtent l="0" t="0" r="22225" b="13970"/>
+                <wp:wrapNone/>
+                <wp:docPr id="88" name="Rectangle 88"/>
+                <wp:cNvGraphicFramePr/>
+                <a:graphic xmlns:a="http://schemas.openxmlformats.org/drawingml/2006/main">
+                  <a:graphicData uri="http://schemas.microsoft.com/office/word/2010/wordprocessingShape">
+                    <wps:wsp>
+                      <wps:cNvSpPr/>
+                      <wps:spPr>
+                        <a:xfrm>
+                          <a:off x="0" y="0"/>
+                          <a:ext cx="225425" cy="100330"/>
+                        </a:xfrm>
+                        <a:prstGeom prst="rect">
+                          <a:avLst/>
+                        </a:prstGeom>
+                        <a:solidFill>
+                          <a:schemeClr val="bg1"/>
+                        </a:solidFill>
+                      </wps:spPr>
+                      <wps:style>
+                        <a:lnRef idx="2">
+                          <a:schemeClr val="accent1">
+                            <a:shade val="15000"/>
+                          </a:schemeClr>
+                        </a:lnRef>
+                        <a:fillRef idx="1">
+                          <a:schemeClr val="accent1"/>
+                        </a:fillRef>
+                        <a:effectRef idx="0">
+                          <a:schemeClr val="accent1"/>
+                        </a:effectRef>
+                        <a:fontRef idx="minor">
+                          <a:schemeClr val="lt1"/>
+                        </a:fontRef>
+                      </wps:style>
+                      <wps:bodyPr rot="0" spcFirstLastPara="0" vertOverflow="overflow" horzOverflow="overflow" vert="horz" wrap="square" lIns="91440" tIns="45720" rIns="91440" bIns="45720" numCol="1" spcCol="0" rtlCol="0" fromWordArt="0" anchor="ctr" anchorCtr="0" forceAA="0" compatLnSpc="1">
+                        <a:prstTxWarp prst="textNoShape">
+                          <a:avLst/>
+                        </a:prstTxWarp>
+                        <a:noAutofit/>
+                      </wps:bodyPr>
+                    </wps:wsp>
+                  </a:graphicData>
+                </a:graphic>
+                <wp14:sizeRelH relativeFrom="margin">
+                  <wp14:pctWidth>0</wp14:pctWidth>
+                </wp14:sizeRelH>
+                <wp14:sizeRelV relativeFrom="margin">
+                  <wp14:pctHeight>0</wp14:pctHeight>
+                </wp14:sizeRelV>
+              </wp:anchor>
+            </w:drawing>
+          </mc:Choice>
+          <mc:Fallback>
+            <w:pict>
+              <v:rect w14:anchorId="5D8F4BB9" id="Rectangle 88" o:spid="_x0000_s1026" style="position:absolute;margin-left:384.4pt;margin-top:221.6pt;width:17.75pt;height:7.9pt;z-index:251764736;visibility:visible;mso-wrap-style:square;mso-width-percent:0;mso-height-percent:0;mso-wrap-distance-left:9pt;mso-wrap-distance-top:0;mso-wrap-distance-right:9pt;mso-wrap-distance-bottom:0;mso-position-horizontal:absolute;mso-position-horizontal-relative:text;mso-position-vertical:absolute;mso-position-vertical-relative:text;mso-width-percent:0;mso-height-percent:0;mso-width-relative:margin;mso-height-relative:margin;v-text-anchor:middle" o:gfxdata="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" fillcolor="white [3212]" strokecolor="#030e13 [484]" strokeweight="1pt"/>
+            </w:pict>
+          </mc:Fallback>
+        </mc:AlternateContent>
+      </w:r>
+      <w:r>
+        <w:rPr>
+          <w:noProof/>
+          <w:sz w:val="28"/>
+          <w:szCs w:val="28"/>
+        </w:rPr>
+        <mc:AlternateContent>
+          <mc:Choice Requires="wps">
+            <w:drawing>
+              <wp:anchor distT="0" distB="0" distL="114300" distR="114300" simplePos="0" relativeHeight="251763712" behindDoc="0" locked="0" layoutInCell="1" allowOverlap="1" wp14:anchorId="76E4114B" wp14:editId="379EC381">
+                <wp:simplePos x="0" y="0"/>
+                <wp:positionH relativeFrom="column">
+                  <wp:posOffset>4879975</wp:posOffset>
+                </wp:positionH>
+                <wp:positionV relativeFrom="paragraph">
+                  <wp:posOffset>2614295</wp:posOffset>
+                </wp:positionV>
+                <wp:extent cx="225425" cy="100330"/>
+                <wp:effectExtent l="0" t="0" r="22225" b="13970"/>
+                <wp:wrapNone/>
+                <wp:docPr id="87" name="Rectangle 87"/>
+                <wp:cNvGraphicFramePr/>
+                <a:graphic xmlns:a="http://schemas.openxmlformats.org/drawingml/2006/main">
+                  <a:graphicData uri="http://schemas.microsoft.com/office/word/2010/wordprocessingShape">
+                    <wps:wsp>
+                      <wps:cNvSpPr/>
+                      <wps:spPr>
+                        <a:xfrm>
+                          <a:off x="0" y="0"/>
+                          <a:ext cx="225425" cy="100330"/>
+                        </a:xfrm>
+                        <a:prstGeom prst="rect">
+                          <a:avLst/>
+                        </a:prstGeom>
+                        <a:solidFill>
+                          <a:schemeClr val="bg1"/>
+                        </a:solidFill>
+                      </wps:spPr>
+                      <wps:style>
+                        <a:lnRef idx="2">
+                          <a:schemeClr val="accent1">
+                            <a:shade val="15000"/>
+                          </a:schemeClr>
+                        </a:lnRef>
+                        <a:fillRef idx="1">
+                          <a:schemeClr val="accent1"/>
+                        </a:fillRef>
+                        <a:effectRef idx="0">
+                          <a:schemeClr val="accent1"/>
+                        </a:effectRef>
+                        <a:fontRef idx="minor">
+                          <a:schemeClr val="lt1"/>
+                        </a:fontRef>
+                      </wps:style>
+                      <wps:bodyPr rot="0" spcFirstLastPara="0" vertOverflow="overflow" horzOverflow="overflow" vert="horz" wrap="square" lIns="91440" tIns="45720" rIns="91440" bIns="45720" numCol="1" spcCol="0" rtlCol="0" fromWordArt="0" anchor="ctr" anchorCtr="0" forceAA="0" compatLnSpc="1">
+                        <a:prstTxWarp prst="textNoShape">
+                          <a:avLst/>
+                        </a:prstTxWarp>
+                        <a:noAutofit/>
+                      </wps:bodyPr>
+                    </wps:wsp>
+                  </a:graphicData>
+                </a:graphic>
+                <wp14:sizeRelH relativeFrom="margin">
+                  <wp14:pctWidth>0</wp14:pctWidth>
+                </wp14:sizeRelH>
+                <wp14:sizeRelV relativeFrom="margin">
+                  <wp14:pctHeight>0</wp14:pctHeight>
+                </wp14:sizeRelV>
+              </wp:anchor>
+            </w:drawing>
+          </mc:Choice>
+          <mc:Fallback>
+            <w:pict>
+              <v:rect w14:anchorId="5BA39FE2" id="Rectangle 87" o:spid="_x0000_s1026" style="position:absolute;margin-left:384.25pt;margin-top:205.85pt;width:17.75pt;height:7.9pt;z-index:251763712;visibility:visible;mso-wrap-style:square;mso-width-percent:0;mso-height-percent:0;mso-wrap-distance-left:9pt;mso-wrap-distance-top:0;mso-wrap-distance-right:9pt;mso-wrap-distance-bottom:0;mso-position-horizontal:absolute;mso-position-horizontal-relative:text;mso-position-vertical:absolute;mso-position-vertical-relative:text;mso-width-percent:0;mso-height-percent:0;mso-width-relative:margin;mso-height-relative:margin;v-text-anchor:middle" o:gfxdata="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" fillcolor="white [3212]" strokecolor="#030e13 [484]" strokeweight="1pt"/>
+            </w:pict>
+          </mc:Fallback>
+        </mc:AlternateContent>
+      </w:r>
+      <w:r>
+        <w:rPr>
+          <w:noProof/>
+          <w:sz w:val="28"/>
+          <w:szCs w:val="28"/>
+        </w:rPr>
+        <mc:AlternateContent>
+          <mc:Choice Requires="wps">
+            <w:drawing>
+              <wp:anchor distT="0" distB="0" distL="114300" distR="114300" simplePos="0" relativeHeight="251762688" behindDoc="0" locked="0" layoutInCell="1" allowOverlap="1" wp14:anchorId="7D625F33" wp14:editId="128C9E3A">
+                <wp:simplePos x="0" y="0"/>
+                <wp:positionH relativeFrom="column">
+                  <wp:posOffset>4974590</wp:posOffset>
+                </wp:positionH>
+                <wp:positionV relativeFrom="paragraph">
+                  <wp:posOffset>2560320</wp:posOffset>
+                </wp:positionV>
+                <wp:extent cx="992505" cy="393065"/>
+                <wp:effectExtent l="57150" t="57150" r="74295" b="83185"/>
+                <wp:wrapNone/>
+                <wp:docPr id="86" name="Rectangle 86"/>
+                <wp:cNvGraphicFramePr/>
+                <a:graphic xmlns:a="http://schemas.openxmlformats.org/drawingml/2006/main">
+                  <a:graphicData uri="http://schemas.microsoft.com/office/word/2010/wordprocessingShape">
+                    <wps:wsp>
+                      <wps:cNvSpPr/>
+                      <wps:spPr>
+                        <a:xfrm>
+                          <a:off x="0" y="0"/>
+                          <a:ext cx="992505" cy="393065"/>
+                        </a:xfrm>
+                        <a:prstGeom prst="rect">
+                          <a:avLst/>
+                        </a:prstGeom>
+                        <a:solidFill>
+                          <a:schemeClr val="bg1"/>
+                        </a:solidFill>
+                        <a:effectLst>
+                          <a:outerShdw blurRad="50800" dir="4980000" sx="99000" sy="99000" algn="tl" rotWithShape="0">
+                            <a:prstClr val="black">
+                              <a:alpha val="41000"/>
+                            </a:prstClr>
+                          </a:outerShdw>
+                        </a:effectLst>
+                      </wps:spPr>
+                      <wps:style>
+                        <a:lnRef idx="2">
+                          <a:schemeClr val="accent1">
+                            <a:shade val="15000"/>
+                          </a:schemeClr>
+                        </a:lnRef>
+                        <a:fillRef idx="1">
+                          <a:schemeClr val="accent1"/>
+                        </a:fillRef>
+                        <a:effectRef idx="0">
+                          <a:schemeClr val="accent1"/>
+                        </a:effectRef>
+                        <a:fontRef idx="minor">
+                          <a:schemeClr val="lt1"/>
+                        </a:fontRef>
+                      </wps:style>
+                      <wps:txbx>
+                        <w:txbxContent>
+                          <w:p>
+                            <w:pPr>
+                              <w:jc w:val="center"/>
+                            </w:pPr>
+                            <w:r>
+                              <w:t xml:space="preserve"> </w:t>
+                            </w:r>
+                          </w:p>
+                        </w:txbxContent>
+                      </wps:txbx>
+                      <wps:bodyPr rot="0" spcFirstLastPara="0" vertOverflow="overflow" horzOverflow="overflow" vert="horz" wrap="square" lIns="91440" tIns="45720" rIns="91440" bIns="45720" numCol="1" spcCol="0" rtlCol="0" fromWordArt="0" anchor="ctr" anchorCtr="0" forceAA="0" compatLnSpc="1">
+                        <a:prstTxWarp prst="textNoShape">
+                          <a:avLst/>
+                        </a:prstTxWarp>
+                        <a:noAutofit/>
+                      </wps:bodyPr>
+                    </wps:wsp>
+                  </a:graphicData>
+                </a:graphic>
+                <wp14:sizeRelH relativeFrom="margin">
+                  <wp14:pctWidth>0</wp14:pctWidth>
+                </wp14:sizeRelH>
+                <wp14:sizeRelV relativeFrom="margin">
+                  <wp14:pctHeight>0</wp14:pctHeight>
+                </wp14:sizeRelV>
+              </wp:anchor>
+            </w:drawing>
+          </mc:Choice>
+          <mc:Fallback>
+            <w:pict>
+              <v:rect w14:anchorId="7D625F33" id="Rectangle 86" o:spid="_x0000_s1061" style="position:absolute;margin-left:391.7pt;margin-top:201.6pt;width:78.15pt;height:30.95pt;z-index:251762688;visibility:visible;mso-wrap-style:square;mso-width-percent:0;mso-height-percent:0;mso-wrap-distance-left:9pt;mso-wrap-distance-top:0;mso-wrap-distance-right:9pt;mso-wrap-distance-bottom:0;mso-position-horizontal:absolute;mso-position-horizontal-relative:text;mso-position-vertical:absolute;mso-position-vertical-relative:text;mso-width-percent:0;mso-height-percent:0;mso-width-relative:margin;mso-height-relative:margin;v-text-anchor:middle" o:gfxdata="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" fillcolor="white [3212]" strokecolor="#030e13 [484]" strokeweight="1pt">
+                <v:shadow on="t" type="perspective" color="black" opacity="26869f" origin="-.5,-.5" offset="0,0" matrix="64881f,,,64881f"/>
+                <v:textbox>
+                  <w:txbxContent>
+                    <w:p>
+                      <w:pPr>
+                        <w:jc w:val="center"/>
+                      </w:pPr>
+                      <w:r>
+                        <w:t xml:space="preserve"> </w:t>
+                      </w:r>
+                    </w:p>
+                  </w:txbxContent>
+                </v:textbox>
+              </v:rect>
+            </w:pict>
+          </mc:Fallback>
+        </mc:AlternateContent>
+      </w:r>
+      <w:r>
+        <w:rPr>
+          <w:noProof/>
+          <w:sz w:val="26"/>
+          <w:szCs w:val="26"/>
+        </w:rPr>
+        <mc:AlternateContent>
+          <mc:Choice Requires="wps">
+            <w:drawing>
+              <wp:anchor distT="0" distB="0" distL="114300" distR="114300" simplePos="0" relativeHeight="251765760" behindDoc="0" locked="0" layoutInCell="1" allowOverlap="1" wp14:anchorId="2912DC2B" wp14:editId="1966A9CB">
+                <wp:simplePos x="0" y="0"/>
+                <wp:positionH relativeFrom="column">
+                  <wp:posOffset>5064760</wp:posOffset>
+                </wp:positionH>
+                <wp:positionV relativeFrom="paragraph">
+                  <wp:posOffset>2528570</wp:posOffset>
+                </wp:positionV>
+                <wp:extent cx="711835" cy="238125"/>
+                <wp:effectExtent l="0" t="0" r="0" b="0"/>
+                <wp:wrapNone/>
+                <wp:docPr id="89" name="Text Box 89"/>
+                <wp:cNvGraphicFramePr/>
+                <a:graphic xmlns:a="http://schemas.openxmlformats.org/drawingml/2006/main">
+                  <a:graphicData uri="http://schemas.microsoft.com/office/word/2010/wordprocessingShape">
+                    <wps:wsp>
+                      <wps:cNvSpPr txBox="1"/>
+                      <wps:spPr>
+                        <a:xfrm>
+                          <a:off x="0" y="0"/>
+                          <a:ext cx="711835" cy="238125"/>
+                        </a:xfrm>
+                        <a:prstGeom prst="rect">
+                          <a:avLst/>
+                        </a:prstGeom>
+                        <a:noFill/>
+                        <a:ln w="6350">
+                          <a:noFill/>
+                        </a:ln>
+                      </wps:spPr>
+                      <wps:txbx>
+                        <w:txbxContent>
+                          <w:p>
+                            <w:pPr>
+                              <w:rPr>
+                                <w:sz w:val="16"/>
+                                <w:szCs w:val="16"/>
+                              </w:rPr>
+                            </w:pPr>
+                            <w:r>
+                              <w:rPr>
+                                <w:sz w:val="16"/>
+                                <w:szCs w:val="16"/>
+                              </w:rPr>
+                              <w:t>PostgreSQL</w:t>
+                            </w:r>
+                          </w:p>
+                        </w:txbxContent>
+                      </wps:txbx>
+                      <wps:bodyPr rot="0" spcFirstLastPara="0" vertOverflow="overflow" horzOverflow="overflow" vert="horz" wrap="square" lIns="91440" tIns="45720" rIns="91440" bIns="45720" numCol="1" spcCol="0" rtlCol="0" fromWordArt="0" anchor="t" anchorCtr="0" forceAA="0" compatLnSpc="1">
+                        <a:prstTxWarp prst="textNoShape">
+                          <a:avLst/>
+                        </a:prstTxWarp>
+                        <a:noAutofit/>
+                      </wps:bodyPr>
+                    </wps:wsp>
+                  </a:graphicData>
+                </a:graphic>
+                <wp14:sizeRelH relativeFrom="margin">
+                  <wp14:pctWidth>0</wp14:pctWidth>
+                </wp14:sizeRelH>
+                <wp14:sizeRelV relativeFrom="margin">
+                  <wp14:pctHeight>0</wp14:pctHeight>
+                </wp14:sizeRelV>
+              </wp:anchor>
+            </w:drawing>
+          </mc:Choice>
+          <mc:Fallback>
+            <w:pict>
+              <v:shape w14:anchorId="2912DC2B" id="Text Box 89" o:spid="_x0000_s1062" type="#_x0000_t202" style="position:absolute;margin-left:398.8pt;margin-top:199.1pt;width:56.05pt;height:18.75pt;z-index:251765760;visibility:visible;mso-wrap-style:square;mso-width-percent:0;mso-height-percent:0;mso-wrap-distance-left:9pt;mso-wrap-distance-top:0;mso-wrap-distance-right:9pt;mso-wrap-distance-bottom:0;mso-position-horizontal:absolute;mso-position-horizontal-relative:text;mso-position-vertical:absolute;mso-position-vertical-relative:text;mso-width-percent:0;mso-height-percent:0;mso-width-relative:margin;mso-height-relative:margin;v-text-anchor:top" o:gfxdata="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" filled="f" stroked="f" strokeweight=".5pt">
+                <v:textbox>
+                  <w:txbxContent>
+                    <w:p>
+                      <w:pPr>
+                        <w:rPr>
+                          <w:sz w:val="16"/>
+                          <w:szCs w:val="16"/>
+                        </w:rPr>
+                      </w:pPr>
+                      <w:r>
+                        <w:rPr>
+                          <w:sz w:val="16"/>
+                          <w:szCs w:val="16"/>
+                        </w:rPr>
+                        <w:t>PostgreSQL</w:t>
+                      </w:r>
+                    </w:p>
+                  </w:txbxContent>
+                </v:textbox>
+              </v:shape>
+            </w:pict>
+          </mc:Fallback>
+        </mc:AlternateContent>
+      </w:r>
+      <w:r>
+        <w:rPr>
+          <w:noProof/>
+          <w:sz w:val="28"/>
+          <w:szCs w:val="28"/>
+        </w:rPr>
+        <mc:AlternateContent>
+          <mc:Choice Requires="wps">
+            <w:drawing>
+              <wp:anchor distT="0" distB="0" distL="114300" distR="114300" simplePos="0" relativeHeight="251759616" behindDoc="0" locked="0" layoutInCell="1" allowOverlap="1" wp14:anchorId="7A5486B8" wp14:editId="24C0F43E">
+                <wp:simplePos x="0" y="0"/>
+                <wp:positionH relativeFrom="column">
+                  <wp:posOffset>2224405</wp:posOffset>
+                </wp:positionH>
+                <wp:positionV relativeFrom="paragraph">
+                  <wp:posOffset>2756535</wp:posOffset>
+                </wp:positionV>
+                <wp:extent cx="205105" cy="100330"/>
+                <wp:effectExtent l="0" t="0" r="23495" b="13970"/>
+                <wp:wrapNone/>
+                <wp:docPr id="81" name="Rectangle 81"/>
+                <wp:cNvGraphicFramePr/>
+                <a:graphic xmlns:a="http://schemas.openxmlformats.org/drawingml/2006/main">
+                  <a:graphicData uri="http://schemas.microsoft.com/office/word/2010/wordprocessingShape">
+                    <wps:wsp>
+                      <wps:cNvSpPr/>
+                      <wps:spPr>
+                        <a:xfrm>
+                          <a:off x="0" y="0"/>
+                          <a:ext cx="205105" cy="100330"/>
+                        </a:xfrm>
+                        <a:prstGeom prst="rect">
+                          <a:avLst/>
+                        </a:prstGeom>
+                        <a:solidFill>
+                          <a:schemeClr val="bg1"/>
+                        </a:solidFill>
+                      </wps:spPr>
+                      <wps:style>
+                        <a:lnRef idx="2">
+                          <a:schemeClr val="accent1">
+                            <a:shade val="15000"/>
+                          </a:schemeClr>
+                        </a:lnRef>
+                        <a:fillRef idx="1">
+                          <a:schemeClr val="accent1"/>
+                        </a:fillRef>
+                        <a:effectRef idx="0">
+                          <a:schemeClr val="accent1"/>
+                        </a:effectRef>
+                        <a:fontRef idx="minor">
+                          <a:schemeClr val="lt1"/>
+                        </a:fontRef>
+                      </wps:style>
+                      <wps:bodyPr rot="0" spcFirstLastPara="0" vertOverflow="overflow" horzOverflow="overflow" vert="horz" wrap="square" lIns="91440" tIns="45720" rIns="91440" bIns="45720" numCol="1" spcCol="0" rtlCol="0" fromWordArt="0" anchor="ctr" anchorCtr="0" forceAA="0" compatLnSpc="1">
+                        <a:prstTxWarp prst="textNoShape">
+                          <a:avLst/>
+                        </a:prstTxWarp>
+                        <a:noAutofit/>
+                      </wps:bodyPr>
+                    </wps:wsp>
+                  </a:graphicData>
+                </a:graphic>
+                <wp14:sizeRelH relativeFrom="margin">
+                  <wp14:pctWidth>0</wp14:pctWidth>
+                </wp14:sizeRelH>
+                <wp14:sizeRelV relativeFrom="margin">
+                  <wp14:pctHeight>0</wp14:pctHeight>
+                </wp14:sizeRelV>
+              </wp:anchor>
+            </w:drawing>
+          </mc:Choice>
+          <mc:Fallback>
+            <w:pict>
+              <v:rect w14:anchorId="69498B11" id="Rectangle 81" o:spid="_x0000_s1026" style="position:absolute;margin-left:175.15pt;margin-top:217.05pt;width:16.15pt;height:7.9pt;z-index:251759616;visibility:visible;mso-wrap-style:square;mso-width-percent:0;mso-height-percent:0;mso-wrap-distance-left:9pt;mso-wrap-distance-top:0;mso-wrap-distance-right:9pt;mso-wrap-distance-bottom:0;mso-position-horizontal:absolute;mso-position-horizontal-relative:text;mso-position-vertical:absolute;mso-position-vertical-relative:text;mso-width-percent:0;mso-height-percent:0;mso-width-relative:margin;mso-height-relative:margin;v-text-anchor:middle" o:gfxdata="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" fillcolor="white [3212]" strokecolor="#030e13 [484]" strokeweight="1pt"/>
+            </w:pict>
+          </mc:Fallback>
+        </mc:AlternateContent>
+      </w:r>
+      <w:r>
+        <w:rPr>
+          <w:noProof/>
+          <w:sz w:val="28"/>
+          <w:szCs w:val="28"/>
+        </w:rPr>
+        <mc:AlternateContent>
+          <mc:Choice Requires="wps">
+            <w:drawing>
+              <wp:anchor distT="0" distB="0" distL="114300" distR="114300" simplePos="0" relativeHeight="251758592" behindDoc="0" locked="0" layoutInCell="1" allowOverlap="1" wp14:anchorId="48B0E8AC" wp14:editId="4BB2C874">
+                <wp:simplePos x="0" y="0"/>
+                <wp:positionH relativeFrom="column">
+                  <wp:posOffset>2222500</wp:posOffset>
+                </wp:positionH>
+                <wp:positionV relativeFrom="paragraph">
+                  <wp:posOffset>2556510</wp:posOffset>
+                </wp:positionV>
+                <wp:extent cx="205105" cy="100330"/>
+                <wp:effectExtent l="0" t="0" r="23495" b="13970"/>
+                <wp:wrapNone/>
+                <wp:docPr id="80" name="Rectangle 80"/>
+                <wp:cNvGraphicFramePr/>
+                <a:graphic xmlns:a="http://schemas.openxmlformats.org/drawingml/2006/main">
+                  <a:graphicData uri="http://schemas.microsoft.com/office/word/2010/wordprocessingShape">
+                    <wps:wsp>
+                      <wps:cNvSpPr/>
+                      <wps:spPr>
+                        <a:xfrm>
+                          <a:off x="0" y="0"/>
+                          <a:ext cx="205105" cy="100330"/>
+                        </a:xfrm>
+                        <a:prstGeom prst="rect">
+                          <a:avLst/>
+                        </a:prstGeom>
+                        <a:solidFill>
+                          <a:schemeClr val="bg1"/>
+                        </a:solidFill>
+                      </wps:spPr>
+                      <wps:style>
+                        <a:lnRef idx="2">
+                          <a:schemeClr val="accent1">
+                            <a:shade val="15000"/>
+                          </a:schemeClr>
+                        </a:lnRef>
+                        <a:fillRef idx="1">
+                          <a:schemeClr val="accent1"/>
+                        </a:fillRef>
+                        <a:effectRef idx="0">
+                          <a:schemeClr val="accent1"/>
+                        </a:effectRef>
+                        <a:fontRef idx="minor">
+                          <a:schemeClr val="lt1"/>
+                        </a:fontRef>
+                      </wps:style>
+                      <wps:bodyPr rot="0" spcFirstLastPara="0" vertOverflow="overflow" horzOverflow="overflow" vert="horz" wrap="square" lIns="91440" tIns="45720" rIns="91440" bIns="45720" numCol="1" spcCol="0" rtlCol="0" fromWordArt="0" anchor="ctr" anchorCtr="0" forceAA="0" compatLnSpc="1">
+                        <a:prstTxWarp prst="textNoShape">
+                          <a:avLst/>
+                        </a:prstTxWarp>
+                        <a:noAutofit/>
+                      </wps:bodyPr>
+                    </wps:wsp>
+                  </a:graphicData>
+                </a:graphic>
+                <wp14:sizeRelH relativeFrom="margin">
+                  <wp14:pctWidth>0</wp14:pctWidth>
+                </wp14:sizeRelH>
+                <wp14:sizeRelV relativeFrom="margin">
+                  <wp14:pctHeight>0</wp14:pctHeight>
+                </wp14:sizeRelV>
+              </wp:anchor>
+            </w:drawing>
+          </mc:Choice>
+          <mc:Fallback>
+            <w:pict>
+              <v:rect w14:anchorId="18F001BB" id="Rectangle 80" o:spid="_x0000_s1026" style="position:absolute;margin-left:175pt;margin-top:201.3pt;width:16.15pt;height:7.9pt;z-index:251758592;visibility:visible;mso-wrap-style:square;mso-width-percent:0;mso-height-percent:0;mso-wrap-distance-left:9pt;mso-wrap-distance-top:0;mso-wrap-distance-right:9pt;mso-wrap-distance-bottom:0;mso-position-horizontal:absolute;mso-position-horizontal-relative:text;mso-position-vertical:absolute;mso-position-vertical-relative:text;mso-width-percent:0;mso-height-percent:0;mso-width-relative:margin;mso-height-relative:margin;v-text-anchor:middle" o:gfxdata="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" fillcolor="white [3212]" strokecolor="#030e13 [484]" strokeweight="1pt"/>
+            </w:pict>
+          </mc:Fallback>
+        </mc:AlternateContent>
+      </w:r>
+      <w:r>
+        <w:rPr>
+          <w:noProof/>
+          <w:sz w:val="28"/>
+          <w:szCs w:val="28"/>
+        </w:rPr>
+        <mc:AlternateContent>
+          <mc:Choice Requires="wps">
+            <w:drawing>
+              <wp:anchor distT="0" distB="0" distL="114300" distR="114300" simplePos="0" relativeHeight="251757568" behindDoc="0" locked="0" layoutInCell="1" allowOverlap="1" wp14:anchorId="631B5D18" wp14:editId="3430B594">
+                <wp:simplePos x="0" y="0"/>
+                <wp:positionH relativeFrom="column">
+                  <wp:posOffset>2352040</wp:posOffset>
+                </wp:positionH>
+                <wp:positionV relativeFrom="paragraph">
+                  <wp:posOffset>2502535</wp:posOffset>
+                </wp:positionV>
+                <wp:extent cx="902335" cy="393065"/>
+                <wp:effectExtent l="57150" t="57150" r="69215" b="83185"/>
+                <wp:wrapNone/>
+                <wp:docPr id="79" name="Rectangle 79"/>
+                <wp:cNvGraphicFramePr/>
+                <a:graphic xmlns:a="http://schemas.openxmlformats.org/drawingml/2006/main">
+                  <a:graphicData uri="http://schemas.microsoft.com/office/word/2010/wordprocessingShape">
+                    <wps:wsp>
+                      <wps:cNvSpPr/>
+                      <wps:spPr>
+                        <a:xfrm>
+                          <a:off x="0" y="0"/>
+                          <a:ext cx="902335" cy="393065"/>
+                        </a:xfrm>
+                        <a:prstGeom prst="rect">
+                          <a:avLst/>
+                        </a:prstGeom>
+                        <a:solidFill>
+                          <a:schemeClr val="bg1"/>
+                        </a:solidFill>
+                        <a:effectLst>
+                          <a:outerShdw blurRad="50800" dir="4980000" sx="99000" sy="99000" algn="tl" rotWithShape="0">
+                            <a:prstClr val="black">
+                              <a:alpha val="41000"/>
+                            </a:prstClr>
+                          </a:outerShdw>
+                        </a:effectLst>
+                      </wps:spPr>
+                      <wps:style>
+                        <a:lnRef idx="2">
+                          <a:schemeClr val="accent1">
+                            <a:shade val="15000"/>
+                          </a:schemeClr>
+                        </a:lnRef>
+                        <a:fillRef idx="1">
+                          <a:schemeClr val="accent1"/>
+                        </a:fillRef>
+                        <a:effectRef idx="0">
+                          <a:schemeClr val="accent1"/>
+                        </a:effectRef>
+                        <a:fontRef idx="minor">
+                          <a:schemeClr val="lt1"/>
+                        </a:fontRef>
+                      </wps:style>
+                      <wps:txbx>
+                        <w:txbxContent>
+                          <w:p>
+                            <w:pPr>
+                              <w:jc w:val="center"/>
+                            </w:pPr>
+                            <w:r>
+                              <w:t xml:space="preserve"> </w:t>
+                            </w:r>
+                          </w:p>
+                        </w:txbxContent>
+                      </wps:txbx>
+                      <wps:bodyPr rot="0" spcFirstLastPara="0" vertOverflow="overflow" horzOverflow="overflow" vert="horz" wrap="square" lIns="91440" tIns="45720" rIns="91440" bIns="45720" numCol="1" spcCol="0" rtlCol="0" fromWordArt="0" anchor="ctr" anchorCtr="0" forceAA="0" compatLnSpc="1">
+                        <a:prstTxWarp prst="textNoShape">
+                          <a:avLst/>
+                        </a:prstTxWarp>
+                        <a:noAutofit/>
+                      </wps:bodyPr>
+                    </wps:wsp>
+                  </a:graphicData>
+                </a:graphic>
+                <wp14:sizeRelH relativeFrom="margin">
+                  <wp14:pctWidth>0</wp14:pctWidth>
+                </wp14:sizeRelH>
+                <wp14:sizeRelV relativeFrom="margin">
+                  <wp14:pctHeight>0</wp14:pctHeight>
+                </wp14:sizeRelV>
+              </wp:anchor>
+            </w:drawing>
+          </mc:Choice>
+          <mc:Fallback>
+            <w:pict>
+              <v:rect w14:anchorId="631B5D18" id="Rectangle 79" o:spid="_x0000_s1063" style="position:absolute;margin-left:185.2pt;margin-top:197.05pt;width:71.05pt;height:30.95pt;z-index:251757568;visibility:visible;mso-wrap-style:square;mso-width-percent:0;mso-height-percent:0;mso-wrap-distance-left:9pt;mso-wrap-distance-top:0;mso-wrap-distance-right:9pt;mso-wrap-distance-bottom:0;mso-position-horizontal:absolute;mso-position-horizontal-relative:text;mso-position-vertical:absolute;mso-position-vertical-relative:text;mso-width-percent:0;mso-height-percent:0;mso-width-relative:margin;mso-height-relative:margin;v-text-anchor:middle" o:gfxdata="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" fillcolor="white [3212]" strokecolor="#030e13 [484]" strokeweight="1pt">
+                <v:shadow on="t" type="perspective" color="black" opacity="26869f" origin="-.5,-.5" offset="0,0" matrix="64881f,,,64881f"/>
+                <v:textbox>
+                  <w:txbxContent>
+                    <w:p>
+                      <w:pPr>
+                        <w:jc w:val="center"/>
+                      </w:pPr>
+                      <w:r>
+                        <w:t xml:space="preserve"> </w:t>
+                      </w:r>
+                    </w:p>
+                  </w:txbxContent>
+                </v:textbox>
+              </v:rect>
+            </w:pict>
+          </mc:Fallback>
+        </mc:AlternateContent>
+      </w:r>
+      <w:r>
+        <w:rPr>
+          <w:noProof/>
+          <w:sz w:val="26"/>
+          <w:szCs w:val="26"/>
+        </w:rPr>
+        <mc:AlternateContent>
+          <mc:Choice Requires="wps">
+            <w:drawing>
+              <wp:anchor distT="0" distB="0" distL="114300" distR="114300" simplePos="0" relativeHeight="251755520" behindDoc="0" locked="0" layoutInCell="1" allowOverlap="1" wp14:anchorId="709E5880" wp14:editId="7B7E37D4">
+                <wp:simplePos x="0" y="0"/>
+                <wp:positionH relativeFrom="column">
+                  <wp:posOffset>2108835</wp:posOffset>
+                </wp:positionH>
+                <wp:positionV relativeFrom="paragraph">
+                  <wp:posOffset>1777365</wp:posOffset>
+                </wp:positionV>
+                <wp:extent cx="1358900" cy="278130"/>
+                <wp:effectExtent l="0" t="0" r="0" b="7620"/>
+                <wp:wrapNone/>
+                <wp:docPr id="78" name="Text Box 78"/>
+                <wp:cNvGraphicFramePr/>
+                <a:graphic xmlns:a="http://schemas.openxmlformats.org/drawingml/2006/main">
+                  <a:graphicData uri="http://schemas.microsoft.com/office/word/2010/wordprocessingShape">
+                    <wps:wsp>
+                      <wps:cNvSpPr txBox="1"/>
+                      <wps:spPr>
+                        <a:xfrm>
+                          <a:off x="0" y="0"/>
+                          <a:ext cx="1358900" cy="278130"/>
+                        </a:xfrm>
+                        <a:prstGeom prst="rect">
+                          <a:avLst/>
+                        </a:prstGeom>
+                        <a:noFill/>
+                        <a:ln w="6350">
+                          <a:noFill/>
+                        </a:ln>
+                      </wps:spPr>
+                      <wps:txbx>
+                        <w:txbxContent>
+                          <w:p>
+                            <w:pPr>
+                              <w:rPr>
+                                <w:sz w:val="20"/>
+                                <w:szCs w:val="20"/>
+                              </w:rPr>
+                            </w:pPr>
+                            <w:r>
+                              <w:rPr>
+                                <w:sz w:val="20"/>
+                                <w:szCs w:val="20"/>
+                              </w:rPr>
+                              <w:t>Serveur d’application</w:t>
+                            </w:r>
+                          </w:p>
+                        </w:txbxContent>
+                      </wps:txbx>
+                      <wps:bodyPr rot="0" spcFirstLastPara="0" vertOverflow="overflow" horzOverflow="overflow" vert="horz" wrap="square" lIns="91440" tIns="45720" rIns="91440" bIns="45720" numCol="1" spcCol="0" rtlCol="0" fromWordArt="0" anchor="t" anchorCtr="0" forceAA="0" compatLnSpc="1">
+                        <a:prstTxWarp prst="textNoShape">
+                          <a:avLst/>
+                        </a:prstTxWarp>
+                        <a:noAutofit/>
+                      </wps:bodyPr>
+                    </wps:wsp>
+                  </a:graphicData>
+                </a:graphic>
+                <wp14:sizeRelH relativeFrom="margin">
+                  <wp14:pctWidth>0</wp14:pctWidth>
+                </wp14:sizeRelH>
+                <wp14:sizeRelV relativeFrom="margin">
+                  <wp14:pctHeight>0</wp14:pctHeight>
+                </wp14:sizeRelV>
+              </wp:anchor>
+            </w:drawing>
+          </mc:Choice>
+          <mc:Fallback>
+            <w:pict>
+              <v:shape w14:anchorId="709E5880" id="Text Box 78" o:spid="_x0000_s1064" type="#_x0000_t202" style="position:absolute;margin-left:166.05pt;margin-top:139.95pt;width:107pt;height:21.9pt;z-index:251755520;visibility:visible;mso-wrap-style:square;mso-width-percent:0;mso-height-percent:0;mso-wrap-distance-left:9pt;mso-wrap-distance-top:0;mso-wrap-distance-right:9pt;mso-wrap-distance-bottom:0;mso-position-horizontal:absolute;mso-position-horizontal-relative:text;mso-position-vertical:absolute;mso-position-vertical-relative:text;mso-width-percent:0;mso-height-percent:0;mso-width-relative:margin;mso-height-relative:margin;v-text-anchor:top" o:gfxdata="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" filled="f" stroked="f" strokeweight=".5pt">
+                <v:textbox>
+                  <w:txbxContent>
+                    <w:p>
+                      <w:pPr>
+                        <w:rPr>
+                          <w:sz w:val="20"/>
+                          <w:szCs w:val="20"/>
+                        </w:rPr>
+                      </w:pPr>
+                      <w:r>
+                        <w:rPr>
+                          <w:sz w:val="20"/>
+                          <w:szCs w:val="20"/>
+                        </w:rPr>
+                        <w:t>Serveur d’application</w:t>
+                      </w:r>
+                    </w:p>
+                  </w:txbxContent>
+                </v:textbox>
+              </v:shape>
+            </w:pict>
+          </mc:Fallback>
+        </mc:AlternateContent>
+      </w:r>
+      <w:r>
+        <w:rPr>
+          <w:noProof/>
+          <w:sz w:val="26"/>
+          <w:szCs w:val="26"/>
+        </w:rPr>
+        <mc:AlternateContent>
+          <mc:Choice Requires="wps">
+            <w:drawing>
+              <wp:anchor distT="0" distB="0" distL="114300" distR="114300" simplePos="0" relativeHeight="251751424" behindDoc="0" locked="0" layoutInCell="1" allowOverlap="1" wp14:anchorId="27DC2AD7" wp14:editId="35A1C7BA">
+                <wp:simplePos x="0" y="0"/>
+                <wp:positionH relativeFrom="column">
+                  <wp:posOffset>-41910</wp:posOffset>
+                </wp:positionH>
+                <wp:positionV relativeFrom="paragraph">
+                  <wp:posOffset>2867660</wp:posOffset>
+                </wp:positionV>
+                <wp:extent cx="930275" cy="429260"/>
+                <wp:effectExtent l="0" t="0" r="0" b="0"/>
+                <wp:wrapNone/>
+                <wp:docPr id="76" name="Text Box 76"/>
+                <wp:cNvGraphicFramePr/>
+                <a:graphic xmlns:a="http://schemas.openxmlformats.org/drawingml/2006/main">
+                  <a:graphicData uri="http://schemas.microsoft.com/office/word/2010/wordprocessingShape">
+                    <wps:wsp>
+                      <wps:cNvSpPr txBox="1"/>
+                      <wps:spPr>
+                        <a:xfrm>
+                          <a:off x="0" y="0"/>
+                          <a:ext cx="930275" cy="429260"/>
+                        </a:xfrm>
+                        <a:prstGeom prst="rect">
+                          <a:avLst/>
+                        </a:prstGeom>
+                        <a:noFill/>
+                        <a:ln w="6350">
+                          <a:noFill/>
+                        </a:ln>
+                      </wps:spPr>
+                      <wps:txbx>
+                        <w:txbxContent>
+                          <w:p>
+                            <w:pPr>
+                              <w:rPr>
+                                <w:sz w:val="20"/>
+                                <w:szCs w:val="20"/>
+                              </w:rPr>
+                            </w:pPr>
+                            <w:r>
+                              <w:rPr>
+                                <w:sz w:val="20"/>
+                                <w:szCs w:val="20"/>
+                              </w:rPr>
+                              <w:t>Appareil d’un spectateur</w:t>
+                            </w:r>
+                          </w:p>
+                        </w:txbxContent>
+                      </wps:txbx>
+                      <wps:bodyPr rot="0" spcFirstLastPara="0" vertOverflow="overflow" horzOverflow="overflow" vert="horz" wrap="square" lIns="91440" tIns="45720" rIns="91440" bIns="45720" numCol="1" spcCol="0" rtlCol="0" fromWordArt="0" anchor="t" anchorCtr="0" forceAA="0" compatLnSpc="1">
+                        <a:prstTxWarp prst="textNoShape">
+                          <a:avLst/>
+                        </a:prstTxWarp>
+                        <a:noAutofit/>
+                      </wps:bodyPr>
+                    </wps:wsp>
+                  </a:graphicData>
+                </a:graphic>
+                <wp14:sizeRelH relativeFrom="margin">
+                  <wp14:pctWidth>0</wp14:pctWidth>
+                </wp14:sizeRelH>
+                <wp14:sizeRelV relativeFrom="margin">
+                  <wp14:pctHeight>0</wp14:pctHeight>
+                </wp14:sizeRelV>
+              </wp:anchor>
+            </w:drawing>
+          </mc:Choice>
+          <mc:Fallback>
+            <w:pict>
+              <v:shape w14:anchorId="27DC2AD7" id="Text Box 76" o:spid="_x0000_s1065" type="#_x0000_t202" style="position:absolute;margin-left:-3.3pt;margin-top:225.8pt;width:73.25pt;height:33.8pt;z-index:251751424;visibility:visible;mso-wrap-style:square;mso-width-percent:0;mso-height-percent:0;mso-wrap-distance-left:9pt;mso-wrap-distance-top:0;mso-wrap-distance-right:9pt;mso-wrap-distance-bottom:0;mso-position-horizontal:absolute;mso-position-horizontal-relative:text;mso-position-vertical:absolute;mso-position-vertical-relative:text;mso-width-percent:0;mso-height-percent:0;mso-width-relative:margin;mso-height-relative:margin;v-text-anchor:top" o:gfxdata="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" filled="f" stroked="f" strokeweight=".5pt">
+                <v:textbox>
+                  <w:txbxContent>
+                    <w:p>
+                      <w:pPr>
+                        <w:rPr>
+                          <w:sz w:val="20"/>
+                          <w:szCs w:val="20"/>
+                        </w:rPr>
+                      </w:pPr>
+                      <w:r>
+                        <w:rPr>
+                          <w:sz w:val="20"/>
+                          <w:szCs w:val="20"/>
+                        </w:rPr>
+                        <w:t>Appareil d’un spectateur</w:t>
+                      </w:r>
+                    </w:p>
+                  </w:txbxContent>
+                </v:textbox>
+              </v:shape>
+            </w:pict>
+          </mc:Fallback>
+        </mc:AlternateContent>
+      </w:r>
+      <w:r>
+        <w:rPr>
+          <w:noProof/>
+          <w:sz w:val="28"/>
+          <w:szCs w:val="28"/>
+        </w:rPr>
+        <mc:AlternateContent>
+          <mc:Choice Requires="wps">
+            <w:drawing>
+              <wp:anchor distT="0" distB="0" distL="114300" distR="114300" simplePos="0" relativeHeight="251746304" behindDoc="0" locked="0" layoutInCell="1" allowOverlap="1" wp14:anchorId="7E930FCA" wp14:editId="7C682E0E">
+                <wp:simplePos x="0" y="0"/>
+                <wp:positionH relativeFrom="column">
+                  <wp:posOffset>-136525</wp:posOffset>
+                </wp:positionH>
+                <wp:positionV relativeFrom="paragraph">
+                  <wp:posOffset>3662045</wp:posOffset>
+                </wp:positionV>
+                <wp:extent cx="205105" cy="100330"/>
+                <wp:effectExtent l="0" t="0" r="23495" b="13970"/>
+                <wp:wrapNone/>
+                <wp:docPr id="73" name="Rectangle 73"/>
+                <wp:cNvGraphicFramePr/>
+                <a:graphic xmlns:a="http://schemas.openxmlformats.org/drawingml/2006/main">
+                  <a:graphicData uri="http://schemas.microsoft.com/office/word/2010/wordprocessingShape">
+                    <wps:wsp>
+                      <wps:cNvSpPr/>
+                      <wps:spPr>
+                        <a:xfrm>
+                          <a:off x="0" y="0"/>
+                          <a:ext cx="205105" cy="100330"/>
+                        </a:xfrm>
+                        <a:prstGeom prst="rect">
+                          <a:avLst/>
+                        </a:prstGeom>
+                        <a:solidFill>
+                          <a:schemeClr val="bg1"/>
+                        </a:solidFill>
+                      </wps:spPr>
+                      <wps:style>
+                        <a:lnRef idx="2">
+                          <a:schemeClr val="accent1">
+                            <a:shade val="15000"/>
+                          </a:schemeClr>
+                        </a:lnRef>
+                        <a:fillRef idx="1">
+                          <a:schemeClr val="accent1"/>
+                        </a:fillRef>
+                        <a:effectRef idx="0">
+                          <a:schemeClr val="accent1"/>
+                        </a:effectRef>
+                        <a:fontRef idx="minor">
+                          <a:schemeClr val="lt1"/>
+                        </a:fontRef>
+                      </wps:style>
+                      <wps:bodyPr rot="0" spcFirstLastPara="0" vertOverflow="overflow" horzOverflow="overflow" vert="horz" wrap="square" lIns="91440" tIns="45720" rIns="91440" bIns="45720" numCol="1" spcCol="0" rtlCol="0" fromWordArt="0" anchor="ctr" anchorCtr="0" forceAA="0" compatLnSpc="1">
+                        <a:prstTxWarp prst="textNoShape">
+                          <a:avLst/>
+                        </a:prstTxWarp>
+                        <a:noAutofit/>
+                      </wps:bodyPr>
+                    </wps:wsp>
+                  </a:graphicData>
+                </a:graphic>
+                <wp14:sizeRelH relativeFrom="margin">
+                  <wp14:pctWidth>0</wp14:pctWidth>
+                </wp14:sizeRelH>
+                <wp14:sizeRelV relativeFrom="margin">
+                  <wp14:pctHeight>0</wp14:pctHeight>
+                </wp14:sizeRelV>
+              </wp:anchor>
+            </w:drawing>
+          </mc:Choice>
+          <mc:Fallback>
+            <w:pict>
+              <v:rect w14:anchorId="31B7C744" id="Rectangle 73" o:spid="_x0000_s1026" style="position:absolute;margin-left:-10.75pt;margin-top:288.35pt;width:16.15pt;height:7.9pt;z-index:251746304;visibility:visible;mso-wrap-style:square;mso-width-percent:0;mso-height-percent:0;mso-wrap-distance-left:9pt;mso-wrap-distance-top:0;mso-wrap-distance-right:9pt;mso-wrap-distance-bottom:0;mso-position-horizontal:absolute;mso-position-horizontal-relative:text;mso-position-vertical:absolute;mso-position-vertical-relative:text;mso-width-percent:0;mso-height-percent:0;mso-width-relative:margin;mso-height-relative:margin;v-text-anchor:middle" o:gfxdata="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" fillcolor="white [3212]" strokecolor="#030e13 [484]" strokeweight="1pt"/>
+            </w:pict>
+          </mc:Fallback>
+        </mc:AlternateContent>
+      </w:r>
+      <w:r>
+        <w:rPr>
+          <w:noProof/>
+          <w:sz w:val="28"/>
+          <w:szCs w:val="28"/>
+        </w:rPr>
+        <mc:AlternateContent>
+          <mc:Choice Requires="wps">
+            <w:drawing>
+              <wp:anchor distT="0" distB="0" distL="114300" distR="114300" simplePos="0" relativeHeight="251745280" behindDoc="0" locked="0" layoutInCell="1" allowOverlap="1" wp14:anchorId="0D0C0ACC" wp14:editId="1BFE0DE8">
+                <wp:simplePos x="0" y="0"/>
+                <wp:positionH relativeFrom="column">
+                  <wp:posOffset>-139065</wp:posOffset>
+                </wp:positionH>
+                <wp:positionV relativeFrom="paragraph">
+                  <wp:posOffset>3462020</wp:posOffset>
+                </wp:positionV>
+                <wp:extent cx="205105" cy="100330"/>
+                <wp:effectExtent l="0" t="0" r="23495" b="13970"/>
+                <wp:wrapNone/>
+                <wp:docPr id="72" name="Rectangle 72"/>
+                <wp:cNvGraphicFramePr/>
+                <a:graphic xmlns:a="http://schemas.openxmlformats.org/drawingml/2006/main">
+                  <a:graphicData uri="http://schemas.microsoft.com/office/word/2010/wordprocessingShape">
+                    <wps:wsp>
+                      <wps:cNvSpPr/>
+                      <wps:spPr>
+                        <a:xfrm>
+                          <a:off x="0" y="0"/>
+                          <a:ext cx="205105" cy="100330"/>
+                        </a:xfrm>
+                        <a:prstGeom prst="rect">
+                          <a:avLst/>
+                        </a:prstGeom>
+                        <a:solidFill>
+                          <a:schemeClr val="bg1"/>
+                        </a:solidFill>
+                      </wps:spPr>
+                      <wps:style>
+                        <a:lnRef idx="2">
+                          <a:schemeClr val="accent1">
+                            <a:shade val="15000"/>
+                          </a:schemeClr>
+                        </a:lnRef>
+                        <a:fillRef idx="1">
+                          <a:schemeClr val="accent1"/>
+                        </a:fillRef>
+                        <a:effectRef idx="0">
+                          <a:schemeClr val="accent1"/>
+                        </a:effectRef>
+                        <a:fontRef idx="minor">
+                          <a:schemeClr val="lt1"/>
+                        </a:fontRef>
+                      </wps:style>
+                      <wps:bodyPr rot="0" spcFirstLastPara="0" vertOverflow="overflow" horzOverflow="overflow" vert="horz" wrap="square" lIns="91440" tIns="45720" rIns="91440" bIns="45720" numCol="1" spcCol="0" rtlCol="0" fromWordArt="0" anchor="ctr" anchorCtr="0" forceAA="0" compatLnSpc="1">
+                        <a:prstTxWarp prst="textNoShape">
+                          <a:avLst/>
+                        </a:prstTxWarp>
+                        <a:noAutofit/>
+                      </wps:bodyPr>
+                    </wps:wsp>
+                  </a:graphicData>
+                </a:graphic>
+                <wp14:sizeRelH relativeFrom="margin">
+                  <wp14:pctWidth>0</wp14:pctWidth>
+                </wp14:sizeRelH>
+                <wp14:sizeRelV relativeFrom="margin">
+                  <wp14:pctHeight>0</wp14:pctHeight>
+                </wp14:sizeRelV>
+              </wp:anchor>
+            </w:drawing>
+          </mc:Choice>
+          <mc:Fallback>
+            <w:pict>
+              <v:rect w14:anchorId="44777AC5" id="Rectangle 72" o:spid="_x0000_s1026" style="position:absolute;margin-left:-10.95pt;margin-top:272.6pt;width:16.15pt;height:7.9pt;z-index:251745280;visibility:visible;mso-wrap-style:square;mso-width-percent:0;mso-height-percent:0;mso-wrap-distance-left:9pt;mso-wrap-distance-top:0;mso-wrap-distance-right:9pt;mso-wrap-distance-bottom:0;mso-position-horizontal:absolute;mso-position-horizontal-relative:text;mso-position-vertical:absolute;mso-position-vertical-relative:text;mso-width-percent:0;mso-height-percent:0;mso-width-relative:margin;mso-height-relative:margin;v-text-anchor:middle" o:gfxdata="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" fillcolor="white [3212]" strokecolor="#030e13 [484]" strokeweight="1pt"/>
+            </w:pict>
+          </mc:Fallback>
+        </mc:AlternateContent>
+      </w:r>
+      <w:r>
+        <w:rPr>
+          <w:noProof/>
+          <w:sz w:val="28"/>
+          <w:szCs w:val="28"/>
+        </w:rPr>
+        <mc:AlternateContent>
+          <mc:Choice Requires="wps">
+            <w:drawing>
+              <wp:anchor distT="0" distB="0" distL="114300" distR="114300" simplePos="0" relativeHeight="251744256" behindDoc="0" locked="0" layoutInCell="1" allowOverlap="1" wp14:anchorId="6A9E4DFC" wp14:editId="76A46686">
+                <wp:simplePos x="0" y="0"/>
+                <wp:positionH relativeFrom="column">
+                  <wp:posOffset>-8890</wp:posOffset>
+                </wp:positionH>
+                <wp:positionV relativeFrom="paragraph">
+                  <wp:posOffset>3408045</wp:posOffset>
+                </wp:positionV>
+                <wp:extent cx="902335" cy="393065"/>
+                <wp:effectExtent l="57150" t="57150" r="69215" b="83185"/>
+                <wp:wrapNone/>
+                <wp:docPr id="71" name="Rectangle 71"/>
+                <wp:cNvGraphicFramePr/>
+                <a:graphic xmlns:a="http://schemas.openxmlformats.org/drawingml/2006/main">
+                  <a:graphicData uri="http://schemas.microsoft.com/office/word/2010/wordprocessingShape">
+                    <wps:wsp>
+                      <wps:cNvSpPr/>
+                      <wps:spPr>
+                        <a:xfrm>
+                          <a:off x="0" y="0"/>
+                          <a:ext cx="902335" cy="393065"/>
+                        </a:xfrm>
+                        <a:prstGeom prst="rect">
+                          <a:avLst/>
+                        </a:prstGeom>
+                        <a:solidFill>
+                          <a:schemeClr val="bg1"/>
+                        </a:solidFill>
+                        <a:effectLst>
+                          <a:outerShdw blurRad="50800" dir="4980000" sx="99000" sy="99000" algn="tl" rotWithShape="0">
+                            <a:prstClr val="black">
+                              <a:alpha val="41000"/>
+                            </a:prstClr>
+                          </a:outerShdw>
+                        </a:effectLst>
+                      </wps:spPr>
+                      <wps:style>
+                        <a:lnRef idx="2">
+                          <a:schemeClr val="accent1">
+                            <a:shade val="15000"/>
+                          </a:schemeClr>
+                        </a:lnRef>
+                        <a:fillRef idx="1">
+                          <a:schemeClr val="accent1"/>
+                        </a:fillRef>
+                        <a:effectRef idx="0">
+                          <a:schemeClr val="accent1"/>
+                        </a:effectRef>
+                        <a:fontRef idx="minor">
+                          <a:schemeClr val="lt1"/>
+                        </a:fontRef>
+                      </wps:style>
+                      <wps:txbx>
+                        <w:txbxContent>
+                          <w:p>
+                            <w:pPr>
+                              <w:jc w:val="center"/>
+                            </w:pPr>
+                            <w:r>
+                              <w:t xml:space="preserve"> </w:t>
+                            </w:r>
+                          </w:p>
+                        </w:txbxContent>
+                      </wps:txbx>
+                      <wps:bodyPr rot="0" spcFirstLastPara="0" vertOverflow="overflow" horzOverflow="overflow" vert="horz" wrap="square" lIns="91440" tIns="45720" rIns="91440" bIns="45720" numCol="1" spcCol="0" rtlCol="0" fromWordArt="0" anchor="ctr" anchorCtr="0" forceAA="0" compatLnSpc="1">
+                        <a:prstTxWarp prst="textNoShape">
+                          <a:avLst/>
+                        </a:prstTxWarp>
+                        <a:noAutofit/>
+                      </wps:bodyPr>
+                    </wps:wsp>
+                  </a:graphicData>
+                </a:graphic>
+                <wp14:sizeRelH relativeFrom="margin">
+                  <wp14:pctWidth>0</wp14:pctWidth>
+                </wp14:sizeRelH>
+                <wp14:sizeRelV relativeFrom="margin">
+                  <wp14:pctHeight>0</wp14:pctHeight>
+                </wp14:sizeRelV>
+              </wp:anchor>
+            </w:drawing>
+          </mc:Choice>
+          <mc:Fallback>
+            <w:pict>
+              <v:rect w14:anchorId="6A9E4DFC" id="Rectangle 71" o:spid="_x0000_s1066" style="position:absolute;margin-left:-.7pt;margin-top:268.35pt;width:71.05pt;height:30.95pt;z-index:251744256;visibility:visible;mso-wrap-style:square;mso-width-percent:0;mso-height-percent:0;mso-wrap-distance-left:9pt;mso-wrap-distance-top:0;mso-wrap-distance-right:9pt;mso-wrap-distance-bottom:0;mso-position-horizontal:absolute;mso-position-horizontal-relative:text;mso-position-vertical:absolute;mso-position-vertical-relative:text;mso-width-percent:0;mso-height-percent:0;mso-width-relative:margin;mso-height-relative:margin;v-text-anchor:middle" o:gfxdata="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" fillcolor="white [3212]" strokecolor="#030e13 [484]" strokeweight="1pt">
+                <v:shadow on="t" type="perspective" color="black" opacity="26869f" origin="-.5,-.5" offset="0,0" matrix="64881f,,,64881f"/>
+                <v:textbox>
+                  <w:txbxContent>
+                    <w:p>
+                      <w:pPr>
+                        <w:jc w:val="center"/>
+                      </w:pPr>
+                      <w:r>
+                        <w:t xml:space="preserve"> </w:t>
+                      </w:r>
+                    </w:p>
+                  </w:txbxContent>
+                </v:textbox>
+              </v:rect>
+            </w:pict>
+          </mc:Fallback>
+        </mc:AlternateContent>
+      </w:r>
+      <w:r>
+        <w:rPr>
+          <w:noProof/>
+          <w:sz w:val="28"/>
+          <w:szCs w:val="28"/>
+        </w:rPr>
+        <mc:AlternateContent>
+          <mc:Choice Requires="wps">
+            <w:drawing>
+              <wp:anchor distT="0" distB="0" distL="114300" distR="114300" simplePos="0" relativeHeight="251742208" behindDoc="0" locked="0" layoutInCell="1" allowOverlap="1" wp14:anchorId="27ED57EE" wp14:editId="3629A4CF">
+                <wp:simplePos x="0" y="0"/>
+                <wp:positionH relativeFrom="column">
+                  <wp:posOffset>-142875</wp:posOffset>
+                </wp:positionH>
+                <wp:positionV relativeFrom="paragraph">
+                  <wp:posOffset>1729105</wp:posOffset>
+                </wp:positionV>
+                <wp:extent cx="205105" cy="100330"/>
+                <wp:effectExtent l="0" t="0" r="23495" b="13970"/>
+                <wp:wrapNone/>
+                <wp:docPr id="70" name="Rectangle 70"/>
+                <wp:cNvGraphicFramePr/>
+                <a:graphic xmlns:a="http://schemas.openxmlformats.org/drawingml/2006/main">
+                  <a:graphicData uri="http://schemas.microsoft.com/office/word/2010/wordprocessingShape">
+                    <wps:wsp>
+                      <wps:cNvSpPr/>
+                      <wps:spPr>
+                        <a:xfrm>
+                          <a:off x="0" y="0"/>
+                          <a:ext cx="205105" cy="100330"/>
+                        </a:xfrm>
+                        <a:prstGeom prst="rect">
+                          <a:avLst/>
+                        </a:prstGeom>
+                        <a:solidFill>
+                          <a:schemeClr val="bg1"/>
+                        </a:solidFill>
+                      </wps:spPr>
+                      <wps:style>
+                        <a:lnRef idx="2">
+                          <a:schemeClr val="accent1">
+                            <a:shade val="15000"/>
+                          </a:schemeClr>
+                        </a:lnRef>
+                        <a:fillRef idx="1">
+                          <a:schemeClr val="accent1"/>
+                        </a:fillRef>
+                        <a:effectRef idx="0">
+                          <a:schemeClr val="accent1"/>
+                        </a:effectRef>
+                        <a:fontRef idx="minor">
+                          <a:schemeClr val="lt1"/>
+                        </a:fontRef>
+                      </wps:style>
+                      <wps:bodyPr rot="0" spcFirstLastPara="0" vertOverflow="overflow" horzOverflow="overflow" vert="horz" wrap="square" lIns="91440" tIns="45720" rIns="91440" bIns="45720" numCol="1" spcCol="0" rtlCol="0" fromWordArt="0" anchor="ctr" anchorCtr="0" forceAA="0" compatLnSpc="1">
+                        <a:prstTxWarp prst="textNoShape">
+                          <a:avLst/>
+                        </a:prstTxWarp>
+                        <a:noAutofit/>
+                      </wps:bodyPr>
+                    </wps:wsp>
+                  </a:graphicData>
+                </a:graphic>
+                <wp14:sizeRelH relativeFrom="margin">
+                  <wp14:pctWidth>0</wp14:pctWidth>
+                </wp14:sizeRelH>
+                <wp14:sizeRelV relativeFrom="margin">
+                  <wp14:pctHeight>0</wp14:pctHeight>
+                </wp14:sizeRelV>
+              </wp:anchor>
+            </w:drawing>
+          </mc:Choice>
+          <mc:Fallback>
+            <w:pict>
+              <v:rect w14:anchorId="0F584DE0" id="Rectangle 70" o:spid="_x0000_s1026" style="position:absolute;margin-left:-11.25pt;margin-top:136.15pt;width:16.15pt;height:7.9pt;z-index:251742208;visibility:visible;mso-wrap-style:square;mso-width-percent:0;mso-height-percent:0;mso-wrap-distance-left:9pt;mso-wrap-distance-top:0;mso-wrap-distance-right:9pt;mso-wrap-distance-bottom:0;mso-position-horizontal:absolute;mso-position-horizontal-relative:text;mso-position-vertical:absolute;mso-position-vertical-relative:text;mso-width-percent:0;mso-height-percent:0;mso-width-relative:margin;mso-height-relative:margin;v-text-anchor:middle" o:gfxdata="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" fillcolor="white [3212]" strokecolor="#030e13 [484]" strokeweight="1pt"/>
+            </w:pict>
+          </mc:Fallback>
+        </mc:AlternateContent>
+      </w:r>
+      <w:r>
+        <w:rPr>
+          <w:noProof/>
+          <w:sz w:val="26"/>
+          <w:szCs w:val="26"/>
+        </w:rPr>
+        <mc:AlternateContent>
+          <mc:Choice Requires="wps">
+            <w:drawing>
+              <wp:anchor distT="0" distB="0" distL="114300" distR="114300" simplePos="0" relativeHeight="251732992" behindDoc="0" locked="0" layoutInCell="1" allowOverlap="1" wp14:anchorId="4DABF8F9" wp14:editId="223DC134">
+                <wp:simplePos x="0" y="0"/>
+                <wp:positionH relativeFrom="column">
+                  <wp:posOffset>-217805</wp:posOffset>
+                </wp:positionH>
+                <wp:positionV relativeFrom="paragraph">
+                  <wp:posOffset>2806700</wp:posOffset>
+                </wp:positionV>
+                <wp:extent cx="1313180" cy="1501140"/>
+                <wp:effectExtent l="0" t="0" r="20320" b="22860"/>
+                <wp:wrapNone/>
+                <wp:docPr id="64" name="Cube 64"/>
+                <wp:cNvGraphicFramePr/>
+                <a:graphic xmlns:a="http://schemas.openxmlformats.org/drawingml/2006/main">
+                  <a:graphicData uri="http://schemas.microsoft.com/office/word/2010/wordprocessingShape">
+                    <wps:wsp>
+                      <wps:cNvSpPr/>
+                      <wps:spPr>
+                        <a:xfrm>
+                          <a:off x="0" y="0"/>
+                          <a:ext cx="1313180" cy="1501140"/>
+                        </a:xfrm>
+                        <a:prstGeom prst="cube">
+                          <a:avLst>
+                            <a:gd name="adj" fmla="val 6547"/>
+                          </a:avLst>
+                        </a:prstGeom>
+                        <a:solidFill>
+                          <a:schemeClr val="bg1"/>
+                        </a:solidFill>
+                      </wps:spPr>
+                      <wps:style>
+                        <a:lnRef idx="2">
+                          <a:schemeClr val="accent1">
+                            <a:shade val="15000"/>
+                          </a:schemeClr>
+                        </a:lnRef>
+                        <a:fillRef idx="1">
+                          <a:schemeClr val="accent1"/>
+                        </a:fillRef>
+                        <a:effectRef idx="0">
+                          <a:schemeClr val="accent1"/>
+                        </a:effectRef>
+                        <a:fontRef idx="minor">
+                          <a:schemeClr val="lt1"/>
+                        </a:fontRef>
+                      </wps:style>
+                      <wps:bodyPr rot="0" spcFirstLastPara="0" vertOverflow="overflow" horzOverflow="overflow" vert="horz" wrap="square" lIns="91440" tIns="45720" rIns="91440" bIns="45720" numCol="1" spcCol="0" rtlCol="0" fromWordArt="0" anchor="ctr" anchorCtr="0" forceAA="0" compatLnSpc="1">
+                        <a:prstTxWarp prst="textNoShape">
+                          <a:avLst/>
+                        </a:prstTxWarp>
+                        <a:noAutofit/>
+                      </wps:bodyPr>
+                    </wps:wsp>
+                  </a:graphicData>
+                </a:graphic>
+                <wp14:sizeRelH relativeFrom="margin">
+                  <wp14:pctWidth>0</wp14:pctWidth>
+                </wp14:sizeRelH>
+                <wp14:sizeRelV relativeFrom="margin">
+                  <wp14:pctHeight>0</wp14:pctHeight>
+                </wp14:sizeRelV>
+              </wp:anchor>
+            </w:drawing>
+          </mc:Choice>
+          <mc:Fallback>
+            <w:pict>
+              <v:shape w14:anchorId="30EACCEB" id="Cube 64" o:spid="_x0000_s1026" type="#_x0000_t16" style="position:absolute;margin-left:-17.15pt;margin-top:221pt;width:103.4pt;height:118.2pt;z-index:251732992;visibility:visible;mso-wrap-style:square;mso-width-percent:0;mso-height-percent:0;mso-wrap-distance-left:9pt;mso-wrap-distance-top:0;mso-wrap-distance-right:9pt;mso-wrap-distance-bottom:0;mso-position-horizontal:absolute;mso-position-horizontal-relative:text;mso-position-vertical:absolute;mso-position-vertical-relative:text;mso-width-percent:0;mso-height-percent:0;mso-width-relative:margin;mso-height-relative:margin;v-text-anchor:middle" o:gfxdata="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" adj="1414" fillcolor="white [3212]" strokecolor="#030e13 [484]" strokeweight="1pt"/>
+            </w:pict>
+          </mc:Fallback>
+        </mc:AlternateContent>
+      </w:r>
+      <w:r>
+        <w:rPr>
+          <w:noProof/>
+          <w:sz w:val="26"/>
+          <w:szCs w:val="26"/>
+        </w:rPr>
+        <mc:AlternateContent>
+          <mc:Choice Requires="wps">
+            <w:drawing>
+              <wp:anchor distT="0" distB="0" distL="114300" distR="114300" simplePos="0" relativeHeight="251737088" behindDoc="0" locked="0" layoutInCell="1" allowOverlap="1" wp14:anchorId="3C4F9419" wp14:editId="0CE4026D">
+                <wp:simplePos x="0" y="0"/>
+                <wp:positionH relativeFrom="column">
+                  <wp:posOffset>4846955</wp:posOffset>
+                </wp:positionH>
+                <wp:positionV relativeFrom="paragraph">
+                  <wp:posOffset>1865630</wp:posOffset>
+                </wp:positionV>
+                <wp:extent cx="1257300" cy="1708150"/>
+                <wp:effectExtent l="0" t="0" r="19050" b="25400"/>
+                <wp:wrapNone/>
+                <wp:docPr id="66" name="Cube 66"/>
+                <wp:cNvGraphicFramePr/>
+                <a:graphic xmlns:a="http://schemas.openxmlformats.org/drawingml/2006/main">
+                  <a:graphicData uri="http://schemas.microsoft.com/office/word/2010/wordprocessingShape">
+                    <wps:wsp>
+                      <wps:cNvSpPr/>
+                      <wps:spPr>
+                        <a:xfrm>
+                          <a:off x="0" y="0"/>
+                          <a:ext cx="1257300" cy="1708150"/>
+                        </a:xfrm>
+                        <a:prstGeom prst="cube">
+                          <a:avLst>
+                            <a:gd name="adj" fmla="val 6547"/>
+                          </a:avLst>
+                        </a:prstGeom>
+                        <a:solidFill>
+                          <a:schemeClr val="bg1"/>
+                        </a:solidFill>
+                      </wps:spPr>
+                      <wps:style>
+                        <a:lnRef idx="2">
+                          <a:schemeClr val="accent1">
+                            <a:shade val="15000"/>
+                          </a:schemeClr>
+                        </a:lnRef>
+                        <a:fillRef idx="1">
+                          <a:schemeClr val="accent1"/>
+                        </a:fillRef>
+                        <a:effectRef idx="0">
+                          <a:schemeClr val="accent1"/>
+                        </a:effectRef>
+                        <a:fontRef idx="minor">
+                          <a:schemeClr val="lt1"/>
+                        </a:fontRef>
+                      </wps:style>
+                      <wps:bodyPr rot="0" spcFirstLastPara="0" vertOverflow="overflow" horzOverflow="overflow" vert="horz" wrap="square" lIns="91440" tIns="45720" rIns="91440" bIns="45720" numCol="1" spcCol="0" rtlCol="0" fromWordArt="0" anchor="ctr" anchorCtr="0" forceAA="0" compatLnSpc="1">
+                        <a:prstTxWarp prst="textNoShape">
+                          <a:avLst/>
+                        </a:prstTxWarp>
+                        <a:noAutofit/>
+                      </wps:bodyPr>
+                    </wps:wsp>
+                  </a:graphicData>
+                </a:graphic>
+                <wp14:sizeRelH relativeFrom="margin">
+                  <wp14:pctWidth>0</wp14:pctWidth>
+                </wp14:sizeRelH>
+                <wp14:sizeRelV relativeFrom="margin">
+                  <wp14:pctHeight>0</wp14:pctHeight>
+                </wp14:sizeRelV>
+              </wp:anchor>
+            </w:drawing>
+          </mc:Choice>
+          <mc:Fallback>
+            <w:pict>
+              <v:shape w14:anchorId="02313DE0" id="Cube 66" o:spid="_x0000_s1026" type="#_x0000_t16" style="position:absolute;margin-left:381.65pt;margin-top:146.9pt;width:99pt;height:134.5pt;z-index:251737088;visibility:visible;mso-wrap-style:square;mso-width-percent:0;mso-height-percent:0;mso-wrap-distance-left:9pt;mso-wrap-distance-top:0;mso-wrap-distance-right:9pt;mso-wrap-distance-bottom:0;mso-position-horizontal:absolute;mso-position-horizontal-relative:text;mso-position-vertical:absolute;mso-position-vertical-relative:text;mso-width-percent:0;mso-height-percent:0;mso-width-relative:margin;mso-height-relative:margin;v-text-anchor:middle" o:gfxdata="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" adj="1414" fillcolor="white [3212]" strokecolor="#030e13 [484]" strokeweight="1pt"/>
+            </w:pict>
+          </mc:Fallback>
+        </mc:AlternateContent>
+      </w:r>
+      <w:r>
+        <w:rPr>
+          <w:noProof/>
+          <w:sz w:val="26"/>
+          <w:szCs w:val="26"/>
+        </w:rPr>
+        <mc:AlternateContent>
+          <mc:Choice Requires="wps">
+            <w:drawing>
+              <wp:anchor distT="0" distB="0" distL="114300" distR="114300" simplePos="0" relativeHeight="251735040" behindDoc="0" locked="0" layoutInCell="1" allowOverlap="1" wp14:anchorId="33A1865D" wp14:editId="34AA8603">
+                <wp:simplePos x="0" y="0"/>
+                <wp:positionH relativeFrom="column">
+                  <wp:posOffset>2107565</wp:posOffset>
+                </wp:positionH>
+                <wp:positionV relativeFrom="paragraph">
+                  <wp:posOffset>1694180</wp:posOffset>
+                </wp:positionV>
+                <wp:extent cx="1485900" cy="2018665"/>
+                <wp:effectExtent l="0" t="0" r="19050" b="19685"/>
+                <wp:wrapNone/>
+                <wp:docPr id="65" name="Cube 65"/>
+                <wp:cNvGraphicFramePr/>
+                <a:graphic xmlns:a="http://schemas.openxmlformats.org/drawingml/2006/main">
+                  <a:graphicData uri="http://schemas.microsoft.com/office/word/2010/wordprocessingShape">
+                    <wps:wsp>
+                      <wps:cNvSpPr/>
+                      <wps:spPr>
+                        <a:xfrm>
+                          <a:off x="0" y="0"/>
+                          <a:ext cx="1485900" cy="2018665"/>
+                        </a:xfrm>
+                        <a:prstGeom prst="cube">
+                          <a:avLst>
+                            <a:gd name="adj" fmla="val 6547"/>
+                          </a:avLst>
+                        </a:prstGeom>
+                        <a:solidFill>
+                          <a:schemeClr val="bg1"/>
+                        </a:solidFill>
+                      </wps:spPr>
+                      <wps:style>
+                        <a:lnRef idx="2">
+                          <a:schemeClr val="accent1">
+                            <a:shade val="15000"/>
+                          </a:schemeClr>
+                        </a:lnRef>
+                        <a:fillRef idx="1">
+                          <a:schemeClr val="accent1"/>
+                        </a:fillRef>
+                        <a:effectRef idx="0">
+                          <a:schemeClr val="accent1"/>
+                        </a:effectRef>
+                        <a:fontRef idx="minor">
+                          <a:schemeClr val="lt1"/>
+                        </a:fontRef>
+                      </wps:style>
+                      <wps:bodyPr rot="0" spcFirstLastPara="0" vertOverflow="overflow" horzOverflow="overflow" vert="horz" wrap="square" lIns="91440" tIns="45720" rIns="91440" bIns="45720" numCol="1" spcCol="0" rtlCol="0" fromWordArt="0" anchor="ctr" anchorCtr="0" forceAA="0" compatLnSpc="1">
+                        <a:prstTxWarp prst="textNoShape">
+                          <a:avLst/>
+                        </a:prstTxWarp>
+                        <a:noAutofit/>
+                      </wps:bodyPr>
+                    </wps:wsp>
+                  </a:graphicData>
+                </a:graphic>
+                <wp14:sizeRelH relativeFrom="margin">
+                  <wp14:pctWidth>0</wp14:pctWidth>
+                </wp14:sizeRelH>
+                <wp14:sizeRelV relativeFrom="margin">
+                  <wp14:pctHeight>0</wp14:pctHeight>
+                </wp14:sizeRelV>
+              </wp:anchor>
+            </w:drawing>
+          </mc:Choice>
+          <mc:Fallback>
+            <w:pict>
+              <v:shape w14:anchorId="7FC0A490" id="Cube 65" o:spid="_x0000_s1026" type="#_x0000_t16" style="position:absolute;margin-left:165.95pt;margin-top:133.4pt;width:117pt;height:158.95pt;z-index:251735040;visibility:visible;mso-wrap-style:square;mso-width-percent:0;mso-height-percent:0;mso-wrap-distance-left:9pt;mso-wrap-distance-top:0;mso-wrap-distance-right:9pt;mso-wrap-distance-bottom:0;mso-position-horizontal:absolute;mso-position-horizontal-relative:text;mso-position-vertical:absolute;mso-position-vertical-relative:text;mso-width-percent:0;mso-height-percent:0;mso-width-relative:margin;mso-height-relative:margin;v-text-anchor:middle" o:gfxdata="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" adj="1414" fillcolor="white [3212]" strokecolor="#030e13 [484]" strokeweight="1pt"/>
+            </w:pict>
+          </mc:Fallback>
+        </mc:AlternateContent>
+      </w:r>
+      <w:r>
+        <w:rPr>
+          <w:noProof/>
+          <w:sz w:val="26"/>
+          <w:szCs w:val="26"/>
+        </w:rPr>
+        <mc:AlternateContent>
+          <mc:Choice Requires="wps">
+            <w:drawing>
+              <wp:anchor distT="0" distB="0" distL="114300" distR="114300" simplePos="0" relativeHeight="251778048" behindDoc="0" locked="0" layoutInCell="1" allowOverlap="1" wp14:anchorId="70B7952F" wp14:editId="1B9130E5">
+                <wp:simplePos x="0" y="0"/>
+                <wp:positionH relativeFrom="column">
+                  <wp:posOffset>3565525</wp:posOffset>
+                </wp:positionH>
+                <wp:positionV relativeFrom="paragraph">
+                  <wp:posOffset>2478405</wp:posOffset>
+                </wp:positionV>
+                <wp:extent cx="1348105" cy="266065"/>
+                <wp:effectExtent l="0" t="38100" r="0" b="38735"/>
+                <wp:wrapNone/>
+                <wp:docPr id="96" name="Text Box 96"/>
+                <wp:cNvGraphicFramePr/>
+                <a:graphic xmlns:a="http://schemas.openxmlformats.org/drawingml/2006/main">
+                  <a:graphicData uri="http://schemas.microsoft.com/office/word/2010/wordprocessingShape">
+                    <wps:wsp>
+                      <wps:cNvSpPr txBox="1"/>
+                      <wps:spPr>
+                        <a:xfrm rot="269589">
+                          <a:off x="0" y="0"/>
+                          <a:ext cx="1348105" cy="266065"/>
+                        </a:xfrm>
+                        <a:prstGeom prst="rect">
+                          <a:avLst/>
+                        </a:prstGeom>
+                        <a:noFill/>
+                        <a:ln w="6350">
+                          <a:noFill/>
+                        </a:ln>
+                      </wps:spPr>
+                      <wps:txbx>
+                        <w:txbxContent>
+                          <w:p>
+                            <w:pPr>
+                              <w:rPr>
+                                <w:sz w:val="18"/>
+                                <w:szCs w:val="18"/>
+                              </w:rPr>
+                            </w:pPr>
+                            <w:r>
+                              <w:rPr>
+                                <w:sz w:val="18"/>
+                                <w:szCs w:val="18"/>
+                              </w:rPr>
+                              <w:t xml:space="preserve">PostgreSQL </w:t>
+                            </w:r>
+                            <w:r>
+                              <w:rPr>
+                                <w:sz w:val="18"/>
+                                <w:szCs w:val="18"/>
+                              </w:rPr>
+                              <w:t>(TCP 5432)</w:t>
+                            </w:r>
+                          </w:p>
+                        </w:txbxContent>
+                      </wps:txbx>
+                      <wps:bodyPr rot="0" spcFirstLastPara="0" vertOverflow="overflow" horzOverflow="overflow" vert="horz" wrap="square" lIns="91440" tIns="45720" rIns="91440" bIns="45720" numCol="1" spcCol="0" rtlCol="0" fromWordArt="0" anchor="t" anchorCtr="0" forceAA="0" compatLnSpc="1">
+                        <a:prstTxWarp prst="textNoShape">
+                          <a:avLst/>
+                        </a:prstTxWarp>
+                        <a:noAutofit/>
+                      </wps:bodyPr>
+                    </wps:wsp>
+                  </a:graphicData>
+                </a:graphic>
+                <wp14:sizeRelH relativeFrom="margin">
+                  <wp14:pctWidth>0</wp14:pctWidth>
+                </wp14:sizeRelH>
+                <wp14:sizeRelV relativeFrom="margin">
+                  <wp14:pctHeight>0</wp14:pctHeight>
+                </wp14:sizeRelV>
+              </wp:anchor>
+            </w:drawing>
+          </mc:Choice>
+          <mc:Fallback>
+            <w:pict>
+              <v:shape w14:anchorId="70B7952F" id="Text Box 96" o:spid="_x0000_s1067" type="#_x0000_t202" style="position:absolute;margin-left:280.75pt;margin-top:195.15pt;width:106.15pt;height:20.95pt;rotation:294463fd;z-index:251778048;visibility:visible;mso-wrap-style:square;mso-width-percent:0;mso-height-percent:0;mso-wrap-distance-left:9pt;mso-wrap-distance-top:0;mso-wrap-distance-right:9pt;mso-wrap-distance-bottom:0;mso-position-horizontal:absolute;mso-position-horizontal-relative:text;mso-position-vertical:absolute;mso-position-vertical-relative:text;mso-width-percent:0;mso-height-percent:0;mso-width-relative:margin;mso-height-relative:margin;v-text-anchor:top" o:gfxdata="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" filled="f" stroked="f" strokeweight=".5pt">
+                <v:textbox>
+                  <w:txbxContent>
+                    <w:p>
+                      <w:pPr>
+                        <w:rPr>
+                          <w:sz w:val="18"/>
+                          <w:szCs w:val="18"/>
+                        </w:rPr>
+                      </w:pPr>
+                      <w:r>
+                        <w:rPr>
+                          <w:sz w:val="18"/>
+                          <w:szCs w:val="18"/>
+                        </w:rPr>
+                        <w:t xml:space="preserve">PostgreSQL </w:t>
+                      </w:r>
+                      <w:r>
+                        <w:rPr>
+                          <w:sz w:val="18"/>
+                          <w:szCs w:val="18"/>
+                        </w:rPr>
+                        <w:t>(TCP 5432)</w:t>
+                      </w:r>
+                    </w:p>
+                  </w:txbxContent>
+                </v:textbox>
+              </v:shape>
+            </w:pict>
+          </mc:Fallback>
+        </mc:AlternateContent>
+      </w:r>
+      <w:r>
+        <w:rPr>
+          <w:sz w:val="26"/>
+          <w:szCs w:val="26"/>
+        </w:rPr>
+        <w:t>L’architecture physique de notre système est représentée par le diagramme de déploiement</w:t>
+      </w:r>
+      <w:r>
+        <w:rPr>
+          <w:sz w:val="26"/>
+          <w:szCs w:val="26"/>
+        </w:rPr>
+        <w:t xml:space="preserve"> </w:t>
+      </w:r>
+      <w:r>
+        <w:rPr>
+          <w:sz w:val="26"/>
+          <w:szCs w:val="26"/>
+        </w:rPr>
+        <w:t>suivant :</w:t>
+      </w:r>
+      <w:r>
+        <w:rPr>
+          <w:sz w:val="26"/>
+          <w:szCs w:val="26"/>
+        </w:rPr>
+        <w:t xml:space="preserve"> </w:t>
+      </w:r>
+      <w:r>
+        <w:rPr>
+          <w:sz w:val="26"/>
+          <w:szCs w:val="26"/>
+        </w:rPr>
         <w:br w:type="page"/>
       </w:r>
     </w:p>
@@ -14616,12 +20114,12 @@
       </w:pPr>
     </w:p>
     <w:sectPr>
-      <w:headerReference w:type="even" r:id="rId16"/>
-      <w:headerReference w:type="default" r:id="rId17"/>
-      <w:footerReference w:type="even" r:id="rId18"/>
-      <w:footerReference w:type="default" r:id="rId19"/>
-      <w:headerReference w:type="first" r:id="rId20"/>
-      <w:footerReference w:type="first" r:id="rId21"/>
+      <w:headerReference w:type="even" r:id="rId25"/>
+      <w:headerReference w:type="default" r:id="rId26"/>
+      <w:footerReference w:type="even" r:id="rId27"/>
+      <w:footerReference w:type="default" r:id="rId28"/>
+      <w:headerReference w:type="first" r:id="rId29"/>
+      <w:footerReference w:type="first" r:id="rId30"/>
       <w:pgSz w:w="11906" w:h="16838"/>
       <w:pgMar w:top="1417" w:right="1417" w:bottom="1417" w:left="1417" w:header="708" w:footer="708" w:gutter="0"/>
       <w:pgBorders w:offsetFrom="page">
@@ -14846,9 +20344,9 @@
 <w:numbering xmlns:wpc="http://schemas.microsoft.com/office/word/2010/wordprocessingCanvas" xmlns:cx="http://schemas.microsoft.com/office/drawing/2014/chartex" xmlns:cx1="http://schemas.microsoft.com/office/drawing/2015/9/8/chartex" xmlns:cx2="http://schemas.microsoft.com/office/drawing/2015/10/21/chartex" xmlns:cx3="http://schemas.microsoft.com/office/drawing/2016/5/9/chartex" xmlns:cx4="http://schemas.microsoft.com/office/drawing/2016/5/10/chartex" xmlns:cx5="http://schemas.microsoft.com/office/drawing/2016/5/11/chartex" xmlns:cx6="http://schemas.microsoft.com/office/drawing/2016/5/12/chartex" xmlns:cx7="http://schemas.microsoft.com/office/drawing/2016/5/13/chartex" xmlns:cx8="http://schemas.microsoft.com/office/drawing/2016/5/14/chartex" xmlns:mc="http://schemas.openxmlformats.org/markup-compatibility/2006" xmlns:aink="http://schemas.microsoft.com/office/drawing/2016/ink" xmlns:am3d="http://schemas.microsoft.com/office/drawing/2017/model3d" xmlns:o="urn:schemas-microsoft-com:office:office" xmlns:oel="http://schemas.microsoft.com/office/2019/extlst" xmlns:r="http://schemas.openxmlformats.org/officeDocument/2006/relationships" xmlns:m="http://schemas.openxmlformats.org/officeDocument/2006/math" xmlns:v="urn:schemas-microsoft-com:vml" xmlns:wp14="http://schemas.microsoft.com/office/word/2010/wordprocessingDrawing" xmlns:wp="http://schemas.openxmlformats.org/drawingml/2006/wordprocessingDrawing" xmlns:w10="urn:schemas-microsoft-com:office:word" xmlns:w="http://schemas.openxmlformats.org/wordprocessingml/2006/main" xmlns:w14="http://schemas.microsoft.com/office/word/2010/wordml" xmlns:w15="http://schemas.microsoft.com/office/word/2012/wordml" xmlns:w16cex="http://schemas.microsoft.com/office/word/2018/wordml/cex" xmlns:w16cid="http://schemas.microsoft.com/office/word/2016/wordml/cid" xmlns:w16="http://schemas.microsoft.com/office/word/2018/wordml" xmlns:w16sdtdh="http://schemas.microsoft.com/office/word/2020/wordml/sdtdatahash" xmlns:w16se="http://schemas.microsoft.com/office/word/2015/wordml/symex" xmlns:wpg="http://schemas.microsoft.com/office/word/2010/wordprocessingGroup" xmlns:wpi="http://schemas.microsoft.com/office/word/2010/wordprocessingInk" xmlns:wne="http://schemas.microsoft.com/office/word/2006/wordml" xmlns:wps="http://schemas.microsoft.com/office/word/2010/wordprocessingShape" mc:Ignorable="w14 w15 w16se w16cid w16 w16cex w16sdtdh wp14">
   <w:abstractNum w:abstractNumId="0" w15:restartNumberingAfterBreak="0">
     <w:nsid w:val="01B11157"/>
-    <w:multiLevelType w:val="hybridMultilevel"/>
-    <w:tmpl w:val="E0E08A3A"/>
-    <w:lvl w:ilvl="0" w:tplc="FFFFFFFF">
+    <w:multiLevelType w:val="multilevel"/>
+    <w:tmpl w:val="E4B0BB34"/>
+    <w:lvl w:ilvl="0">
       <w:start w:val="1"/>
       <w:numFmt w:val="decimal"/>
       <w:lvlText w:val="%1."/>
@@ -14857,77 +20355,109 @@
         <w:ind w:left="-294" w:hanging="360"/>
       </w:pPr>
     </w:lvl>
-    <w:lvl w:ilvl="1" w:tplc="FFFFFFFF" w:tentative="1">
-      <w:start w:val="1"/>
-      <w:numFmt w:val="lowerLetter"/>
-      <w:lvlText w:val="%2."/>
-      <w:lvlJc w:val="left"/>
-      <w:pPr>
-        <w:ind w:left="426" w:hanging="360"/>
-      </w:pPr>
-    </w:lvl>
-    <w:lvl w:ilvl="2" w:tplc="FFFFFFFF" w:tentative="1">
-      <w:start w:val="1"/>
-      <w:numFmt w:val="lowerRoman"/>
-      <w:lvlText w:val="%3."/>
-      <w:lvlJc w:val="right"/>
-      <w:pPr>
-        <w:ind w:left="1146" w:hanging="180"/>
-      </w:pPr>
-    </w:lvl>
-    <w:lvl w:ilvl="3" w:tplc="FFFFFFFF" w:tentative="1">
-      <w:start w:val="1"/>
+    <w:lvl w:ilvl="1">
+      <w:start w:val="5"/>
       <w:numFmt w:val="decimal"/>
-      <w:lvlText w:val="%4."/>
-      <w:lvlJc w:val="left"/>
-      <w:pPr>
-        <w:ind w:left="1866" w:hanging="360"/>
-      </w:pPr>
-    </w:lvl>
-    <w:lvl w:ilvl="4" w:tplc="FFFFFFFF" w:tentative="1">
-      <w:start w:val="1"/>
-      <w:numFmt w:val="lowerLetter"/>
-      <w:lvlText w:val="%5."/>
-      <w:lvlJc w:val="left"/>
-      <w:pPr>
-        <w:ind w:left="2586" w:hanging="360"/>
-      </w:pPr>
-    </w:lvl>
-    <w:lvl w:ilvl="5" w:tplc="FFFFFFFF" w:tentative="1">
-      <w:start w:val="1"/>
-      <w:numFmt w:val="lowerRoman"/>
-      <w:lvlText w:val="%6."/>
-      <w:lvlJc w:val="right"/>
-      <w:pPr>
-        <w:ind w:left="3306" w:hanging="180"/>
-      </w:pPr>
-    </w:lvl>
-    <w:lvl w:ilvl="6" w:tplc="FFFFFFFF" w:tentative="1">
+      <w:isLgl/>
+      <w:lvlText w:val="%1.%2."/>
+      <w:lvlJc w:val="left"/>
+      <w:pPr>
+        <w:ind w:left="770" w:hanging="720"/>
+      </w:pPr>
+      <w:rPr>
+        <w:rFonts w:hint="default"/>
+      </w:rPr>
+    </w:lvl>
+    <w:lvl w:ilvl="2">
       <w:start w:val="1"/>
       <w:numFmt w:val="decimal"/>
-      <w:lvlText w:val="%7."/>
-      <w:lvlJc w:val="left"/>
-      <w:pPr>
-        <w:ind w:left="4026" w:hanging="360"/>
-      </w:pPr>
-    </w:lvl>
-    <w:lvl w:ilvl="7" w:tplc="FFFFFFFF" w:tentative="1">
-      <w:start w:val="1"/>
-      <w:numFmt w:val="lowerLetter"/>
-      <w:lvlText w:val="%8."/>
-      <w:lvlJc w:val="left"/>
-      <w:pPr>
-        <w:ind w:left="4746" w:hanging="360"/>
-      </w:pPr>
-    </w:lvl>
-    <w:lvl w:ilvl="8" w:tplc="FFFFFFFF" w:tentative="1">
-      <w:start w:val="1"/>
-      <w:numFmt w:val="lowerRoman"/>
-      <w:lvlText w:val="%9."/>
-      <w:lvlJc w:val="right"/>
-      <w:pPr>
-        <w:ind w:left="5466" w:hanging="180"/>
-      </w:pPr>
+      <w:isLgl/>
+      <w:lvlText w:val="%1.%2.%3."/>
+      <w:lvlJc w:val="left"/>
+      <w:pPr>
+        <w:ind w:left="1474" w:hanging="720"/>
+      </w:pPr>
+      <w:rPr>
+        <w:rFonts w:hint="default"/>
+      </w:rPr>
+    </w:lvl>
+    <w:lvl w:ilvl="3">
+      <w:start w:val="1"/>
+      <w:numFmt w:val="decimal"/>
+      <w:isLgl/>
+      <w:lvlText w:val="%1.%2.%3.%4."/>
+      <w:lvlJc w:val="left"/>
+      <w:pPr>
+        <w:ind w:left="2538" w:hanging="1080"/>
+      </w:pPr>
+      <w:rPr>
+        <w:rFonts w:hint="default"/>
+      </w:rPr>
+    </w:lvl>
+    <w:lvl w:ilvl="4">
+      <w:start w:val="1"/>
+      <w:numFmt w:val="decimal"/>
+      <w:isLgl/>
+      <w:lvlText w:val="%1.%2.%3.%4.%5."/>
+      <w:lvlJc w:val="left"/>
+      <w:pPr>
+        <w:ind w:left="3242" w:hanging="1080"/>
+      </w:pPr>
+      <w:rPr>
+        <w:rFonts w:hint="default"/>
+      </w:rPr>
+    </w:lvl>
+    <w:lvl w:ilvl="5">
+      <w:start w:val="1"/>
+      <w:numFmt w:val="decimal"/>
+      <w:isLgl/>
+      <w:lvlText w:val="%1.%2.%3.%4.%5.%6."/>
+      <w:lvlJc w:val="left"/>
+      <w:pPr>
+        <w:ind w:left="4306" w:hanging="1440"/>
+      </w:pPr>
+      <w:rPr>
+        <w:rFonts w:hint="default"/>
+      </w:rPr>
+    </w:lvl>
+    <w:lvl w:ilvl="6">
+      <w:start w:val="1"/>
+      <w:numFmt w:val="decimal"/>
+      <w:isLgl/>
+      <w:lvlText w:val="%1.%2.%3.%4.%5.%6.%7."/>
+      <w:lvlJc w:val="left"/>
+      <w:pPr>
+        <w:ind w:left="5370" w:hanging="1800"/>
+      </w:pPr>
+      <w:rPr>
+        <w:rFonts w:hint="default"/>
+      </w:rPr>
+    </w:lvl>
+    <w:lvl w:ilvl="7">
+      <w:start w:val="1"/>
+      <w:numFmt w:val="decimal"/>
+      <w:isLgl/>
+      <w:lvlText w:val="%1.%2.%3.%4.%5.%6.%7.%8."/>
+      <w:lvlJc w:val="left"/>
+      <w:pPr>
+        <w:ind w:left="6074" w:hanging="1800"/>
+      </w:pPr>
+      <w:rPr>
+        <w:rFonts w:hint="default"/>
+      </w:rPr>
+    </w:lvl>
+    <w:lvl w:ilvl="8">
+      <w:start w:val="1"/>
+      <w:numFmt w:val="decimal"/>
+      <w:isLgl/>
+      <w:lvlText w:val="%1.%2.%3.%4.%5.%6.%7.%8.%9."/>
+      <w:lvlJc w:val="left"/>
+      <w:pPr>
+        <w:ind w:left="7138" w:hanging="2160"/>
+      </w:pPr>
+      <w:rPr>
+        <w:rFonts w:hint="default"/>
+      </w:rPr>
     </w:lvl>
   </w:abstractNum>
   <w:abstractNum w:abstractNumId="1" w15:restartNumberingAfterBreak="0">
@@ -15584,7 +21114,7 @@
   <w:abstractNum w:abstractNumId="7" w15:restartNumberingAfterBreak="0">
     <w:nsid w:val="11E9582E"/>
     <w:multiLevelType w:val="multilevel"/>
-    <w:tmpl w:val="00EA6270"/>
+    <w:tmpl w:val="3802241E"/>
     <w:lvl w:ilvl="0">
       <w:start w:val="1"/>
       <w:numFmt w:val="decimal"/>
@@ -15618,6 +21148,9 @@
       </w:pPr>
       <w:rPr>
         <w:rFonts w:hint="default"/>
+        <w:i w:val="0"/>
+        <w:iCs w:val="0"/>
+        <w:color w:val="auto"/>
       </w:rPr>
     </w:lvl>
     <w:lvl w:ilvl="3">

--- a/Docs/Rapport de projet AGL3.docx
+++ b/Docs/Rapport de projet AGL3.docx
@@ -15449,7 +15449,7 @@
           </mc:Choice>
           <mc:Fallback>
             <w:pict>
-              <v:rect w14:anchorId="3E498F79" id="Rectangle 56" o:spid="_x0000_s1026" style="position:absolute;margin-left:242.65pt;margin-top:18pt;width:20.55pt;height:4.1pt;z-index:251728896;visibility:visible;mso-wrap-style:square;mso-wrap-distance-left:9pt;mso-wrap-distance-top:0;mso-wrap-distance-right:9pt;mso-wrap-distance-bottom:0;mso-position-horizontal:absolute;mso-position-horizontal-relative:text;mso-position-vertical:absolute;mso-position-vertical-relative:text;v-text-anchor:middle" o:gfxdata="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" fillcolor="white [3212]" stroked="f" strokeweight="1pt"/>
+              <v:rect w14:anchorId="216A62D9" id="Rectangle 56" o:spid="_x0000_s1026" style="position:absolute;margin-left:242.65pt;margin-top:18pt;width:20.55pt;height:4.1pt;z-index:251728896;visibility:visible;mso-wrap-style:square;mso-wrap-distance-left:9pt;mso-wrap-distance-top:0;mso-wrap-distance-right:9pt;mso-wrap-distance-bottom:0;mso-position-horizontal:absolute;mso-position-horizontal-relative:text;mso-position-vertical:absolute;mso-position-vertical-relative:text;v-text-anchor:middle" o:gfxdata="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" fillcolor="white [3212]" stroked="f" strokeweight="1pt"/>
             </w:pict>
           </mc:Fallback>
         </mc:AlternateContent>
@@ -15523,7 +15523,7 @@
           </mc:Choice>
           <mc:Fallback>
             <w:pict>
-              <v:rect w14:anchorId="4E8115D0" id="Rectangle 55" o:spid="_x0000_s1026" style="position:absolute;margin-left:220.1pt;margin-top:18.1pt;width:20.55pt;height:4.1pt;z-index:251726848;visibility:visible;mso-wrap-style:square;mso-wrap-distance-left:9pt;mso-wrap-distance-top:0;mso-wrap-distance-right:9pt;mso-wrap-distance-bottom:0;mso-position-horizontal:absolute;mso-position-horizontal-relative:text;mso-position-vertical:absolute;mso-position-vertical-relative:text;v-text-anchor:middle" o:gfxdata="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" fillcolor="white [3212]" stroked="f" strokeweight="1pt"/>
+              <v:rect w14:anchorId="582BA9B1" id="Rectangle 55" o:spid="_x0000_s1026" style="position:absolute;margin-left:220.1pt;margin-top:18.1pt;width:20.55pt;height:4.1pt;z-index:251726848;visibility:visible;mso-wrap-style:square;mso-wrap-distance-left:9pt;mso-wrap-distance-top:0;mso-wrap-distance-right:9pt;mso-wrap-distance-bottom:0;mso-position-horizontal:absolute;mso-position-horizontal-relative:text;mso-position-vertical:absolute;mso-position-vertical-relative:text;v-text-anchor:middle" o:gfxdata="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" fillcolor="white [3212]" stroked="f" strokeweight="1pt"/>
             </w:pict>
           </mc:Fallback>
         </mc:AlternateContent>
@@ -15798,7 +15798,7 @@
           </mc:Choice>
           <mc:Fallback>
             <w:pict>
-              <v:rect w14:anchorId="2F9CF0CA" id="Rectangle 54" o:spid="_x0000_s1026" style="position:absolute;margin-left:330.2pt;margin-top:33.4pt;width:18.2pt;height:7.95pt;z-index:251725824;visibility:visible;mso-wrap-style:square;mso-wrap-distance-left:9pt;mso-wrap-distance-top:0;mso-wrap-distance-right:9pt;mso-wrap-distance-bottom:0;mso-position-horizontal:absolute;mso-position-horizontal-relative:text;mso-position-vertical:absolute;mso-position-vertical-relative:text;v-text-anchor:middle" o:gfxdata="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" fillcolor="white [3212]" stroked="f" strokeweight="1pt"/>
+              <v:rect w14:anchorId="08097118" id="Rectangle 54" o:spid="_x0000_s1026" style="position:absolute;margin-left:330.2pt;margin-top:33.4pt;width:18.2pt;height:7.95pt;z-index:251725824;visibility:visible;mso-wrap-style:square;mso-wrap-distance-left:9pt;mso-wrap-distance-top:0;mso-wrap-distance-right:9pt;mso-wrap-distance-bottom:0;mso-position-horizontal:absolute;mso-position-horizontal-relative:text;mso-position-vertical:absolute;mso-position-vertical-relative:text;v-text-anchor:middle" o:gfxdata="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" fillcolor="white [3212]" stroked="f" strokeweight="1pt"/>
             </w:pict>
           </mc:Fallback>
         </mc:AlternateContent>
@@ -15872,7 +15872,7 @@
           </mc:Choice>
           <mc:Fallback>
             <w:pict>
-              <v:rect w14:anchorId="5DB94A69" id="Rectangle 53" o:spid="_x0000_s1026" style="position:absolute;margin-left:309.15pt;margin-top:33.5pt;width:18.2pt;height:7.95pt;z-index:251723776;visibility:visible;mso-wrap-style:square;mso-wrap-distance-left:9pt;mso-wrap-distance-top:0;mso-wrap-distance-right:9pt;mso-wrap-distance-bottom:0;mso-position-horizontal:absolute;mso-position-horizontal-relative:text;mso-position-vertical:absolute;mso-position-vertical-relative:text;v-text-anchor:middle" o:gfxdata="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" fillcolor="white [3212]" stroked="f" strokeweight="1pt"/>
+              <v:rect w14:anchorId="60E181A1" id="Rectangle 53" o:spid="_x0000_s1026" style="position:absolute;margin-left:309.15pt;margin-top:33.5pt;width:18.2pt;height:7.95pt;z-index:251723776;visibility:visible;mso-wrap-style:square;mso-wrap-distance-left:9pt;mso-wrap-distance-top:0;mso-wrap-distance-right:9pt;mso-wrap-distance-bottom:0;mso-position-horizontal:absolute;mso-position-horizontal-relative:text;mso-position-vertical:absolute;mso-position-vertical-relative:text;v-text-anchor:middle" o:gfxdata="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" fillcolor="white [3212]" stroked="f" strokeweight="1pt"/>
             </w:pict>
           </mc:Fallback>
         </mc:AlternateContent>
@@ -16719,14 +16719,508 @@
           <w:szCs w:val="26"/>
         </w:rPr>
       </w:pPr>
-    </w:p>
-    <w:p>
-      <w:pPr>
-        <w:rPr>
+      <w:r>
+        <w:rPr>
+          <w:noProof/>
+          <w:sz w:val="28"/>
+          <w:szCs w:val="28"/>
+        </w:rPr>
+        <mc:AlternateContent>
+          <mc:Choice Requires="wps">
+            <w:drawing>
+              <wp:anchor distT="0" distB="0" distL="114300" distR="114300" simplePos="0" relativeHeight="251858944" behindDoc="0" locked="0" layoutInCell="1" allowOverlap="1" wp14:anchorId="6E8BF8DF" wp14:editId="0A7CAD6B">
+                <wp:simplePos x="0" y="0"/>
+                <wp:positionH relativeFrom="column">
+                  <wp:posOffset>1280209</wp:posOffset>
+                </wp:positionH>
+                <wp:positionV relativeFrom="paragraph">
+                  <wp:posOffset>188742</wp:posOffset>
+                </wp:positionV>
+                <wp:extent cx="780757" cy="283210"/>
+                <wp:effectExtent l="0" t="0" r="0" b="2540"/>
+                <wp:wrapNone/>
+                <wp:docPr id="148" name="Text Box 148"/>
+                <wp:cNvGraphicFramePr/>
+                <a:graphic xmlns:a="http://schemas.openxmlformats.org/drawingml/2006/main">
+                  <a:graphicData uri="http://schemas.microsoft.com/office/word/2010/wordprocessingShape">
+                    <wps:wsp>
+                      <wps:cNvSpPr txBox="1"/>
+                      <wps:spPr>
+                        <a:xfrm>
+                          <a:off x="0" y="0"/>
+                          <a:ext cx="780757" cy="283210"/>
+                        </a:xfrm>
+                        <a:prstGeom prst="rect">
+                          <a:avLst/>
+                        </a:prstGeom>
+                        <a:noFill/>
+                        <a:ln w="6350">
+                          <a:noFill/>
+                        </a:ln>
+                      </wps:spPr>
+                      <wps:txbx>
+                        <w:txbxContent>
+                          <w:p>
+                            <w:r>
+                              <w:t>Apache</w:t>
+                            </w:r>
+                          </w:p>
+                        </w:txbxContent>
+                      </wps:txbx>
+                      <wps:bodyPr rot="0" spcFirstLastPara="0" vertOverflow="overflow" horzOverflow="overflow" vert="horz" wrap="square" lIns="91440" tIns="45720" rIns="91440" bIns="45720" numCol="1" spcCol="0" rtlCol="0" fromWordArt="0" anchor="t" anchorCtr="0" forceAA="0" compatLnSpc="1">
+                        <a:prstTxWarp prst="textNoShape">
+                          <a:avLst/>
+                        </a:prstTxWarp>
+                        <a:noAutofit/>
+                      </wps:bodyPr>
+                    </wps:wsp>
+                  </a:graphicData>
+                </a:graphic>
+                <wp14:sizeRelH relativeFrom="margin">
+                  <wp14:pctWidth>0</wp14:pctWidth>
+                </wp14:sizeRelH>
+              </wp:anchor>
+            </w:drawing>
+          </mc:Choice>
+          <mc:Fallback>
+            <w:pict>
+              <v:shape w14:anchorId="6E8BF8DF" id="Text Box 148" o:spid="_x0000_s1050" type="#_x0000_t202" style="position:absolute;margin-left:100.8pt;margin-top:14.85pt;width:61.5pt;height:22.3pt;z-index:251858944;visibility:visible;mso-wrap-style:square;mso-width-percent:0;mso-wrap-distance-left:9pt;mso-wrap-distance-top:0;mso-wrap-distance-right:9pt;mso-wrap-distance-bottom:0;mso-position-horizontal:absolute;mso-position-horizontal-relative:text;mso-position-vertical:absolute;mso-position-vertical-relative:text;mso-width-percent:0;mso-width-relative:margin;v-text-anchor:top" o:gfxdata="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" filled="f" stroked="f" strokeweight=".5pt">
+                <v:textbox>
+                  <w:txbxContent>
+                    <w:p>
+                      <w:r>
+                        <w:t>Apache</w:t>
+                      </w:r>
+                    </w:p>
+                  </w:txbxContent>
+                </v:textbox>
+              </v:shape>
+            </w:pict>
+          </mc:Fallback>
+        </mc:AlternateContent>
+      </w:r>
+      <w:r>
+        <w:rPr>
+          <w:noProof/>
+          <w:sz w:val="28"/>
+          <w:szCs w:val="28"/>
+        </w:rPr>
+        <mc:AlternateContent>
+          <mc:Choice Requires="wps">
+            <w:drawing>
+              <wp:anchor distT="0" distB="0" distL="114300" distR="114300" simplePos="0" relativeHeight="251812864" behindDoc="0" locked="0" layoutInCell="1" allowOverlap="1" wp14:anchorId="08489AA4" wp14:editId="5321B7B1">
+                <wp:simplePos x="0" y="0"/>
+                <wp:positionH relativeFrom="column">
+                  <wp:posOffset>294005</wp:posOffset>
+                </wp:positionH>
+                <wp:positionV relativeFrom="paragraph">
+                  <wp:posOffset>246381</wp:posOffset>
+                </wp:positionV>
+                <wp:extent cx="2905760" cy="4578350"/>
+                <wp:effectExtent l="57150" t="57150" r="66040" b="31750"/>
+                <wp:wrapNone/>
+                <wp:docPr id="125" name="Rectangle 125"/>
+                <wp:cNvGraphicFramePr/>
+                <a:graphic xmlns:a="http://schemas.openxmlformats.org/drawingml/2006/main">
+                  <a:graphicData uri="http://schemas.microsoft.com/office/word/2010/wordprocessingShape">
+                    <wps:wsp>
+                      <wps:cNvSpPr/>
+                      <wps:spPr>
+                        <a:xfrm>
+                          <a:off x="0" y="0"/>
+                          <a:ext cx="2905760" cy="4578350"/>
+                        </a:xfrm>
+                        <a:prstGeom prst="rect">
+                          <a:avLst/>
+                        </a:prstGeom>
+                        <a:solidFill>
+                          <a:schemeClr val="bg1"/>
+                        </a:solidFill>
+                        <a:effectLst>
+                          <a:outerShdw blurRad="50800" dir="4980000" sx="99000" sy="99000" algn="tl" rotWithShape="0">
+                            <a:prstClr val="black">
+                              <a:alpha val="41000"/>
+                            </a:prstClr>
+                          </a:outerShdw>
+                        </a:effectLst>
+                      </wps:spPr>
+                      <wps:style>
+                        <a:lnRef idx="2">
+                          <a:schemeClr val="accent1">
+                            <a:shade val="15000"/>
+                          </a:schemeClr>
+                        </a:lnRef>
+                        <a:fillRef idx="1">
+                          <a:schemeClr val="accent1"/>
+                        </a:fillRef>
+                        <a:effectRef idx="0">
+                          <a:schemeClr val="accent1"/>
+                        </a:effectRef>
+                        <a:fontRef idx="minor">
+                          <a:schemeClr val="lt1"/>
+                        </a:fontRef>
+                      </wps:style>
+                      <wps:txbx>
+                        <w:txbxContent>
+                          <w:p>
+                            <w:pPr>
+                              <w:jc w:val="center"/>
+                            </w:pPr>
+                            <w:r>
+                              <w:t xml:space="preserve"> </w:t>
+                            </w:r>
+                          </w:p>
+                        </w:txbxContent>
+                      </wps:txbx>
+                      <wps:bodyPr rot="0" spcFirstLastPara="0" vertOverflow="overflow" horzOverflow="overflow" vert="horz" wrap="square" lIns="91440" tIns="45720" rIns="91440" bIns="45720" numCol="1" spcCol="0" rtlCol="0" fromWordArt="0" anchor="ctr" anchorCtr="0" forceAA="0" compatLnSpc="1">
+                        <a:prstTxWarp prst="textNoShape">
+                          <a:avLst/>
+                        </a:prstTxWarp>
+                        <a:noAutofit/>
+                      </wps:bodyPr>
+                    </wps:wsp>
+                  </a:graphicData>
+                </a:graphic>
+                <wp14:sizeRelH relativeFrom="margin">
+                  <wp14:pctWidth>0</wp14:pctWidth>
+                </wp14:sizeRelH>
+                <wp14:sizeRelV relativeFrom="margin">
+                  <wp14:pctHeight>0</wp14:pctHeight>
+                </wp14:sizeRelV>
+              </wp:anchor>
+            </w:drawing>
+          </mc:Choice>
+          <mc:Fallback>
+            <w:pict>
+              <v:rect w14:anchorId="08489AA4" id="Rectangle 125" o:spid="_x0000_s1051" style="position:absolute;margin-left:23.15pt;margin-top:19.4pt;width:228.8pt;height:360.5pt;z-index:251812864;visibility:visible;mso-wrap-style:square;mso-width-percent:0;mso-height-percent:0;mso-wrap-distance-left:9pt;mso-wrap-distance-top:0;mso-wrap-distance-right:9pt;mso-wrap-distance-bottom:0;mso-position-horizontal:absolute;mso-position-horizontal-relative:text;mso-position-vertical:absolute;mso-position-vertical-relative:text;mso-width-percent:0;mso-height-percent:0;mso-width-relative:margin;mso-height-relative:margin;v-text-anchor:middle" o:gfxdata="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" fillcolor="white [3212]" strokecolor="#030e13 [484]" strokeweight="1pt">
+                <v:shadow on="t" type="perspective" color="black" opacity="26869f" origin="-.5,-.5" offset="0,0" matrix="64881f,,,64881f"/>
+                <v:textbox>
+                  <w:txbxContent>
+                    <w:p>
+                      <w:pPr>
+                        <w:jc w:val="center"/>
+                      </w:pPr>
+                      <w:r>
+                        <w:t xml:space="preserve"> </w:t>
+                      </w:r>
+                    </w:p>
+                  </w:txbxContent>
+                </v:textbox>
+              </v:rect>
+            </w:pict>
+          </mc:Fallback>
+        </mc:AlternateContent>
+      </w:r>
+      <w:r>
+        <w:rPr>
+          <w:noProof/>
+          <w:sz w:val="28"/>
+          <w:szCs w:val="28"/>
+        </w:rPr>
+        <mc:AlternateContent>
+          <mc:Choice Requires="wps">
+            <w:drawing>
+              <wp:anchor distT="0" distB="0" distL="114300" distR="114300" simplePos="0" relativeHeight="251833344" behindDoc="0" locked="0" layoutInCell="1" allowOverlap="1" wp14:anchorId="728FB851" wp14:editId="43FD0997">
+                <wp:simplePos x="0" y="0"/>
+                <wp:positionH relativeFrom="column">
+                  <wp:posOffset>4573905</wp:posOffset>
+                </wp:positionH>
+                <wp:positionV relativeFrom="paragraph">
+                  <wp:posOffset>257810</wp:posOffset>
+                </wp:positionV>
+                <wp:extent cx="205105" cy="100330"/>
+                <wp:effectExtent l="0" t="0" r="23495" b="13970"/>
+                <wp:wrapNone/>
+                <wp:docPr id="127" name="Rectangle 127"/>
+                <wp:cNvGraphicFramePr/>
+                <a:graphic xmlns:a="http://schemas.openxmlformats.org/drawingml/2006/main">
+                  <a:graphicData uri="http://schemas.microsoft.com/office/word/2010/wordprocessingShape">
+                    <wps:wsp>
+                      <wps:cNvSpPr/>
+                      <wps:spPr>
+                        <a:xfrm>
+                          <a:off x="0" y="0"/>
+                          <a:ext cx="205105" cy="100330"/>
+                        </a:xfrm>
+                        <a:prstGeom prst="rect">
+                          <a:avLst/>
+                        </a:prstGeom>
+                        <a:solidFill>
+                          <a:schemeClr val="bg1"/>
+                        </a:solidFill>
+                      </wps:spPr>
+                      <wps:style>
+                        <a:lnRef idx="2">
+                          <a:schemeClr val="accent1">
+                            <a:shade val="15000"/>
+                          </a:schemeClr>
+                        </a:lnRef>
+                        <a:fillRef idx="1">
+                          <a:schemeClr val="accent1"/>
+                        </a:fillRef>
+                        <a:effectRef idx="0">
+                          <a:schemeClr val="accent1"/>
+                        </a:effectRef>
+                        <a:fontRef idx="minor">
+                          <a:schemeClr val="lt1"/>
+                        </a:fontRef>
+                      </wps:style>
+                      <wps:bodyPr rot="0" spcFirstLastPara="0" vertOverflow="overflow" horzOverflow="overflow" vert="horz" wrap="square" lIns="91440" tIns="45720" rIns="91440" bIns="45720" numCol="1" spcCol="0" rtlCol="0" fromWordArt="0" anchor="ctr" anchorCtr="0" forceAA="0" compatLnSpc="1">
+                        <a:prstTxWarp prst="textNoShape">
+                          <a:avLst/>
+                        </a:prstTxWarp>
+                        <a:noAutofit/>
+                      </wps:bodyPr>
+                    </wps:wsp>
+                  </a:graphicData>
+                </a:graphic>
+                <wp14:sizeRelH relativeFrom="margin">
+                  <wp14:pctWidth>0</wp14:pctWidth>
+                </wp14:sizeRelH>
+                <wp14:sizeRelV relativeFrom="margin">
+                  <wp14:pctHeight>0</wp14:pctHeight>
+                </wp14:sizeRelV>
+              </wp:anchor>
+            </w:drawing>
+          </mc:Choice>
+          <mc:Fallback>
+            <w:pict>
+              <v:rect w14:anchorId="55B993DB" id="Rectangle 127" o:spid="_x0000_s1026" style="position:absolute;margin-left:360.15pt;margin-top:20.3pt;width:16.15pt;height:7.9pt;z-index:251833344;visibility:visible;mso-wrap-style:square;mso-width-percent:0;mso-height-percent:0;mso-wrap-distance-left:9pt;mso-wrap-distance-top:0;mso-wrap-distance-right:9pt;mso-wrap-distance-bottom:0;mso-position-horizontal:absolute;mso-position-horizontal-relative:text;mso-position-vertical:absolute;mso-position-vertical-relative:text;mso-width-percent:0;mso-height-percent:0;mso-width-relative:margin;mso-height-relative:margin;v-text-anchor:middle" o:gfxdata="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" fillcolor="white [3212]" strokecolor="#030e13 [484]" strokeweight="1pt"/>
+            </w:pict>
+          </mc:Fallback>
+        </mc:AlternateContent>
+      </w:r>
+      <w:r>
+        <w:rPr>
+          <w:noProof/>
           <w:sz w:val="26"/>
           <w:szCs w:val="26"/>
         </w:rPr>
-      </w:pPr>
+        <mc:AlternateContent>
+          <mc:Choice Requires="wps">
+            <w:drawing>
+              <wp:anchor distT="0" distB="0" distL="114300" distR="114300" simplePos="0" relativeHeight="251835392" behindDoc="0" locked="0" layoutInCell="1" allowOverlap="1" wp14:anchorId="70A0A3C4" wp14:editId="5D65B50E">
+                <wp:simplePos x="0" y="0"/>
+                <wp:positionH relativeFrom="column">
+                  <wp:posOffset>4737100</wp:posOffset>
+                </wp:positionH>
+                <wp:positionV relativeFrom="paragraph">
+                  <wp:posOffset>160020</wp:posOffset>
+                </wp:positionV>
+                <wp:extent cx="1216660" cy="621030"/>
+                <wp:effectExtent l="0" t="0" r="0" b="7620"/>
+                <wp:wrapNone/>
+                <wp:docPr id="129" name="Text Box 129"/>
+                <wp:cNvGraphicFramePr/>
+                <a:graphic xmlns:a="http://schemas.openxmlformats.org/drawingml/2006/main">
+                  <a:graphicData uri="http://schemas.microsoft.com/office/word/2010/wordprocessingShape">
+                    <wps:wsp>
+                      <wps:cNvSpPr txBox="1"/>
+                      <wps:spPr>
+                        <a:xfrm>
+                          <a:off x="0" y="0"/>
+                          <a:ext cx="1216660" cy="621030"/>
+                        </a:xfrm>
+                        <a:prstGeom prst="rect">
+                          <a:avLst/>
+                        </a:prstGeom>
+                        <a:noFill/>
+                        <a:ln w="6350">
+                          <a:noFill/>
+                        </a:ln>
+                      </wps:spPr>
+                      <wps:txbx>
+                        <w:txbxContent>
+                          <w:p>
+                            <w:pPr>
+                              <w:jc w:val="center"/>
+                              <w:rPr>
+                                <w:sz w:val="22"/>
+                                <w:szCs w:val="22"/>
+                              </w:rPr>
+                            </w:pPr>
+                            <w:r>
+                              <w:rPr>
+                                <w:sz w:val="22"/>
+                                <w:szCs w:val="22"/>
+                              </w:rPr>
+                              <w:t>Appareils des</w:t>
+                            </w:r>
+                            <w:r>
+                              <w:rPr>
+                                <w:sz w:val="22"/>
+                                <w:szCs w:val="22"/>
+                              </w:rPr>
+                              <w:t xml:space="preserve"> gestionnaires</w:t>
+                            </w:r>
+                          </w:p>
+                        </w:txbxContent>
+                      </wps:txbx>
+                      <wps:bodyPr rot="0" spcFirstLastPara="0" vertOverflow="overflow" horzOverflow="overflow" vert="horz" wrap="square" lIns="91440" tIns="45720" rIns="91440" bIns="45720" numCol="1" spcCol="0" rtlCol="0" fromWordArt="0" anchor="t" anchorCtr="0" forceAA="0" compatLnSpc="1">
+                        <a:prstTxWarp prst="textNoShape">
+                          <a:avLst/>
+                        </a:prstTxWarp>
+                        <a:noAutofit/>
+                      </wps:bodyPr>
+                    </wps:wsp>
+                  </a:graphicData>
+                </a:graphic>
+                <wp14:sizeRelH relativeFrom="margin">
+                  <wp14:pctWidth>0</wp14:pctWidth>
+                </wp14:sizeRelH>
+                <wp14:sizeRelV relativeFrom="margin">
+                  <wp14:pctHeight>0</wp14:pctHeight>
+                </wp14:sizeRelV>
+              </wp:anchor>
+            </w:drawing>
+          </mc:Choice>
+          <mc:Fallback>
+            <w:pict>
+              <v:shape w14:anchorId="70A0A3C4" id="Text Box 129" o:spid="_x0000_s1052" type="#_x0000_t202" style="position:absolute;margin-left:373pt;margin-top:12.6pt;width:95.8pt;height:48.9pt;z-index:251835392;visibility:visible;mso-wrap-style:square;mso-width-percent:0;mso-height-percent:0;mso-wrap-distance-left:9pt;mso-wrap-distance-top:0;mso-wrap-distance-right:9pt;mso-wrap-distance-bottom:0;mso-position-horizontal:absolute;mso-position-horizontal-relative:text;mso-position-vertical:absolute;mso-position-vertical-relative:text;mso-width-percent:0;mso-height-percent:0;mso-width-relative:margin;mso-height-relative:margin;v-text-anchor:top" o:gfxdata="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" filled="f" stroked="f" strokeweight=".5pt">
+                <v:textbox>
+                  <w:txbxContent>
+                    <w:p>
+                      <w:pPr>
+                        <w:jc w:val="center"/>
+                        <w:rPr>
+                          <w:sz w:val="22"/>
+                          <w:szCs w:val="22"/>
+                        </w:rPr>
+                      </w:pPr>
+                      <w:r>
+                        <w:rPr>
+                          <w:sz w:val="22"/>
+                          <w:szCs w:val="22"/>
+                        </w:rPr>
+                        <w:t>Appareils des</w:t>
+                      </w:r>
+                      <w:r>
+                        <w:rPr>
+                          <w:sz w:val="22"/>
+                          <w:szCs w:val="22"/>
+                        </w:rPr>
+                        <w:t xml:space="preserve"> gestionnaires</w:t>
+                      </w:r>
+                    </w:p>
+                  </w:txbxContent>
+                </v:textbox>
+              </v:shape>
+            </w:pict>
+          </mc:Fallback>
+        </mc:AlternateContent>
+      </w:r>
+      <w:r>
+        <w:rPr>
+          <w:noProof/>
+          <w:sz w:val="28"/>
+          <w:szCs w:val="28"/>
+        </w:rPr>
+        <mc:AlternateContent>
+          <mc:Choice Requires="wps">
+            <w:drawing>
+              <wp:anchor distT="0" distB="0" distL="114300" distR="114300" simplePos="0" relativeHeight="251832320" behindDoc="0" locked="0" layoutInCell="1" allowOverlap="1" wp14:anchorId="16432036" wp14:editId="21DFB3B4">
+                <wp:simplePos x="0" y="0"/>
+                <wp:positionH relativeFrom="column">
+                  <wp:posOffset>4699000</wp:posOffset>
+                </wp:positionH>
+                <wp:positionV relativeFrom="paragraph">
+                  <wp:posOffset>204470</wp:posOffset>
+                </wp:positionV>
+                <wp:extent cx="1179195" cy="646430"/>
+                <wp:effectExtent l="57150" t="57150" r="78105" b="77470"/>
+                <wp:wrapNone/>
+                <wp:docPr id="126" name="Rectangle 126"/>
+                <wp:cNvGraphicFramePr/>
+                <a:graphic xmlns:a="http://schemas.openxmlformats.org/drawingml/2006/main">
+                  <a:graphicData uri="http://schemas.microsoft.com/office/word/2010/wordprocessingShape">
+                    <wps:wsp>
+                      <wps:cNvSpPr/>
+                      <wps:spPr>
+                        <a:xfrm>
+                          <a:off x="0" y="0"/>
+                          <a:ext cx="1179195" cy="646430"/>
+                        </a:xfrm>
+                        <a:prstGeom prst="rect">
+                          <a:avLst/>
+                        </a:prstGeom>
+                        <a:solidFill>
+                          <a:schemeClr val="bg1"/>
+                        </a:solidFill>
+                        <a:effectLst>
+                          <a:outerShdw blurRad="50800" dir="4980000" sx="99000" sy="99000" algn="tl" rotWithShape="0">
+                            <a:prstClr val="black">
+                              <a:alpha val="41000"/>
+                            </a:prstClr>
+                          </a:outerShdw>
+                        </a:effectLst>
+                      </wps:spPr>
+                      <wps:style>
+                        <a:lnRef idx="2">
+                          <a:schemeClr val="accent1">
+                            <a:shade val="15000"/>
+                          </a:schemeClr>
+                        </a:lnRef>
+                        <a:fillRef idx="1">
+                          <a:schemeClr val="accent1"/>
+                        </a:fillRef>
+                        <a:effectRef idx="0">
+                          <a:schemeClr val="accent1"/>
+                        </a:effectRef>
+                        <a:fontRef idx="minor">
+                          <a:schemeClr val="lt1"/>
+                        </a:fontRef>
+                      </wps:style>
+                      <wps:txbx>
+                        <w:txbxContent>
+                          <w:p>
+                            <w:pPr>
+                              <w:jc w:val="center"/>
+                            </w:pPr>
+                            <w:r>
+                              <w:t xml:space="preserve"> </w:t>
+                            </w:r>
+                          </w:p>
+                        </w:txbxContent>
+                      </wps:txbx>
+                      <wps:bodyPr rot="0" spcFirstLastPara="0" vertOverflow="overflow" horzOverflow="overflow" vert="horz" wrap="square" lIns="91440" tIns="45720" rIns="91440" bIns="45720" numCol="1" spcCol="0" rtlCol="0" fromWordArt="0" anchor="ctr" anchorCtr="0" forceAA="0" compatLnSpc="1">
+                        <a:prstTxWarp prst="textNoShape">
+                          <a:avLst/>
+                        </a:prstTxWarp>
+                        <a:noAutofit/>
+                      </wps:bodyPr>
+                    </wps:wsp>
+                  </a:graphicData>
+                </a:graphic>
+                <wp14:sizeRelH relativeFrom="margin">
+                  <wp14:pctWidth>0</wp14:pctWidth>
+                </wp14:sizeRelH>
+                <wp14:sizeRelV relativeFrom="margin">
+                  <wp14:pctHeight>0</wp14:pctHeight>
+                </wp14:sizeRelV>
+              </wp:anchor>
+            </w:drawing>
+          </mc:Choice>
+          <mc:Fallback>
+            <w:pict>
+              <v:rect w14:anchorId="16432036" id="Rectangle 126" o:spid="_x0000_s1053" style="position:absolute;margin-left:370pt;margin-top:16.1pt;width:92.85pt;height:50.9pt;z-index:251832320;visibility:visible;mso-wrap-style:square;mso-width-percent:0;mso-height-percent:0;mso-wrap-distance-left:9pt;mso-wrap-distance-top:0;mso-wrap-distance-right:9pt;mso-wrap-distance-bottom:0;mso-position-horizontal:absolute;mso-position-horizontal-relative:text;mso-position-vertical:absolute;mso-position-vertical-relative:text;mso-width-percent:0;mso-height-percent:0;mso-width-relative:margin;mso-height-relative:margin;v-text-anchor:middle" o:gfxdata="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" fillcolor="white [3212]" strokecolor="#030e13 [484]" strokeweight="1pt">
+                <v:shadow on="t" type="perspective" color="black" opacity="26869f" origin="-.5,-.5" offset="0,0" matrix="64881f,,,64881f"/>
+                <v:textbox>
+                  <w:txbxContent>
+                    <w:p>
+                      <w:pPr>
+                        <w:jc w:val="center"/>
+                      </w:pPr>
+                      <w:r>
+                        <w:t xml:space="preserve"> </w:t>
+                      </w:r>
+                    </w:p>
+                  </w:txbxContent>
+                </v:textbox>
+              </v:rect>
+            </w:pict>
+          </mc:Fallback>
+        </mc:AlternateContent>
+      </w:r>
     </w:p>
     <w:p>
       <w:pPr>
@@ -16735,6 +17229,277 @@
           <w:szCs w:val="26"/>
         </w:rPr>
       </w:pPr>
+      <w:r>
+        <w:rPr>
+          <w:noProof/>
+          <w:sz w:val="28"/>
+          <w:szCs w:val="28"/>
+        </w:rPr>
+        <mc:AlternateContent>
+          <mc:Choice Requires="wps">
+            <w:drawing>
+              <wp:anchor distT="0" distB="0" distL="114300" distR="114300" simplePos="0" relativeHeight="251860992" behindDoc="0" locked="0" layoutInCell="1" allowOverlap="1" wp14:anchorId="0CECEDEC" wp14:editId="6F56C8C0">
+                <wp:simplePos x="0" y="0"/>
+                <wp:positionH relativeFrom="column">
+                  <wp:posOffset>1330228</wp:posOffset>
+                </wp:positionH>
+                <wp:positionV relativeFrom="paragraph">
+                  <wp:posOffset>226060</wp:posOffset>
+                </wp:positionV>
+                <wp:extent cx="1181344" cy="283210"/>
+                <wp:effectExtent l="0" t="0" r="0" b="2540"/>
+                <wp:wrapNone/>
+                <wp:docPr id="149" name="Text Box 149"/>
+                <wp:cNvGraphicFramePr/>
+                <a:graphic xmlns:a="http://schemas.openxmlformats.org/drawingml/2006/main">
+                  <a:graphicData uri="http://schemas.microsoft.com/office/word/2010/wordprocessingShape">
+                    <wps:wsp>
+                      <wps:cNvSpPr txBox="1"/>
+                      <wps:spPr>
+                        <a:xfrm>
+                          <a:off x="0" y="0"/>
+                          <a:ext cx="1181344" cy="283210"/>
+                        </a:xfrm>
+                        <a:prstGeom prst="rect">
+                          <a:avLst/>
+                        </a:prstGeom>
+                        <a:noFill/>
+                        <a:ln w="6350">
+                          <a:noFill/>
+                        </a:ln>
+                      </wps:spPr>
+                      <wps:txbx>
+                        <w:txbxContent>
+                          <w:p>
+                            <w:r>
+                              <w:t>Server Django</w:t>
+                            </w:r>
+                          </w:p>
+                        </w:txbxContent>
+                      </wps:txbx>
+                      <wps:bodyPr rot="0" spcFirstLastPara="0" vertOverflow="overflow" horzOverflow="overflow" vert="horz" wrap="square" lIns="91440" tIns="45720" rIns="91440" bIns="45720" numCol="1" spcCol="0" rtlCol="0" fromWordArt="0" anchor="t" anchorCtr="0" forceAA="0" compatLnSpc="1">
+                        <a:prstTxWarp prst="textNoShape">
+                          <a:avLst/>
+                        </a:prstTxWarp>
+                        <a:noAutofit/>
+                      </wps:bodyPr>
+                    </wps:wsp>
+                  </a:graphicData>
+                </a:graphic>
+                <wp14:sizeRelH relativeFrom="margin">
+                  <wp14:pctWidth>0</wp14:pctWidth>
+                </wp14:sizeRelH>
+              </wp:anchor>
+            </w:drawing>
+          </mc:Choice>
+          <mc:Fallback>
+            <w:pict>
+              <v:shape w14:anchorId="0CECEDEC" id="Text Box 149" o:spid="_x0000_s1054" type="#_x0000_t202" style="position:absolute;margin-left:104.75pt;margin-top:17.8pt;width:93pt;height:22.3pt;z-index:251860992;visibility:visible;mso-wrap-style:square;mso-width-percent:0;mso-wrap-distance-left:9pt;mso-wrap-distance-top:0;mso-wrap-distance-right:9pt;mso-wrap-distance-bottom:0;mso-position-horizontal:absolute;mso-position-horizontal-relative:text;mso-position-vertical:absolute;mso-position-vertical-relative:text;mso-width-percent:0;mso-width-relative:margin;v-text-anchor:top" o:gfxdata="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" filled="f" stroked="f" strokeweight=".5pt">
+                <v:textbox>
+                  <w:txbxContent>
+                    <w:p>
+                      <w:r>
+                        <w:t>Server Django</w:t>
+                      </w:r>
+                    </w:p>
+                  </w:txbxContent>
+                </v:textbox>
+              </v:shape>
+            </w:pict>
+          </mc:Fallback>
+        </mc:AlternateContent>
+      </w:r>
+      <w:r>
+        <w:rPr>
+          <w:noProof/>
+          <w:sz w:val="28"/>
+          <w:szCs w:val="28"/>
+        </w:rPr>
+        <mc:AlternateContent>
+          <mc:Choice Requires="wps">
+            <w:drawing>
+              <wp:anchor distT="0" distB="0" distL="114300" distR="114300" simplePos="0" relativeHeight="251814912" behindDoc="0" locked="0" layoutInCell="1" allowOverlap="1" wp14:anchorId="777F247E" wp14:editId="7ABCBAE3">
+                <wp:simplePos x="0" y="0"/>
+                <wp:positionH relativeFrom="column">
+                  <wp:posOffset>909955</wp:posOffset>
+                </wp:positionH>
+                <wp:positionV relativeFrom="paragraph">
+                  <wp:posOffset>273050</wp:posOffset>
+                </wp:positionV>
+                <wp:extent cx="2165350" cy="2635250"/>
+                <wp:effectExtent l="57150" t="57150" r="63500" b="50800"/>
+                <wp:wrapNone/>
+                <wp:docPr id="110" name="Rectangle 110"/>
+                <wp:cNvGraphicFramePr/>
+                <a:graphic xmlns:a="http://schemas.openxmlformats.org/drawingml/2006/main">
+                  <a:graphicData uri="http://schemas.microsoft.com/office/word/2010/wordprocessingShape">
+                    <wps:wsp>
+                      <wps:cNvSpPr/>
+                      <wps:spPr>
+                        <a:xfrm>
+                          <a:off x="0" y="0"/>
+                          <a:ext cx="2165350" cy="2635250"/>
+                        </a:xfrm>
+                        <a:prstGeom prst="rect">
+                          <a:avLst/>
+                        </a:prstGeom>
+                        <a:solidFill>
+                          <a:schemeClr val="bg1"/>
+                        </a:solidFill>
+                        <a:effectLst>
+                          <a:outerShdw blurRad="50800" dir="4980000" sx="99000" sy="99000" algn="tl" rotWithShape="0">
+                            <a:prstClr val="black">
+                              <a:alpha val="41000"/>
+                            </a:prstClr>
+                          </a:outerShdw>
+                        </a:effectLst>
+                      </wps:spPr>
+                      <wps:style>
+                        <a:lnRef idx="2">
+                          <a:schemeClr val="accent1">
+                            <a:shade val="15000"/>
+                          </a:schemeClr>
+                        </a:lnRef>
+                        <a:fillRef idx="1">
+                          <a:schemeClr val="accent1"/>
+                        </a:fillRef>
+                        <a:effectRef idx="0">
+                          <a:schemeClr val="accent1"/>
+                        </a:effectRef>
+                        <a:fontRef idx="minor">
+                          <a:schemeClr val="lt1"/>
+                        </a:fontRef>
+                      </wps:style>
+                      <wps:txbx>
+                        <w:txbxContent>
+                          <w:p>
+                            <w:pPr>
+                              <w:jc w:val="center"/>
+                            </w:pPr>
+                            <w:r>
+                              <w:t xml:space="preserve"> </w:t>
+                            </w:r>
+                          </w:p>
+                        </w:txbxContent>
+                      </wps:txbx>
+                      <wps:bodyPr rot="0" spcFirstLastPara="0" vertOverflow="overflow" horzOverflow="overflow" vert="horz" wrap="square" lIns="91440" tIns="45720" rIns="91440" bIns="45720" numCol="1" spcCol="0" rtlCol="0" fromWordArt="0" anchor="ctr" anchorCtr="0" forceAA="0" compatLnSpc="1">
+                        <a:prstTxWarp prst="textNoShape">
+                          <a:avLst/>
+                        </a:prstTxWarp>
+                        <a:noAutofit/>
+                      </wps:bodyPr>
+                    </wps:wsp>
+                  </a:graphicData>
+                </a:graphic>
+                <wp14:sizeRelH relativeFrom="margin">
+                  <wp14:pctWidth>0</wp14:pctWidth>
+                </wp14:sizeRelH>
+                <wp14:sizeRelV relativeFrom="margin">
+                  <wp14:pctHeight>0</wp14:pctHeight>
+                </wp14:sizeRelV>
+              </wp:anchor>
+            </w:drawing>
+          </mc:Choice>
+          <mc:Fallback>
+            <w:pict>
+              <v:rect w14:anchorId="777F247E" id="Rectangle 110" o:spid="_x0000_s1055" style="position:absolute;margin-left:71.65pt;margin-top:21.5pt;width:170.5pt;height:207.5pt;z-index:251814912;visibility:visible;mso-wrap-style:square;mso-width-percent:0;mso-height-percent:0;mso-wrap-distance-left:9pt;mso-wrap-distance-top:0;mso-wrap-distance-right:9pt;mso-wrap-distance-bottom:0;mso-position-horizontal:absolute;mso-position-horizontal-relative:text;mso-position-vertical:absolute;mso-position-vertical-relative:text;mso-width-percent:0;mso-height-percent:0;mso-width-relative:margin;mso-height-relative:margin;v-text-anchor:middle" o:gfxdata="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" fillcolor="white [3212]" strokecolor="#030e13 [484]" strokeweight="1pt">
+                <v:shadow on="t" type="perspective" color="black" opacity="26869f" origin="-.5,-.5" offset="0,0" matrix="64881f,,,64881f"/>
+                <v:textbox>
+                  <w:txbxContent>
+                    <w:p>
+                      <w:pPr>
+                        <w:jc w:val="center"/>
+                      </w:pPr>
+                      <w:r>
+                        <w:t xml:space="preserve"> </w:t>
+                      </w:r>
+                    </w:p>
+                  </w:txbxContent>
+                </v:textbox>
+              </v:rect>
+            </w:pict>
+          </mc:Fallback>
+        </mc:AlternateContent>
+      </w:r>
+      <w:r>
+        <w:rPr>
+          <w:noProof/>
+          <w:sz w:val="28"/>
+          <w:szCs w:val="28"/>
+        </w:rPr>
+        <mc:AlternateContent>
+          <mc:Choice Requires="wps">
+            <w:drawing>
+              <wp:anchor distT="0" distB="0" distL="114300" distR="114300" simplePos="0" relativeHeight="251834368" behindDoc="0" locked="0" layoutInCell="1" allowOverlap="1" wp14:anchorId="030E6DEA" wp14:editId="2A4E8D49">
+                <wp:simplePos x="0" y="0"/>
+                <wp:positionH relativeFrom="column">
+                  <wp:posOffset>4575810</wp:posOffset>
+                </wp:positionH>
+                <wp:positionV relativeFrom="paragraph">
+                  <wp:posOffset>103505</wp:posOffset>
+                </wp:positionV>
+                <wp:extent cx="205105" cy="100330"/>
+                <wp:effectExtent l="0" t="0" r="23495" b="13970"/>
+                <wp:wrapNone/>
+                <wp:docPr id="128" name="Rectangle 128"/>
+                <wp:cNvGraphicFramePr/>
+                <a:graphic xmlns:a="http://schemas.openxmlformats.org/drawingml/2006/main">
+                  <a:graphicData uri="http://schemas.microsoft.com/office/word/2010/wordprocessingShape">
+                    <wps:wsp>
+                      <wps:cNvSpPr/>
+                      <wps:spPr>
+                        <a:xfrm>
+                          <a:off x="0" y="0"/>
+                          <a:ext cx="205105" cy="100330"/>
+                        </a:xfrm>
+                        <a:prstGeom prst="rect">
+                          <a:avLst/>
+                        </a:prstGeom>
+                        <a:solidFill>
+                          <a:schemeClr val="bg1"/>
+                        </a:solidFill>
+                      </wps:spPr>
+                      <wps:style>
+                        <a:lnRef idx="2">
+                          <a:schemeClr val="accent1">
+                            <a:shade val="15000"/>
+                          </a:schemeClr>
+                        </a:lnRef>
+                        <a:fillRef idx="1">
+                          <a:schemeClr val="accent1"/>
+                        </a:fillRef>
+                        <a:effectRef idx="0">
+                          <a:schemeClr val="accent1"/>
+                        </a:effectRef>
+                        <a:fontRef idx="minor">
+                          <a:schemeClr val="lt1"/>
+                        </a:fontRef>
+                      </wps:style>
+                      <wps:bodyPr rot="0" spcFirstLastPara="0" vertOverflow="overflow" horzOverflow="overflow" vert="horz" wrap="square" lIns="91440" tIns="45720" rIns="91440" bIns="45720" numCol="1" spcCol="0" rtlCol="0" fromWordArt="0" anchor="ctr" anchorCtr="0" forceAA="0" compatLnSpc="1">
+                        <a:prstTxWarp prst="textNoShape">
+                          <a:avLst/>
+                        </a:prstTxWarp>
+                        <a:noAutofit/>
+                      </wps:bodyPr>
+                    </wps:wsp>
+                  </a:graphicData>
+                </a:graphic>
+                <wp14:sizeRelH relativeFrom="margin">
+                  <wp14:pctWidth>0</wp14:pctWidth>
+                </wp14:sizeRelH>
+                <wp14:sizeRelV relativeFrom="margin">
+                  <wp14:pctHeight>0</wp14:pctHeight>
+                </wp14:sizeRelV>
+              </wp:anchor>
+            </w:drawing>
+          </mc:Choice>
+          <mc:Fallback>
+            <w:pict>
+              <v:rect w14:anchorId="2EF3B606" id="Rectangle 128" o:spid="_x0000_s1026" style="position:absolute;margin-left:360.3pt;margin-top:8.15pt;width:16.15pt;height:7.9pt;z-index:251834368;visibility:visible;mso-wrap-style:square;mso-width-percent:0;mso-height-percent:0;mso-wrap-distance-left:9pt;mso-wrap-distance-top:0;mso-wrap-distance-right:9pt;mso-wrap-distance-bottom:0;mso-position-horizontal:absolute;mso-position-horizontal-relative:text;mso-position-vertical:absolute;mso-position-vertical-relative:text;mso-width-percent:0;mso-height-percent:0;mso-width-relative:margin;mso-height-relative:margin;v-text-anchor:middle" o:gfxdata="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" fillcolor="white [3212]" strokecolor="#030e13 [484]" strokeweight="1pt"/>
+            </w:pict>
+          </mc:Fallback>
+        </mc:AlternateContent>
+      </w:r>
     </w:p>
     <w:p>
       <w:pPr>
@@ -16743,22 +17508,3390 @@
           <w:szCs w:val="26"/>
         </w:rPr>
       </w:pPr>
-    </w:p>
-    <w:p>
-      <w:pPr>
-        <w:rPr>
+      <w:r>
+        <w:rPr>
+          <w:noProof/>
           <w:sz w:val="26"/>
           <w:szCs w:val="26"/>
         </w:rPr>
-      </w:pPr>
-    </w:p>
-    <w:p>
-      <w:pPr>
-        <w:rPr>
+        <mc:AlternateContent>
+          <mc:Choice Requires="wps">
+            <w:drawing>
+              <wp:anchor distT="0" distB="0" distL="114300" distR="114300" simplePos="0" relativeHeight="251844608" behindDoc="0" locked="0" layoutInCell="1" allowOverlap="1" wp14:anchorId="0C80F0C9" wp14:editId="59F3C4E1">
+                <wp:simplePos x="0" y="0"/>
+                <wp:positionH relativeFrom="column">
+                  <wp:posOffset>5038089</wp:posOffset>
+                </wp:positionH>
+                <wp:positionV relativeFrom="paragraph">
+                  <wp:posOffset>179071</wp:posOffset>
+                </wp:positionV>
+                <wp:extent cx="45719" cy="895350"/>
+                <wp:effectExtent l="38100" t="0" r="69215" b="57150"/>
+                <wp:wrapNone/>
+                <wp:docPr id="134" name="Straight Arrow Connector 134"/>
+                <wp:cNvGraphicFramePr/>
+                <a:graphic xmlns:a="http://schemas.openxmlformats.org/drawingml/2006/main">
+                  <a:graphicData uri="http://schemas.microsoft.com/office/word/2010/wordprocessingShape">
+                    <wps:wsp>
+                      <wps:cNvCnPr/>
+                      <wps:spPr>
+                        <a:xfrm>
+                          <a:off x="0" y="0"/>
+                          <a:ext cx="45719" cy="895350"/>
+                        </a:xfrm>
+                        <a:prstGeom prst="straightConnector1">
+                          <a:avLst/>
+                        </a:prstGeom>
+                        <a:ln>
+                          <a:tailEnd type="triangle"/>
+                        </a:ln>
+                      </wps:spPr>
+                      <wps:style>
+                        <a:lnRef idx="1">
+                          <a:schemeClr val="accent1"/>
+                        </a:lnRef>
+                        <a:fillRef idx="0">
+                          <a:schemeClr val="accent1"/>
+                        </a:fillRef>
+                        <a:effectRef idx="0">
+                          <a:schemeClr val="accent1"/>
+                        </a:effectRef>
+                        <a:fontRef idx="minor">
+                          <a:schemeClr val="tx1"/>
+                        </a:fontRef>
+                      </wps:style>
+                      <wps:bodyPr/>
+                    </wps:wsp>
+                  </a:graphicData>
+                </a:graphic>
+                <wp14:sizeRelH relativeFrom="margin">
+                  <wp14:pctWidth>0</wp14:pctWidth>
+                </wp14:sizeRelH>
+                <wp14:sizeRelV relativeFrom="margin">
+                  <wp14:pctHeight>0</wp14:pctHeight>
+                </wp14:sizeRelV>
+              </wp:anchor>
+            </w:drawing>
+          </mc:Choice>
+          <mc:Fallback>
+            <w:pict>
+              <v:shapetype w14:anchorId="3C4B9823" id="_x0000_t32" coordsize="21600,21600" o:spt="32" o:oned="t" path="m,l21600,21600e" filled="f">
+                <v:path arrowok="t" fillok="f" o:connecttype="none"/>
+                <o:lock v:ext="edit" shapetype="t"/>
+              </v:shapetype>
+              <v:shape id="Straight Arrow Connector 134" o:spid="_x0000_s1026" type="#_x0000_t32" style="position:absolute;margin-left:396.7pt;margin-top:14.1pt;width:3.6pt;height:70.5pt;z-index:251844608;visibility:visible;mso-wrap-style:square;mso-width-percent:0;mso-height-percent:0;mso-wrap-distance-left:9pt;mso-wrap-distance-top:0;mso-wrap-distance-right:9pt;mso-wrap-distance-bottom:0;mso-position-horizontal:absolute;mso-position-horizontal-relative:text;mso-position-vertical:absolute;mso-position-vertical-relative:text;mso-width-percent:0;mso-height-percent:0;mso-width-relative:margin;mso-height-relative:margin" o:gfxdata="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" strokecolor="#156082 [3204]" strokeweight=".5pt">
+                <v:stroke endarrow="block" joinstyle="miter"/>
+              </v:shape>
+            </w:pict>
+          </mc:Fallback>
+        </mc:AlternateContent>
+      </w:r>
+      <w:r>
+        <w:rPr>
+          <w:noProof/>
           <w:sz w:val="26"/>
           <w:szCs w:val="26"/>
         </w:rPr>
-      </w:pPr>
+        <mc:AlternateContent>
+          <mc:Choice Requires="wps">
+            <w:drawing>
+              <wp:anchor distT="0" distB="0" distL="114300" distR="114300" simplePos="0" relativeHeight="251845632" behindDoc="0" locked="0" layoutInCell="1" allowOverlap="1" wp14:anchorId="772FAA0A" wp14:editId="2829658F">
+                <wp:simplePos x="0" y="0"/>
+                <wp:positionH relativeFrom="column">
+                  <wp:posOffset>5329555</wp:posOffset>
+                </wp:positionH>
+                <wp:positionV relativeFrom="paragraph">
+                  <wp:posOffset>177800</wp:posOffset>
+                </wp:positionV>
+                <wp:extent cx="44450" cy="864870"/>
+                <wp:effectExtent l="76200" t="38100" r="50800" b="11430"/>
+                <wp:wrapNone/>
+                <wp:docPr id="136" name="Straight Arrow Connector 136"/>
+                <wp:cNvGraphicFramePr/>
+                <a:graphic xmlns:a="http://schemas.openxmlformats.org/drawingml/2006/main">
+                  <a:graphicData uri="http://schemas.microsoft.com/office/word/2010/wordprocessingShape">
+                    <wps:wsp>
+                      <wps:cNvCnPr/>
+                      <wps:spPr>
+                        <a:xfrm flipH="1" flipV="1">
+                          <a:off x="0" y="0"/>
+                          <a:ext cx="44450" cy="864870"/>
+                        </a:xfrm>
+                        <a:prstGeom prst="straightConnector1">
+                          <a:avLst/>
+                        </a:prstGeom>
+                        <a:ln>
+                          <a:tailEnd type="triangle"/>
+                        </a:ln>
+                      </wps:spPr>
+                      <wps:style>
+                        <a:lnRef idx="1">
+                          <a:schemeClr val="accent1"/>
+                        </a:lnRef>
+                        <a:fillRef idx="0">
+                          <a:schemeClr val="accent1"/>
+                        </a:fillRef>
+                        <a:effectRef idx="0">
+                          <a:schemeClr val="accent1"/>
+                        </a:effectRef>
+                        <a:fontRef idx="minor">
+                          <a:schemeClr val="tx1"/>
+                        </a:fontRef>
+                      </wps:style>
+                      <wps:bodyPr/>
+                    </wps:wsp>
+                  </a:graphicData>
+                </a:graphic>
+              </wp:anchor>
+            </w:drawing>
+          </mc:Choice>
+          <mc:Fallback>
+            <w:pict>
+              <v:shape w14:anchorId="40780F1D" id="Straight Arrow Connector 136" o:spid="_x0000_s1026" type="#_x0000_t32" style="position:absolute;margin-left:419.65pt;margin-top:14pt;width:3.5pt;height:68.1pt;flip:x y;z-index:251845632;visibility:visible;mso-wrap-style:square;mso-wrap-distance-left:9pt;mso-wrap-distance-top:0;mso-wrap-distance-right:9pt;mso-wrap-distance-bottom:0;mso-position-horizontal:absolute;mso-position-horizontal-relative:text;mso-position-vertical:absolute;mso-position-vertical-relative:text" o:gfxdata="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" strokecolor="#156082 [3204]" strokeweight=".5pt">
+                <v:stroke endarrow="block" joinstyle="miter"/>
+              </v:shape>
+            </w:pict>
+          </mc:Fallback>
+        </mc:AlternateContent>
+      </w:r>
+      <w:r>
+        <w:rPr>
+          <w:noProof/>
+          <w:sz w:val="26"/>
+          <w:szCs w:val="26"/>
+        </w:rPr>
+        <mc:AlternateContent>
+          <mc:Choice Requires="wps">
+            <w:drawing>
+              <wp:anchor distT="0" distB="0" distL="114300" distR="114300" simplePos="0" relativeHeight="251843584" behindDoc="0" locked="0" layoutInCell="1" allowOverlap="1" wp14:anchorId="17263290" wp14:editId="3CA9F732">
+                <wp:simplePos x="0" y="0"/>
+                <wp:positionH relativeFrom="column">
+                  <wp:posOffset>1764030</wp:posOffset>
+                </wp:positionH>
+                <wp:positionV relativeFrom="paragraph">
+                  <wp:posOffset>3075305</wp:posOffset>
+                </wp:positionV>
+                <wp:extent cx="462915" cy="252730"/>
+                <wp:effectExtent l="0" t="0" r="0" b="0"/>
+                <wp:wrapNone/>
+                <wp:docPr id="133" name="Text Box 133"/>
+                <wp:cNvGraphicFramePr/>
+                <a:graphic xmlns:a="http://schemas.openxmlformats.org/drawingml/2006/main">
+                  <a:graphicData uri="http://schemas.microsoft.com/office/word/2010/wordprocessingShape">
+                    <wps:wsp>
+                      <wps:cNvSpPr txBox="1"/>
+                      <wps:spPr>
+                        <a:xfrm>
+                          <a:off x="0" y="0"/>
+                          <a:ext cx="462915" cy="252730"/>
+                        </a:xfrm>
+                        <a:prstGeom prst="rect">
+                          <a:avLst/>
+                        </a:prstGeom>
+                        <a:noFill/>
+                        <a:ln w="6350">
+                          <a:noFill/>
+                        </a:ln>
+                      </wps:spPr>
+                      <wps:txbx>
+                        <w:txbxContent>
+                          <w:p>
+                            <w:pPr>
+                              <w:rPr>
+                                <w:sz w:val="22"/>
+                                <w:szCs w:val="22"/>
+                              </w:rPr>
+                            </w:pPr>
+                            <w:r>
+                              <w:rPr>
+                                <w:sz w:val="22"/>
+                                <w:szCs w:val="22"/>
+                              </w:rPr>
+                              <w:t>BD</w:t>
+                            </w:r>
+                          </w:p>
+                        </w:txbxContent>
+                      </wps:txbx>
+                      <wps:bodyPr rot="0" spcFirstLastPara="0" vertOverflow="overflow" horzOverflow="overflow" vert="horz" wrap="square" lIns="91440" tIns="45720" rIns="91440" bIns="45720" numCol="1" spcCol="0" rtlCol="0" fromWordArt="0" anchor="t" anchorCtr="0" forceAA="0" compatLnSpc="1">
+                        <a:prstTxWarp prst="textNoShape">
+                          <a:avLst/>
+                        </a:prstTxWarp>
+                        <a:noAutofit/>
+                      </wps:bodyPr>
+                    </wps:wsp>
+                  </a:graphicData>
+                </a:graphic>
+                <wp14:sizeRelH relativeFrom="margin">
+                  <wp14:pctWidth>0</wp14:pctWidth>
+                </wp14:sizeRelH>
+                <wp14:sizeRelV relativeFrom="margin">
+                  <wp14:pctHeight>0</wp14:pctHeight>
+                </wp14:sizeRelV>
+              </wp:anchor>
+            </w:drawing>
+          </mc:Choice>
+          <mc:Fallback>
+            <w:pict>
+              <v:shape w14:anchorId="17263290" id="Text Box 133" o:spid="_x0000_s1056" type="#_x0000_t202" style="position:absolute;margin-left:138.9pt;margin-top:242.15pt;width:36.45pt;height:19.9pt;z-index:251843584;visibility:visible;mso-wrap-style:square;mso-width-percent:0;mso-height-percent:0;mso-wrap-distance-left:9pt;mso-wrap-distance-top:0;mso-wrap-distance-right:9pt;mso-wrap-distance-bottom:0;mso-position-horizontal:absolute;mso-position-horizontal-relative:text;mso-position-vertical:absolute;mso-position-vertical-relative:text;mso-width-percent:0;mso-height-percent:0;mso-width-relative:margin;mso-height-relative:margin;v-text-anchor:top" o:gfxdata="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" filled="f" stroked="f" strokeweight=".5pt">
+                <v:textbox>
+                  <w:txbxContent>
+                    <w:p>
+                      <w:pPr>
+                        <w:rPr>
+                          <w:sz w:val="22"/>
+                          <w:szCs w:val="22"/>
+                        </w:rPr>
+                      </w:pPr>
+                      <w:r>
+                        <w:rPr>
+                          <w:sz w:val="22"/>
+                          <w:szCs w:val="22"/>
+                        </w:rPr>
+                        <w:t>BD</w:t>
+                      </w:r>
+                    </w:p>
+                  </w:txbxContent>
+                </v:textbox>
+              </v:shape>
+            </w:pict>
+          </mc:Fallback>
+        </mc:AlternateContent>
+      </w:r>
+      <w:r>
+        <w:rPr>
+          <w:noProof/>
+          <w:sz w:val="28"/>
+          <w:szCs w:val="28"/>
+        </w:rPr>
+        <mc:AlternateContent>
+          <mc:Choice Requires="wps">
+            <w:drawing>
+              <wp:anchor distT="0" distB="0" distL="114300" distR="114300" simplePos="0" relativeHeight="251823104" behindDoc="0" locked="0" layoutInCell="1" allowOverlap="1" wp14:anchorId="2E92EC20" wp14:editId="30E03987">
+                <wp:simplePos x="0" y="0"/>
+                <wp:positionH relativeFrom="column">
+                  <wp:posOffset>1284605</wp:posOffset>
+                </wp:positionH>
+                <wp:positionV relativeFrom="paragraph">
+                  <wp:posOffset>2152015</wp:posOffset>
+                </wp:positionV>
+                <wp:extent cx="205105" cy="100330"/>
+                <wp:effectExtent l="0" t="0" r="23495" b="13970"/>
+                <wp:wrapNone/>
+                <wp:docPr id="118" name="Rectangle 118"/>
+                <wp:cNvGraphicFramePr/>
+                <a:graphic xmlns:a="http://schemas.openxmlformats.org/drawingml/2006/main">
+                  <a:graphicData uri="http://schemas.microsoft.com/office/word/2010/wordprocessingShape">
+                    <wps:wsp>
+                      <wps:cNvSpPr/>
+                      <wps:spPr>
+                        <a:xfrm>
+                          <a:off x="0" y="0"/>
+                          <a:ext cx="205105" cy="100330"/>
+                        </a:xfrm>
+                        <a:prstGeom prst="rect">
+                          <a:avLst/>
+                        </a:prstGeom>
+                        <a:solidFill>
+                          <a:schemeClr val="bg1"/>
+                        </a:solidFill>
+                      </wps:spPr>
+                      <wps:style>
+                        <a:lnRef idx="2">
+                          <a:schemeClr val="accent1">
+                            <a:shade val="15000"/>
+                          </a:schemeClr>
+                        </a:lnRef>
+                        <a:fillRef idx="1">
+                          <a:schemeClr val="accent1"/>
+                        </a:fillRef>
+                        <a:effectRef idx="0">
+                          <a:schemeClr val="accent1"/>
+                        </a:effectRef>
+                        <a:fontRef idx="minor">
+                          <a:schemeClr val="lt1"/>
+                        </a:fontRef>
+                      </wps:style>
+                      <wps:bodyPr rot="0" spcFirstLastPara="0" vertOverflow="overflow" horzOverflow="overflow" vert="horz" wrap="square" lIns="91440" tIns="45720" rIns="91440" bIns="45720" numCol="1" spcCol="0" rtlCol="0" fromWordArt="0" anchor="ctr" anchorCtr="0" forceAA="0" compatLnSpc="1">
+                        <a:prstTxWarp prst="textNoShape">
+                          <a:avLst/>
+                        </a:prstTxWarp>
+                        <a:noAutofit/>
+                      </wps:bodyPr>
+                    </wps:wsp>
+                  </a:graphicData>
+                </a:graphic>
+                <wp14:sizeRelH relativeFrom="margin">
+                  <wp14:pctWidth>0</wp14:pctWidth>
+                </wp14:sizeRelH>
+                <wp14:sizeRelV relativeFrom="margin">
+                  <wp14:pctHeight>0</wp14:pctHeight>
+                </wp14:sizeRelV>
+              </wp:anchor>
+            </w:drawing>
+          </mc:Choice>
+          <mc:Fallback>
+            <w:pict>
+              <v:rect w14:anchorId="22BA3084" id="Rectangle 118" o:spid="_x0000_s1026" style="position:absolute;margin-left:101.15pt;margin-top:169.45pt;width:16.15pt;height:7.9pt;z-index:251823104;visibility:visible;mso-wrap-style:square;mso-width-percent:0;mso-height-percent:0;mso-wrap-distance-left:9pt;mso-wrap-distance-top:0;mso-wrap-distance-right:9pt;mso-wrap-distance-bottom:0;mso-position-horizontal:absolute;mso-position-horizontal-relative:text;mso-position-vertical:absolute;mso-position-vertical-relative:text;mso-width-percent:0;mso-height-percent:0;mso-width-relative:margin;mso-height-relative:margin;v-text-anchor:middle" o:gfxdata="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" fillcolor="white [3212]" strokecolor="#030e13 [484]" strokeweight="1pt"/>
+            </w:pict>
+          </mc:Fallback>
+        </mc:AlternateContent>
+      </w:r>
+      <w:r>
+        <w:rPr>
+          <w:noProof/>
+          <w:sz w:val="28"/>
+          <w:szCs w:val="28"/>
+        </w:rPr>
+        <mc:AlternateContent>
+          <mc:Choice Requires="wps">
+            <w:drawing>
+              <wp:anchor distT="0" distB="0" distL="114300" distR="114300" simplePos="0" relativeHeight="251822080" behindDoc="0" locked="0" layoutInCell="1" allowOverlap="1" wp14:anchorId="6D67DFD9" wp14:editId="5D0D1831">
+                <wp:simplePos x="0" y="0"/>
+                <wp:positionH relativeFrom="column">
+                  <wp:posOffset>1282700</wp:posOffset>
+                </wp:positionH>
+                <wp:positionV relativeFrom="paragraph">
+                  <wp:posOffset>1980565</wp:posOffset>
+                </wp:positionV>
+                <wp:extent cx="205105" cy="100330"/>
+                <wp:effectExtent l="0" t="0" r="23495" b="13970"/>
+                <wp:wrapNone/>
+                <wp:docPr id="117" name="Rectangle 117"/>
+                <wp:cNvGraphicFramePr/>
+                <a:graphic xmlns:a="http://schemas.openxmlformats.org/drawingml/2006/main">
+                  <a:graphicData uri="http://schemas.microsoft.com/office/word/2010/wordprocessingShape">
+                    <wps:wsp>
+                      <wps:cNvSpPr/>
+                      <wps:spPr>
+                        <a:xfrm>
+                          <a:off x="0" y="0"/>
+                          <a:ext cx="205105" cy="100330"/>
+                        </a:xfrm>
+                        <a:prstGeom prst="rect">
+                          <a:avLst/>
+                        </a:prstGeom>
+                        <a:solidFill>
+                          <a:schemeClr val="bg1"/>
+                        </a:solidFill>
+                      </wps:spPr>
+                      <wps:style>
+                        <a:lnRef idx="2">
+                          <a:schemeClr val="accent1">
+                            <a:shade val="15000"/>
+                          </a:schemeClr>
+                        </a:lnRef>
+                        <a:fillRef idx="1">
+                          <a:schemeClr val="accent1"/>
+                        </a:fillRef>
+                        <a:effectRef idx="0">
+                          <a:schemeClr val="accent1"/>
+                        </a:effectRef>
+                        <a:fontRef idx="minor">
+                          <a:schemeClr val="lt1"/>
+                        </a:fontRef>
+                      </wps:style>
+                      <wps:bodyPr rot="0" spcFirstLastPara="0" vertOverflow="overflow" horzOverflow="overflow" vert="horz" wrap="square" lIns="91440" tIns="45720" rIns="91440" bIns="45720" numCol="1" spcCol="0" rtlCol="0" fromWordArt="0" anchor="ctr" anchorCtr="0" forceAA="0" compatLnSpc="1">
+                        <a:prstTxWarp prst="textNoShape">
+                          <a:avLst/>
+                        </a:prstTxWarp>
+                        <a:noAutofit/>
+                      </wps:bodyPr>
+                    </wps:wsp>
+                  </a:graphicData>
+                </a:graphic>
+                <wp14:sizeRelH relativeFrom="margin">
+                  <wp14:pctWidth>0</wp14:pctWidth>
+                </wp14:sizeRelH>
+                <wp14:sizeRelV relativeFrom="margin">
+                  <wp14:pctHeight>0</wp14:pctHeight>
+                </wp14:sizeRelV>
+              </wp:anchor>
+            </w:drawing>
+          </mc:Choice>
+          <mc:Fallback>
+            <w:pict>
+              <v:rect w14:anchorId="6AEBBD45" id="Rectangle 117" o:spid="_x0000_s1026" style="position:absolute;margin-left:101pt;margin-top:155.95pt;width:16.15pt;height:7.9pt;z-index:251822080;visibility:visible;mso-wrap-style:square;mso-width-percent:0;mso-height-percent:0;mso-wrap-distance-left:9pt;mso-wrap-distance-top:0;mso-wrap-distance-right:9pt;mso-wrap-distance-bottom:0;mso-position-horizontal:absolute;mso-position-horizontal-relative:text;mso-position-vertical:absolute;mso-position-vertical-relative:text;mso-width-percent:0;mso-height-percent:0;mso-width-relative:margin;mso-height-relative:margin;v-text-anchor:middle" o:gfxdata="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" fillcolor="white [3212]" strokecolor="#030e13 [484]" strokeweight="1pt"/>
+            </w:pict>
+          </mc:Fallback>
+        </mc:AlternateContent>
+      </w:r>
+      <w:r>
+        <w:rPr>
+          <w:noProof/>
+          <w:sz w:val="28"/>
+          <w:szCs w:val="28"/>
+        </w:rPr>
+        <mc:AlternateContent>
+          <mc:Choice Requires="wps">
+            <w:drawing>
+              <wp:anchor distT="0" distB="0" distL="114300" distR="114300" simplePos="0" relativeHeight="251819008" behindDoc="0" locked="0" layoutInCell="1" allowOverlap="1" wp14:anchorId="0207EC26" wp14:editId="39145BA8">
+                <wp:simplePos x="0" y="0"/>
+                <wp:positionH relativeFrom="column">
+                  <wp:posOffset>1946910</wp:posOffset>
+                </wp:positionH>
+                <wp:positionV relativeFrom="paragraph">
+                  <wp:posOffset>1183640</wp:posOffset>
+                </wp:positionV>
+                <wp:extent cx="205105" cy="100330"/>
+                <wp:effectExtent l="0" t="0" r="23495" b="13970"/>
+                <wp:wrapNone/>
+                <wp:docPr id="114" name="Rectangle 114"/>
+                <wp:cNvGraphicFramePr/>
+                <a:graphic xmlns:a="http://schemas.openxmlformats.org/drawingml/2006/main">
+                  <a:graphicData uri="http://schemas.microsoft.com/office/word/2010/wordprocessingShape">
+                    <wps:wsp>
+                      <wps:cNvSpPr/>
+                      <wps:spPr>
+                        <a:xfrm>
+                          <a:off x="0" y="0"/>
+                          <a:ext cx="205105" cy="100330"/>
+                        </a:xfrm>
+                        <a:prstGeom prst="rect">
+                          <a:avLst/>
+                        </a:prstGeom>
+                        <a:solidFill>
+                          <a:schemeClr val="bg1"/>
+                        </a:solidFill>
+                      </wps:spPr>
+                      <wps:style>
+                        <a:lnRef idx="2">
+                          <a:schemeClr val="accent1">
+                            <a:shade val="15000"/>
+                          </a:schemeClr>
+                        </a:lnRef>
+                        <a:fillRef idx="1">
+                          <a:schemeClr val="accent1"/>
+                        </a:fillRef>
+                        <a:effectRef idx="0">
+                          <a:schemeClr val="accent1"/>
+                        </a:effectRef>
+                        <a:fontRef idx="minor">
+                          <a:schemeClr val="lt1"/>
+                        </a:fontRef>
+                      </wps:style>
+                      <wps:bodyPr rot="0" spcFirstLastPara="0" vertOverflow="overflow" horzOverflow="overflow" vert="horz" wrap="square" lIns="91440" tIns="45720" rIns="91440" bIns="45720" numCol="1" spcCol="0" rtlCol="0" fromWordArt="0" anchor="ctr" anchorCtr="0" forceAA="0" compatLnSpc="1">
+                        <a:prstTxWarp prst="textNoShape">
+                          <a:avLst/>
+                        </a:prstTxWarp>
+                        <a:noAutofit/>
+                      </wps:bodyPr>
+                    </wps:wsp>
+                  </a:graphicData>
+                </a:graphic>
+                <wp14:sizeRelH relativeFrom="margin">
+                  <wp14:pctWidth>0</wp14:pctWidth>
+                </wp14:sizeRelH>
+                <wp14:sizeRelV relativeFrom="margin">
+                  <wp14:pctHeight>0</wp14:pctHeight>
+                </wp14:sizeRelV>
+              </wp:anchor>
+            </w:drawing>
+          </mc:Choice>
+          <mc:Fallback>
+            <w:pict>
+              <v:rect w14:anchorId="288BD2EF" id="Rectangle 114" o:spid="_x0000_s1026" style="position:absolute;margin-left:153.3pt;margin-top:93.2pt;width:16.15pt;height:7.9pt;z-index:251819008;visibility:visible;mso-wrap-style:square;mso-width-percent:0;mso-height-percent:0;mso-wrap-distance-left:9pt;mso-wrap-distance-top:0;mso-wrap-distance-right:9pt;mso-wrap-distance-bottom:0;mso-position-horizontal:absolute;mso-position-horizontal-relative:text;mso-position-vertical:absolute;mso-position-vertical-relative:text;mso-width-percent:0;mso-height-percent:0;mso-width-relative:margin;mso-height-relative:margin;v-text-anchor:middle" o:gfxdata="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" fillcolor="white [3212]" strokecolor="#030e13 [484]" strokeweight="1pt"/>
+            </w:pict>
+          </mc:Fallback>
+        </mc:AlternateContent>
+      </w:r>
+      <w:r>
+        <w:rPr>
+          <w:noProof/>
+          <w:sz w:val="28"/>
+          <w:szCs w:val="28"/>
+        </w:rPr>
+        <mc:AlternateContent>
+          <mc:Choice Requires="wps">
+            <w:drawing>
+              <wp:anchor distT="0" distB="0" distL="114300" distR="114300" simplePos="0" relativeHeight="251820032" behindDoc="0" locked="0" layoutInCell="1" allowOverlap="1" wp14:anchorId="336BFF7C" wp14:editId="4EE16CB6">
+                <wp:simplePos x="0" y="0"/>
+                <wp:positionH relativeFrom="column">
+                  <wp:posOffset>1948815</wp:posOffset>
+                </wp:positionH>
+                <wp:positionV relativeFrom="paragraph">
+                  <wp:posOffset>1313180</wp:posOffset>
+                </wp:positionV>
+                <wp:extent cx="205105" cy="100330"/>
+                <wp:effectExtent l="0" t="0" r="23495" b="13970"/>
+                <wp:wrapNone/>
+                <wp:docPr id="115" name="Rectangle 115"/>
+                <wp:cNvGraphicFramePr/>
+                <a:graphic xmlns:a="http://schemas.openxmlformats.org/drawingml/2006/main">
+                  <a:graphicData uri="http://schemas.microsoft.com/office/word/2010/wordprocessingShape">
+                    <wps:wsp>
+                      <wps:cNvSpPr/>
+                      <wps:spPr>
+                        <a:xfrm>
+                          <a:off x="0" y="0"/>
+                          <a:ext cx="205105" cy="100330"/>
+                        </a:xfrm>
+                        <a:prstGeom prst="rect">
+                          <a:avLst/>
+                        </a:prstGeom>
+                        <a:solidFill>
+                          <a:schemeClr val="bg1"/>
+                        </a:solidFill>
+                      </wps:spPr>
+                      <wps:style>
+                        <a:lnRef idx="2">
+                          <a:schemeClr val="accent1">
+                            <a:shade val="15000"/>
+                          </a:schemeClr>
+                        </a:lnRef>
+                        <a:fillRef idx="1">
+                          <a:schemeClr val="accent1"/>
+                        </a:fillRef>
+                        <a:effectRef idx="0">
+                          <a:schemeClr val="accent1"/>
+                        </a:effectRef>
+                        <a:fontRef idx="minor">
+                          <a:schemeClr val="lt1"/>
+                        </a:fontRef>
+                      </wps:style>
+                      <wps:bodyPr rot="0" spcFirstLastPara="0" vertOverflow="overflow" horzOverflow="overflow" vert="horz" wrap="square" lIns="91440" tIns="45720" rIns="91440" bIns="45720" numCol="1" spcCol="0" rtlCol="0" fromWordArt="0" anchor="ctr" anchorCtr="0" forceAA="0" compatLnSpc="1">
+                        <a:prstTxWarp prst="textNoShape">
+                          <a:avLst/>
+                        </a:prstTxWarp>
+                        <a:noAutofit/>
+                      </wps:bodyPr>
+                    </wps:wsp>
+                  </a:graphicData>
+                </a:graphic>
+                <wp14:sizeRelH relativeFrom="margin">
+                  <wp14:pctWidth>0</wp14:pctWidth>
+                </wp14:sizeRelH>
+                <wp14:sizeRelV relativeFrom="margin">
+                  <wp14:pctHeight>0</wp14:pctHeight>
+                </wp14:sizeRelV>
+              </wp:anchor>
+            </w:drawing>
+          </mc:Choice>
+          <mc:Fallback>
+            <w:pict>
+              <v:rect w14:anchorId="6518D992" id="Rectangle 115" o:spid="_x0000_s1026" style="position:absolute;margin-left:153.45pt;margin-top:103.4pt;width:16.15pt;height:7.9pt;z-index:251820032;visibility:visible;mso-wrap-style:square;mso-width-percent:0;mso-height-percent:0;mso-wrap-distance-left:9pt;mso-wrap-distance-top:0;mso-wrap-distance-right:9pt;mso-wrap-distance-bottom:0;mso-position-horizontal:absolute;mso-position-horizontal-relative:text;mso-position-vertical:absolute;mso-position-vertical-relative:text;mso-width-percent:0;mso-height-percent:0;mso-width-relative:margin;mso-height-relative:margin;v-text-anchor:middle" o:gfxdata="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" fillcolor="white [3212]" strokecolor="#030e13 [484]" strokeweight="1pt"/>
+            </w:pict>
+          </mc:Fallback>
+        </mc:AlternateContent>
+      </w:r>
+      <w:r>
+        <w:rPr>
+          <w:noProof/>
+          <w:sz w:val="28"/>
+          <w:szCs w:val="28"/>
+        </w:rPr>
+        <mc:AlternateContent>
+          <mc:Choice Requires="wps">
+            <w:drawing>
+              <wp:anchor distT="0" distB="0" distL="114300" distR="114300" simplePos="0" relativeHeight="251815936" behindDoc="0" locked="0" layoutInCell="1" allowOverlap="1" wp14:anchorId="3E0184A7" wp14:editId="6C6DE46F">
+                <wp:simplePos x="0" y="0"/>
+                <wp:positionH relativeFrom="column">
+                  <wp:posOffset>722630</wp:posOffset>
+                </wp:positionH>
+                <wp:positionV relativeFrom="paragraph">
+                  <wp:posOffset>516255</wp:posOffset>
+                </wp:positionV>
+                <wp:extent cx="316230" cy="205105"/>
+                <wp:effectExtent l="0" t="0" r="26670" b="23495"/>
+                <wp:wrapNone/>
+                <wp:docPr id="111" name="Rectangle 111"/>
+                <wp:cNvGraphicFramePr/>
+                <a:graphic xmlns:a="http://schemas.openxmlformats.org/drawingml/2006/main">
+                  <a:graphicData uri="http://schemas.microsoft.com/office/word/2010/wordprocessingShape">
+                    <wps:wsp>
+                      <wps:cNvSpPr/>
+                      <wps:spPr>
+                        <a:xfrm>
+                          <a:off x="0" y="0"/>
+                          <a:ext cx="316230" cy="205105"/>
+                        </a:xfrm>
+                        <a:prstGeom prst="rect">
+                          <a:avLst/>
+                        </a:prstGeom>
+                        <a:solidFill>
+                          <a:schemeClr val="bg1"/>
+                        </a:solidFill>
+                      </wps:spPr>
+                      <wps:style>
+                        <a:lnRef idx="2">
+                          <a:schemeClr val="accent1">
+                            <a:shade val="15000"/>
+                          </a:schemeClr>
+                        </a:lnRef>
+                        <a:fillRef idx="1">
+                          <a:schemeClr val="accent1"/>
+                        </a:fillRef>
+                        <a:effectRef idx="0">
+                          <a:schemeClr val="accent1"/>
+                        </a:effectRef>
+                        <a:fontRef idx="minor">
+                          <a:schemeClr val="lt1"/>
+                        </a:fontRef>
+                      </wps:style>
+                      <wps:bodyPr rot="0" spcFirstLastPara="0" vertOverflow="overflow" horzOverflow="overflow" vert="horz" wrap="square" lIns="91440" tIns="45720" rIns="91440" bIns="45720" numCol="1" spcCol="0" rtlCol="0" fromWordArt="0" anchor="ctr" anchorCtr="0" forceAA="0" compatLnSpc="1">
+                        <a:prstTxWarp prst="textNoShape">
+                          <a:avLst/>
+                        </a:prstTxWarp>
+                        <a:noAutofit/>
+                      </wps:bodyPr>
+                    </wps:wsp>
+                  </a:graphicData>
+                </a:graphic>
+                <wp14:sizeRelH relativeFrom="margin">
+                  <wp14:pctWidth>0</wp14:pctWidth>
+                </wp14:sizeRelH>
+                <wp14:sizeRelV relativeFrom="margin">
+                  <wp14:pctHeight>0</wp14:pctHeight>
+                </wp14:sizeRelV>
+              </wp:anchor>
+            </w:drawing>
+          </mc:Choice>
+          <mc:Fallback>
+            <w:pict>
+              <v:rect w14:anchorId="4CF70E19" id="Rectangle 111" o:spid="_x0000_s1026" style="position:absolute;margin-left:56.9pt;margin-top:40.65pt;width:24.9pt;height:16.15pt;z-index:251815936;visibility:visible;mso-wrap-style:square;mso-width-percent:0;mso-height-percent:0;mso-wrap-distance-left:9pt;mso-wrap-distance-top:0;mso-wrap-distance-right:9pt;mso-wrap-distance-bottom:0;mso-position-horizontal:absolute;mso-position-horizontal-relative:text;mso-position-vertical:absolute;mso-position-vertical-relative:text;mso-width-percent:0;mso-height-percent:0;mso-width-relative:margin;mso-height-relative:margin;v-text-anchor:middle" o:gfxdata="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" fillcolor="white [3212]" strokecolor="#030e13 [484]" strokeweight="1pt"/>
+            </w:pict>
+          </mc:Fallback>
+        </mc:AlternateContent>
+      </w:r>
+      <w:r>
+        <w:rPr>
+          <w:noProof/>
+          <w:sz w:val="28"/>
+          <w:szCs w:val="28"/>
+        </w:rPr>
+        <mc:AlternateContent>
+          <mc:Choice Requires="wps">
+            <w:drawing>
+              <wp:anchor distT="0" distB="0" distL="114300" distR="114300" simplePos="0" relativeHeight="251816960" behindDoc="0" locked="0" layoutInCell="1" allowOverlap="1" wp14:anchorId="6148AB14" wp14:editId="0DE384E4">
+                <wp:simplePos x="0" y="0"/>
+                <wp:positionH relativeFrom="column">
+                  <wp:posOffset>716280</wp:posOffset>
+                </wp:positionH>
+                <wp:positionV relativeFrom="paragraph">
+                  <wp:posOffset>884555</wp:posOffset>
+                </wp:positionV>
+                <wp:extent cx="346710" cy="207645"/>
+                <wp:effectExtent l="0" t="0" r="15240" b="20955"/>
+                <wp:wrapNone/>
+                <wp:docPr id="112" name="Rectangle 112"/>
+                <wp:cNvGraphicFramePr/>
+                <a:graphic xmlns:a="http://schemas.openxmlformats.org/drawingml/2006/main">
+                  <a:graphicData uri="http://schemas.microsoft.com/office/word/2010/wordprocessingShape">
+                    <wps:wsp>
+                      <wps:cNvSpPr/>
+                      <wps:spPr>
+                        <a:xfrm>
+                          <a:off x="0" y="0"/>
+                          <a:ext cx="346710" cy="207645"/>
+                        </a:xfrm>
+                        <a:prstGeom prst="rect">
+                          <a:avLst/>
+                        </a:prstGeom>
+                        <a:solidFill>
+                          <a:schemeClr val="bg1"/>
+                        </a:solidFill>
+                      </wps:spPr>
+                      <wps:style>
+                        <a:lnRef idx="2">
+                          <a:schemeClr val="accent1">
+                            <a:shade val="15000"/>
+                          </a:schemeClr>
+                        </a:lnRef>
+                        <a:fillRef idx="1">
+                          <a:schemeClr val="accent1"/>
+                        </a:fillRef>
+                        <a:effectRef idx="0">
+                          <a:schemeClr val="accent1"/>
+                        </a:effectRef>
+                        <a:fontRef idx="minor">
+                          <a:schemeClr val="lt1"/>
+                        </a:fontRef>
+                      </wps:style>
+                      <wps:bodyPr rot="0" spcFirstLastPara="0" vertOverflow="overflow" horzOverflow="overflow" vert="horz" wrap="square" lIns="91440" tIns="45720" rIns="91440" bIns="45720" numCol="1" spcCol="0" rtlCol="0" fromWordArt="0" anchor="ctr" anchorCtr="0" forceAA="0" compatLnSpc="1">
+                        <a:prstTxWarp prst="textNoShape">
+                          <a:avLst/>
+                        </a:prstTxWarp>
+                        <a:noAutofit/>
+                      </wps:bodyPr>
+                    </wps:wsp>
+                  </a:graphicData>
+                </a:graphic>
+                <wp14:sizeRelH relativeFrom="margin">
+                  <wp14:pctWidth>0</wp14:pctWidth>
+                </wp14:sizeRelH>
+                <wp14:sizeRelV relativeFrom="margin">
+                  <wp14:pctHeight>0</wp14:pctHeight>
+                </wp14:sizeRelV>
+              </wp:anchor>
+            </w:drawing>
+          </mc:Choice>
+          <mc:Fallback>
+            <w:pict>
+              <v:rect w14:anchorId="1C3D673B" id="Rectangle 112" o:spid="_x0000_s1026" style="position:absolute;margin-left:56.4pt;margin-top:69.65pt;width:27.3pt;height:16.35pt;z-index:251816960;visibility:visible;mso-wrap-style:square;mso-width-percent:0;mso-height-percent:0;mso-wrap-distance-left:9pt;mso-wrap-distance-top:0;mso-wrap-distance-right:9pt;mso-wrap-distance-bottom:0;mso-position-horizontal:absolute;mso-position-horizontal-relative:text;mso-position-vertical:absolute;mso-position-vertical-relative:text;mso-width-percent:0;mso-height-percent:0;mso-width-relative:margin;mso-height-relative:margin;v-text-anchor:middle" o:gfxdata="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" fillcolor="white [3212]" strokecolor="#030e13 [484]" strokeweight="1pt"/>
+            </w:pict>
+          </mc:Fallback>
+        </mc:AlternateContent>
+      </w:r>
+      <w:r>
+        <w:rPr>
+          <w:noProof/>
+          <w:sz w:val="28"/>
+          <w:szCs w:val="28"/>
+        </w:rPr>
+        <mc:AlternateContent>
+          <mc:Choice Requires="wps">
+            <w:drawing>
+              <wp:anchor distT="0" distB="0" distL="114300" distR="114300" simplePos="0" relativeHeight="251817984" behindDoc="0" locked="0" layoutInCell="1" allowOverlap="1" wp14:anchorId="68390B43" wp14:editId="29286626">
+                <wp:simplePos x="0" y="0"/>
+                <wp:positionH relativeFrom="column">
+                  <wp:posOffset>2076450</wp:posOffset>
+                </wp:positionH>
+                <wp:positionV relativeFrom="paragraph">
+                  <wp:posOffset>1115695</wp:posOffset>
+                </wp:positionV>
+                <wp:extent cx="902335" cy="393065"/>
+                <wp:effectExtent l="57150" t="57150" r="69215" b="83185"/>
+                <wp:wrapNone/>
+                <wp:docPr id="113" name="Rectangle 113"/>
+                <wp:cNvGraphicFramePr/>
+                <a:graphic xmlns:a="http://schemas.openxmlformats.org/drawingml/2006/main">
+                  <a:graphicData uri="http://schemas.microsoft.com/office/word/2010/wordprocessingShape">
+                    <wps:wsp>
+                      <wps:cNvSpPr/>
+                      <wps:spPr>
+                        <a:xfrm>
+                          <a:off x="0" y="0"/>
+                          <a:ext cx="902335" cy="393065"/>
+                        </a:xfrm>
+                        <a:prstGeom prst="rect">
+                          <a:avLst/>
+                        </a:prstGeom>
+                        <a:solidFill>
+                          <a:schemeClr val="bg1"/>
+                        </a:solidFill>
+                        <a:effectLst>
+                          <a:outerShdw blurRad="50800" dir="4980000" sx="99000" sy="99000" algn="tl" rotWithShape="0">
+                            <a:prstClr val="black">
+                              <a:alpha val="41000"/>
+                            </a:prstClr>
+                          </a:outerShdw>
+                        </a:effectLst>
+                      </wps:spPr>
+                      <wps:style>
+                        <a:lnRef idx="2">
+                          <a:schemeClr val="accent1">
+                            <a:shade val="15000"/>
+                          </a:schemeClr>
+                        </a:lnRef>
+                        <a:fillRef idx="1">
+                          <a:schemeClr val="accent1"/>
+                        </a:fillRef>
+                        <a:effectRef idx="0">
+                          <a:schemeClr val="accent1"/>
+                        </a:effectRef>
+                        <a:fontRef idx="minor">
+                          <a:schemeClr val="lt1"/>
+                        </a:fontRef>
+                      </wps:style>
+                      <wps:txbx>
+                        <w:txbxContent>
+                          <w:p>
+                            <w:pPr>
+                              <w:jc w:val="center"/>
+                            </w:pPr>
+                            <w:r>
+                              <w:t xml:space="preserve"> </w:t>
+                            </w:r>
+                          </w:p>
+                        </w:txbxContent>
+                      </wps:txbx>
+                      <wps:bodyPr rot="0" spcFirstLastPara="0" vertOverflow="overflow" horzOverflow="overflow" vert="horz" wrap="square" lIns="91440" tIns="45720" rIns="91440" bIns="45720" numCol="1" spcCol="0" rtlCol="0" fromWordArt="0" anchor="ctr" anchorCtr="0" forceAA="0" compatLnSpc="1">
+                        <a:prstTxWarp prst="textNoShape">
+                          <a:avLst/>
+                        </a:prstTxWarp>
+                        <a:noAutofit/>
+                      </wps:bodyPr>
+                    </wps:wsp>
+                  </a:graphicData>
+                </a:graphic>
+                <wp14:sizeRelH relativeFrom="margin">
+                  <wp14:pctWidth>0</wp14:pctWidth>
+                </wp14:sizeRelH>
+                <wp14:sizeRelV relativeFrom="margin">
+                  <wp14:pctHeight>0</wp14:pctHeight>
+                </wp14:sizeRelV>
+              </wp:anchor>
+            </w:drawing>
+          </mc:Choice>
+          <mc:Fallback>
+            <w:pict>
+              <v:rect w14:anchorId="68390B43" id="Rectangle 113" o:spid="_x0000_s1057" style="position:absolute;margin-left:163.5pt;margin-top:87.85pt;width:71.05pt;height:30.95pt;z-index:251817984;visibility:visible;mso-wrap-style:square;mso-width-percent:0;mso-height-percent:0;mso-wrap-distance-left:9pt;mso-wrap-distance-top:0;mso-wrap-distance-right:9pt;mso-wrap-distance-bottom:0;mso-position-horizontal:absolute;mso-position-horizontal-relative:text;mso-position-vertical:absolute;mso-position-vertical-relative:text;mso-width-percent:0;mso-height-percent:0;mso-width-relative:margin;mso-height-relative:margin;v-text-anchor:middle" o:gfxdata="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" fillcolor="white [3212]" strokecolor="#030e13 [484]" strokeweight="1pt">
+                <v:shadow on="t" type="perspective" color="black" opacity="26869f" origin="-.5,-.5" offset="0,0" matrix="64881f,,,64881f"/>
+                <v:textbox>
+                  <w:txbxContent>
+                    <w:p>
+                      <w:pPr>
+                        <w:jc w:val="center"/>
+                      </w:pPr>
+                      <w:r>
+                        <w:t xml:space="preserve"> </w:t>
+                      </w:r>
+                    </w:p>
+                  </w:txbxContent>
+                </v:textbox>
+              </v:rect>
+            </w:pict>
+          </mc:Fallback>
+        </mc:AlternateContent>
+      </w:r>
+      <w:r>
+        <w:rPr>
+          <w:noProof/>
+          <w:sz w:val="28"/>
+          <w:szCs w:val="28"/>
+        </w:rPr>
+        <mc:AlternateContent>
+          <mc:Choice Requires="wps">
+            <w:drawing>
+              <wp:anchor distT="0" distB="0" distL="114300" distR="114300" simplePos="0" relativeHeight="251821056" behindDoc="0" locked="0" layoutInCell="1" allowOverlap="1" wp14:anchorId="794CA611" wp14:editId="23665DC7">
+                <wp:simplePos x="0" y="0"/>
+                <wp:positionH relativeFrom="column">
+                  <wp:posOffset>1412240</wp:posOffset>
+                </wp:positionH>
+                <wp:positionV relativeFrom="paragraph">
+                  <wp:posOffset>1933575</wp:posOffset>
+                </wp:positionV>
+                <wp:extent cx="902335" cy="393065"/>
+                <wp:effectExtent l="57150" t="57150" r="69215" b="83185"/>
+                <wp:wrapNone/>
+                <wp:docPr id="116" name="Rectangle 116"/>
+                <wp:cNvGraphicFramePr/>
+                <a:graphic xmlns:a="http://schemas.openxmlformats.org/drawingml/2006/main">
+                  <a:graphicData uri="http://schemas.microsoft.com/office/word/2010/wordprocessingShape">
+                    <wps:wsp>
+                      <wps:cNvSpPr/>
+                      <wps:spPr>
+                        <a:xfrm>
+                          <a:off x="0" y="0"/>
+                          <a:ext cx="902335" cy="393065"/>
+                        </a:xfrm>
+                        <a:prstGeom prst="rect">
+                          <a:avLst/>
+                        </a:prstGeom>
+                        <a:solidFill>
+                          <a:schemeClr val="bg1"/>
+                        </a:solidFill>
+                        <a:effectLst>
+                          <a:outerShdw blurRad="50800" dir="4980000" sx="99000" sy="99000" algn="tl" rotWithShape="0">
+                            <a:prstClr val="black">
+                              <a:alpha val="41000"/>
+                            </a:prstClr>
+                          </a:outerShdw>
+                        </a:effectLst>
+                      </wps:spPr>
+                      <wps:style>
+                        <a:lnRef idx="2">
+                          <a:schemeClr val="accent1">
+                            <a:shade val="15000"/>
+                          </a:schemeClr>
+                        </a:lnRef>
+                        <a:fillRef idx="1">
+                          <a:schemeClr val="accent1"/>
+                        </a:fillRef>
+                        <a:effectRef idx="0">
+                          <a:schemeClr val="accent1"/>
+                        </a:effectRef>
+                        <a:fontRef idx="minor">
+                          <a:schemeClr val="lt1"/>
+                        </a:fontRef>
+                      </wps:style>
+                      <wps:txbx>
+                        <w:txbxContent>
+                          <w:p>
+                            <w:pPr>
+                              <w:jc w:val="center"/>
+                            </w:pPr>
+                            <w:r>
+                              <w:t xml:space="preserve"> </w:t>
+                            </w:r>
+                          </w:p>
+                        </w:txbxContent>
+                      </wps:txbx>
+                      <wps:bodyPr rot="0" spcFirstLastPara="0" vertOverflow="overflow" horzOverflow="overflow" vert="horz" wrap="square" lIns="91440" tIns="45720" rIns="91440" bIns="45720" numCol="1" spcCol="0" rtlCol="0" fromWordArt="0" anchor="ctr" anchorCtr="0" forceAA="0" compatLnSpc="1">
+                        <a:prstTxWarp prst="textNoShape">
+                          <a:avLst/>
+                        </a:prstTxWarp>
+                        <a:noAutofit/>
+                      </wps:bodyPr>
+                    </wps:wsp>
+                  </a:graphicData>
+                </a:graphic>
+                <wp14:sizeRelH relativeFrom="margin">
+                  <wp14:pctWidth>0</wp14:pctWidth>
+                </wp14:sizeRelH>
+                <wp14:sizeRelV relativeFrom="margin">
+                  <wp14:pctHeight>0</wp14:pctHeight>
+                </wp14:sizeRelV>
+              </wp:anchor>
+            </w:drawing>
+          </mc:Choice>
+          <mc:Fallback>
+            <w:pict>
+              <v:rect w14:anchorId="794CA611" id="Rectangle 116" o:spid="_x0000_s1058" style="position:absolute;margin-left:111.2pt;margin-top:152.25pt;width:71.05pt;height:30.95pt;z-index:251821056;visibility:visible;mso-wrap-style:square;mso-width-percent:0;mso-height-percent:0;mso-wrap-distance-left:9pt;mso-wrap-distance-top:0;mso-wrap-distance-right:9pt;mso-wrap-distance-bottom:0;mso-position-horizontal:absolute;mso-position-horizontal-relative:text;mso-position-vertical:absolute;mso-position-vertical-relative:text;mso-width-percent:0;mso-height-percent:0;mso-width-relative:margin;mso-height-relative:margin;v-text-anchor:middle" o:gfxdata="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" fillcolor="white [3212]" strokecolor="#030e13 [484]" strokeweight="1pt">
+                <v:shadow on="t" type="perspective" color="black" opacity="26869f" origin="-.5,-.5" offset="0,0" matrix="64881f,,,64881f"/>
+                <v:textbox>
+                  <w:txbxContent>
+                    <w:p>
+                      <w:pPr>
+                        <w:jc w:val="center"/>
+                      </w:pPr>
+                      <w:r>
+                        <w:t xml:space="preserve"> </w:t>
+                      </w:r>
+                    </w:p>
+                  </w:txbxContent>
+                </v:textbox>
+              </v:rect>
+            </w:pict>
+          </mc:Fallback>
+        </mc:AlternateContent>
+      </w:r>
+      <w:r>
+        <w:rPr>
+          <w:noProof/>
+          <w:sz w:val="28"/>
+          <w:szCs w:val="28"/>
+        </w:rPr>
+        <mc:AlternateContent>
+          <mc:Choice Requires="wps">
+            <w:drawing>
+              <wp:anchor distT="0" distB="0" distL="114300" distR="114300" simplePos="0" relativeHeight="251824128" behindDoc="0" locked="0" layoutInCell="1" allowOverlap="1" wp14:anchorId="2B079624" wp14:editId="0A98CFBE">
+                <wp:simplePos x="0" y="0"/>
+                <wp:positionH relativeFrom="column">
+                  <wp:posOffset>1468755</wp:posOffset>
+                </wp:positionH>
+                <wp:positionV relativeFrom="paragraph">
+                  <wp:posOffset>298450</wp:posOffset>
+                </wp:positionV>
+                <wp:extent cx="902335" cy="393065"/>
+                <wp:effectExtent l="57150" t="57150" r="69215" b="83185"/>
+                <wp:wrapNone/>
+                <wp:docPr id="119" name="Rectangle 119"/>
+                <wp:cNvGraphicFramePr/>
+                <a:graphic xmlns:a="http://schemas.openxmlformats.org/drawingml/2006/main">
+                  <a:graphicData uri="http://schemas.microsoft.com/office/word/2010/wordprocessingShape">
+                    <wps:wsp>
+                      <wps:cNvSpPr/>
+                      <wps:spPr>
+                        <a:xfrm>
+                          <a:off x="0" y="0"/>
+                          <a:ext cx="902335" cy="393065"/>
+                        </a:xfrm>
+                        <a:prstGeom prst="rect">
+                          <a:avLst/>
+                        </a:prstGeom>
+                        <a:solidFill>
+                          <a:schemeClr val="bg1"/>
+                        </a:solidFill>
+                        <a:effectLst>
+                          <a:outerShdw blurRad="50800" dir="4980000" sx="99000" sy="99000" algn="tl" rotWithShape="0">
+                            <a:prstClr val="black">
+                              <a:alpha val="41000"/>
+                            </a:prstClr>
+                          </a:outerShdw>
+                        </a:effectLst>
+                      </wps:spPr>
+                      <wps:style>
+                        <a:lnRef idx="2">
+                          <a:schemeClr val="accent1">
+                            <a:shade val="15000"/>
+                          </a:schemeClr>
+                        </a:lnRef>
+                        <a:fillRef idx="1">
+                          <a:schemeClr val="accent1"/>
+                        </a:fillRef>
+                        <a:effectRef idx="0">
+                          <a:schemeClr val="accent1"/>
+                        </a:effectRef>
+                        <a:fontRef idx="minor">
+                          <a:schemeClr val="lt1"/>
+                        </a:fontRef>
+                      </wps:style>
+                      <wps:txbx>
+                        <w:txbxContent>
+                          <w:p>
+                            <w:pPr>
+                              <w:jc w:val="center"/>
+                            </w:pPr>
+                            <w:r>
+                              <w:t xml:space="preserve"> </w:t>
+                            </w:r>
+                          </w:p>
+                        </w:txbxContent>
+                      </wps:txbx>
+                      <wps:bodyPr rot="0" spcFirstLastPara="0" vertOverflow="overflow" horzOverflow="overflow" vert="horz" wrap="square" lIns="91440" tIns="45720" rIns="91440" bIns="45720" numCol="1" spcCol="0" rtlCol="0" fromWordArt="0" anchor="ctr" anchorCtr="0" forceAA="0" compatLnSpc="1">
+                        <a:prstTxWarp prst="textNoShape">
+                          <a:avLst/>
+                        </a:prstTxWarp>
+                        <a:noAutofit/>
+                      </wps:bodyPr>
+                    </wps:wsp>
+                  </a:graphicData>
+                </a:graphic>
+                <wp14:sizeRelH relativeFrom="margin">
+                  <wp14:pctWidth>0</wp14:pctWidth>
+                </wp14:sizeRelH>
+                <wp14:sizeRelV relativeFrom="margin">
+                  <wp14:pctHeight>0</wp14:pctHeight>
+                </wp14:sizeRelV>
+              </wp:anchor>
+            </w:drawing>
+          </mc:Choice>
+          <mc:Fallback>
+            <w:pict>
+              <v:rect w14:anchorId="2B079624" id="Rectangle 119" o:spid="_x0000_s1059" style="position:absolute;margin-left:115.65pt;margin-top:23.5pt;width:71.05pt;height:30.95pt;z-index:251824128;visibility:visible;mso-wrap-style:square;mso-width-percent:0;mso-height-percent:0;mso-wrap-distance-left:9pt;mso-wrap-distance-top:0;mso-wrap-distance-right:9pt;mso-wrap-distance-bottom:0;mso-position-horizontal:absolute;mso-position-horizontal-relative:text;mso-position-vertical:absolute;mso-position-vertical-relative:text;mso-width-percent:0;mso-height-percent:0;mso-width-relative:margin;mso-height-relative:margin;v-text-anchor:middle" o:gfxdata="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" fillcolor="white [3212]" strokecolor="#030e13 [484]" strokeweight="1pt">
+                <v:shadow on="t" type="perspective" color="black" opacity="26869f" origin="-.5,-.5" offset="0,0" matrix="64881f,,,64881f"/>
+                <v:textbox>
+                  <w:txbxContent>
+                    <w:p>
+                      <w:pPr>
+                        <w:jc w:val="center"/>
+                      </w:pPr>
+                      <w:r>
+                        <w:t xml:space="preserve"> </w:t>
+                      </w:r>
+                    </w:p>
+                  </w:txbxContent>
+                </v:textbox>
+              </v:rect>
+            </w:pict>
+          </mc:Fallback>
+        </mc:AlternateContent>
+      </w:r>
+      <w:r>
+        <w:rPr>
+          <w:noProof/>
+          <w:sz w:val="28"/>
+          <w:szCs w:val="28"/>
+        </w:rPr>
+        <mc:AlternateContent>
+          <mc:Choice Requires="wps">
+            <w:drawing>
+              <wp:anchor distT="0" distB="0" distL="114300" distR="114300" simplePos="0" relativeHeight="251825152" behindDoc="0" locked="0" layoutInCell="1" allowOverlap="1" wp14:anchorId="6DBDEE55" wp14:editId="1576D367">
+                <wp:simplePos x="0" y="0"/>
+                <wp:positionH relativeFrom="column">
+                  <wp:posOffset>1338580</wp:posOffset>
+                </wp:positionH>
+                <wp:positionV relativeFrom="paragraph">
+                  <wp:posOffset>337820</wp:posOffset>
+                </wp:positionV>
+                <wp:extent cx="205105" cy="146685"/>
+                <wp:effectExtent l="0" t="0" r="23495" b="24765"/>
+                <wp:wrapNone/>
+                <wp:docPr id="120" name="Rectangle 120"/>
+                <wp:cNvGraphicFramePr/>
+                <a:graphic xmlns:a="http://schemas.openxmlformats.org/drawingml/2006/main">
+                  <a:graphicData uri="http://schemas.microsoft.com/office/word/2010/wordprocessingShape">
+                    <wps:wsp>
+                      <wps:cNvSpPr/>
+                      <wps:spPr>
+                        <a:xfrm>
+                          <a:off x="0" y="0"/>
+                          <a:ext cx="205105" cy="146685"/>
+                        </a:xfrm>
+                        <a:prstGeom prst="rect">
+                          <a:avLst/>
+                        </a:prstGeom>
+                        <a:solidFill>
+                          <a:schemeClr val="bg1"/>
+                        </a:solidFill>
+                      </wps:spPr>
+                      <wps:style>
+                        <a:lnRef idx="2">
+                          <a:schemeClr val="accent1">
+                            <a:shade val="15000"/>
+                          </a:schemeClr>
+                        </a:lnRef>
+                        <a:fillRef idx="1">
+                          <a:schemeClr val="accent1"/>
+                        </a:fillRef>
+                        <a:effectRef idx="0">
+                          <a:schemeClr val="accent1"/>
+                        </a:effectRef>
+                        <a:fontRef idx="minor">
+                          <a:schemeClr val="lt1"/>
+                        </a:fontRef>
+                      </wps:style>
+                      <wps:bodyPr rot="0" spcFirstLastPara="0" vertOverflow="overflow" horzOverflow="overflow" vert="horz" wrap="square" lIns="91440" tIns="45720" rIns="91440" bIns="45720" numCol="1" spcCol="0" rtlCol="0" fromWordArt="0" anchor="ctr" anchorCtr="0" forceAA="0" compatLnSpc="1">
+                        <a:prstTxWarp prst="textNoShape">
+                          <a:avLst/>
+                        </a:prstTxWarp>
+                        <a:noAutofit/>
+                      </wps:bodyPr>
+                    </wps:wsp>
+                  </a:graphicData>
+                </a:graphic>
+                <wp14:sizeRelH relativeFrom="margin">
+                  <wp14:pctWidth>0</wp14:pctWidth>
+                </wp14:sizeRelH>
+                <wp14:sizeRelV relativeFrom="margin">
+                  <wp14:pctHeight>0</wp14:pctHeight>
+                </wp14:sizeRelV>
+              </wp:anchor>
+            </w:drawing>
+          </mc:Choice>
+          <mc:Fallback>
+            <w:pict>
+              <v:rect w14:anchorId="04105466" id="Rectangle 120" o:spid="_x0000_s1026" style="position:absolute;margin-left:105.4pt;margin-top:26.6pt;width:16.15pt;height:11.55pt;z-index:251825152;visibility:visible;mso-wrap-style:square;mso-width-percent:0;mso-height-percent:0;mso-wrap-distance-left:9pt;mso-wrap-distance-top:0;mso-wrap-distance-right:9pt;mso-wrap-distance-bottom:0;mso-position-horizontal:absolute;mso-position-horizontal-relative:text;mso-position-vertical:absolute;mso-position-vertical-relative:text;mso-width-percent:0;mso-height-percent:0;mso-width-relative:margin;mso-height-relative:margin;v-text-anchor:middle" o:gfxdata="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" fillcolor="white [3212]" strokecolor="#030e13 [484]" strokeweight="1pt"/>
+            </w:pict>
+          </mc:Fallback>
+        </mc:AlternateContent>
+      </w:r>
+      <w:r>
+        <w:rPr>
+          <w:noProof/>
+          <w:sz w:val="26"/>
+          <w:szCs w:val="26"/>
+        </w:rPr>
+        <mc:AlternateContent>
+          <mc:Choice Requires="wps">
+            <w:drawing>
+              <wp:anchor distT="0" distB="0" distL="114300" distR="114300" simplePos="0" relativeHeight="251839488" behindDoc="0" locked="0" layoutInCell="1" allowOverlap="1" wp14:anchorId="0872100E" wp14:editId="072E476D">
+                <wp:simplePos x="0" y="0"/>
+                <wp:positionH relativeFrom="column">
+                  <wp:posOffset>1548130</wp:posOffset>
+                </wp:positionH>
+                <wp:positionV relativeFrom="paragraph">
+                  <wp:posOffset>255905</wp:posOffset>
+                </wp:positionV>
+                <wp:extent cx="765175" cy="349250"/>
+                <wp:effectExtent l="0" t="0" r="0" b="0"/>
+                <wp:wrapNone/>
+                <wp:docPr id="131" name="Text Box 131"/>
+                <wp:cNvGraphicFramePr/>
+                <a:graphic xmlns:a="http://schemas.openxmlformats.org/drawingml/2006/main">
+                  <a:graphicData uri="http://schemas.microsoft.com/office/word/2010/wordprocessingShape">
+                    <wps:wsp>
+                      <wps:cNvSpPr txBox="1"/>
+                      <wps:spPr>
+                        <a:xfrm>
+                          <a:off x="0" y="0"/>
+                          <a:ext cx="765175" cy="349250"/>
+                        </a:xfrm>
+                        <a:prstGeom prst="rect">
+                          <a:avLst/>
+                        </a:prstGeom>
+                        <a:noFill/>
+                        <a:ln w="6350">
+                          <a:noFill/>
+                        </a:ln>
+                      </wps:spPr>
+                      <wps:txbx>
+                        <w:txbxContent>
+                          <w:p>
+                            <w:pPr>
+                              <w:rPr>
+                                <w:sz w:val="22"/>
+                                <w:szCs w:val="22"/>
+                              </w:rPr>
+                            </w:pPr>
+                            <w:r>
+                              <w:rPr>
+                                <w:sz w:val="22"/>
+                                <w:szCs w:val="22"/>
+                              </w:rPr>
+                              <w:t>Template</w:t>
+                            </w:r>
+                          </w:p>
+                        </w:txbxContent>
+                      </wps:txbx>
+                      <wps:bodyPr rot="0" spcFirstLastPara="0" vertOverflow="overflow" horzOverflow="overflow" vert="horz" wrap="square" lIns="91440" tIns="45720" rIns="91440" bIns="45720" numCol="1" spcCol="0" rtlCol="0" fromWordArt="0" anchor="t" anchorCtr="0" forceAA="0" compatLnSpc="1">
+                        <a:prstTxWarp prst="textNoShape">
+                          <a:avLst/>
+                        </a:prstTxWarp>
+                        <a:noAutofit/>
+                      </wps:bodyPr>
+                    </wps:wsp>
+                  </a:graphicData>
+                </a:graphic>
+                <wp14:sizeRelH relativeFrom="margin">
+                  <wp14:pctWidth>0</wp14:pctWidth>
+                </wp14:sizeRelH>
+                <wp14:sizeRelV relativeFrom="margin">
+                  <wp14:pctHeight>0</wp14:pctHeight>
+                </wp14:sizeRelV>
+              </wp:anchor>
+            </w:drawing>
+          </mc:Choice>
+          <mc:Fallback>
+            <w:pict>
+              <v:shape w14:anchorId="0872100E" id="Text Box 131" o:spid="_x0000_s1060" type="#_x0000_t202" style="position:absolute;margin-left:121.9pt;margin-top:20.15pt;width:60.25pt;height:27.5pt;z-index:251839488;visibility:visible;mso-wrap-style:square;mso-width-percent:0;mso-height-percent:0;mso-wrap-distance-left:9pt;mso-wrap-distance-top:0;mso-wrap-distance-right:9pt;mso-wrap-distance-bottom:0;mso-position-horizontal:absolute;mso-position-horizontal-relative:text;mso-position-vertical:absolute;mso-position-vertical-relative:text;mso-width-percent:0;mso-height-percent:0;mso-width-relative:margin;mso-height-relative:margin;v-text-anchor:top" o:gfxdata="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" filled="f" stroked="f" strokeweight=".5pt">
+                <v:textbox>
+                  <w:txbxContent>
+                    <w:p>
+                      <w:pPr>
+                        <w:rPr>
+                          <w:sz w:val="22"/>
+                          <w:szCs w:val="22"/>
+                        </w:rPr>
+                      </w:pPr>
+                      <w:r>
+                        <w:rPr>
+                          <w:sz w:val="22"/>
+                          <w:szCs w:val="22"/>
+                        </w:rPr>
+                        <w:t>Template</w:t>
+                      </w:r>
+                    </w:p>
+                  </w:txbxContent>
+                </v:textbox>
+              </v:shape>
+            </w:pict>
+          </mc:Fallback>
+        </mc:AlternateContent>
+      </w:r>
+      <w:r>
+        <w:rPr>
+          <w:noProof/>
+          <w:sz w:val="26"/>
+          <w:szCs w:val="26"/>
+        </w:rPr>
+        <mc:AlternateContent>
+          <mc:Choice Requires="wps">
+            <w:drawing>
+              <wp:anchor distT="0" distB="0" distL="114300" distR="114300" simplePos="0" relativeHeight="251837440" behindDoc="0" locked="0" layoutInCell="1" allowOverlap="1" wp14:anchorId="5678F49B" wp14:editId="32EE9DF3">
+                <wp:simplePos x="0" y="0"/>
+                <wp:positionH relativeFrom="column">
+                  <wp:posOffset>2315210</wp:posOffset>
+                </wp:positionH>
+                <wp:positionV relativeFrom="paragraph">
+                  <wp:posOffset>1106805</wp:posOffset>
+                </wp:positionV>
+                <wp:extent cx="478155" cy="238125"/>
+                <wp:effectExtent l="0" t="0" r="0" b="0"/>
+                <wp:wrapNone/>
+                <wp:docPr id="130" name="Text Box 130"/>
+                <wp:cNvGraphicFramePr/>
+                <a:graphic xmlns:a="http://schemas.openxmlformats.org/drawingml/2006/main">
+                  <a:graphicData uri="http://schemas.microsoft.com/office/word/2010/wordprocessingShape">
+                    <wps:wsp>
+                      <wps:cNvSpPr txBox="1"/>
+                      <wps:spPr>
+                        <a:xfrm>
+                          <a:off x="0" y="0"/>
+                          <a:ext cx="478155" cy="238125"/>
+                        </a:xfrm>
+                        <a:prstGeom prst="rect">
+                          <a:avLst/>
+                        </a:prstGeom>
+                        <a:noFill/>
+                        <a:ln w="6350">
+                          <a:noFill/>
+                        </a:ln>
+                      </wps:spPr>
+                      <wps:txbx>
+                        <w:txbxContent>
+                          <w:p>
+                            <w:pPr>
+                              <w:rPr>
+                                <w:sz w:val="22"/>
+                                <w:szCs w:val="22"/>
+                              </w:rPr>
+                            </w:pPr>
+                            <w:r>
+                              <w:rPr>
+                                <w:sz w:val="22"/>
+                                <w:szCs w:val="22"/>
+                              </w:rPr>
+                              <w:t>Vue</w:t>
+                            </w:r>
+                          </w:p>
+                        </w:txbxContent>
+                      </wps:txbx>
+                      <wps:bodyPr rot="0" spcFirstLastPara="0" vertOverflow="overflow" horzOverflow="overflow" vert="horz" wrap="square" lIns="91440" tIns="45720" rIns="91440" bIns="45720" numCol="1" spcCol="0" rtlCol="0" fromWordArt="0" anchor="t" anchorCtr="0" forceAA="0" compatLnSpc="1">
+                        <a:prstTxWarp prst="textNoShape">
+                          <a:avLst/>
+                        </a:prstTxWarp>
+                        <a:noAutofit/>
+                      </wps:bodyPr>
+                    </wps:wsp>
+                  </a:graphicData>
+                </a:graphic>
+                <wp14:sizeRelH relativeFrom="margin">
+                  <wp14:pctWidth>0</wp14:pctWidth>
+                </wp14:sizeRelH>
+                <wp14:sizeRelV relativeFrom="margin">
+                  <wp14:pctHeight>0</wp14:pctHeight>
+                </wp14:sizeRelV>
+              </wp:anchor>
+            </w:drawing>
+          </mc:Choice>
+          <mc:Fallback>
+            <w:pict>
+              <v:shape w14:anchorId="5678F49B" id="Text Box 130" o:spid="_x0000_s1061" type="#_x0000_t202" style="position:absolute;margin-left:182.3pt;margin-top:87.15pt;width:37.65pt;height:18.75pt;z-index:251837440;visibility:visible;mso-wrap-style:square;mso-width-percent:0;mso-height-percent:0;mso-wrap-distance-left:9pt;mso-wrap-distance-top:0;mso-wrap-distance-right:9pt;mso-wrap-distance-bottom:0;mso-position-horizontal:absolute;mso-position-horizontal-relative:text;mso-position-vertical:absolute;mso-position-vertical-relative:text;mso-width-percent:0;mso-height-percent:0;mso-width-relative:margin;mso-height-relative:margin;v-text-anchor:top" o:gfxdata="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" filled="f" stroked="f" strokeweight=".5pt">
+                <v:textbox>
+                  <w:txbxContent>
+                    <w:p>
+                      <w:pPr>
+                        <w:rPr>
+                          <w:sz w:val="22"/>
+                          <w:szCs w:val="22"/>
+                        </w:rPr>
+                      </w:pPr>
+                      <w:r>
+                        <w:rPr>
+                          <w:sz w:val="22"/>
+                          <w:szCs w:val="22"/>
+                        </w:rPr>
+                        <w:t>Vue</w:t>
+                      </w:r>
+                    </w:p>
+                  </w:txbxContent>
+                </v:textbox>
+              </v:shape>
+            </w:pict>
+          </mc:Fallback>
+        </mc:AlternateContent>
+      </w:r>
+    </w:p>
+    <w:p>
+      <w:pPr>
+        <w:rPr>
+          <w:sz w:val="26"/>
+          <w:szCs w:val="26"/>
+        </w:rPr>
+      </w:pPr>
+      <w:r>
+        <w:rPr>
+          <w:noProof/>
+          <w:sz w:val="28"/>
+          <w:szCs w:val="28"/>
+        </w:rPr>
+        <mc:AlternateContent>
+          <mc:Choice Requires="wps">
+            <w:drawing>
+              <wp:anchor distT="0" distB="0" distL="114300" distR="114300" simplePos="0" relativeHeight="251826176" behindDoc="0" locked="0" layoutInCell="1" allowOverlap="1" wp14:anchorId="37DDBA84" wp14:editId="4F643B06">
+                <wp:simplePos x="0" y="0"/>
+                <wp:positionH relativeFrom="column">
+                  <wp:posOffset>1338580</wp:posOffset>
+                </wp:positionH>
+                <wp:positionV relativeFrom="paragraph">
+                  <wp:posOffset>206375</wp:posOffset>
+                </wp:positionV>
+                <wp:extent cx="205105" cy="146759"/>
+                <wp:effectExtent l="0" t="0" r="23495" b="24765"/>
+                <wp:wrapNone/>
+                <wp:docPr id="121" name="Rectangle 121"/>
+                <wp:cNvGraphicFramePr/>
+                <a:graphic xmlns:a="http://schemas.openxmlformats.org/drawingml/2006/main">
+                  <a:graphicData uri="http://schemas.microsoft.com/office/word/2010/wordprocessingShape">
+                    <wps:wsp>
+                      <wps:cNvSpPr/>
+                      <wps:spPr>
+                        <a:xfrm>
+                          <a:off x="0" y="0"/>
+                          <a:ext cx="205105" cy="146759"/>
+                        </a:xfrm>
+                        <a:prstGeom prst="rect">
+                          <a:avLst/>
+                        </a:prstGeom>
+                        <a:solidFill>
+                          <a:schemeClr val="bg1"/>
+                        </a:solidFill>
+                      </wps:spPr>
+                      <wps:style>
+                        <a:lnRef idx="2">
+                          <a:schemeClr val="accent1">
+                            <a:shade val="15000"/>
+                          </a:schemeClr>
+                        </a:lnRef>
+                        <a:fillRef idx="1">
+                          <a:schemeClr val="accent1"/>
+                        </a:fillRef>
+                        <a:effectRef idx="0">
+                          <a:schemeClr val="accent1"/>
+                        </a:effectRef>
+                        <a:fontRef idx="minor">
+                          <a:schemeClr val="lt1"/>
+                        </a:fontRef>
+                      </wps:style>
+                      <wps:bodyPr rot="0" spcFirstLastPara="0" vertOverflow="overflow" horzOverflow="overflow" vert="horz" wrap="square" lIns="91440" tIns="45720" rIns="91440" bIns="45720" numCol="1" spcCol="0" rtlCol="0" fromWordArt="0" anchor="ctr" anchorCtr="0" forceAA="0" compatLnSpc="1">
+                        <a:prstTxWarp prst="textNoShape">
+                          <a:avLst/>
+                        </a:prstTxWarp>
+                        <a:noAutofit/>
+                      </wps:bodyPr>
+                    </wps:wsp>
+                  </a:graphicData>
+                </a:graphic>
+                <wp14:sizeRelH relativeFrom="margin">
+                  <wp14:pctWidth>0</wp14:pctWidth>
+                </wp14:sizeRelH>
+                <wp14:sizeRelV relativeFrom="margin">
+                  <wp14:pctHeight>0</wp14:pctHeight>
+                </wp14:sizeRelV>
+              </wp:anchor>
+            </w:drawing>
+          </mc:Choice>
+          <mc:Fallback>
+            <w:pict>
+              <v:rect w14:anchorId="2022A9F5" id="Rectangle 121" o:spid="_x0000_s1026" style="position:absolute;margin-left:105.4pt;margin-top:16.25pt;width:16.15pt;height:11.55pt;z-index:251826176;visibility:visible;mso-wrap-style:square;mso-width-percent:0;mso-height-percent:0;mso-wrap-distance-left:9pt;mso-wrap-distance-top:0;mso-wrap-distance-right:9pt;mso-wrap-distance-bottom:0;mso-position-horizontal:absolute;mso-position-horizontal-relative:text;mso-position-vertical:absolute;mso-position-vertical-relative:text;mso-width-percent:0;mso-height-percent:0;mso-width-relative:margin;mso-height-relative:margin;v-text-anchor:middle" o:gfxdata="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" fillcolor="white [3212]" strokecolor="#030e13 [484]" strokeweight="1pt"/>
+            </w:pict>
+          </mc:Fallback>
+        </mc:AlternateContent>
+      </w:r>
+    </w:p>
+    <w:p>
+      <w:pPr>
+        <w:rPr>
+          <w:sz w:val="26"/>
+          <w:szCs w:val="26"/>
+        </w:rPr>
+      </w:pPr>
+      <w:r>
+        <w:rPr>
+          <w:noProof/>
+          <w:sz w:val="26"/>
+          <w:szCs w:val="26"/>
+        </w:rPr>
+        <mc:AlternateContent>
+          <mc:Choice Requires="wps">
+            <w:drawing>
+              <wp:anchor distT="0" distB="0" distL="114300" distR="114300" simplePos="0" relativeHeight="251851776" behindDoc="0" locked="0" layoutInCell="1" allowOverlap="1" wp14:anchorId="4E24CF50" wp14:editId="56AB467A">
+                <wp:simplePos x="0" y="0"/>
+                <wp:positionH relativeFrom="column">
+                  <wp:posOffset>2076401</wp:posOffset>
+                </wp:positionH>
+                <wp:positionV relativeFrom="paragraph">
+                  <wp:posOffset>22958</wp:posOffset>
+                </wp:positionV>
+                <wp:extent cx="294542" cy="436049"/>
+                <wp:effectExtent l="38100" t="38100" r="29845" b="21590"/>
+                <wp:wrapNone/>
+                <wp:docPr id="141" name="Straight Arrow Connector 141"/>
+                <wp:cNvGraphicFramePr/>
+                <a:graphic xmlns:a="http://schemas.openxmlformats.org/drawingml/2006/main">
+                  <a:graphicData uri="http://schemas.microsoft.com/office/word/2010/wordprocessingShape">
+                    <wps:wsp>
+                      <wps:cNvCnPr/>
+                      <wps:spPr>
+                        <a:xfrm flipH="1" flipV="1">
+                          <a:off x="0" y="0"/>
+                          <a:ext cx="294542" cy="436049"/>
+                        </a:xfrm>
+                        <a:prstGeom prst="straightConnector1">
+                          <a:avLst/>
+                        </a:prstGeom>
+                        <a:ln>
+                          <a:tailEnd type="triangle"/>
+                        </a:ln>
+                      </wps:spPr>
+                      <wps:style>
+                        <a:lnRef idx="1">
+                          <a:schemeClr val="accent1"/>
+                        </a:lnRef>
+                        <a:fillRef idx="0">
+                          <a:schemeClr val="accent1"/>
+                        </a:fillRef>
+                        <a:effectRef idx="0">
+                          <a:schemeClr val="accent1"/>
+                        </a:effectRef>
+                        <a:fontRef idx="minor">
+                          <a:schemeClr val="tx1"/>
+                        </a:fontRef>
+                      </wps:style>
+                      <wps:bodyPr/>
+                    </wps:wsp>
+                  </a:graphicData>
+                </a:graphic>
+              </wp:anchor>
+            </w:drawing>
+          </mc:Choice>
+          <mc:Fallback>
+            <w:pict>
+              <v:shape w14:anchorId="483365B0" id="Straight Arrow Connector 141" o:spid="_x0000_s1026" type="#_x0000_t32" style="position:absolute;margin-left:163.5pt;margin-top:1.8pt;width:23.2pt;height:34.35pt;flip:x y;z-index:251851776;visibility:visible;mso-wrap-style:square;mso-wrap-distance-left:9pt;mso-wrap-distance-top:0;mso-wrap-distance-right:9pt;mso-wrap-distance-bottom:0;mso-position-horizontal:absolute;mso-position-horizontal-relative:text;mso-position-vertical:absolute;mso-position-vertical-relative:text" o:gfxdata="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" strokecolor="#156082 [3204]" strokeweight=".5pt">
+                <v:stroke endarrow="block" joinstyle="miter"/>
+              </v:shape>
+            </w:pict>
+          </mc:Fallback>
+        </mc:AlternateContent>
+      </w:r>
+      <w:r>
+        <w:rPr>
+          <w:noProof/>
+          <w:sz w:val="26"/>
+          <w:szCs w:val="26"/>
+        </w:rPr>
+        <mc:AlternateContent>
+          <mc:Choice Requires="wps">
+            <w:drawing>
+              <wp:anchor distT="0" distB="0" distL="114300" distR="114300" simplePos="0" relativeHeight="251850752" behindDoc="0" locked="0" layoutInCell="1" allowOverlap="1" wp14:anchorId="732D6FC1" wp14:editId="3F8AD0F8">
+                <wp:simplePos x="0" y="0"/>
+                <wp:positionH relativeFrom="column">
+                  <wp:posOffset>2373825</wp:posOffset>
+                </wp:positionH>
+                <wp:positionV relativeFrom="paragraph">
+                  <wp:posOffset>22958</wp:posOffset>
+                </wp:positionV>
+                <wp:extent cx="243303" cy="436049"/>
+                <wp:effectExtent l="0" t="0" r="61595" b="59690"/>
+                <wp:wrapNone/>
+                <wp:docPr id="140" name="Straight Arrow Connector 140"/>
+                <wp:cNvGraphicFramePr/>
+                <a:graphic xmlns:a="http://schemas.openxmlformats.org/drawingml/2006/main">
+                  <a:graphicData uri="http://schemas.microsoft.com/office/word/2010/wordprocessingShape">
+                    <wps:wsp>
+                      <wps:cNvCnPr/>
+                      <wps:spPr>
+                        <a:xfrm>
+                          <a:off x="0" y="0"/>
+                          <a:ext cx="243303" cy="436049"/>
+                        </a:xfrm>
+                        <a:prstGeom prst="straightConnector1">
+                          <a:avLst/>
+                        </a:prstGeom>
+                        <a:ln>
+                          <a:tailEnd type="triangle"/>
+                        </a:ln>
+                      </wps:spPr>
+                      <wps:style>
+                        <a:lnRef idx="1">
+                          <a:schemeClr val="accent1"/>
+                        </a:lnRef>
+                        <a:fillRef idx="0">
+                          <a:schemeClr val="accent1"/>
+                        </a:fillRef>
+                        <a:effectRef idx="0">
+                          <a:schemeClr val="accent1"/>
+                        </a:effectRef>
+                        <a:fontRef idx="minor">
+                          <a:schemeClr val="tx1"/>
+                        </a:fontRef>
+                      </wps:style>
+                      <wps:bodyPr/>
+                    </wps:wsp>
+                  </a:graphicData>
+                </a:graphic>
+              </wp:anchor>
+            </w:drawing>
+          </mc:Choice>
+          <mc:Fallback>
+            <w:pict>
+              <v:shape w14:anchorId="69DED96E" id="Straight Arrow Connector 140" o:spid="_x0000_s1026" type="#_x0000_t32" style="position:absolute;margin-left:186.9pt;margin-top:1.8pt;width:19.15pt;height:34.35pt;z-index:251850752;visibility:visible;mso-wrap-style:square;mso-wrap-distance-left:9pt;mso-wrap-distance-top:0;mso-wrap-distance-right:9pt;mso-wrap-distance-bottom:0;mso-position-horizontal:absolute;mso-position-horizontal-relative:text;mso-position-vertical:absolute;mso-position-vertical-relative:text" o:gfxdata="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" strokecolor="#156082 [3204]" strokeweight=".5pt">
+                <v:stroke endarrow="block" joinstyle="miter"/>
+              </v:shape>
+            </w:pict>
+          </mc:Fallback>
+        </mc:AlternateContent>
+      </w:r>
+    </w:p>
+    <w:p>
+      <w:pPr>
+        <w:rPr>
+          <w:sz w:val="26"/>
+          <w:szCs w:val="26"/>
+        </w:rPr>
+      </w:pPr>
+      <w:r>
+        <w:rPr>
+          <w:noProof/>
+          <w:sz w:val="28"/>
+          <w:szCs w:val="28"/>
+        </w:rPr>
+        <mc:AlternateContent>
+          <mc:Choice Requires="wps">
+            <w:drawing>
+              <wp:anchor distT="0" distB="0" distL="114300" distR="114300" simplePos="0" relativeHeight="251856896" behindDoc="0" locked="0" layoutInCell="1" allowOverlap="1" wp14:anchorId="3F17BA77" wp14:editId="70381909">
+                <wp:simplePos x="0" y="0"/>
+                <wp:positionH relativeFrom="column">
+                  <wp:posOffset>2975854</wp:posOffset>
+                </wp:positionH>
+                <wp:positionV relativeFrom="paragraph">
+                  <wp:posOffset>179461</wp:posOffset>
+                </wp:positionV>
+                <wp:extent cx="1554480" cy="1172"/>
+                <wp:effectExtent l="0" t="76200" r="26670" b="94615"/>
+                <wp:wrapNone/>
+                <wp:docPr id="146" name="Straight Arrow Connector 146"/>
+                <wp:cNvGraphicFramePr/>
+                <a:graphic xmlns:a="http://schemas.openxmlformats.org/drawingml/2006/main">
+                  <a:graphicData uri="http://schemas.microsoft.com/office/word/2010/wordprocessingShape">
+                    <wps:wsp>
+                      <wps:cNvCnPr/>
+                      <wps:spPr>
+                        <a:xfrm>
+                          <a:off x="0" y="0"/>
+                          <a:ext cx="1554480" cy="1172"/>
+                        </a:xfrm>
+                        <a:prstGeom prst="straightConnector1">
+                          <a:avLst/>
+                        </a:prstGeom>
+                        <a:ln>
+                          <a:tailEnd type="triangle"/>
+                        </a:ln>
+                      </wps:spPr>
+                      <wps:style>
+                        <a:lnRef idx="1">
+                          <a:schemeClr val="accent1"/>
+                        </a:lnRef>
+                        <a:fillRef idx="0">
+                          <a:schemeClr val="accent1"/>
+                        </a:fillRef>
+                        <a:effectRef idx="0">
+                          <a:schemeClr val="accent1"/>
+                        </a:effectRef>
+                        <a:fontRef idx="minor">
+                          <a:schemeClr val="tx1"/>
+                        </a:fontRef>
+                      </wps:style>
+                      <wps:bodyPr/>
+                    </wps:wsp>
+                  </a:graphicData>
+                </a:graphic>
+                <wp14:sizeRelH relativeFrom="margin">
+                  <wp14:pctWidth>0</wp14:pctWidth>
+                </wp14:sizeRelH>
+                <wp14:sizeRelV relativeFrom="margin">
+                  <wp14:pctHeight>0</wp14:pctHeight>
+                </wp14:sizeRelV>
+              </wp:anchor>
+            </w:drawing>
+          </mc:Choice>
+          <mc:Fallback>
+            <w:pict>
+              <v:shape w14:anchorId="3C3422EF" id="Straight Arrow Connector 146" o:spid="_x0000_s1026" type="#_x0000_t32" style="position:absolute;margin-left:234.3pt;margin-top:14.15pt;width:122.4pt;height:.1pt;z-index:251856896;visibility:visible;mso-wrap-style:square;mso-width-percent:0;mso-height-percent:0;mso-wrap-distance-left:9pt;mso-wrap-distance-top:0;mso-wrap-distance-right:9pt;mso-wrap-distance-bottom:0;mso-position-horizontal:absolute;mso-position-horizontal-relative:text;mso-position-vertical:absolute;mso-position-vertical-relative:text;mso-width-percent:0;mso-height-percent:0;mso-width-relative:margin;mso-height-relative:margin" o:gfxdata="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" strokecolor="#156082 [3204]" strokeweight=".5pt">
+                <v:stroke endarrow="block" joinstyle="miter"/>
+              </v:shape>
+            </w:pict>
+          </mc:Fallback>
+        </mc:AlternateContent>
+      </w:r>
+      <w:r>
+        <w:rPr>
+          <w:noProof/>
+          <w:sz w:val="28"/>
+          <w:szCs w:val="28"/>
+        </w:rPr>
+        <mc:AlternateContent>
+          <mc:Choice Requires="wps">
+            <w:drawing>
+              <wp:anchor distT="0" distB="0" distL="114300" distR="114300" simplePos="0" relativeHeight="251787264" behindDoc="0" locked="0" layoutInCell="1" allowOverlap="1" wp14:anchorId="5136654F" wp14:editId="5320FE19">
+                <wp:simplePos x="0" y="0"/>
+                <wp:positionH relativeFrom="column">
+                  <wp:posOffset>4659630</wp:posOffset>
+                </wp:positionH>
+                <wp:positionV relativeFrom="paragraph">
+                  <wp:posOffset>71755</wp:posOffset>
+                </wp:positionV>
+                <wp:extent cx="1306830" cy="393065"/>
+                <wp:effectExtent l="57150" t="57150" r="64770" b="83185"/>
+                <wp:wrapNone/>
+                <wp:docPr id="103" name="Rectangle 103"/>
+                <wp:cNvGraphicFramePr/>
+                <a:graphic xmlns:a="http://schemas.openxmlformats.org/drawingml/2006/main">
+                  <a:graphicData uri="http://schemas.microsoft.com/office/word/2010/wordprocessingShape">
+                    <wps:wsp>
+                      <wps:cNvSpPr/>
+                      <wps:spPr>
+                        <a:xfrm>
+                          <a:off x="0" y="0"/>
+                          <a:ext cx="1306830" cy="393065"/>
+                        </a:xfrm>
+                        <a:prstGeom prst="rect">
+                          <a:avLst/>
+                        </a:prstGeom>
+                        <a:solidFill>
+                          <a:schemeClr val="bg1"/>
+                        </a:solidFill>
+                        <a:effectLst>
+                          <a:outerShdw blurRad="50800" dir="4980000" sx="99000" sy="99000" algn="tl" rotWithShape="0">
+                            <a:prstClr val="black">
+                              <a:alpha val="41000"/>
+                            </a:prstClr>
+                          </a:outerShdw>
+                        </a:effectLst>
+                      </wps:spPr>
+                      <wps:style>
+                        <a:lnRef idx="2">
+                          <a:schemeClr val="accent1">
+                            <a:shade val="15000"/>
+                          </a:schemeClr>
+                        </a:lnRef>
+                        <a:fillRef idx="1">
+                          <a:schemeClr val="accent1"/>
+                        </a:fillRef>
+                        <a:effectRef idx="0">
+                          <a:schemeClr val="accent1"/>
+                        </a:effectRef>
+                        <a:fontRef idx="minor">
+                          <a:schemeClr val="lt1"/>
+                        </a:fontRef>
+                      </wps:style>
+                      <wps:txbx>
+                        <w:txbxContent>
+                          <w:p>
+                            <w:pPr>
+                              <w:jc w:val="center"/>
+                            </w:pPr>
+                            <w:r>
+                              <w:t xml:space="preserve"> </w:t>
+                            </w:r>
+                          </w:p>
+                        </w:txbxContent>
+                      </wps:txbx>
+                      <wps:bodyPr rot="0" spcFirstLastPara="0" vertOverflow="overflow" horzOverflow="overflow" vert="horz" wrap="square" lIns="91440" tIns="45720" rIns="91440" bIns="45720" numCol="1" spcCol="0" rtlCol="0" fromWordArt="0" anchor="ctr" anchorCtr="0" forceAA="0" compatLnSpc="1">
+                        <a:prstTxWarp prst="textNoShape">
+                          <a:avLst/>
+                        </a:prstTxWarp>
+                        <a:noAutofit/>
+                      </wps:bodyPr>
+                    </wps:wsp>
+                  </a:graphicData>
+                </a:graphic>
+                <wp14:sizeRelH relativeFrom="margin">
+                  <wp14:pctWidth>0</wp14:pctWidth>
+                </wp14:sizeRelH>
+                <wp14:sizeRelV relativeFrom="margin">
+                  <wp14:pctHeight>0</wp14:pctHeight>
+                </wp14:sizeRelV>
+              </wp:anchor>
+            </w:drawing>
+          </mc:Choice>
+          <mc:Fallback>
+            <w:pict>
+              <v:rect w14:anchorId="5136654F" id="Rectangle 103" o:spid="_x0000_s1062" style="position:absolute;margin-left:366.9pt;margin-top:5.65pt;width:102.9pt;height:30.95pt;z-index:251787264;visibility:visible;mso-wrap-style:square;mso-width-percent:0;mso-height-percent:0;mso-wrap-distance-left:9pt;mso-wrap-distance-top:0;mso-wrap-distance-right:9pt;mso-wrap-distance-bottom:0;mso-position-horizontal:absolute;mso-position-horizontal-relative:text;mso-position-vertical:absolute;mso-position-vertical-relative:text;mso-width-percent:0;mso-height-percent:0;mso-width-relative:margin;mso-height-relative:margin;v-text-anchor:middle" o:gfxdata="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" fillcolor="white [3212]" strokecolor="#030e13 [484]" strokeweight="1pt">
+                <v:shadow on="t" type="perspective" color="black" opacity="26869f" origin="-.5,-.5" offset="0,0" matrix="64881f,,,64881f"/>
+                <v:textbox>
+                  <w:txbxContent>
+                    <w:p>
+                      <w:pPr>
+                        <w:jc w:val="center"/>
+                      </w:pPr>
+                      <w:r>
+                        <w:t xml:space="preserve"> </w:t>
+                      </w:r>
+                    </w:p>
+                  </w:txbxContent>
+                </v:textbox>
+              </v:rect>
+            </w:pict>
+          </mc:Fallback>
+        </mc:AlternateContent>
+      </w:r>
+      <w:r>
+        <w:rPr>
+          <w:noProof/>
+          <w:sz w:val="28"/>
+          <w:szCs w:val="28"/>
+        </w:rPr>
+        <mc:AlternateContent>
+          <mc:Choice Requires="wps">
+            <w:drawing>
+              <wp:anchor distT="0" distB="0" distL="114300" distR="114300" simplePos="0" relativeHeight="251788288" behindDoc="0" locked="0" layoutInCell="1" allowOverlap="1" wp14:anchorId="638E47AB" wp14:editId="294C41FF">
+                <wp:simplePos x="0" y="0"/>
+                <wp:positionH relativeFrom="column">
+                  <wp:posOffset>4529455</wp:posOffset>
+                </wp:positionH>
+                <wp:positionV relativeFrom="paragraph">
+                  <wp:posOffset>127000</wp:posOffset>
+                </wp:positionV>
+                <wp:extent cx="205105" cy="100330"/>
+                <wp:effectExtent l="0" t="0" r="23495" b="13970"/>
+                <wp:wrapNone/>
+                <wp:docPr id="104" name="Rectangle 104"/>
+                <wp:cNvGraphicFramePr/>
+                <a:graphic xmlns:a="http://schemas.openxmlformats.org/drawingml/2006/main">
+                  <a:graphicData uri="http://schemas.microsoft.com/office/word/2010/wordprocessingShape">
+                    <wps:wsp>
+                      <wps:cNvSpPr/>
+                      <wps:spPr>
+                        <a:xfrm>
+                          <a:off x="0" y="0"/>
+                          <a:ext cx="205105" cy="100330"/>
+                        </a:xfrm>
+                        <a:prstGeom prst="rect">
+                          <a:avLst/>
+                        </a:prstGeom>
+                        <a:solidFill>
+                          <a:schemeClr val="bg1"/>
+                        </a:solidFill>
+                      </wps:spPr>
+                      <wps:style>
+                        <a:lnRef idx="2">
+                          <a:schemeClr val="accent1">
+                            <a:shade val="15000"/>
+                          </a:schemeClr>
+                        </a:lnRef>
+                        <a:fillRef idx="1">
+                          <a:schemeClr val="accent1"/>
+                        </a:fillRef>
+                        <a:effectRef idx="0">
+                          <a:schemeClr val="accent1"/>
+                        </a:effectRef>
+                        <a:fontRef idx="minor">
+                          <a:schemeClr val="lt1"/>
+                        </a:fontRef>
+                      </wps:style>
+                      <wps:bodyPr rot="0" spcFirstLastPara="0" vertOverflow="overflow" horzOverflow="overflow" vert="horz" wrap="square" lIns="91440" tIns="45720" rIns="91440" bIns="45720" numCol="1" spcCol="0" rtlCol="0" fromWordArt="0" anchor="ctr" anchorCtr="0" forceAA="0" compatLnSpc="1">
+                        <a:prstTxWarp prst="textNoShape">
+                          <a:avLst/>
+                        </a:prstTxWarp>
+                        <a:noAutofit/>
+                      </wps:bodyPr>
+                    </wps:wsp>
+                  </a:graphicData>
+                </a:graphic>
+                <wp14:sizeRelH relativeFrom="margin">
+                  <wp14:pctWidth>0</wp14:pctWidth>
+                </wp14:sizeRelH>
+                <wp14:sizeRelV relativeFrom="margin">
+                  <wp14:pctHeight>0</wp14:pctHeight>
+                </wp14:sizeRelV>
+              </wp:anchor>
+            </w:drawing>
+          </mc:Choice>
+          <mc:Fallback>
+            <w:pict>
+              <v:rect w14:anchorId="0F266AA9" id="Rectangle 104" o:spid="_x0000_s1026" style="position:absolute;margin-left:356.65pt;margin-top:10pt;width:16.15pt;height:7.9pt;z-index:251788288;visibility:visible;mso-wrap-style:square;mso-width-percent:0;mso-height-percent:0;mso-wrap-distance-left:9pt;mso-wrap-distance-top:0;mso-wrap-distance-right:9pt;mso-wrap-distance-bottom:0;mso-position-horizontal:absolute;mso-position-horizontal-relative:text;mso-position-vertical:absolute;mso-position-vertical-relative:text;mso-width-percent:0;mso-height-percent:0;mso-width-relative:margin;mso-height-relative:margin;v-text-anchor:middle" o:gfxdata="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" fillcolor="white [3212]" strokecolor="#030e13 [484]" strokeweight="1pt"/>
+            </w:pict>
+          </mc:Fallback>
+        </mc:AlternateContent>
+      </w:r>
+      <w:r>
+        <w:rPr>
+          <w:noProof/>
+          <w:sz w:val="26"/>
+          <w:szCs w:val="26"/>
+        </w:rPr>
+        <mc:AlternateContent>
+          <mc:Choice Requires="wps">
+            <w:drawing>
+              <wp:anchor distT="0" distB="0" distL="114300" distR="114300" simplePos="0" relativeHeight="251790336" behindDoc="0" locked="0" layoutInCell="1" allowOverlap="1" wp14:anchorId="747AA59E" wp14:editId="6D8C901A">
+                <wp:simplePos x="0" y="0"/>
+                <wp:positionH relativeFrom="column">
+                  <wp:posOffset>4693920</wp:posOffset>
+                </wp:positionH>
+                <wp:positionV relativeFrom="paragraph">
+                  <wp:posOffset>35560</wp:posOffset>
+                </wp:positionV>
+                <wp:extent cx="1399540" cy="274320"/>
+                <wp:effectExtent l="0" t="0" r="0" b="0"/>
+                <wp:wrapNone/>
+                <wp:docPr id="106" name="Text Box 106"/>
+                <wp:cNvGraphicFramePr/>
+                <a:graphic xmlns:a="http://schemas.openxmlformats.org/drawingml/2006/main">
+                  <a:graphicData uri="http://schemas.microsoft.com/office/word/2010/wordprocessingShape">
+                    <wps:wsp>
+                      <wps:cNvSpPr txBox="1"/>
+                      <wps:spPr>
+                        <a:xfrm>
+                          <a:off x="0" y="0"/>
+                          <a:ext cx="1399540" cy="274320"/>
+                        </a:xfrm>
+                        <a:prstGeom prst="rect">
+                          <a:avLst/>
+                        </a:prstGeom>
+                        <a:noFill/>
+                        <a:ln w="6350">
+                          <a:noFill/>
+                        </a:ln>
+                      </wps:spPr>
+                      <wps:txbx>
+                        <w:txbxContent>
+                          <w:p>
+                            <w:pPr>
+                              <w:rPr>
+                                <w:sz w:val="22"/>
+                                <w:szCs w:val="22"/>
+                              </w:rPr>
+                            </w:pPr>
+                            <w:r>
+                              <w:rPr>
+                                <w:sz w:val="22"/>
+                                <w:szCs w:val="22"/>
+                              </w:rPr>
+                              <w:t>Application Django</w:t>
+                            </w:r>
+                          </w:p>
+                        </w:txbxContent>
+                      </wps:txbx>
+                      <wps:bodyPr rot="0" spcFirstLastPara="0" vertOverflow="overflow" horzOverflow="overflow" vert="horz" wrap="square" lIns="91440" tIns="45720" rIns="91440" bIns="45720" numCol="1" spcCol="0" rtlCol="0" fromWordArt="0" anchor="t" anchorCtr="0" forceAA="0" compatLnSpc="1">
+                        <a:prstTxWarp prst="textNoShape">
+                          <a:avLst/>
+                        </a:prstTxWarp>
+                        <a:noAutofit/>
+                      </wps:bodyPr>
+                    </wps:wsp>
+                  </a:graphicData>
+                </a:graphic>
+                <wp14:sizeRelH relativeFrom="margin">
+                  <wp14:pctWidth>0</wp14:pctWidth>
+                </wp14:sizeRelH>
+                <wp14:sizeRelV relativeFrom="margin">
+                  <wp14:pctHeight>0</wp14:pctHeight>
+                </wp14:sizeRelV>
+              </wp:anchor>
+            </w:drawing>
+          </mc:Choice>
+          <mc:Fallback>
+            <w:pict>
+              <v:shape w14:anchorId="747AA59E" id="Text Box 106" o:spid="_x0000_s1063" type="#_x0000_t202" style="position:absolute;margin-left:369.6pt;margin-top:2.8pt;width:110.2pt;height:21.6pt;z-index:251790336;visibility:visible;mso-wrap-style:square;mso-width-percent:0;mso-height-percent:0;mso-wrap-distance-left:9pt;mso-wrap-distance-top:0;mso-wrap-distance-right:9pt;mso-wrap-distance-bottom:0;mso-position-horizontal:absolute;mso-position-horizontal-relative:text;mso-position-vertical:absolute;mso-position-vertical-relative:text;mso-width-percent:0;mso-height-percent:0;mso-width-relative:margin;mso-height-relative:margin;v-text-anchor:top" o:gfxdata="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" filled="f" stroked="f" strokeweight=".5pt">
+                <v:textbox>
+                  <w:txbxContent>
+                    <w:p>
+                      <w:pPr>
+                        <w:rPr>
+                          <w:sz w:val="22"/>
+                          <w:szCs w:val="22"/>
+                        </w:rPr>
+                      </w:pPr>
+                      <w:r>
+                        <w:rPr>
+                          <w:sz w:val="22"/>
+                          <w:szCs w:val="22"/>
+                        </w:rPr>
+                        <w:t>Application Django</w:t>
+                      </w:r>
+                    </w:p>
+                  </w:txbxContent>
+                </v:textbox>
+              </v:shape>
+            </w:pict>
+          </mc:Fallback>
+        </mc:AlternateContent>
+      </w:r>
+      <w:r>
+        <w:rPr>
+          <w:noProof/>
+          <w:sz w:val="28"/>
+          <w:szCs w:val="28"/>
+        </w:rPr>
+        <mc:AlternateContent>
+          <mc:Choice Requires="wps">
+            <w:drawing>
+              <wp:anchor distT="0" distB="0" distL="114300" distR="114300" simplePos="0" relativeHeight="251789312" behindDoc="0" locked="0" layoutInCell="1" allowOverlap="1" wp14:anchorId="5C53A243" wp14:editId="448125B0">
+                <wp:simplePos x="0" y="0"/>
+                <wp:positionH relativeFrom="column">
+                  <wp:posOffset>4531360</wp:posOffset>
+                </wp:positionH>
+                <wp:positionV relativeFrom="paragraph">
+                  <wp:posOffset>307975</wp:posOffset>
+                </wp:positionV>
+                <wp:extent cx="205105" cy="100330"/>
+                <wp:effectExtent l="0" t="0" r="23495" b="13970"/>
+                <wp:wrapNone/>
+                <wp:docPr id="105" name="Rectangle 105"/>
+                <wp:cNvGraphicFramePr/>
+                <a:graphic xmlns:a="http://schemas.openxmlformats.org/drawingml/2006/main">
+                  <a:graphicData uri="http://schemas.microsoft.com/office/word/2010/wordprocessingShape">
+                    <wps:wsp>
+                      <wps:cNvSpPr/>
+                      <wps:spPr>
+                        <a:xfrm>
+                          <a:off x="0" y="0"/>
+                          <a:ext cx="205105" cy="100330"/>
+                        </a:xfrm>
+                        <a:prstGeom prst="rect">
+                          <a:avLst/>
+                        </a:prstGeom>
+                        <a:solidFill>
+                          <a:schemeClr val="bg1"/>
+                        </a:solidFill>
+                      </wps:spPr>
+                      <wps:style>
+                        <a:lnRef idx="2">
+                          <a:schemeClr val="accent1">
+                            <a:shade val="15000"/>
+                          </a:schemeClr>
+                        </a:lnRef>
+                        <a:fillRef idx="1">
+                          <a:schemeClr val="accent1"/>
+                        </a:fillRef>
+                        <a:effectRef idx="0">
+                          <a:schemeClr val="accent1"/>
+                        </a:effectRef>
+                        <a:fontRef idx="minor">
+                          <a:schemeClr val="lt1"/>
+                        </a:fontRef>
+                      </wps:style>
+                      <wps:bodyPr rot="0" spcFirstLastPara="0" vertOverflow="overflow" horzOverflow="overflow" vert="horz" wrap="square" lIns="91440" tIns="45720" rIns="91440" bIns="45720" numCol="1" spcCol="0" rtlCol="0" fromWordArt="0" anchor="ctr" anchorCtr="0" forceAA="0" compatLnSpc="1">
+                        <a:prstTxWarp prst="textNoShape">
+                          <a:avLst/>
+                        </a:prstTxWarp>
+                        <a:noAutofit/>
+                      </wps:bodyPr>
+                    </wps:wsp>
+                  </a:graphicData>
+                </a:graphic>
+                <wp14:sizeRelH relativeFrom="margin">
+                  <wp14:pctWidth>0</wp14:pctWidth>
+                </wp14:sizeRelH>
+                <wp14:sizeRelV relativeFrom="margin">
+                  <wp14:pctHeight>0</wp14:pctHeight>
+                </wp14:sizeRelV>
+              </wp:anchor>
+            </w:drawing>
+          </mc:Choice>
+          <mc:Fallback>
+            <w:pict>
+              <v:rect w14:anchorId="71C4B118" id="Rectangle 105" o:spid="_x0000_s1026" style="position:absolute;margin-left:356.8pt;margin-top:24.25pt;width:16.15pt;height:7.9pt;z-index:251789312;visibility:visible;mso-wrap-style:square;mso-width-percent:0;mso-height-percent:0;mso-wrap-distance-left:9pt;mso-wrap-distance-top:0;mso-wrap-distance-right:9pt;mso-wrap-distance-bottom:0;mso-position-horizontal:absolute;mso-position-horizontal-relative:text;mso-position-vertical:absolute;mso-position-vertical-relative:text;mso-width-percent:0;mso-height-percent:0;mso-width-relative:margin;mso-height-relative:margin;v-text-anchor:middle" o:gfxdata="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" fillcolor="white [3212]" strokecolor="#030e13 [484]" strokeweight="1pt"/>
+            </w:pict>
+          </mc:Fallback>
+        </mc:AlternateContent>
+      </w:r>
+    </w:p>
+    <w:p>
+      <w:pPr>
+        <w:rPr>
+          <w:sz w:val="26"/>
+          <w:szCs w:val="26"/>
+        </w:rPr>
+      </w:pPr>
+      <w:r>
+        <w:rPr>
+          <w:noProof/>
+          <w:sz w:val="26"/>
+          <w:szCs w:val="26"/>
+        </w:rPr>
+        <mc:AlternateContent>
+          <mc:Choice Requires="wps">
+            <w:drawing>
+              <wp:anchor distT="0" distB="0" distL="114300" distR="114300" simplePos="0" relativeHeight="251857920" behindDoc="0" locked="0" layoutInCell="1" allowOverlap="1" wp14:anchorId="2DA82DEB" wp14:editId="547BEF64">
+                <wp:simplePos x="0" y="0"/>
+                <wp:positionH relativeFrom="column">
+                  <wp:posOffset>2975854</wp:posOffset>
+                </wp:positionH>
+                <wp:positionV relativeFrom="paragraph">
+                  <wp:posOffset>6106</wp:posOffset>
+                </wp:positionV>
+                <wp:extent cx="1554480" cy="0"/>
+                <wp:effectExtent l="38100" t="76200" r="0" b="95250"/>
+                <wp:wrapNone/>
+                <wp:docPr id="147" name="Straight Arrow Connector 147"/>
+                <wp:cNvGraphicFramePr/>
+                <a:graphic xmlns:a="http://schemas.openxmlformats.org/drawingml/2006/main">
+                  <a:graphicData uri="http://schemas.microsoft.com/office/word/2010/wordprocessingShape">
+                    <wps:wsp>
+                      <wps:cNvCnPr/>
+                      <wps:spPr>
+                        <a:xfrm flipH="1">
+                          <a:off x="0" y="0"/>
+                          <a:ext cx="1554480" cy="0"/>
+                        </a:xfrm>
+                        <a:prstGeom prst="straightConnector1">
+                          <a:avLst/>
+                        </a:prstGeom>
+                        <a:ln>
+                          <a:tailEnd type="triangle"/>
+                        </a:ln>
+                      </wps:spPr>
+                      <wps:style>
+                        <a:lnRef idx="1">
+                          <a:schemeClr val="accent1"/>
+                        </a:lnRef>
+                        <a:fillRef idx="0">
+                          <a:schemeClr val="accent1"/>
+                        </a:fillRef>
+                        <a:effectRef idx="0">
+                          <a:schemeClr val="accent1"/>
+                        </a:effectRef>
+                        <a:fontRef idx="minor">
+                          <a:schemeClr val="tx1"/>
+                        </a:fontRef>
+                      </wps:style>
+                      <wps:bodyPr/>
+                    </wps:wsp>
+                  </a:graphicData>
+                </a:graphic>
+              </wp:anchor>
+            </w:drawing>
+          </mc:Choice>
+          <mc:Fallback>
+            <w:pict>
+              <v:shape w14:anchorId="5FF061F0" id="Straight Arrow Connector 147" o:spid="_x0000_s1026" type="#_x0000_t32" style="position:absolute;margin-left:234.3pt;margin-top:.5pt;width:122.4pt;height:0;flip:x;z-index:251857920;visibility:visible;mso-wrap-style:square;mso-wrap-distance-left:9pt;mso-wrap-distance-top:0;mso-wrap-distance-right:9pt;mso-wrap-distance-bottom:0;mso-position-horizontal:absolute;mso-position-horizontal-relative:text;mso-position-vertical:absolute;mso-position-vertical-relative:text" o:gfxdata="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" strokecolor="#156082 [3204]" strokeweight=".5pt">
+                <v:stroke endarrow="block" joinstyle="miter"/>
+              </v:shape>
+            </w:pict>
+          </mc:Fallback>
+        </mc:AlternateContent>
+      </w:r>
+      <w:r>
+        <w:rPr>
+          <w:noProof/>
+          <w:sz w:val="26"/>
+          <w:szCs w:val="26"/>
+        </w:rPr>
+        <mc:AlternateContent>
+          <mc:Choice Requires="wps">
+            <w:drawing>
+              <wp:anchor distT="0" distB="0" distL="114300" distR="114300" simplePos="0" relativeHeight="251853824" behindDoc="0" locked="0" layoutInCell="1" allowOverlap="1" wp14:anchorId="74902905" wp14:editId="593BFFD3">
+                <wp:simplePos x="0" y="0"/>
+                <wp:positionH relativeFrom="column">
+                  <wp:posOffset>1906710</wp:posOffset>
+                </wp:positionH>
+                <wp:positionV relativeFrom="paragraph">
+                  <wp:posOffset>168959</wp:posOffset>
+                </wp:positionV>
+                <wp:extent cx="322238" cy="422861"/>
+                <wp:effectExtent l="38100" t="0" r="20955" b="53975"/>
+                <wp:wrapNone/>
+                <wp:docPr id="143" name="Straight Arrow Connector 143"/>
+                <wp:cNvGraphicFramePr/>
+                <a:graphic xmlns:a="http://schemas.openxmlformats.org/drawingml/2006/main">
+                  <a:graphicData uri="http://schemas.microsoft.com/office/word/2010/wordprocessingShape">
+                    <wps:wsp>
+                      <wps:cNvCnPr/>
+                      <wps:spPr>
+                        <a:xfrm flipH="1">
+                          <a:off x="0" y="0"/>
+                          <a:ext cx="322238" cy="422861"/>
+                        </a:xfrm>
+                        <a:prstGeom prst="straightConnector1">
+                          <a:avLst/>
+                        </a:prstGeom>
+                        <a:ln>
+                          <a:tailEnd type="triangle"/>
+                        </a:ln>
+                      </wps:spPr>
+                      <wps:style>
+                        <a:lnRef idx="1">
+                          <a:schemeClr val="accent1"/>
+                        </a:lnRef>
+                        <a:fillRef idx="0">
+                          <a:schemeClr val="accent1"/>
+                        </a:fillRef>
+                        <a:effectRef idx="0">
+                          <a:schemeClr val="accent1"/>
+                        </a:effectRef>
+                        <a:fontRef idx="minor">
+                          <a:schemeClr val="tx1"/>
+                        </a:fontRef>
+                      </wps:style>
+                      <wps:bodyPr/>
+                    </wps:wsp>
+                  </a:graphicData>
+                </a:graphic>
+              </wp:anchor>
+            </w:drawing>
+          </mc:Choice>
+          <mc:Fallback>
+            <w:pict>
+              <v:shape w14:anchorId="308CA63D" id="Straight Arrow Connector 143" o:spid="_x0000_s1026" type="#_x0000_t32" style="position:absolute;margin-left:150.15pt;margin-top:13.3pt;width:25.35pt;height:33.3pt;flip:x;z-index:251853824;visibility:visible;mso-wrap-style:square;mso-wrap-distance-left:9pt;mso-wrap-distance-top:0;mso-wrap-distance-right:9pt;mso-wrap-distance-bottom:0;mso-position-horizontal:absolute;mso-position-horizontal-relative:text;mso-position-vertical:absolute;mso-position-vertical-relative:text" o:gfxdata="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" strokecolor="#156082 [3204]" strokeweight=".5pt">
+                <v:stroke endarrow="block" joinstyle="miter"/>
+              </v:shape>
+            </w:pict>
+          </mc:Fallback>
+        </mc:AlternateContent>
+      </w:r>
+      <w:r>
+        <w:rPr>
+          <w:noProof/>
+          <w:sz w:val="26"/>
+          <w:szCs w:val="26"/>
+        </w:rPr>
+        <mc:AlternateContent>
+          <mc:Choice Requires="wps">
+            <w:drawing>
+              <wp:anchor distT="0" distB="0" distL="114300" distR="114300" simplePos="0" relativeHeight="251852800" behindDoc="0" locked="0" layoutInCell="1" allowOverlap="1" wp14:anchorId="28F32C2C" wp14:editId="71225F13">
+                <wp:simplePos x="0" y="0"/>
+                <wp:positionH relativeFrom="column">
+                  <wp:posOffset>2229680</wp:posOffset>
+                </wp:positionH>
+                <wp:positionV relativeFrom="paragraph">
+                  <wp:posOffset>168959</wp:posOffset>
+                </wp:positionV>
+                <wp:extent cx="296008" cy="393846"/>
+                <wp:effectExtent l="0" t="38100" r="66040" b="25400"/>
+                <wp:wrapNone/>
+                <wp:docPr id="142" name="Straight Arrow Connector 142"/>
+                <wp:cNvGraphicFramePr/>
+                <a:graphic xmlns:a="http://schemas.openxmlformats.org/drawingml/2006/main">
+                  <a:graphicData uri="http://schemas.microsoft.com/office/word/2010/wordprocessingShape">
+                    <wps:wsp>
+                      <wps:cNvCnPr/>
+                      <wps:spPr>
+                        <a:xfrm flipV="1">
+                          <a:off x="0" y="0"/>
+                          <a:ext cx="296008" cy="393846"/>
+                        </a:xfrm>
+                        <a:prstGeom prst="straightConnector1">
+                          <a:avLst/>
+                        </a:prstGeom>
+                        <a:ln>
+                          <a:tailEnd type="triangle"/>
+                        </a:ln>
+                      </wps:spPr>
+                      <wps:style>
+                        <a:lnRef idx="1">
+                          <a:schemeClr val="accent1"/>
+                        </a:lnRef>
+                        <a:fillRef idx="0">
+                          <a:schemeClr val="accent1"/>
+                        </a:fillRef>
+                        <a:effectRef idx="0">
+                          <a:schemeClr val="accent1"/>
+                        </a:effectRef>
+                        <a:fontRef idx="minor">
+                          <a:schemeClr val="tx1"/>
+                        </a:fontRef>
+                      </wps:style>
+                      <wps:bodyPr/>
+                    </wps:wsp>
+                  </a:graphicData>
+                </a:graphic>
+              </wp:anchor>
+            </w:drawing>
+          </mc:Choice>
+          <mc:Fallback>
+            <w:pict>
+              <v:shape w14:anchorId="4B7FE598" id="Straight Arrow Connector 142" o:spid="_x0000_s1026" type="#_x0000_t32" style="position:absolute;margin-left:175.55pt;margin-top:13.3pt;width:23.3pt;height:31pt;flip:y;z-index:251852800;visibility:visible;mso-wrap-style:square;mso-wrap-distance-left:9pt;mso-wrap-distance-top:0;mso-wrap-distance-right:9pt;mso-wrap-distance-bottom:0;mso-position-horizontal:absolute;mso-position-horizontal-relative:text;mso-position-vertical:absolute;mso-position-vertical-relative:text" o:gfxdata="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" strokecolor="#156082 [3204]" strokeweight=".5pt">
+                <v:stroke endarrow="block" joinstyle="miter"/>
+              </v:shape>
+            </w:pict>
+          </mc:Fallback>
+        </mc:AlternateContent>
+      </w:r>
+      <w:r>
+        <w:rPr>
+          <w:noProof/>
+          <w:sz w:val="26"/>
+          <w:szCs w:val="26"/>
+        </w:rPr>
+        <mc:AlternateContent>
+          <mc:Choice Requires="wps">
+            <w:drawing>
+              <wp:anchor distT="0" distB="0" distL="114300" distR="114300" simplePos="0" relativeHeight="251849728" behindDoc="0" locked="0" layoutInCell="1" allowOverlap="1" wp14:anchorId="4ADF1AD3" wp14:editId="4EAE5564">
+                <wp:simplePos x="0" y="0"/>
+                <wp:positionH relativeFrom="column">
+                  <wp:posOffset>5374004</wp:posOffset>
+                </wp:positionH>
+                <wp:positionV relativeFrom="paragraph">
+                  <wp:posOffset>115570</wp:posOffset>
+                </wp:positionV>
+                <wp:extent cx="45719" cy="1155700"/>
+                <wp:effectExtent l="76200" t="38100" r="50165" b="25400"/>
+                <wp:wrapNone/>
+                <wp:docPr id="138" name="Straight Arrow Connector 138"/>
+                <wp:cNvGraphicFramePr/>
+                <a:graphic xmlns:a="http://schemas.openxmlformats.org/drawingml/2006/main">
+                  <a:graphicData uri="http://schemas.microsoft.com/office/word/2010/wordprocessingShape">
+                    <wps:wsp>
+                      <wps:cNvCnPr/>
+                      <wps:spPr>
+                        <a:xfrm flipH="1" flipV="1">
+                          <a:off x="0" y="0"/>
+                          <a:ext cx="45719" cy="1155700"/>
+                        </a:xfrm>
+                        <a:prstGeom prst="straightConnector1">
+                          <a:avLst/>
+                        </a:prstGeom>
+                        <a:ln>
+                          <a:tailEnd type="triangle"/>
+                        </a:ln>
+                      </wps:spPr>
+                      <wps:style>
+                        <a:lnRef idx="1">
+                          <a:schemeClr val="accent1"/>
+                        </a:lnRef>
+                        <a:fillRef idx="0">
+                          <a:schemeClr val="accent1"/>
+                        </a:fillRef>
+                        <a:effectRef idx="0">
+                          <a:schemeClr val="accent1"/>
+                        </a:effectRef>
+                        <a:fontRef idx="minor">
+                          <a:schemeClr val="tx1"/>
+                        </a:fontRef>
+                      </wps:style>
+                      <wps:bodyPr/>
+                    </wps:wsp>
+                  </a:graphicData>
+                </a:graphic>
+                <wp14:sizeRelV relativeFrom="margin">
+                  <wp14:pctHeight>0</wp14:pctHeight>
+                </wp14:sizeRelV>
+              </wp:anchor>
+            </w:drawing>
+          </mc:Choice>
+          <mc:Fallback>
+            <w:pict>
+              <v:shape w14:anchorId="6FD5A529" id="Straight Arrow Connector 138" o:spid="_x0000_s1026" type="#_x0000_t32" style="position:absolute;margin-left:423.15pt;margin-top:9.1pt;width:3.6pt;height:91pt;flip:x y;z-index:251849728;visibility:visible;mso-wrap-style:square;mso-height-percent:0;mso-wrap-distance-left:9pt;mso-wrap-distance-top:0;mso-wrap-distance-right:9pt;mso-wrap-distance-bottom:0;mso-position-horizontal:absolute;mso-position-horizontal-relative:text;mso-position-vertical:absolute;mso-position-vertical-relative:text;mso-height-percent:0;mso-height-relative:margin" o:gfxdata="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" strokecolor="#156082 [3204]" strokeweight=".5pt">
+                <v:stroke endarrow="block" joinstyle="miter"/>
+              </v:shape>
+            </w:pict>
+          </mc:Fallback>
+        </mc:AlternateContent>
+      </w:r>
+      <w:r>
+        <w:rPr>
+          <w:noProof/>
+          <w:sz w:val="26"/>
+          <w:szCs w:val="26"/>
+        </w:rPr>
+        <mc:AlternateContent>
+          <mc:Choice Requires="wps">
+            <w:drawing>
+              <wp:anchor distT="0" distB="0" distL="114300" distR="114300" simplePos="0" relativeHeight="251847680" behindDoc="0" locked="0" layoutInCell="1" allowOverlap="1" wp14:anchorId="5F07D384" wp14:editId="0CD7AA16">
+                <wp:simplePos x="0" y="0"/>
+                <wp:positionH relativeFrom="column">
+                  <wp:posOffset>5037455</wp:posOffset>
+                </wp:positionH>
+                <wp:positionV relativeFrom="paragraph">
+                  <wp:posOffset>115570</wp:posOffset>
+                </wp:positionV>
+                <wp:extent cx="45719" cy="1136650"/>
+                <wp:effectExtent l="38100" t="0" r="50165" b="63500"/>
+                <wp:wrapNone/>
+                <wp:docPr id="137" name="Straight Arrow Connector 137"/>
+                <wp:cNvGraphicFramePr/>
+                <a:graphic xmlns:a="http://schemas.openxmlformats.org/drawingml/2006/main">
+                  <a:graphicData uri="http://schemas.microsoft.com/office/word/2010/wordprocessingShape">
+                    <wps:wsp>
+                      <wps:cNvCnPr/>
+                      <wps:spPr>
+                        <a:xfrm>
+                          <a:off x="0" y="0"/>
+                          <a:ext cx="45719" cy="1136650"/>
+                        </a:xfrm>
+                        <a:prstGeom prst="straightConnector1">
+                          <a:avLst/>
+                        </a:prstGeom>
+                        <a:ln>
+                          <a:tailEnd type="triangle"/>
+                        </a:ln>
+                      </wps:spPr>
+                      <wps:style>
+                        <a:lnRef idx="1">
+                          <a:schemeClr val="accent1"/>
+                        </a:lnRef>
+                        <a:fillRef idx="0">
+                          <a:schemeClr val="accent1"/>
+                        </a:fillRef>
+                        <a:effectRef idx="0">
+                          <a:schemeClr val="accent1"/>
+                        </a:effectRef>
+                        <a:fontRef idx="minor">
+                          <a:schemeClr val="tx1"/>
+                        </a:fontRef>
+                      </wps:style>
+                      <wps:bodyPr/>
+                    </wps:wsp>
+                  </a:graphicData>
+                </a:graphic>
+                <wp14:sizeRelH relativeFrom="margin">
+                  <wp14:pctWidth>0</wp14:pctWidth>
+                </wp14:sizeRelH>
+                <wp14:sizeRelV relativeFrom="margin">
+                  <wp14:pctHeight>0</wp14:pctHeight>
+                </wp14:sizeRelV>
+              </wp:anchor>
+            </w:drawing>
+          </mc:Choice>
+          <mc:Fallback>
+            <w:pict>
+              <v:shape w14:anchorId="788739C3" id="Straight Arrow Connector 137" o:spid="_x0000_s1026" type="#_x0000_t32" style="position:absolute;margin-left:396.65pt;margin-top:9.1pt;width:3.6pt;height:89.5pt;z-index:251847680;visibility:visible;mso-wrap-style:square;mso-width-percent:0;mso-height-percent:0;mso-wrap-distance-left:9pt;mso-wrap-distance-top:0;mso-wrap-distance-right:9pt;mso-wrap-distance-bottom:0;mso-position-horizontal:absolute;mso-position-horizontal-relative:text;mso-position-vertical:absolute;mso-position-vertical-relative:text;mso-width-percent:0;mso-height-percent:0;mso-width-relative:margin;mso-height-relative:margin" o:gfxdata="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" strokecolor="#156082 [3204]" strokeweight=".5pt">
+                <v:stroke endarrow="block" joinstyle="miter"/>
+              </v:shape>
+            </w:pict>
+          </mc:Fallback>
+        </mc:AlternateContent>
+      </w:r>
+    </w:p>
+    <w:p>
+      <w:pPr>
+        <w:rPr>
+          <w:sz w:val="26"/>
+          <w:szCs w:val="26"/>
+        </w:rPr>
+      </w:pPr>
+      <w:r>
+        <w:rPr>
+          <w:noProof/>
+          <w:sz w:val="26"/>
+          <w:szCs w:val="26"/>
+        </w:rPr>
+        <mc:AlternateContent>
+          <mc:Choice Requires="wps">
+            <w:drawing>
+              <wp:anchor distT="0" distB="0" distL="114300" distR="114300" simplePos="0" relativeHeight="251841536" behindDoc="0" locked="0" layoutInCell="1" allowOverlap="1" wp14:anchorId="0A70A2C9" wp14:editId="2B003E72">
+                <wp:simplePos x="0" y="0"/>
+                <wp:positionH relativeFrom="column">
+                  <wp:posOffset>1595120</wp:posOffset>
+                </wp:positionH>
+                <wp:positionV relativeFrom="paragraph">
+                  <wp:posOffset>226060</wp:posOffset>
+                </wp:positionV>
+                <wp:extent cx="633046" cy="253218"/>
+                <wp:effectExtent l="0" t="0" r="0" b="0"/>
+                <wp:wrapNone/>
+                <wp:docPr id="132" name="Text Box 132"/>
+                <wp:cNvGraphicFramePr/>
+                <a:graphic xmlns:a="http://schemas.openxmlformats.org/drawingml/2006/main">
+                  <a:graphicData uri="http://schemas.microsoft.com/office/word/2010/wordprocessingShape">
+                    <wps:wsp>
+                      <wps:cNvSpPr txBox="1"/>
+                      <wps:spPr>
+                        <a:xfrm>
+                          <a:off x="0" y="0"/>
+                          <a:ext cx="633046" cy="253218"/>
+                        </a:xfrm>
+                        <a:prstGeom prst="rect">
+                          <a:avLst/>
+                        </a:prstGeom>
+                        <a:noFill/>
+                        <a:ln w="6350">
+                          <a:noFill/>
+                        </a:ln>
+                      </wps:spPr>
+                      <wps:txbx>
+                        <w:txbxContent>
+                          <w:p>
+                            <w:pPr>
+                              <w:rPr>
+                                <w:sz w:val="22"/>
+                                <w:szCs w:val="22"/>
+                              </w:rPr>
+                            </w:pPr>
+                            <w:r>
+                              <w:rPr>
+                                <w:sz w:val="22"/>
+                                <w:szCs w:val="22"/>
+                              </w:rPr>
+                              <w:t>Model</w:t>
+                            </w:r>
+                          </w:p>
+                        </w:txbxContent>
+                      </wps:txbx>
+                      <wps:bodyPr rot="0" spcFirstLastPara="0" vertOverflow="overflow" horzOverflow="overflow" vert="horz" wrap="square" lIns="91440" tIns="45720" rIns="91440" bIns="45720" numCol="1" spcCol="0" rtlCol="0" fromWordArt="0" anchor="t" anchorCtr="0" forceAA="0" compatLnSpc="1">
+                        <a:prstTxWarp prst="textNoShape">
+                          <a:avLst/>
+                        </a:prstTxWarp>
+                        <a:noAutofit/>
+                      </wps:bodyPr>
+                    </wps:wsp>
+                  </a:graphicData>
+                </a:graphic>
+                <wp14:sizeRelH relativeFrom="margin">
+                  <wp14:pctWidth>0</wp14:pctWidth>
+                </wp14:sizeRelH>
+                <wp14:sizeRelV relativeFrom="margin">
+                  <wp14:pctHeight>0</wp14:pctHeight>
+                </wp14:sizeRelV>
+              </wp:anchor>
+            </w:drawing>
+          </mc:Choice>
+          <mc:Fallback>
+            <w:pict>
+              <v:shape w14:anchorId="0A70A2C9" id="Text Box 132" o:spid="_x0000_s1064" type="#_x0000_t202" style="position:absolute;margin-left:125.6pt;margin-top:17.8pt;width:49.85pt;height:19.95pt;z-index:251841536;visibility:visible;mso-wrap-style:square;mso-width-percent:0;mso-height-percent:0;mso-wrap-distance-left:9pt;mso-wrap-distance-top:0;mso-wrap-distance-right:9pt;mso-wrap-distance-bottom:0;mso-position-horizontal:absolute;mso-position-horizontal-relative:text;mso-position-vertical:absolute;mso-position-vertical-relative:text;mso-width-percent:0;mso-height-percent:0;mso-width-relative:margin;mso-height-relative:margin;v-text-anchor:top" o:gfxdata="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" filled="f" stroked="f" strokeweight=".5pt">
+                <v:textbox>
+                  <w:txbxContent>
+                    <w:p>
+                      <w:pPr>
+                        <w:rPr>
+                          <w:sz w:val="22"/>
+                          <w:szCs w:val="22"/>
+                        </w:rPr>
+                      </w:pPr>
+                      <w:r>
+                        <w:rPr>
+                          <w:sz w:val="22"/>
+                          <w:szCs w:val="22"/>
+                        </w:rPr>
+                        <w:t>Model</w:t>
+                      </w:r>
+                    </w:p>
+                  </w:txbxContent>
+                </v:textbox>
+              </v:shape>
+            </w:pict>
+          </mc:Fallback>
+        </mc:AlternateContent>
+      </w:r>
+    </w:p>
+    <w:p>
+      <w:pPr>
+        <w:rPr>
+          <w:sz w:val="26"/>
+          <w:szCs w:val="26"/>
+        </w:rPr>
+      </w:pPr>
+      <w:r>
+        <w:rPr>
+          <w:noProof/>
+          <w:sz w:val="26"/>
+          <w:szCs w:val="26"/>
+        </w:rPr>
+        <mc:AlternateContent>
+          <mc:Choice Requires="wps">
+            <w:drawing>
+              <wp:anchor distT="0" distB="0" distL="114300" distR="114300" simplePos="0" relativeHeight="251855872" behindDoc="0" locked="0" layoutInCell="1" allowOverlap="1" wp14:anchorId="6BD3AD5C" wp14:editId="45765813">
+                <wp:simplePos x="0" y="0"/>
+                <wp:positionH relativeFrom="column">
+                  <wp:posOffset>2117725</wp:posOffset>
+                </wp:positionH>
+                <wp:positionV relativeFrom="paragraph">
+                  <wp:posOffset>314911</wp:posOffset>
+                </wp:positionV>
+                <wp:extent cx="36293" cy="801712"/>
+                <wp:effectExtent l="76200" t="38100" r="59055" b="17780"/>
+                <wp:wrapNone/>
+                <wp:docPr id="145" name="Straight Arrow Connector 145"/>
+                <wp:cNvGraphicFramePr/>
+                <a:graphic xmlns:a="http://schemas.openxmlformats.org/drawingml/2006/main">
+                  <a:graphicData uri="http://schemas.microsoft.com/office/word/2010/wordprocessingShape">
+                    <wps:wsp>
+                      <wps:cNvCnPr/>
+                      <wps:spPr>
+                        <a:xfrm flipH="1" flipV="1">
+                          <a:off x="0" y="0"/>
+                          <a:ext cx="36293" cy="801712"/>
+                        </a:xfrm>
+                        <a:prstGeom prst="straightConnector1">
+                          <a:avLst/>
+                        </a:prstGeom>
+                        <a:ln>
+                          <a:tailEnd type="triangle"/>
+                        </a:ln>
+                      </wps:spPr>
+                      <wps:style>
+                        <a:lnRef idx="1">
+                          <a:schemeClr val="accent1"/>
+                        </a:lnRef>
+                        <a:fillRef idx="0">
+                          <a:schemeClr val="accent1"/>
+                        </a:fillRef>
+                        <a:effectRef idx="0">
+                          <a:schemeClr val="accent1"/>
+                        </a:effectRef>
+                        <a:fontRef idx="minor">
+                          <a:schemeClr val="tx1"/>
+                        </a:fontRef>
+                      </wps:style>
+                      <wps:bodyPr/>
+                    </wps:wsp>
+                  </a:graphicData>
+                </a:graphic>
+              </wp:anchor>
+            </w:drawing>
+          </mc:Choice>
+          <mc:Fallback>
+            <w:pict>
+              <v:shape w14:anchorId="636B3ACC" id="Straight Arrow Connector 145" o:spid="_x0000_s1026" type="#_x0000_t32" style="position:absolute;margin-left:166.75pt;margin-top:24.8pt;width:2.85pt;height:63.15pt;flip:x y;z-index:251855872;visibility:visible;mso-wrap-style:square;mso-wrap-distance-left:9pt;mso-wrap-distance-top:0;mso-wrap-distance-right:9pt;mso-wrap-distance-bottom:0;mso-position-horizontal:absolute;mso-position-horizontal-relative:text;mso-position-vertical:absolute;mso-position-vertical-relative:text" o:gfxdata="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" strokecolor="#156082 [3204]" strokeweight=".5pt">
+                <v:stroke endarrow="block" joinstyle="miter"/>
+              </v:shape>
+            </w:pict>
+          </mc:Fallback>
+        </mc:AlternateContent>
+      </w:r>
+      <w:r>
+        <w:rPr>
+          <w:noProof/>
+          <w:sz w:val="26"/>
+          <w:szCs w:val="26"/>
+        </w:rPr>
+        <mc:AlternateContent>
+          <mc:Choice Requires="wps">
+            <w:drawing>
+              <wp:anchor distT="0" distB="0" distL="114300" distR="114300" simplePos="0" relativeHeight="251854848" behindDoc="0" locked="0" layoutInCell="1" allowOverlap="1" wp14:anchorId="05ACFDD6" wp14:editId="5794AABF">
+                <wp:simplePos x="0" y="0"/>
+                <wp:positionH relativeFrom="column">
+                  <wp:posOffset>1766033</wp:posOffset>
+                </wp:positionH>
+                <wp:positionV relativeFrom="paragraph">
+                  <wp:posOffset>314960</wp:posOffset>
+                </wp:positionV>
+                <wp:extent cx="0" cy="801663"/>
+                <wp:effectExtent l="76200" t="0" r="57150" b="55880"/>
+                <wp:wrapNone/>
+                <wp:docPr id="144" name="Straight Arrow Connector 144"/>
+                <wp:cNvGraphicFramePr/>
+                <a:graphic xmlns:a="http://schemas.openxmlformats.org/drawingml/2006/main">
+                  <a:graphicData uri="http://schemas.microsoft.com/office/word/2010/wordprocessingShape">
+                    <wps:wsp>
+                      <wps:cNvCnPr/>
+                      <wps:spPr>
+                        <a:xfrm>
+                          <a:off x="0" y="0"/>
+                          <a:ext cx="0" cy="801663"/>
+                        </a:xfrm>
+                        <a:prstGeom prst="straightConnector1">
+                          <a:avLst/>
+                        </a:prstGeom>
+                        <a:ln>
+                          <a:tailEnd type="triangle"/>
+                        </a:ln>
+                      </wps:spPr>
+                      <wps:style>
+                        <a:lnRef idx="1">
+                          <a:schemeClr val="accent1"/>
+                        </a:lnRef>
+                        <a:fillRef idx="0">
+                          <a:schemeClr val="accent1"/>
+                        </a:fillRef>
+                        <a:effectRef idx="0">
+                          <a:schemeClr val="accent1"/>
+                        </a:effectRef>
+                        <a:fontRef idx="minor">
+                          <a:schemeClr val="tx1"/>
+                        </a:fontRef>
+                      </wps:style>
+                      <wps:bodyPr/>
+                    </wps:wsp>
+                  </a:graphicData>
+                </a:graphic>
+              </wp:anchor>
+            </w:drawing>
+          </mc:Choice>
+          <mc:Fallback>
+            <w:pict>
+              <v:shape w14:anchorId="5501F12F" id="Straight Arrow Connector 144" o:spid="_x0000_s1026" type="#_x0000_t32" style="position:absolute;margin-left:139.05pt;margin-top:24.8pt;width:0;height:63.1pt;z-index:251854848;visibility:visible;mso-wrap-style:square;mso-wrap-distance-left:9pt;mso-wrap-distance-top:0;mso-wrap-distance-right:9pt;mso-wrap-distance-bottom:0;mso-position-horizontal:absolute;mso-position-horizontal-relative:text;mso-position-vertical:absolute;mso-position-vertical-relative:text" o:gfxdata="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" strokecolor="#156082 [3204]" strokeweight=".5pt">
+                <v:stroke endarrow="block" joinstyle="miter"/>
+              </v:shape>
+            </w:pict>
+          </mc:Fallback>
+        </mc:AlternateContent>
+      </w:r>
+    </w:p>
+    <w:p>
+      <w:pPr>
+        <w:rPr>
+          <w:sz w:val="26"/>
+          <w:szCs w:val="26"/>
+        </w:rPr>
+      </w:pPr>
+      <w:r>
+        <w:rPr>
+          <w:noProof/>
+          <w:sz w:val="26"/>
+          <w:szCs w:val="26"/>
+        </w:rPr>
+        <mc:AlternateContent>
+          <mc:Choice Requires="wps">
+            <w:drawing>
+              <wp:anchor distT="0" distB="0" distL="114300" distR="114300" simplePos="0" relativeHeight="251785216" behindDoc="0" locked="0" layoutInCell="1" allowOverlap="1" wp14:anchorId="05BDB167" wp14:editId="082CDF3E">
+                <wp:simplePos x="0" y="0"/>
+                <wp:positionH relativeFrom="column">
+                  <wp:posOffset>4774565</wp:posOffset>
+                </wp:positionH>
+                <wp:positionV relativeFrom="paragraph">
+                  <wp:posOffset>229235</wp:posOffset>
+                </wp:positionV>
+                <wp:extent cx="1132205" cy="469900"/>
+                <wp:effectExtent l="0" t="0" r="0" b="6350"/>
+                <wp:wrapNone/>
+                <wp:docPr id="102" name="Text Box 102"/>
+                <wp:cNvGraphicFramePr/>
+                <a:graphic xmlns:a="http://schemas.openxmlformats.org/drawingml/2006/main">
+                  <a:graphicData uri="http://schemas.microsoft.com/office/word/2010/wordprocessingShape">
+                    <wps:wsp>
+                      <wps:cNvSpPr txBox="1"/>
+                      <wps:spPr>
+                        <a:xfrm>
+                          <a:off x="0" y="0"/>
+                          <a:ext cx="1132205" cy="469900"/>
+                        </a:xfrm>
+                        <a:prstGeom prst="rect">
+                          <a:avLst/>
+                        </a:prstGeom>
+                        <a:noFill/>
+                        <a:ln w="6350">
+                          <a:noFill/>
+                        </a:ln>
+                      </wps:spPr>
+                      <wps:txbx>
+                        <w:txbxContent>
+                          <w:p>
+                            <w:pPr>
+                              <w:jc w:val="center"/>
+                              <w:rPr>
+                                <w:sz w:val="22"/>
+                                <w:szCs w:val="22"/>
+                              </w:rPr>
+                            </w:pPr>
+                            <w:r>
+                              <w:rPr>
+                                <w:sz w:val="22"/>
+                                <w:szCs w:val="22"/>
+                              </w:rPr>
+                              <w:t>Navigateur web</w:t>
+                            </w:r>
+                            <w:r>
+                              <w:rPr>
+                                <w:sz w:val="22"/>
+                                <w:szCs w:val="22"/>
+                              </w:rPr>
+                              <w:t xml:space="preserve"> </w:t>
+                            </w:r>
+                            <w:r>
+                              <w:rPr>
+                                <w:sz w:val="22"/>
+                                <w:szCs w:val="22"/>
+                              </w:rPr>
+                              <w:t>spectateur</w:t>
+                            </w:r>
+                          </w:p>
+                        </w:txbxContent>
+                      </wps:txbx>
+                      <wps:bodyPr rot="0" spcFirstLastPara="0" vertOverflow="overflow" horzOverflow="overflow" vert="horz" wrap="square" lIns="91440" tIns="45720" rIns="91440" bIns="45720" numCol="1" spcCol="0" rtlCol="0" fromWordArt="0" anchor="t" anchorCtr="0" forceAA="0" compatLnSpc="1">
+                        <a:prstTxWarp prst="textNoShape">
+                          <a:avLst/>
+                        </a:prstTxWarp>
+                        <a:noAutofit/>
+                      </wps:bodyPr>
+                    </wps:wsp>
+                  </a:graphicData>
+                </a:graphic>
+                <wp14:sizeRelH relativeFrom="margin">
+                  <wp14:pctWidth>0</wp14:pctWidth>
+                </wp14:sizeRelH>
+                <wp14:sizeRelV relativeFrom="margin">
+                  <wp14:pctHeight>0</wp14:pctHeight>
+                </wp14:sizeRelV>
+              </wp:anchor>
+            </w:drawing>
+          </mc:Choice>
+          <mc:Fallback>
+            <w:pict>
+              <v:shape w14:anchorId="05BDB167" id="Text Box 102" o:spid="_x0000_s1065" type="#_x0000_t202" style="position:absolute;margin-left:375.95pt;margin-top:18.05pt;width:89.15pt;height:37pt;z-index:251785216;visibility:visible;mso-wrap-style:square;mso-width-percent:0;mso-height-percent:0;mso-wrap-distance-left:9pt;mso-wrap-distance-top:0;mso-wrap-distance-right:9pt;mso-wrap-distance-bottom:0;mso-position-horizontal:absolute;mso-position-horizontal-relative:text;mso-position-vertical:absolute;mso-position-vertical-relative:text;mso-width-percent:0;mso-height-percent:0;mso-width-relative:margin;mso-height-relative:margin;v-text-anchor:top" o:gfxdata="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" filled="f" stroked="f" strokeweight=".5pt">
+                <v:textbox>
+                  <w:txbxContent>
+                    <w:p>
+                      <w:pPr>
+                        <w:jc w:val="center"/>
+                        <w:rPr>
+                          <w:sz w:val="22"/>
+                          <w:szCs w:val="22"/>
+                        </w:rPr>
+                      </w:pPr>
+                      <w:r>
+                        <w:rPr>
+                          <w:sz w:val="22"/>
+                          <w:szCs w:val="22"/>
+                        </w:rPr>
+                        <w:t>Navigateur web</w:t>
+                      </w:r>
+                      <w:r>
+                        <w:rPr>
+                          <w:sz w:val="22"/>
+                          <w:szCs w:val="22"/>
+                        </w:rPr>
+                        <w:t xml:space="preserve"> </w:t>
+                      </w:r>
+                      <w:r>
+                        <w:rPr>
+                          <w:sz w:val="22"/>
+                          <w:szCs w:val="22"/>
+                        </w:rPr>
+                        <w:t>spectateur</w:t>
+                      </w:r>
+                    </w:p>
+                  </w:txbxContent>
+                </v:textbox>
+              </v:shape>
+            </w:pict>
+          </mc:Fallback>
+        </mc:AlternateContent>
+      </w:r>
+      <w:r>
+        <w:rPr>
+          <w:noProof/>
+          <w:sz w:val="28"/>
+          <w:szCs w:val="28"/>
+        </w:rPr>
+        <mc:AlternateContent>
+          <mc:Choice Requires="wps">
+            <w:drawing>
+              <wp:anchor distT="0" distB="0" distL="114300" distR="114300" simplePos="0" relativeHeight="251782144" behindDoc="0" locked="0" layoutInCell="1" allowOverlap="1" wp14:anchorId="6CD3732A" wp14:editId="3C7D106F">
+                <wp:simplePos x="0" y="0"/>
+                <wp:positionH relativeFrom="column">
+                  <wp:posOffset>4739640</wp:posOffset>
+                </wp:positionH>
+                <wp:positionV relativeFrom="paragraph">
+                  <wp:posOffset>267335</wp:posOffset>
+                </wp:positionV>
+                <wp:extent cx="1166495" cy="512445"/>
+                <wp:effectExtent l="57150" t="57150" r="71755" b="78105"/>
+                <wp:wrapNone/>
+                <wp:docPr id="99" name="Rectangle 99"/>
+                <wp:cNvGraphicFramePr/>
+                <a:graphic xmlns:a="http://schemas.openxmlformats.org/drawingml/2006/main">
+                  <a:graphicData uri="http://schemas.microsoft.com/office/word/2010/wordprocessingShape">
+                    <wps:wsp>
+                      <wps:cNvSpPr/>
+                      <wps:spPr>
+                        <a:xfrm>
+                          <a:off x="0" y="0"/>
+                          <a:ext cx="1166495" cy="512445"/>
+                        </a:xfrm>
+                        <a:prstGeom prst="rect">
+                          <a:avLst/>
+                        </a:prstGeom>
+                        <a:solidFill>
+                          <a:schemeClr val="bg1"/>
+                        </a:solidFill>
+                        <a:effectLst>
+                          <a:outerShdw blurRad="50800" dir="4980000" sx="99000" sy="99000" algn="tl" rotWithShape="0">
+                            <a:prstClr val="black">
+                              <a:alpha val="41000"/>
+                            </a:prstClr>
+                          </a:outerShdw>
+                        </a:effectLst>
+                      </wps:spPr>
+                      <wps:style>
+                        <a:lnRef idx="2">
+                          <a:schemeClr val="accent1">
+                            <a:shade val="15000"/>
+                          </a:schemeClr>
+                        </a:lnRef>
+                        <a:fillRef idx="1">
+                          <a:schemeClr val="accent1"/>
+                        </a:fillRef>
+                        <a:effectRef idx="0">
+                          <a:schemeClr val="accent1"/>
+                        </a:effectRef>
+                        <a:fontRef idx="minor">
+                          <a:schemeClr val="lt1"/>
+                        </a:fontRef>
+                      </wps:style>
+                      <wps:txbx>
+                        <w:txbxContent>
+                          <w:p>
+                            <w:pPr>
+                              <w:jc w:val="center"/>
+                            </w:pPr>
+                            <w:r>
+                              <w:t xml:space="preserve"> </w:t>
+                            </w:r>
+                          </w:p>
+                        </w:txbxContent>
+                      </wps:txbx>
+                      <wps:bodyPr rot="0" spcFirstLastPara="0" vertOverflow="overflow" horzOverflow="overflow" vert="horz" wrap="square" lIns="91440" tIns="45720" rIns="91440" bIns="45720" numCol="1" spcCol="0" rtlCol="0" fromWordArt="0" anchor="ctr" anchorCtr="0" forceAA="0" compatLnSpc="1">
+                        <a:prstTxWarp prst="textNoShape">
+                          <a:avLst/>
+                        </a:prstTxWarp>
+                        <a:noAutofit/>
+                      </wps:bodyPr>
+                    </wps:wsp>
+                  </a:graphicData>
+                </a:graphic>
+                <wp14:sizeRelH relativeFrom="margin">
+                  <wp14:pctWidth>0</wp14:pctWidth>
+                </wp14:sizeRelH>
+                <wp14:sizeRelV relativeFrom="margin">
+                  <wp14:pctHeight>0</wp14:pctHeight>
+                </wp14:sizeRelV>
+              </wp:anchor>
+            </w:drawing>
+          </mc:Choice>
+          <mc:Fallback>
+            <w:pict>
+              <v:rect w14:anchorId="6CD3732A" id="Rectangle 99" o:spid="_x0000_s1066" style="position:absolute;margin-left:373.2pt;margin-top:21.05pt;width:91.85pt;height:40.35pt;z-index:251782144;visibility:visible;mso-wrap-style:square;mso-width-percent:0;mso-height-percent:0;mso-wrap-distance-left:9pt;mso-wrap-distance-top:0;mso-wrap-distance-right:9pt;mso-wrap-distance-bottom:0;mso-position-horizontal:absolute;mso-position-horizontal-relative:text;mso-position-vertical:absolute;mso-position-vertical-relative:text;mso-width-percent:0;mso-height-percent:0;mso-width-relative:margin;mso-height-relative:margin;v-text-anchor:middle" o:gfxdata="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" fillcolor="white [3212]" strokecolor="#030e13 [484]" strokeweight="1pt">
+                <v:shadow on="t" type="perspective" color="black" opacity="26869f" origin="-.5,-.5" offset="0,0" matrix="64881f,,,64881f"/>
+                <v:textbox>
+                  <w:txbxContent>
+                    <w:p>
+                      <w:pPr>
+                        <w:jc w:val="center"/>
+                      </w:pPr>
+                      <w:r>
+                        <w:t xml:space="preserve"> </w:t>
+                      </w:r>
+                    </w:p>
+                  </w:txbxContent>
+                </v:textbox>
+              </v:rect>
+            </w:pict>
+          </mc:Fallback>
+        </mc:AlternateContent>
+      </w:r>
+      <w:r>
+        <w:rPr>
+          <w:noProof/>
+          <w:sz w:val="28"/>
+          <w:szCs w:val="28"/>
+        </w:rPr>
+        <mc:AlternateContent>
+          <mc:Choice Requires="wps">
+            <w:drawing>
+              <wp:anchor distT="0" distB="0" distL="114300" distR="114300" simplePos="0" relativeHeight="251784192" behindDoc="0" locked="0" layoutInCell="1" allowOverlap="1" wp14:anchorId="2ACE933E" wp14:editId="24EC5408">
+                <wp:simplePos x="0" y="0"/>
+                <wp:positionH relativeFrom="column">
+                  <wp:posOffset>4615815</wp:posOffset>
+                </wp:positionH>
+                <wp:positionV relativeFrom="paragraph">
+                  <wp:posOffset>490855</wp:posOffset>
+                </wp:positionV>
+                <wp:extent cx="205105" cy="100330"/>
+                <wp:effectExtent l="0" t="0" r="23495" b="13970"/>
+                <wp:wrapNone/>
+                <wp:docPr id="101" name="Rectangle 101"/>
+                <wp:cNvGraphicFramePr/>
+                <a:graphic xmlns:a="http://schemas.openxmlformats.org/drawingml/2006/main">
+                  <a:graphicData uri="http://schemas.microsoft.com/office/word/2010/wordprocessingShape">
+                    <wps:wsp>
+                      <wps:cNvSpPr/>
+                      <wps:spPr>
+                        <a:xfrm>
+                          <a:off x="0" y="0"/>
+                          <a:ext cx="205105" cy="100330"/>
+                        </a:xfrm>
+                        <a:prstGeom prst="rect">
+                          <a:avLst/>
+                        </a:prstGeom>
+                        <a:solidFill>
+                          <a:schemeClr val="bg1"/>
+                        </a:solidFill>
+                      </wps:spPr>
+                      <wps:style>
+                        <a:lnRef idx="2">
+                          <a:schemeClr val="accent1">
+                            <a:shade val="15000"/>
+                          </a:schemeClr>
+                        </a:lnRef>
+                        <a:fillRef idx="1">
+                          <a:schemeClr val="accent1"/>
+                        </a:fillRef>
+                        <a:effectRef idx="0">
+                          <a:schemeClr val="accent1"/>
+                        </a:effectRef>
+                        <a:fontRef idx="minor">
+                          <a:schemeClr val="lt1"/>
+                        </a:fontRef>
+                      </wps:style>
+                      <wps:bodyPr rot="0" spcFirstLastPara="0" vertOverflow="overflow" horzOverflow="overflow" vert="horz" wrap="square" lIns="91440" tIns="45720" rIns="91440" bIns="45720" numCol="1" spcCol="0" rtlCol="0" fromWordArt="0" anchor="ctr" anchorCtr="0" forceAA="0" compatLnSpc="1">
+                        <a:prstTxWarp prst="textNoShape">
+                          <a:avLst/>
+                        </a:prstTxWarp>
+                        <a:noAutofit/>
+                      </wps:bodyPr>
+                    </wps:wsp>
+                  </a:graphicData>
+                </a:graphic>
+                <wp14:sizeRelH relativeFrom="margin">
+                  <wp14:pctWidth>0</wp14:pctWidth>
+                </wp14:sizeRelH>
+                <wp14:sizeRelV relativeFrom="margin">
+                  <wp14:pctHeight>0</wp14:pctHeight>
+                </wp14:sizeRelV>
+              </wp:anchor>
+            </w:drawing>
+          </mc:Choice>
+          <mc:Fallback>
+            <w:pict>
+              <v:rect w14:anchorId="0CAF763E" id="Rectangle 101" o:spid="_x0000_s1026" style="position:absolute;margin-left:363.45pt;margin-top:38.65pt;width:16.15pt;height:7.9pt;z-index:251784192;visibility:visible;mso-wrap-style:square;mso-width-percent:0;mso-height-percent:0;mso-wrap-distance-left:9pt;mso-wrap-distance-top:0;mso-wrap-distance-right:9pt;mso-wrap-distance-bottom:0;mso-position-horizontal:absolute;mso-position-horizontal-relative:text;mso-position-vertical:absolute;mso-position-vertical-relative:text;mso-width-percent:0;mso-height-percent:0;mso-width-relative:margin;mso-height-relative:margin;v-text-anchor:middle" o:gfxdata="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" fillcolor="white [3212]" strokecolor="#030e13 [484]" strokeweight="1pt"/>
+            </w:pict>
+          </mc:Fallback>
+        </mc:AlternateContent>
+      </w:r>
+      <w:r>
+        <w:rPr>
+          <w:noProof/>
+          <w:sz w:val="28"/>
+          <w:szCs w:val="28"/>
+        </w:rPr>
+        <mc:AlternateContent>
+          <mc:Choice Requires="wps">
+            <w:drawing>
+              <wp:anchor distT="0" distB="0" distL="114300" distR="114300" simplePos="0" relativeHeight="251783168" behindDoc="0" locked="0" layoutInCell="1" allowOverlap="1" wp14:anchorId="28ECED84" wp14:editId="19608B5A">
+                <wp:simplePos x="0" y="0"/>
+                <wp:positionH relativeFrom="column">
+                  <wp:posOffset>4613910</wp:posOffset>
+                </wp:positionH>
+                <wp:positionV relativeFrom="paragraph">
+                  <wp:posOffset>340360</wp:posOffset>
+                </wp:positionV>
+                <wp:extent cx="205105" cy="100330"/>
+                <wp:effectExtent l="0" t="0" r="23495" b="13970"/>
+                <wp:wrapNone/>
+                <wp:docPr id="100" name="Rectangle 100"/>
+                <wp:cNvGraphicFramePr/>
+                <a:graphic xmlns:a="http://schemas.openxmlformats.org/drawingml/2006/main">
+                  <a:graphicData uri="http://schemas.microsoft.com/office/word/2010/wordprocessingShape">
+                    <wps:wsp>
+                      <wps:cNvSpPr/>
+                      <wps:spPr>
+                        <a:xfrm>
+                          <a:off x="0" y="0"/>
+                          <a:ext cx="205105" cy="100330"/>
+                        </a:xfrm>
+                        <a:prstGeom prst="rect">
+                          <a:avLst/>
+                        </a:prstGeom>
+                        <a:solidFill>
+                          <a:schemeClr val="bg1"/>
+                        </a:solidFill>
+                      </wps:spPr>
+                      <wps:style>
+                        <a:lnRef idx="2">
+                          <a:schemeClr val="accent1">
+                            <a:shade val="15000"/>
+                          </a:schemeClr>
+                        </a:lnRef>
+                        <a:fillRef idx="1">
+                          <a:schemeClr val="accent1"/>
+                        </a:fillRef>
+                        <a:effectRef idx="0">
+                          <a:schemeClr val="accent1"/>
+                        </a:effectRef>
+                        <a:fontRef idx="minor">
+                          <a:schemeClr val="lt1"/>
+                        </a:fontRef>
+                      </wps:style>
+                      <wps:bodyPr rot="0" spcFirstLastPara="0" vertOverflow="overflow" horzOverflow="overflow" vert="horz" wrap="square" lIns="91440" tIns="45720" rIns="91440" bIns="45720" numCol="1" spcCol="0" rtlCol="0" fromWordArt="0" anchor="ctr" anchorCtr="0" forceAA="0" compatLnSpc="1">
+                        <a:prstTxWarp prst="textNoShape">
+                          <a:avLst/>
+                        </a:prstTxWarp>
+                        <a:noAutofit/>
+                      </wps:bodyPr>
+                    </wps:wsp>
+                  </a:graphicData>
+                </a:graphic>
+                <wp14:sizeRelH relativeFrom="margin">
+                  <wp14:pctWidth>0</wp14:pctWidth>
+                </wp14:sizeRelH>
+                <wp14:sizeRelV relativeFrom="margin">
+                  <wp14:pctHeight>0</wp14:pctHeight>
+                </wp14:sizeRelV>
+              </wp:anchor>
+            </w:drawing>
+          </mc:Choice>
+          <mc:Fallback>
+            <w:pict>
+              <v:rect w14:anchorId="77726674" id="Rectangle 100" o:spid="_x0000_s1026" style="position:absolute;margin-left:363.3pt;margin-top:26.8pt;width:16.15pt;height:7.9pt;z-index:251783168;visibility:visible;mso-wrap-style:square;mso-width-percent:0;mso-height-percent:0;mso-wrap-distance-left:9pt;mso-wrap-distance-top:0;mso-wrap-distance-right:9pt;mso-wrap-distance-bottom:0;mso-position-horizontal:absolute;mso-position-horizontal-relative:text;mso-position-vertical:absolute;mso-position-vertical-relative:text;mso-width-percent:0;mso-height-percent:0;mso-width-relative:margin;mso-height-relative:margin;v-text-anchor:middle" o:gfxdata="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" fillcolor="white [3212]" strokecolor="#030e13 [484]" strokeweight="1pt"/>
+            </w:pict>
+          </mc:Fallback>
+        </mc:AlternateContent>
+      </w:r>
+    </w:p>
+    <w:p>
+      <w:pPr>
+        <w:rPr>
+          <w:sz w:val="26"/>
+          <w:szCs w:val="26"/>
+        </w:rPr>
+      </w:pPr>
+    </w:p>
+    <w:p>
+      <w:pPr>
+        <w:rPr>
+          <w:sz w:val="26"/>
+          <w:szCs w:val="26"/>
+        </w:rPr>
+      </w:pPr>
+      <w:r>
+        <w:rPr>
+          <w:noProof/>
+          <w:sz w:val="28"/>
+          <w:szCs w:val="28"/>
+        </w:rPr>
+        <mc:AlternateContent>
+          <mc:Choice Requires="wps">
+            <w:drawing>
+              <wp:anchor distT="0" distB="0" distL="114300" distR="114300" simplePos="0" relativeHeight="251829248" behindDoc="0" locked="0" layoutInCell="1" allowOverlap="1" wp14:anchorId="2FEDA477" wp14:editId="05117DB5">
+                <wp:simplePos x="0" y="0"/>
+                <wp:positionH relativeFrom="column">
+                  <wp:posOffset>1354455</wp:posOffset>
+                </wp:positionH>
+                <wp:positionV relativeFrom="paragraph">
+                  <wp:posOffset>286385</wp:posOffset>
+                </wp:positionV>
+                <wp:extent cx="205105" cy="100330"/>
+                <wp:effectExtent l="0" t="0" r="23495" b="13970"/>
+                <wp:wrapNone/>
+                <wp:docPr id="123" name="Rectangle 123"/>
+                <wp:cNvGraphicFramePr/>
+                <a:graphic xmlns:a="http://schemas.openxmlformats.org/drawingml/2006/main">
+                  <a:graphicData uri="http://schemas.microsoft.com/office/word/2010/wordprocessingShape">
+                    <wps:wsp>
+                      <wps:cNvSpPr/>
+                      <wps:spPr>
+                        <a:xfrm>
+                          <a:off x="0" y="0"/>
+                          <a:ext cx="205105" cy="100330"/>
+                        </a:xfrm>
+                        <a:prstGeom prst="rect">
+                          <a:avLst/>
+                        </a:prstGeom>
+                        <a:solidFill>
+                          <a:schemeClr val="bg1"/>
+                        </a:solidFill>
+                      </wps:spPr>
+                      <wps:style>
+                        <a:lnRef idx="2">
+                          <a:schemeClr val="accent1">
+                            <a:shade val="15000"/>
+                          </a:schemeClr>
+                        </a:lnRef>
+                        <a:fillRef idx="1">
+                          <a:schemeClr val="accent1"/>
+                        </a:fillRef>
+                        <a:effectRef idx="0">
+                          <a:schemeClr val="accent1"/>
+                        </a:effectRef>
+                        <a:fontRef idx="minor">
+                          <a:schemeClr val="lt1"/>
+                        </a:fontRef>
+                      </wps:style>
+                      <wps:bodyPr rot="0" spcFirstLastPara="0" vertOverflow="overflow" horzOverflow="overflow" vert="horz" wrap="square" lIns="91440" tIns="45720" rIns="91440" bIns="45720" numCol="1" spcCol="0" rtlCol="0" fromWordArt="0" anchor="ctr" anchorCtr="0" forceAA="0" compatLnSpc="1">
+                        <a:prstTxWarp prst="textNoShape">
+                          <a:avLst/>
+                        </a:prstTxWarp>
+                        <a:noAutofit/>
+                      </wps:bodyPr>
+                    </wps:wsp>
+                  </a:graphicData>
+                </a:graphic>
+                <wp14:sizeRelH relativeFrom="margin">
+                  <wp14:pctWidth>0</wp14:pctWidth>
+                </wp14:sizeRelH>
+                <wp14:sizeRelV relativeFrom="margin">
+                  <wp14:pctHeight>0</wp14:pctHeight>
+                </wp14:sizeRelV>
+              </wp:anchor>
+            </w:drawing>
+          </mc:Choice>
+          <mc:Fallback>
+            <w:pict>
+              <v:rect w14:anchorId="02506F14" id="Rectangle 123" o:spid="_x0000_s1026" style="position:absolute;margin-left:106.65pt;margin-top:22.55pt;width:16.15pt;height:7.9pt;z-index:251829248;visibility:visible;mso-wrap-style:square;mso-width-percent:0;mso-height-percent:0;mso-wrap-distance-left:9pt;mso-wrap-distance-top:0;mso-wrap-distance-right:9pt;mso-wrap-distance-bottom:0;mso-position-horizontal:absolute;mso-position-horizontal-relative:text;mso-position-vertical:absolute;mso-position-vertical-relative:text;mso-width-percent:0;mso-height-percent:0;mso-width-relative:margin;mso-height-relative:margin;v-text-anchor:middle" o:gfxdata="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" fillcolor="white [3212]" strokecolor="#030e13 [484]" strokeweight="1pt"/>
+            </w:pict>
+          </mc:Fallback>
+        </mc:AlternateContent>
+      </w:r>
+      <w:r>
+        <w:rPr>
+          <w:noProof/>
+          <w:sz w:val="28"/>
+          <w:szCs w:val="28"/>
+        </w:rPr>
+        <mc:AlternateContent>
+          <mc:Choice Requires="wps">
+            <w:drawing>
+              <wp:anchor distT="0" distB="0" distL="114300" distR="114300" simplePos="0" relativeHeight="251828224" behindDoc="0" locked="0" layoutInCell="1" allowOverlap="1" wp14:anchorId="17A9BD6D" wp14:editId="4594EB07">
+                <wp:simplePos x="0" y="0"/>
+                <wp:positionH relativeFrom="column">
+                  <wp:posOffset>1494155</wp:posOffset>
+                </wp:positionH>
+                <wp:positionV relativeFrom="paragraph">
+                  <wp:posOffset>129540</wp:posOffset>
+                </wp:positionV>
+                <wp:extent cx="902335" cy="800100"/>
+                <wp:effectExtent l="57150" t="57150" r="69215" b="76200"/>
+                <wp:wrapNone/>
+                <wp:docPr id="122" name="Rectangle 122"/>
+                <wp:cNvGraphicFramePr/>
+                <a:graphic xmlns:a="http://schemas.openxmlformats.org/drawingml/2006/main">
+                  <a:graphicData uri="http://schemas.microsoft.com/office/word/2010/wordprocessingShape">
+                    <wps:wsp>
+                      <wps:cNvSpPr/>
+                      <wps:spPr>
+                        <a:xfrm>
+                          <a:off x="0" y="0"/>
+                          <a:ext cx="902335" cy="800100"/>
+                        </a:xfrm>
+                        <a:prstGeom prst="rect">
+                          <a:avLst/>
+                        </a:prstGeom>
+                        <a:solidFill>
+                          <a:schemeClr val="bg1"/>
+                        </a:solidFill>
+                        <a:effectLst>
+                          <a:outerShdw blurRad="50800" dir="4980000" sx="99000" sy="99000" algn="tl" rotWithShape="0">
+                            <a:prstClr val="black">
+                              <a:alpha val="41000"/>
+                            </a:prstClr>
+                          </a:outerShdw>
+                        </a:effectLst>
+                      </wps:spPr>
+                      <wps:style>
+                        <a:lnRef idx="2">
+                          <a:schemeClr val="accent1">
+                            <a:shade val="15000"/>
+                          </a:schemeClr>
+                        </a:lnRef>
+                        <a:fillRef idx="1">
+                          <a:schemeClr val="accent1"/>
+                        </a:fillRef>
+                        <a:effectRef idx="0">
+                          <a:schemeClr val="accent1"/>
+                        </a:effectRef>
+                        <a:fontRef idx="minor">
+                          <a:schemeClr val="lt1"/>
+                        </a:fontRef>
+                      </wps:style>
+                      <wps:txbx>
+                        <w:txbxContent>
+                          <w:p>
+                            <w:pPr>
+                              <w:jc w:val="center"/>
+                            </w:pPr>
+                            <w:r>
+                              <w:t xml:space="preserve"> </w:t>
+                            </w:r>
+                          </w:p>
+                        </w:txbxContent>
+                      </wps:txbx>
+                      <wps:bodyPr rot="0" spcFirstLastPara="0" vertOverflow="overflow" horzOverflow="overflow" vert="horz" wrap="square" lIns="91440" tIns="45720" rIns="91440" bIns="45720" numCol="1" spcCol="0" rtlCol="0" fromWordArt="0" anchor="ctr" anchorCtr="0" forceAA="0" compatLnSpc="1">
+                        <a:prstTxWarp prst="textNoShape">
+                          <a:avLst/>
+                        </a:prstTxWarp>
+                        <a:noAutofit/>
+                      </wps:bodyPr>
+                    </wps:wsp>
+                  </a:graphicData>
+                </a:graphic>
+                <wp14:sizeRelH relativeFrom="margin">
+                  <wp14:pctWidth>0</wp14:pctWidth>
+                </wp14:sizeRelH>
+                <wp14:sizeRelV relativeFrom="margin">
+                  <wp14:pctHeight>0</wp14:pctHeight>
+                </wp14:sizeRelV>
+              </wp:anchor>
+            </w:drawing>
+          </mc:Choice>
+          <mc:Fallback>
+            <w:pict>
+              <v:rect w14:anchorId="17A9BD6D" id="Rectangle 122" o:spid="_x0000_s1067" style="position:absolute;margin-left:117.65pt;margin-top:10.2pt;width:71.05pt;height:63pt;z-index:251828224;visibility:visible;mso-wrap-style:square;mso-width-percent:0;mso-height-percent:0;mso-wrap-distance-left:9pt;mso-wrap-distance-top:0;mso-wrap-distance-right:9pt;mso-wrap-distance-bottom:0;mso-position-horizontal:absolute;mso-position-horizontal-relative:text;mso-position-vertical:absolute;mso-position-vertical-relative:text;mso-width-percent:0;mso-height-percent:0;mso-width-relative:margin;mso-height-relative:margin;v-text-anchor:middle" o:gfxdata="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" fillcolor="white [3212]" strokecolor="#030e13 [484]" strokeweight="1pt">
+                <v:shadow on="t" type="perspective" color="black" opacity="26869f" origin="-.5,-.5" offset="0,0" matrix="64881f,,,64881f"/>
+                <v:textbox>
+                  <w:txbxContent>
+                    <w:p>
+                      <w:pPr>
+                        <w:jc w:val="center"/>
+                      </w:pPr>
+                      <w:r>
+                        <w:t xml:space="preserve"> </w:t>
+                      </w:r>
+                    </w:p>
+                  </w:txbxContent>
+                </v:textbox>
+              </v:rect>
+            </w:pict>
+          </mc:Fallback>
+        </mc:AlternateContent>
+      </w:r>
+    </w:p>
+    <w:p>
+      <w:pPr>
+        <w:rPr>
+          <w:sz w:val="26"/>
+          <w:szCs w:val="26"/>
+        </w:rPr>
+      </w:pPr>
+      <w:r>
+        <w:rPr>
+          <w:noProof/>
+          <w:sz w:val="28"/>
+          <w:szCs w:val="28"/>
+        </w:rPr>
+        <mc:AlternateContent>
+          <mc:Choice Requires="wps">
+            <w:drawing>
+              <wp:anchor distT="0" distB="0" distL="114300" distR="114300" simplePos="0" relativeHeight="251830272" behindDoc="0" locked="0" layoutInCell="1" allowOverlap="1" wp14:anchorId="73011966" wp14:editId="3F30FADA">
+                <wp:simplePos x="0" y="0"/>
+                <wp:positionH relativeFrom="column">
+                  <wp:posOffset>1364615</wp:posOffset>
+                </wp:positionH>
+                <wp:positionV relativeFrom="paragraph">
+                  <wp:posOffset>157480</wp:posOffset>
+                </wp:positionV>
+                <wp:extent cx="205105" cy="100330"/>
+                <wp:effectExtent l="19050" t="19050" r="23495" b="33020"/>
+                <wp:wrapNone/>
+                <wp:docPr id="124" name="Rectangle 124"/>
+                <wp:cNvGraphicFramePr/>
+                <a:graphic xmlns:a="http://schemas.openxmlformats.org/drawingml/2006/main">
+                  <a:graphicData uri="http://schemas.microsoft.com/office/word/2010/wordprocessingShape">
+                    <wps:wsp>
+                      <wps:cNvSpPr/>
+                      <wps:spPr>
+                        <a:xfrm>
+                          <a:off x="0" y="0"/>
+                          <a:ext cx="205105" cy="100330"/>
+                        </a:xfrm>
+                        <a:prstGeom prst="rect">
+                          <a:avLst/>
+                        </a:prstGeom>
+                        <a:solidFill>
+                          <a:schemeClr val="bg1"/>
+                        </a:solidFill>
+                      </wps:spPr>
+                      <wps:style>
+                        <a:lnRef idx="2">
+                          <a:schemeClr val="accent1">
+                            <a:shade val="15000"/>
+                          </a:schemeClr>
+                        </a:lnRef>
+                        <a:fillRef idx="1">
+                          <a:schemeClr val="accent1"/>
+                        </a:fillRef>
+                        <a:effectRef idx="0">
+                          <a:schemeClr val="accent1"/>
+                        </a:effectRef>
+                        <a:fontRef idx="minor">
+                          <a:schemeClr val="lt1"/>
+                        </a:fontRef>
+                      </wps:style>
+                      <wps:bodyPr rot="0" spcFirstLastPara="0" vertOverflow="overflow" horzOverflow="overflow" vert="horz" wrap="square" lIns="91440" tIns="45720" rIns="91440" bIns="45720" numCol="1" spcCol="0" rtlCol="0" fromWordArt="0" anchor="ctr" anchorCtr="0" forceAA="0" compatLnSpc="1">
+                        <a:prstTxWarp prst="textNoShape">
+                          <a:avLst/>
+                        </a:prstTxWarp>
+                        <a:noAutofit/>
+                      </wps:bodyPr>
+                    </wps:wsp>
+                  </a:graphicData>
+                </a:graphic>
+                <wp14:sizeRelH relativeFrom="margin">
+                  <wp14:pctWidth>0</wp14:pctWidth>
+                </wp14:sizeRelH>
+                <wp14:sizeRelV relativeFrom="margin">
+                  <wp14:pctHeight>0</wp14:pctHeight>
+                </wp14:sizeRelV>
+              </wp:anchor>
+            </w:drawing>
+          </mc:Choice>
+          <mc:Fallback>
+            <w:pict>
+              <v:rect w14:anchorId="5FFCA42A" id="Rectangle 124" o:spid="_x0000_s1026" style="position:absolute;margin-left:107.45pt;margin-top:12.4pt;width:16.15pt;height:7.9pt;z-index:251830272;visibility:visible;mso-wrap-style:square;mso-width-percent:0;mso-height-percent:0;mso-wrap-distance-left:9pt;mso-wrap-distance-top:0;mso-wrap-distance-right:9pt;mso-wrap-distance-bottom:0;mso-position-horizontal:absolute;mso-position-horizontal-relative:text;mso-position-vertical:absolute;mso-position-vertical-relative:text;mso-width-percent:0;mso-height-percent:0;mso-width-relative:margin;mso-height-relative:margin;v-text-anchor:middle" o:gfxdata="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" fillcolor="white [3212]" strokecolor="#030e13 [484]" strokeweight="1pt"/>
+            </w:pict>
+          </mc:Fallback>
+        </mc:AlternateContent>
+      </w:r>
+    </w:p>
+    <w:p>
+      <w:pPr>
+        <w:rPr>
+          <w:sz w:val="26"/>
+          <w:szCs w:val="26"/>
+        </w:rPr>
+      </w:pPr>
+    </w:p>
+    <w:p>
+      <w:pPr>
+        <w:rPr>
+          <w:sz w:val="26"/>
+          <w:szCs w:val="26"/>
+        </w:rPr>
+      </w:pPr>
+    </w:p>
+    <w:p>
+      <w:pPr>
+        <w:rPr>
+          <w:i/>
+          <w:iCs/>
+          <w:color w:val="156082" w:themeColor="accent1"/>
+          <w:sz w:val="26"/>
+          <w:szCs w:val="26"/>
+        </w:rPr>
+      </w:pPr>
+      <w:r>
+        <w:rPr>
+          <w:i/>
+          <w:iCs/>
+          <w:color w:val="156082" w:themeColor="accent1"/>
+          <w:sz w:val="26"/>
+          <w:szCs w:val="26"/>
+        </w:rPr>
+        <w:t xml:space="preserve">Figure n : diagramme de composant </w:t>
+      </w:r>
     </w:p>
     <w:p>
       <w:pPr>
@@ -16913,7 +21046,6 @@
           <w:sz w:val="26"/>
           <w:szCs w:val="26"/>
         </w:rPr>
-        <w:lastRenderedPageBreak/>
         <mc:AlternateContent>
           <mc:Choice Requires="wps">
             <w:drawing>
@@ -17011,7 +21143,7 @@
                 </v:handles>
                 <o:complex v:ext="view"/>
               </v:shapetype>
-              <v:shape id="Cube 97" o:spid="_x0000_s1050" type="#_x0000_t16" style="position:absolute;left:0;text-align:left;margin-left:172.85pt;margin-top:24.2pt;width:102.95pt;height:109.65pt;z-index:251779072;visibility:visible;mso-wrap-style:square;mso-width-percent:0;mso-height-percent:0;mso-wrap-distance-left:9pt;mso-wrap-distance-top:0;mso-wrap-distance-right:9pt;mso-wrap-distance-bottom:0;mso-position-horizontal:absolute;mso-position-horizontal-relative:text;mso-position-vertical:absolute;mso-position-vertical-relative:text;mso-width-percent:0;mso-height-percent:0;mso-width-relative:margin;mso-height-relative:margin;v-text-anchor:middle" o:gfxdata="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" adj="1533" fillcolor="white [3212]" strokecolor="black [3213]" strokeweight="1pt">
+              <v:shape id="Cube 97" o:spid="_x0000_s1068" type="#_x0000_t16" style="position:absolute;left:0;text-align:left;margin-left:172.85pt;margin-top:24.2pt;width:102.95pt;height:109.65pt;z-index:251779072;visibility:visible;mso-wrap-style:square;mso-width-percent:0;mso-height-percent:0;mso-wrap-distance-left:9pt;mso-wrap-distance-top:0;mso-wrap-distance-right:9pt;mso-wrap-distance-bottom:0;mso-position-horizontal:absolute;mso-position-horizontal-relative:text;mso-position-vertical:absolute;mso-position-vertical-relative:text;mso-width-percent:0;mso-height-percent:0;mso-width-relative:margin;mso-height-relative:margin;v-text-anchor:middle" o:gfxdata="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" adj="1533" fillcolor="white [3212]" strokecolor="black [3213]" strokeweight="1pt">
                 <v:textbox>
                   <w:txbxContent>
                     <w:p/>
@@ -17110,7 +21242,7 @@
           </mc:Choice>
           <mc:Fallback>
             <w:pict>
-              <v:shape w14:anchorId="3366AC63" id="Text Box 98" o:spid="_x0000_s1051" type="#_x0000_t202" style="position:absolute;left:0;text-align:left;margin-left:192.9pt;margin-top:23.25pt;width:61.1pt;height:27.65pt;z-index:251780096;visibility:visible;mso-wrap-style:square;mso-width-percent:0;mso-height-percent:0;mso-wrap-distance-left:9pt;mso-wrap-distance-top:0;mso-wrap-distance-right:9pt;mso-wrap-distance-bottom:0;mso-position-horizontal:absolute;mso-position-horizontal-relative:text;mso-position-vertical:absolute;mso-position-vertical-relative:text;mso-width-percent:0;mso-height-percent:0;mso-width-relative:margin;mso-height-relative:margin;v-text-anchor:top" o:gfxdata="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" filled="f" stroked="f" strokeweight=".5pt">
+              <v:shape w14:anchorId="3366AC63" id="Text Box 98" o:spid="_x0000_s1069" type="#_x0000_t202" style="position:absolute;left:0;text-align:left;margin-left:192.9pt;margin-top:23.25pt;width:61.1pt;height:27.65pt;z-index:251780096;visibility:visible;mso-wrap-style:square;mso-width-percent:0;mso-height-percent:0;mso-wrap-distance-left:9pt;mso-wrap-distance-top:0;mso-wrap-distance-right:9pt;mso-wrap-distance-bottom:0;mso-position-horizontal:absolute;mso-position-horizontal-relative:text;mso-position-vertical:absolute;mso-position-vertical-relative:text;mso-width-percent:0;mso-height-percent:0;mso-width-relative:margin;mso-height-relative:margin;v-text-anchor:top" o:gfxdata="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" filled="f" stroked="f" strokeweight=".5pt">
                 <v:textbox>
                   <w:txbxContent>
                     <w:p>
@@ -17158,6 +21290,14 @@
     </w:p>
     <w:p>
       <w:pPr>
+        <w:rPr>
+          <w:sz w:val="26"/>
+          <w:szCs w:val="26"/>
+        </w:rPr>
+      </w:pPr>
+    </w:p>
+    <w:p>
+      <w:pPr>
         <w:ind w:left="360"/>
         <w:jc w:val="center"/>
         <w:rPr>
@@ -17168,28 +21308,74 @@
     </w:p>
     <w:p>
       <w:pPr>
-        <w:ind w:left="360"/>
-        <w:jc w:val="center"/>
         <w:rPr>
           <w:sz w:val="26"/>
           <w:szCs w:val="26"/>
         </w:rPr>
       </w:pPr>
-    </w:p>
-    <w:p>
-      <w:pPr>
-        <w:ind w:left="360"/>
-        <w:jc w:val="center"/>
+      <w:r>
         <w:rPr>
           <w:sz w:val="26"/>
           <w:szCs w:val="26"/>
         </w:rPr>
-      </w:pPr>
+        <w:t>L’architecture physique de notre système est représentée par le diagramme de déploiement</w:t>
+      </w:r>
+      <w:r>
+        <w:rPr>
+          <w:sz w:val="26"/>
+          <w:szCs w:val="26"/>
+        </w:rPr>
+        <w:t xml:space="preserve"> </w:t>
+      </w:r>
+      <w:r>
+        <w:rPr>
+          <w:sz w:val="26"/>
+          <w:szCs w:val="26"/>
+        </w:rPr>
+        <w:t>suivant :</w:t>
+      </w:r>
+      <w:r>
+        <w:rPr>
+          <w:sz w:val="26"/>
+          <w:szCs w:val="26"/>
+        </w:rPr>
+        <w:t xml:space="preserve"> </w:t>
+      </w:r>
+    </w:p>
+    <w:p>
+      <w:pPr>
+        <w:rPr>
+          <w:sz w:val="26"/>
+          <w:szCs w:val="26"/>
+        </w:rPr>
+      </w:pPr>
+    </w:p>
+    <w:p>
+      <w:pPr>
+        <w:rPr>
+          <w:sz w:val="26"/>
+          <w:szCs w:val="26"/>
+        </w:rPr>
+      </w:pPr>
+    </w:p>
+    <w:p>
+      <w:pPr>
+        <w:rPr>
+          <w:sz w:val="26"/>
+          <w:szCs w:val="26"/>
+        </w:rPr>
+      </w:pPr>
+      <w:r>
+        <w:rPr>
+          <w:sz w:val="26"/>
+          <w:szCs w:val="26"/>
+        </w:rPr>
+        <w:br w:type="page"/>
+      </w:r>
     </w:p>
     <w:p>
       <w:pPr>
         <w:ind w:left="360"/>
-        <w:jc w:val="center"/>
         <w:rPr>
           <w:sz w:val="26"/>
           <w:szCs w:val="26"/>
@@ -17212,327 +21398,18 @@
         <mc:AlternateContent>
           <mc:Choice Requires="wps">
             <w:drawing>
-              <wp:anchor distT="0" distB="0" distL="114300" distR="114300" simplePos="0" relativeHeight="251749376" behindDoc="0" locked="0" layoutInCell="1" allowOverlap="1" wp14:anchorId="55761ED3" wp14:editId="139DE4A0">
+              <wp:anchor distT="0" distB="0" distL="114300" distR="114300" simplePos="0" relativeHeight="251732992" behindDoc="0" locked="0" layoutInCell="1" allowOverlap="1" wp14:anchorId="4DABF8F9" wp14:editId="378C5234">
                 <wp:simplePos x="0" y="0"/>
                 <wp:positionH relativeFrom="column">
-                  <wp:posOffset>17780</wp:posOffset>
+                  <wp:posOffset>702945</wp:posOffset>
                 </wp:positionH>
                 <wp:positionV relativeFrom="paragraph">
-                  <wp:posOffset>1489782</wp:posOffset>
+                  <wp:posOffset>2164080</wp:posOffset>
                 </wp:positionV>
-                <wp:extent cx="953135" cy="238125"/>
-                <wp:effectExtent l="0" t="0" r="0" b="0"/>
+                <wp:extent cx="1313180" cy="1501140"/>
+                <wp:effectExtent l="0" t="0" r="20320" b="22860"/>
                 <wp:wrapNone/>
-                <wp:docPr id="75" name="Text Box 75"/>
-                <wp:cNvGraphicFramePr/>
-                <a:graphic xmlns:a="http://schemas.openxmlformats.org/drawingml/2006/main">
-                  <a:graphicData uri="http://schemas.microsoft.com/office/word/2010/wordprocessingShape">
-                    <wps:wsp>
-                      <wps:cNvSpPr txBox="1"/>
-                      <wps:spPr>
-                        <a:xfrm>
-                          <a:off x="0" y="0"/>
-                          <a:ext cx="953135" cy="238125"/>
-                        </a:xfrm>
-                        <a:prstGeom prst="rect">
-                          <a:avLst/>
-                        </a:prstGeom>
-                        <a:noFill/>
-                        <a:ln w="6350">
-                          <a:noFill/>
-                        </a:ln>
-                      </wps:spPr>
-                      <wps:txbx>
-                        <w:txbxContent>
-                          <w:p>
-                            <w:pPr>
-                              <w:rPr>
-                                <w:sz w:val="16"/>
-                                <w:szCs w:val="16"/>
-                              </w:rPr>
-                            </w:pPr>
-                            <w:r>
-                              <w:rPr>
-                                <w:sz w:val="16"/>
-                                <w:szCs w:val="16"/>
-                              </w:rPr>
-                              <w:t>Navigateur web</w:t>
-                            </w:r>
-                          </w:p>
-                        </w:txbxContent>
-                      </wps:txbx>
-                      <wps:bodyPr rot="0" spcFirstLastPara="0" vertOverflow="overflow" horzOverflow="overflow" vert="horz" wrap="square" lIns="91440" tIns="45720" rIns="91440" bIns="45720" numCol="1" spcCol="0" rtlCol="0" fromWordArt="0" anchor="t" anchorCtr="0" forceAA="0" compatLnSpc="1">
-                        <a:prstTxWarp prst="textNoShape">
-                          <a:avLst/>
-                        </a:prstTxWarp>
-                        <a:noAutofit/>
-                      </wps:bodyPr>
-                    </wps:wsp>
-                  </a:graphicData>
-                </a:graphic>
-                <wp14:sizeRelH relativeFrom="margin">
-                  <wp14:pctWidth>0</wp14:pctWidth>
-                </wp14:sizeRelH>
-                <wp14:sizeRelV relativeFrom="margin">
-                  <wp14:pctHeight>0</wp14:pctHeight>
-                </wp14:sizeRelV>
-              </wp:anchor>
-            </w:drawing>
-          </mc:Choice>
-          <mc:Fallback>
-            <w:pict>
-              <v:shape w14:anchorId="55761ED3" id="Text Box 75" o:spid="_x0000_s1052" type="#_x0000_t202" style="position:absolute;margin-left:1.4pt;margin-top:117.3pt;width:75.05pt;height:18.75pt;z-index:251749376;visibility:visible;mso-wrap-style:square;mso-width-percent:0;mso-height-percent:0;mso-wrap-distance-left:9pt;mso-wrap-distance-top:0;mso-wrap-distance-right:9pt;mso-wrap-distance-bottom:0;mso-position-horizontal:absolute;mso-position-horizontal-relative:text;mso-position-vertical:absolute;mso-position-vertical-relative:text;mso-width-percent:0;mso-height-percent:0;mso-width-relative:margin;mso-height-relative:margin;v-text-anchor:top" o:gfxdata="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" filled="f" stroked="f" strokeweight=".5pt">
-                <v:textbox>
-                  <w:txbxContent>
-                    <w:p>
-                      <w:pPr>
-                        <w:rPr>
-                          <w:sz w:val="16"/>
-                          <w:szCs w:val="16"/>
-                        </w:rPr>
-                      </w:pPr>
-                      <w:r>
-                        <w:rPr>
-                          <w:sz w:val="16"/>
-                          <w:szCs w:val="16"/>
-                        </w:rPr>
-                        <w:t>Navigateur web</w:t>
-                      </w:r>
-                    </w:p>
-                  </w:txbxContent>
-                </v:textbox>
-              </v:shape>
-            </w:pict>
-          </mc:Fallback>
-        </mc:AlternateContent>
-      </w:r>
-      <w:r>
-        <w:rPr>
-          <w:noProof/>
-          <w:sz w:val="26"/>
-          <w:szCs w:val="26"/>
-        </w:rPr>
-        <mc:AlternateContent>
-          <mc:Choice Requires="wps">
-            <w:drawing>
-              <wp:anchor distT="0" distB="0" distL="114300" distR="114300" simplePos="0" relativeHeight="251753472" behindDoc="0" locked="0" layoutInCell="1" allowOverlap="1" wp14:anchorId="7FAA5B8F" wp14:editId="1AAD45B7">
-                <wp:simplePos x="0" y="0"/>
-                <wp:positionH relativeFrom="column">
-                  <wp:posOffset>19685</wp:posOffset>
-                </wp:positionH>
-                <wp:positionV relativeFrom="paragraph">
-                  <wp:posOffset>3430342</wp:posOffset>
-                </wp:positionV>
-                <wp:extent cx="953135" cy="238125"/>
-                <wp:effectExtent l="0" t="0" r="0" b="0"/>
-                <wp:wrapNone/>
-                <wp:docPr id="77" name="Text Box 77"/>
-                <wp:cNvGraphicFramePr/>
-                <a:graphic xmlns:a="http://schemas.openxmlformats.org/drawingml/2006/main">
-                  <a:graphicData uri="http://schemas.microsoft.com/office/word/2010/wordprocessingShape">
-                    <wps:wsp>
-                      <wps:cNvSpPr txBox="1"/>
-                      <wps:spPr>
-                        <a:xfrm>
-                          <a:off x="0" y="0"/>
-                          <a:ext cx="953135" cy="238125"/>
-                        </a:xfrm>
-                        <a:prstGeom prst="rect">
-                          <a:avLst/>
-                        </a:prstGeom>
-                        <a:noFill/>
-                        <a:ln w="6350">
-                          <a:noFill/>
-                        </a:ln>
-                      </wps:spPr>
-                      <wps:txbx>
-                        <w:txbxContent>
-                          <w:p>
-                            <w:pPr>
-                              <w:rPr>
-                                <w:sz w:val="16"/>
-                                <w:szCs w:val="16"/>
-                              </w:rPr>
-                            </w:pPr>
-                            <w:r>
-                              <w:rPr>
-                                <w:sz w:val="16"/>
-                                <w:szCs w:val="16"/>
-                              </w:rPr>
-                              <w:t>Navigateur web</w:t>
-                            </w:r>
-                          </w:p>
-                        </w:txbxContent>
-                      </wps:txbx>
-                      <wps:bodyPr rot="0" spcFirstLastPara="0" vertOverflow="overflow" horzOverflow="overflow" vert="horz" wrap="square" lIns="91440" tIns="45720" rIns="91440" bIns="45720" numCol="1" spcCol="0" rtlCol="0" fromWordArt="0" anchor="t" anchorCtr="0" forceAA="0" compatLnSpc="1">
-                        <a:prstTxWarp prst="textNoShape">
-                          <a:avLst/>
-                        </a:prstTxWarp>
-                        <a:noAutofit/>
-                      </wps:bodyPr>
-                    </wps:wsp>
-                  </a:graphicData>
-                </a:graphic>
-                <wp14:sizeRelH relativeFrom="margin">
-                  <wp14:pctWidth>0</wp14:pctWidth>
-                </wp14:sizeRelH>
-                <wp14:sizeRelV relativeFrom="margin">
-                  <wp14:pctHeight>0</wp14:pctHeight>
-                </wp14:sizeRelV>
-              </wp:anchor>
-            </w:drawing>
-          </mc:Choice>
-          <mc:Fallback>
-            <w:pict>
-              <v:shape w14:anchorId="7FAA5B8F" id="Text Box 77" o:spid="_x0000_s1053" type="#_x0000_t202" style="position:absolute;margin-left:1.55pt;margin-top:270.1pt;width:75.05pt;height:18.75pt;z-index:251753472;visibility:visible;mso-wrap-style:square;mso-width-percent:0;mso-height-percent:0;mso-wrap-distance-left:9pt;mso-wrap-distance-top:0;mso-wrap-distance-right:9pt;mso-wrap-distance-bottom:0;mso-position-horizontal:absolute;mso-position-horizontal-relative:text;mso-position-vertical:absolute;mso-position-vertical-relative:text;mso-width-percent:0;mso-height-percent:0;mso-width-relative:margin;mso-height-relative:margin;v-text-anchor:top" o:gfxdata="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" filled="f" stroked="f" strokeweight=".5pt">
-                <v:textbox>
-                  <w:txbxContent>
-                    <w:p>
-                      <w:pPr>
-                        <w:rPr>
-                          <w:sz w:val="16"/>
-                          <w:szCs w:val="16"/>
-                        </w:rPr>
-                      </w:pPr>
-                      <w:r>
-                        <w:rPr>
-                          <w:sz w:val="16"/>
-                          <w:szCs w:val="16"/>
-                        </w:rPr>
-                        <w:t>Navigateur web</w:t>
-                      </w:r>
-                    </w:p>
-                  </w:txbxContent>
-                </v:textbox>
-              </v:shape>
-            </w:pict>
-          </mc:Fallback>
-        </mc:AlternateContent>
-      </w:r>
-      <w:r>
-        <w:rPr>
-          <w:noProof/>
-          <w:sz w:val="26"/>
-          <w:szCs w:val="26"/>
-        </w:rPr>
-        <mc:AlternateContent>
-          <mc:Choice Requires="wps">
-            <w:drawing>
-              <wp:anchor distT="0" distB="0" distL="114300" distR="114300" simplePos="0" relativeHeight="251760640" behindDoc="0" locked="0" layoutInCell="1" allowOverlap="1" wp14:anchorId="68852229" wp14:editId="17526B0F">
-                <wp:simplePos x="0" y="0"/>
-                <wp:positionH relativeFrom="column">
-                  <wp:posOffset>2528570</wp:posOffset>
-                </wp:positionH>
-                <wp:positionV relativeFrom="paragraph">
-                  <wp:posOffset>2568012</wp:posOffset>
-                </wp:positionV>
-                <wp:extent cx="554990" cy="238125"/>
-                <wp:effectExtent l="0" t="0" r="0" b="0"/>
-                <wp:wrapNone/>
-                <wp:docPr id="82" name="Text Box 82"/>
-                <wp:cNvGraphicFramePr/>
-                <a:graphic xmlns:a="http://schemas.openxmlformats.org/drawingml/2006/main">
-                  <a:graphicData uri="http://schemas.microsoft.com/office/word/2010/wordprocessingShape">
-                    <wps:wsp>
-                      <wps:cNvSpPr txBox="1"/>
-                      <wps:spPr>
-                        <a:xfrm>
-                          <a:off x="0" y="0"/>
-                          <a:ext cx="554990" cy="238125"/>
-                        </a:xfrm>
-                        <a:prstGeom prst="rect">
-                          <a:avLst/>
-                        </a:prstGeom>
-                        <a:noFill/>
-                        <a:ln w="6350">
-                          <a:noFill/>
-                        </a:ln>
-                      </wps:spPr>
-                      <wps:txbx>
-                        <w:txbxContent>
-                          <w:p>
-                            <w:pPr>
-                              <w:rPr>
-                                <w:sz w:val="16"/>
-                                <w:szCs w:val="16"/>
-                              </w:rPr>
-                            </w:pPr>
-                            <w:r>
-                              <w:rPr>
-                                <w:sz w:val="16"/>
-                                <w:szCs w:val="16"/>
-                              </w:rPr>
-                              <w:t>Django</w:t>
-                            </w:r>
-                          </w:p>
-                        </w:txbxContent>
-                      </wps:txbx>
-                      <wps:bodyPr rot="0" spcFirstLastPara="0" vertOverflow="overflow" horzOverflow="overflow" vert="horz" wrap="square" lIns="91440" tIns="45720" rIns="91440" bIns="45720" numCol="1" spcCol="0" rtlCol="0" fromWordArt="0" anchor="t" anchorCtr="0" forceAA="0" compatLnSpc="1">
-                        <a:prstTxWarp prst="textNoShape">
-                          <a:avLst/>
-                        </a:prstTxWarp>
-                        <a:noAutofit/>
-                      </wps:bodyPr>
-                    </wps:wsp>
-                  </a:graphicData>
-                </a:graphic>
-                <wp14:sizeRelH relativeFrom="margin">
-                  <wp14:pctWidth>0</wp14:pctWidth>
-                </wp14:sizeRelH>
-                <wp14:sizeRelV relativeFrom="margin">
-                  <wp14:pctHeight>0</wp14:pctHeight>
-                </wp14:sizeRelV>
-              </wp:anchor>
-            </w:drawing>
-          </mc:Choice>
-          <mc:Fallback>
-            <w:pict>
-              <v:shape w14:anchorId="68852229" id="Text Box 82" o:spid="_x0000_s1054" type="#_x0000_t202" style="position:absolute;margin-left:199.1pt;margin-top:202.2pt;width:43.7pt;height:18.75pt;z-index:251760640;visibility:visible;mso-wrap-style:square;mso-width-percent:0;mso-height-percent:0;mso-wrap-distance-left:9pt;mso-wrap-distance-top:0;mso-wrap-distance-right:9pt;mso-wrap-distance-bottom:0;mso-position-horizontal:absolute;mso-position-horizontal-relative:text;mso-position-vertical:absolute;mso-position-vertical-relative:text;mso-width-percent:0;mso-height-percent:0;mso-width-relative:margin;mso-height-relative:margin;v-text-anchor:top" o:gfxdata="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" filled="f" stroked="f" strokeweight=".5pt">
-                <v:textbox>
-                  <w:txbxContent>
-                    <w:p>
-                      <w:pPr>
-                        <w:rPr>
-                          <w:sz w:val="16"/>
-                          <w:szCs w:val="16"/>
-                        </w:rPr>
-                      </w:pPr>
-                      <w:r>
-                        <w:rPr>
-                          <w:sz w:val="16"/>
-                          <w:szCs w:val="16"/>
-                        </w:rPr>
-                        <w:t>Django</w:t>
-                      </w:r>
-                    </w:p>
-                  </w:txbxContent>
-                </v:textbox>
-              </v:shape>
-            </w:pict>
-          </mc:Fallback>
-        </mc:AlternateContent>
-      </w:r>
-      <w:r>
-        <w:rPr>
-          <w:noProof/>
-          <w:sz w:val="26"/>
-          <w:szCs w:val="26"/>
-        </w:rPr>
-        <mc:AlternateContent>
-          <mc:Choice Requires="wps">
-            <w:drawing>
-              <wp:anchor distT="0" distB="0" distL="114300" distR="114300" simplePos="0" relativeHeight="251730944" behindDoc="0" locked="0" layoutInCell="1" allowOverlap="1" wp14:anchorId="408B3E35" wp14:editId="141550BB">
-                <wp:simplePos x="0" y="0"/>
-                <wp:positionH relativeFrom="column">
-                  <wp:posOffset>-217805</wp:posOffset>
-                </wp:positionH>
-                <wp:positionV relativeFrom="paragraph">
-                  <wp:posOffset>879475</wp:posOffset>
-                </wp:positionV>
-                <wp:extent cx="1284605" cy="1501140"/>
-                <wp:effectExtent l="0" t="0" r="10795" b="22860"/>
-                <wp:wrapNone/>
-                <wp:docPr id="60" name="Cube 60"/>
+                <wp:docPr id="64" name="Cube 64"/>
                 <wp:cNvGraphicFramePr/>
                 <a:graphic xmlns:a="http://schemas.openxmlformats.org/drawingml/2006/main">
                   <a:graphicData uri="http://schemas.microsoft.com/office/word/2010/wordprocessingShape">
@@ -17541,7 +21418,7 @@
                       <wps:spPr>
                         <a:xfrm>
                           <a:off x="0" y="0"/>
-                          <a:ext cx="1284605" cy="1501140"/>
+                          <a:ext cx="1313180" cy="1501140"/>
                         </a:xfrm>
                         <a:prstGeom prst="cube">
                           <a:avLst>
@@ -17568,9 +21445,181 @@
                           <a:schemeClr val="lt1"/>
                         </a:fontRef>
                       </wps:style>
+                      <wps:bodyPr rot="0" spcFirstLastPara="0" vertOverflow="overflow" horzOverflow="overflow" vert="horz" wrap="square" lIns="91440" tIns="45720" rIns="91440" bIns="45720" numCol="1" spcCol="0" rtlCol="0" fromWordArt="0" anchor="ctr" anchorCtr="0" forceAA="0" compatLnSpc="1">
+                        <a:prstTxWarp prst="textNoShape">
+                          <a:avLst/>
+                        </a:prstTxWarp>
+                        <a:noAutofit/>
+                      </wps:bodyPr>
+                    </wps:wsp>
+                  </a:graphicData>
+                </a:graphic>
+                <wp14:sizeRelH relativeFrom="margin">
+                  <wp14:pctWidth>0</wp14:pctWidth>
+                </wp14:sizeRelH>
+                <wp14:sizeRelV relativeFrom="margin">
+                  <wp14:pctHeight>0</wp14:pctHeight>
+                </wp14:sizeRelV>
+              </wp:anchor>
+            </w:drawing>
+          </mc:Choice>
+          <mc:Fallback>
+            <w:pict>
+              <v:shape w14:anchorId="777028D8" id="Cube 64" o:spid="_x0000_s1026" type="#_x0000_t16" style="position:absolute;margin-left:55.35pt;margin-top:170.4pt;width:103.4pt;height:118.2pt;z-index:251732992;visibility:visible;mso-wrap-style:square;mso-width-percent:0;mso-height-percent:0;mso-wrap-distance-left:9pt;mso-wrap-distance-top:0;mso-wrap-distance-right:9pt;mso-wrap-distance-bottom:0;mso-position-horizontal:absolute;mso-position-horizontal-relative:text;mso-position-vertical:absolute;mso-position-vertical-relative:text;mso-width-percent:0;mso-height-percent:0;mso-width-relative:margin;mso-height-relative:margin;v-text-anchor:middle" o:gfxdata="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" adj="1414" fillcolor="white [3212]" strokecolor="#030e13 [484]" strokeweight="1pt"/>
+            </w:pict>
+          </mc:Fallback>
+        </mc:AlternateContent>
+      </w:r>
+      <w:r>
+        <w:rPr>
+          <w:noProof/>
+          <w:sz w:val="28"/>
+          <w:szCs w:val="28"/>
+        </w:rPr>
+        <mc:AlternateContent>
+          <mc:Choice Requires="wps">
+            <w:drawing>
+              <wp:anchor distT="0" distB="0" distL="114300" distR="114300" simplePos="0" relativeHeight="251742208" behindDoc="0" locked="0" layoutInCell="1" allowOverlap="1" wp14:anchorId="27ED57EE" wp14:editId="63726B54">
+                <wp:simplePos x="0" y="0"/>
+                <wp:positionH relativeFrom="column">
+                  <wp:posOffset>777875</wp:posOffset>
+                </wp:positionH>
+                <wp:positionV relativeFrom="paragraph">
+                  <wp:posOffset>1086485</wp:posOffset>
+                </wp:positionV>
+                <wp:extent cx="205105" cy="100330"/>
+                <wp:effectExtent l="0" t="0" r="23495" b="13970"/>
+                <wp:wrapNone/>
+                <wp:docPr id="70" name="Rectangle 70"/>
+                <wp:cNvGraphicFramePr/>
+                <a:graphic xmlns:a="http://schemas.openxmlformats.org/drawingml/2006/main">
+                  <a:graphicData uri="http://schemas.microsoft.com/office/word/2010/wordprocessingShape">
+                    <wps:wsp>
+                      <wps:cNvSpPr/>
+                      <wps:spPr>
+                        <a:xfrm>
+                          <a:off x="0" y="0"/>
+                          <a:ext cx="205105" cy="100330"/>
+                        </a:xfrm>
+                        <a:prstGeom prst="rect">
+                          <a:avLst/>
+                        </a:prstGeom>
+                        <a:solidFill>
+                          <a:schemeClr val="bg1"/>
+                        </a:solidFill>
+                      </wps:spPr>
+                      <wps:style>
+                        <a:lnRef idx="2">
+                          <a:schemeClr val="accent1">
+                            <a:shade val="15000"/>
+                          </a:schemeClr>
+                        </a:lnRef>
+                        <a:fillRef idx="1">
+                          <a:schemeClr val="accent1"/>
+                        </a:fillRef>
+                        <a:effectRef idx="0">
+                          <a:schemeClr val="accent1"/>
+                        </a:effectRef>
+                        <a:fontRef idx="minor">
+                          <a:schemeClr val="lt1"/>
+                        </a:fontRef>
+                      </wps:style>
+                      <wps:bodyPr rot="0" spcFirstLastPara="0" vertOverflow="overflow" horzOverflow="overflow" vert="horz" wrap="square" lIns="91440" tIns="45720" rIns="91440" bIns="45720" numCol="1" spcCol="0" rtlCol="0" fromWordArt="0" anchor="ctr" anchorCtr="0" forceAA="0" compatLnSpc="1">
+                        <a:prstTxWarp prst="textNoShape">
+                          <a:avLst/>
+                        </a:prstTxWarp>
+                        <a:noAutofit/>
+                      </wps:bodyPr>
+                    </wps:wsp>
+                  </a:graphicData>
+                </a:graphic>
+                <wp14:sizeRelH relativeFrom="margin">
+                  <wp14:pctWidth>0</wp14:pctWidth>
+                </wp14:sizeRelH>
+                <wp14:sizeRelV relativeFrom="margin">
+                  <wp14:pctHeight>0</wp14:pctHeight>
+                </wp14:sizeRelV>
+              </wp:anchor>
+            </w:drawing>
+          </mc:Choice>
+          <mc:Fallback>
+            <w:pict>
+              <v:rect w14:anchorId="20F2638E" id="Rectangle 70" o:spid="_x0000_s1026" style="position:absolute;margin-left:61.25pt;margin-top:85.55pt;width:16.15pt;height:7.9pt;z-index:251742208;visibility:visible;mso-wrap-style:square;mso-width-percent:0;mso-height-percent:0;mso-wrap-distance-left:9pt;mso-wrap-distance-top:0;mso-wrap-distance-right:9pt;mso-wrap-distance-bottom:0;mso-position-horizontal:absolute;mso-position-horizontal-relative:text;mso-position-vertical:absolute;mso-position-vertical-relative:text;mso-width-percent:0;mso-height-percent:0;mso-width-relative:margin;mso-height-relative:margin;v-text-anchor:middle" o:gfxdata="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" fillcolor="white [3212]" strokecolor="#030e13 [484]" strokeweight="1pt"/>
+            </w:pict>
+          </mc:Fallback>
+        </mc:AlternateContent>
+      </w:r>
+      <w:r>
+        <w:rPr>
+          <w:noProof/>
+          <w:sz w:val="28"/>
+          <w:szCs w:val="28"/>
+        </w:rPr>
+        <mc:AlternateContent>
+          <mc:Choice Requires="wps">
+            <w:drawing>
+              <wp:anchor distT="0" distB="0" distL="114300" distR="114300" simplePos="0" relativeHeight="251744256" behindDoc="0" locked="0" layoutInCell="1" allowOverlap="1" wp14:anchorId="6A9E4DFC" wp14:editId="6B958DEB">
+                <wp:simplePos x="0" y="0"/>
+                <wp:positionH relativeFrom="column">
+                  <wp:posOffset>911860</wp:posOffset>
+                </wp:positionH>
+                <wp:positionV relativeFrom="paragraph">
+                  <wp:posOffset>2765425</wp:posOffset>
+                </wp:positionV>
+                <wp:extent cx="902335" cy="393065"/>
+                <wp:effectExtent l="57150" t="57150" r="69215" b="83185"/>
+                <wp:wrapNone/>
+                <wp:docPr id="71" name="Rectangle 71"/>
+                <wp:cNvGraphicFramePr/>
+                <a:graphic xmlns:a="http://schemas.openxmlformats.org/drawingml/2006/main">
+                  <a:graphicData uri="http://schemas.microsoft.com/office/word/2010/wordprocessingShape">
+                    <wps:wsp>
+                      <wps:cNvSpPr/>
+                      <wps:spPr>
+                        <a:xfrm>
+                          <a:off x="0" y="0"/>
+                          <a:ext cx="902335" cy="393065"/>
+                        </a:xfrm>
+                        <a:prstGeom prst="rect">
+                          <a:avLst/>
+                        </a:prstGeom>
+                        <a:solidFill>
+                          <a:schemeClr val="bg1"/>
+                        </a:solidFill>
+                        <a:effectLst>
+                          <a:outerShdw blurRad="50800" dir="4980000" sx="99000" sy="99000" algn="tl" rotWithShape="0">
+                            <a:prstClr val="black">
+                              <a:alpha val="41000"/>
+                            </a:prstClr>
+                          </a:outerShdw>
+                        </a:effectLst>
+                      </wps:spPr>
+                      <wps:style>
+                        <a:lnRef idx="2">
+                          <a:schemeClr val="accent1">
+                            <a:shade val="15000"/>
+                          </a:schemeClr>
+                        </a:lnRef>
+                        <a:fillRef idx="1">
+                          <a:schemeClr val="accent1"/>
+                        </a:fillRef>
+                        <a:effectRef idx="0">
+                          <a:schemeClr val="accent1"/>
+                        </a:effectRef>
+                        <a:fontRef idx="minor">
+                          <a:schemeClr val="lt1"/>
+                        </a:fontRef>
+                      </wps:style>
                       <wps:txbx>
                         <w:txbxContent>
-                          <w:p/>
+                          <w:p>
+                            <w:pPr>
+                              <w:jc w:val="center"/>
+                            </w:pPr>
+                            <w:r>
+                              <w:t xml:space="preserve"> </w:t>
+                            </w:r>
+                          </w:p>
                         </w:txbxContent>
                       </wps:txbx>
                       <wps:bodyPr rot="0" spcFirstLastPara="0" vertOverflow="overflow" horzOverflow="overflow" vert="horz" wrap="square" lIns="91440" tIns="45720" rIns="91440" bIns="45720" numCol="1" spcCol="0" rtlCol="0" fromWordArt="0" anchor="ctr" anchorCtr="0" forceAA="0" compatLnSpc="1">
@@ -17593,13 +21642,21 @@
           </mc:Choice>
           <mc:Fallback>
             <w:pict>
-              <v:shape w14:anchorId="408B3E35" id="Cube 60" o:spid="_x0000_s1055" type="#_x0000_t16" style="position:absolute;margin-left:-17.15pt;margin-top:69.25pt;width:101.15pt;height:118.2pt;z-index:251730944;visibility:visible;mso-wrap-style:square;mso-width-percent:0;mso-height-percent:0;mso-wrap-distance-left:9pt;mso-wrap-distance-top:0;mso-wrap-distance-right:9pt;mso-wrap-distance-bottom:0;mso-position-horizontal:absolute;mso-position-horizontal-relative:text;mso-position-vertical:absolute;mso-position-vertical-relative:text;mso-width-percent:0;mso-height-percent:0;mso-width-relative:margin;mso-height-relative:margin;v-text-anchor:middle" o:gfxdata="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" adj="1414" fillcolor="white [3212]" strokecolor="#030e13 [484]" strokeweight="1pt">
+              <v:rect w14:anchorId="6A9E4DFC" id="Rectangle 71" o:spid="_x0000_s1070" style="position:absolute;margin-left:71.8pt;margin-top:217.75pt;width:71.05pt;height:30.95pt;z-index:251744256;visibility:visible;mso-wrap-style:square;mso-width-percent:0;mso-height-percent:0;mso-wrap-distance-left:9pt;mso-wrap-distance-top:0;mso-wrap-distance-right:9pt;mso-wrap-distance-bottom:0;mso-position-horizontal:absolute;mso-position-horizontal-relative:text;mso-position-vertical:absolute;mso-position-vertical-relative:text;mso-width-percent:0;mso-height-percent:0;mso-width-relative:margin;mso-height-relative:margin;v-text-anchor:middle" o:gfxdata="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" fillcolor="white [3212]" strokecolor="#030e13 [484]" strokeweight="1pt">
+                <v:shadow on="t" type="perspective" color="black" opacity="26869f" origin="-.5,-.5" offset="0,0" matrix="64881f,,,64881f"/>
                 <v:textbox>
                   <w:txbxContent>
-                    <w:p/>
+                    <w:p>
+                      <w:pPr>
+                        <w:jc w:val="center"/>
+                      </w:pPr>
+                      <w:r>
+                        <w:t xml:space="preserve"> </w:t>
+                      </w:r>
+                    </w:p>
                   </w:txbxContent>
                 </v:textbox>
-              </v:shape>
+              </v:rect>
             </w:pict>
           </mc:Fallback>
         </mc:AlternateContent>
@@ -17607,24 +21664,182 @@
       <w:r>
         <w:rPr>
           <w:noProof/>
-          <w:sz w:val="26"/>
-          <w:szCs w:val="26"/>
+          <w:sz w:val="28"/>
+          <w:szCs w:val="28"/>
         </w:rPr>
         <mc:AlternateContent>
           <mc:Choice Requires="wps">
             <w:drawing>
-              <wp:anchor distT="0" distB="0" distL="114300" distR="114300" simplePos="0" relativeHeight="251747328" behindDoc="0" locked="0" layoutInCell="1" allowOverlap="1" wp14:anchorId="4CE2FF57" wp14:editId="69CA61C2">
+              <wp:anchor distT="0" distB="0" distL="114300" distR="114300" simplePos="0" relativeHeight="251745280" behindDoc="0" locked="0" layoutInCell="1" allowOverlap="1" wp14:anchorId="0D0C0ACC" wp14:editId="07232D82">
                 <wp:simplePos x="0" y="0"/>
                 <wp:positionH relativeFrom="column">
-                  <wp:posOffset>-216535</wp:posOffset>
+                  <wp:posOffset>781685</wp:posOffset>
                 </wp:positionH>
                 <wp:positionV relativeFrom="paragraph">
-                  <wp:posOffset>955040</wp:posOffset>
+                  <wp:posOffset>2819400</wp:posOffset>
                 </wp:positionV>
-                <wp:extent cx="1231900" cy="278130"/>
-                <wp:effectExtent l="0" t="0" r="0" b="7620"/>
+                <wp:extent cx="205105" cy="100330"/>
+                <wp:effectExtent l="0" t="0" r="23495" b="13970"/>
                 <wp:wrapNone/>
-                <wp:docPr id="74" name="Text Box 74"/>
+                <wp:docPr id="72" name="Rectangle 72"/>
+                <wp:cNvGraphicFramePr/>
+                <a:graphic xmlns:a="http://schemas.openxmlformats.org/drawingml/2006/main">
+                  <a:graphicData uri="http://schemas.microsoft.com/office/word/2010/wordprocessingShape">
+                    <wps:wsp>
+                      <wps:cNvSpPr/>
+                      <wps:spPr>
+                        <a:xfrm>
+                          <a:off x="0" y="0"/>
+                          <a:ext cx="205105" cy="100330"/>
+                        </a:xfrm>
+                        <a:prstGeom prst="rect">
+                          <a:avLst/>
+                        </a:prstGeom>
+                        <a:solidFill>
+                          <a:schemeClr val="bg1"/>
+                        </a:solidFill>
+                      </wps:spPr>
+                      <wps:style>
+                        <a:lnRef idx="2">
+                          <a:schemeClr val="accent1">
+                            <a:shade val="15000"/>
+                          </a:schemeClr>
+                        </a:lnRef>
+                        <a:fillRef idx="1">
+                          <a:schemeClr val="accent1"/>
+                        </a:fillRef>
+                        <a:effectRef idx="0">
+                          <a:schemeClr val="accent1"/>
+                        </a:effectRef>
+                        <a:fontRef idx="minor">
+                          <a:schemeClr val="lt1"/>
+                        </a:fontRef>
+                      </wps:style>
+                      <wps:bodyPr rot="0" spcFirstLastPara="0" vertOverflow="overflow" horzOverflow="overflow" vert="horz" wrap="square" lIns="91440" tIns="45720" rIns="91440" bIns="45720" numCol="1" spcCol="0" rtlCol="0" fromWordArt="0" anchor="ctr" anchorCtr="0" forceAA="0" compatLnSpc="1">
+                        <a:prstTxWarp prst="textNoShape">
+                          <a:avLst/>
+                        </a:prstTxWarp>
+                        <a:noAutofit/>
+                      </wps:bodyPr>
+                    </wps:wsp>
+                  </a:graphicData>
+                </a:graphic>
+                <wp14:sizeRelH relativeFrom="margin">
+                  <wp14:pctWidth>0</wp14:pctWidth>
+                </wp14:sizeRelH>
+                <wp14:sizeRelV relativeFrom="margin">
+                  <wp14:pctHeight>0</wp14:pctHeight>
+                </wp14:sizeRelV>
+              </wp:anchor>
+            </w:drawing>
+          </mc:Choice>
+          <mc:Fallback>
+            <w:pict>
+              <v:rect w14:anchorId="6B6B7C07" id="Rectangle 72" o:spid="_x0000_s1026" style="position:absolute;margin-left:61.55pt;margin-top:222pt;width:16.15pt;height:7.9pt;z-index:251745280;visibility:visible;mso-wrap-style:square;mso-width-percent:0;mso-height-percent:0;mso-wrap-distance-left:9pt;mso-wrap-distance-top:0;mso-wrap-distance-right:9pt;mso-wrap-distance-bottom:0;mso-position-horizontal:absolute;mso-position-horizontal-relative:text;mso-position-vertical:absolute;mso-position-vertical-relative:text;mso-width-percent:0;mso-height-percent:0;mso-width-relative:margin;mso-height-relative:margin;v-text-anchor:middle" o:gfxdata="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" fillcolor="white [3212]" strokecolor="#030e13 [484]" strokeweight="1pt"/>
+            </w:pict>
+          </mc:Fallback>
+        </mc:AlternateContent>
+      </w:r>
+      <w:r>
+        <w:rPr>
+          <w:noProof/>
+          <w:sz w:val="28"/>
+          <w:szCs w:val="28"/>
+        </w:rPr>
+        <mc:AlternateContent>
+          <mc:Choice Requires="wps">
+            <w:drawing>
+              <wp:anchor distT="0" distB="0" distL="114300" distR="114300" simplePos="0" relativeHeight="251746304" behindDoc="0" locked="0" layoutInCell="1" allowOverlap="1" wp14:anchorId="7E930FCA" wp14:editId="3D7686EE">
+                <wp:simplePos x="0" y="0"/>
+                <wp:positionH relativeFrom="column">
+                  <wp:posOffset>784225</wp:posOffset>
+                </wp:positionH>
+                <wp:positionV relativeFrom="paragraph">
+                  <wp:posOffset>3019425</wp:posOffset>
+                </wp:positionV>
+                <wp:extent cx="205105" cy="100330"/>
+                <wp:effectExtent l="0" t="0" r="23495" b="13970"/>
+                <wp:wrapNone/>
+                <wp:docPr id="73" name="Rectangle 73"/>
+                <wp:cNvGraphicFramePr/>
+                <a:graphic xmlns:a="http://schemas.openxmlformats.org/drawingml/2006/main">
+                  <a:graphicData uri="http://schemas.microsoft.com/office/word/2010/wordprocessingShape">
+                    <wps:wsp>
+                      <wps:cNvSpPr/>
+                      <wps:spPr>
+                        <a:xfrm>
+                          <a:off x="0" y="0"/>
+                          <a:ext cx="205105" cy="100330"/>
+                        </a:xfrm>
+                        <a:prstGeom prst="rect">
+                          <a:avLst/>
+                        </a:prstGeom>
+                        <a:solidFill>
+                          <a:schemeClr val="bg1"/>
+                        </a:solidFill>
+                      </wps:spPr>
+                      <wps:style>
+                        <a:lnRef idx="2">
+                          <a:schemeClr val="accent1">
+                            <a:shade val="15000"/>
+                          </a:schemeClr>
+                        </a:lnRef>
+                        <a:fillRef idx="1">
+                          <a:schemeClr val="accent1"/>
+                        </a:fillRef>
+                        <a:effectRef idx="0">
+                          <a:schemeClr val="accent1"/>
+                        </a:effectRef>
+                        <a:fontRef idx="minor">
+                          <a:schemeClr val="lt1"/>
+                        </a:fontRef>
+                      </wps:style>
+                      <wps:bodyPr rot="0" spcFirstLastPara="0" vertOverflow="overflow" horzOverflow="overflow" vert="horz" wrap="square" lIns="91440" tIns="45720" rIns="91440" bIns="45720" numCol="1" spcCol="0" rtlCol="0" fromWordArt="0" anchor="ctr" anchorCtr="0" forceAA="0" compatLnSpc="1">
+                        <a:prstTxWarp prst="textNoShape">
+                          <a:avLst/>
+                        </a:prstTxWarp>
+                        <a:noAutofit/>
+                      </wps:bodyPr>
+                    </wps:wsp>
+                  </a:graphicData>
+                </a:graphic>
+                <wp14:sizeRelH relativeFrom="margin">
+                  <wp14:pctWidth>0</wp14:pctWidth>
+                </wp14:sizeRelH>
+                <wp14:sizeRelV relativeFrom="margin">
+                  <wp14:pctHeight>0</wp14:pctHeight>
+                </wp14:sizeRelV>
+              </wp:anchor>
+            </w:drawing>
+          </mc:Choice>
+          <mc:Fallback>
+            <w:pict>
+              <v:rect w14:anchorId="26A2B0ED" id="Rectangle 73" o:spid="_x0000_s1026" style="position:absolute;margin-left:61.75pt;margin-top:237.75pt;width:16.15pt;height:7.9pt;z-index:251746304;visibility:visible;mso-wrap-style:square;mso-width-percent:0;mso-height-percent:0;mso-wrap-distance-left:9pt;mso-wrap-distance-top:0;mso-wrap-distance-right:9pt;mso-wrap-distance-bottom:0;mso-position-horizontal:absolute;mso-position-horizontal-relative:text;mso-position-vertical:absolute;mso-position-vertical-relative:text;mso-width-percent:0;mso-height-percent:0;mso-width-relative:margin;mso-height-relative:margin;v-text-anchor:middle" o:gfxdata="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" fillcolor="white [3212]" strokecolor="#030e13 [484]" strokeweight="1pt"/>
+            </w:pict>
+          </mc:Fallback>
+        </mc:AlternateContent>
+      </w:r>
+      <w:r>
+        <w:rPr>
+          <w:noProof/>
+          <w:sz w:val="26"/>
+          <w:szCs w:val="26"/>
+        </w:rPr>
+        <mc:AlternateContent>
+          <mc:Choice Requires="wps">
+            <w:drawing>
+              <wp:anchor distT="0" distB="0" distL="114300" distR="114300" simplePos="0" relativeHeight="251751424" behindDoc="0" locked="0" layoutInCell="1" allowOverlap="1" wp14:anchorId="27DC2AD7" wp14:editId="6E25DC04">
+                <wp:simplePos x="0" y="0"/>
+                <wp:positionH relativeFrom="column">
+                  <wp:posOffset>878840</wp:posOffset>
+                </wp:positionH>
+                <wp:positionV relativeFrom="paragraph">
+                  <wp:posOffset>2225040</wp:posOffset>
+                </wp:positionV>
+                <wp:extent cx="930275" cy="429260"/>
+                <wp:effectExtent l="0" t="0" r="0" b="0"/>
+                <wp:wrapNone/>
+                <wp:docPr id="76" name="Text Box 76"/>
                 <wp:cNvGraphicFramePr/>
                 <a:graphic xmlns:a="http://schemas.openxmlformats.org/drawingml/2006/main">
                   <a:graphicData uri="http://schemas.microsoft.com/office/word/2010/wordprocessingShape">
@@ -17633,7 +21848,7 @@
                       <wps:spPr>
                         <a:xfrm>
                           <a:off x="0" y="0"/>
-                          <a:ext cx="1231900" cy="278130"/>
+                          <a:ext cx="930275" cy="429260"/>
                         </a:xfrm>
                         <a:prstGeom prst="rect">
                           <a:avLst/>
@@ -17657,7 +21872,7 @@
                                 <w:sz w:val="20"/>
                                 <w:szCs w:val="20"/>
                               </w:rPr>
-                              <w:t>PC gestionnaires</w:t>
+                              <w:t>Appareil spectateur</w:t>
                             </w:r>
                           </w:p>
                         </w:txbxContent>
@@ -17682,7 +21897,7 @@
           </mc:Choice>
           <mc:Fallback>
             <w:pict>
-              <v:shape w14:anchorId="4CE2FF57" id="Text Box 74" o:spid="_x0000_s1056" type="#_x0000_t202" style="position:absolute;margin-left:-17.05pt;margin-top:75.2pt;width:97pt;height:21.9pt;z-index:251747328;visibility:visible;mso-wrap-style:square;mso-width-percent:0;mso-height-percent:0;mso-wrap-distance-left:9pt;mso-wrap-distance-top:0;mso-wrap-distance-right:9pt;mso-wrap-distance-bottom:0;mso-position-horizontal:absolute;mso-position-horizontal-relative:text;mso-position-vertical:absolute;mso-position-vertical-relative:text;mso-width-percent:0;mso-height-percent:0;mso-width-relative:margin;mso-height-relative:margin;v-text-anchor:top" o:gfxdata="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" filled="f" stroked="f" strokeweight=".5pt">
+              <v:shape w14:anchorId="27DC2AD7" id="Text Box 76" o:spid="_x0000_s1071" type="#_x0000_t202" style="position:absolute;margin-left:69.2pt;margin-top:175.2pt;width:73.25pt;height:33.8pt;z-index:251751424;visibility:visible;mso-wrap-style:square;mso-width-percent:0;mso-height-percent:0;mso-wrap-distance-left:9pt;mso-wrap-distance-top:0;mso-wrap-distance-right:9pt;mso-wrap-distance-bottom:0;mso-position-horizontal:absolute;mso-position-horizontal-relative:text;mso-position-vertical:absolute;mso-position-vertical-relative:text;mso-width-percent:0;mso-height-percent:0;mso-width-relative:margin;mso-height-relative:margin;v-text-anchor:top" o:gfxdata="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" filled="f" stroked="f" strokeweight=".5pt">
                 <v:textbox>
                   <w:txbxContent>
                     <w:p>
@@ -17697,7 +21912,7 @@
                           <w:sz w:val="20"/>
                           <w:szCs w:val="20"/>
                         </w:rPr>
-                        <w:t>PC gestionnaires</w:t>
+                        <w:t>Appareil spectateur</w:t>
                       </w:r>
                     </w:p>
                   </w:txbxContent>
@@ -17710,19 +21925,488 @@
       <w:r>
         <w:rPr>
           <w:noProof/>
-          <w:sz w:val="28"/>
-          <w:szCs w:val="28"/>
+          <w:sz w:val="26"/>
+          <w:szCs w:val="26"/>
         </w:rPr>
         <mc:AlternateContent>
           <mc:Choice Requires="wps">
             <w:drawing>
-              <wp:anchor distT="0" distB="0" distL="114300" distR="114300" simplePos="0" relativeHeight="251738112" behindDoc="0" locked="0" layoutInCell="1" allowOverlap="1" wp14:anchorId="19C8DC8C" wp14:editId="594C93AE">
+              <wp:anchor distT="0" distB="0" distL="114300" distR="114300" simplePos="0" relativeHeight="251768832" behindDoc="0" locked="0" layoutInCell="1" allowOverlap="1" wp14:anchorId="3C287E55" wp14:editId="40E361A5">
                 <wp:simplePos x="0" y="0"/>
                 <wp:positionH relativeFrom="column">
-                  <wp:posOffset>-15240</wp:posOffset>
+                  <wp:posOffset>1805940</wp:posOffset>
                 </wp:positionH>
                 <wp:positionV relativeFrom="paragraph">
-                  <wp:posOffset>1475105</wp:posOffset>
+                  <wp:posOffset>1069975</wp:posOffset>
+                </wp:positionV>
+                <wp:extent cx="1464945" cy="815975"/>
+                <wp:effectExtent l="0" t="0" r="78105" b="60325"/>
+                <wp:wrapNone/>
+                <wp:docPr id="91" name="Straight Arrow Connector 91"/>
+                <wp:cNvGraphicFramePr/>
+                <a:graphic xmlns:a="http://schemas.openxmlformats.org/drawingml/2006/main">
+                  <a:graphicData uri="http://schemas.microsoft.com/office/word/2010/wordprocessingShape">
+                    <wps:wsp>
+                      <wps:cNvCnPr/>
+                      <wps:spPr>
+                        <a:xfrm>
+                          <a:off x="0" y="0"/>
+                          <a:ext cx="1464945" cy="815975"/>
+                        </a:xfrm>
+                        <a:prstGeom prst="straightConnector1">
+                          <a:avLst/>
+                        </a:prstGeom>
+                        <a:ln>
+                          <a:solidFill>
+                            <a:schemeClr val="tx1"/>
+                          </a:solidFill>
+                          <a:prstDash val="lgDash"/>
+                          <a:tailEnd type="triangle"/>
+                        </a:ln>
+                      </wps:spPr>
+                      <wps:style>
+                        <a:lnRef idx="1">
+                          <a:schemeClr val="accent1"/>
+                        </a:lnRef>
+                        <a:fillRef idx="0">
+                          <a:schemeClr val="accent1"/>
+                        </a:fillRef>
+                        <a:effectRef idx="0">
+                          <a:schemeClr val="accent1"/>
+                        </a:effectRef>
+                        <a:fontRef idx="minor">
+                          <a:schemeClr val="tx1"/>
+                        </a:fontRef>
+                      </wps:style>
+                      <wps:bodyPr/>
+                    </wps:wsp>
+                  </a:graphicData>
+                </a:graphic>
+                <wp14:sizeRelH relativeFrom="margin">
+                  <wp14:pctWidth>0</wp14:pctWidth>
+                </wp14:sizeRelH>
+                <wp14:sizeRelV relativeFrom="margin">
+                  <wp14:pctHeight>0</wp14:pctHeight>
+                </wp14:sizeRelV>
+              </wp:anchor>
+            </w:drawing>
+          </mc:Choice>
+          <mc:Fallback>
+            <w:pict>
+              <v:shape w14:anchorId="7F5C302B" id="Straight Arrow Connector 91" o:spid="_x0000_s1026" type="#_x0000_t32" style="position:absolute;margin-left:142.2pt;margin-top:84.25pt;width:115.35pt;height:64.25pt;z-index:251768832;visibility:visible;mso-wrap-style:square;mso-width-percent:0;mso-height-percent:0;mso-wrap-distance-left:9pt;mso-wrap-distance-top:0;mso-wrap-distance-right:9pt;mso-wrap-distance-bottom:0;mso-position-horizontal:absolute;mso-position-horizontal-relative:text;mso-position-vertical:absolute;mso-position-vertical-relative:text;mso-width-percent:0;mso-height-percent:0;mso-width-relative:margin;mso-height-relative:margin" o:gfxdata="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" strokecolor="black [3213]" strokeweight=".5pt">
+                <v:stroke dashstyle="longDash" endarrow="block" joinstyle="miter"/>
+              </v:shape>
+            </w:pict>
+          </mc:Fallback>
+        </mc:AlternateContent>
+      </w:r>
+      <w:r>
+        <w:rPr>
+          <w:noProof/>
+          <w:sz w:val="26"/>
+          <w:szCs w:val="26"/>
+        </w:rPr>
+        <mc:AlternateContent>
+          <mc:Choice Requires="wps">
+            <w:drawing>
+              <wp:anchor distT="0" distB="0" distL="114300" distR="114300" simplePos="0" relativeHeight="251770880" behindDoc="0" locked="0" layoutInCell="1" allowOverlap="1" wp14:anchorId="25C413A6" wp14:editId="23098FEE">
+                <wp:simplePos x="0" y="0"/>
+                <wp:positionH relativeFrom="column">
+                  <wp:posOffset>1842135</wp:posOffset>
+                </wp:positionH>
+                <wp:positionV relativeFrom="paragraph">
+                  <wp:posOffset>2221865</wp:posOffset>
+                </wp:positionV>
+                <wp:extent cx="1428750" cy="746125"/>
+                <wp:effectExtent l="0" t="38100" r="57150" b="34925"/>
+                <wp:wrapNone/>
+                <wp:docPr id="92" name="Straight Arrow Connector 92"/>
+                <wp:cNvGraphicFramePr/>
+                <a:graphic xmlns:a="http://schemas.openxmlformats.org/drawingml/2006/main">
+                  <a:graphicData uri="http://schemas.microsoft.com/office/word/2010/wordprocessingShape">
+                    <wps:wsp>
+                      <wps:cNvCnPr/>
+                      <wps:spPr>
+                        <a:xfrm flipV="1">
+                          <a:off x="0" y="0"/>
+                          <a:ext cx="1428750" cy="746125"/>
+                        </a:xfrm>
+                        <a:prstGeom prst="straightConnector1">
+                          <a:avLst/>
+                        </a:prstGeom>
+                        <a:ln>
+                          <a:solidFill>
+                            <a:schemeClr val="tx1"/>
+                          </a:solidFill>
+                          <a:prstDash val="lgDash"/>
+                          <a:tailEnd type="triangle"/>
+                        </a:ln>
+                      </wps:spPr>
+                      <wps:style>
+                        <a:lnRef idx="1">
+                          <a:schemeClr val="accent1"/>
+                        </a:lnRef>
+                        <a:fillRef idx="0">
+                          <a:schemeClr val="accent1"/>
+                        </a:fillRef>
+                        <a:effectRef idx="0">
+                          <a:schemeClr val="accent1"/>
+                        </a:effectRef>
+                        <a:fontRef idx="minor">
+                          <a:schemeClr val="tx1"/>
+                        </a:fontRef>
+                      </wps:style>
+                      <wps:bodyPr/>
+                    </wps:wsp>
+                  </a:graphicData>
+                </a:graphic>
+                <wp14:sizeRelH relativeFrom="margin">
+                  <wp14:pctWidth>0</wp14:pctWidth>
+                </wp14:sizeRelH>
+                <wp14:sizeRelV relativeFrom="margin">
+                  <wp14:pctHeight>0</wp14:pctHeight>
+                </wp14:sizeRelV>
+              </wp:anchor>
+            </w:drawing>
+          </mc:Choice>
+          <mc:Fallback>
+            <w:pict>
+              <v:shape w14:anchorId="17CC75B3" id="Straight Arrow Connector 92" o:spid="_x0000_s1026" type="#_x0000_t32" style="position:absolute;margin-left:145.05pt;margin-top:174.95pt;width:112.5pt;height:58.75pt;flip:y;z-index:251770880;visibility:visible;mso-wrap-style:square;mso-width-percent:0;mso-height-percent:0;mso-wrap-distance-left:9pt;mso-wrap-distance-top:0;mso-wrap-distance-right:9pt;mso-wrap-distance-bottom:0;mso-position-horizontal:absolute;mso-position-horizontal-relative:text;mso-position-vertical:absolute;mso-position-vertical-relative:text;mso-width-percent:0;mso-height-percent:0;mso-width-relative:margin;mso-height-relative:margin" o:gfxdata="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" strokecolor="black [3213]" strokeweight=".5pt">
+                <v:stroke dashstyle="longDash" endarrow="block" joinstyle="miter"/>
+              </v:shape>
+            </w:pict>
+          </mc:Fallback>
+        </mc:AlternateContent>
+      </w:r>
+      <w:r>
+        <w:rPr>
+          <w:noProof/>
+          <w:sz w:val="26"/>
+          <w:szCs w:val="26"/>
+        </w:rPr>
+        <mc:AlternateContent>
+          <mc:Choice Requires="wps">
+            <w:drawing>
+              <wp:anchor distT="0" distB="0" distL="114300" distR="114300" simplePos="0" relativeHeight="251773952" behindDoc="0" locked="0" layoutInCell="1" allowOverlap="1" wp14:anchorId="670D592A" wp14:editId="13C5B6FC">
+                <wp:simplePos x="0" y="0"/>
+                <wp:positionH relativeFrom="column">
+                  <wp:posOffset>2189480</wp:posOffset>
+                </wp:positionH>
+                <wp:positionV relativeFrom="paragraph">
+                  <wp:posOffset>1145540</wp:posOffset>
+                </wp:positionV>
+                <wp:extent cx="699770" cy="266065"/>
+                <wp:effectExtent l="0" t="0" r="0" b="635"/>
+                <wp:wrapNone/>
+                <wp:docPr id="94" name="Text Box 94"/>
+                <wp:cNvGraphicFramePr/>
+                <a:graphic xmlns:a="http://schemas.openxmlformats.org/drawingml/2006/main">
+                  <a:graphicData uri="http://schemas.microsoft.com/office/word/2010/wordprocessingShape">
+                    <wps:wsp>
+                      <wps:cNvSpPr txBox="1"/>
+                      <wps:spPr>
+                        <a:xfrm>
+                          <a:off x="0" y="0"/>
+                          <a:ext cx="699770" cy="266065"/>
+                        </a:xfrm>
+                        <a:prstGeom prst="rect">
+                          <a:avLst/>
+                        </a:prstGeom>
+                        <a:noFill/>
+                        <a:ln w="6350">
+                          <a:noFill/>
+                        </a:ln>
+                      </wps:spPr>
+                      <wps:txbx>
+                        <w:txbxContent>
+                          <w:p>
+                            <w:pPr>
+                              <w:rPr>
+                                <w:sz w:val="18"/>
+                                <w:szCs w:val="18"/>
+                              </w:rPr>
+                            </w:pPr>
+                            <w:r>
+                              <w:rPr>
+                                <w:sz w:val="18"/>
+                                <w:szCs w:val="18"/>
+                              </w:rPr>
+                              <w:t>+</w:t>
+                            </w:r>
+                            <w:r>
+                              <w:rPr>
+                                <w:sz w:val="18"/>
+                                <w:szCs w:val="18"/>
+                              </w:rPr>
+                              <w:t>HTTPS</w:t>
+                            </w:r>
+                          </w:p>
+                        </w:txbxContent>
+                      </wps:txbx>
+                      <wps:bodyPr rot="0" spcFirstLastPara="0" vertOverflow="overflow" horzOverflow="overflow" vert="horz" wrap="square" lIns="91440" tIns="45720" rIns="91440" bIns="45720" numCol="1" spcCol="0" rtlCol="0" fromWordArt="0" anchor="t" anchorCtr="0" forceAA="0" compatLnSpc="1">
+                        <a:prstTxWarp prst="textNoShape">
+                          <a:avLst/>
+                        </a:prstTxWarp>
+                        <a:noAutofit/>
+                      </wps:bodyPr>
+                    </wps:wsp>
+                  </a:graphicData>
+                </a:graphic>
+                <wp14:sizeRelH relativeFrom="margin">
+                  <wp14:pctWidth>0</wp14:pctWidth>
+                </wp14:sizeRelH>
+                <wp14:sizeRelV relativeFrom="margin">
+                  <wp14:pctHeight>0</wp14:pctHeight>
+                </wp14:sizeRelV>
+              </wp:anchor>
+            </w:drawing>
+          </mc:Choice>
+          <mc:Fallback>
+            <w:pict>
+              <v:shape w14:anchorId="670D592A" id="Text Box 94" o:spid="_x0000_s1072" type="#_x0000_t202" style="position:absolute;margin-left:172.4pt;margin-top:90.2pt;width:55.1pt;height:20.95pt;z-index:251773952;visibility:visible;mso-wrap-style:square;mso-width-percent:0;mso-height-percent:0;mso-wrap-distance-left:9pt;mso-wrap-distance-top:0;mso-wrap-distance-right:9pt;mso-wrap-distance-bottom:0;mso-position-horizontal:absolute;mso-position-horizontal-relative:text;mso-position-vertical:absolute;mso-position-vertical-relative:text;mso-width-percent:0;mso-height-percent:0;mso-width-relative:margin;mso-height-relative:margin;v-text-anchor:top" o:gfxdata="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" filled="f" stroked="f" strokeweight=".5pt">
+                <v:textbox>
+                  <w:txbxContent>
+                    <w:p>
+                      <w:pPr>
+                        <w:rPr>
+                          <w:sz w:val="18"/>
+                          <w:szCs w:val="18"/>
+                        </w:rPr>
+                      </w:pPr>
+                      <w:r>
+                        <w:rPr>
+                          <w:sz w:val="18"/>
+                          <w:szCs w:val="18"/>
+                        </w:rPr>
+                        <w:t>+</w:t>
+                      </w:r>
+                      <w:r>
+                        <w:rPr>
+                          <w:sz w:val="18"/>
+                          <w:szCs w:val="18"/>
+                        </w:rPr>
+                        <w:t>HTTPS</w:t>
+                      </w:r>
+                    </w:p>
+                  </w:txbxContent>
+                </v:textbox>
+              </v:shape>
+            </w:pict>
+          </mc:Fallback>
+        </mc:AlternateContent>
+      </w:r>
+      <w:r>
+        <w:rPr>
+          <w:noProof/>
+          <w:sz w:val="26"/>
+          <w:szCs w:val="26"/>
+        </w:rPr>
+        <mc:AlternateContent>
+          <mc:Choice Requires="wps">
+            <w:drawing>
+              <wp:anchor distT="0" distB="0" distL="114300" distR="114300" simplePos="0" relativeHeight="251776000" behindDoc="0" locked="0" layoutInCell="1" allowOverlap="1" wp14:anchorId="3E46012D" wp14:editId="4A2F4DBA">
+                <wp:simplePos x="0" y="0"/>
+                <wp:positionH relativeFrom="column">
+                  <wp:posOffset>2191385</wp:posOffset>
+                </wp:positionH>
+                <wp:positionV relativeFrom="paragraph">
+                  <wp:posOffset>2386965</wp:posOffset>
+                </wp:positionV>
+                <wp:extent cx="699770" cy="266065"/>
+                <wp:effectExtent l="0" t="0" r="0" b="635"/>
+                <wp:wrapNone/>
+                <wp:docPr id="95" name="Text Box 95"/>
+                <wp:cNvGraphicFramePr/>
+                <a:graphic xmlns:a="http://schemas.openxmlformats.org/drawingml/2006/main">
+                  <a:graphicData uri="http://schemas.microsoft.com/office/word/2010/wordprocessingShape">
+                    <wps:wsp>
+                      <wps:cNvSpPr txBox="1"/>
+                      <wps:spPr>
+                        <a:xfrm>
+                          <a:off x="0" y="0"/>
+                          <a:ext cx="699770" cy="266065"/>
+                        </a:xfrm>
+                        <a:prstGeom prst="rect">
+                          <a:avLst/>
+                        </a:prstGeom>
+                        <a:noFill/>
+                        <a:ln w="6350">
+                          <a:noFill/>
+                        </a:ln>
+                      </wps:spPr>
+                      <wps:txbx>
+                        <w:txbxContent>
+                          <w:p>
+                            <w:pPr>
+                              <w:rPr>
+                                <w:sz w:val="18"/>
+                                <w:szCs w:val="18"/>
+                              </w:rPr>
+                            </w:pPr>
+                            <w:r>
+                              <w:rPr>
+                                <w:sz w:val="18"/>
+                                <w:szCs w:val="18"/>
+                              </w:rPr>
+                              <w:t>+</w:t>
+                            </w:r>
+                            <w:r>
+                              <w:rPr>
+                                <w:sz w:val="18"/>
+                                <w:szCs w:val="18"/>
+                              </w:rPr>
+                              <w:t>HTTPS</w:t>
+                            </w:r>
+                          </w:p>
+                        </w:txbxContent>
+                      </wps:txbx>
+                      <wps:bodyPr rot="0" spcFirstLastPara="0" vertOverflow="overflow" horzOverflow="overflow" vert="horz" wrap="square" lIns="91440" tIns="45720" rIns="91440" bIns="45720" numCol="1" spcCol="0" rtlCol="0" fromWordArt="0" anchor="t" anchorCtr="0" forceAA="0" compatLnSpc="1">
+                        <a:prstTxWarp prst="textNoShape">
+                          <a:avLst/>
+                        </a:prstTxWarp>
+                        <a:noAutofit/>
+                      </wps:bodyPr>
+                    </wps:wsp>
+                  </a:graphicData>
+                </a:graphic>
+                <wp14:sizeRelH relativeFrom="margin">
+                  <wp14:pctWidth>0</wp14:pctWidth>
+                </wp14:sizeRelH>
+                <wp14:sizeRelV relativeFrom="margin">
+                  <wp14:pctHeight>0</wp14:pctHeight>
+                </wp14:sizeRelV>
+              </wp:anchor>
+            </w:drawing>
+          </mc:Choice>
+          <mc:Fallback>
+            <w:pict>
+              <v:shape w14:anchorId="3E46012D" id="Text Box 95" o:spid="_x0000_s1073" type="#_x0000_t202" style="position:absolute;margin-left:172.55pt;margin-top:187.95pt;width:55.1pt;height:20.95pt;z-index:251776000;visibility:visible;mso-wrap-style:square;mso-width-percent:0;mso-height-percent:0;mso-wrap-distance-left:9pt;mso-wrap-distance-top:0;mso-wrap-distance-right:9pt;mso-wrap-distance-bottom:0;mso-position-horizontal:absolute;mso-position-horizontal-relative:text;mso-position-vertical:absolute;mso-position-vertical-relative:text;mso-width-percent:0;mso-height-percent:0;mso-width-relative:margin;mso-height-relative:margin;v-text-anchor:top" o:gfxdata="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" filled="f" stroked="f" strokeweight=".5pt">
+                <v:textbox>
+                  <w:txbxContent>
+                    <w:p>
+                      <w:pPr>
+                        <w:rPr>
+                          <w:sz w:val="18"/>
+                          <w:szCs w:val="18"/>
+                        </w:rPr>
+                      </w:pPr>
+                      <w:r>
+                        <w:rPr>
+                          <w:sz w:val="18"/>
+                          <w:szCs w:val="18"/>
+                        </w:rPr>
+                        <w:t>+</w:t>
+                      </w:r>
+                      <w:r>
+                        <w:rPr>
+                          <w:sz w:val="18"/>
+                          <w:szCs w:val="18"/>
+                        </w:rPr>
+                        <w:t>HTTPS</w:t>
+                      </w:r>
+                    </w:p>
+                  </w:txbxContent>
+                </v:textbox>
+              </v:shape>
+            </w:pict>
+          </mc:Fallback>
+        </mc:AlternateContent>
+      </w:r>
+      <w:r>
+        <w:rPr>
+          <w:noProof/>
+          <w:sz w:val="28"/>
+          <w:szCs w:val="28"/>
+        </w:rPr>
+        <mc:AlternateContent>
+          <mc:Choice Requires="wps">
+            <w:drawing>
+              <wp:anchor distT="0" distB="0" distL="114300" distR="114300" simplePos="0" relativeHeight="251740160" behindDoc="0" locked="0" layoutInCell="1" allowOverlap="1" wp14:anchorId="2BF1C9FB" wp14:editId="2760DDF2">
+                <wp:simplePos x="0" y="0"/>
+                <wp:positionH relativeFrom="column">
+                  <wp:posOffset>775970</wp:posOffset>
+                </wp:positionH>
+                <wp:positionV relativeFrom="paragraph">
+                  <wp:posOffset>886460</wp:posOffset>
+                </wp:positionV>
+                <wp:extent cx="205105" cy="100330"/>
+                <wp:effectExtent l="0" t="0" r="23495" b="13970"/>
+                <wp:wrapNone/>
+                <wp:docPr id="69" name="Rectangle 69"/>
+                <wp:cNvGraphicFramePr/>
+                <a:graphic xmlns:a="http://schemas.openxmlformats.org/drawingml/2006/main">
+                  <a:graphicData uri="http://schemas.microsoft.com/office/word/2010/wordprocessingShape">
+                    <wps:wsp>
+                      <wps:cNvSpPr/>
+                      <wps:spPr>
+                        <a:xfrm>
+                          <a:off x="0" y="0"/>
+                          <a:ext cx="205105" cy="100330"/>
+                        </a:xfrm>
+                        <a:prstGeom prst="rect">
+                          <a:avLst/>
+                        </a:prstGeom>
+                        <a:solidFill>
+                          <a:schemeClr val="bg1"/>
+                        </a:solidFill>
+                      </wps:spPr>
+                      <wps:style>
+                        <a:lnRef idx="2">
+                          <a:schemeClr val="accent1">
+                            <a:shade val="15000"/>
+                          </a:schemeClr>
+                        </a:lnRef>
+                        <a:fillRef idx="1">
+                          <a:schemeClr val="accent1"/>
+                        </a:fillRef>
+                        <a:effectRef idx="0">
+                          <a:schemeClr val="accent1"/>
+                        </a:effectRef>
+                        <a:fontRef idx="minor">
+                          <a:schemeClr val="lt1"/>
+                        </a:fontRef>
+                      </wps:style>
+                      <wps:bodyPr rot="0" spcFirstLastPara="0" vertOverflow="overflow" horzOverflow="overflow" vert="horz" wrap="square" lIns="91440" tIns="45720" rIns="91440" bIns="45720" numCol="1" spcCol="0" rtlCol="0" fromWordArt="0" anchor="ctr" anchorCtr="0" forceAA="0" compatLnSpc="1">
+                        <a:prstTxWarp prst="textNoShape">
+                          <a:avLst/>
+                        </a:prstTxWarp>
+                        <a:noAutofit/>
+                      </wps:bodyPr>
+                    </wps:wsp>
+                  </a:graphicData>
+                </a:graphic>
+                <wp14:sizeRelH relativeFrom="margin">
+                  <wp14:pctWidth>0</wp14:pctWidth>
+                </wp14:sizeRelH>
+                <wp14:sizeRelV relativeFrom="margin">
+                  <wp14:pctHeight>0</wp14:pctHeight>
+                </wp14:sizeRelV>
+              </wp:anchor>
+            </w:drawing>
+          </mc:Choice>
+          <mc:Fallback>
+            <w:pict>
+              <v:rect w14:anchorId="2E82D1F0" id="Rectangle 69" o:spid="_x0000_s1026" style="position:absolute;margin-left:61.1pt;margin-top:69.8pt;width:16.15pt;height:7.9pt;z-index:251740160;visibility:visible;mso-wrap-style:square;mso-width-percent:0;mso-height-percent:0;mso-wrap-distance-left:9pt;mso-wrap-distance-top:0;mso-wrap-distance-right:9pt;mso-wrap-distance-bottom:0;mso-position-horizontal:absolute;mso-position-horizontal-relative:text;mso-position-vertical:absolute;mso-position-vertical-relative:text;mso-width-percent:0;mso-height-percent:0;mso-width-relative:margin;mso-height-relative:margin;v-text-anchor:middle" o:gfxdata="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" fillcolor="white [3212]" strokecolor="#030e13 [484]" strokeweight="1pt"/>
+            </w:pict>
+          </mc:Fallback>
+        </mc:AlternateContent>
+      </w:r>
+      <w:r>
+        <w:rPr>
+          <w:noProof/>
+          <w:sz w:val="28"/>
+          <w:szCs w:val="28"/>
+        </w:rPr>
+        <mc:AlternateContent>
+          <mc:Choice Requires="wps">
+            <w:drawing>
+              <wp:anchor distT="0" distB="0" distL="114300" distR="114300" simplePos="0" relativeHeight="251738112" behindDoc="0" locked="0" layoutInCell="1" allowOverlap="1" wp14:anchorId="19C8DC8C" wp14:editId="48D17ACD">
+                <wp:simplePos x="0" y="0"/>
+                <wp:positionH relativeFrom="column">
+                  <wp:posOffset>905510</wp:posOffset>
+                </wp:positionH>
+                <wp:positionV relativeFrom="paragraph">
+                  <wp:posOffset>832485</wp:posOffset>
                 </wp:positionV>
                 <wp:extent cx="902335" cy="393065"/>
                 <wp:effectExtent l="57150" t="57150" r="69215" b="83185"/>
@@ -17800,7 +22484,7 @@
           </mc:Choice>
           <mc:Fallback>
             <w:pict>
-              <v:rect w14:anchorId="19C8DC8C" id="Rectangle 68" o:spid="_x0000_s1057" style="position:absolute;margin-left:-1.2pt;margin-top:116.15pt;width:71.05pt;height:30.95pt;z-index:251738112;visibility:visible;mso-wrap-style:square;mso-width-percent:0;mso-height-percent:0;mso-wrap-distance-left:9pt;mso-wrap-distance-top:0;mso-wrap-distance-right:9pt;mso-wrap-distance-bottom:0;mso-position-horizontal:absolute;mso-position-horizontal-relative:text;mso-position-vertical:absolute;mso-position-vertical-relative:text;mso-width-percent:0;mso-height-percent:0;mso-width-relative:margin;mso-height-relative:margin;v-text-anchor:middle" o:gfxdata="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" fillcolor="white [3212]" strokecolor="#030e13 [484]" strokeweight="1pt">
+              <v:rect w14:anchorId="19C8DC8C" id="Rectangle 68" o:spid="_x0000_s1074" style="position:absolute;margin-left:71.3pt;margin-top:65.55pt;width:71.05pt;height:30.95pt;z-index:251738112;visibility:visible;mso-wrap-style:square;mso-width-percent:0;mso-height-percent:0;mso-wrap-distance-left:9pt;mso-wrap-distance-top:0;mso-wrap-distance-right:9pt;mso-wrap-distance-bottom:0;mso-position-horizontal:absolute;mso-position-horizontal-relative:text;mso-position-vertical:absolute;mso-position-vertical-relative:text;mso-width-percent:0;mso-height-percent:0;mso-width-relative:margin;mso-height-relative:margin;v-text-anchor:middle" o:gfxdata="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" fillcolor="white [3212]" strokecolor="#030e13 [484]" strokeweight="1pt">
                 <v:shadow on="t" type="perspective" color="black" opacity="26869f" origin="-.5,-.5" offset="0,0" matrix="64881f,,,64881f"/>
                 <v:textbox>
                   <w:txbxContent>
@@ -17822,103 +22506,24 @@
       <w:r>
         <w:rPr>
           <w:noProof/>
-          <w:sz w:val="28"/>
-          <w:szCs w:val="28"/>
+          <w:sz w:val="26"/>
+          <w:szCs w:val="26"/>
         </w:rPr>
         <mc:AlternateContent>
           <mc:Choice Requires="wps">
             <w:drawing>
-              <wp:anchor distT="0" distB="0" distL="114300" distR="114300" simplePos="0" relativeHeight="251740160" behindDoc="0" locked="0" layoutInCell="1" allowOverlap="1" wp14:anchorId="2BF1C9FB" wp14:editId="3D394659">
+              <wp:anchor distT="0" distB="0" distL="114300" distR="114300" simplePos="0" relativeHeight="251747328" behindDoc="0" locked="0" layoutInCell="1" allowOverlap="1" wp14:anchorId="4CE2FF57" wp14:editId="1246FFD6">
                 <wp:simplePos x="0" y="0"/>
                 <wp:positionH relativeFrom="column">
-                  <wp:posOffset>-144780</wp:posOffset>
+                  <wp:posOffset>704215</wp:posOffset>
                 </wp:positionH>
                 <wp:positionV relativeFrom="paragraph">
-                  <wp:posOffset>1529080</wp:posOffset>
+                  <wp:posOffset>312420</wp:posOffset>
                 </wp:positionV>
-                <wp:extent cx="205105" cy="100330"/>
-                <wp:effectExtent l="0" t="0" r="23495" b="13970"/>
+                <wp:extent cx="1231900" cy="278130"/>
+                <wp:effectExtent l="0" t="0" r="0" b="7620"/>
                 <wp:wrapNone/>
-                <wp:docPr id="69" name="Rectangle 69"/>
-                <wp:cNvGraphicFramePr/>
-                <a:graphic xmlns:a="http://schemas.openxmlformats.org/drawingml/2006/main">
-                  <a:graphicData uri="http://schemas.microsoft.com/office/word/2010/wordprocessingShape">
-                    <wps:wsp>
-                      <wps:cNvSpPr/>
-                      <wps:spPr>
-                        <a:xfrm>
-                          <a:off x="0" y="0"/>
-                          <a:ext cx="205105" cy="100330"/>
-                        </a:xfrm>
-                        <a:prstGeom prst="rect">
-                          <a:avLst/>
-                        </a:prstGeom>
-                        <a:solidFill>
-                          <a:schemeClr val="bg1"/>
-                        </a:solidFill>
-                      </wps:spPr>
-                      <wps:style>
-                        <a:lnRef idx="2">
-                          <a:schemeClr val="accent1">
-                            <a:shade val="15000"/>
-                          </a:schemeClr>
-                        </a:lnRef>
-                        <a:fillRef idx="1">
-                          <a:schemeClr val="accent1"/>
-                        </a:fillRef>
-                        <a:effectRef idx="0">
-                          <a:schemeClr val="accent1"/>
-                        </a:effectRef>
-                        <a:fontRef idx="minor">
-                          <a:schemeClr val="lt1"/>
-                        </a:fontRef>
-                      </wps:style>
-                      <wps:bodyPr rot="0" spcFirstLastPara="0" vertOverflow="overflow" horzOverflow="overflow" vert="horz" wrap="square" lIns="91440" tIns="45720" rIns="91440" bIns="45720" numCol="1" spcCol="0" rtlCol="0" fromWordArt="0" anchor="ctr" anchorCtr="0" forceAA="0" compatLnSpc="1">
-                        <a:prstTxWarp prst="textNoShape">
-                          <a:avLst/>
-                        </a:prstTxWarp>
-                        <a:noAutofit/>
-                      </wps:bodyPr>
-                    </wps:wsp>
-                  </a:graphicData>
-                </a:graphic>
-                <wp14:sizeRelH relativeFrom="margin">
-                  <wp14:pctWidth>0</wp14:pctWidth>
-                </wp14:sizeRelH>
-                <wp14:sizeRelV relativeFrom="margin">
-                  <wp14:pctHeight>0</wp14:pctHeight>
-                </wp14:sizeRelV>
-              </wp:anchor>
-            </w:drawing>
-          </mc:Choice>
-          <mc:Fallback>
-            <w:pict>
-              <v:rect w14:anchorId="760A5740" id="Rectangle 69" o:spid="_x0000_s1026" style="position:absolute;margin-left:-11.4pt;margin-top:120.4pt;width:16.15pt;height:7.9pt;z-index:251740160;visibility:visible;mso-wrap-style:square;mso-width-percent:0;mso-height-percent:0;mso-wrap-distance-left:9pt;mso-wrap-distance-top:0;mso-wrap-distance-right:9pt;mso-wrap-distance-bottom:0;mso-position-horizontal:absolute;mso-position-horizontal-relative:text;mso-position-vertical:absolute;mso-position-vertical-relative:text;mso-width-percent:0;mso-height-percent:0;mso-width-relative:margin;mso-height-relative:margin;v-text-anchor:middle" o:gfxdata="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" fillcolor="white [3212]" strokecolor="#030e13 [484]" strokeweight="1pt"/>
-            </w:pict>
-          </mc:Fallback>
-        </mc:AlternateContent>
-      </w:r>
-      <w:r>
-        <w:rPr>
-          <w:noProof/>
-          <w:sz w:val="26"/>
-          <w:szCs w:val="26"/>
-        </w:rPr>
-        <mc:AlternateContent>
-          <mc:Choice Requires="wps">
-            <w:drawing>
-              <wp:anchor distT="0" distB="0" distL="114300" distR="114300" simplePos="0" relativeHeight="251776000" behindDoc="0" locked="0" layoutInCell="1" allowOverlap="1" wp14:anchorId="3E46012D" wp14:editId="505DE579">
-                <wp:simplePos x="0" y="0"/>
-                <wp:positionH relativeFrom="column">
-                  <wp:posOffset>1270635</wp:posOffset>
-                </wp:positionH>
-                <wp:positionV relativeFrom="paragraph">
-                  <wp:posOffset>3029585</wp:posOffset>
-                </wp:positionV>
-                <wp:extent cx="699770" cy="266065"/>
-                <wp:effectExtent l="0" t="0" r="0" b="635"/>
-                <wp:wrapNone/>
-                <wp:docPr id="95" name="Text Box 95"/>
+                <wp:docPr id="74" name="Text Box 74"/>
                 <wp:cNvGraphicFramePr/>
                 <a:graphic xmlns:a="http://schemas.openxmlformats.org/drawingml/2006/main">
                   <a:graphicData uri="http://schemas.microsoft.com/office/word/2010/wordprocessingShape">
@@ -17927,7 +22532,7 @@
                       <wps:spPr>
                         <a:xfrm>
                           <a:off x="0" y="0"/>
-                          <a:ext cx="699770" cy="266065"/>
+                          <a:ext cx="1231900" cy="278130"/>
                         </a:xfrm>
                         <a:prstGeom prst="rect">
                           <a:avLst/>
@@ -17942,23 +22547,16 @@
                           <w:p>
                             <w:pPr>
                               <w:rPr>
-                                <w:sz w:val="18"/>
-                                <w:szCs w:val="18"/>
+                                <w:sz w:val="20"/>
+                                <w:szCs w:val="20"/>
                               </w:rPr>
                             </w:pPr>
                             <w:r>
                               <w:rPr>
-                                <w:sz w:val="18"/>
-                                <w:szCs w:val="18"/>
+                                <w:sz w:val="20"/>
+                                <w:szCs w:val="20"/>
                               </w:rPr>
-                              <w:t>+</w:t>
-                            </w:r>
-                            <w:r>
-                              <w:rPr>
-                                <w:sz w:val="18"/>
-                                <w:szCs w:val="18"/>
-                              </w:rPr>
-                              <w:t>HTTPS</w:t>
+                              <w:t>PC gestionnaires</w:t>
                             </w:r>
                           </w:p>
                         </w:txbxContent>
@@ -17983,29 +22581,22 @@
           </mc:Choice>
           <mc:Fallback>
             <w:pict>
-              <v:shape w14:anchorId="3E46012D" id="Text Box 95" o:spid="_x0000_s1058" type="#_x0000_t202" style="position:absolute;margin-left:100.05pt;margin-top:238.55pt;width:55.1pt;height:20.95pt;z-index:251776000;visibility:visible;mso-wrap-style:square;mso-width-percent:0;mso-height-percent:0;mso-wrap-distance-left:9pt;mso-wrap-distance-top:0;mso-wrap-distance-right:9pt;mso-wrap-distance-bottom:0;mso-position-horizontal:absolute;mso-position-horizontal-relative:text;mso-position-vertical:absolute;mso-position-vertical-relative:text;mso-width-percent:0;mso-height-percent:0;mso-width-relative:margin;mso-height-relative:margin;v-text-anchor:top" o:gfxdata="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" filled="f" stroked="f" strokeweight=".5pt">
+              <v:shape w14:anchorId="4CE2FF57" id="Text Box 74" o:spid="_x0000_s1075" type="#_x0000_t202" style="position:absolute;margin-left:55.45pt;margin-top:24.6pt;width:97pt;height:21.9pt;z-index:251747328;visibility:visible;mso-wrap-style:square;mso-width-percent:0;mso-height-percent:0;mso-wrap-distance-left:9pt;mso-wrap-distance-top:0;mso-wrap-distance-right:9pt;mso-wrap-distance-bottom:0;mso-position-horizontal:absolute;mso-position-horizontal-relative:text;mso-position-vertical:absolute;mso-position-vertical-relative:text;mso-width-percent:0;mso-height-percent:0;mso-width-relative:margin;mso-height-relative:margin;v-text-anchor:top" o:gfxdata="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" filled="f" stroked="f" strokeweight=".5pt">
                 <v:textbox>
                   <w:txbxContent>
                     <w:p>
                       <w:pPr>
                         <w:rPr>
-                          <w:sz w:val="18"/>
-                          <w:szCs w:val="18"/>
+                          <w:sz w:val="20"/>
+                          <w:szCs w:val="20"/>
                         </w:rPr>
                       </w:pPr>
                       <w:r>
                         <w:rPr>
-                          <w:sz w:val="18"/>
-                          <w:szCs w:val="18"/>
+                          <w:sz w:val="20"/>
+                          <w:szCs w:val="20"/>
                         </w:rPr>
-                        <w:t>+</w:t>
-                      </w:r>
-                      <w:r>
-                        <w:rPr>
-                          <w:sz w:val="18"/>
-                          <w:szCs w:val="18"/>
-                        </w:rPr>
-                        <w:t>HTTPS</w:t>
+                        <w:t>PC gestionnaires</w:t>
                       </w:r>
                     </w:p>
                   </w:txbxContent>
@@ -18024,18 +22615,110 @@
         <mc:AlternateContent>
           <mc:Choice Requires="wps">
             <w:drawing>
-              <wp:anchor distT="0" distB="0" distL="114300" distR="114300" simplePos="0" relativeHeight="251773952" behindDoc="0" locked="0" layoutInCell="1" allowOverlap="1" wp14:anchorId="670D592A" wp14:editId="2A22014B">
+              <wp:anchor distT="0" distB="0" distL="114300" distR="114300" simplePos="0" relativeHeight="251730944" behindDoc="0" locked="0" layoutInCell="1" allowOverlap="1" wp14:anchorId="408B3E35" wp14:editId="152D9F5A">
                 <wp:simplePos x="0" y="0"/>
                 <wp:positionH relativeFrom="column">
-                  <wp:posOffset>1268730</wp:posOffset>
+                  <wp:posOffset>702945</wp:posOffset>
                 </wp:positionH>
                 <wp:positionV relativeFrom="paragraph">
-                  <wp:posOffset>1788160</wp:posOffset>
+                  <wp:posOffset>236855</wp:posOffset>
                 </wp:positionV>
-                <wp:extent cx="699770" cy="266065"/>
-                <wp:effectExtent l="0" t="0" r="0" b="635"/>
+                <wp:extent cx="1284605" cy="1501140"/>
+                <wp:effectExtent l="0" t="0" r="10795" b="22860"/>
                 <wp:wrapNone/>
-                <wp:docPr id="94" name="Text Box 94"/>
+                <wp:docPr id="60" name="Cube 60"/>
+                <wp:cNvGraphicFramePr/>
+                <a:graphic xmlns:a="http://schemas.openxmlformats.org/drawingml/2006/main">
+                  <a:graphicData uri="http://schemas.microsoft.com/office/word/2010/wordprocessingShape">
+                    <wps:wsp>
+                      <wps:cNvSpPr/>
+                      <wps:spPr>
+                        <a:xfrm>
+                          <a:off x="0" y="0"/>
+                          <a:ext cx="1284605" cy="1501140"/>
+                        </a:xfrm>
+                        <a:prstGeom prst="cube">
+                          <a:avLst>
+                            <a:gd name="adj" fmla="val 6547"/>
+                          </a:avLst>
+                        </a:prstGeom>
+                        <a:solidFill>
+                          <a:schemeClr val="bg1"/>
+                        </a:solidFill>
+                      </wps:spPr>
+                      <wps:style>
+                        <a:lnRef idx="2">
+                          <a:schemeClr val="accent1">
+                            <a:shade val="15000"/>
+                          </a:schemeClr>
+                        </a:lnRef>
+                        <a:fillRef idx="1">
+                          <a:schemeClr val="accent1"/>
+                        </a:fillRef>
+                        <a:effectRef idx="0">
+                          <a:schemeClr val="accent1"/>
+                        </a:effectRef>
+                        <a:fontRef idx="minor">
+                          <a:schemeClr val="lt1"/>
+                        </a:fontRef>
+                      </wps:style>
+                      <wps:txbx>
+                        <w:txbxContent>
+                          <w:p/>
+                        </w:txbxContent>
+                      </wps:txbx>
+                      <wps:bodyPr rot="0" spcFirstLastPara="0" vertOverflow="overflow" horzOverflow="overflow" vert="horz" wrap="square" lIns="91440" tIns="45720" rIns="91440" bIns="45720" numCol="1" spcCol="0" rtlCol="0" fromWordArt="0" anchor="ctr" anchorCtr="0" forceAA="0" compatLnSpc="1">
+                        <a:prstTxWarp prst="textNoShape">
+                          <a:avLst/>
+                        </a:prstTxWarp>
+                        <a:noAutofit/>
+                      </wps:bodyPr>
+                    </wps:wsp>
+                  </a:graphicData>
+                </a:graphic>
+                <wp14:sizeRelH relativeFrom="margin">
+                  <wp14:pctWidth>0</wp14:pctWidth>
+                </wp14:sizeRelH>
+                <wp14:sizeRelV relativeFrom="margin">
+                  <wp14:pctHeight>0</wp14:pctHeight>
+                </wp14:sizeRelV>
+              </wp:anchor>
+            </w:drawing>
+          </mc:Choice>
+          <mc:Fallback>
+            <w:pict>
+              <v:shape w14:anchorId="408B3E35" id="Cube 60" o:spid="_x0000_s1076" type="#_x0000_t16" style="position:absolute;margin-left:55.35pt;margin-top:18.65pt;width:101.15pt;height:118.2pt;z-index:251730944;visibility:visible;mso-wrap-style:square;mso-width-percent:0;mso-height-percent:0;mso-wrap-distance-left:9pt;mso-wrap-distance-top:0;mso-wrap-distance-right:9pt;mso-wrap-distance-bottom:0;mso-position-horizontal:absolute;mso-position-horizontal-relative:text;mso-position-vertical:absolute;mso-position-vertical-relative:text;mso-width-percent:0;mso-height-percent:0;mso-width-relative:margin;mso-height-relative:margin;v-text-anchor:middle" o:gfxdata="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" adj="1414" fillcolor="white [3212]" strokecolor="#030e13 [484]" strokeweight="1pt">
+                <v:textbox>
+                  <w:txbxContent>
+                    <w:p/>
+                  </w:txbxContent>
+                </v:textbox>
+              </v:shape>
+            </w:pict>
+          </mc:Fallback>
+        </mc:AlternateContent>
+      </w:r>
+      <w:r>
+        <w:rPr>
+          <w:noProof/>
+          <w:sz w:val="26"/>
+          <w:szCs w:val="26"/>
+        </w:rPr>
+        <mc:AlternateContent>
+          <mc:Choice Requires="wps">
+            <w:drawing>
+              <wp:anchor distT="0" distB="0" distL="114300" distR="114300" simplePos="0" relativeHeight="251753472" behindDoc="0" locked="0" layoutInCell="1" allowOverlap="1" wp14:anchorId="7FAA5B8F" wp14:editId="18ABE2EF">
+                <wp:simplePos x="0" y="0"/>
+                <wp:positionH relativeFrom="column">
+                  <wp:posOffset>940435</wp:posOffset>
+                </wp:positionH>
+                <wp:positionV relativeFrom="paragraph">
+                  <wp:posOffset>2787650</wp:posOffset>
+                </wp:positionV>
+                <wp:extent cx="953135" cy="238125"/>
+                <wp:effectExtent l="0" t="0" r="0" b="0"/>
+                <wp:wrapNone/>
+                <wp:docPr id="77" name="Text Box 77"/>
                 <wp:cNvGraphicFramePr/>
                 <a:graphic xmlns:a="http://schemas.openxmlformats.org/drawingml/2006/main">
                   <a:graphicData uri="http://schemas.microsoft.com/office/word/2010/wordprocessingShape">
@@ -18044,7 +22727,7 @@
                       <wps:spPr>
                         <a:xfrm>
                           <a:off x="0" y="0"/>
-                          <a:ext cx="699770" cy="266065"/>
+                          <a:ext cx="953135" cy="238125"/>
                         </a:xfrm>
                         <a:prstGeom prst="rect">
                           <a:avLst/>
@@ -18059,23 +22742,16 @@
                           <w:p>
                             <w:pPr>
                               <w:rPr>
-                                <w:sz w:val="18"/>
-                                <w:szCs w:val="18"/>
+                                <w:sz w:val="16"/>
+                                <w:szCs w:val="16"/>
                               </w:rPr>
                             </w:pPr>
                             <w:r>
                               <w:rPr>
-                                <w:sz w:val="18"/>
-                                <w:szCs w:val="18"/>
+                                <w:sz w:val="16"/>
+                                <w:szCs w:val="16"/>
                               </w:rPr>
-                              <w:t>+</w:t>
-                            </w:r>
-                            <w:r>
-                              <w:rPr>
-                                <w:sz w:val="18"/>
-                                <w:szCs w:val="18"/>
-                              </w:rPr>
-                              <w:t>HTTPS</w:t>
+                              <w:t>Navigateur web</w:t>
                             </w:r>
                           </w:p>
                         </w:txbxContent>
@@ -18100,29 +22776,22 @@
           </mc:Choice>
           <mc:Fallback>
             <w:pict>
-              <v:shape w14:anchorId="670D592A" id="Text Box 94" o:spid="_x0000_s1059" type="#_x0000_t202" style="position:absolute;margin-left:99.9pt;margin-top:140.8pt;width:55.1pt;height:20.95pt;z-index:251773952;visibility:visible;mso-wrap-style:square;mso-width-percent:0;mso-height-percent:0;mso-wrap-distance-left:9pt;mso-wrap-distance-top:0;mso-wrap-distance-right:9pt;mso-wrap-distance-bottom:0;mso-position-horizontal:absolute;mso-position-horizontal-relative:text;mso-position-vertical:absolute;mso-position-vertical-relative:text;mso-width-percent:0;mso-height-percent:0;mso-width-relative:margin;mso-height-relative:margin;v-text-anchor:top" o:gfxdata="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" filled="f" stroked="f" strokeweight=".5pt">
+              <v:shape w14:anchorId="7FAA5B8F" id="Text Box 77" o:spid="_x0000_s1077" type="#_x0000_t202" style="position:absolute;margin-left:74.05pt;margin-top:219.5pt;width:75.05pt;height:18.75pt;z-index:251753472;visibility:visible;mso-wrap-style:square;mso-width-percent:0;mso-height-percent:0;mso-wrap-distance-left:9pt;mso-wrap-distance-top:0;mso-wrap-distance-right:9pt;mso-wrap-distance-bottom:0;mso-position-horizontal:absolute;mso-position-horizontal-relative:text;mso-position-vertical:absolute;mso-position-vertical-relative:text;mso-width-percent:0;mso-height-percent:0;mso-width-relative:margin;mso-height-relative:margin;v-text-anchor:top" o:gfxdata="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" filled="f" stroked="f" strokeweight=".5pt">
                 <v:textbox>
                   <w:txbxContent>
                     <w:p>
                       <w:pPr>
                         <w:rPr>
-                          <w:sz w:val="18"/>
-                          <w:szCs w:val="18"/>
+                          <w:sz w:val="16"/>
+                          <w:szCs w:val="16"/>
                         </w:rPr>
                       </w:pPr>
                       <w:r>
                         <w:rPr>
-                          <w:sz w:val="18"/>
-                          <w:szCs w:val="18"/>
+                          <w:sz w:val="16"/>
+                          <w:szCs w:val="16"/>
                         </w:rPr>
-                        <w:t>+</w:t>
-                      </w:r>
-                      <w:r>
-                        <w:rPr>
-                          <w:sz w:val="18"/>
-                          <w:szCs w:val="18"/>
-                        </w:rPr>
-                        <w:t>HTTPS</w:t>
+                        <w:t>Navigateur web</w:t>
                       </w:r>
                     </w:p>
                   </w:txbxContent>
@@ -18141,256 +22810,18 @@
         <mc:AlternateContent>
           <mc:Choice Requires="wps">
             <w:drawing>
-              <wp:anchor distT="0" distB="0" distL="114300" distR="114300" simplePos="0" relativeHeight="251772928" behindDoc="0" locked="0" layoutInCell="1" allowOverlap="1" wp14:anchorId="417E9C67" wp14:editId="19B7B769">
+              <wp:anchor distT="0" distB="0" distL="114300" distR="114300" simplePos="0" relativeHeight="251749376" behindDoc="0" locked="0" layoutInCell="1" allowOverlap="1" wp14:anchorId="55761ED3" wp14:editId="5B6A50D5">
                 <wp:simplePos x="0" y="0"/>
                 <wp:positionH relativeFrom="column">
-                  <wp:posOffset>3253740</wp:posOffset>
+                  <wp:posOffset>938530</wp:posOffset>
                 </wp:positionH>
                 <wp:positionV relativeFrom="paragraph">
-                  <wp:posOffset>2670810</wp:posOffset>
+                  <wp:posOffset>847090</wp:posOffset>
                 </wp:positionV>
-                <wp:extent cx="1591310" cy="95885"/>
-                <wp:effectExtent l="0" t="0" r="66040" b="94615"/>
-                <wp:wrapNone/>
-                <wp:docPr id="93" name="Straight Arrow Connector 93"/>
-                <wp:cNvGraphicFramePr/>
-                <a:graphic xmlns:a="http://schemas.openxmlformats.org/drawingml/2006/main">
-                  <a:graphicData uri="http://schemas.microsoft.com/office/word/2010/wordprocessingShape">
-                    <wps:wsp>
-                      <wps:cNvCnPr/>
-                      <wps:spPr>
-                        <a:xfrm>
-                          <a:off x="0" y="0"/>
-                          <a:ext cx="1591310" cy="95885"/>
-                        </a:xfrm>
-                        <a:prstGeom prst="straightConnector1">
-                          <a:avLst/>
-                        </a:prstGeom>
-                        <a:ln>
-                          <a:solidFill>
-                            <a:schemeClr val="tx1"/>
-                          </a:solidFill>
-                          <a:prstDash val="lgDash"/>
-                          <a:tailEnd type="triangle"/>
-                        </a:ln>
-                      </wps:spPr>
-                      <wps:style>
-                        <a:lnRef idx="1">
-                          <a:schemeClr val="accent1"/>
-                        </a:lnRef>
-                        <a:fillRef idx="0">
-                          <a:schemeClr val="accent1"/>
-                        </a:fillRef>
-                        <a:effectRef idx="0">
-                          <a:schemeClr val="accent1"/>
-                        </a:effectRef>
-                        <a:fontRef idx="minor">
-                          <a:schemeClr val="tx1"/>
-                        </a:fontRef>
-                      </wps:style>
-                      <wps:bodyPr/>
-                    </wps:wsp>
-                  </a:graphicData>
-                </a:graphic>
-                <wp14:sizeRelH relativeFrom="margin">
-                  <wp14:pctWidth>0</wp14:pctWidth>
-                </wp14:sizeRelH>
-                <wp14:sizeRelV relativeFrom="margin">
-                  <wp14:pctHeight>0</wp14:pctHeight>
-                </wp14:sizeRelV>
-              </wp:anchor>
-            </w:drawing>
-          </mc:Choice>
-          <mc:Fallback>
-            <w:pict>
-              <v:shapetype w14:anchorId="2E37D9F0" id="_x0000_t32" coordsize="21600,21600" o:spt="32" o:oned="t" path="m,l21600,21600e" filled="f">
-                <v:path arrowok="t" fillok="f" o:connecttype="none"/>
-                <o:lock v:ext="edit" shapetype="t"/>
-              </v:shapetype>
-              <v:shape id="Straight Arrow Connector 93" o:spid="_x0000_s1026" type="#_x0000_t32" style="position:absolute;margin-left:256.2pt;margin-top:210.3pt;width:125.3pt;height:7.55pt;z-index:251772928;visibility:visible;mso-wrap-style:square;mso-width-percent:0;mso-height-percent:0;mso-wrap-distance-left:9pt;mso-wrap-distance-top:0;mso-wrap-distance-right:9pt;mso-wrap-distance-bottom:0;mso-position-horizontal:absolute;mso-position-horizontal-relative:text;mso-position-vertical:absolute;mso-position-vertical-relative:text;mso-width-percent:0;mso-height-percent:0;mso-width-relative:margin;mso-height-relative:margin" o:gfxdata="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" strokecolor="black [3213]" strokeweight=".5pt">
-                <v:stroke dashstyle="longDash" endarrow="block" joinstyle="miter"/>
-              </v:shape>
-            </w:pict>
-          </mc:Fallback>
-        </mc:AlternateContent>
-      </w:r>
-      <w:r>
-        <w:rPr>
-          <w:noProof/>
-          <w:sz w:val="26"/>
-          <w:szCs w:val="26"/>
-        </w:rPr>
-        <mc:AlternateContent>
-          <mc:Choice Requires="wps">
-            <w:drawing>
-              <wp:anchor distT="0" distB="0" distL="114300" distR="114300" simplePos="0" relativeHeight="251770880" behindDoc="0" locked="0" layoutInCell="1" allowOverlap="1" wp14:anchorId="25C413A6" wp14:editId="34E6EA4F">
-                <wp:simplePos x="0" y="0"/>
-                <wp:positionH relativeFrom="column">
-                  <wp:posOffset>921385</wp:posOffset>
-                </wp:positionH>
-                <wp:positionV relativeFrom="paragraph">
-                  <wp:posOffset>2864485</wp:posOffset>
-                </wp:positionV>
-                <wp:extent cx="1428750" cy="746125"/>
-                <wp:effectExtent l="0" t="38100" r="57150" b="34925"/>
-                <wp:wrapNone/>
-                <wp:docPr id="92" name="Straight Arrow Connector 92"/>
-                <wp:cNvGraphicFramePr/>
-                <a:graphic xmlns:a="http://schemas.openxmlformats.org/drawingml/2006/main">
-                  <a:graphicData uri="http://schemas.microsoft.com/office/word/2010/wordprocessingShape">
-                    <wps:wsp>
-                      <wps:cNvCnPr/>
-                      <wps:spPr>
-                        <a:xfrm flipV="1">
-                          <a:off x="0" y="0"/>
-                          <a:ext cx="1428750" cy="746125"/>
-                        </a:xfrm>
-                        <a:prstGeom prst="straightConnector1">
-                          <a:avLst/>
-                        </a:prstGeom>
-                        <a:ln>
-                          <a:solidFill>
-                            <a:schemeClr val="tx1"/>
-                          </a:solidFill>
-                          <a:prstDash val="lgDash"/>
-                          <a:tailEnd type="triangle"/>
-                        </a:ln>
-                      </wps:spPr>
-                      <wps:style>
-                        <a:lnRef idx="1">
-                          <a:schemeClr val="accent1"/>
-                        </a:lnRef>
-                        <a:fillRef idx="0">
-                          <a:schemeClr val="accent1"/>
-                        </a:fillRef>
-                        <a:effectRef idx="0">
-                          <a:schemeClr val="accent1"/>
-                        </a:effectRef>
-                        <a:fontRef idx="minor">
-                          <a:schemeClr val="tx1"/>
-                        </a:fontRef>
-                      </wps:style>
-                      <wps:bodyPr/>
-                    </wps:wsp>
-                  </a:graphicData>
-                </a:graphic>
-                <wp14:sizeRelH relativeFrom="margin">
-                  <wp14:pctWidth>0</wp14:pctWidth>
-                </wp14:sizeRelH>
-                <wp14:sizeRelV relativeFrom="margin">
-                  <wp14:pctHeight>0</wp14:pctHeight>
-                </wp14:sizeRelV>
-              </wp:anchor>
-            </w:drawing>
-          </mc:Choice>
-          <mc:Fallback>
-            <w:pict>
-              <v:shape w14:anchorId="5C869CC3" id="Straight Arrow Connector 92" o:spid="_x0000_s1026" type="#_x0000_t32" style="position:absolute;margin-left:72.55pt;margin-top:225.55pt;width:112.5pt;height:58.75pt;flip:y;z-index:251770880;visibility:visible;mso-wrap-style:square;mso-width-percent:0;mso-height-percent:0;mso-wrap-distance-left:9pt;mso-wrap-distance-top:0;mso-wrap-distance-right:9pt;mso-wrap-distance-bottom:0;mso-position-horizontal:absolute;mso-position-horizontal-relative:text;mso-position-vertical:absolute;mso-position-vertical-relative:text;mso-width-percent:0;mso-height-percent:0;mso-width-relative:margin;mso-height-relative:margin" o:gfxdata="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" strokecolor="black [3213]" strokeweight=".5pt">
-                <v:stroke dashstyle="longDash" endarrow="block" joinstyle="miter"/>
-              </v:shape>
-            </w:pict>
-          </mc:Fallback>
-        </mc:AlternateContent>
-      </w:r>
-      <w:r>
-        <w:rPr>
-          <w:noProof/>
-          <w:sz w:val="26"/>
-          <w:szCs w:val="26"/>
-        </w:rPr>
-        <mc:AlternateContent>
-          <mc:Choice Requires="wps">
-            <w:drawing>
-              <wp:anchor distT="0" distB="0" distL="114300" distR="114300" simplePos="0" relativeHeight="251768832" behindDoc="0" locked="0" layoutInCell="1" allowOverlap="1" wp14:anchorId="3C287E55" wp14:editId="45E31D46">
-                <wp:simplePos x="0" y="0"/>
-                <wp:positionH relativeFrom="column">
-                  <wp:posOffset>885190</wp:posOffset>
-                </wp:positionH>
-                <wp:positionV relativeFrom="paragraph">
-                  <wp:posOffset>1712595</wp:posOffset>
-                </wp:positionV>
-                <wp:extent cx="1464945" cy="815975"/>
-                <wp:effectExtent l="0" t="0" r="78105" b="60325"/>
-                <wp:wrapNone/>
-                <wp:docPr id="91" name="Straight Arrow Connector 91"/>
-                <wp:cNvGraphicFramePr/>
-                <a:graphic xmlns:a="http://schemas.openxmlformats.org/drawingml/2006/main">
-                  <a:graphicData uri="http://schemas.microsoft.com/office/word/2010/wordprocessingShape">
-                    <wps:wsp>
-                      <wps:cNvCnPr/>
-                      <wps:spPr>
-                        <a:xfrm>
-                          <a:off x="0" y="0"/>
-                          <a:ext cx="1464945" cy="815975"/>
-                        </a:xfrm>
-                        <a:prstGeom prst="straightConnector1">
-                          <a:avLst/>
-                        </a:prstGeom>
-                        <a:ln>
-                          <a:solidFill>
-                            <a:schemeClr val="tx1"/>
-                          </a:solidFill>
-                          <a:prstDash val="lgDash"/>
-                          <a:tailEnd type="triangle"/>
-                        </a:ln>
-                      </wps:spPr>
-                      <wps:style>
-                        <a:lnRef idx="1">
-                          <a:schemeClr val="accent1"/>
-                        </a:lnRef>
-                        <a:fillRef idx="0">
-                          <a:schemeClr val="accent1"/>
-                        </a:fillRef>
-                        <a:effectRef idx="0">
-                          <a:schemeClr val="accent1"/>
-                        </a:effectRef>
-                        <a:fontRef idx="minor">
-                          <a:schemeClr val="tx1"/>
-                        </a:fontRef>
-                      </wps:style>
-                      <wps:bodyPr/>
-                    </wps:wsp>
-                  </a:graphicData>
-                </a:graphic>
-                <wp14:sizeRelH relativeFrom="margin">
-                  <wp14:pctWidth>0</wp14:pctWidth>
-                </wp14:sizeRelH>
-                <wp14:sizeRelV relativeFrom="margin">
-                  <wp14:pctHeight>0</wp14:pctHeight>
-                </wp14:sizeRelV>
-              </wp:anchor>
-            </w:drawing>
-          </mc:Choice>
-          <mc:Fallback>
-            <w:pict>
-              <v:shape w14:anchorId="27156D0A" id="Straight Arrow Connector 91" o:spid="_x0000_s1026" type="#_x0000_t32" style="position:absolute;margin-left:69.7pt;margin-top:134.85pt;width:115.35pt;height:64.25pt;z-index:251768832;visibility:visible;mso-wrap-style:square;mso-width-percent:0;mso-height-percent:0;mso-wrap-distance-left:9pt;mso-wrap-distance-top:0;mso-wrap-distance-right:9pt;mso-wrap-distance-bottom:0;mso-position-horizontal:absolute;mso-position-horizontal-relative:text;mso-position-vertical:absolute;mso-position-vertical-relative:text;mso-width-percent:0;mso-height-percent:0;mso-width-relative:margin;mso-height-relative:margin" o:gfxdata="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" strokecolor="black [3213]" strokeweight=".5pt">
-                <v:stroke dashstyle="longDash" endarrow="block" joinstyle="miter"/>
-              </v:shape>
-            </w:pict>
-          </mc:Fallback>
-        </mc:AlternateContent>
-      </w:r>
-      <w:r>
-        <w:rPr>
-          <w:noProof/>
-          <w:sz w:val="26"/>
-          <w:szCs w:val="26"/>
-        </w:rPr>
-        <mc:AlternateContent>
-          <mc:Choice Requires="wps">
-            <w:drawing>
-              <wp:anchor distT="0" distB="0" distL="114300" distR="114300" simplePos="0" relativeHeight="251767808" behindDoc="0" locked="0" layoutInCell="1" allowOverlap="1" wp14:anchorId="2821984C" wp14:editId="19A40F13">
-                <wp:simplePos x="0" y="0"/>
-                <wp:positionH relativeFrom="column">
-                  <wp:posOffset>4845050</wp:posOffset>
-                </wp:positionH>
-                <wp:positionV relativeFrom="paragraph">
-                  <wp:posOffset>1926590</wp:posOffset>
-                </wp:positionV>
-                <wp:extent cx="1217295" cy="422275"/>
+                <wp:extent cx="953135" cy="238125"/>
                 <wp:effectExtent l="0" t="0" r="0" b="0"/>
                 <wp:wrapNone/>
-                <wp:docPr id="90" name="Text Box 90"/>
+                <wp:docPr id="75" name="Text Box 75"/>
                 <wp:cNvGraphicFramePr/>
                 <a:graphic xmlns:a="http://schemas.openxmlformats.org/drawingml/2006/main">
                   <a:graphicData uri="http://schemas.microsoft.com/office/word/2010/wordprocessingShape">
@@ -18399,7 +22830,7 @@
                       <wps:spPr>
                         <a:xfrm>
                           <a:off x="0" y="0"/>
-                          <a:ext cx="1217295" cy="422275"/>
+                          <a:ext cx="953135" cy="238125"/>
                         </a:xfrm>
                         <a:prstGeom prst="rect">
                           <a:avLst/>
@@ -18413,18 +22844,17 @@
                         <w:txbxContent>
                           <w:p>
                             <w:pPr>
-                              <w:jc w:val="center"/>
                               <w:rPr>
-                                <w:sz w:val="20"/>
-                                <w:szCs w:val="20"/>
+                                <w:sz w:val="16"/>
+                                <w:szCs w:val="16"/>
                               </w:rPr>
                             </w:pPr>
                             <w:r>
                               <w:rPr>
-                                <w:sz w:val="20"/>
-                                <w:szCs w:val="20"/>
+                                <w:sz w:val="16"/>
+                                <w:szCs w:val="16"/>
                               </w:rPr>
-                              <w:t>Serveur de base de données</w:t>
+                              <w:t>Navigateur web</w:t>
                             </w:r>
                           </w:p>
                         </w:txbxContent>
@@ -18449,23 +22879,22 @@
           </mc:Choice>
           <mc:Fallback>
             <w:pict>
-              <v:shape w14:anchorId="2821984C" id="Text Box 90" o:spid="_x0000_s1060" type="#_x0000_t202" style="position:absolute;margin-left:381.5pt;margin-top:151.7pt;width:95.85pt;height:33.25pt;z-index:251767808;visibility:visible;mso-wrap-style:square;mso-width-percent:0;mso-height-percent:0;mso-wrap-distance-left:9pt;mso-wrap-distance-top:0;mso-wrap-distance-right:9pt;mso-wrap-distance-bottom:0;mso-position-horizontal:absolute;mso-position-horizontal-relative:text;mso-position-vertical:absolute;mso-position-vertical-relative:text;mso-width-percent:0;mso-height-percent:0;mso-width-relative:margin;mso-height-relative:margin;v-text-anchor:top" o:gfxdata="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" filled="f" stroked="f" strokeweight=".5pt">
+              <v:shape w14:anchorId="55761ED3" id="Text Box 75" o:spid="_x0000_s1078" type="#_x0000_t202" style="position:absolute;margin-left:73.9pt;margin-top:66.7pt;width:75.05pt;height:18.75pt;z-index:251749376;visibility:visible;mso-wrap-style:square;mso-width-percent:0;mso-height-percent:0;mso-wrap-distance-left:9pt;mso-wrap-distance-top:0;mso-wrap-distance-right:9pt;mso-wrap-distance-bottom:0;mso-position-horizontal:absolute;mso-position-horizontal-relative:text;mso-position-vertical:absolute;mso-position-vertical-relative:text;mso-width-percent:0;mso-height-percent:0;mso-width-relative:margin;mso-height-relative:margin;v-text-anchor:top" o:gfxdata="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" filled="f" stroked="f" strokeweight=".5pt">
                 <v:textbox>
                   <w:txbxContent>
                     <w:p>
                       <w:pPr>
-                        <w:jc w:val="center"/>
                         <w:rPr>
-                          <w:sz w:val="20"/>
-                          <w:szCs w:val="20"/>
+                          <w:sz w:val="16"/>
+                          <w:szCs w:val="16"/>
                         </w:rPr>
                       </w:pPr>
                       <w:r>
                         <w:rPr>
-                          <w:sz w:val="20"/>
-                          <w:szCs w:val="20"/>
+                          <w:sz w:val="16"/>
+                          <w:szCs w:val="16"/>
                         </w:rPr>
-                        <w:t>Serveur de base de données</w:t>
+                        <w:t>Navigateur web</w:t>
                       </w:r>
                     </w:p>
                   </w:txbxContent>
@@ -18478,58 +22907,62 @@
       <w:r>
         <w:rPr>
           <w:noProof/>
-          <w:sz w:val="28"/>
-          <w:szCs w:val="28"/>
+          <w:sz w:val="26"/>
+          <w:szCs w:val="26"/>
         </w:rPr>
         <mc:AlternateContent>
           <mc:Choice Requires="wps">
             <w:drawing>
-              <wp:anchor distT="0" distB="0" distL="114300" distR="114300" simplePos="0" relativeHeight="251764736" behindDoc="0" locked="0" layoutInCell="1" allowOverlap="1" wp14:anchorId="73BB398E" wp14:editId="60BEFAB0">
+              <wp:anchor distT="0" distB="0" distL="114300" distR="114300" simplePos="0" relativeHeight="251765760" behindDoc="0" locked="0" layoutInCell="1" allowOverlap="1" wp14:anchorId="2912DC2B" wp14:editId="0B3F00B7">
                 <wp:simplePos x="0" y="0"/>
                 <wp:positionH relativeFrom="column">
-                  <wp:posOffset>4881880</wp:posOffset>
+                  <wp:posOffset>3328670</wp:posOffset>
                 </wp:positionH>
                 <wp:positionV relativeFrom="paragraph">
-                  <wp:posOffset>2814320</wp:posOffset>
+                  <wp:posOffset>3401695</wp:posOffset>
                 </wp:positionV>
-                <wp:extent cx="225425" cy="100330"/>
-                <wp:effectExtent l="0" t="0" r="22225" b="13970"/>
+                <wp:extent cx="711835" cy="238125"/>
+                <wp:effectExtent l="0" t="0" r="0" b="0"/>
                 <wp:wrapNone/>
-                <wp:docPr id="88" name="Rectangle 88"/>
+                <wp:docPr id="89" name="Text Box 89"/>
                 <wp:cNvGraphicFramePr/>
                 <a:graphic xmlns:a="http://schemas.openxmlformats.org/drawingml/2006/main">
                   <a:graphicData uri="http://schemas.microsoft.com/office/word/2010/wordprocessingShape">
                     <wps:wsp>
-                      <wps:cNvSpPr/>
+                      <wps:cNvSpPr txBox="1"/>
                       <wps:spPr>
                         <a:xfrm>
                           <a:off x="0" y="0"/>
-                          <a:ext cx="225425" cy="100330"/>
+                          <a:ext cx="711835" cy="238125"/>
                         </a:xfrm>
                         <a:prstGeom prst="rect">
                           <a:avLst/>
                         </a:prstGeom>
-                        <a:solidFill>
-                          <a:schemeClr val="bg1"/>
-                        </a:solidFill>
+                        <a:noFill/>
+                        <a:ln w="6350">
+                          <a:noFill/>
+                        </a:ln>
                       </wps:spPr>
-                      <wps:style>
-                        <a:lnRef idx="2">
-                          <a:schemeClr val="accent1">
-                            <a:shade val="15000"/>
-                          </a:schemeClr>
-                        </a:lnRef>
-                        <a:fillRef idx="1">
-                          <a:schemeClr val="accent1"/>
-                        </a:fillRef>
-                        <a:effectRef idx="0">
-                          <a:schemeClr val="accent1"/>
-                        </a:effectRef>
-                        <a:fontRef idx="minor">
-                          <a:schemeClr val="lt1"/>
-                        </a:fontRef>
-                      </wps:style>
-                      <wps:bodyPr rot="0" spcFirstLastPara="0" vertOverflow="overflow" horzOverflow="overflow" vert="horz" wrap="square" lIns="91440" tIns="45720" rIns="91440" bIns="45720" numCol="1" spcCol="0" rtlCol="0" fromWordArt="0" anchor="ctr" anchorCtr="0" forceAA="0" compatLnSpc="1">
+                      <wps:txbx>
+                        <w:txbxContent>
+                          <w:p>
+                            <w:pPr>
+                              <w:rPr>
+                                <w:sz w:val="16"/>
+                                <w:szCs w:val="16"/>
+                              </w:rPr>
+                            </w:pPr>
+                            <w:r>
+                              <w:rPr>
+                                <w:sz w:val="16"/>
+                                <w:szCs w:val="16"/>
+                              </w:rPr>
+                              <w:t>PostgreSQL</w:t>
+                            </w:r>
+                          </w:p>
+                        </w:txbxContent>
+                      </wps:txbx>
+                      <wps:bodyPr rot="0" spcFirstLastPara="0" vertOverflow="overflow" horzOverflow="overflow" vert="horz" wrap="square" lIns="91440" tIns="45720" rIns="91440" bIns="45720" numCol="1" spcCol="0" rtlCol="0" fromWordArt="0" anchor="t" anchorCtr="0" forceAA="0" compatLnSpc="1">
                         <a:prstTxWarp prst="textNoShape">
                           <a:avLst/>
                         </a:prstTxWarp>
@@ -18549,7 +22982,27 @@
           </mc:Choice>
           <mc:Fallback>
             <w:pict>
-              <v:rect w14:anchorId="5D8F4BB9" id="Rectangle 88" o:spid="_x0000_s1026" style="position:absolute;margin-left:384.4pt;margin-top:221.6pt;width:17.75pt;height:7.9pt;z-index:251764736;visibility:visible;mso-wrap-style:square;mso-width-percent:0;mso-height-percent:0;mso-wrap-distance-left:9pt;mso-wrap-distance-top:0;mso-wrap-distance-right:9pt;mso-wrap-distance-bottom:0;mso-position-horizontal:absolute;mso-position-horizontal-relative:text;mso-position-vertical:absolute;mso-position-vertical-relative:text;mso-width-percent:0;mso-height-percent:0;mso-width-relative:margin;mso-height-relative:margin;v-text-anchor:middle" o:gfxdata="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" fillcolor="white [3212]" strokecolor="#030e13 [484]" strokeweight="1pt"/>
+              <v:shape w14:anchorId="2912DC2B" id="Text Box 89" o:spid="_x0000_s1079" type="#_x0000_t202" style="position:absolute;margin-left:262.1pt;margin-top:267.85pt;width:56.05pt;height:18.75pt;z-index:251765760;visibility:visible;mso-wrap-style:square;mso-width-percent:0;mso-height-percent:0;mso-wrap-distance-left:9pt;mso-wrap-distance-top:0;mso-wrap-distance-right:9pt;mso-wrap-distance-bottom:0;mso-position-horizontal:absolute;mso-position-horizontal-relative:text;mso-position-vertical:absolute;mso-position-vertical-relative:text;mso-width-percent:0;mso-height-percent:0;mso-width-relative:margin;mso-height-relative:margin;v-text-anchor:top" o:gfxdata="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" filled="f" stroked="f" strokeweight=".5pt">
+                <v:textbox>
+                  <w:txbxContent>
+                    <w:p>
+                      <w:pPr>
+                        <w:rPr>
+                          <w:sz w:val="16"/>
+                          <w:szCs w:val="16"/>
+                        </w:rPr>
+                      </w:pPr>
+                      <w:r>
+                        <w:rPr>
+                          <w:sz w:val="16"/>
+                          <w:szCs w:val="16"/>
+                        </w:rPr>
+                        <w:t>PostgreSQL</w:t>
+                      </w:r>
+                    </w:p>
+                  </w:txbxContent>
+                </v:textbox>
+              </v:shape>
             </w:pict>
           </mc:Fallback>
         </mc:AlternateContent>
@@ -18563,92 +23016,13 @@
         <mc:AlternateContent>
           <mc:Choice Requires="wps">
             <w:drawing>
-              <wp:anchor distT="0" distB="0" distL="114300" distR="114300" simplePos="0" relativeHeight="251763712" behindDoc="0" locked="0" layoutInCell="1" allowOverlap="1" wp14:anchorId="76E4114B" wp14:editId="379EC381">
+              <wp:anchor distT="0" distB="0" distL="114300" distR="114300" simplePos="0" relativeHeight="251762688" behindDoc="0" locked="0" layoutInCell="1" allowOverlap="1" wp14:anchorId="7D625F33" wp14:editId="0E3FD45A">
                 <wp:simplePos x="0" y="0"/>
                 <wp:positionH relativeFrom="column">
-                  <wp:posOffset>4879975</wp:posOffset>
+                  <wp:posOffset>3238500</wp:posOffset>
                 </wp:positionH>
                 <wp:positionV relativeFrom="paragraph">
-                  <wp:posOffset>2614295</wp:posOffset>
-                </wp:positionV>
-                <wp:extent cx="225425" cy="100330"/>
-                <wp:effectExtent l="0" t="0" r="22225" b="13970"/>
-                <wp:wrapNone/>
-                <wp:docPr id="87" name="Rectangle 87"/>
-                <wp:cNvGraphicFramePr/>
-                <a:graphic xmlns:a="http://schemas.openxmlformats.org/drawingml/2006/main">
-                  <a:graphicData uri="http://schemas.microsoft.com/office/word/2010/wordprocessingShape">
-                    <wps:wsp>
-                      <wps:cNvSpPr/>
-                      <wps:spPr>
-                        <a:xfrm>
-                          <a:off x="0" y="0"/>
-                          <a:ext cx="225425" cy="100330"/>
-                        </a:xfrm>
-                        <a:prstGeom prst="rect">
-                          <a:avLst/>
-                        </a:prstGeom>
-                        <a:solidFill>
-                          <a:schemeClr val="bg1"/>
-                        </a:solidFill>
-                      </wps:spPr>
-                      <wps:style>
-                        <a:lnRef idx="2">
-                          <a:schemeClr val="accent1">
-                            <a:shade val="15000"/>
-                          </a:schemeClr>
-                        </a:lnRef>
-                        <a:fillRef idx="1">
-                          <a:schemeClr val="accent1"/>
-                        </a:fillRef>
-                        <a:effectRef idx="0">
-                          <a:schemeClr val="accent1"/>
-                        </a:effectRef>
-                        <a:fontRef idx="minor">
-                          <a:schemeClr val="lt1"/>
-                        </a:fontRef>
-                      </wps:style>
-                      <wps:bodyPr rot="0" spcFirstLastPara="0" vertOverflow="overflow" horzOverflow="overflow" vert="horz" wrap="square" lIns="91440" tIns="45720" rIns="91440" bIns="45720" numCol="1" spcCol="0" rtlCol="0" fromWordArt="0" anchor="ctr" anchorCtr="0" forceAA="0" compatLnSpc="1">
-                        <a:prstTxWarp prst="textNoShape">
-                          <a:avLst/>
-                        </a:prstTxWarp>
-                        <a:noAutofit/>
-                      </wps:bodyPr>
-                    </wps:wsp>
-                  </a:graphicData>
-                </a:graphic>
-                <wp14:sizeRelH relativeFrom="margin">
-                  <wp14:pctWidth>0</wp14:pctWidth>
-                </wp14:sizeRelH>
-                <wp14:sizeRelV relativeFrom="margin">
-                  <wp14:pctHeight>0</wp14:pctHeight>
-                </wp14:sizeRelV>
-              </wp:anchor>
-            </w:drawing>
-          </mc:Choice>
-          <mc:Fallback>
-            <w:pict>
-              <v:rect w14:anchorId="5BA39FE2" id="Rectangle 87" o:spid="_x0000_s1026" style="position:absolute;margin-left:384.25pt;margin-top:205.85pt;width:17.75pt;height:7.9pt;z-index:251763712;visibility:visible;mso-wrap-style:square;mso-width-percent:0;mso-height-percent:0;mso-wrap-distance-left:9pt;mso-wrap-distance-top:0;mso-wrap-distance-right:9pt;mso-wrap-distance-bottom:0;mso-position-horizontal:absolute;mso-position-horizontal-relative:text;mso-position-vertical:absolute;mso-position-vertical-relative:text;mso-width-percent:0;mso-height-percent:0;mso-width-relative:margin;mso-height-relative:margin;v-text-anchor:middle" o:gfxdata="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" fillcolor="white [3212]" strokecolor="#030e13 [484]" strokeweight="1pt"/>
-            </w:pict>
-          </mc:Fallback>
-        </mc:AlternateContent>
-      </w:r>
-      <w:r>
-        <w:rPr>
-          <w:noProof/>
-          <w:sz w:val="28"/>
-          <w:szCs w:val="28"/>
-        </w:rPr>
-        <mc:AlternateContent>
-          <mc:Choice Requires="wps">
-            <w:drawing>
-              <wp:anchor distT="0" distB="0" distL="114300" distR="114300" simplePos="0" relativeHeight="251762688" behindDoc="0" locked="0" layoutInCell="1" allowOverlap="1" wp14:anchorId="7D625F33" wp14:editId="128C9E3A">
-                <wp:simplePos x="0" y="0"/>
-                <wp:positionH relativeFrom="column">
-                  <wp:posOffset>4974590</wp:posOffset>
-                </wp:positionH>
-                <wp:positionV relativeFrom="paragraph">
-                  <wp:posOffset>2560320</wp:posOffset>
+                  <wp:posOffset>3433445</wp:posOffset>
                 </wp:positionV>
                 <wp:extent cx="992505" cy="393065"/>
                 <wp:effectExtent l="57150" t="57150" r="74295" b="83185"/>
@@ -18726,7 +23100,7 @@
           </mc:Choice>
           <mc:Fallback>
             <w:pict>
-              <v:rect w14:anchorId="7D625F33" id="Rectangle 86" o:spid="_x0000_s1061" style="position:absolute;margin-left:391.7pt;margin-top:201.6pt;width:78.15pt;height:30.95pt;z-index:251762688;visibility:visible;mso-wrap-style:square;mso-width-percent:0;mso-height-percent:0;mso-wrap-distance-left:9pt;mso-wrap-distance-top:0;mso-wrap-distance-right:9pt;mso-wrap-distance-bottom:0;mso-position-horizontal:absolute;mso-position-horizontal-relative:text;mso-position-vertical:absolute;mso-position-vertical-relative:text;mso-width-percent:0;mso-height-percent:0;mso-width-relative:margin;mso-height-relative:margin;v-text-anchor:middle" o:gfxdata="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" fillcolor="white [3212]" strokecolor="#030e13 [484]" strokeweight="1pt">
+              <v:rect w14:anchorId="7D625F33" id="Rectangle 86" o:spid="_x0000_s1080" style="position:absolute;margin-left:255pt;margin-top:270.35pt;width:78.15pt;height:30.95pt;z-index:251762688;visibility:visible;mso-wrap-style:square;mso-width-percent:0;mso-height-percent:0;mso-wrap-distance-left:9pt;mso-wrap-distance-top:0;mso-wrap-distance-right:9pt;mso-wrap-distance-bottom:0;mso-position-horizontal:absolute;mso-position-horizontal-relative:text;mso-position-vertical:absolute;mso-position-vertical-relative:text;mso-width-percent:0;mso-height-percent:0;mso-width-relative:margin;mso-height-relative:margin;v-text-anchor:middle" o:gfxdata="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" fillcolor="white [3212]" strokecolor="#030e13 [484]" strokeweight="1pt">
                 <v:shadow on="t" type="perspective" color="black" opacity="26869f" origin="-.5,-.5" offset="0,0" matrix="64881f,,,64881f"/>
                 <v:textbox>
                   <w:txbxContent>
@@ -18748,127 +23122,24 @@
       <w:r>
         <w:rPr>
           <w:noProof/>
-          <w:sz w:val="26"/>
-          <w:szCs w:val="26"/>
+          <w:sz w:val="28"/>
+          <w:szCs w:val="28"/>
         </w:rPr>
         <mc:AlternateContent>
           <mc:Choice Requires="wps">
             <w:drawing>
-              <wp:anchor distT="0" distB="0" distL="114300" distR="114300" simplePos="0" relativeHeight="251765760" behindDoc="0" locked="0" layoutInCell="1" allowOverlap="1" wp14:anchorId="2912DC2B" wp14:editId="1966A9CB">
+              <wp:anchor distT="0" distB="0" distL="114300" distR="114300" simplePos="0" relativeHeight="251763712" behindDoc="0" locked="0" layoutInCell="1" allowOverlap="1" wp14:anchorId="76E4114B" wp14:editId="67038CDC">
                 <wp:simplePos x="0" y="0"/>
                 <wp:positionH relativeFrom="column">
-                  <wp:posOffset>5064760</wp:posOffset>
+                  <wp:posOffset>3143885</wp:posOffset>
                 </wp:positionH>
                 <wp:positionV relativeFrom="paragraph">
-                  <wp:posOffset>2528570</wp:posOffset>
+                  <wp:posOffset>3487420</wp:posOffset>
                 </wp:positionV>
-                <wp:extent cx="711835" cy="238125"/>
-                <wp:effectExtent l="0" t="0" r="0" b="0"/>
+                <wp:extent cx="225425" cy="100330"/>
+                <wp:effectExtent l="0" t="0" r="22225" b="13970"/>
                 <wp:wrapNone/>
-                <wp:docPr id="89" name="Text Box 89"/>
-                <wp:cNvGraphicFramePr/>
-                <a:graphic xmlns:a="http://schemas.openxmlformats.org/drawingml/2006/main">
-                  <a:graphicData uri="http://schemas.microsoft.com/office/word/2010/wordprocessingShape">
-                    <wps:wsp>
-                      <wps:cNvSpPr txBox="1"/>
-                      <wps:spPr>
-                        <a:xfrm>
-                          <a:off x="0" y="0"/>
-                          <a:ext cx="711835" cy="238125"/>
-                        </a:xfrm>
-                        <a:prstGeom prst="rect">
-                          <a:avLst/>
-                        </a:prstGeom>
-                        <a:noFill/>
-                        <a:ln w="6350">
-                          <a:noFill/>
-                        </a:ln>
-                      </wps:spPr>
-                      <wps:txbx>
-                        <w:txbxContent>
-                          <w:p>
-                            <w:pPr>
-                              <w:rPr>
-                                <w:sz w:val="16"/>
-                                <w:szCs w:val="16"/>
-                              </w:rPr>
-                            </w:pPr>
-                            <w:r>
-                              <w:rPr>
-                                <w:sz w:val="16"/>
-                                <w:szCs w:val="16"/>
-                              </w:rPr>
-                              <w:t>PostgreSQL</w:t>
-                            </w:r>
-                          </w:p>
-                        </w:txbxContent>
-                      </wps:txbx>
-                      <wps:bodyPr rot="0" spcFirstLastPara="0" vertOverflow="overflow" horzOverflow="overflow" vert="horz" wrap="square" lIns="91440" tIns="45720" rIns="91440" bIns="45720" numCol="1" spcCol="0" rtlCol="0" fromWordArt="0" anchor="t" anchorCtr="0" forceAA="0" compatLnSpc="1">
-                        <a:prstTxWarp prst="textNoShape">
-                          <a:avLst/>
-                        </a:prstTxWarp>
-                        <a:noAutofit/>
-                      </wps:bodyPr>
-                    </wps:wsp>
-                  </a:graphicData>
-                </a:graphic>
-                <wp14:sizeRelH relativeFrom="margin">
-                  <wp14:pctWidth>0</wp14:pctWidth>
-                </wp14:sizeRelH>
-                <wp14:sizeRelV relativeFrom="margin">
-                  <wp14:pctHeight>0</wp14:pctHeight>
-                </wp14:sizeRelV>
-              </wp:anchor>
-            </w:drawing>
-          </mc:Choice>
-          <mc:Fallback>
-            <w:pict>
-              <v:shape w14:anchorId="2912DC2B" id="Text Box 89" o:spid="_x0000_s1062" type="#_x0000_t202" style="position:absolute;margin-left:398.8pt;margin-top:199.1pt;width:56.05pt;height:18.75pt;z-index:251765760;visibility:visible;mso-wrap-style:square;mso-width-percent:0;mso-height-percent:0;mso-wrap-distance-left:9pt;mso-wrap-distance-top:0;mso-wrap-distance-right:9pt;mso-wrap-distance-bottom:0;mso-position-horizontal:absolute;mso-position-horizontal-relative:text;mso-position-vertical:absolute;mso-position-vertical-relative:text;mso-width-percent:0;mso-height-percent:0;mso-width-relative:margin;mso-height-relative:margin;v-text-anchor:top" o:gfxdata="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" filled="f" stroked="f" strokeweight=".5pt">
-                <v:textbox>
-                  <w:txbxContent>
-                    <w:p>
-                      <w:pPr>
-                        <w:rPr>
-                          <w:sz w:val="16"/>
-                          <w:szCs w:val="16"/>
-                        </w:rPr>
-                      </w:pPr>
-                      <w:r>
-                        <w:rPr>
-                          <w:sz w:val="16"/>
-                          <w:szCs w:val="16"/>
-                        </w:rPr>
-                        <w:t>PostgreSQL</w:t>
-                      </w:r>
-                    </w:p>
-                  </w:txbxContent>
-                </v:textbox>
-              </v:shape>
-            </w:pict>
-          </mc:Fallback>
-        </mc:AlternateContent>
-      </w:r>
-      <w:r>
-        <w:rPr>
-          <w:noProof/>
-          <w:sz w:val="28"/>
-          <w:szCs w:val="28"/>
-        </w:rPr>
-        <mc:AlternateContent>
-          <mc:Choice Requires="wps">
-            <w:drawing>
-              <wp:anchor distT="0" distB="0" distL="114300" distR="114300" simplePos="0" relativeHeight="251759616" behindDoc="0" locked="0" layoutInCell="1" allowOverlap="1" wp14:anchorId="7A5486B8" wp14:editId="24C0F43E">
-                <wp:simplePos x="0" y="0"/>
-                <wp:positionH relativeFrom="column">
-                  <wp:posOffset>2224405</wp:posOffset>
-                </wp:positionH>
-                <wp:positionV relativeFrom="paragraph">
-                  <wp:posOffset>2756535</wp:posOffset>
-                </wp:positionV>
-                <wp:extent cx="205105" cy="100330"/>
-                <wp:effectExtent l="0" t="0" r="23495" b="13970"/>
-                <wp:wrapNone/>
-                <wp:docPr id="81" name="Rectangle 81"/>
+                <wp:docPr id="87" name="Rectangle 87"/>
                 <wp:cNvGraphicFramePr/>
                 <a:graphic xmlns:a="http://schemas.openxmlformats.org/drawingml/2006/main">
                   <a:graphicData uri="http://schemas.microsoft.com/office/word/2010/wordprocessingShape">
@@ -18877,7 +23148,7 @@
                       <wps:spPr>
                         <a:xfrm>
                           <a:off x="0" y="0"/>
-                          <a:ext cx="205105" cy="100330"/>
+                          <a:ext cx="225425" cy="100330"/>
                         </a:xfrm>
                         <a:prstGeom prst="rect">
                           <a:avLst/>
@@ -18922,7 +23193,7 @@
           </mc:Choice>
           <mc:Fallback>
             <w:pict>
-              <v:rect w14:anchorId="69498B11" id="Rectangle 81" o:spid="_x0000_s1026" style="position:absolute;margin-left:175.15pt;margin-top:217.05pt;width:16.15pt;height:7.9pt;z-index:251759616;visibility:visible;mso-wrap-style:square;mso-width-percent:0;mso-height-percent:0;mso-wrap-distance-left:9pt;mso-wrap-distance-top:0;mso-wrap-distance-right:9pt;mso-wrap-distance-bottom:0;mso-position-horizontal:absolute;mso-position-horizontal-relative:text;mso-position-vertical:absolute;mso-position-vertical-relative:text;mso-width-percent:0;mso-height-percent:0;mso-width-relative:margin;mso-height-relative:margin;v-text-anchor:middle" o:gfxdata="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" fillcolor="white [3212]" strokecolor="#030e13 [484]" strokeweight="1pt"/>
+              <v:rect w14:anchorId="16BA3123" id="Rectangle 87" o:spid="_x0000_s1026" style="position:absolute;margin-left:247.55pt;margin-top:274.6pt;width:17.75pt;height:7.9pt;z-index:251763712;visibility:visible;mso-wrap-style:square;mso-width-percent:0;mso-height-percent:0;mso-wrap-distance-left:9pt;mso-wrap-distance-top:0;mso-wrap-distance-right:9pt;mso-wrap-distance-bottom:0;mso-position-horizontal:absolute;mso-position-horizontal-relative:text;mso-position-vertical:absolute;mso-position-vertical-relative:text;mso-width-percent:0;mso-height-percent:0;mso-width-relative:margin;mso-height-relative:margin;v-text-anchor:middle" o:gfxdata="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" fillcolor="white [3212]" strokecolor="#030e13 [484]" strokeweight="1pt"/>
             </w:pict>
           </mc:Fallback>
         </mc:AlternateContent>
@@ -18936,18 +23207,18 @@
         <mc:AlternateContent>
           <mc:Choice Requires="wps">
             <w:drawing>
-              <wp:anchor distT="0" distB="0" distL="114300" distR="114300" simplePos="0" relativeHeight="251758592" behindDoc="0" locked="0" layoutInCell="1" allowOverlap="1" wp14:anchorId="48B0E8AC" wp14:editId="4BB2C874">
+              <wp:anchor distT="0" distB="0" distL="114300" distR="114300" simplePos="0" relativeHeight="251764736" behindDoc="0" locked="0" layoutInCell="1" allowOverlap="1" wp14:anchorId="73BB398E" wp14:editId="5844EB4B">
                 <wp:simplePos x="0" y="0"/>
                 <wp:positionH relativeFrom="column">
-                  <wp:posOffset>2222500</wp:posOffset>
+                  <wp:posOffset>3145790</wp:posOffset>
                 </wp:positionH>
                 <wp:positionV relativeFrom="paragraph">
-                  <wp:posOffset>2556510</wp:posOffset>
+                  <wp:posOffset>3687445</wp:posOffset>
                 </wp:positionV>
-                <wp:extent cx="205105" cy="100330"/>
-                <wp:effectExtent l="0" t="0" r="23495" b="13970"/>
+                <wp:extent cx="225425" cy="100330"/>
+                <wp:effectExtent l="0" t="0" r="22225" b="13970"/>
                 <wp:wrapNone/>
-                <wp:docPr id="80" name="Rectangle 80"/>
+                <wp:docPr id="88" name="Rectangle 88"/>
                 <wp:cNvGraphicFramePr/>
                 <a:graphic xmlns:a="http://schemas.openxmlformats.org/drawingml/2006/main">
                   <a:graphicData uri="http://schemas.microsoft.com/office/word/2010/wordprocessingShape">
@@ -18956,7 +23227,7 @@
                       <wps:spPr>
                         <a:xfrm>
                           <a:off x="0" y="0"/>
-                          <a:ext cx="205105" cy="100330"/>
+                          <a:ext cx="225425" cy="100330"/>
                         </a:xfrm>
                         <a:prstGeom prst="rect">
                           <a:avLst/>
@@ -19001,7 +23272,7 @@
           </mc:Choice>
           <mc:Fallback>
             <w:pict>
-              <v:rect w14:anchorId="18F001BB" id="Rectangle 80" o:spid="_x0000_s1026" style="position:absolute;margin-left:175pt;margin-top:201.3pt;width:16.15pt;height:7.9pt;z-index:251758592;visibility:visible;mso-wrap-style:square;mso-width-percent:0;mso-height-percent:0;mso-wrap-distance-left:9pt;mso-wrap-distance-top:0;mso-wrap-distance-right:9pt;mso-wrap-distance-bottom:0;mso-position-horizontal:absolute;mso-position-horizontal-relative:text;mso-position-vertical:absolute;mso-position-vertical-relative:text;mso-width-percent:0;mso-height-percent:0;mso-width-relative:margin;mso-height-relative:margin;v-text-anchor:middle" o:gfxdata="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" fillcolor="white [3212]" strokecolor="#030e13 [484]" strokeweight="1pt"/>
+              <v:rect w14:anchorId="06735818" id="Rectangle 88" o:spid="_x0000_s1026" style="position:absolute;margin-left:247.7pt;margin-top:290.35pt;width:17.75pt;height:7.9pt;z-index:251764736;visibility:visible;mso-wrap-style:square;mso-width-percent:0;mso-height-percent:0;mso-wrap-distance-left:9pt;mso-wrap-distance-top:0;mso-wrap-distance-right:9pt;mso-wrap-distance-bottom:0;mso-position-horizontal:absolute;mso-position-horizontal-relative:text;mso-position-vertical:absolute;mso-position-vertical-relative:text;mso-width-percent:0;mso-height-percent:0;mso-width-relative:margin;mso-height-relative:margin;v-text-anchor:middle" o:gfxdata="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" fillcolor="white [3212]" strokecolor="#030e13 [484]" strokeweight="1pt"/>
             </w:pict>
           </mc:Fallback>
         </mc:AlternateContent>
@@ -19009,19 +23280,382 @@
       <w:r>
         <w:rPr>
           <w:noProof/>
-          <w:sz w:val="28"/>
-          <w:szCs w:val="28"/>
+          <w:sz w:val="26"/>
+          <w:szCs w:val="26"/>
         </w:rPr>
         <mc:AlternateContent>
           <mc:Choice Requires="wps">
             <w:drawing>
-              <wp:anchor distT="0" distB="0" distL="114300" distR="114300" simplePos="0" relativeHeight="251757568" behindDoc="0" locked="0" layoutInCell="1" allowOverlap="1" wp14:anchorId="631B5D18" wp14:editId="3430B594">
+              <wp:anchor distT="0" distB="0" distL="114300" distR="114300" simplePos="0" relativeHeight="251735040" behindDoc="0" locked="0" layoutInCell="1" allowOverlap="1" wp14:anchorId="33A1865D" wp14:editId="2B57898F">
                 <wp:simplePos x="0" y="0"/>
                 <wp:positionH relativeFrom="column">
-                  <wp:posOffset>2352040</wp:posOffset>
+                  <wp:posOffset>3028950</wp:posOffset>
                 </wp:positionH>
                 <wp:positionV relativeFrom="paragraph">
-                  <wp:posOffset>2502535</wp:posOffset>
+                  <wp:posOffset>1053465</wp:posOffset>
+                </wp:positionV>
+                <wp:extent cx="1485900" cy="2922270"/>
+                <wp:effectExtent l="0" t="0" r="19050" b="11430"/>
+                <wp:wrapNone/>
+                <wp:docPr id="65" name="Cube 65"/>
+                <wp:cNvGraphicFramePr/>
+                <a:graphic xmlns:a="http://schemas.openxmlformats.org/drawingml/2006/main">
+                  <a:graphicData uri="http://schemas.microsoft.com/office/word/2010/wordprocessingShape">
+                    <wps:wsp>
+                      <wps:cNvSpPr/>
+                      <wps:spPr>
+                        <a:xfrm>
+                          <a:off x="0" y="0"/>
+                          <a:ext cx="1485900" cy="2922270"/>
+                        </a:xfrm>
+                        <a:prstGeom prst="cube">
+                          <a:avLst>
+                            <a:gd name="adj" fmla="val 6547"/>
+                          </a:avLst>
+                        </a:prstGeom>
+                        <a:solidFill>
+                          <a:schemeClr val="bg1"/>
+                        </a:solidFill>
+                      </wps:spPr>
+                      <wps:style>
+                        <a:lnRef idx="2">
+                          <a:schemeClr val="accent1">
+                            <a:shade val="15000"/>
+                          </a:schemeClr>
+                        </a:lnRef>
+                        <a:fillRef idx="1">
+                          <a:schemeClr val="accent1"/>
+                        </a:fillRef>
+                        <a:effectRef idx="0">
+                          <a:schemeClr val="accent1"/>
+                        </a:effectRef>
+                        <a:fontRef idx="minor">
+                          <a:schemeClr val="lt1"/>
+                        </a:fontRef>
+                      </wps:style>
+                      <wps:bodyPr rot="0" spcFirstLastPara="0" vertOverflow="overflow" horzOverflow="overflow" vert="horz" wrap="square" lIns="91440" tIns="45720" rIns="91440" bIns="45720" numCol="1" spcCol="0" rtlCol="0" fromWordArt="0" anchor="ctr" anchorCtr="0" forceAA="0" compatLnSpc="1">
+                        <a:prstTxWarp prst="textNoShape">
+                          <a:avLst/>
+                        </a:prstTxWarp>
+                        <a:noAutofit/>
+                      </wps:bodyPr>
+                    </wps:wsp>
+                  </a:graphicData>
+                </a:graphic>
+                <wp14:sizeRelH relativeFrom="margin">
+                  <wp14:pctWidth>0</wp14:pctWidth>
+                </wp14:sizeRelH>
+                <wp14:sizeRelV relativeFrom="margin">
+                  <wp14:pctHeight>0</wp14:pctHeight>
+                </wp14:sizeRelV>
+              </wp:anchor>
+            </w:drawing>
+          </mc:Choice>
+          <mc:Fallback>
+            <w:pict>
+              <v:shape w14:anchorId="453B43DA" id="Cube 65" o:spid="_x0000_s1026" type="#_x0000_t16" style="position:absolute;margin-left:238.5pt;margin-top:82.95pt;width:117pt;height:230.1pt;z-index:251735040;visibility:visible;mso-wrap-style:square;mso-width-percent:0;mso-height-percent:0;mso-wrap-distance-left:9pt;mso-wrap-distance-top:0;mso-wrap-distance-right:9pt;mso-wrap-distance-bottom:0;mso-position-horizontal:absolute;mso-position-horizontal-relative:text;mso-position-vertical:absolute;mso-position-vertical-relative:text;mso-width-percent:0;mso-height-percent:0;mso-width-relative:margin;mso-height-relative:margin;v-text-anchor:middle" o:gfxdata="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" adj="1414" fillcolor="white [3212]" strokecolor="#030e13 [484]" strokeweight="1pt"/>
+            </w:pict>
+          </mc:Fallback>
+        </mc:AlternateContent>
+      </w:r>
+    </w:p>
+    <w:p>
+      <w:pPr>
+        <w:ind w:left="360"/>
+        <w:rPr>
+          <w:sz w:val="26"/>
+          <w:szCs w:val="26"/>
+        </w:rPr>
+      </w:pPr>
+    </w:p>
+    <w:p>
+      <w:pPr>
+        <w:jc w:val="both"/>
+        <w:rPr>
+          <w:sz w:val="28"/>
+          <w:szCs w:val="28"/>
+        </w:rPr>
+      </w:pPr>
+    </w:p>
+    <w:p>
+      <w:pPr>
+        <w:jc w:val="both"/>
+        <w:rPr>
+          <w:sz w:val="28"/>
+          <w:szCs w:val="28"/>
+        </w:rPr>
+      </w:pPr>
+      <w:r>
+        <w:rPr>
+          <w:noProof/>
+          <w:sz w:val="26"/>
+          <w:szCs w:val="26"/>
+        </w:rPr>
+        <mc:AlternateContent>
+          <mc:Choice Requires="wps">
+            <w:drawing>
+              <wp:anchor distT="0" distB="0" distL="114300" distR="114300" simplePos="0" relativeHeight="251778048" behindDoc="0" locked="0" layoutInCell="1" allowOverlap="1" wp14:anchorId="70B7952F" wp14:editId="7E8BF271">
+                <wp:simplePos x="0" y="0"/>
+                <wp:positionH relativeFrom="column">
+                  <wp:posOffset>3102047</wp:posOffset>
+                </wp:positionH>
+                <wp:positionV relativeFrom="paragraph">
+                  <wp:posOffset>1751965</wp:posOffset>
+                </wp:positionV>
+                <wp:extent cx="1348105" cy="266065"/>
+                <wp:effectExtent l="0" t="0" r="0" b="0"/>
+                <wp:wrapNone/>
+                <wp:docPr id="96" name="Text Box 96"/>
+                <wp:cNvGraphicFramePr/>
+                <a:graphic xmlns:a="http://schemas.openxmlformats.org/drawingml/2006/main">
+                  <a:graphicData uri="http://schemas.microsoft.com/office/word/2010/wordprocessingShape">
+                    <wps:wsp>
+                      <wps:cNvSpPr txBox="1"/>
+                      <wps:spPr>
+                        <a:xfrm rot="5400000">
+                          <a:off x="0" y="0"/>
+                          <a:ext cx="1348105" cy="266065"/>
+                        </a:xfrm>
+                        <a:prstGeom prst="rect">
+                          <a:avLst/>
+                        </a:prstGeom>
+                        <a:noFill/>
+                        <a:ln w="6350">
+                          <a:noFill/>
+                        </a:ln>
+                      </wps:spPr>
+                      <wps:txbx>
+                        <w:txbxContent>
+                          <w:p>
+                            <w:pPr>
+                              <w:rPr>
+                                <w:sz w:val="18"/>
+                                <w:szCs w:val="18"/>
+                              </w:rPr>
+                            </w:pPr>
+                            <w:r>
+                              <w:rPr>
+                                <w:sz w:val="18"/>
+                                <w:szCs w:val="18"/>
+                              </w:rPr>
+                              <w:t>PL/</w:t>
+                            </w:r>
+                            <w:proofErr w:type="spellStart"/>
+                            <w:r>
+                              <w:rPr>
+                                <w:sz w:val="18"/>
+                                <w:szCs w:val="18"/>
+                              </w:rPr>
+                              <w:t>P</w:t>
+                            </w:r>
+                            <w:r>
+                              <w:rPr>
+                                <w:sz w:val="18"/>
+                                <w:szCs w:val="18"/>
+                              </w:rPr>
+                              <w:t>g</w:t>
+                            </w:r>
+                            <w:r>
+                              <w:rPr>
+                                <w:sz w:val="18"/>
+                                <w:szCs w:val="18"/>
+                              </w:rPr>
+                              <w:t>SQL</w:t>
+                            </w:r>
+                            <w:proofErr w:type="spellEnd"/>
+                            <w:r>
+                              <w:rPr>
+                                <w:sz w:val="18"/>
+                                <w:szCs w:val="18"/>
+                              </w:rPr>
+                              <w:t xml:space="preserve"> </w:t>
+                            </w:r>
+                            <w:r>
+                              <w:rPr>
+                                <w:sz w:val="18"/>
+                                <w:szCs w:val="18"/>
+                              </w:rPr>
+                              <w:t>(TCP 5432)</w:t>
+                            </w:r>
+                          </w:p>
+                        </w:txbxContent>
+                      </wps:txbx>
+                      <wps:bodyPr rot="0" spcFirstLastPara="0" vertOverflow="overflow" horzOverflow="overflow" vert="horz" wrap="square" lIns="91440" tIns="45720" rIns="91440" bIns="45720" numCol="1" spcCol="0" rtlCol="0" fromWordArt="0" anchor="t" anchorCtr="0" forceAA="0" compatLnSpc="1">
+                        <a:prstTxWarp prst="textNoShape">
+                          <a:avLst/>
+                        </a:prstTxWarp>
+                        <a:noAutofit/>
+                      </wps:bodyPr>
+                    </wps:wsp>
+                  </a:graphicData>
+                </a:graphic>
+                <wp14:sizeRelH relativeFrom="margin">
+                  <wp14:pctWidth>0</wp14:pctWidth>
+                </wp14:sizeRelH>
+                <wp14:sizeRelV relativeFrom="margin">
+                  <wp14:pctHeight>0</wp14:pctHeight>
+                </wp14:sizeRelV>
+              </wp:anchor>
+            </w:drawing>
+          </mc:Choice>
+          <mc:Fallback>
+            <w:pict>
+              <v:shape w14:anchorId="70B7952F" id="Text Box 96" o:spid="_x0000_s1081" type="#_x0000_t202" style="position:absolute;left:0;text-align:left;margin-left:244.25pt;margin-top:137.95pt;width:106.15pt;height:20.95pt;rotation:90;z-index:251778048;visibility:visible;mso-wrap-style:square;mso-width-percent:0;mso-height-percent:0;mso-wrap-distance-left:9pt;mso-wrap-distance-top:0;mso-wrap-distance-right:9pt;mso-wrap-distance-bottom:0;mso-position-horizontal:absolute;mso-position-horizontal-relative:text;mso-position-vertical:absolute;mso-position-vertical-relative:text;mso-width-percent:0;mso-height-percent:0;mso-width-relative:margin;mso-height-relative:margin;v-text-anchor:top" o:gfxdata="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" filled="f" stroked="f" strokeweight=".5pt">
+                <v:textbox>
+                  <w:txbxContent>
+                    <w:p>
+                      <w:pPr>
+                        <w:rPr>
+                          <w:sz w:val="18"/>
+                          <w:szCs w:val="18"/>
+                        </w:rPr>
+                      </w:pPr>
+                      <w:r>
+                        <w:rPr>
+                          <w:sz w:val="18"/>
+                          <w:szCs w:val="18"/>
+                        </w:rPr>
+                        <w:t>PL/</w:t>
+                      </w:r>
+                      <w:proofErr w:type="spellStart"/>
+                      <w:r>
+                        <w:rPr>
+                          <w:sz w:val="18"/>
+                          <w:szCs w:val="18"/>
+                        </w:rPr>
+                        <w:t>P</w:t>
+                      </w:r>
+                      <w:r>
+                        <w:rPr>
+                          <w:sz w:val="18"/>
+                          <w:szCs w:val="18"/>
+                        </w:rPr>
+                        <w:t>g</w:t>
+                      </w:r>
+                      <w:r>
+                        <w:rPr>
+                          <w:sz w:val="18"/>
+                          <w:szCs w:val="18"/>
+                        </w:rPr>
+                        <w:t>SQL</w:t>
+                      </w:r>
+                      <w:proofErr w:type="spellEnd"/>
+                      <w:r>
+                        <w:rPr>
+                          <w:sz w:val="18"/>
+                          <w:szCs w:val="18"/>
+                        </w:rPr>
+                        <w:t xml:space="preserve"> </w:t>
+                      </w:r>
+                      <w:r>
+                        <w:rPr>
+                          <w:sz w:val="18"/>
+                          <w:szCs w:val="18"/>
+                        </w:rPr>
+                        <w:t>(TCP 5432)</w:t>
+                      </w:r>
+                    </w:p>
+                  </w:txbxContent>
+                </v:textbox>
+              </v:shape>
+            </w:pict>
+          </mc:Fallback>
+        </mc:AlternateContent>
+      </w:r>
+      <w:r>
+        <w:rPr>
+          <w:noProof/>
+          <w:sz w:val="26"/>
+          <w:szCs w:val="26"/>
+        </w:rPr>
+        <mc:AlternateContent>
+          <mc:Choice Requires="wps">
+            <w:drawing>
+              <wp:anchor distT="0" distB="0" distL="114300" distR="114300" simplePos="0" relativeHeight="251772928" behindDoc="0" locked="0" layoutInCell="1" allowOverlap="1" wp14:anchorId="417E9C67" wp14:editId="1C6946FC">
+                <wp:simplePos x="0" y="0"/>
+                <wp:positionH relativeFrom="column">
+                  <wp:posOffset>3657912</wp:posOffset>
+                </wp:positionH>
+                <wp:positionV relativeFrom="paragraph">
+                  <wp:posOffset>1139110</wp:posOffset>
+                </wp:positionV>
+                <wp:extent cx="45719" cy="1238491"/>
+                <wp:effectExtent l="38100" t="0" r="69215" b="57150"/>
+                <wp:wrapNone/>
+                <wp:docPr id="93" name="Straight Arrow Connector 93"/>
+                <wp:cNvGraphicFramePr/>
+                <a:graphic xmlns:a="http://schemas.openxmlformats.org/drawingml/2006/main">
+                  <a:graphicData uri="http://schemas.microsoft.com/office/word/2010/wordprocessingShape">
+                    <wps:wsp>
+                      <wps:cNvCnPr/>
+                      <wps:spPr>
+                        <a:xfrm>
+                          <a:off x="0" y="0"/>
+                          <a:ext cx="45719" cy="1238491"/>
+                        </a:xfrm>
+                        <a:prstGeom prst="straightConnector1">
+                          <a:avLst/>
+                        </a:prstGeom>
+                        <a:ln>
+                          <a:solidFill>
+                            <a:schemeClr val="tx1"/>
+                          </a:solidFill>
+                          <a:prstDash val="lgDash"/>
+                          <a:tailEnd type="triangle"/>
+                        </a:ln>
+                      </wps:spPr>
+                      <wps:style>
+                        <a:lnRef idx="1">
+                          <a:schemeClr val="accent1"/>
+                        </a:lnRef>
+                        <a:fillRef idx="0">
+                          <a:schemeClr val="accent1"/>
+                        </a:fillRef>
+                        <a:effectRef idx="0">
+                          <a:schemeClr val="accent1"/>
+                        </a:effectRef>
+                        <a:fontRef idx="minor">
+                          <a:schemeClr val="tx1"/>
+                        </a:fontRef>
+                      </wps:style>
+                      <wps:bodyPr/>
+                    </wps:wsp>
+                  </a:graphicData>
+                </a:graphic>
+                <wp14:sizeRelH relativeFrom="margin">
+                  <wp14:pctWidth>0</wp14:pctWidth>
+                </wp14:sizeRelH>
+                <wp14:sizeRelV relativeFrom="margin">
+                  <wp14:pctHeight>0</wp14:pctHeight>
+                </wp14:sizeRelV>
+              </wp:anchor>
+            </w:drawing>
+          </mc:Choice>
+          <mc:Fallback>
+            <w:pict>
+              <v:shape w14:anchorId="5E4F1F24" id="Straight Arrow Connector 93" o:spid="_x0000_s1026" type="#_x0000_t32" style="position:absolute;margin-left:4in;margin-top:89.7pt;width:3.6pt;height:97.5pt;z-index:251772928;visibility:visible;mso-wrap-style:square;mso-width-percent:0;mso-height-percent:0;mso-wrap-distance-left:9pt;mso-wrap-distance-top:0;mso-wrap-distance-right:9pt;mso-wrap-distance-bottom:0;mso-position-horizontal:absolute;mso-position-horizontal-relative:text;mso-position-vertical:absolute;mso-position-vertical-relative:text;mso-width-percent:0;mso-height-percent:0;mso-width-relative:margin;mso-height-relative:margin" o:gfxdata="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" strokecolor="black [3213]" strokeweight=".5pt">
+                <v:stroke dashstyle="longDash" endarrow="block" joinstyle="miter"/>
+              </v:shape>
+            </w:pict>
+          </mc:Fallback>
+        </mc:AlternateContent>
+      </w:r>
+      <w:r>
+        <w:rPr>
+          <w:noProof/>
+          <w:sz w:val="28"/>
+          <w:szCs w:val="28"/>
+        </w:rPr>
+        <mc:AlternateContent>
+          <mc:Choice Requires="wps">
+            <w:drawing>
+              <wp:anchor distT="0" distB="0" distL="114300" distR="114300" simplePos="0" relativeHeight="251757568" behindDoc="0" locked="0" layoutInCell="1" allowOverlap="1" wp14:anchorId="631B5D18" wp14:editId="78F2DB0D">
+                <wp:simplePos x="0" y="0"/>
+                <wp:positionH relativeFrom="column">
+                  <wp:posOffset>3331845</wp:posOffset>
+                </wp:positionH>
+                <wp:positionV relativeFrom="paragraph">
+                  <wp:posOffset>720090</wp:posOffset>
                 </wp:positionV>
                 <wp:extent cx="902335" cy="393065"/>
                 <wp:effectExtent l="57150" t="57150" r="69215" b="83185"/>
@@ -19099,7 +23733,7 @@
           </mc:Choice>
           <mc:Fallback>
             <w:pict>
-              <v:rect w14:anchorId="631B5D18" id="Rectangle 79" o:spid="_x0000_s1063" style="position:absolute;margin-left:185.2pt;margin-top:197.05pt;width:71.05pt;height:30.95pt;z-index:251757568;visibility:visible;mso-wrap-style:square;mso-width-percent:0;mso-height-percent:0;mso-wrap-distance-left:9pt;mso-wrap-distance-top:0;mso-wrap-distance-right:9pt;mso-wrap-distance-bottom:0;mso-position-horizontal:absolute;mso-position-horizontal-relative:text;mso-position-vertical:absolute;mso-position-vertical-relative:text;mso-width-percent:0;mso-height-percent:0;mso-width-relative:margin;mso-height-relative:margin;v-text-anchor:middle" o:gfxdata="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" fillcolor="white [3212]" strokecolor="#030e13 [484]" strokeweight="1pt">
+              <v:rect w14:anchorId="631B5D18" id="Rectangle 79" o:spid="_x0000_s1082" style="position:absolute;left:0;text-align:left;margin-left:262.35pt;margin-top:56.7pt;width:71.05pt;height:30.95pt;z-index:251757568;visibility:visible;mso-wrap-style:square;mso-width-percent:0;mso-height-percent:0;mso-wrap-distance-left:9pt;mso-wrap-distance-top:0;mso-wrap-distance-right:9pt;mso-wrap-distance-bottom:0;mso-position-horizontal:absolute;mso-position-horizontal-relative:text;mso-position-vertical:absolute;mso-position-vertical-relative:text;mso-width-percent:0;mso-height-percent:0;mso-width-relative:margin;mso-height-relative:margin;v-text-anchor:middle" o:gfxdata="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" fillcolor="white [3212]" strokecolor="#030e13 [484]" strokeweight="1pt">
                 <v:shadow on="t" type="perspective" color="black" opacity="26869f" origin="-.5,-.5" offset="0,0" matrix="64881f,,,64881f"/>
                 <v:textbox>
                   <w:txbxContent>
@@ -19121,230 +23755,24 @@
       <w:r>
         <w:rPr>
           <w:noProof/>
-          <w:sz w:val="26"/>
-          <w:szCs w:val="26"/>
+          <w:sz w:val="28"/>
+          <w:szCs w:val="28"/>
         </w:rPr>
         <mc:AlternateContent>
           <mc:Choice Requires="wps">
             <w:drawing>
-              <wp:anchor distT="0" distB="0" distL="114300" distR="114300" simplePos="0" relativeHeight="251755520" behindDoc="0" locked="0" layoutInCell="1" allowOverlap="1" wp14:anchorId="709E5880" wp14:editId="7B7E37D4">
+              <wp:anchor distT="0" distB="0" distL="114300" distR="114300" simplePos="0" relativeHeight="251758592" behindDoc="0" locked="0" layoutInCell="1" allowOverlap="1" wp14:anchorId="48B0E8AC" wp14:editId="72DF3B4D">
                 <wp:simplePos x="0" y="0"/>
                 <wp:positionH relativeFrom="column">
-                  <wp:posOffset>2108835</wp:posOffset>
+                  <wp:posOffset>3202305</wp:posOffset>
                 </wp:positionH>
                 <wp:positionV relativeFrom="paragraph">
-                  <wp:posOffset>1777365</wp:posOffset>
-                </wp:positionV>
-                <wp:extent cx="1358900" cy="278130"/>
-                <wp:effectExtent l="0" t="0" r="0" b="7620"/>
-                <wp:wrapNone/>
-                <wp:docPr id="78" name="Text Box 78"/>
-                <wp:cNvGraphicFramePr/>
-                <a:graphic xmlns:a="http://schemas.openxmlformats.org/drawingml/2006/main">
-                  <a:graphicData uri="http://schemas.microsoft.com/office/word/2010/wordprocessingShape">
-                    <wps:wsp>
-                      <wps:cNvSpPr txBox="1"/>
-                      <wps:spPr>
-                        <a:xfrm>
-                          <a:off x="0" y="0"/>
-                          <a:ext cx="1358900" cy="278130"/>
-                        </a:xfrm>
-                        <a:prstGeom prst="rect">
-                          <a:avLst/>
-                        </a:prstGeom>
-                        <a:noFill/>
-                        <a:ln w="6350">
-                          <a:noFill/>
-                        </a:ln>
-                      </wps:spPr>
-                      <wps:txbx>
-                        <w:txbxContent>
-                          <w:p>
-                            <w:pPr>
-                              <w:rPr>
-                                <w:sz w:val="20"/>
-                                <w:szCs w:val="20"/>
-                              </w:rPr>
-                            </w:pPr>
-                            <w:r>
-                              <w:rPr>
-                                <w:sz w:val="20"/>
-                                <w:szCs w:val="20"/>
-                              </w:rPr>
-                              <w:t>Serveur d’application</w:t>
-                            </w:r>
-                          </w:p>
-                        </w:txbxContent>
-                      </wps:txbx>
-                      <wps:bodyPr rot="0" spcFirstLastPara="0" vertOverflow="overflow" horzOverflow="overflow" vert="horz" wrap="square" lIns="91440" tIns="45720" rIns="91440" bIns="45720" numCol="1" spcCol="0" rtlCol="0" fromWordArt="0" anchor="t" anchorCtr="0" forceAA="0" compatLnSpc="1">
-                        <a:prstTxWarp prst="textNoShape">
-                          <a:avLst/>
-                        </a:prstTxWarp>
-                        <a:noAutofit/>
-                      </wps:bodyPr>
-                    </wps:wsp>
-                  </a:graphicData>
-                </a:graphic>
-                <wp14:sizeRelH relativeFrom="margin">
-                  <wp14:pctWidth>0</wp14:pctWidth>
-                </wp14:sizeRelH>
-                <wp14:sizeRelV relativeFrom="margin">
-                  <wp14:pctHeight>0</wp14:pctHeight>
-                </wp14:sizeRelV>
-              </wp:anchor>
-            </w:drawing>
-          </mc:Choice>
-          <mc:Fallback>
-            <w:pict>
-              <v:shape w14:anchorId="709E5880" id="Text Box 78" o:spid="_x0000_s1064" type="#_x0000_t202" style="position:absolute;margin-left:166.05pt;margin-top:139.95pt;width:107pt;height:21.9pt;z-index:251755520;visibility:visible;mso-wrap-style:square;mso-width-percent:0;mso-height-percent:0;mso-wrap-distance-left:9pt;mso-wrap-distance-top:0;mso-wrap-distance-right:9pt;mso-wrap-distance-bottom:0;mso-position-horizontal:absolute;mso-position-horizontal-relative:text;mso-position-vertical:absolute;mso-position-vertical-relative:text;mso-width-percent:0;mso-height-percent:0;mso-width-relative:margin;mso-height-relative:margin;v-text-anchor:top" o:gfxdata="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" filled="f" stroked="f" strokeweight=".5pt">
-                <v:textbox>
-                  <w:txbxContent>
-                    <w:p>
-                      <w:pPr>
-                        <w:rPr>
-                          <w:sz w:val="20"/>
-                          <w:szCs w:val="20"/>
-                        </w:rPr>
-                      </w:pPr>
-                      <w:r>
-                        <w:rPr>
-                          <w:sz w:val="20"/>
-                          <w:szCs w:val="20"/>
-                        </w:rPr>
-                        <w:t>Serveur d’application</w:t>
-                      </w:r>
-                    </w:p>
-                  </w:txbxContent>
-                </v:textbox>
-              </v:shape>
-            </w:pict>
-          </mc:Fallback>
-        </mc:AlternateContent>
-      </w:r>
-      <w:r>
-        <w:rPr>
-          <w:noProof/>
-          <w:sz w:val="26"/>
-          <w:szCs w:val="26"/>
-        </w:rPr>
-        <mc:AlternateContent>
-          <mc:Choice Requires="wps">
-            <w:drawing>
-              <wp:anchor distT="0" distB="0" distL="114300" distR="114300" simplePos="0" relativeHeight="251751424" behindDoc="0" locked="0" layoutInCell="1" allowOverlap="1" wp14:anchorId="27DC2AD7" wp14:editId="35A1C7BA">
-                <wp:simplePos x="0" y="0"/>
-                <wp:positionH relativeFrom="column">
-                  <wp:posOffset>-41910</wp:posOffset>
-                </wp:positionH>
-                <wp:positionV relativeFrom="paragraph">
-                  <wp:posOffset>2867660</wp:posOffset>
-                </wp:positionV>
-                <wp:extent cx="930275" cy="429260"/>
-                <wp:effectExtent l="0" t="0" r="0" b="0"/>
-                <wp:wrapNone/>
-                <wp:docPr id="76" name="Text Box 76"/>
-                <wp:cNvGraphicFramePr/>
-                <a:graphic xmlns:a="http://schemas.openxmlformats.org/drawingml/2006/main">
-                  <a:graphicData uri="http://schemas.microsoft.com/office/word/2010/wordprocessingShape">
-                    <wps:wsp>
-                      <wps:cNvSpPr txBox="1"/>
-                      <wps:spPr>
-                        <a:xfrm>
-                          <a:off x="0" y="0"/>
-                          <a:ext cx="930275" cy="429260"/>
-                        </a:xfrm>
-                        <a:prstGeom prst="rect">
-                          <a:avLst/>
-                        </a:prstGeom>
-                        <a:noFill/>
-                        <a:ln w="6350">
-                          <a:noFill/>
-                        </a:ln>
-                      </wps:spPr>
-                      <wps:txbx>
-                        <w:txbxContent>
-                          <w:p>
-                            <w:pPr>
-                              <w:rPr>
-                                <w:sz w:val="20"/>
-                                <w:szCs w:val="20"/>
-                              </w:rPr>
-                            </w:pPr>
-                            <w:r>
-                              <w:rPr>
-                                <w:sz w:val="20"/>
-                                <w:szCs w:val="20"/>
-                              </w:rPr>
-                              <w:t>Appareil d’un spectateur</w:t>
-                            </w:r>
-                          </w:p>
-                        </w:txbxContent>
-                      </wps:txbx>
-                      <wps:bodyPr rot="0" spcFirstLastPara="0" vertOverflow="overflow" horzOverflow="overflow" vert="horz" wrap="square" lIns="91440" tIns="45720" rIns="91440" bIns="45720" numCol="1" spcCol="0" rtlCol="0" fromWordArt="0" anchor="t" anchorCtr="0" forceAA="0" compatLnSpc="1">
-                        <a:prstTxWarp prst="textNoShape">
-                          <a:avLst/>
-                        </a:prstTxWarp>
-                        <a:noAutofit/>
-                      </wps:bodyPr>
-                    </wps:wsp>
-                  </a:graphicData>
-                </a:graphic>
-                <wp14:sizeRelH relativeFrom="margin">
-                  <wp14:pctWidth>0</wp14:pctWidth>
-                </wp14:sizeRelH>
-                <wp14:sizeRelV relativeFrom="margin">
-                  <wp14:pctHeight>0</wp14:pctHeight>
-                </wp14:sizeRelV>
-              </wp:anchor>
-            </w:drawing>
-          </mc:Choice>
-          <mc:Fallback>
-            <w:pict>
-              <v:shape w14:anchorId="27DC2AD7" id="Text Box 76" o:spid="_x0000_s1065" type="#_x0000_t202" style="position:absolute;margin-left:-3.3pt;margin-top:225.8pt;width:73.25pt;height:33.8pt;z-index:251751424;visibility:visible;mso-wrap-style:square;mso-width-percent:0;mso-height-percent:0;mso-wrap-distance-left:9pt;mso-wrap-distance-top:0;mso-wrap-distance-right:9pt;mso-wrap-distance-bottom:0;mso-position-horizontal:absolute;mso-position-horizontal-relative:text;mso-position-vertical:absolute;mso-position-vertical-relative:text;mso-width-percent:0;mso-height-percent:0;mso-width-relative:margin;mso-height-relative:margin;v-text-anchor:top" o:gfxdata="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" filled="f" stroked="f" strokeweight=".5pt">
-                <v:textbox>
-                  <w:txbxContent>
-                    <w:p>
-                      <w:pPr>
-                        <w:rPr>
-                          <w:sz w:val="20"/>
-                          <w:szCs w:val="20"/>
-                        </w:rPr>
-                      </w:pPr>
-                      <w:r>
-                        <w:rPr>
-                          <w:sz w:val="20"/>
-                          <w:szCs w:val="20"/>
-                        </w:rPr>
-                        <w:t>Appareil d’un spectateur</w:t>
-                      </w:r>
-                    </w:p>
-                  </w:txbxContent>
-                </v:textbox>
-              </v:shape>
-            </w:pict>
-          </mc:Fallback>
-        </mc:AlternateContent>
-      </w:r>
-      <w:r>
-        <w:rPr>
-          <w:noProof/>
-          <w:sz w:val="28"/>
-          <w:szCs w:val="28"/>
-        </w:rPr>
-        <mc:AlternateContent>
-          <mc:Choice Requires="wps">
-            <w:drawing>
-              <wp:anchor distT="0" distB="0" distL="114300" distR="114300" simplePos="0" relativeHeight="251746304" behindDoc="0" locked="0" layoutInCell="1" allowOverlap="1" wp14:anchorId="7E930FCA" wp14:editId="7C682E0E">
-                <wp:simplePos x="0" y="0"/>
-                <wp:positionH relativeFrom="column">
-                  <wp:posOffset>-136525</wp:posOffset>
-                </wp:positionH>
-                <wp:positionV relativeFrom="paragraph">
-                  <wp:posOffset>3662045</wp:posOffset>
+                  <wp:posOffset>774065</wp:posOffset>
                 </wp:positionV>
                 <wp:extent cx="205105" cy="100330"/>
                 <wp:effectExtent l="0" t="0" r="23495" b="13970"/>
                 <wp:wrapNone/>
-                <wp:docPr id="73" name="Rectangle 73"/>
+                <wp:docPr id="80" name="Rectangle 80"/>
                 <wp:cNvGraphicFramePr/>
                 <a:graphic xmlns:a="http://schemas.openxmlformats.org/drawingml/2006/main">
                   <a:graphicData uri="http://schemas.microsoft.com/office/word/2010/wordprocessingShape">
@@ -19398,7 +23826,7 @@
           </mc:Choice>
           <mc:Fallback>
             <w:pict>
-              <v:rect w14:anchorId="31B7C744" id="Rectangle 73" o:spid="_x0000_s1026" style="position:absolute;margin-left:-10.75pt;margin-top:288.35pt;width:16.15pt;height:7.9pt;z-index:251746304;visibility:visible;mso-wrap-style:square;mso-width-percent:0;mso-height-percent:0;mso-wrap-distance-left:9pt;mso-wrap-distance-top:0;mso-wrap-distance-right:9pt;mso-wrap-distance-bottom:0;mso-position-horizontal:absolute;mso-position-horizontal-relative:text;mso-position-vertical:absolute;mso-position-vertical-relative:text;mso-width-percent:0;mso-height-percent:0;mso-width-relative:margin;mso-height-relative:margin;v-text-anchor:middle" o:gfxdata="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" fillcolor="white [3212]" strokecolor="#030e13 [484]" strokeweight="1pt"/>
+              <v:rect w14:anchorId="24955667" id="Rectangle 80" o:spid="_x0000_s1026" style="position:absolute;margin-left:252.15pt;margin-top:60.95pt;width:16.15pt;height:7.9pt;z-index:251758592;visibility:visible;mso-wrap-style:square;mso-width-percent:0;mso-height-percent:0;mso-wrap-distance-left:9pt;mso-wrap-distance-top:0;mso-wrap-distance-right:9pt;mso-wrap-distance-bottom:0;mso-position-horizontal:absolute;mso-position-horizontal-relative:text;mso-position-vertical:absolute;mso-position-vertical-relative:text;mso-width-percent:0;mso-height-percent:0;mso-width-relative:margin;mso-height-relative:margin;v-text-anchor:middle" o:gfxdata="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" fillcolor="white [3212]" strokecolor="#030e13 [484]" strokeweight="1pt"/>
             </w:pict>
           </mc:Fallback>
         </mc:AlternateContent>
@@ -19412,18 +23840,18 @@
         <mc:AlternateContent>
           <mc:Choice Requires="wps">
             <w:drawing>
-              <wp:anchor distT="0" distB="0" distL="114300" distR="114300" simplePos="0" relativeHeight="251745280" behindDoc="0" locked="0" layoutInCell="1" allowOverlap="1" wp14:anchorId="0D0C0ACC" wp14:editId="1BFE0DE8">
+              <wp:anchor distT="0" distB="0" distL="114300" distR="114300" simplePos="0" relativeHeight="251759616" behindDoc="0" locked="0" layoutInCell="1" allowOverlap="1" wp14:anchorId="7A5486B8" wp14:editId="2A11405F">
                 <wp:simplePos x="0" y="0"/>
                 <wp:positionH relativeFrom="column">
-                  <wp:posOffset>-139065</wp:posOffset>
+                  <wp:posOffset>3204210</wp:posOffset>
                 </wp:positionH>
                 <wp:positionV relativeFrom="paragraph">
-                  <wp:posOffset>3462020</wp:posOffset>
+                  <wp:posOffset>974090</wp:posOffset>
                 </wp:positionV>
                 <wp:extent cx="205105" cy="100330"/>
                 <wp:effectExtent l="0" t="0" r="23495" b="13970"/>
                 <wp:wrapNone/>
-                <wp:docPr id="72" name="Rectangle 72"/>
+                <wp:docPr id="81" name="Rectangle 81"/>
                 <wp:cNvGraphicFramePr/>
                 <a:graphic xmlns:a="http://schemas.openxmlformats.org/drawingml/2006/main">
                   <a:graphicData uri="http://schemas.microsoft.com/office/word/2010/wordprocessingShape">
@@ -19477,7 +23905,7 @@
           </mc:Choice>
           <mc:Fallback>
             <w:pict>
-              <v:rect w14:anchorId="44777AC5" id="Rectangle 72" o:spid="_x0000_s1026" style="position:absolute;margin-left:-10.95pt;margin-top:272.6pt;width:16.15pt;height:7.9pt;z-index:251745280;visibility:visible;mso-wrap-style:square;mso-width-percent:0;mso-height-percent:0;mso-wrap-distance-left:9pt;mso-wrap-distance-top:0;mso-wrap-distance-right:9pt;mso-wrap-distance-bottom:0;mso-position-horizontal:absolute;mso-position-horizontal-relative:text;mso-position-vertical:absolute;mso-position-vertical-relative:text;mso-width-percent:0;mso-height-percent:0;mso-width-relative:margin;mso-height-relative:margin;v-text-anchor:middle" o:gfxdata="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" fillcolor="white [3212]" strokecolor="#030e13 [484]" strokeweight="1pt"/>
+              <v:rect w14:anchorId="24C9979B" id="Rectangle 81" o:spid="_x0000_s1026" style="position:absolute;margin-left:252.3pt;margin-top:76.7pt;width:16.15pt;height:7.9pt;z-index:251759616;visibility:visible;mso-wrap-style:square;mso-width-percent:0;mso-height-percent:0;mso-wrap-distance-left:9pt;mso-wrap-distance-top:0;mso-wrap-distance-right:9pt;mso-wrap-distance-bottom:0;mso-position-horizontal:absolute;mso-position-horizontal-relative:text;mso-position-vertical:absolute;mso-position-vertical-relative:text;mso-width-percent:0;mso-height-percent:0;mso-width-relative:margin;mso-height-relative:margin;v-text-anchor:middle" o:gfxdata="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" fillcolor="white [3212]" strokecolor="#030e13 [484]" strokeweight="1pt"/>
             </w:pict>
           </mc:Fallback>
         </mc:AlternateContent>
@@ -19485,467 +23913,33 @@
       <w:r>
         <w:rPr>
           <w:noProof/>
-          <w:sz w:val="28"/>
-          <w:szCs w:val="28"/>
+          <w:sz w:val="26"/>
+          <w:szCs w:val="26"/>
         </w:rPr>
         <mc:AlternateContent>
           <mc:Choice Requires="wps">
             <w:drawing>
-              <wp:anchor distT="0" distB="0" distL="114300" distR="114300" simplePos="0" relativeHeight="251744256" behindDoc="0" locked="0" layoutInCell="1" allowOverlap="1" wp14:anchorId="6A9E4DFC" wp14:editId="76A46686">
+              <wp:anchor distT="0" distB="0" distL="114300" distR="114300" simplePos="0" relativeHeight="251760640" behindDoc="0" locked="0" layoutInCell="1" allowOverlap="1" wp14:anchorId="68852229" wp14:editId="0E4C8A04">
                 <wp:simplePos x="0" y="0"/>
                 <wp:positionH relativeFrom="column">
-                  <wp:posOffset>-8890</wp:posOffset>
+                  <wp:posOffset>3508640</wp:posOffset>
                 </wp:positionH>
                 <wp:positionV relativeFrom="paragraph">
-                  <wp:posOffset>3408045</wp:posOffset>
+                  <wp:posOffset>785632</wp:posOffset>
                 </wp:positionV>
-                <wp:extent cx="902335" cy="393065"/>
-                <wp:effectExtent l="57150" t="57150" r="69215" b="83185"/>
+                <wp:extent cx="554990" cy="238125"/>
+                <wp:effectExtent l="0" t="0" r="0" b="0"/>
                 <wp:wrapNone/>
-                <wp:docPr id="71" name="Rectangle 71"/>
-                <wp:cNvGraphicFramePr/>
-                <a:graphic xmlns:a="http://schemas.openxmlformats.org/drawingml/2006/main">
-                  <a:graphicData uri="http://schemas.microsoft.com/office/word/2010/wordprocessingShape">
-                    <wps:wsp>
-                      <wps:cNvSpPr/>
-                      <wps:spPr>
-                        <a:xfrm>
-                          <a:off x="0" y="0"/>
-                          <a:ext cx="902335" cy="393065"/>
-                        </a:xfrm>
-                        <a:prstGeom prst="rect">
-                          <a:avLst/>
-                        </a:prstGeom>
-                        <a:solidFill>
-                          <a:schemeClr val="bg1"/>
-                        </a:solidFill>
-                        <a:effectLst>
-                          <a:outerShdw blurRad="50800" dir="4980000" sx="99000" sy="99000" algn="tl" rotWithShape="0">
-                            <a:prstClr val="black">
-                              <a:alpha val="41000"/>
-                            </a:prstClr>
-                          </a:outerShdw>
-                        </a:effectLst>
-                      </wps:spPr>
-                      <wps:style>
-                        <a:lnRef idx="2">
-                          <a:schemeClr val="accent1">
-                            <a:shade val="15000"/>
-                          </a:schemeClr>
-                        </a:lnRef>
-                        <a:fillRef idx="1">
-                          <a:schemeClr val="accent1"/>
-                        </a:fillRef>
-                        <a:effectRef idx="0">
-                          <a:schemeClr val="accent1"/>
-                        </a:effectRef>
-                        <a:fontRef idx="minor">
-                          <a:schemeClr val="lt1"/>
-                        </a:fontRef>
-                      </wps:style>
-                      <wps:txbx>
-                        <w:txbxContent>
-                          <w:p>
-                            <w:pPr>
-                              <w:jc w:val="center"/>
-                            </w:pPr>
-                            <w:r>
-                              <w:t xml:space="preserve"> </w:t>
-                            </w:r>
-                          </w:p>
-                        </w:txbxContent>
-                      </wps:txbx>
-                      <wps:bodyPr rot="0" spcFirstLastPara="0" vertOverflow="overflow" horzOverflow="overflow" vert="horz" wrap="square" lIns="91440" tIns="45720" rIns="91440" bIns="45720" numCol="1" spcCol="0" rtlCol="0" fromWordArt="0" anchor="ctr" anchorCtr="0" forceAA="0" compatLnSpc="1">
-                        <a:prstTxWarp prst="textNoShape">
-                          <a:avLst/>
-                        </a:prstTxWarp>
-                        <a:noAutofit/>
-                      </wps:bodyPr>
-                    </wps:wsp>
-                  </a:graphicData>
-                </a:graphic>
-                <wp14:sizeRelH relativeFrom="margin">
-                  <wp14:pctWidth>0</wp14:pctWidth>
-                </wp14:sizeRelH>
-                <wp14:sizeRelV relativeFrom="margin">
-                  <wp14:pctHeight>0</wp14:pctHeight>
-                </wp14:sizeRelV>
-              </wp:anchor>
-            </w:drawing>
-          </mc:Choice>
-          <mc:Fallback>
-            <w:pict>
-              <v:rect w14:anchorId="6A9E4DFC" id="Rectangle 71" o:spid="_x0000_s1066" style="position:absolute;margin-left:-.7pt;margin-top:268.35pt;width:71.05pt;height:30.95pt;z-index:251744256;visibility:visible;mso-wrap-style:square;mso-width-percent:0;mso-height-percent:0;mso-wrap-distance-left:9pt;mso-wrap-distance-top:0;mso-wrap-distance-right:9pt;mso-wrap-distance-bottom:0;mso-position-horizontal:absolute;mso-position-horizontal-relative:text;mso-position-vertical:absolute;mso-position-vertical-relative:text;mso-width-percent:0;mso-height-percent:0;mso-width-relative:margin;mso-height-relative:margin;v-text-anchor:middle" o:gfxdata="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" fillcolor="white [3212]" strokecolor="#030e13 [484]" strokeweight="1pt">
-                <v:shadow on="t" type="perspective" color="black" opacity="26869f" origin="-.5,-.5" offset="0,0" matrix="64881f,,,64881f"/>
-                <v:textbox>
-                  <w:txbxContent>
-                    <w:p>
-                      <w:pPr>
-                        <w:jc w:val="center"/>
-                      </w:pPr>
-                      <w:r>
-                        <w:t xml:space="preserve"> </w:t>
-                      </w:r>
-                    </w:p>
-                  </w:txbxContent>
-                </v:textbox>
-              </v:rect>
-            </w:pict>
-          </mc:Fallback>
-        </mc:AlternateContent>
-      </w:r>
-      <w:r>
-        <w:rPr>
-          <w:noProof/>
-          <w:sz w:val="28"/>
-          <w:szCs w:val="28"/>
-        </w:rPr>
-        <mc:AlternateContent>
-          <mc:Choice Requires="wps">
-            <w:drawing>
-              <wp:anchor distT="0" distB="0" distL="114300" distR="114300" simplePos="0" relativeHeight="251742208" behindDoc="0" locked="0" layoutInCell="1" allowOverlap="1" wp14:anchorId="27ED57EE" wp14:editId="3629A4CF">
-                <wp:simplePos x="0" y="0"/>
-                <wp:positionH relativeFrom="column">
-                  <wp:posOffset>-142875</wp:posOffset>
-                </wp:positionH>
-                <wp:positionV relativeFrom="paragraph">
-                  <wp:posOffset>1729105</wp:posOffset>
-                </wp:positionV>
-                <wp:extent cx="205105" cy="100330"/>
-                <wp:effectExtent l="0" t="0" r="23495" b="13970"/>
-                <wp:wrapNone/>
-                <wp:docPr id="70" name="Rectangle 70"/>
-                <wp:cNvGraphicFramePr/>
-                <a:graphic xmlns:a="http://schemas.openxmlformats.org/drawingml/2006/main">
-                  <a:graphicData uri="http://schemas.microsoft.com/office/word/2010/wordprocessingShape">
-                    <wps:wsp>
-                      <wps:cNvSpPr/>
-                      <wps:spPr>
-                        <a:xfrm>
-                          <a:off x="0" y="0"/>
-                          <a:ext cx="205105" cy="100330"/>
-                        </a:xfrm>
-                        <a:prstGeom prst="rect">
-                          <a:avLst/>
-                        </a:prstGeom>
-                        <a:solidFill>
-                          <a:schemeClr val="bg1"/>
-                        </a:solidFill>
-                      </wps:spPr>
-                      <wps:style>
-                        <a:lnRef idx="2">
-                          <a:schemeClr val="accent1">
-                            <a:shade val="15000"/>
-                          </a:schemeClr>
-                        </a:lnRef>
-                        <a:fillRef idx="1">
-                          <a:schemeClr val="accent1"/>
-                        </a:fillRef>
-                        <a:effectRef idx="0">
-                          <a:schemeClr val="accent1"/>
-                        </a:effectRef>
-                        <a:fontRef idx="minor">
-                          <a:schemeClr val="lt1"/>
-                        </a:fontRef>
-                      </wps:style>
-                      <wps:bodyPr rot="0" spcFirstLastPara="0" vertOverflow="overflow" horzOverflow="overflow" vert="horz" wrap="square" lIns="91440" tIns="45720" rIns="91440" bIns="45720" numCol="1" spcCol="0" rtlCol="0" fromWordArt="0" anchor="ctr" anchorCtr="0" forceAA="0" compatLnSpc="1">
-                        <a:prstTxWarp prst="textNoShape">
-                          <a:avLst/>
-                        </a:prstTxWarp>
-                        <a:noAutofit/>
-                      </wps:bodyPr>
-                    </wps:wsp>
-                  </a:graphicData>
-                </a:graphic>
-                <wp14:sizeRelH relativeFrom="margin">
-                  <wp14:pctWidth>0</wp14:pctWidth>
-                </wp14:sizeRelH>
-                <wp14:sizeRelV relativeFrom="margin">
-                  <wp14:pctHeight>0</wp14:pctHeight>
-                </wp14:sizeRelV>
-              </wp:anchor>
-            </w:drawing>
-          </mc:Choice>
-          <mc:Fallback>
-            <w:pict>
-              <v:rect w14:anchorId="0F584DE0" id="Rectangle 70" o:spid="_x0000_s1026" style="position:absolute;margin-left:-11.25pt;margin-top:136.15pt;width:16.15pt;height:7.9pt;z-index:251742208;visibility:visible;mso-wrap-style:square;mso-width-percent:0;mso-height-percent:0;mso-wrap-distance-left:9pt;mso-wrap-distance-top:0;mso-wrap-distance-right:9pt;mso-wrap-distance-bottom:0;mso-position-horizontal:absolute;mso-position-horizontal-relative:text;mso-position-vertical:absolute;mso-position-vertical-relative:text;mso-width-percent:0;mso-height-percent:0;mso-width-relative:margin;mso-height-relative:margin;v-text-anchor:middle" o:gfxdata="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" fillcolor="white [3212]" strokecolor="#030e13 [484]" strokeweight="1pt"/>
-            </w:pict>
-          </mc:Fallback>
-        </mc:AlternateContent>
-      </w:r>
-      <w:r>
-        <w:rPr>
-          <w:noProof/>
-          <w:sz w:val="26"/>
-          <w:szCs w:val="26"/>
-        </w:rPr>
-        <mc:AlternateContent>
-          <mc:Choice Requires="wps">
-            <w:drawing>
-              <wp:anchor distT="0" distB="0" distL="114300" distR="114300" simplePos="0" relativeHeight="251732992" behindDoc="0" locked="0" layoutInCell="1" allowOverlap="1" wp14:anchorId="4DABF8F9" wp14:editId="223DC134">
-                <wp:simplePos x="0" y="0"/>
-                <wp:positionH relativeFrom="column">
-                  <wp:posOffset>-217805</wp:posOffset>
-                </wp:positionH>
-                <wp:positionV relativeFrom="paragraph">
-                  <wp:posOffset>2806700</wp:posOffset>
-                </wp:positionV>
-                <wp:extent cx="1313180" cy="1501140"/>
-                <wp:effectExtent l="0" t="0" r="20320" b="22860"/>
-                <wp:wrapNone/>
-                <wp:docPr id="64" name="Cube 64"/>
-                <wp:cNvGraphicFramePr/>
-                <a:graphic xmlns:a="http://schemas.openxmlformats.org/drawingml/2006/main">
-                  <a:graphicData uri="http://schemas.microsoft.com/office/word/2010/wordprocessingShape">
-                    <wps:wsp>
-                      <wps:cNvSpPr/>
-                      <wps:spPr>
-                        <a:xfrm>
-                          <a:off x="0" y="0"/>
-                          <a:ext cx="1313180" cy="1501140"/>
-                        </a:xfrm>
-                        <a:prstGeom prst="cube">
-                          <a:avLst>
-                            <a:gd name="adj" fmla="val 6547"/>
-                          </a:avLst>
-                        </a:prstGeom>
-                        <a:solidFill>
-                          <a:schemeClr val="bg1"/>
-                        </a:solidFill>
-                      </wps:spPr>
-                      <wps:style>
-                        <a:lnRef idx="2">
-                          <a:schemeClr val="accent1">
-                            <a:shade val="15000"/>
-                          </a:schemeClr>
-                        </a:lnRef>
-                        <a:fillRef idx="1">
-                          <a:schemeClr val="accent1"/>
-                        </a:fillRef>
-                        <a:effectRef idx="0">
-                          <a:schemeClr val="accent1"/>
-                        </a:effectRef>
-                        <a:fontRef idx="minor">
-                          <a:schemeClr val="lt1"/>
-                        </a:fontRef>
-                      </wps:style>
-                      <wps:bodyPr rot="0" spcFirstLastPara="0" vertOverflow="overflow" horzOverflow="overflow" vert="horz" wrap="square" lIns="91440" tIns="45720" rIns="91440" bIns="45720" numCol="1" spcCol="0" rtlCol="0" fromWordArt="0" anchor="ctr" anchorCtr="0" forceAA="0" compatLnSpc="1">
-                        <a:prstTxWarp prst="textNoShape">
-                          <a:avLst/>
-                        </a:prstTxWarp>
-                        <a:noAutofit/>
-                      </wps:bodyPr>
-                    </wps:wsp>
-                  </a:graphicData>
-                </a:graphic>
-                <wp14:sizeRelH relativeFrom="margin">
-                  <wp14:pctWidth>0</wp14:pctWidth>
-                </wp14:sizeRelH>
-                <wp14:sizeRelV relativeFrom="margin">
-                  <wp14:pctHeight>0</wp14:pctHeight>
-                </wp14:sizeRelV>
-              </wp:anchor>
-            </w:drawing>
-          </mc:Choice>
-          <mc:Fallback>
-            <w:pict>
-              <v:shape w14:anchorId="30EACCEB" id="Cube 64" o:spid="_x0000_s1026" type="#_x0000_t16" style="position:absolute;margin-left:-17.15pt;margin-top:221pt;width:103.4pt;height:118.2pt;z-index:251732992;visibility:visible;mso-wrap-style:square;mso-width-percent:0;mso-height-percent:0;mso-wrap-distance-left:9pt;mso-wrap-distance-top:0;mso-wrap-distance-right:9pt;mso-wrap-distance-bottom:0;mso-position-horizontal:absolute;mso-position-horizontal-relative:text;mso-position-vertical:absolute;mso-position-vertical-relative:text;mso-width-percent:0;mso-height-percent:0;mso-width-relative:margin;mso-height-relative:margin;v-text-anchor:middle" o:gfxdata="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" adj="1414" fillcolor="white [3212]" strokecolor="#030e13 [484]" strokeweight="1pt"/>
-            </w:pict>
-          </mc:Fallback>
-        </mc:AlternateContent>
-      </w:r>
-      <w:r>
-        <w:rPr>
-          <w:noProof/>
-          <w:sz w:val="26"/>
-          <w:szCs w:val="26"/>
-        </w:rPr>
-        <mc:AlternateContent>
-          <mc:Choice Requires="wps">
-            <w:drawing>
-              <wp:anchor distT="0" distB="0" distL="114300" distR="114300" simplePos="0" relativeHeight="251737088" behindDoc="0" locked="0" layoutInCell="1" allowOverlap="1" wp14:anchorId="3C4F9419" wp14:editId="0CE4026D">
-                <wp:simplePos x="0" y="0"/>
-                <wp:positionH relativeFrom="column">
-                  <wp:posOffset>4846955</wp:posOffset>
-                </wp:positionH>
-                <wp:positionV relativeFrom="paragraph">
-                  <wp:posOffset>1865630</wp:posOffset>
-                </wp:positionV>
-                <wp:extent cx="1257300" cy="1708150"/>
-                <wp:effectExtent l="0" t="0" r="19050" b="25400"/>
-                <wp:wrapNone/>
-                <wp:docPr id="66" name="Cube 66"/>
-                <wp:cNvGraphicFramePr/>
-                <a:graphic xmlns:a="http://schemas.openxmlformats.org/drawingml/2006/main">
-                  <a:graphicData uri="http://schemas.microsoft.com/office/word/2010/wordprocessingShape">
-                    <wps:wsp>
-                      <wps:cNvSpPr/>
-                      <wps:spPr>
-                        <a:xfrm>
-                          <a:off x="0" y="0"/>
-                          <a:ext cx="1257300" cy="1708150"/>
-                        </a:xfrm>
-                        <a:prstGeom prst="cube">
-                          <a:avLst>
-                            <a:gd name="adj" fmla="val 6547"/>
-                          </a:avLst>
-                        </a:prstGeom>
-                        <a:solidFill>
-                          <a:schemeClr val="bg1"/>
-                        </a:solidFill>
-                      </wps:spPr>
-                      <wps:style>
-                        <a:lnRef idx="2">
-                          <a:schemeClr val="accent1">
-                            <a:shade val="15000"/>
-                          </a:schemeClr>
-                        </a:lnRef>
-                        <a:fillRef idx="1">
-                          <a:schemeClr val="accent1"/>
-                        </a:fillRef>
-                        <a:effectRef idx="0">
-                          <a:schemeClr val="accent1"/>
-                        </a:effectRef>
-                        <a:fontRef idx="minor">
-                          <a:schemeClr val="lt1"/>
-                        </a:fontRef>
-                      </wps:style>
-                      <wps:bodyPr rot="0" spcFirstLastPara="0" vertOverflow="overflow" horzOverflow="overflow" vert="horz" wrap="square" lIns="91440" tIns="45720" rIns="91440" bIns="45720" numCol="1" spcCol="0" rtlCol="0" fromWordArt="0" anchor="ctr" anchorCtr="0" forceAA="0" compatLnSpc="1">
-                        <a:prstTxWarp prst="textNoShape">
-                          <a:avLst/>
-                        </a:prstTxWarp>
-                        <a:noAutofit/>
-                      </wps:bodyPr>
-                    </wps:wsp>
-                  </a:graphicData>
-                </a:graphic>
-                <wp14:sizeRelH relativeFrom="margin">
-                  <wp14:pctWidth>0</wp14:pctWidth>
-                </wp14:sizeRelH>
-                <wp14:sizeRelV relativeFrom="margin">
-                  <wp14:pctHeight>0</wp14:pctHeight>
-                </wp14:sizeRelV>
-              </wp:anchor>
-            </w:drawing>
-          </mc:Choice>
-          <mc:Fallback>
-            <w:pict>
-              <v:shape w14:anchorId="02313DE0" id="Cube 66" o:spid="_x0000_s1026" type="#_x0000_t16" style="position:absolute;margin-left:381.65pt;margin-top:146.9pt;width:99pt;height:134.5pt;z-index:251737088;visibility:visible;mso-wrap-style:square;mso-width-percent:0;mso-height-percent:0;mso-wrap-distance-left:9pt;mso-wrap-distance-top:0;mso-wrap-distance-right:9pt;mso-wrap-distance-bottom:0;mso-position-horizontal:absolute;mso-position-horizontal-relative:text;mso-position-vertical:absolute;mso-position-vertical-relative:text;mso-width-percent:0;mso-height-percent:0;mso-width-relative:margin;mso-height-relative:margin;v-text-anchor:middle" o:gfxdata="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" adj="1414" fillcolor="white [3212]" strokecolor="#030e13 [484]" strokeweight="1pt"/>
-            </w:pict>
-          </mc:Fallback>
-        </mc:AlternateContent>
-      </w:r>
-      <w:r>
-        <w:rPr>
-          <w:noProof/>
-          <w:sz w:val="26"/>
-          <w:szCs w:val="26"/>
-        </w:rPr>
-        <mc:AlternateContent>
-          <mc:Choice Requires="wps">
-            <w:drawing>
-              <wp:anchor distT="0" distB="0" distL="114300" distR="114300" simplePos="0" relativeHeight="251735040" behindDoc="0" locked="0" layoutInCell="1" allowOverlap="1" wp14:anchorId="33A1865D" wp14:editId="34AA8603">
-                <wp:simplePos x="0" y="0"/>
-                <wp:positionH relativeFrom="column">
-                  <wp:posOffset>2107565</wp:posOffset>
-                </wp:positionH>
-                <wp:positionV relativeFrom="paragraph">
-                  <wp:posOffset>1694180</wp:posOffset>
-                </wp:positionV>
-                <wp:extent cx="1485900" cy="2018665"/>
-                <wp:effectExtent l="0" t="0" r="19050" b="19685"/>
-                <wp:wrapNone/>
-                <wp:docPr id="65" name="Cube 65"/>
-                <wp:cNvGraphicFramePr/>
-                <a:graphic xmlns:a="http://schemas.openxmlformats.org/drawingml/2006/main">
-                  <a:graphicData uri="http://schemas.microsoft.com/office/word/2010/wordprocessingShape">
-                    <wps:wsp>
-                      <wps:cNvSpPr/>
-                      <wps:spPr>
-                        <a:xfrm>
-                          <a:off x="0" y="0"/>
-                          <a:ext cx="1485900" cy="2018665"/>
-                        </a:xfrm>
-                        <a:prstGeom prst="cube">
-                          <a:avLst>
-                            <a:gd name="adj" fmla="val 6547"/>
-                          </a:avLst>
-                        </a:prstGeom>
-                        <a:solidFill>
-                          <a:schemeClr val="bg1"/>
-                        </a:solidFill>
-                      </wps:spPr>
-                      <wps:style>
-                        <a:lnRef idx="2">
-                          <a:schemeClr val="accent1">
-                            <a:shade val="15000"/>
-                          </a:schemeClr>
-                        </a:lnRef>
-                        <a:fillRef idx="1">
-                          <a:schemeClr val="accent1"/>
-                        </a:fillRef>
-                        <a:effectRef idx="0">
-                          <a:schemeClr val="accent1"/>
-                        </a:effectRef>
-                        <a:fontRef idx="minor">
-                          <a:schemeClr val="lt1"/>
-                        </a:fontRef>
-                      </wps:style>
-                      <wps:bodyPr rot="0" spcFirstLastPara="0" vertOverflow="overflow" horzOverflow="overflow" vert="horz" wrap="square" lIns="91440" tIns="45720" rIns="91440" bIns="45720" numCol="1" spcCol="0" rtlCol="0" fromWordArt="0" anchor="ctr" anchorCtr="0" forceAA="0" compatLnSpc="1">
-                        <a:prstTxWarp prst="textNoShape">
-                          <a:avLst/>
-                        </a:prstTxWarp>
-                        <a:noAutofit/>
-                      </wps:bodyPr>
-                    </wps:wsp>
-                  </a:graphicData>
-                </a:graphic>
-                <wp14:sizeRelH relativeFrom="margin">
-                  <wp14:pctWidth>0</wp14:pctWidth>
-                </wp14:sizeRelH>
-                <wp14:sizeRelV relativeFrom="margin">
-                  <wp14:pctHeight>0</wp14:pctHeight>
-                </wp14:sizeRelV>
-              </wp:anchor>
-            </w:drawing>
-          </mc:Choice>
-          <mc:Fallback>
-            <w:pict>
-              <v:shape w14:anchorId="7FC0A490" id="Cube 65" o:spid="_x0000_s1026" type="#_x0000_t16" style="position:absolute;margin-left:165.95pt;margin-top:133.4pt;width:117pt;height:158.95pt;z-index:251735040;visibility:visible;mso-wrap-style:square;mso-width-percent:0;mso-height-percent:0;mso-wrap-distance-left:9pt;mso-wrap-distance-top:0;mso-wrap-distance-right:9pt;mso-wrap-distance-bottom:0;mso-position-horizontal:absolute;mso-position-horizontal-relative:text;mso-position-vertical:absolute;mso-position-vertical-relative:text;mso-width-percent:0;mso-height-percent:0;mso-width-relative:margin;mso-height-relative:margin;v-text-anchor:middle" o:gfxdata="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" adj="1414" fillcolor="white [3212]" strokecolor="#030e13 [484]" strokeweight="1pt"/>
-            </w:pict>
-          </mc:Fallback>
-        </mc:AlternateContent>
-      </w:r>
-      <w:r>
-        <w:rPr>
-          <w:noProof/>
-          <w:sz w:val="26"/>
-          <w:szCs w:val="26"/>
-        </w:rPr>
-        <mc:AlternateContent>
-          <mc:Choice Requires="wps">
-            <w:drawing>
-              <wp:anchor distT="0" distB="0" distL="114300" distR="114300" simplePos="0" relativeHeight="251778048" behindDoc="0" locked="0" layoutInCell="1" allowOverlap="1" wp14:anchorId="70B7952F" wp14:editId="1B9130E5">
-                <wp:simplePos x="0" y="0"/>
-                <wp:positionH relativeFrom="column">
-                  <wp:posOffset>3565525</wp:posOffset>
-                </wp:positionH>
-                <wp:positionV relativeFrom="paragraph">
-                  <wp:posOffset>2478405</wp:posOffset>
-                </wp:positionV>
-                <wp:extent cx="1348105" cy="266065"/>
-                <wp:effectExtent l="0" t="38100" r="0" b="38735"/>
-                <wp:wrapNone/>
-                <wp:docPr id="96" name="Text Box 96"/>
+                <wp:docPr id="82" name="Text Box 82"/>
                 <wp:cNvGraphicFramePr/>
                 <a:graphic xmlns:a="http://schemas.openxmlformats.org/drawingml/2006/main">
                   <a:graphicData uri="http://schemas.microsoft.com/office/word/2010/wordprocessingShape">
                     <wps:wsp>
                       <wps:cNvSpPr txBox="1"/>
                       <wps:spPr>
-                        <a:xfrm rot="269589">
+                        <a:xfrm>
                           <a:off x="0" y="0"/>
-                          <a:ext cx="1348105" cy="266065"/>
+                          <a:ext cx="554990" cy="238125"/>
                         </a:xfrm>
                         <a:prstGeom prst="rect">
                           <a:avLst/>
@@ -19960,23 +23954,16 @@
                           <w:p>
                             <w:pPr>
                               <w:rPr>
-                                <w:sz w:val="18"/>
-                                <w:szCs w:val="18"/>
+                                <w:sz w:val="16"/>
+                                <w:szCs w:val="16"/>
                               </w:rPr>
                             </w:pPr>
                             <w:r>
                               <w:rPr>
-                                <w:sz w:val="18"/>
-                                <w:szCs w:val="18"/>
+                                <w:sz w:val="16"/>
+                                <w:szCs w:val="16"/>
                               </w:rPr>
-                              <w:t xml:space="preserve">PostgreSQL </w:t>
-                            </w:r>
-                            <w:r>
-                              <w:rPr>
-                                <w:sz w:val="18"/>
-                                <w:szCs w:val="18"/>
-                              </w:rPr>
-                              <w:t>(TCP 5432)</w:t>
+                              <w:t>Django</w:t>
                             </w:r>
                           </w:p>
                         </w:txbxContent>
@@ -20001,29 +23988,22 @@
           </mc:Choice>
           <mc:Fallback>
             <w:pict>
-              <v:shape w14:anchorId="70B7952F" id="Text Box 96" o:spid="_x0000_s1067" type="#_x0000_t202" style="position:absolute;margin-left:280.75pt;margin-top:195.15pt;width:106.15pt;height:20.95pt;rotation:294463fd;z-index:251778048;visibility:visible;mso-wrap-style:square;mso-width-percent:0;mso-height-percent:0;mso-wrap-distance-left:9pt;mso-wrap-distance-top:0;mso-wrap-distance-right:9pt;mso-wrap-distance-bottom:0;mso-position-horizontal:absolute;mso-position-horizontal-relative:text;mso-position-vertical:absolute;mso-position-vertical-relative:text;mso-width-percent:0;mso-height-percent:0;mso-width-relative:margin;mso-height-relative:margin;v-text-anchor:top" o:gfxdata="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" filled="f" stroked="f" strokeweight=".5pt">
+              <v:shape w14:anchorId="68852229" id="Text Box 82" o:spid="_x0000_s1083" type="#_x0000_t202" style="position:absolute;left:0;text-align:left;margin-left:276.25pt;margin-top:61.85pt;width:43.7pt;height:18.75pt;z-index:251760640;visibility:visible;mso-wrap-style:square;mso-width-percent:0;mso-height-percent:0;mso-wrap-distance-left:9pt;mso-wrap-distance-top:0;mso-wrap-distance-right:9pt;mso-wrap-distance-bottom:0;mso-position-horizontal:absolute;mso-position-horizontal-relative:text;mso-position-vertical:absolute;mso-position-vertical-relative:text;mso-width-percent:0;mso-height-percent:0;mso-width-relative:margin;mso-height-relative:margin;v-text-anchor:top" o:gfxdata="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" filled="f" stroked="f" strokeweight=".5pt">
                 <v:textbox>
                   <w:txbxContent>
                     <w:p>
                       <w:pPr>
                         <w:rPr>
-                          <w:sz w:val="18"/>
-                          <w:szCs w:val="18"/>
+                          <w:sz w:val="16"/>
+                          <w:szCs w:val="16"/>
                         </w:rPr>
                       </w:pPr>
                       <w:r>
                         <w:rPr>
-                          <w:sz w:val="18"/>
-                          <w:szCs w:val="18"/>
+                          <w:sz w:val="16"/>
+                          <w:szCs w:val="16"/>
                         </w:rPr>
-                        <w:t xml:space="preserve">PostgreSQL </w:t>
-                      </w:r>
-                      <w:r>
-                        <w:rPr>
-                          <w:sz w:val="18"/>
-                          <w:szCs w:val="18"/>
-                        </w:rPr>
-                        <w:t>(TCP 5432)</w:t>
+                        <w:t>Django</w:t>
                       </w:r>
                     </w:p>
                   </w:txbxContent>
@@ -20035,69 +24015,124 @@
       </w:r>
       <w:r>
         <w:rPr>
+          <w:noProof/>
           <w:sz w:val="26"/>
           <w:szCs w:val="26"/>
         </w:rPr>
-        <w:t>L’architecture physique de notre système est représentée par le diagramme de déploiement</w:t>
+        <mc:AlternateContent>
+          <mc:Choice Requires="wps">
+            <w:drawing>
+              <wp:anchor distT="0" distB="0" distL="114300" distR="114300" simplePos="0" relativeHeight="251755520" behindDoc="0" locked="0" layoutInCell="1" allowOverlap="1" wp14:anchorId="709E5880" wp14:editId="30A93355">
+                <wp:simplePos x="0" y="0"/>
+                <wp:positionH relativeFrom="column">
+                  <wp:posOffset>2984645</wp:posOffset>
+                </wp:positionH>
+                <wp:positionV relativeFrom="paragraph">
+                  <wp:posOffset>111499</wp:posOffset>
+                </wp:positionV>
+                <wp:extent cx="1485900" cy="278130"/>
+                <wp:effectExtent l="0" t="0" r="0" b="7620"/>
+                <wp:wrapNone/>
+                <wp:docPr id="78" name="Text Box 78"/>
+                <wp:cNvGraphicFramePr/>
+                <a:graphic xmlns:a="http://schemas.openxmlformats.org/drawingml/2006/main">
+                  <a:graphicData uri="http://schemas.microsoft.com/office/word/2010/wordprocessingShape">
+                    <wps:wsp>
+                      <wps:cNvSpPr txBox="1"/>
+                      <wps:spPr>
+                        <a:xfrm>
+                          <a:off x="0" y="0"/>
+                          <a:ext cx="1485900" cy="278130"/>
+                        </a:xfrm>
+                        <a:prstGeom prst="rect">
+                          <a:avLst/>
+                        </a:prstGeom>
+                        <a:noFill/>
+                        <a:ln w="6350">
+                          <a:noFill/>
+                        </a:ln>
+                      </wps:spPr>
+                      <wps:txbx>
+                        <w:txbxContent>
+                          <w:p>
+                            <w:pPr>
+                              <w:rPr>
+                                <w:sz w:val="20"/>
+                                <w:szCs w:val="20"/>
+                              </w:rPr>
+                            </w:pPr>
+                            <w:r>
+                              <w:rPr>
+                                <w:sz w:val="20"/>
+                                <w:szCs w:val="20"/>
+                              </w:rPr>
+                              <w:t>Serveur</w:t>
+                            </w:r>
+                            <w:r>
+                              <w:rPr>
+                                <w:sz w:val="20"/>
+                                <w:szCs w:val="20"/>
+                              </w:rPr>
+                              <w:t xml:space="preserve"> d’hébergement</w:t>
+                            </w:r>
+                          </w:p>
+                        </w:txbxContent>
+                      </wps:txbx>
+                      <wps:bodyPr rot="0" spcFirstLastPara="0" vertOverflow="overflow" horzOverflow="overflow" vert="horz" wrap="square" lIns="91440" tIns="45720" rIns="91440" bIns="45720" numCol="1" spcCol="0" rtlCol="0" fromWordArt="0" anchor="t" anchorCtr="0" forceAA="0" compatLnSpc="1">
+                        <a:prstTxWarp prst="textNoShape">
+                          <a:avLst/>
+                        </a:prstTxWarp>
+                        <a:noAutofit/>
+                      </wps:bodyPr>
+                    </wps:wsp>
+                  </a:graphicData>
+                </a:graphic>
+                <wp14:sizeRelH relativeFrom="margin">
+                  <wp14:pctWidth>0</wp14:pctWidth>
+                </wp14:sizeRelH>
+                <wp14:sizeRelV relativeFrom="margin">
+                  <wp14:pctHeight>0</wp14:pctHeight>
+                </wp14:sizeRelV>
+              </wp:anchor>
+            </w:drawing>
+          </mc:Choice>
+          <mc:Fallback>
+            <w:pict>
+              <v:shape w14:anchorId="709E5880" id="Text Box 78" o:spid="_x0000_s1084" type="#_x0000_t202" style="position:absolute;left:0;text-align:left;margin-left:235pt;margin-top:8.8pt;width:117pt;height:21.9pt;z-index:251755520;visibility:visible;mso-wrap-style:square;mso-width-percent:0;mso-height-percent:0;mso-wrap-distance-left:9pt;mso-wrap-distance-top:0;mso-wrap-distance-right:9pt;mso-wrap-distance-bottom:0;mso-position-horizontal:absolute;mso-position-horizontal-relative:text;mso-position-vertical:absolute;mso-position-vertical-relative:text;mso-width-percent:0;mso-height-percent:0;mso-width-relative:margin;mso-height-relative:margin;v-text-anchor:top" o:gfxdata="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" filled="f" stroked="f" strokeweight=".5pt">
+                <v:textbox>
+                  <w:txbxContent>
+                    <w:p>
+                      <w:pPr>
+                        <w:rPr>
+                          <w:sz w:val="20"/>
+                          <w:szCs w:val="20"/>
+                        </w:rPr>
+                      </w:pPr>
+                      <w:r>
+                        <w:rPr>
+                          <w:sz w:val="20"/>
+                          <w:szCs w:val="20"/>
+                        </w:rPr>
+                        <w:t>Serveur</w:t>
+                      </w:r>
+                      <w:r>
+                        <w:rPr>
+                          <w:sz w:val="20"/>
+                          <w:szCs w:val="20"/>
+                        </w:rPr>
+                        <w:t xml:space="preserve"> d’hébergement</w:t>
+                      </w:r>
+                    </w:p>
+                  </w:txbxContent>
+                </v:textbox>
+              </v:shape>
+            </w:pict>
+          </mc:Fallback>
+        </mc:AlternateContent>
       </w:r>
-      <w:r>
-        <w:rPr>
-          <w:sz w:val="26"/>
-          <w:szCs w:val="26"/>
-        </w:rPr>
-        <w:t xml:space="preserve"> </w:t>
-      </w:r>
-      <w:r>
-        <w:rPr>
-          <w:sz w:val="26"/>
-          <w:szCs w:val="26"/>
-        </w:rPr>
-        <w:t>suivant :</w:t>
-      </w:r>
-      <w:r>
-        <w:rPr>
-          <w:sz w:val="26"/>
-          <w:szCs w:val="26"/>
-        </w:rPr>
-        <w:t xml:space="preserve"> </w:t>
-      </w:r>
-      <w:r>
-        <w:rPr>
-          <w:sz w:val="26"/>
-          <w:szCs w:val="26"/>
-        </w:rPr>
-        <w:br w:type="page"/>
-      </w:r>
-    </w:p>
-    <w:p>
-      <w:pPr>
-        <w:ind w:left="360"/>
-        <w:rPr>
-          <w:sz w:val="26"/>
-          <w:szCs w:val="26"/>
-        </w:rPr>
-      </w:pPr>
-    </w:p>
-    <w:p>
-      <w:pPr>
-        <w:rPr>
-          <w:sz w:val="26"/>
-          <w:szCs w:val="26"/>
-        </w:rPr>
-      </w:pPr>
-    </w:p>
-    <w:p>
-      <w:pPr>
-        <w:ind w:left="360"/>
-        <w:rPr>
-          <w:sz w:val="26"/>
-          <w:szCs w:val="26"/>
-        </w:rPr>
-      </w:pPr>
-    </w:p>
-    <w:p>
-      <w:pPr>
-        <w:jc w:val="both"/>
+    </w:p>
+    <w:p>
+      <w:pPr>
         <w:rPr>
           <w:sz w:val="28"/>
           <w:szCs w:val="28"/>
@@ -20106,12 +24141,418 @@
     </w:p>
     <w:p>
       <w:pPr>
-        <w:jc w:val="both"/>
         <w:rPr>
           <w:sz w:val="28"/>
           <w:szCs w:val="28"/>
         </w:rPr>
       </w:pPr>
+    </w:p>
+    <w:p>
+      <w:pPr>
+        <w:rPr>
+          <w:sz w:val="28"/>
+          <w:szCs w:val="28"/>
+        </w:rPr>
+      </w:pPr>
+    </w:p>
+    <w:p>
+      <w:pPr>
+        <w:rPr>
+          <w:sz w:val="28"/>
+          <w:szCs w:val="28"/>
+        </w:rPr>
+      </w:pPr>
+    </w:p>
+    <w:p>
+      <w:pPr>
+        <w:rPr>
+          <w:sz w:val="28"/>
+          <w:szCs w:val="28"/>
+        </w:rPr>
+      </w:pPr>
+    </w:p>
+    <w:p>
+      <w:pPr>
+        <w:rPr>
+          <w:sz w:val="28"/>
+          <w:szCs w:val="28"/>
+        </w:rPr>
+      </w:pPr>
+    </w:p>
+    <w:p>
+      <w:pPr>
+        <w:rPr>
+          <w:sz w:val="28"/>
+          <w:szCs w:val="28"/>
+        </w:rPr>
+      </w:pPr>
+    </w:p>
+    <w:p>
+      <w:pPr>
+        <w:rPr>
+          <w:sz w:val="28"/>
+          <w:szCs w:val="28"/>
+        </w:rPr>
+      </w:pPr>
+    </w:p>
+    <w:p>
+      <w:pPr>
+        <w:rPr>
+          <w:i/>
+          <w:iCs/>
+          <w:color w:val="156082" w:themeColor="accent1"/>
+        </w:rPr>
+      </w:pPr>
+      <w:r>
+        <w:rPr>
+          <w:i/>
+          <w:iCs/>
+          <w:color w:val="156082" w:themeColor="accent1"/>
+        </w:rPr>
+        <w:t>Figure n : diagramme de déploiement</w:t>
+      </w:r>
+    </w:p>
+    <w:p/>
+    <w:p/>
+    <w:p>
+      <w:pPr>
+        <w:pStyle w:val="ListParagraph"/>
+        <w:numPr>
+          <w:ilvl w:val="0"/>
+          <w:numId w:val="8"/>
+        </w:numPr>
+        <w:jc w:val="center"/>
+      </w:pPr>
+      <w:r>
+        <w:t>MATERIELS ET OUTILS UTILISES</w:t>
+      </w:r>
+    </w:p>
+    <w:p>
+      <w:pPr>
+        <w:pStyle w:val="ListParagraph"/>
+        <w:numPr>
+          <w:ilvl w:val="0"/>
+          <w:numId w:val="66"/>
+        </w:numPr>
+        <w:jc w:val="center"/>
+      </w:pPr>
+      <w:r>
+        <w:t>Matériels utilisés</w:t>
+      </w:r>
+    </w:p>
+    <w:tbl>
+      <w:tblPr>
+        <w:tblStyle w:val="TableGrid"/>
+        <w:tblW w:w="9160" w:type="dxa"/>
+        <w:tblLook w:val="04A0" w:firstRow="1" w:lastRow="0" w:firstColumn="1" w:lastColumn="0" w:noHBand="0" w:noVBand="1"/>
+      </w:tblPr>
+      <w:tblGrid>
+        <w:gridCol w:w="4580"/>
+        <w:gridCol w:w="4580"/>
+      </w:tblGrid>
+      <w:tr>
+        <w:trPr>
+          <w:trHeight w:val="329"/>
+        </w:trPr>
+        <w:tc>
+          <w:tcPr>
+            <w:tcW w:w="4580" w:type="dxa"/>
+          </w:tcPr>
+          <w:p>
+            <w:pPr>
+              <w:jc w:val="center"/>
+            </w:pPr>
+            <w:r>
+              <w:t>Matériel</w:t>
+            </w:r>
+          </w:p>
+        </w:tc>
+        <w:tc>
+          <w:tcPr>
+            <w:tcW w:w="4580" w:type="dxa"/>
+          </w:tcPr>
+          <w:p>
+            <w:r>
+              <w:t>Propriétés</w:t>
+            </w:r>
+          </w:p>
+        </w:tc>
+      </w:tr>
+      <w:tr>
+        <w:trPr>
+          <w:trHeight w:val="1420"/>
+        </w:trPr>
+        <w:tc>
+          <w:tcPr>
+            <w:tcW w:w="4580" w:type="dxa"/>
+          </w:tcPr>
+          <w:p>
+            <w:r>
+              <w:t>Ordinateur laptop</w:t>
+            </w:r>
+          </w:p>
+        </w:tc>
+        <w:tc>
+          <w:tcPr>
+            <w:tcW w:w="4580" w:type="dxa"/>
+          </w:tcPr>
+          <w:p>
+            <w:pPr>
+              <w:pStyle w:val="ListParagraph"/>
+              <w:numPr>
+                <w:ilvl w:val="0"/>
+                <w:numId w:val="65"/>
+              </w:numPr>
+            </w:pPr>
+            <w:r>
+              <w:t xml:space="preserve">Marque : </w:t>
+            </w:r>
+            <w:r>
+              <w:t>HP</w:t>
+            </w:r>
+          </w:p>
+          <w:p>
+            <w:pPr>
+              <w:pStyle w:val="ListParagraph"/>
+              <w:numPr>
+                <w:ilvl w:val="0"/>
+                <w:numId w:val="65"/>
+              </w:numPr>
+            </w:pPr>
+            <w:r>
+              <w:t>Capacité du disque dur : 500Mo</w:t>
+            </w:r>
+          </w:p>
+          <w:p>
+            <w:pPr>
+              <w:pStyle w:val="ListParagraph"/>
+              <w:numPr>
+                <w:ilvl w:val="0"/>
+                <w:numId w:val="65"/>
+              </w:numPr>
+            </w:pPr>
+            <w:r>
+              <w:t>Capacité de la ram : 8 Go</w:t>
+            </w:r>
+          </w:p>
+          <w:p>
+            <w:pPr>
+              <w:pStyle w:val="ListParagraph"/>
+              <w:numPr>
+                <w:ilvl w:val="0"/>
+                <w:numId w:val="65"/>
+              </w:numPr>
+            </w:pPr>
+            <w:r>
+              <w:t>Vitesse du processeur : 2.5Ghz</w:t>
+            </w:r>
+          </w:p>
+        </w:tc>
+      </w:tr>
+      <w:tr>
+        <w:trPr>
+          <w:trHeight w:val="329"/>
+        </w:trPr>
+        <w:tc>
+          <w:tcPr>
+            <w:tcW w:w="4580" w:type="dxa"/>
+          </w:tcPr>
+          <w:p>
+            <w:r>
+              <w:t>Ordinateur laptop</w:t>
+            </w:r>
+          </w:p>
+        </w:tc>
+        <w:tc>
+          <w:tcPr>
+            <w:tcW w:w="4580" w:type="dxa"/>
+          </w:tcPr>
+          <w:p>
+            <w:pPr>
+              <w:pStyle w:val="ListParagraph"/>
+              <w:numPr>
+                <w:ilvl w:val="0"/>
+                <w:numId w:val="67"/>
+              </w:numPr>
+            </w:pPr>
+            <w:r>
+              <w:t>Marque : MacBook</w:t>
+            </w:r>
+          </w:p>
+          <w:p>
+            <w:pPr>
+              <w:pStyle w:val="ListParagraph"/>
+              <w:numPr>
+                <w:ilvl w:val="0"/>
+                <w:numId w:val="67"/>
+              </w:numPr>
+            </w:pPr>
+            <w:r>
+              <w:t>Capacité</w:t>
+            </w:r>
+          </w:p>
+          <w:p>
+            <w:pPr>
+              <w:pStyle w:val="ListParagraph"/>
+              <w:numPr>
+                <w:ilvl w:val="0"/>
+                <w:numId w:val="67"/>
+              </w:numPr>
+            </w:pPr>
+            <w:r>
+              <w:t>Capacité</w:t>
+            </w:r>
+          </w:p>
+          <w:p>
+            <w:pPr>
+              <w:pStyle w:val="ListParagraph"/>
+              <w:numPr>
+                <w:ilvl w:val="0"/>
+                <w:numId w:val="67"/>
+              </w:numPr>
+            </w:pPr>
+            <w:proofErr w:type="gramStart"/>
+            <w:r>
+              <w:t>vitesse</w:t>
+            </w:r>
+            <w:proofErr w:type="gramEnd"/>
+          </w:p>
+        </w:tc>
+      </w:tr>
+      <w:tr>
+        <w:trPr>
+          <w:trHeight w:val="342"/>
+        </w:trPr>
+        <w:tc>
+          <w:tcPr>
+            <w:tcW w:w="4580" w:type="dxa"/>
+          </w:tcPr>
+          <w:p>
+            <w:r>
+              <w:t>Ordinateur laptop</w:t>
+            </w:r>
+          </w:p>
+        </w:tc>
+        <w:tc>
+          <w:tcPr>
+            <w:tcW w:w="4580" w:type="dxa"/>
+          </w:tcPr>
+          <w:p>
+            <w:pPr>
+              <w:pStyle w:val="ListParagraph"/>
+              <w:numPr>
+                <w:ilvl w:val="0"/>
+                <w:numId w:val="67"/>
+              </w:numPr>
+            </w:pPr>
+            <w:r>
+              <w:t>Marque :</w:t>
+            </w:r>
+          </w:p>
+          <w:p>
+            <w:pPr>
+              <w:pStyle w:val="ListParagraph"/>
+              <w:numPr>
+                <w:ilvl w:val="0"/>
+                <w:numId w:val="67"/>
+              </w:numPr>
+            </w:pPr>
+            <w:r>
+              <w:t>Capacite</w:t>
+            </w:r>
+          </w:p>
+          <w:p>
+            <w:pPr>
+              <w:pStyle w:val="ListParagraph"/>
+              <w:numPr>
+                <w:ilvl w:val="0"/>
+                <w:numId w:val="67"/>
+              </w:numPr>
+            </w:pPr>
+            <w:proofErr w:type="gramStart"/>
+            <w:r>
+              <w:t>capacité</w:t>
+            </w:r>
+            <w:proofErr w:type="gramEnd"/>
+          </w:p>
+          <w:p>
+            <w:pPr>
+              <w:pStyle w:val="ListParagraph"/>
+              <w:numPr>
+                <w:ilvl w:val="0"/>
+                <w:numId w:val="67"/>
+              </w:numPr>
+            </w:pPr>
+            <w:proofErr w:type="gramStart"/>
+            <w:r>
+              <w:t>vitesse</w:t>
+            </w:r>
+            <w:proofErr w:type="gramEnd"/>
+          </w:p>
+        </w:tc>
+      </w:tr>
+      <w:tr>
+        <w:trPr>
+          <w:trHeight w:val="329"/>
+        </w:trPr>
+        <w:tc>
+          <w:tcPr>
+            <w:tcW w:w="9160" w:type="dxa"/>
+            <w:gridSpan w:val="2"/>
+          </w:tcPr>
+          <w:p>
+            <w:pPr>
+              <w:jc w:val="center"/>
+            </w:pPr>
+            <w:r>
+              <w:lastRenderedPageBreak/>
+              <w:t>Autres matériels</w:t>
+            </w:r>
+          </w:p>
+        </w:tc>
+      </w:tr>
+      <w:tr>
+        <w:trPr>
+          <w:trHeight w:val="329"/>
+        </w:trPr>
+        <w:tc>
+          <w:tcPr>
+            <w:tcW w:w="4580" w:type="dxa"/>
+          </w:tcPr>
+          <w:p>
+            <w:r>
+              <w:t>Box wifi</w:t>
+            </w:r>
+          </w:p>
+        </w:tc>
+        <w:tc>
+          <w:tcPr>
+            <w:tcW w:w="4580" w:type="dxa"/>
+          </w:tcPr>
+          <w:p>
+            <w:r>
+              <w:t>Consommation d’au moins 10Go</w:t>
+            </w:r>
+          </w:p>
+        </w:tc>
+      </w:tr>
+    </w:tbl>
+    <w:p/>
+    <w:p/>
+    <w:p/>
+    <w:p/>
+    <w:p>
+      <w:pPr>
+        <w:pStyle w:val="ListParagraph"/>
+        <w:numPr>
+          <w:ilvl w:val="0"/>
+          <w:numId w:val="66"/>
+        </w:numPr>
+        <w:jc w:val="center"/>
+      </w:pPr>
+      <w:r>
+        <w:t>Outils technologique utilisés</w:t>
+      </w:r>
     </w:p>
     <w:sectPr>
       <w:headerReference w:type="even" r:id="rId25"/>
@@ -24069,7 +28510,7 @@
   <w:abstractNum w:abstractNumId="37" w15:restartNumberingAfterBreak="0">
     <w:nsid w:val="4A38040B"/>
     <w:multiLevelType w:val="hybridMultilevel"/>
-    <w:tmpl w:val="F0CEBF1C"/>
+    <w:tmpl w:val="AFE8027A"/>
     <w:lvl w:ilvl="0" w:tplc="040C0001">
       <w:start w:val="1"/>
       <w:numFmt w:val="bullet"/>
@@ -24379,6 +28820,95 @@
     </w:lvl>
   </w:abstractNum>
   <w:abstractNum w:abstractNumId="40" w15:restartNumberingAfterBreak="0">
+    <w:nsid w:val="5AE67A3D"/>
+    <w:multiLevelType w:val="hybridMultilevel"/>
+    <w:tmpl w:val="2B223B1A"/>
+    <w:lvl w:ilvl="0" w:tplc="040C000F">
+      <w:start w:val="1"/>
+      <w:numFmt w:val="decimal"/>
+      <w:lvlText w:val="%1."/>
+      <w:lvlJc w:val="left"/>
+      <w:pPr>
+        <w:ind w:left="720" w:hanging="360"/>
+      </w:pPr>
+      <w:rPr>
+        <w:rFonts w:hint="default"/>
+      </w:rPr>
+    </w:lvl>
+    <w:lvl w:ilvl="1" w:tplc="040C0019" w:tentative="1">
+      <w:start w:val="1"/>
+      <w:numFmt w:val="lowerLetter"/>
+      <w:lvlText w:val="%2."/>
+      <w:lvlJc w:val="left"/>
+      <w:pPr>
+        <w:ind w:left="1440" w:hanging="360"/>
+      </w:pPr>
+    </w:lvl>
+    <w:lvl w:ilvl="2" w:tplc="040C001B" w:tentative="1">
+      <w:start w:val="1"/>
+      <w:numFmt w:val="lowerRoman"/>
+      <w:lvlText w:val="%3."/>
+      <w:lvlJc w:val="right"/>
+      <w:pPr>
+        <w:ind w:left="2160" w:hanging="180"/>
+      </w:pPr>
+    </w:lvl>
+    <w:lvl w:ilvl="3" w:tplc="040C000F" w:tentative="1">
+      <w:start w:val="1"/>
+      <w:numFmt w:val="decimal"/>
+      <w:lvlText w:val="%4."/>
+      <w:lvlJc w:val="left"/>
+      <w:pPr>
+        <w:ind w:left="2880" w:hanging="360"/>
+      </w:pPr>
+    </w:lvl>
+    <w:lvl w:ilvl="4" w:tplc="040C0019" w:tentative="1">
+      <w:start w:val="1"/>
+      <w:numFmt w:val="lowerLetter"/>
+      <w:lvlText w:val="%5."/>
+      <w:lvlJc w:val="left"/>
+      <w:pPr>
+        <w:ind w:left="3600" w:hanging="360"/>
+      </w:pPr>
+    </w:lvl>
+    <w:lvl w:ilvl="5" w:tplc="040C001B" w:tentative="1">
+      <w:start w:val="1"/>
+      <w:numFmt w:val="lowerRoman"/>
+      <w:lvlText w:val="%6."/>
+      <w:lvlJc w:val="right"/>
+      <w:pPr>
+        <w:ind w:left="4320" w:hanging="180"/>
+      </w:pPr>
+    </w:lvl>
+    <w:lvl w:ilvl="6" w:tplc="040C000F" w:tentative="1">
+      <w:start w:val="1"/>
+      <w:numFmt w:val="decimal"/>
+      <w:lvlText w:val="%7."/>
+      <w:lvlJc w:val="left"/>
+      <w:pPr>
+        <w:ind w:left="5040" w:hanging="360"/>
+      </w:pPr>
+    </w:lvl>
+    <w:lvl w:ilvl="7" w:tplc="040C0019" w:tentative="1">
+      <w:start w:val="1"/>
+      <w:numFmt w:val="lowerLetter"/>
+      <w:lvlText w:val="%8."/>
+      <w:lvlJc w:val="left"/>
+      <w:pPr>
+        <w:ind w:left="5760" w:hanging="360"/>
+      </w:pPr>
+    </w:lvl>
+    <w:lvl w:ilvl="8" w:tplc="040C001B" w:tentative="1">
+      <w:start w:val="1"/>
+      <w:numFmt w:val="lowerRoman"/>
+      <w:lvlText w:val="%9."/>
+      <w:lvlJc w:val="right"/>
+      <w:pPr>
+        <w:ind w:left="6480" w:hanging="180"/>
+      </w:pPr>
+    </w:lvl>
+  </w:abstractNum>
+  <w:abstractNum w:abstractNumId="41" w15:restartNumberingAfterBreak="0">
     <w:nsid w:val="5AF00059"/>
     <w:multiLevelType w:val="hybridMultilevel"/>
     <w:tmpl w:val="F854323E"/>
@@ -24464,7 +28994,7 @@
       </w:pPr>
     </w:lvl>
   </w:abstractNum>
-  <w:abstractNum w:abstractNumId="41" w15:restartNumberingAfterBreak="0">
+  <w:abstractNum w:abstractNumId="42" w15:restartNumberingAfterBreak="0">
     <w:nsid w:val="5DA00ECB"/>
     <w:multiLevelType w:val="hybridMultilevel"/>
     <w:tmpl w:val="28BE7D4E"/>
@@ -24550,7 +29080,7 @@
       </w:pPr>
     </w:lvl>
   </w:abstractNum>
-  <w:abstractNum w:abstractNumId="42" w15:restartNumberingAfterBreak="0">
+  <w:abstractNum w:abstractNumId="43" w15:restartNumberingAfterBreak="0">
     <w:nsid w:val="5EEF3527"/>
     <w:multiLevelType w:val="hybridMultilevel"/>
     <w:tmpl w:val="339E825C"/>
@@ -24663,7 +29193,7 @@
       </w:rPr>
     </w:lvl>
   </w:abstractNum>
-  <w:abstractNum w:abstractNumId="43" w15:restartNumberingAfterBreak="0">
+  <w:abstractNum w:abstractNumId="44" w15:restartNumberingAfterBreak="0">
     <w:nsid w:val="60C70623"/>
     <w:multiLevelType w:val="multilevel"/>
     <w:tmpl w:val="040C001D"/>
@@ -24749,7 +29279,7 @@
       </w:pPr>
     </w:lvl>
   </w:abstractNum>
-  <w:abstractNum w:abstractNumId="44" w15:restartNumberingAfterBreak="0">
+  <w:abstractNum w:abstractNumId="45" w15:restartNumberingAfterBreak="0">
     <w:nsid w:val="628C6454"/>
     <w:multiLevelType w:val="multilevel"/>
     <w:tmpl w:val="4B64A426"/>
@@ -24862,7 +29392,7 @@
       </w:rPr>
     </w:lvl>
   </w:abstractNum>
-  <w:abstractNum w:abstractNumId="45" w15:restartNumberingAfterBreak="0">
+  <w:abstractNum w:abstractNumId="46" w15:restartNumberingAfterBreak="0">
     <w:nsid w:val="62C86E2D"/>
     <w:multiLevelType w:val="hybridMultilevel"/>
     <w:tmpl w:val="A0A453AA"/>
@@ -24975,7 +29505,7 @@
       </w:rPr>
     </w:lvl>
   </w:abstractNum>
-  <w:abstractNum w:abstractNumId="46" w15:restartNumberingAfterBreak="0">
+  <w:abstractNum w:abstractNumId="47" w15:restartNumberingAfterBreak="0">
     <w:nsid w:val="639460B0"/>
     <w:multiLevelType w:val="hybridMultilevel"/>
     <w:tmpl w:val="D8F02D58"/>
@@ -25061,7 +29591,7 @@
       </w:pPr>
     </w:lvl>
   </w:abstractNum>
-  <w:abstractNum w:abstractNumId="47" w15:restartNumberingAfterBreak="0">
+  <w:abstractNum w:abstractNumId="48" w15:restartNumberingAfterBreak="0">
     <w:nsid w:val="63F15901"/>
     <w:multiLevelType w:val="hybridMultilevel"/>
     <w:tmpl w:val="1DD8432C"/>
@@ -25150,7 +29680,7 @@
       </w:pPr>
     </w:lvl>
   </w:abstractNum>
-  <w:abstractNum w:abstractNumId="48" w15:restartNumberingAfterBreak="0">
+  <w:abstractNum w:abstractNumId="49" w15:restartNumberingAfterBreak="0">
     <w:nsid w:val="656C2719"/>
     <w:multiLevelType w:val="hybridMultilevel"/>
     <w:tmpl w:val="58B47AB6"/>
@@ -25236,7 +29766,7 @@
       </w:pPr>
     </w:lvl>
   </w:abstractNum>
-  <w:abstractNum w:abstractNumId="49" w15:restartNumberingAfterBreak="0">
+  <w:abstractNum w:abstractNumId="50" w15:restartNumberingAfterBreak="0">
     <w:nsid w:val="66A10BDC"/>
     <w:multiLevelType w:val="hybridMultilevel"/>
     <w:tmpl w:val="28BE7D4E"/>
@@ -25322,7 +29852,7 @@
       </w:pPr>
     </w:lvl>
   </w:abstractNum>
-  <w:abstractNum w:abstractNumId="50" w15:restartNumberingAfterBreak="0">
+  <w:abstractNum w:abstractNumId="51" w15:restartNumberingAfterBreak="0">
     <w:nsid w:val="68D334B0"/>
     <w:multiLevelType w:val="multilevel"/>
     <w:tmpl w:val="5DD64F4E"/>
@@ -25467,7 +29997,7 @@
       </w:rPr>
     </w:lvl>
   </w:abstractNum>
-  <w:abstractNum w:abstractNumId="51" w15:restartNumberingAfterBreak="0">
+  <w:abstractNum w:abstractNumId="52" w15:restartNumberingAfterBreak="0">
     <w:nsid w:val="6A340D8E"/>
     <w:multiLevelType w:val="hybridMultilevel"/>
     <w:tmpl w:val="857665F2"/>
@@ -25556,7 +30086,7 @@
       </w:pPr>
     </w:lvl>
   </w:abstractNum>
-  <w:abstractNum w:abstractNumId="52" w15:restartNumberingAfterBreak="0">
+  <w:abstractNum w:abstractNumId="53" w15:restartNumberingAfterBreak="0">
     <w:nsid w:val="6A7979CF"/>
     <w:multiLevelType w:val="hybridMultilevel"/>
     <w:tmpl w:val="BA68D816"/>
@@ -25642,7 +30172,7 @@
       </w:pPr>
     </w:lvl>
   </w:abstractNum>
-  <w:abstractNum w:abstractNumId="53" w15:restartNumberingAfterBreak="0">
+  <w:abstractNum w:abstractNumId="54" w15:restartNumberingAfterBreak="0">
     <w:nsid w:val="6C6E007F"/>
     <w:multiLevelType w:val="hybridMultilevel"/>
     <w:tmpl w:val="B386C9F2"/>
@@ -25728,7 +30258,7 @@
       </w:pPr>
     </w:lvl>
   </w:abstractNum>
-  <w:abstractNum w:abstractNumId="54" w15:restartNumberingAfterBreak="0">
+  <w:abstractNum w:abstractNumId="55" w15:restartNumberingAfterBreak="0">
     <w:nsid w:val="6DC311DD"/>
     <w:multiLevelType w:val="hybridMultilevel"/>
     <w:tmpl w:val="B6E06838"/>
@@ -25814,7 +30344,7 @@
       </w:pPr>
     </w:lvl>
   </w:abstractNum>
-  <w:abstractNum w:abstractNumId="55" w15:restartNumberingAfterBreak="0">
+  <w:abstractNum w:abstractNumId="56" w15:restartNumberingAfterBreak="0">
     <w:nsid w:val="6F154A1C"/>
     <w:multiLevelType w:val="hybridMultilevel"/>
     <w:tmpl w:val="B2306E68"/>
@@ -25900,7 +30430,7 @@
       </w:pPr>
     </w:lvl>
   </w:abstractNum>
-  <w:abstractNum w:abstractNumId="56" w15:restartNumberingAfterBreak="0">
+  <w:abstractNum w:abstractNumId="57" w15:restartNumberingAfterBreak="0">
     <w:nsid w:val="70DA3396"/>
     <w:multiLevelType w:val="hybridMultilevel"/>
     <w:tmpl w:val="798A24BA"/>
@@ -26013,7 +30543,7 @@
       </w:rPr>
     </w:lvl>
   </w:abstractNum>
-  <w:abstractNum w:abstractNumId="57" w15:restartNumberingAfterBreak="0">
+  <w:abstractNum w:abstractNumId="58" w15:restartNumberingAfterBreak="0">
     <w:nsid w:val="70DC7768"/>
     <w:multiLevelType w:val="hybridMultilevel"/>
     <w:tmpl w:val="A5D45E94"/>
@@ -26102,7 +30632,7 @@
       </w:pPr>
     </w:lvl>
   </w:abstractNum>
-  <w:abstractNum w:abstractNumId="58" w15:restartNumberingAfterBreak="0">
+  <w:abstractNum w:abstractNumId="59" w15:restartNumberingAfterBreak="0">
     <w:nsid w:val="71DB27B7"/>
     <w:multiLevelType w:val="hybridMultilevel"/>
     <w:tmpl w:val="C552825C"/>
@@ -26191,7 +30721,7 @@
       </w:pPr>
     </w:lvl>
   </w:abstractNum>
-  <w:abstractNum w:abstractNumId="59" w15:restartNumberingAfterBreak="0">
+  <w:abstractNum w:abstractNumId="60" w15:restartNumberingAfterBreak="0">
     <w:nsid w:val="72C82C12"/>
     <w:multiLevelType w:val="hybridMultilevel"/>
     <w:tmpl w:val="B7D87ECC"/>
@@ -26280,7 +30810,7 @@
       </w:pPr>
     </w:lvl>
   </w:abstractNum>
-  <w:abstractNum w:abstractNumId="60" w15:restartNumberingAfterBreak="0">
+  <w:abstractNum w:abstractNumId="61" w15:restartNumberingAfterBreak="0">
     <w:nsid w:val="75DB2488"/>
     <w:multiLevelType w:val="multilevel"/>
     <w:tmpl w:val="040C001F"/>
@@ -26366,7 +30896,120 @@
       </w:pPr>
     </w:lvl>
   </w:abstractNum>
-  <w:abstractNum w:abstractNumId="61" w15:restartNumberingAfterBreak="0">
+  <w:abstractNum w:abstractNumId="62" w15:restartNumberingAfterBreak="0">
+    <w:nsid w:val="79B85FEF"/>
+    <w:multiLevelType w:val="hybridMultilevel"/>
+    <w:tmpl w:val="EA1A7836"/>
+    <w:lvl w:ilvl="0" w:tplc="040C0001">
+      <w:start w:val="1"/>
+      <w:numFmt w:val="bullet"/>
+      <w:lvlText w:val=""/>
+      <w:lvlJc w:val="left"/>
+      <w:pPr>
+        <w:ind w:left="720" w:hanging="360"/>
+      </w:pPr>
+      <w:rPr>
+        <w:rFonts w:ascii="Symbol" w:hAnsi="Symbol" w:hint="default"/>
+      </w:rPr>
+    </w:lvl>
+    <w:lvl w:ilvl="1" w:tplc="040C0003" w:tentative="1">
+      <w:start w:val="1"/>
+      <w:numFmt w:val="bullet"/>
+      <w:lvlText w:val="o"/>
+      <w:lvlJc w:val="left"/>
+      <w:pPr>
+        <w:ind w:left="1440" w:hanging="360"/>
+      </w:pPr>
+      <w:rPr>
+        <w:rFonts w:ascii="Courier New" w:hAnsi="Courier New" w:cs="Courier New" w:hint="default"/>
+      </w:rPr>
+    </w:lvl>
+    <w:lvl w:ilvl="2" w:tplc="040C0005" w:tentative="1">
+      <w:start w:val="1"/>
+      <w:numFmt w:val="bullet"/>
+      <w:lvlText w:val=""/>
+      <w:lvlJc w:val="left"/>
+      <w:pPr>
+        <w:ind w:left="2160" w:hanging="360"/>
+      </w:pPr>
+      <w:rPr>
+        <w:rFonts w:ascii="Wingdings" w:hAnsi="Wingdings" w:hint="default"/>
+      </w:rPr>
+    </w:lvl>
+    <w:lvl w:ilvl="3" w:tplc="040C0001" w:tentative="1">
+      <w:start w:val="1"/>
+      <w:numFmt w:val="bullet"/>
+      <w:lvlText w:val=""/>
+      <w:lvlJc w:val="left"/>
+      <w:pPr>
+        <w:ind w:left="2880" w:hanging="360"/>
+      </w:pPr>
+      <w:rPr>
+        <w:rFonts w:ascii="Symbol" w:hAnsi="Symbol" w:hint="default"/>
+      </w:rPr>
+    </w:lvl>
+    <w:lvl w:ilvl="4" w:tplc="040C0003" w:tentative="1">
+      <w:start w:val="1"/>
+      <w:numFmt w:val="bullet"/>
+      <w:lvlText w:val="o"/>
+      <w:lvlJc w:val="left"/>
+      <w:pPr>
+        <w:ind w:left="3600" w:hanging="360"/>
+      </w:pPr>
+      <w:rPr>
+        <w:rFonts w:ascii="Courier New" w:hAnsi="Courier New" w:cs="Courier New" w:hint="default"/>
+      </w:rPr>
+    </w:lvl>
+    <w:lvl w:ilvl="5" w:tplc="040C0005" w:tentative="1">
+      <w:start w:val="1"/>
+      <w:numFmt w:val="bullet"/>
+      <w:lvlText w:val=""/>
+      <w:lvlJc w:val="left"/>
+      <w:pPr>
+        <w:ind w:left="4320" w:hanging="360"/>
+      </w:pPr>
+      <w:rPr>
+        <w:rFonts w:ascii="Wingdings" w:hAnsi="Wingdings" w:hint="default"/>
+      </w:rPr>
+    </w:lvl>
+    <w:lvl w:ilvl="6" w:tplc="040C0001" w:tentative="1">
+      <w:start w:val="1"/>
+      <w:numFmt w:val="bullet"/>
+      <w:lvlText w:val=""/>
+      <w:lvlJc w:val="left"/>
+      <w:pPr>
+        <w:ind w:left="5040" w:hanging="360"/>
+      </w:pPr>
+      <w:rPr>
+        <w:rFonts w:ascii="Symbol" w:hAnsi="Symbol" w:hint="default"/>
+      </w:rPr>
+    </w:lvl>
+    <w:lvl w:ilvl="7" w:tplc="040C0003" w:tentative="1">
+      <w:start w:val="1"/>
+      <w:numFmt w:val="bullet"/>
+      <w:lvlText w:val="o"/>
+      <w:lvlJc w:val="left"/>
+      <w:pPr>
+        <w:ind w:left="5760" w:hanging="360"/>
+      </w:pPr>
+      <w:rPr>
+        <w:rFonts w:ascii="Courier New" w:hAnsi="Courier New" w:cs="Courier New" w:hint="default"/>
+      </w:rPr>
+    </w:lvl>
+    <w:lvl w:ilvl="8" w:tplc="040C0005" w:tentative="1">
+      <w:start w:val="1"/>
+      <w:numFmt w:val="bullet"/>
+      <w:lvlText w:val=""/>
+      <w:lvlJc w:val="left"/>
+      <w:pPr>
+        <w:ind w:left="6480" w:hanging="360"/>
+      </w:pPr>
+      <w:rPr>
+        <w:rFonts w:ascii="Wingdings" w:hAnsi="Wingdings" w:hint="default"/>
+      </w:rPr>
+    </w:lvl>
+  </w:abstractNum>
+  <w:abstractNum w:abstractNumId="63" w15:restartNumberingAfterBreak="0">
     <w:nsid w:val="7CAE047E"/>
     <w:multiLevelType w:val="hybridMultilevel"/>
     <w:tmpl w:val="3BD83572"/>
@@ -26484,7 +31127,7 @@
       </w:rPr>
     </w:lvl>
   </w:abstractNum>
-  <w:abstractNum w:abstractNumId="62" w15:restartNumberingAfterBreak="0">
+  <w:abstractNum w:abstractNumId="64" w15:restartNumberingAfterBreak="0">
     <w:nsid w:val="7D7B3AEA"/>
     <w:multiLevelType w:val="hybridMultilevel"/>
     <w:tmpl w:val="DF124498"/>
@@ -26573,7 +31216,7 @@
       </w:pPr>
     </w:lvl>
   </w:abstractNum>
-  <w:abstractNum w:abstractNumId="63" w15:restartNumberingAfterBreak="0">
+  <w:abstractNum w:abstractNumId="65" w15:restartNumberingAfterBreak="0">
     <w:nsid w:val="7E6B13BB"/>
     <w:multiLevelType w:val="hybridMultilevel"/>
     <w:tmpl w:val="4EC09170"/>
@@ -26662,7 +31305,7 @@
       </w:pPr>
     </w:lvl>
   </w:abstractNum>
-  <w:abstractNum w:abstractNumId="64" w15:restartNumberingAfterBreak="0">
+  <w:abstractNum w:abstractNumId="66" w15:restartNumberingAfterBreak="0">
     <w:nsid w:val="7E850375"/>
     <w:multiLevelType w:val="hybridMultilevel"/>
     <w:tmpl w:val="237A486E"/>
@@ -26755,7 +31398,7 @@
     <w:abstractNumId w:val="25"/>
   </w:num>
   <w:num w:numId="2" w16cid:durableId="2128506219">
-    <w:abstractNumId w:val="48"/>
+    <w:abstractNumId w:val="49"/>
   </w:num>
   <w:num w:numId="3" w16cid:durableId="660699309">
     <w:abstractNumId w:val="39"/>
@@ -26767,7 +31410,7 @@
     <w:abstractNumId w:val="17"/>
   </w:num>
   <w:num w:numId="6" w16cid:durableId="1190533170">
-    <w:abstractNumId w:val="40"/>
+    <w:abstractNumId w:val="41"/>
   </w:num>
   <w:num w:numId="7" w16cid:durableId="1712000909">
     <w:abstractNumId w:val="29"/>
@@ -26785,7 +31428,7 @@
     <w:abstractNumId w:val="34"/>
   </w:num>
   <w:num w:numId="12" w16cid:durableId="755781864">
-    <w:abstractNumId w:val="53"/>
+    <w:abstractNumId w:val="54"/>
   </w:num>
   <w:num w:numId="13" w16cid:durableId="1354529101">
     <w:abstractNumId w:val="15"/>
@@ -26797,19 +31440,19 @@
     <w:abstractNumId w:val="27"/>
   </w:num>
   <w:num w:numId="16" w16cid:durableId="104735205">
-    <w:abstractNumId w:val="50"/>
+    <w:abstractNumId w:val="51"/>
   </w:num>
   <w:num w:numId="17" w16cid:durableId="1762023649">
     <w:abstractNumId w:val="30"/>
   </w:num>
   <w:num w:numId="18" w16cid:durableId="1016883728">
-    <w:abstractNumId w:val="51"/>
+    <w:abstractNumId w:val="52"/>
   </w:num>
   <w:num w:numId="19" w16cid:durableId="984166065">
-    <w:abstractNumId w:val="60"/>
+    <w:abstractNumId w:val="61"/>
   </w:num>
   <w:num w:numId="20" w16cid:durableId="436410690">
-    <w:abstractNumId w:val="64"/>
+    <w:abstractNumId w:val="66"/>
   </w:num>
   <w:num w:numId="21" w16cid:durableId="1620993992">
     <w:abstractNumId w:val="19"/>
@@ -26821,7 +31464,7 @@
     <w:abstractNumId w:val="7"/>
   </w:num>
   <w:num w:numId="24" w16cid:durableId="698899370">
-    <w:abstractNumId w:val="41"/>
+    <w:abstractNumId w:val="42"/>
   </w:num>
   <w:num w:numId="25" w16cid:durableId="32775877">
     <w:abstractNumId w:val="9"/>
@@ -26830,7 +31473,7 @@
     <w:abstractNumId w:val="28"/>
   </w:num>
   <w:num w:numId="27" w16cid:durableId="2133548661">
-    <w:abstractNumId w:val="56"/>
+    <w:abstractNumId w:val="57"/>
   </w:num>
   <w:num w:numId="28" w16cid:durableId="253637215">
     <w:abstractNumId w:val="12"/>
@@ -26848,19 +31491,19 @@
     <w:abstractNumId w:val="38"/>
   </w:num>
   <w:num w:numId="33" w16cid:durableId="130900197">
-    <w:abstractNumId w:val="54"/>
+    <w:abstractNumId w:val="55"/>
   </w:num>
   <w:num w:numId="34" w16cid:durableId="1436899926">
-    <w:abstractNumId w:val="45"/>
+    <w:abstractNumId w:val="46"/>
   </w:num>
   <w:num w:numId="35" w16cid:durableId="356153600">
     <w:abstractNumId w:val="22"/>
   </w:num>
   <w:num w:numId="36" w16cid:durableId="1715038730">
-    <w:abstractNumId w:val="57"/>
+    <w:abstractNumId w:val="58"/>
   </w:num>
   <w:num w:numId="37" w16cid:durableId="489367800">
-    <w:abstractNumId w:val="55"/>
+    <w:abstractNumId w:val="56"/>
   </w:num>
   <w:num w:numId="38" w16cid:durableId="1500461548">
     <w:abstractNumId w:val="36"/>
@@ -26872,7 +31515,7 @@
     <w:abstractNumId w:val="23"/>
   </w:num>
   <w:num w:numId="41" w16cid:durableId="864755829">
-    <w:abstractNumId w:val="52"/>
+    <w:abstractNumId w:val="53"/>
   </w:num>
   <w:num w:numId="42" w16cid:durableId="1652715570">
     <w:abstractNumId w:val="0"/>
@@ -26884,43 +31527,43 @@
     <w:abstractNumId w:val="11"/>
   </w:num>
   <w:num w:numId="45" w16cid:durableId="471024837">
-    <w:abstractNumId w:val="49"/>
+    <w:abstractNumId w:val="50"/>
   </w:num>
   <w:num w:numId="46" w16cid:durableId="2085493264">
-    <w:abstractNumId w:val="46"/>
+    <w:abstractNumId w:val="47"/>
   </w:num>
   <w:num w:numId="47" w16cid:durableId="1497573425">
     <w:abstractNumId w:val="10"/>
   </w:num>
   <w:num w:numId="48" w16cid:durableId="2086877296">
-    <w:abstractNumId w:val="43"/>
+    <w:abstractNumId w:val="44"/>
   </w:num>
   <w:num w:numId="49" w16cid:durableId="472869415">
-    <w:abstractNumId w:val="63"/>
+    <w:abstractNumId w:val="65"/>
   </w:num>
   <w:num w:numId="50" w16cid:durableId="289288753">
     <w:abstractNumId w:val="33"/>
   </w:num>
   <w:num w:numId="51" w16cid:durableId="1535776254">
-    <w:abstractNumId w:val="59"/>
+    <w:abstractNumId w:val="60"/>
   </w:num>
   <w:num w:numId="52" w16cid:durableId="1427967953">
     <w:abstractNumId w:val="2"/>
   </w:num>
   <w:num w:numId="53" w16cid:durableId="1984314753">
-    <w:abstractNumId w:val="47"/>
+    <w:abstractNumId w:val="48"/>
   </w:num>
   <w:num w:numId="54" w16cid:durableId="1197742764">
-    <w:abstractNumId w:val="62"/>
+    <w:abstractNumId w:val="64"/>
   </w:num>
   <w:num w:numId="55" w16cid:durableId="1281575308">
-    <w:abstractNumId w:val="58"/>
+    <w:abstractNumId w:val="59"/>
   </w:num>
   <w:num w:numId="56" w16cid:durableId="305866363">
     <w:abstractNumId w:val="5"/>
   </w:num>
   <w:num w:numId="57" w16cid:durableId="1625232950">
-    <w:abstractNumId w:val="44"/>
+    <w:abstractNumId w:val="45"/>
   </w:num>
   <w:num w:numId="58" w16cid:durableId="151264169">
     <w:abstractNumId w:val="6"/>
@@ -26929,13 +31572,13 @@
     <w:abstractNumId w:val="14"/>
   </w:num>
   <w:num w:numId="60" w16cid:durableId="937953413">
-    <w:abstractNumId w:val="61"/>
+    <w:abstractNumId w:val="63"/>
   </w:num>
   <w:num w:numId="61" w16cid:durableId="1772772931">
     <w:abstractNumId w:val="3"/>
   </w:num>
   <w:num w:numId="62" w16cid:durableId="595820298">
-    <w:abstractNumId w:val="42"/>
+    <w:abstractNumId w:val="43"/>
   </w:num>
   <w:num w:numId="63" w16cid:durableId="269826918">
     <w:abstractNumId w:val="4"/>
@@ -26945,6 +31588,12 @@
   </w:num>
   <w:num w:numId="65" w16cid:durableId="915044401">
     <w:abstractNumId w:val="37"/>
+  </w:num>
+  <w:num w:numId="66" w16cid:durableId="803936511">
+    <w:abstractNumId w:val="40"/>
+  </w:num>
+  <w:num w:numId="67" w16cid:durableId="532695187">
+    <w:abstractNumId w:val="62"/>
   </w:num>
 </w:numbering>
 </file>

--- a/Docs/Rapport de projet AGL3.docx
+++ b/Docs/Rapport de projet AGL3.docx
@@ -533,20 +533,8 @@
                                 <w:szCs w:val="26"/>
                                 <w:lang w:val="en-US"/>
                               </w:rPr>
-                              <w:t xml:space="preserve">NOUHO Adama </w:t>
+                              <w:t>NOUHO Adama Kouakou</w:t>
                             </w:r>
-                            <w:proofErr w:type="spellStart"/>
-                            <w:r>
-                              <w:rPr>
-                                <w:b/>
-                                <w:bCs/>
-                                <w:sz w:val="26"/>
-                                <w:szCs w:val="26"/>
-                                <w:lang w:val="en-US"/>
-                              </w:rPr>
-                              <w:t>Kouakou</w:t>
-                            </w:r>
-                            <w:proofErr w:type="spellEnd"/>
                           </w:p>
                           <w:p>
                             <w:pPr>
@@ -667,20 +655,8 @@
                           <w:szCs w:val="26"/>
                           <w:lang w:val="en-US"/>
                         </w:rPr>
-                        <w:t xml:space="preserve">NOUHO Adama </w:t>
+                        <w:t>NOUHO Adama Kouakou</w:t>
                       </w:r>
-                      <w:proofErr w:type="spellStart"/>
-                      <w:r>
-                        <w:rPr>
-                          <w:b/>
-                          <w:bCs/>
-                          <w:sz w:val="26"/>
-                          <w:szCs w:val="26"/>
-                          <w:lang w:val="en-US"/>
-                        </w:rPr>
-                        <w:t>Kouakou</w:t>
-                      </w:r>
-                      <w:proofErr w:type="spellEnd"/>
                     </w:p>
                     <w:p>
                       <w:pPr>
@@ -3009,16 +2985,7 @@
                                 <w:iCs/>
                                 <w:color w:val="156082" w:themeColor="accent1"/>
                               </w:rPr>
-                              <w:t xml:space="preserve">Tableau 1 : tableau des spécifications </w:t>
-                            </w:r>
-                            <w:proofErr w:type="gramStart"/>
-                            <w:r>
-                              <w:rPr>
-                                <w:i/>
-                                <w:iCs/>
-                                <w:color w:val="156082" w:themeColor="accent1"/>
-                              </w:rPr>
-                              <w:t>fonctionnelles</w:t>
+                              <w:t>Tableau 1 : tableau des spécifications fonctionnelles</w:t>
                             </w:r>
                             <w:r>
                               <w:rPr>
@@ -3034,16 +3001,7 @@
                                 <w:iCs/>
                                 <w:color w:val="156082" w:themeColor="accent1"/>
                               </w:rPr>
-                              <w:t>Source</w:t>
-                            </w:r>
-                            <w:proofErr w:type="gramEnd"/>
-                            <w:r>
-                              <w:rPr>
-                                <w:i/>
-                                <w:iCs/>
-                                <w:color w:val="156082" w:themeColor="accent1"/>
-                              </w:rPr>
-                              <w:t> :</w:t>
+                              <w:t>Source :</w:t>
                             </w:r>
                             <w:r>
                               <w:rPr>
@@ -3101,16 +3059,7 @@
                           <w:iCs/>
                           <w:color w:val="156082" w:themeColor="accent1"/>
                         </w:rPr>
-                        <w:t xml:space="preserve">Tableau 1 : tableau des spécifications </w:t>
-                      </w:r>
-                      <w:proofErr w:type="gramStart"/>
-                      <w:r>
-                        <w:rPr>
-                          <w:i/>
-                          <w:iCs/>
-                          <w:color w:val="156082" w:themeColor="accent1"/>
-                        </w:rPr>
-                        <w:t>fonctionnelles</w:t>
+                        <w:t>Tableau 1 : tableau des spécifications fonctionnelles</w:t>
                       </w:r>
                       <w:r>
                         <w:rPr>
@@ -3126,16 +3075,7 @@
                           <w:iCs/>
                           <w:color w:val="156082" w:themeColor="accent1"/>
                         </w:rPr>
-                        <w:t>Source</w:t>
-                      </w:r>
-                      <w:proofErr w:type="gramEnd"/>
-                      <w:r>
-                        <w:rPr>
-                          <w:i/>
-                          <w:iCs/>
-                          <w:color w:val="156082" w:themeColor="accent1"/>
-                        </w:rPr>
-                        <w:t> :</w:t>
+                        <w:t>Source :</w:t>
                       </w:r>
                       <w:r>
                         <w:rPr>
@@ -3329,25 +3269,7 @@
           <w:szCs w:val="28"/>
           <w:lang w:val="en-US"/>
         </w:rPr>
-        <w:t xml:space="preserve">Ange David </w:t>
-      </w:r>
-      <w:proofErr w:type="gramStart"/>
-      <w:r>
-        <w:rPr>
-          <w:sz w:val="28"/>
-          <w:szCs w:val="28"/>
-          <w:lang w:val="en-US"/>
-        </w:rPr>
-        <w:t>AKRE(</w:t>
-      </w:r>
-      <w:proofErr w:type="gramEnd"/>
-      <w:r>
-        <w:rPr>
-          <w:sz w:val="28"/>
-          <w:szCs w:val="28"/>
-          <w:lang w:val="en-US"/>
-        </w:rPr>
-        <w:t>Scrum Master)</w:t>
+        <w:t>Ange David AKRE(Scrum Master)</w:t>
       </w:r>
     </w:p>
     <w:p>
@@ -3392,103 +3314,23 @@
           <w:sz w:val="28"/>
           <w:szCs w:val="28"/>
         </w:rPr>
-        <w:t xml:space="preserve">Adama </w:t>
-      </w:r>
-      <w:proofErr w:type="gramStart"/>
-      <w:r>
+        <w:t>Adama NOUHO(Product Owner) </w:t>
+      </w:r>
+    </w:p>
+    <w:p>
+      <w:pPr>
+        <w:jc w:val="both"/>
         <w:rPr>
           <w:sz w:val="28"/>
           <w:szCs w:val="28"/>
         </w:rPr>
-        <w:t>NOUHO(</w:t>
-      </w:r>
-      <w:proofErr w:type="gramEnd"/>
+      </w:pPr>
       <w:r>
         <w:rPr>
           <w:sz w:val="28"/>
           <w:szCs w:val="28"/>
         </w:rPr>
-        <w:t xml:space="preserve">Product </w:t>
-      </w:r>
-      <w:proofErr w:type="spellStart"/>
-      <w:r>
-        <w:rPr>
-          <w:sz w:val="28"/>
-          <w:szCs w:val="28"/>
-        </w:rPr>
-        <w:t>Owner</w:t>
-      </w:r>
-      <w:proofErr w:type="spellEnd"/>
-      <w:r>
-        <w:rPr>
-          <w:sz w:val="28"/>
-          <w:szCs w:val="28"/>
-        </w:rPr>
-        <w:t>) </w:t>
-      </w:r>
-    </w:p>
-    <w:p>
-      <w:pPr>
-        <w:jc w:val="both"/>
-        <w:rPr>
-          <w:sz w:val="28"/>
-          <w:szCs w:val="28"/>
-        </w:rPr>
-      </w:pPr>
-      <w:r>
-        <w:rPr>
-          <w:sz w:val="28"/>
-          <w:szCs w:val="28"/>
-        </w:rPr>
-        <w:t xml:space="preserve">NOUHO Adama a occupé le rôle de Product </w:t>
-      </w:r>
-      <w:proofErr w:type="spellStart"/>
-      <w:r>
-        <w:rPr>
-          <w:sz w:val="28"/>
-          <w:szCs w:val="28"/>
-        </w:rPr>
-        <w:t>Owner</w:t>
-      </w:r>
-      <w:proofErr w:type="spellEnd"/>
-      <w:r>
-        <w:rPr>
-          <w:sz w:val="28"/>
-          <w:szCs w:val="28"/>
-        </w:rPr>
-        <w:t xml:space="preserve">, étant responsable de la définition de la vision du projet et de la gestion du Product </w:t>
-      </w:r>
-      <w:proofErr w:type="spellStart"/>
-      <w:r>
-        <w:rPr>
-          <w:sz w:val="28"/>
-          <w:szCs w:val="28"/>
-        </w:rPr>
-        <w:t>Backlog</w:t>
-      </w:r>
-      <w:proofErr w:type="spellEnd"/>
-      <w:r>
-        <w:rPr>
-          <w:sz w:val="28"/>
-          <w:szCs w:val="28"/>
-        </w:rPr>
-        <w:t xml:space="preserve">. Il a travaillé en étroite collaboration avec les parties prenantes pour recueillir leurs besoins et leurs retours, traduisant ces informations en user stories claires et bien priorisées. </w:t>
-      </w:r>
-      <w:proofErr w:type="spellStart"/>
-      <w:r>
-        <w:rPr>
-          <w:sz w:val="28"/>
-          <w:szCs w:val="28"/>
-        </w:rPr>
-        <w:t>Nouho</w:t>
-      </w:r>
-      <w:proofErr w:type="spellEnd"/>
-      <w:r>
-        <w:rPr>
-          <w:sz w:val="28"/>
-          <w:szCs w:val="28"/>
-        </w:rPr>
-        <w:t xml:space="preserve"> a veillé à ce que l’équipe se concentre sur la création de valeur tout au long du projet.</w:t>
+        <w:t>NOUHO Adama a occupé le rôle de Product Owner, étant responsable de la définition de la vision du projet et de la gestion du Product Backlog. Il a travaillé en étroite collaboration avec les parties prenantes pour recueillir leurs besoins et leurs retours, traduisant ces informations en user stories claires et bien priorisées. Nouho a veillé à ce que l’équipe se concentre sur la création de valeur tout au long du projet.</w:t>
       </w:r>
     </w:p>
     <w:p>
@@ -3525,23 +3367,7 @@
           <w:sz w:val="28"/>
           <w:szCs w:val="28"/>
         </w:rPr>
-        <w:t xml:space="preserve"> En tant que Développeur, Bryan a été chargé de la mise en œuvre des fonctionnalités définies dans le Product </w:t>
-      </w:r>
-      <w:proofErr w:type="spellStart"/>
-      <w:r>
-        <w:rPr>
-          <w:sz w:val="28"/>
-          <w:szCs w:val="28"/>
-        </w:rPr>
-        <w:t>Backlog</w:t>
-      </w:r>
-      <w:proofErr w:type="spellEnd"/>
-      <w:r>
-        <w:rPr>
-          <w:sz w:val="28"/>
-          <w:szCs w:val="28"/>
-        </w:rPr>
-        <w:t xml:space="preserve">. Il a participé activement aux réunions de planification des sprints, estimant les user stories et s’engageant à les réaliser dans les délais impartis. Bryan a également collaboré avec </w:t>
+        <w:t xml:space="preserve"> En tant que Développeur, Bryan a été chargé de la mise en œuvre des fonctionnalités définies dans le Product Backlog. Il a participé activement aux réunions de planification des sprints, estimant les user stories et s’engageant à les réaliser dans les délais impartis. Bryan a également collaboré avec </w:t>
       </w:r>
       <w:r>
         <w:rPr>
@@ -3850,23 +3676,13 @@
           <w:color w:val="156082" w:themeColor="accent1"/>
         </w:rPr>
       </w:pPr>
-      <w:proofErr w:type="spellStart"/>
       <w:r>
         <w:rPr>
           <w:i/>
           <w:iCs/>
           <w:color w:val="156082" w:themeColor="accent1"/>
         </w:rPr>
-        <w:t>Figuer</w:t>
-      </w:r>
-      <w:proofErr w:type="spellEnd"/>
-      <w:r>
-        <w:rPr>
-          <w:i/>
-          <w:iCs/>
-          <w:color w:val="156082" w:themeColor="accent1"/>
-        </w:rPr>
-        <w:t xml:space="preserve"> 2 : figure du rapport des itérations</w:t>
+        <w:t>Figuer 2 : figure du rapport des itérations</w:t>
       </w:r>
     </w:p>
     <w:p>
@@ -3978,19 +3794,11 @@
           <w:color w:val="000000" w:themeColor="text1"/>
         </w:rPr>
       </w:pPr>
-      <w:proofErr w:type="gramStart"/>
       <w:r>
         <w:rPr>
           <w:color w:val="000000" w:themeColor="text1"/>
         </w:rPr>
-        <w:t>ADA:</w:t>
-      </w:r>
-      <w:proofErr w:type="gramEnd"/>
-      <w:r>
-        <w:rPr>
-          <w:color w:val="000000" w:themeColor="text1"/>
-        </w:rPr>
-        <w:t xml:space="preserve"> AKRE Ange David            NA: NOUHO Adama              KP: KPASSOKRO</w:t>
+        <w:t>ADA: AKRE Ange David            NA: NOUHO Adama              KP: KPASSOKRO</w:t>
       </w:r>
     </w:p>
     <w:p>
@@ -4672,16 +4480,7 @@
                                 <w:iCs/>
                                 <w:color w:val="156082" w:themeColor="accent1"/>
                               </w:rPr>
-                              <w:t xml:space="preserve">Source : </w:t>
-                            </w:r>
-                            <w:proofErr w:type="spellStart"/>
-                            <w:r>
-                              <w:rPr>
-                                <w:i/>
-                                <w:iCs/>
-                                <w:color w:val="156082" w:themeColor="accent1"/>
-                              </w:rPr>
-                              <w:t>Asta</w:t>
+                              <w:t>Source : Asta</w:t>
                             </w:r>
                             <w:r>
                               <w:rPr>
@@ -4691,7 +4490,6 @@
                               </w:rPr>
                               <w:t>h</w:t>
                             </w:r>
-                            <w:proofErr w:type="spellEnd"/>
                             <w:r>
                               <w:rPr>
                                 <w:i/>
@@ -4773,16 +4571,7 @@
                           <w:iCs/>
                           <w:color w:val="156082" w:themeColor="accent1"/>
                         </w:rPr>
-                        <w:t xml:space="preserve">Source : </w:t>
-                      </w:r>
-                      <w:proofErr w:type="spellStart"/>
-                      <w:r>
-                        <w:rPr>
-                          <w:i/>
-                          <w:iCs/>
-                          <w:color w:val="156082" w:themeColor="accent1"/>
-                        </w:rPr>
-                        <w:t>Asta</w:t>
+                        <w:t>Source : Asta</w:t>
                       </w:r>
                       <w:r>
                         <w:rPr>
@@ -4792,7 +4581,6 @@
                         </w:rPr>
                         <w:t>h</w:t>
                       </w:r>
-                      <w:proofErr w:type="spellEnd"/>
                       <w:r>
                         <w:rPr>
                           <w:i/>
@@ -5122,25 +4910,7 @@
                                 <w:iCs/>
                                 <w:color w:val="156082" w:themeColor="accent1"/>
                               </w:rPr>
-                              <w:t xml:space="preserve">Source : </w:t>
-                            </w:r>
-                            <w:proofErr w:type="spellStart"/>
-                            <w:r>
-                              <w:rPr>
-                                <w:i/>
-                                <w:iCs/>
-                                <w:color w:val="156082" w:themeColor="accent1"/>
-                              </w:rPr>
-                              <w:t>Asta</w:t>
-                            </w:r>
-                            <w:proofErr w:type="spellEnd"/>
-                            <w:r>
-                              <w:rPr>
-                                <w:i/>
-                                <w:iCs/>
-                                <w:color w:val="156082" w:themeColor="accent1"/>
-                              </w:rPr>
-                              <w:t xml:space="preserve"> UML</w:t>
+                              <w:t>Source : Asta UML</w:t>
                             </w:r>
                           </w:p>
                         </w:txbxContent>
@@ -5215,25 +4985,7 @@
                           <w:iCs/>
                           <w:color w:val="156082" w:themeColor="accent1"/>
                         </w:rPr>
-                        <w:t xml:space="preserve">Source : </w:t>
-                      </w:r>
-                      <w:proofErr w:type="spellStart"/>
-                      <w:r>
-                        <w:rPr>
-                          <w:i/>
-                          <w:iCs/>
-                          <w:color w:val="156082" w:themeColor="accent1"/>
-                        </w:rPr>
-                        <w:t>Asta</w:t>
-                      </w:r>
-                      <w:proofErr w:type="spellEnd"/>
-                      <w:r>
-                        <w:rPr>
-                          <w:i/>
-                          <w:iCs/>
-                          <w:color w:val="156082" w:themeColor="accent1"/>
-                        </w:rPr>
-                        <w:t xml:space="preserve"> UML</w:t>
+                        <w:t>Source : Asta UML</w:t>
                       </w:r>
                     </w:p>
                   </w:txbxContent>
@@ -5712,21 +5464,12 @@
                 <w:szCs w:val="26"/>
               </w:rPr>
             </w:pPr>
-            <w:proofErr w:type="gramStart"/>
             <w:r>
               <w:rPr>
                 <w:sz w:val="26"/>
                 <w:szCs w:val="26"/>
               </w:rPr>
-              <w:t>il</w:t>
-            </w:r>
-            <w:proofErr w:type="gramEnd"/>
-            <w:r>
-              <w:rPr>
-                <w:sz w:val="26"/>
-                <w:szCs w:val="26"/>
-              </w:rPr>
-              <w:t xml:space="preserve"> remplit les champ et valide.</w:t>
+              <w:t>il remplit les champ et valide.</w:t>
             </w:r>
           </w:p>
           <w:p>
@@ -6602,18 +6345,7 @@
                                 <w:sz w:val="22"/>
                                 <w:szCs w:val="22"/>
                               </w:rPr>
-                              <w:t xml:space="preserve">Source : </w:t>
-                            </w:r>
-                            <w:proofErr w:type="spellStart"/>
-                            <w:r>
-                              <w:rPr>
-                                <w:i/>
-                                <w:iCs/>
-                                <w:color w:val="156082" w:themeColor="accent1"/>
-                                <w:sz w:val="22"/>
-                                <w:szCs w:val="22"/>
-                              </w:rPr>
-                              <w:t>Asta</w:t>
+                              <w:t>Source : Asta</w:t>
                             </w:r>
                             <w:r>
                               <w:rPr>
@@ -6623,18 +6355,7 @@
                                 <w:sz w:val="22"/>
                                 <w:szCs w:val="22"/>
                               </w:rPr>
-                              <w:t>h</w:t>
-                            </w:r>
-                            <w:proofErr w:type="spellEnd"/>
-                            <w:r>
-                              <w:rPr>
-                                <w:i/>
-                                <w:iCs/>
-                                <w:color w:val="156082" w:themeColor="accent1"/>
-                                <w:sz w:val="22"/>
-                                <w:szCs w:val="22"/>
-                              </w:rPr>
-                              <w:t xml:space="preserve"> UML</w:t>
+                              <w:t>h UML</w:t>
                             </w:r>
                           </w:p>
                           <w:p>
@@ -6753,18 +6474,7 @@
                           <w:sz w:val="22"/>
                           <w:szCs w:val="22"/>
                         </w:rPr>
-                        <w:t xml:space="preserve">Source : </w:t>
-                      </w:r>
-                      <w:proofErr w:type="spellStart"/>
-                      <w:r>
-                        <w:rPr>
-                          <w:i/>
-                          <w:iCs/>
-                          <w:color w:val="156082" w:themeColor="accent1"/>
-                          <w:sz w:val="22"/>
-                          <w:szCs w:val="22"/>
-                        </w:rPr>
-                        <w:t>Asta</w:t>
+                        <w:t>Source : Asta</w:t>
                       </w:r>
                       <w:r>
                         <w:rPr>
@@ -6774,18 +6484,7 @@
                           <w:sz w:val="22"/>
                           <w:szCs w:val="22"/>
                         </w:rPr>
-                        <w:t>h</w:t>
-                      </w:r>
-                      <w:proofErr w:type="spellEnd"/>
-                      <w:r>
-                        <w:rPr>
-                          <w:i/>
-                          <w:iCs/>
-                          <w:color w:val="156082" w:themeColor="accent1"/>
-                          <w:sz w:val="22"/>
-                          <w:szCs w:val="22"/>
-                        </w:rPr>
-                        <w:t xml:space="preserve"> UML</w:t>
+                        <w:t>h UML</w:t>
                       </w:r>
                     </w:p>
                     <w:p>
@@ -8148,25 +7847,7 @@
                                 <w:iCs/>
                                 <w:color w:val="156082" w:themeColor="accent1"/>
                               </w:rPr>
-                              <w:t xml:space="preserve">Source : </w:t>
-                            </w:r>
-                            <w:proofErr w:type="spellStart"/>
-                            <w:r>
-                              <w:rPr>
-                                <w:i/>
-                                <w:iCs/>
-                                <w:color w:val="156082" w:themeColor="accent1"/>
-                              </w:rPr>
-                              <w:t>Astah</w:t>
-                            </w:r>
-                            <w:proofErr w:type="spellEnd"/>
-                            <w:r>
-                              <w:rPr>
-                                <w:i/>
-                                <w:iCs/>
-                                <w:color w:val="156082" w:themeColor="accent1"/>
-                              </w:rPr>
-                              <w:t xml:space="preserve"> UML</w:t>
+                              <w:t>Source : Astah UML</w:t>
                             </w:r>
                           </w:p>
                           <w:p>
@@ -8186,7 +7867,6 @@
                                 <w:color w:val="156082" w:themeColor="accent1"/>
                               </w:rPr>
                             </w:pPr>
-                            <w:proofErr w:type="gramStart"/>
                             <w:r>
                               <w:rPr>
                                 <w:i/>
@@ -8195,7 +7875,6 @@
                               </w:rPr>
                               <w:t>s</w:t>
                             </w:r>
-                            <w:proofErr w:type="gramEnd"/>
                           </w:p>
                         </w:txbxContent>
                       </wps:txbx>
@@ -8269,25 +7948,7 @@
                           <w:iCs/>
                           <w:color w:val="156082" w:themeColor="accent1"/>
                         </w:rPr>
-                        <w:t xml:space="preserve">Source : </w:t>
-                      </w:r>
-                      <w:proofErr w:type="spellStart"/>
-                      <w:r>
-                        <w:rPr>
-                          <w:i/>
-                          <w:iCs/>
-                          <w:color w:val="156082" w:themeColor="accent1"/>
-                        </w:rPr>
-                        <w:t>Astah</w:t>
-                      </w:r>
-                      <w:proofErr w:type="spellEnd"/>
-                      <w:r>
-                        <w:rPr>
-                          <w:i/>
-                          <w:iCs/>
-                          <w:color w:val="156082" w:themeColor="accent1"/>
-                        </w:rPr>
-                        <w:t xml:space="preserve"> UML</w:t>
+                        <w:t>Source : Astah UML</w:t>
                       </w:r>
                     </w:p>
                     <w:p>
@@ -8307,7 +7968,6 @@
                           <w:color w:val="156082" w:themeColor="accent1"/>
                         </w:rPr>
                       </w:pPr>
-                      <w:proofErr w:type="gramStart"/>
                       <w:r>
                         <w:rPr>
                           <w:i/>
@@ -8316,7 +7976,6 @@
                         </w:rPr>
                         <w:t>s</w:t>
                       </w:r>
-                      <w:proofErr w:type="gramEnd"/>
                     </w:p>
                   </w:txbxContent>
                 </v:textbox>
@@ -9847,25 +9506,7 @@
                                 <w:iCs/>
                                 <w:color w:val="156082" w:themeColor="accent1"/>
                               </w:rPr>
-                              <w:t xml:space="preserve">Source : </w:t>
-                            </w:r>
-                            <w:proofErr w:type="spellStart"/>
-                            <w:r>
-                              <w:rPr>
-                                <w:i/>
-                                <w:iCs/>
-                                <w:color w:val="156082" w:themeColor="accent1"/>
-                              </w:rPr>
-                              <w:t>Astah</w:t>
-                            </w:r>
-                            <w:proofErr w:type="spellEnd"/>
-                            <w:r>
-                              <w:rPr>
-                                <w:i/>
-                                <w:iCs/>
-                                <w:color w:val="156082" w:themeColor="accent1"/>
-                              </w:rPr>
-                              <w:t xml:space="preserve"> UML</w:t>
+                              <w:t>Source : Astah UML</w:t>
                             </w:r>
                           </w:p>
                           <w:p>
@@ -9894,7 +9535,6 @@
                                 <w:color w:val="156082" w:themeColor="accent1"/>
                               </w:rPr>
                             </w:pPr>
-                            <w:proofErr w:type="gramStart"/>
                             <w:r>
                               <w:rPr>
                                 <w:i/>
@@ -9903,7 +9543,6 @@
                               </w:rPr>
                               <w:t>s</w:t>
                             </w:r>
-                            <w:proofErr w:type="gramEnd"/>
                           </w:p>
                         </w:txbxContent>
                       </wps:txbx>
@@ -9985,25 +9624,7 @@
                           <w:iCs/>
                           <w:color w:val="156082" w:themeColor="accent1"/>
                         </w:rPr>
-                        <w:t xml:space="preserve">Source : </w:t>
-                      </w:r>
-                      <w:proofErr w:type="spellStart"/>
-                      <w:r>
-                        <w:rPr>
-                          <w:i/>
-                          <w:iCs/>
-                          <w:color w:val="156082" w:themeColor="accent1"/>
-                        </w:rPr>
-                        <w:t>Astah</w:t>
-                      </w:r>
-                      <w:proofErr w:type="spellEnd"/>
-                      <w:r>
-                        <w:rPr>
-                          <w:i/>
-                          <w:iCs/>
-                          <w:color w:val="156082" w:themeColor="accent1"/>
-                        </w:rPr>
-                        <w:t xml:space="preserve"> UML</w:t>
+                        <w:t>Source : Astah UML</w:t>
                       </w:r>
                     </w:p>
                     <w:p>
@@ -10032,7 +9653,6 @@
                           <w:color w:val="156082" w:themeColor="accent1"/>
                         </w:rPr>
                       </w:pPr>
-                      <w:proofErr w:type="gramStart"/>
                       <w:r>
                         <w:rPr>
                           <w:i/>
@@ -10041,7 +9661,6 @@
                         </w:rPr>
                         <w:t>s</w:t>
                       </w:r>
-                      <w:proofErr w:type="gramEnd"/>
                     </w:p>
                   </w:txbxContent>
                 </v:textbox>
@@ -10411,21 +10030,12 @@
               </w:rPr>
               <w:t xml:space="preserve">e </w:t>
             </w:r>
-            <w:proofErr w:type="gramStart"/>
             <w:r>
               <w:rPr>
                 <w:sz w:val="26"/>
                 <w:szCs w:val="26"/>
               </w:rPr>
-              <w:t>( état</w:t>
-            </w:r>
-            <w:proofErr w:type="gramEnd"/>
-            <w:r>
-              <w:rPr>
-                <w:sz w:val="26"/>
-                <w:szCs w:val="26"/>
-              </w:rPr>
-              <w:t xml:space="preserve"> de la projection : terminé</w:t>
+              <w:t>( état de la projection : terminé</w:t>
             </w:r>
             <w:r>
               <w:rPr>
@@ -11187,23 +10797,7 @@
                 <w:sz w:val="26"/>
                 <w:szCs w:val="26"/>
               </w:rPr>
-              <w:t xml:space="preserve">N° relation </w:t>
-            </w:r>
-            <w:proofErr w:type="gramStart"/>
-            <w:r>
-              <w:rPr>
-                <w:sz w:val="26"/>
-                <w:szCs w:val="26"/>
-              </w:rPr>
-              <w:t>( Rn</w:t>
-            </w:r>
-            <w:proofErr w:type="gramEnd"/>
-            <w:r>
-              <w:rPr>
-                <w:sz w:val="26"/>
-                <w:szCs w:val="26"/>
-              </w:rPr>
-              <w:t xml:space="preserve"> )</w:t>
+              <w:t>N° relation ( Rn )</w:t>
             </w:r>
           </w:p>
         </w:tc>
@@ -14081,7 +13675,6 @@
                                 <w:color w:val="156082" w:themeColor="accent1"/>
                               </w:rPr>
                             </w:pPr>
-                            <w:proofErr w:type="gramStart"/>
                             <w:r>
                               <w:rPr>
                                 <w:i/>
@@ -14090,7 +13683,6 @@
                               </w:rPr>
                               <w:t>s</w:t>
                             </w:r>
-                            <w:proofErr w:type="gramEnd"/>
                           </w:p>
                         </w:txbxContent>
                       </wps:txbx>
@@ -14209,7 +13801,6 @@
                           <w:color w:val="156082" w:themeColor="accent1"/>
                         </w:rPr>
                       </w:pPr>
-                      <w:proofErr w:type="gramStart"/>
                       <w:r>
                         <w:rPr>
                           <w:i/>
@@ -14218,7 +13809,6 @@
                         </w:rPr>
                         <w:t>s</w:t>
                       </w:r>
-                      <w:proofErr w:type="gramEnd"/>
                     </w:p>
                   </w:txbxContent>
                 </v:textbox>
@@ -14543,25 +14133,7 @@
                                 <w:iCs/>
                                 <w:color w:val="156082" w:themeColor="accent1"/>
                               </w:rPr>
-                              <w:t xml:space="preserve">Source : </w:t>
-                            </w:r>
-                            <w:proofErr w:type="spellStart"/>
-                            <w:r>
-                              <w:rPr>
-                                <w:i/>
-                                <w:iCs/>
-                                <w:color w:val="156082" w:themeColor="accent1"/>
-                              </w:rPr>
-                              <w:t>Astah</w:t>
-                            </w:r>
-                            <w:proofErr w:type="spellEnd"/>
-                            <w:r>
-                              <w:rPr>
-                                <w:i/>
-                                <w:iCs/>
-                                <w:color w:val="156082" w:themeColor="accent1"/>
-                              </w:rPr>
-                              <w:t xml:space="preserve"> UML</w:t>
+                              <w:t>Source : Astah UML</w:t>
                             </w:r>
                           </w:p>
                           <w:p>
@@ -14590,7 +14162,6 @@
                                 <w:color w:val="156082" w:themeColor="accent1"/>
                               </w:rPr>
                             </w:pPr>
-                            <w:proofErr w:type="gramStart"/>
                             <w:r>
                               <w:rPr>
                                 <w:i/>
@@ -14599,7 +14170,6 @@
                               </w:rPr>
                               <w:t>s</w:t>
                             </w:r>
-                            <w:proofErr w:type="gramEnd"/>
                           </w:p>
                         </w:txbxContent>
                       </wps:txbx>
@@ -14681,25 +14251,7 @@
                           <w:iCs/>
                           <w:color w:val="156082" w:themeColor="accent1"/>
                         </w:rPr>
-                        <w:t xml:space="preserve">Source : </w:t>
-                      </w:r>
-                      <w:proofErr w:type="spellStart"/>
-                      <w:r>
-                        <w:rPr>
-                          <w:i/>
-                          <w:iCs/>
-                          <w:color w:val="156082" w:themeColor="accent1"/>
-                        </w:rPr>
-                        <w:t>Astah</w:t>
-                      </w:r>
-                      <w:proofErr w:type="spellEnd"/>
-                      <w:r>
-                        <w:rPr>
-                          <w:i/>
-                          <w:iCs/>
-                          <w:color w:val="156082" w:themeColor="accent1"/>
-                        </w:rPr>
-                        <w:t xml:space="preserve"> UML</w:t>
+                        <w:t>Source : Astah UML</w:t>
                       </w:r>
                     </w:p>
                     <w:p>
@@ -14728,7 +14280,6 @@
                           <w:color w:val="156082" w:themeColor="accent1"/>
                         </w:rPr>
                       </w:pPr>
-                      <w:proofErr w:type="gramStart"/>
                       <w:r>
                         <w:rPr>
                           <w:i/>
@@ -14737,7 +14288,6 @@
                         </w:rPr>
                         <w:t>s</w:t>
                       </w:r>
-                      <w:proofErr w:type="gramEnd"/>
                     </w:p>
                   </w:txbxContent>
                 </v:textbox>
@@ -15252,25 +14802,7 @@
           <w:iCs/>
           <w:color w:val="156082" w:themeColor="accent1"/>
         </w:rPr>
-        <w:t xml:space="preserve">Source : </w:t>
-      </w:r>
-      <w:proofErr w:type="spellStart"/>
-      <w:r>
-        <w:rPr>
-          <w:i/>
-          <w:iCs/>
-          <w:color w:val="156082" w:themeColor="accent1"/>
-        </w:rPr>
-        <w:t>Astah</w:t>
-      </w:r>
-      <w:proofErr w:type="spellEnd"/>
-      <w:r>
-        <w:rPr>
-          <w:i/>
-          <w:iCs/>
-          <w:color w:val="156082" w:themeColor="accent1"/>
-        </w:rPr>
-        <w:t xml:space="preserve"> UML</w:t>
+        <w:t>Source : Astah UML</w:t>
       </w:r>
     </w:p>
     <w:p>
@@ -15449,7 +14981,7 @@
           </mc:Choice>
           <mc:Fallback>
             <w:pict>
-              <v:rect w14:anchorId="216A62D9" id="Rectangle 56" o:spid="_x0000_s1026" style="position:absolute;margin-left:242.65pt;margin-top:18pt;width:20.55pt;height:4.1pt;z-index:251728896;visibility:visible;mso-wrap-style:square;mso-wrap-distance-left:9pt;mso-wrap-distance-top:0;mso-wrap-distance-right:9pt;mso-wrap-distance-bottom:0;mso-position-horizontal:absolute;mso-position-horizontal-relative:text;mso-position-vertical:absolute;mso-position-vertical-relative:text;v-text-anchor:middle" o:gfxdata="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" fillcolor="white [3212]" stroked="f" strokeweight="1pt"/>
+              <v:rect w14:anchorId="111185CD" id="Rectangle 56" o:spid="_x0000_s1026" style="position:absolute;margin-left:242.65pt;margin-top:18pt;width:20.55pt;height:4.1pt;z-index:251728896;visibility:visible;mso-wrap-style:square;mso-wrap-distance-left:9pt;mso-wrap-distance-top:0;mso-wrap-distance-right:9pt;mso-wrap-distance-bottom:0;mso-position-horizontal:absolute;mso-position-horizontal-relative:text;mso-position-vertical:absolute;mso-position-vertical-relative:text;v-text-anchor:middle" o:gfxdata="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" fillcolor="white [3212]" stroked="f" strokeweight="1pt"/>
             </w:pict>
           </mc:Fallback>
         </mc:AlternateContent>
@@ -15523,7 +15055,7 @@
           </mc:Choice>
           <mc:Fallback>
             <w:pict>
-              <v:rect w14:anchorId="582BA9B1" id="Rectangle 55" o:spid="_x0000_s1026" style="position:absolute;margin-left:220.1pt;margin-top:18.1pt;width:20.55pt;height:4.1pt;z-index:251726848;visibility:visible;mso-wrap-style:square;mso-wrap-distance-left:9pt;mso-wrap-distance-top:0;mso-wrap-distance-right:9pt;mso-wrap-distance-bottom:0;mso-position-horizontal:absolute;mso-position-horizontal-relative:text;mso-position-vertical:absolute;mso-position-vertical-relative:text;v-text-anchor:middle" o:gfxdata="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" fillcolor="white [3212]" stroked="f" strokeweight="1pt"/>
+              <v:rect w14:anchorId="4E850707" id="Rectangle 55" o:spid="_x0000_s1026" style="position:absolute;margin-left:220.1pt;margin-top:18.1pt;width:20.55pt;height:4.1pt;z-index:251726848;visibility:visible;mso-wrap-style:square;mso-wrap-distance-left:9pt;mso-wrap-distance-top:0;mso-wrap-distance-right:9pt;mso-wrap-distance-bottom:0;mso-position-horizontal:absolute;mso-position-horizontal-relative:text;mso-position-vertical:absolute;mso-position-vertical-relative:text;v-text-anchor:middle" o:gfxdata="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" fillcolor="white [3212]" stroked="f" strokeweight="1pt"/>
             </w:pict>
           </mc:Fallback>
         </mc:AlternateContent>
@@ -15600,25 +15132,7 @@
                                 <w:iCs/>
                                 <w:color w:val="156082" w:themeColor="accent1"/>
                               </w:rPr>
-                              <w:t xml:space="preserve">Source : </w:t>
-                            </w:r>
-                            <w:proofErr w:type="spellStart"/>
-                            <w:r>
-                              <w:rPr>
-                                <w:i/>
-                                <w:iCs/>
-                                <w:color w:val="156082" w:themeColor="accent1"/>
-                              </w:rPr>
-                              <w:t>Astah</w:t>
-                            </w:r>
-                            <w:proofErr w:type="spellEnd"/>
-                            <w:r>
-                              <w:rPr>
-                                <w:i/>
-                                <w:iCs/>
-                                <w:color w:val="156082" w:themeColor="accent1"/>
-                              </w:rPr>
-                              <w:t xml:space="preserve"> UML</w:t>
+                              <w:t>Source : Astah UML</w:t>
                             </w:r>
                           </w:p>
                           <w:p>
@@ -15682,25 +15196,7 @@
                           <w:iCs/>
                           <w:color w:val="156082" w:themeColor="accent1"/>
                         </w:rPr>
-                        <w:t xml:space="preserve">Source : </w:t>
-                      </w:r>
-                      <w:proofErr w:type="spellStart"/>
-                      <w:r>
-                        <w:rPr>
-                          <w:i/>
-                          <w:iCs/>
-                          <w:color w:val="156082" w:themeColor="accent1"/>
-                        </w:rPr>
-                        <w:t>Astah</w:t>
-                      </w:r>
-                      <w:proofErr w:type="spellEnd"/>
-                      <w:r>
-                        <w:rPr>
-                          <w:i/>
-                          <w:iCs/>
-                          <w:color w:val="156082" w:themeColor="accent1"/>
-                        </w:rPr>
-                        <w:t xml:space="preserve"> UML</w:t>
+                        <w:t>Source : Astah UML</w:t>
                       </w:r>
                     </w:p>
                     <w:p>
@@ -15798,7 +15294,7 @@
           </mc:Choice>
           <mc:Fallback>
             <w:pict>
-              <v:rect w14:anchorId="08097118" id="Rectangle 54" o:spid="_x0000_s1026" style="position:absolute;margin-left:330.2pt;margin-top:33.4pt;width:18.2pt;height:7.95pt;z-index:251725824;visibility:visible;mso-wrap-style:square;mso-wrap-distance-left:9pt;mso-wrap-distance-top:0;mso-wrap-distance-right:9pt;mso-wrap-distance-bottom:0;mso-position-horizontal:absolute;mso-position-horizontal-relative:text;mso-position-vertical:absolute;mso-position-vertical-relative:text;v-text-anchor:middle" o:gfxdata="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" fillcolor="white [3212]" stroked="f" strokeweight="1pt"/>
+              <v:rect w14:anchorId="489323FB" id="Rectangle 54" o:spid="_x0000_s1026" style="position:absolute;margin-left:330.2pt;margin-top:33.4pt;width:18.2pt;height:7.95pt;z-index:251725824;visibility:visible;mso-wrap-style:square;mso-wrap-distance-left:9pt;mso-wrap-distance-top:0;mso-wrap-distance-right:9pt;mso-wrap-distance-bottom:0;mso-position-horizontal:absolute;mso-position-horizontal-relative:text;mso-position-vertical:absolute;mso-position-vertical-relative:text;v-text-anchor:middle" o:gfxdata="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" fillcolor="white [3212]" stroked="f" strokeweight="1pt"/>
             </w:pict>
           </mc:Fallback>
         </mc:AlternateContent>
@@ -15872,7 +15368,7 @@
           </mc:Choice>
           <mc:Fallback>
             <w:pict>
-              <v:rect w14:anchorId="60E181A1" id="Rectangle 53" o:spid="_x0000_s1026" style="position:absolute;margin-left:309.15pt;margin-top:33.5pt;width:18.2pt;height:7.95pt;z-index:251723776;visibility:visible;mso-wrap-style:square;mso-wrap-distance-left:9pt;mso-wrap-distance-top:0;mso-wrap-distance-right:9pt;mso-wrap-distance-bottom:0;mso-position-horizontal:absolute;mso-position-horizontal-relative:text;mso-position-vertical:absolute;mso-position-vertical-relative:text;v-text-anchor:middle" o:gfxdata="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" fillcolor="white [3212]" stroked="f" strokeweight="1pt"/>
+              <v:rect w14:anchorId="1465CAF8" id="Rectangle 53" o:spid="_x0000_s1026" style="position:absolute;margin-left:309.15pt;margin-top:33.5pt;width:18.2pt;height:7.95pt;z-index:251723776;visibility:visible;mso-wrap-style:square;mso-wrap-distance-left:9pt;mso-wrap-distance-top:0;mso-wrap-distance-right:9pt;mso-wrap-distance-bottom:0;mso-position-horizontal:absolute;mso-position-horizontal-relative:text;mso-position-vertical:absolute;mso-position-vertical-relative:text;v-text-anchor:middle" o:gfxdata="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" fillcolor="white [3212]" stroked="f" strokeweight="1pt"/>
             </w:pict>
           </mc:Fallback>
         </mc:AlternateContent>
@@ -16280,25 +15776,7 @@
           <w:iCs/>
           <w:color w:val="156082" w:themeColor="accent1"/>
         </w:rPr>
-        <w:t xml:space="preserve">Source : </w:t>
-      </w:r>
-      <w:proofErr w:type="spellStart"/>
-      <w:r>
-        <w:rPr>
-          <w:i/>
-          <w:iCs/>
-          <w:color w:val="156082" w:themeColor="accent1"/>
-        </w:rPr>
-        <w:t>Astah</w:t>
-      </w:r>
-      <w:proofErr w:type="spellEnd"/>
-      <w:r>
-        <w:rPr>
-          <w:i/>
-          <w:iCs/>
-          <w:color w:val="156082" w:themeColor="accent1"/>
-        </w:rPr>
-        <w:t xml:space="preserve"> UML</w:t>
+        <w:t>Source : Astah UML</w:t>
       </w:r>
     </w:p>
     <w:p>
@@ -16616,29 +16094,7 @@
           <w:sz w:val="26"/>
           <w:szCs w:val="26"/>
         </w:rPr>
-        <w:t xml:space="preserve">Source : </w:t>
-      </w:r>
-      <w:proofErr w:type="spellStart"/>
-      <w:r>
-        <w:rPr>
-          <w:i/>
-          <w:iCs/>
-          <w:color w:val="156082" w:themeColor="accent1"/>
-          <w:sz w:val="26"/>
-          <w:szCs w:val="26"/>
-        </w:rPr>
-        <w:t>Astah</w:t>
-      </w:r>
-      <w:proofErr w:type="spellEnd"/>
-      <w:r>
-        <w:rPr>
-          <w:i/>
-          <w:iCs/>
-          <w:color w:val="156082" w:themeColor="accent1"/>
-          <w:sz w:val="26"/>
-          <w:szCs w:val="26"/>
-        </w:rPr>
-        <w:t xml:space="preserve"> UML</w:t>
+        <w:t>Source : Astah UML</w:t>
       </w:r>
     </w:p>
     <w:p>
@@ -16985,7 +16441,7 @@
           </mc:Choice>
           <mc:Fallback>
             <w:pict>
-              <v:rect w14:anchorId="55B993DB" id="Rectangle 127" o:spid="_x0000_s1026" style="position:absolute;margin-left:360.15pt;margin-top:20.3pt;width:16.15pt;height:7.9pt;z-index:251833344;visibility:visible;mso-wrap-style:square;mso-width-percent:0;mso-height-percent:0;mso-wrap-distance-left:9pt;mso-wrap-distance-top:0;mso-wrap-distance-right:9pt;mso-wrap-distance-bottom:0;mso-position-horizontal:absolute;mso-position-horizontal-relative:text;mso-position-vertical:absolute;mso-position-vertical-relative:text;mso-width-percent:0;mso-height-percent:0;mso-width-relative:margin;mso-height-relative:margin;v-text-anchor:middle" o:gfxdata="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" fillcolor="white [3212]" strokecolor="#030e13 [484]" strokeweight="1pt"/>
+              <v:rect w14:anchorId="354A9DE3" id="Rectangle 127" o:spid="_x0000_s1026" style="position:absolute;margin-left:360.15pt;margin-top:20.3pt;width:16.15pt;height:7.9pt;z-index:251833344;visibility:visible;mso-wrap-style:square;mso-width-percent:0;mso-height-percent:0;mso-wrap-distance-left:9pt;mso-wrap-distance-top:0;mso-wrap-distance-right:9pt;mso-wrap-distance-bottom:0;mso-position-horizontal:absolute;mso-position-horizontal-relative:text;mso-position-vertical:absolute;mso-position-vertical-relative:text;mso-width-percent:0;mso-height-percent:0;mso-width-relative:margin;mso-height-relative:margin;v-text-anchor:middle" o:gfxdata="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" fillcolor="white [3212]" strokecolor="#030e13 [484]" strokeweight="1pt"/>
             </w:pict>
           </mc:Fallback>
         </mc:AlternateContent>
@@ -17495,7 +16951,7 @@
           </mc:Choice>
           <mc:Fallback>
             <w:pict>
-              <v:rect w14:anchorId="2EF3B606" id="Rectangle 128" o:spid="_x0000_s1026" style="position:absolute;margin-left:360.3pt;margin-top:8.15pt;width:16.15pt;height:7.9pt;z-index:251834368;visibility:visible;mso-wrap-style:square;mso-width-percent:0;mso-height-percent:0;mso-wrap-distance-left:9pt;mso-wrap-distance-top:0;mso-wrap-distance-right:9pt;mso-wrap-distance-bottom:0;mso-position-horizontal:absolute;mso-position-horizontal-relative:text;mso-position-vertical:absolute;mso-position-vertical-relative:text;mso-width-percent:0;mso-height-percent:0;mso-width-relative:margin;mso-height-relative:margin;v-text-anchor:middle" o:gfxdata="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" fillcolor="white [3212]" strokecolor="#030e13 [484]" strokeweight="1pt"/>
+              <v:rect w14:anchorId="571C1A7E" id="Rectangle 128" o:spid="_x0000_s1026" style="position:absolute;margin-left:360.3pt;margin-top:8.15pt;width:16.15pt;height:7.9pt;z-index:251834368;visibility:visible;mso-wrap-style:square;mso-width-percent:0;mso-height-percent:0;mso-wrap-distance-left:9pt;mso-wrap-distance-top:0;mso-wrap-distance-right:9pt;mso-wrap-distance-bottom:0;mso-position-horizontal:absolute;mso-position-horizontal-relative:text;mso-position-vertical:absolute;mso-position-vertical-relative:text;mso-width-percent:0;mso-height-percent:0;mso-width-relative:margin;mso-height-relative:margin;v-text-anchor:middle" o:gfxdata="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" fillcolor="white [3212]" strokecolor="#030e13 [484]" strokeweight="1pt"/>
             </w:pict>
           </mc:Fallback>
         </mc:AlternateContent>
@@ -17575,7 +17031,7 @@
           </mc:Choice>
           <mc:Fallback>
             <w:pict>
-              <v:shapetype w14:anchorId="3C4B9823" id="_x0000_t32" coordsize="21600,21600" o:spt="32" o:oned="t" path="m,l21600,21600e" filled="f">
+              <v:shapetype w14:anchorId="2DE9F993" id="_x0000_t32" coordsize="21600,21600" o:spt="32" o:oned="t" path="m,l21600,21600e" filled="f">
                 <v:path arrowok="t" fillok="f" o:connecttype="none"/>
                 <o:lock v:ext="edit" shapetype="t"/>
               </v:shapetype>
@@ -17647,7 +17103,7 @@
           </mc:Choice>
           <mc:Fallback>
             <w:pict>
-              <v:shape w14:anchorId="40780F1D" id="Straight Arrow Connector 136" o:spid="_x0000_s1026" type="#_x0000_t32" style="position:absolute;margin-left:419.65pt;margin-top:14pt;width:3.5pt;height:68.1pt;flip:x y;z-index:251845632;visibility:visible;mso-wrap-style:square;mso-wrap-distance-left:9pt;mso-wrap-distance-top:0;mso-wrap-distance-right:9pt;mso-wrap-distance-bottom:0;mso-position-horizontal:absolute;mso-position-horizontal-relative:text;mso-position-vertical:absolute;mso-position-vertical-relative:text" o:gfxdata="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" strokecolor="#156082 [3204]" strokeweight=".5pt">
+              <v:shape w14:anchorId="581343B0" id="Straight Arrow Connector 136" o:spid="_x0000_s1026" type="#_x0000_t32" style="position:absolute;margin-left:419.65pt;margin-top:14pt;width:3.5pt;height:68.1pt;flip:x y;z-index:251845632;visibility:visible;mso-wrap-style:square;mso-wrap-distance-left:9pt;mso-wrap-distance-top:0;mso-wrap-distance-right:9pt;mso-wrap-distance-bottom:0;mso-position-horizontal:absolute;mso-position-horizontal-relative:text;mso-position-vertical:absolute;mso-position-vertical-relative:text" o:gfxdata="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" strokecolor="#156082 [3204]" strokeweight=".5pt">
                 <v:stroke endarrow="block" joinstyle="miter"/>
               </v:shape>
             </w:pict>
@@ -17831,7 +17287,7 @@
           </mc:Choice>
           <mc:Fallback>
             <w:pict>
-              <v:rect w14:anchorId="22BA3084" id="Rectangle 118" o:spid="_x0000_s1026" style="position:absolute;margin-left:101.15pt;margin-top:169.45pt;width:16.15pt;height:7.9pt;z-index:251823104;visibility:visible;mso-wrap-style:square;mso-width-percent:0;mso-height-percent:0;mso-wrap-distance-left:9pt;mso-wrap-distance-top:0;mso-wrap-distance-right:9pt;mso-wrap-distance-bottom:0;mso-position-horizontal:absolute;mso-position-horizontal-relative:text;mso-position-vertical:absolute;mso-position-vertical-relative:text;mso-width-percent:0;mso-height-percent:0;mso-width-relative:margin;mso-height-relative:margin;v-text-anchor:middle" o:gfxdata="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" fillcolor="white [3212]" strokecolor="#030e13 [484]" strokeweight="1pt"/>
+              <v:rect w14:anchorId="07282372" id="Rectangle 118" o:spid="_x0000_s1026" style="position:absolute;margin-left:101.15pt;margin-top:169.45pt;width:16.15pt;height:7.9pt;z-index:251823104;visibility:visible;mso-wrap-style:square;mso-width-percent:0;mso-height-percent:0;mso-wrap-distance-left:9pt;mso-wrap-distance-top:0;mso-wrap-distance-right:9pt;mso-wrap-distance-bottom:0;mso-position-horizontal:absolute;mso-position-horizontal-relative:text;mso-position-vertical:absolute;mso-position-vertical-relative:text;mso-width-percent:0;mso-height-percent:0;mso-width-relative:margin;mso-height-relative:margin;v-text-anchor:middle" o:gfxdata="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" fillcolor="white [3212]" strokecolor="#030e13 [484]" strokeweight="1pt"/>
             </w:pict>
           </mc:Fallback>
         </mc:AlternateContent>
@@ -17910,7 +17366,7 @@
           </mc:Choice>
           <mc:Fallback>
             <w:pict>
-              <v:rect w14:anchorId="6AEBBD45" id="Rectangle 117" o:spid="_x0000_s1026" style="position:absolute;margin-left:101pt;margin-top:155.95pt;width:16.15pt;height:7.9pt;z-index:251822080;visibility:visible;mso-wrap-style:square;mso-width-percent:0;mso-height-percent:0;mso-wrap-distance-left:9pt;mso-wrap-distance-top:0;mso-wrap-distance-right:9pt;mso-wrap-distance-bottom:0;mso-position-horizontal:absolute;mso-position-horizontal-relative:text;mso-position-vertical:absolute;mso-position-vertical-relative:text;mso-width-percent:0;mso-height-percent:0;mso-width-relative:margin;mso-height-relative:margin;v-text-anchor:middle" o:gfxdata="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" fillcolor="white [3212]" strokecolor="#030e13 [484]" strokeweight="1pt"/>
+              <v:rect w14:anchorId="648965BE" id="Rectangle 117" o:spid="_x0000_s1026" style="position:absolute;margin-left:101pt;margin-top:155.95pt;width:16.15pt;height:7.9pt;z-index:251822080;visibility:visible;mso-wrap-style:square;mso-width-percent:0;mso-height-percent:0;mso-wrap-distance-left:9pt;mso-wrap-distance-top:0;mso-wrap-distance-right:9pt;mso-wrap-distance-bottom:0;mso-position-horizontal:absolute;mso-position-horizontal-relative:text;mso-position-vertical:absolute;mso-position-vertical-relative:text;mso-width-percent:0;mso-height-percent:0;mso-width-relative:margin;mso-height-relative:margin;v-text-anchor:middle" o:gfxdata="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" fillcolor="white [3212]" strokecolor="#030e13 [484]" strokeweight="1pt"/>
             </w:pict>
           </mc:Fallback>
         </mc:AlternateContent>
@@ -17989,7 +17445,7 @@
           </mc:Choice>
           <mc:Fallback>
             <w:pict>
-              <v:rect w14:anchorId="288BD2EF" id="Rectangle 114" o:spid="_x0000_s1026" style="position:absolute;margin-left:153.3pt;margin-top:93.2pt;width:16.15pt;height:7.9pt;z-index:251819008;visibility:visible;mso-wrap-style:square;mso-width-percent:0;mso-height-percent:0;mso-wrap-distance-left:9pt;mso-wrap-distance-top:0;mso-wrap-distance-right:9pt;mso-wrap-distance-bottom:0;mso-position-horizontal:absolute;mso-position-horizontal-relative:text;mso-position-vertical:absolute;mso-position-vertical-relative:text;mso-width-percent:0;mso-height-percent:0;mso-width-relative:margin;mso-height-relative:margin;v-text-anchor:middle" o:gfxdata="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" fillcolor="white [3212]" strokecolor="#030e13 [484]" strokeweight="1pt"/>
+              <v:rect w14:anchorId="746CE25F" id="Rectangle 114" o:spid="_x0000_s1026" style="position:absolute;margin-left:153.3pt;margin-top:93.2pt;width:16.15pt;height:7.9pt;z-index:251819008;visibility:visible;mso-wrap-style:square;mso-width-percent:0;mso-height-percent:0;mso-wrap-distance-left:9pt;mso-wrap-distance-top:0;mso-wrap-distance-right:9pt;mso-wrap-distance-bottom:0;mso-position-horizontal:absolute;mso-position-horizontal-relative:text;mso-position-vertical:absolute;mso-position-vertical-relative:text;mso-width-percent:0;mso-height-percent:0;mso-width-relative:margin;mso-height-relative:margin;v-text-anchor:middle" o:gfxdata="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" fillcolor="white [3212]" strokecolor="#030e13 [484]" strokeweight="1pt"/>
             </w:pict>
           </mc:Fallback>
         </mc:AlternateContent>
@@ -18068,7 +17524,7 @@
           </mc:Choice>
           <mc:Fallback>
             <w:pict>
-              <v:rect w14:anchorId="6518D992" id="Rectangle 115" o:spid="_x0000_s1026" style="position:absolute;margin-left:153.45pt;margin-top:103.4pt;width:16.15pt;height:7.9pt;z-index:251820032;visibility:visible;mso-wrap-style:square;mso-width-percent:0;mso-height-percent:0;mso-wrap-distance-left:9pt;mso-wrap-distance-top:0;mso-wrap-distance-right:9pt;mso-wrap-distance-bottom:0;mso-position-horizontal:absolute;mso-position-horizontal-relative:text;mso-position-vertical:absolute;mso-position-vertical-relative:text;mso-width-percent:0;mso-height-percent:0;mso-width-relative:margin;mso-height-relative:margin;v-text-anchor:middle" o:gfxdata="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" fillcolor="white [3212]" strokecolor="#030e13 [484]" strokeweight="1pt"/>
+              <v:rect w14:anchorId="6E208D58" id="Rectangle 115" o:spid="_x0000_s1026" style="position:absolute;margin-left:153.45pt;margin-top:103.4pt;width:16.15pt;height:7.9pt;z-index:251820032;visibility:visible;mso-wrap-style:square;mso-width-percent:0;mso-height-percent:0;mso-wrap-distance-left:9pt;mso-wrap-distance-top:0;mso-wrap-distance-right:9pt;mso-wrap-distance-bottom:0;mso-position-horizontal:absolute;mso-position-horizontal-relative:text;mso-position-vertical:absolute;mso-position-vertical-relative:text;mso-width-percent:0;mso-height-percent:0;mso-width-relative:margin;mso-height-relative:margin;v-text-anchor:middle" o:gfxdata="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" fillcolor="white [3212]" strokecolor="#030e13 [484]" strokeweight="1pt"/>
             </w:pict>
           </mc:Fallback>
         </mc:AlternateContent>
@@ -18147,7 +17603,7 @@
           </mc:Choice>
           <mc:Fallback>
             <w:pict>
-              <v:rect w14:anchorId="4CF70E19" id="Rectangle 111" o:spid="_x0000_s1026" style="position:absolute;margin-left:56.9pt;margin-top:40.65pt;width:24.9pt;height:16.15pt;z-index:251815936;visibility:visible;mso-wrap-style:square;mso-width-percent:0;mso-height-percent:0;mso-wrap-distance-left:9pt;mso-wrap-distance-top:0;mso-wrap-distance-right:9pt;mso-wrap-distance-bottom:0;mso-position-horizontal:absolute;mso-position-horizontal-relative:text;mso-position-vertical:absolute;mso-position-vertical-relative:text;mso-width-percent:0;mso-height-percent:0;mso-width-relative:margin;mso-height-relative:margin;v-text-anchor:middle" o:gfxdata="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" fillcolor="white [3212]" strokecolor="#030e13 [484]" strokeweight="1pt"/>
+              <v:rect w14:anchorId="6C2C2F5C" id="Rectangle 111" o:spid="_x0000_s1026" style="position:absolute;margin-left:56.9pt;margin-top:40.65pt;width:24.9pt;height:16.15pt;z-index:251815936;visibility:visible;mso-wrap-style:square;mso-width-percent:0;mso-height-percent:0;mso-wrap-distance-left:9pt;mso-wrap-distance-top:0;mso-wrap-distance-right:9pt;mso-wrap-distance-bottom:0;mso-position-horizontal:absolute;mso-position-horizontal-relative:text;mso-position-vertical:absolute;mso-position-vertical-relative:text;mso-width-percent:0;mso-height-percent:0;mso-width-relative:margin;mso-height-relative:margin;v-text-anchor:middle" o:gfxdata="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" fillcolor="white [3212]" strokecolor="#030e13 [484]" strokeweight="1pt"/>
             </w:pict>
           </mc:Fallback>
         </mc:AlternateContent>
@@ -18226,7 +17682,7 @@
           </mc:Choice>
           <mc:Fallback>
             <w:pict>
-              <v:rect w14:anchorId="1C3D673B" id="Rectangle 112" o:spid="_x0000_s1026" style="position:absolute;margin-left:56.4pt;margin-top:69.65pt;width:27.3pt;height:16.35pt;z-index:251816960;visibility:visible;mso-wrap-style:square;mso-width-percent:0;mso-height-percent:0;mso-wrap-distance-left:9pt;mso-wrap-distance-top:0;mso-wrap-distance-right:9pt;mso-wrap-distance-bottom:0;mso-position-horizontal:absolute;mso-position-horizontal-relative:text;mso-position-vertical:absolute;mso-position-vertical-relative:text;mso-width-percent:0;mso-height-percent:0;mso-width-relative:margin;mso-height-relative:margin;v-text-anchor:middle" o:gfxdata="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" fillcolor="white [3212]" strokecolor="#030e13 [484]" strokeweight="1pt"/>
+              <v:rect w14:anchorId="2939D083" id="Rectangle 112" o:spid="_x0000_s1026" style="position:absolute;margin-left:56.4pt;margin-top:69.65pt;width:27.3pt;height:16.35pt;z-index:251816960;visibility:visible;mso-wrap-style:square;mso-width-percent:0;mso-height-percent:0;mso-wrap-distance-left:9pt;mso-wrap-distance-top:0;mso-wrap-distance-right:9pt;mso-wrap-distance-bottom:0;mso-position-horizontal:absolute;mso-position-horizontal-relative:text;mso-position-vertical:absolute;mso-position-vertical-relative:text;mso-width-percent:0;mso-height-percent:0;mso-width-relative:margin;mso-height-relative:margin;v-text-anchor:middle" o:gfxdata="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" fillcolor="white [3212]" strokecolor="#030e13 [484]" strokeweight="1pt"/>
             </w:pict>
           </mc:Fallback>
         </mc:AlternateContent>
@@ -18641,7 +18097,7 @@
           </mc:Choice>
           <mc:Fallback>
             <w:pict>
-              <v:rect w14:anchorId="04105466" id="Rectangle 120" o:spid="_x0000_s1026" style="position:absolute;margin-left:105.4pt;margin-top:26.6pt;width:16.15pt;height:11.55pt;z-index:251825152;visibility:visible;mso-wrap-style:square;mso-width-percent:0;mso-height-percent:0;mso-wrap-distance-left:9pt;mso-wrap-distance-top:0;mso-wrap-distance-right:9pt;mso-wrap-distance-bottom:0;mso-position-horizontal:absolute;mso-position-horizontal-relative:text;mso-position-vertical:absolute;mso-position-vertical-relative:text;mso-width-percent:0;mso-height-percent:0;mso-width-relative:margin;mso-height-relative:margin;v-text-anchor:middle" o:gfxdata="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" fillcolor="white [3212]" strokecolor="#030e13 [484]" strokeweight="1pt"/>
+              <v:rect w14:anchorId="769DFB67" id="Rectangle 120" o:spid="_x0000_s1026" style="position:absolute;margin-left:105.4pt;margin-top:26.6pt;width:16.15pt;height:11.55pt;z-index:251825152;visibility:visible;mso-wrap-style:square;mso-width-percent:0;mso-height-percent:0;mso-wrap-distance-left:9pt;mso-wrap-distance-top:0;mso-wrap-distance-right:9pt;mso-wrap-distance-bottom:0;mso-position-horizontal:absolute;mso-position-horizontal-relative:text;mso-position-vertical:absolute;mso-position-vertical-relative:text;mso-width-percent:0;mso-height-percent:0;mso-width-relative:margin;mso-height-relative:margin;v-text-anchor:middle" o:gfxdata="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" fillcolor="white [3212]" strokecolor="#030e13 [484]" strokeweight="1pt"/>
             </w:pict>
           </mc:Fallback>
         </mc:AlternateContent>
@@ -18934,7 +18390,7 @@
           </mc:Choice>
           <mc:Fallback>
             <w:pict>
-              <v:rect w14:anchorId="2022A9F5" id="Rectangle 121" o:spid="_x0000_s1026" style="position:absolute;margin-left:105.4pt;margin-top:16.25pt;width:16.15pt;height:11.55pt;z-index:251826176;visibility:visible;mso-wrap-style:square;mso-width-percent:0;mso-height-percent:0;mso-wrap-distance-left:9pt;mso-wrap-distance-top:0;mso-wrap-distance-right:9pt;mso-wrap-distance-bottom:0;mso-position-horizontal:absolute;mso-position-horizontal-relative:text;mso-position-vertical:absolute;mso-position-vertical-relative:text;mso-width-percent:0;mso-height-percent:0;mso-width-relative:margin;mso-height-relative:margin;v-text-anchor:middle" o:gfxdata="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" fillcolor="white [3212]" strokecolor="#030e13 [484]" strokeweight="1pt"/>
+              <v:rect w14:anchorId="0D3C6720" id="Rectangle 121" o:spid="_x0000_s1026" style="position:absolute;margin-left:105.4pt;margin-top:16.25pt;width:16.15pt;height:11.55pt;z-index:251826176;visibility:visible;mso-wrap-style:square;mso-width-percent:0;mso-height-percent:0;mso-wrap-distance-left:9pt;mso-wrap-distance-top:0;mso-wrap-distance-right:9pt;mso-wrap-distance-bottom:0;mso-position-horizontal:absolute;mso-position-horizontal-relative:text;mso-position-vertical:absolute;mso-position-vertical-relative:text;mso-width-percent:0;mso-height-percent:0;mso-width-relative:margin;mso-height-relative:margin;v-text-anchor:middle" o:gfxdata="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" fillcolor="white [3212]" strokecolor="#030e13 [484]" strokeweight="1pt"/>
             </w:pict>
           </mc:Fallback>
         </mc:AlternateContent>
@@ -19008,7 +18464,7 @@
           </mc:Choice>
           <mc:Fallback>
             <w:pict>
-              <v:shape w14:anchorId="483365B0" id="Straight Arrow Connector 141" o:spid="_x0000_s1026" type="#_x0000_t32" style="position:absolute;margin-left:163.5pt;margin-top:1.8pt;width:23.2pt;height:34.35pt;flip:x y;z-index:251851776;visibility:visible;mso-wrap-style:square;mso-wrap-distance-left:9pt;mso-wrap-distance-top:0;mso-wrap-distance-right:9pt;mso-wrap-distance-bottom:0;mso-position-horizontal:absolute;mso-position-horizontal-relative:text;mso-position-vertical:absolute;mso-position-vertical-relative:text" o:gfxdata="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" strokecolor="#156082 [3204]" strokeweight=".5pt">
+              <v:shape w14:anchorId="5A87A7DE" id="Straight Arrow Connector 141" o:spid="_x0000_s1026" type="#_x0000_t32" style="position:absolute;margin-left:163.5pt;margin-top:1.8pt;width:23.2pt;height:34.35pt;flip:x y;z-index:251851776;visibility:visible;mso-wrap-style:square;mso-wrap-distance-left:9pt;mso-wrap-distance-top:0;mso-wrap-distance-right:9pt;mso-wrap-distance-bottom:0;mso-position-horizontal:absolute;mso-position-horizontal-relative:text;mso-position-vertical:absolute;mso-position-vertical-relative:text" o:gfxdata="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" strokecolor="#156082 [3204]" strokeweight=".5pt">
                 <v:stroke endarrow="block" joinstyle="miter"/>
               </v:shape>
             </w:pict>
@@ -19076,7 +18532,7 @@
           </mc:Choice>
           <mc:Fallback>
             <w:pict>
-              <v:shape w14:anchorId="69DED96E" id="Straight Arrow Connector 140" o:spid="_x0000_s1026" type="#_x0000_t32" style="position:absolute;margin-left:186.9pt;margin-top:1.8pt;width:19.15pt;height:34.35pt;z-index:251850752;visibility:visible;mso-wrap-style:square;mso-wrap-distance-left:9pt;mso-wrap-distance-top:0;mso-wrap-distance-right:9pt;mso-wrap-distance-bottom:0;mso-position-horizontal:absolute;mso-position-horizontal-relative:text;mso-position-vertical:absolute;mso-position-vertical-relative:text" o:gfxdata="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" strokecolor="#156082 [3204]" strokeweight=".5pt">
+              <v:shape w14:anchorId="4276F163" id="Straight Arrow Connector 140" o:spid="_x0000_s1026" type="#_x0000_t32" style="position:absolute;margin-left:186.9pt;margin-top:1.8pt;width:19.15pt;height:34.35pt;z-index:251850752;visibility:visible;mso-wrap-style:square;mso-wrap-distance-left:9pt;mso-wrap-distance-top:0;mso-wrap-distance-right:9pt;mso-wrap-distance-bottom:0;mso-position-horizontal:absolute;mso-position-horizontal-relative:text;mso-position-vertical:absolute;mso-position-vertical-relative:text" o:gfxdata="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" strokecolor="#156082 [3204]" strokeweight=".5pt">
                 <v:stroke endarrow="block" joinstyle="miter"/>
               </v:shape>
             </w:pict>
@@ -19158,7 +18614,7 @@
           </mc:Choice>
           <mc:Fallback>
             <w:pict>
-              <v:shape w14:anchorId="3C3422EF" id="Straight Arrow Connector 146" o:spid="_x0000_s1026" type="#_x0000_t32" style="position:absolute;margin-left:234.3pt;margin-top:14.15pt;width:122.4pt;height:.1pt;z-index:251856896;visibility:visible;mso-wrap-style:square;mso-width-percent:0;mso-height-percent:0;mso-wrap-distance-left:9pt;mso-wrap-distance-top:0;mso-wrap-distance-right:9pt;mso-wrap-distance-bottom:0;mso-position-horizontal:absolute;mso-position-horizontal-relative:text;mso-position-vertical:absolute;mso-position-vertical-relative:text;mso-width-percent:0;mso-height-percent:0;mso-width-relative:margin;mso-height-relative:margin" o:gfxdata="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" strokecolor="#156082 [3204]" strokeweight=".5pt">
+              <v:shape w14:anchorId="27217E72" id="Straight Arrow Connector 146" o:spid="_x0000_s1026" type="#_x0000_t32" style="position:absolute;margin-left:234.3pt;margin-top:14.15pt;width:122.4pt;height:.1pt;z-index:251856896;visibility:visible;mso-wrap-style:square;mso-width-percent:0;mso-height-percent:0;mso-wrap-distance-left:9pt;mso-wrap-distance-top:0;mso-wrap-distance-right:9pt;mso-wrap-distance-bottom:0;mso-position-horizontal:absolute;mso-position-horizontal-relative:text;mso-position-vertical:absolute;mso-position-vertical-relative:text;mso-width-percent:0;mso-height-percent:0;mso-width-relative:margin;mso-height-relative:margin" o:gfxdata="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" strokecolor="#156082 [3204]" strokeweight=".5pt">
                 <v:stroke endarrow="block" joinstyle="miter"/>
               </v:shape>
             </w:pict>
@@ -19351,7 +18807,7 @@
           </mc:Choice>
           <mc:Fallback>
             <w:pict>
-              <v:rect w14:anchorId="0F266AA9" id="Rectangle 104" o:spid="_x0000_s1026" style="position:absolute;margin-left:356.65pt;margin-top:10pt;width:16.15pt;height:7.9pt;z-index:251788288;visibility:visible;mso-wrap-style:square;mso-width-percent:0;mso-height-percent:0;mso-wrap-distance-left:9pt;mso-wrap-distance-top:0;mso-wrap-distance-right:9pt;mso-wrap-distance-bottom:0;mso-position-horizontal:absolute;mso-position-horizontal-relative:text;mso-position-vertical:absolute;mso-position-vertical-relative:text;mso-width-percent:0;mso-height-percent:0;mso-width-relative:margin;mso-height-relative:margin;v-text-anchor:middle" o:gfxdata="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" fillcolor="white [3212]" strokecolor="#030e13 [484]" strokeweight="1pt"/>
+              <v:rect w14:anchorId="5165D348" id="Rectangle 104" o:spid="_x0000_s1026" style="position:absolute;margin-left:356.65pt;margin-top:10pt;width:16.15pt;height:7.9pt;z-index:251788288;visibility:visible;mso-wrap-style:square;mso-width-percent:0;mso-height-percent:0;mso-wrap-distance-left:9pt;mso-wrap-distance-top:0;mso-wrap-distance-right:9pt;mso-wrap-distance-bottom:0;mso-position-horizontal:absolute;mso-position-horizontal-relative:text;mso-position-vertical:absolute;mso-position-vertical-relative:text;mso-width-percent:0;mso-height-percent:0;mso-width-relative:margin;mso-height-relative:margin;v-text-anchor:middle" o:gfxdata="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" fillcolor="white [3212]" strokecolor="#030e13 [484]" strokeweight="1pt"/>
             </w:pict>
           </mc:Fallback>
         </mc:AlternateContent>
@@ -19533,7 +18989,7 @@
           </mc:Choice>
           <mc:Fallback>
             <w:pict>
-              <v:rect w14:anchorId="71C4B118" id="Rectangle 105" o:spid="_x0000_s1026" style="position:absolute;margin-left:356.8pt;margin-top:24.25pt;width:16.15pt;height:7.9pt;z-index:251789312;visibility:visible;mso-wrap-style:square;mso-width-percent:0;mso-height-percent:0;mso-wrap-distance-left:9pt;mso-wrap-distance-top:0;mso-wrap-distance-right:9pt;mso-wrap-distance-bottom:0;mso-position-horizontal:absolute;mso-position-horizontal-relative:text;mso-position-vertical:absolute;mso-position-vertical-relative:text;mso-width-percent:0;mso-height-percent:0;mso-width-relative:margin;mso-height-relative:margin;v-text-anchor:middle" o:gfxdata="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" fillcolor="white [3212]" strokecolor="#030e13 [484]" strokeweight="1pt"/>
+              <v:rect w14:anchorId="12B154F7" id="Rectangle 105" o:spid="_x0000_s1026" style="position:absolute;margin-left:356.8pt;margin-top:24.25pt;width:16.15pt;height:7.9pt;z-index:251789312;visibility:visible;mso-wrap-style:square;mso-width-percent:0;mso-height-percent:0;mso-wrap-distance-left:9pt;mso-wrap-distance-top:0;mso-wrap-distance-right:9pt;mso-wrap-distance-bottom:0;mso-position-horizontal:absolute;mso-position-horizontal-relative:text;mso-position-vertical:absolute;mso-position-vertical-relative:text;mso-width-percent:0;mso-height-percent:0;mso-width-relative:margin;mso-height-relative:margin;v-text-anchor:middle" o:gfxdata="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" fillcolor="white [3212]" strokecolor="#030e13 [484]" strokeweight="1pt"/>
             </w:pict>
           </mc:Fallback>
         </mc:AlternateContent>
@@ -19607,7 +19063,7 @@
           </mc:Choice>
           <mc:Fallback>
             <w:pict>
-              <v:shape w14:anchorId="5FF061F0" id="Straight Arrow Connector 147" o:spid="_x0000_s1026" type="#_x0000_t32" style="position:absolute;margin-left:234.3pt;margin-top:.5pt;width:122.4pt;height:0;flip:x;z-index:251857920;visibility:visible;mso-wrap-style:square;mso-wrap-distance-left:9pt;mso-wrap-distance-top:0;mso-wrap-distance-right:9pt;mso-wrap-distance-bottom:0;mso-position-horizontal:absolute;mso-position-horizontal-relative:text;mso-position-vertical:absolute;mso-position-vertical-relative:text" o:gfxdata="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" strokecolor="#156082 [3204]" strokeweight=".5pt">
+              <v:shape w14:anchorId="2165D12B" id="Straight Arrow Connector 147" o:spid="_x0000_s1026" type="#_x0000_t32" style="position:absolute;margin-left:234.3pt;margin-top:.5pt;width:122.4pt;height:0;flip:x;z-index:251857920;visibility:visible;mso-wrap-style:square;mso-wrap-distance-left:9pt;mso-wrap-distance-top:0;mso-wrap-distance-right:9pt;mso-wrap-distance-bottom:0;mso-position-horizontal:absolute;mso-position-horizontal-relative:text;mso-position-vertical:absolute;mso-position-vertical-relative:text" o:gfxdata="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" strokecolor="#156082 [3204]" strokeweight=".5pt">
                 <v:stroke endarrow="block" joinstyle="miter"/>
               </v:shape>
             </w:pict>
@@ -19675,7 +19131,7 @@
           </mc:Choice>
           <mc:Fallback>
             <w:pict>
-              <v:shape w14:anchorId="308CA63D" id="Straight Arrow Connector 143" o:spid="_x0000_s1026" type="#_x0000_t32" style="position:absolute;margin-left:150.15pt;margin-top:13.3pt;width:25.35pt;height:33.3pt;flip:x;z-index:251853824;visibility:visible;mso-wrap-style:square;mso-wrap-distance-left:9pt;mso-wrap-distance-top:0;mso-wrap-distance-right:9pt;mso-wrap-distance-bottom:0;mso-position-horizontal:absolute;mso-position-horizontal-relative:text;mso-position-vertical:absolute;mso-position-vertical-relative:text" o:gfxdata="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" strokecolor="#156082 [3204]" strokeweight=".5pt">
+              <v:shape w14:anchorId="22BB542C" id="Straight Arrow Connector 143" o:spid="_x0000_s1026" type="#_x0000_t32" style="position:absolute;margin-left:150.15pt;margin-top:13.3pt;width:25.35pt;height:33.3pt;flip:x;z-index:251853824;visibility:visible;mso-wrap-style:square;mso-wrap-distance-left:9pt;mso-wrap-distance-top:0;mso-wrap-distance-right:9pt;mso-wrap-distance-bottom:0;mso-position-horizontal:absolute;mso-position-horizontal-relative:text;mso-position-vertical:absolute;mso-position-vertical-relative:text" o:gfxdata="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" strokecolor="#156082 [3204]" strokeweight=".5pt">
                 <v:stroke endarrow="block" joinstyle="miter"/>
               </v:shape>
             </w:pict>
@@ -19743,7 +19199,7 @@
           </mc:Choice>
           <mc:Fallback>
             <w:pict>
-              <v:shape w14:anchorId="4B7FE598" id="Straight Arrow Connector 142" o:spid="_x0000_s1026" type="#_x0000_t32" style="position:absolute;margin-left:175.55pt;margin-top:13.3pt;width:23.3pt;height:31pt;flip:y;z-index:251852800;visibility:visible;mso-wrap-style:square;mso-wrap-distance-left:9pt;mso-wrap-distance-top:0;mso-wrap-distance-right:9pt;mso-wrap-distance-bottom:0;mso-position-horizontal:absolute;mso-position-horizontal-relative:text;mso-position-vertical:absolute;mso-position-vertical-relative:text" o:gfxdata="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" strokecolor="#156082 [3204]" strokeweight=".5pt">
+              <v:shape w14:anchorId="3FAD4F97" id="Straight Arrow Connector 142" o:spid="_x0000_s1026" type="#_x0000_t32" style="position:absolute;margin-left:175.55pt;margin-top:13.3pt;width:23.3pt;height:31pt;flip:y;z-index:251852800;visibility:visible;mso-wrap-style:square;mso-wrap-distance-left:9pt;mso-wrap-distance-top:0;mso-wrap-distance-right:9pt;mso-wrap-distance-bottom:0;mso-position-horizontal:absolute;mso-position-horizontal-relative:text;mso-position-vertical:absolute;mso-position-vertical-relative:text" o:gfxdata="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" strokecolor="#156082 [3204]" strokeweight=".5pt">
                 <v:stroke endarrow="block" joinstyle="miter"/>
               </v:shape>
             </w:pict>
@@ -19814,7 +19270,7 @@
           </mc:Choice>
           <mc:Fallback>
             <w:pict>
-              <v:shape w14:anchorId="6FD5A529" id="Straight Arrow Connector 138" o:spid="_x0000_s1026" type="#_x0000_t32" style="position:absolute;margin-left:423.15pt;margin-top:9.1pt;width:3.6pt;height:91pt;flip:x y;z-index:251849728;visibility:visible;mso-wrap-style:square;mso-height-percent:0;mso-wrap-distance-left:9pt;mso-wrap-distance-top:0;mso-wrap-distance-right:9pt;mso-wrap-distance-bottom:0;mso-position-horizontal:absolute;mso-position-horizontal-relative:text;mso-position-vertical:absolute;mso-position-vertical-relative:text;mso-height-percent:0;mso-height-relative:margin" o:gfxdata="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" strokecolor="#156082 [3204]" strokeweight=".5pt">
+              <v:shape w14:anchorId="4A19971D" id="Straight Arrow Connector 138" o:spid="_x0000_s1026" type="#_x0000_t32" style="position:absolute;margin-left:423.15pt;margin-top:9.1pt;width:3.6pt;height:91pt;flip:x y;z-index:251849728;visibility:visible;mso-wrap-style:square;mso-height-percent:0;mso-wrap-distance-left:9pt;mso-wrap-distance-top:0;mso-wrap-distance-right:9pt;mso-wrap-distance-bottom:0;mso-position-horizontal:absolute;mso-position-horizontal-relative:text;mso-position-vertical:absolute;mso-position-vertical-relative:text;mso-height-percent:0;mso-height-relative:margin" o:gfxdata="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" strokecolor="#156082 [3204]" strokeweight=".5pt">
                 <v:stroke endarrow="block" joinstyle="miter"/>
               </v:shape>
             </w:pict>
@@ -19888,7 +19344,7 @@
           </mc:Choice>
           <mc:Fallback>
             <w:pict>
-              <v:shape w14:anchorId="788739C3" id="Straight Arrow Connector 137" o:spid="_x0000_s1026" type="#_x0000_t32" style="position:absolute;margin-left:396.65pt;margin-top:9.1pt;width:3.6pt;height:89.5pt;z-index:251847680;visibility:visible;mso-wrap-style:square;mso-width-percent:0;mso-height-percent:0;mso-wrap-distance-left:9pt;mso-wrap-distance-top:0;mso-wrap-distance-right:9pt;mso-wrap-distance-bottom:0;mso-position-horizontal:absolute;mso-position-horizontal-relative:text;mso-position-vertical:absolute;mso-position-vertical-relative:text;mso-width-percent:0;mso-height-percent:0;mso-width-relative:margin;mso-height-relative:margin" o:gfxdata="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" strokecolor="#156082 [3204]" strokeweight=".5pt">
+              <v:shape w14:anchorId="62F4A696" id="Straight Arrow Connector 137" o:spid="_x0000_s1026" type="#_x0000_t32" style="position:absolute;margin-left:396.65pt;margin-top:9.1pt;width:3.6pt;height:89.5pt;z-index:251847680;visibility:visible;mso-wrap-style:square;mso-width-percent:0;mso-height-percent:0;mso-wrap-distance-left:9pt;mso-wrap-distance-top:0;mso-wrap-distance-right:9pt;mso-wrap-distance-bottom:0;mso-position-horizontal:absolute;mso-position-horizontal-relative:text;mso-position-vertical:absolute;mso-position-vertical-relative:text;mso-width-percent:0;mso-height-percent:0;mso-width-relative:margin;mso-height-relative:margin" o:gfxdata="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" strokecolor="#156082 [3204]" strokeweight=".5pt">
                 <v:stroke endarrow="block" joinstyle="miter"/>
               </v:shape>
             </w:pict>
@@ -20075,7 +19531,7 @@
           </mc:Choice>
           <mc:Fallback>
             <w:pict>
-              <v:shape w14:anchorId="636B3ACC" id="Straight Arrow Connector 145" o:spid="_x0000_s1026" type="#_x0000_t32" style="position:absolute;margin-left:166.75pt;margin-top:24.8pt;width:2.85pt;height:63.15pt;flip:x y;z-index:251855872;visibility:visible;mso-wrap-style:square;mso-wrap-distance-left:9pt;mso-wrap-distance-top:0;mso-wrap-distance-right:9pt;mso-wrap-distance-bottom:0;mso-position-horizontal:absolute;mso-position-horizontal-relative:text;mso-position-vertical:absolute;mso-position-vertical-relative:text" o:gfxdata="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" strokecolor="#156082 [3204]" strokeweight=".5pt">
+              <v:shape w14:anchorId="471A9412" id="Straight Arrow Connector 145" o:spid="_x0000_s1026" type="#_x0000_t32" style="position:absolute;margin-left:166.75pt;margin-top:24.8pt;width:2.85pt;height:63.15pt;flip:x y;z-index:251855872;visibility:visible;mso-wrap-style:square;mso-wrap-distance-left:9pt;mso-wrap-distance-top:0;mso-wrap-distance-right:9pt;mso-wrap-distance-bottom:0;mso-position-horizontal:absolute;mso-position-horizontal-relative:text;mso-position-vertical:absolute;mso-position-vertical-relative:text" o:gfxdata="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" strokecolor="#156082 [3204]" strokeweight=".5pt">
                 <v:stroke endarrow="block" joinstyle="miter"/>
               </v:shape>
             </w:pict>
@@ -20143,7 +19599,7 @@
           </mc:Choice>
           <mc:Fallback>
             <w:pict>
-              <v:shape w14:anchorId="5501F12F" id="Straight Arrow Connector 144" o:spid="_x0000_s1026" type="#_x0000_t32" style="position:absolute;margin-left:139.05pt;margin-top:24.8pt;width:0;height:63.1pt;z-index:251854848;visibility:visible;mso-wrap-style:square;mso-wrap-distance-left:9pt;mso-wrap-distance-top:0;mso-wrap-distance-right:9pt;mso-wrap-distance-bottom:0;mso-position-horizontal:absolute;mso-position-horizontal-relative:text;mso-position-vertical:absolute;mso-position-vertical-relative:text" o:gfxdata="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" strokecolor="#156082 [3204]" strokeweight=".5pt">
+              <v:shape w14:anchorId="569173E9" id="Straight Arrow Connector 144" o:spid="_x0000_s1026" type="#_x0000_t32" style="position:absolute;margin-left:139.05pt;margin-top:24.8pt;width:0;height:63.1pt;z-index:251854848;visibility:visible;mso-wrap-style:square;mso-wrap-distance-left:9pt;mso-wrap-distance-top:0;mso-wrap-distance-right:9pt;mso-wrap-distance-bottom:0;mso-position-horizontal:absolute;mso-position-horizontal-relative:text;mso-position-vertical:absolute;mso-position-vertical-relative:text" o:gfxdata="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" strokecolor="#156082 [3204]" strokeweight=".5pt">
                 <v:stroke endarrow="block" joinstyle="miter"/>
               </v:shape>
             </w:pict>
@@ -20477,7 +19933,7 @@
           </mc:Choice>
           <mc:Fallback>
             <w:pict>
-              <v:rect w14:anchorId="0CAF763E" id="Rectangle 101" o:spid="_x0000_s1026" style="position:absolute;margin-left:363.45pt;margin-top:38.65pt;width:16.15pt;height:7.9pt;z-index:251784192;visibility:visible;mso-wrap-style:square;mso-width-percent:0;mso-height-percent:0;mso-wrap-distance-left:9pt;mso-wrap-distance-top:0;mso-wrap-distance-right:9pt;mso-wrap-distance-bottom:0;mso-position-horizontal:absolute;mso-position-horizontal-relative:text;mso-position-vertical:absolute;mso-position-vertical-relative:text;mso-width-percent:0;mso-height-percent:0;mso-width-relative:margin;mso-height-relative:margin;v-text-anchor:middle" o:gfxdata="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